--- a/paper/Chinese_Rap_Evidence_Grounded_Manuscript.docx
+++ b/paper/Chinese_Rap_Evidence_Grounded_Manuscript.docx
@@ -11,7 +11,7 @@
         <w:rPr>
           <w:rFonts w:ascii="Times New Roman" w:hAnsi="Times New Roman" w:eastAsia="Times New Roman" w:cs="Times New Roman"/>
           <w:b/>
-          <w:color w:val="52657A"/>
+          <w:color w:val="000000"/>
           <w:sz w:val="18"/>
         </w:rPr>
         <w:t>RESEARCH ARTICLE</w:t>
@@ -26,7 +26,7 @@
         <w:rPr>
           <w:rFonts w:ascii="Times New Roman" w:hAnsi="Times New Roman" w:eastAsia="Times New Roman" w:cs="Times New Roman"/>
           <w:b/>
-          <w:color w:val="172536"/>
+          <w:color w:val="000000"/>
           <w:sz w:val="38"/>
         </w:rPr>
         <w:t>Language, Reference, and Written Rhyme: Evidence-Grounded Downstream Analysis of Chinese Rap Lyrics</w:t>
@@ -41,7 +41,7 @@
         <w:rPr>
           <w:rFonts w:ascii="Times New Roman" w:hAnsi="Times New Roman" w:eastAsia="Times New Roman" w:cs="Times New Roman"/>
           <w:b/>
-          <w:color w:val="172536"/>
+          <w:color w:val="000000"/>
           <w:sz w:val="22"/>
         </w:rPr>
         <w:t>[Author name(s)]</w:t>
@@ -56,7 +56,7 @@
         <w:rPr>
           <w:rFonts w:ascii="Times New Roman" w:hAnsi="Times New Roman" w:eastAsia="Times New Roman" w:cs="Times New Roman"/>
           <w:b w:val="0"/>
-          <w:color w:val="52657A"/>
+          <w:color w:val="000000"/>
           <w:sz w:val="22"/>
         </w:rPr>
         <w:t>[Affiliation(s)]</w:t>
@@ -71,7 +71,7 @@
         <w:rPr>
           <w:rFonts w:ascii="Times New Roman" w:hAnsi="Times New Roman" w:eastAsia="Times New Roman" w:cs="Times New Roman"/>
           <w:b w:val="0"/>
-          <w:color w:val="52657A"/>
+          <w:color w:val="000000"/>
           <w:sz w:val="22"/>
         </w:rPr>
         <w:t>[Corresponding author email]</w:t>
@@ -97,7 +97,7 @@
         <w:rPr>
           <w:rFonts w:ascii="Times New Roman" w:hAnsi="Times New Roman" w:eastAsia="Times New Roman" w:cs="Times New Roman"/>
           <w:b/>
-          <w:color w:val="172536"/>
+          <w:color w:val="000000"/>
           <w:sz w:val="24"/>
         </w:rPr>
         <w:t>Purpose:</w:t>
@@ -105,7 +105,7 @@
       <w:r>
         <w:rPr>
           <w:rFonts w:ascii="Times New Roman" w:hAnsi="Times New Roman" w:eastAsia="Times New Roman" w:cs="Times New Roman"/>
-          <w:color w:val="172536"/>
+          <w:color w:val="000000"/>
           <w:sz w:val="24"/>
         </w:rPr>
         <w:t xml:space="preserve"> This study asks how Chinese rap lyrics form recognizable repertoires through language, cultural reference, and dictionary-estimated written rhyme, and how multilingual embeddings become evidence.</w:t>
@@ -120,7 +120,7 @@
         <w:rPr>
           <w:rFonts w:ascii="Times New Roman" w:hAnsi="Times New Roman" w:eastAsia="Times New Roman" w:cs="Times New Roman"/>
           <w:b/>
-          <w:color w:val="172536"/>
+          <w:color w:val="000000"/>
           <w:sz w:val="24"/>
         </w:rPr>
         <w:t>Design/methodology/approach:</w:t>
@@ -128,10 +128,10 @@
       <w:r>
         <w:rPr>
           <w:rFonts w:ascii="Times New Roman" w:hAnsi="Times New Roman" w:eastAsia="Times New Roman" w:cs="Times New Roman"/>
-          <w:color w:val="172536"/>
+          <w:color w:val="000000"/>
           <w:sz w:val="24"/>
         </w:rPr>
-        <w:t xml:space="preserve"> Three downstream tasks are constructed from a frozen corpus: held-out-song source-label retrieval, provisional named-entity extraction with typed cultural networks, and song-held-out prediction of the next written-ending family. BGE-M3 is compared with character 2–5-gram TF–IDF and untuned fusion. Exact and near-duplicate text is grouped or excluded; uncertainty uses paired label/component or song-cluster bootstrap. NER associations add Jeffreys bounds and false-discovery-rate control; extraction accuracy awaits dual review.</w:t>
+        <w:t xml:space="preserve"> Three downstream tasks are constructed from a frozen corpus: held-out-song source-label retrieval, provisional named-entity recognition (NER) with typed cultural networks, and song-held-out prediction of the next written-ending family. BGE-M3 is compared with character 2–5-gram term frequency–inverse document frequency (TF–IDF) and untuned fusion. Exact and near-duplicate text is grouped or excluded; uncertainty uses paired label/component or song-cluster bootstrap. NER associations add Jeffreys bounds and false-discovery-rate control; extraction accuracy awaits dual review.</w:t>
       </w:r>
     </w:p>
     <w:p>
@@ -143,7 +143,7 @@
         <w:rPr>
           <w:rFonts w:ascii="Times New Roman" w:hAnsi="Times New Roman" w:eastAsia="Times New Roman" w:cs="Times New Roman"/>
           <w:b/>
-          <w:color w:val="172536"/>
+          <w:color w:val="000000"/>
           <w:sz w:val="24"/>
         </w:rPr>
         <w:t>Findings:</w:t>
@@ -151,10 +151,10 @@
       <w:r>
         <w:rPr>
           <w:rFonts w:ascii="Times New Roman" w:hAnsi="Times New Roman" w:eastAsia="Times New Roman" w:cs="Times New Roman"/>
-          <w:color w:val="172536"/>
+          <w:color w:val="000000"/>
           <w:sz w:val="24"/>
         </w:rPr>
-        <w:t xml:space="preserve"> Dense–lexical fusion achieves macro MRR 0.447 (95% CI 0.414–0.481), exceeding TF–IDF by 0.031 (0.021–0.042). Shared-text exclusion contracts the NER inventory from 33 to 22 provisional surfaces; six source-label/reference and four co-mention edges survive uncertainty and false-discovery-rate gates, but no precision, recall, or F1 is claimed. The written-ending context model reaches Top-3 0.695 (0.685–0.705), improving on Markov by 0.050 (0.044–0.055); source-label conditioning has no supported benefit.</w:t>
+        <w:t xml:space="preserve"> Dense–lexical fusion achieves macro mean reciprocal rank (MRR) 0.447 (95% confidence interval [CI] 0.414–0.481), exceeding TF–IDF by 0.031 (0.021–0.042). Shared-text exclusion contracts the NER inventory from 33 to 22 provisional surfaces; six source-label/reference and four co-mention edges survive uncertainty and false-discovery-rate gates, but no precision, recall, or F1 score (the harmonic mean of precision and recall) is claimed. The written-ending context model reaches Top-3 0.695 (0.685–0.705), improving on Markov by 0.050 (0.044–0.055); source-label conditioning has no supported benefit.</w:t>
       </w:r>
     </w:p>
     <w:p>
@@ -166,7 +166,7 @@
         <w:rPr>
           <w:rFonts w:ascii="Times New Roman" w:hAnsi="Times New Roman" w:eastAsia="Times New Roman" w:cs="Times New Roman"/>
           <w:b/>
-          <w:color w:val="172536"/>
+          <w:color w:val="000000"/>
           <w:sz w:val="24"/>
         </w:rPr>
         <w:t>Originality:</w:t>
@@ -174,7 +174,7 @@
       <w:r>
         <w:rPr>
           <w:rFonts w:ascii="Times New Roman" w:hAnsi="Times New Roman" w:eastAsia="Times New Roman" w:cs="Times New Roman"/>
-          <w:color w:val="172536"/>
+          <w:color w:val="000000"/>
           <w:sz w:val="24"/>
         </w:rPr>
         <w:t xml:space="preserve"> The study makes post-representation task design, leakage control, typed explanation, uncertainty, and abstention the analytical contribution.</w:t>
@@ -189,7 +189,7 @@
         <w:rPr>
           <w:rFonts w:ascii="Times New Roman" w:hAnsi="Times New Roman" w:eastAsia="Times New Roman" w:cs="Times New Roman"/>
           <w:b/>
-          <w:color w:val="172536"/>
+          <w:color w:val="000000"/>
           <w:sz w:val="24"/>
         </w:rPr>
         <w:t>Contribution to the field of Digital Humanities:</w:t>
@@ -197,7 +197,7 @@
       <w:r>
         <w:rPr>
           <w:rFonts w:ascii="Times New Roman" w:hAnsi="Times New Roman" w:eastAsia="Times New Roman" w:cs="Times New Roman"/>
-          <w:color w:val="172536"/>
+          <w:color w:val="000000"/>
           <w:sz w:val="24"/>
         </w:rPr>
         <w:t xml:space="preserve"> It supplies a reproducible framework for culturally situated lyric representations without publishing copyrighted lyrics or mistaking textual association for biography or social relation.</w:t>
@@ -211,7 +211,7 @@
       <w:r>
         <w:rPr>
           <w:rFonts w:ascii="Times New Roman" w:hAnsi="Times New Roman" w:eastAsia="Times New Roman" w:cs="Times New Roman"/>
-          <w:color w:val="172536"/>
+          <w:color w:val="000000"/>
           <w:sz w:val="24"/>
         </w:rPr>
         <w:t>Keywords: Chinese rap; digital humanities; lyrics; information retrieval; BGE-M3; named entity recognition; cultural networks; written rhyme; uncertainty; abstention</w:t>
@@ -222,7 +222,7 @@
         <w:pStyle w:val="Heading1"/>
       </w:pPr>
       <w:r>
-        <w:t>1. Introduction</w:t>
+        <w:t>1. Introduction</w:t>
       </w:r>
     </w:p>
     <w:p>
@@ -233,7 +233,7 @@
       <w:r>
         <w:rPr>
           <w:rFonts w:ascii="Times New Roman" w:hAnsi="Times New Roman" w:eastAsia="Times New Roman" w:cs="Times New Roman"/>
-          <w:color w:val="172536"/>
+          <w:color w:val="000000"/>
           <w:sz w:val="24"/>
         </w:rPr>
         <w:t>A text embedding is an intermediate representation, not a cultural finding. It becomes useful evidence only after researchers specify what the vector must do, define the unit on which it will be tested, compare it with simpler alternatives, control leakage, quantify uncertainty, and explain when the system should abstain. These requirements are easy to obscure in an interactive map: a screen can place two performers close together even when the underlying proximity is unstable, caused by repeated text, or semantically opaque. The visualization then appears to answer a question that the method never posed.</w:t>
@@ -248,16 +248,16 @@
       <w:r>
         <w:rPr>
           <w:rFonts w:ascii="Times New Roman" w:hAnsi="Times New Roman" w:eastAsia="Times New Roman" w:cs="Times New Roman"/>
-          <w:color w:val="172536"/>
+          <w:color w:val="000000"/>
           <w:sz w:val="24"/>
         </w:rPr>
-        <w:t xml:space="preserve">Chinese rap makes this problem unusually visible. Its lyrics combine Mandarin with English and other linguistic material, names and cultural references, repeated hooks, non-standard spellings, line-final phonetic patterning, and metadata that may conflate individuals, groups, aliases, and collaborations. No single representation can safely turn these heterogeneous signals into a claim about “style”. Work on authorship representation shows that topic and proper nouns can contribute strongly to apparently stylistic discrimination (Sundararajan and Woodard, 2018; Wang </w:t>
+        <w:t xml:space="preserve">Chinese rap makes this problem unusually visible. Its lyrics combine Mandarin with English and other linguistic material, names and cultural references, repeated hooks, non-standard spellings, line-final phonetic patterning, and metadata that may conflate individuals, groups, aliases, and collaborations. No single representation can safely turn these heterogeneous signals into a claim about “style”. Work on authorship representation shows that topic and proper nouns can contribute strongly to apparently stylistic discrimination (Sundararajan and Woodard 2018; Wang </w:t>
       </w:r>
       <w:r>
         <w:rPr>
           <w:rFonts w:ascii="Times New Roman" w:hAnsi="Times New Roman" w:eastAsia="Times New Roman" w:cs="Times New Roman"/>
           <w:i/>
-          <w:color w:val="172536"/>
+          <w:color w:val="000000"/>
           <w:sz w:val="24"/>
         </w:rPr>
         <w:t>et al.</w:t>
@@ -265,10 +265,10 @@
       <w:r>
         <w:rPr>
           <w:rFonts w:ascii="Times New Roman" w:hAnsi="Times New Roman" w:eastAsia="Times New Roman" w:cs="Times New Roman"/>
-          <w:color w:val="172536"/>
+          <w:color w:val="000000"/>
           <w:sz w:val="24"/>
         </w:rPr>
-        <w:t>, 2023). A source-label match may therefore reflect subject matter, named worlds, repeated expressions, writing form, or combinations of these—not a pure and stable personal essence.</w:t>
+        <w:t xml:space="preserve"> 2023). A source-label match may therefore reflect subject matter, named worlds, repeated expressions, writing form, or combinations of these—not a pure and stable personal essence.</w:t>
       </w:r>
     </w:p>
     <w:p>
@@ -280,7 +280,7 @@
       <w:r>
         <w:rPr>
           <w:rFonts w:ascii="Times New Roman" w:hAnsi="Times New Roman" w:eastAsia="Times New Roman" w:cs="Times New Roman"/>
-          <w:color w:val="172536"/>
+          <w:color w:val="000000"/>
           <w:sz w:val="24"/>
         </w:rPr>
         <w:t xml:space="preserve">We address this problem by organizing one corpus around a clear research theme: </w:t>
@@ -289,7 +289,7 @@
         <w:rPr>
           <w:rFonts w:ascii="Times New Roman" w:hAnsi="Times New Roman" w:eastAsia="Times New Roman" w:cs="Times New Roman"/>
           <w:b/>
-          <w:color w:val="172536"/>
+          <w:color w:val="000000"/>
           <w:sz w:val="24"/>
         </w:rPr>
         <w:t>how do Chinese rap lyrics form recognizable lyrical identities through language, cultural reference, and dictionary-estimated written rhyme?</w:t>
@@ -297,7 +297,7 @@
       <w:r>
         <w:rPr>
           <w:rFonts w:ascii="Times New Roman" w:hAnsi="Times New Roman" w:eastAsia="Times New Roman" w:cs="Times New Roman"/>
-          <w:color w:val="172536"/>
+          <w:color w:val="000000"/>
           <w:sz w:val="24"/>
         </w:rPr>
         <w:t xml:space="preserve"> “Identity” here means an aggregate, corpus-relative profile attached to a source-credit label. It does not mean a verified person, biography, hometown, belief, affiliation, influence, friendship, or collaboration. We use </w:t>
@@ -306,7 +306,7 @@
         <w:rPr>
           <w:rFonts w:ascii="Times New Roman" w:hAnsi="Times New Roman" w:eastAsia="Times New Roman" w:cs="Times New Roman"/>
           <w:i/>
-          <w:color w:val="172536"/>
+          <w:color w:val="000000"/>
           <w:sz w:val="24"/>
         </w:rPr>
         <w:t>lyrical repertoire</w:t>
@@ -314,7 +314,7 @@
       <w:r>
         <w:rPr>
           <w:rFonts w:ascii="Times New Roman" w:hAnsi="Times New Roman" w:eastAsia="Times New Roman" w:cs="Times New Roman"/>
-          <w:color w:val="172536"/>
+          <w:color w:val="000000"/>
           <w:sz w:val="24"/>
         </w:rPr>
         <w:t xml:space="preserve"> for this bounded object.</w:t>
@@ -329,10 +329,10 @@
       <w:r>
         <w:rPr>
           <w:rFonts w:ascii="Times New Roman" w:hAnsi="Times New Roman" w:eastAsia="Times New Roman" w:cs="Times New Roman"/>
-          <w:color w:val="172536"/>
+          <w:color w:val="000000"/>
           <w:sz w:val="24"/>
         </w:rPr>
-        <w:t>The article makes three linked contributions. First, strict fixed-corpus retrieval compares frozen BGE-M3, character 2–5-gram TF–IDF, and untuned fusion after removing each query song and detected duplicates from candidate profiles. Second, a Chinese-rap entity schema, two candidate baselines, an 800-occurrence dual-review package, and a provisional cultural-reference network make every edge textual and typed; incomplete human review precludes precision, recall, or F1. Third, a 17-class model predicts strictly adjacent dictionary-estimated written endings, separates continuation from switching, tests the value of source-label input, and supports validation-defined abstention.</w:t>
+        <w:t>The article makes three linked contributions. First, strict fixed-corpus retrieval compares frozen BGE-M3, character 2–5-gram term frequency–inverse document frequency (TF–IDF), and untuned fusion after removing each query song and detected duplicates from candidate profiles. Second, a Chinese-rap named-entity recognition (NER) schema, two candidate baselines, an 800-occurrence dual-review package, and a provisional cultural-reference network make every edge textual and typed; incomplete human review precludes precision, recall, or an F1 score (the harmonic mean of precision and recall). Third, a 17-class model predicts strictly adjacent dictionary-estimated written endings, separates continuation from switching, tests the value of source-label input, and supports validation-defined abstention.</w:t>
       </w:r>
     </w:p>
     <w:p>
@@ -344,7 +344,7 @@
       <w:r>
         <w:rPr>
           <w:rFonts w:ascii="Times New Roman" w:hAnsi="Times New Roman" w:eastAsia="Times New Roman" w:cs="Times New Roman"/>
-          <w:color w:val="172536"/>
+          <w:color w:val="000000"/>
           <w:sz w:val="24"/>
         </w:rPr>
         <w:t>These tasks capture complementary dimensions. Retrieval asks what a held-out song resembles in the corpus. NER asks which named cultural worlds are referenced and how those references aggregate. Written-ending prediction asks how line-final form changes across a sequence. The companion results interface exposes these outputs as three actions—exploring a repertoire, a cultural reference, or a possible next written-ending class—but the interface does not substitute for the paper's methods or evidence.</w:t>
@@ -359,7 +359,7 @@
       <w:r>
         <w:rPr>
           <w:rFonts w:ascii="Times New Roman" w:hAnsi="Times New Roman" w:eastAsia="Times New Roman" w:cs="Times New Roman"/>
-          <w:color w:val="172536"/>
+          <w:color w:val="000000"/>
           <w:sz w:val="24"/>
         </w:rPr>
         <w:t>The research questions are:</w:t>
@@ -375,7 +375,7 @@
         <w:rPr>
           <w:rFonts w:ascii="Times New Roman" w:hAnsi="Times New Roman" w:eastAsia="Times New Roman" w:cs="Times New Roman"/>
           <w:b/>
-          <w:color w:val="172536"/>
+          <w:color w:val="000000"/>
           <w:sz w:val="24"/>
         </w:rPr>
         <w:t>RQ1.</w:t>
@@ -383,7 +383,7 @@
       <w:r>
         <w:rPr>
           <w:rFonts w:ascii="Times New Roman" w:hAnsi="Times New Roman" w:eastAsia="Times New Roman" w:cs="Times New Roman"/>
-          <w:color w:val="172536"/>
+          <w:color w:val="000000"/>
           <w:sz w:val="24"/>
         </w:rPr>
         <w:t xml:space="preserve"> Which representation best retrieves held-out source-label lyrical-repertoire evidence, and does dense–lexical fusion improve over either component under strict duplicate controls?</w:t>
@@ -399,7 +399,7 @@
         <w:rPr>
           <w:rFonts w:ascii="Times New Roman" w:hAnsi="Times New Roman" w:eastAsia="Times New Roman" w:cs="Times New Roman"/>
           <w:b/>
-          <w:color w:val="172536"/>
+          <w:color w:val="000000"/>
           <w:sz w:val="24"/>
         </w:rPr>
         <w:t>RQ2.</w:t>
@@ -407,7 +407,7 @@
       <w:r>
         <w:rPr>
           <w:rFonts w:ascii="Times New Roman" w:hAnsi="Times New Roman" w:eastAsia="Times New Roman" w:cs="Times New Roman"/>
-          <w:color w:val="172536"/>
+          <w:color w:val="000000"/>
           <w:sz w:val="24"/>
         </w:rPr>
         <w:t xml:space="preserve"> Which cultural references can presently be released without conflating automated agreement with human validity, and what annotation work is required before model-performance or network-centrality claims are justified?</w:t>
@@ -423,7 +423,7 @@
         <w:rPr>
           <w:rFonts w:ascii="Times New Roman" w:hAnsi="Times New Roman" w:eastAsia="Times New Roman" w:cs="Times New Roman"/>
           <w:b/>
-          <w:color w:val="172536"/>
+          <w:color w:val="000000"/>
           <w:sz w:val="24"/>
         </w:rPr>
         <w:t>RQ3.</w:t>
@@ -431,7 +431,7 @@
       <w:r>
         <w:rPr>
           <w:rFonts w:ascii="Times New Roman" w:hAnsi="Times New Roman" w:eastAsia="Times New Roman" w:cs="Times New Roman"/>
-          <w:color w:val="172536"/>
+          <w:color w:val="000000"/>
           <w:sz w:val="24"/>
         </w:rPr>
         <w:t xml:space="preserve"> How predictable is the next dictionary-estimated written-ending family, what sequential context improves on global-frequency and first-order-transition baselines, does source-label conditioning add predictive value, and how does abstention change reliability?</w:t>
@@ -447,7 +447,7 @@
         <w:rPr>
           <w:rFonts w:ascii="Times New Roman" w:hAnsi="Times New Roman" w:eastAsia="Times New Roman" w:cs="Times New Roman"/>
           <w:b/>
-          <w:color w:val="172536"/>
+          <w:color w:val="000000"/>
           <w:sz w:val="24"/>
         </w:rPr>
         <w:t>RQ4.</w:t>
@@ -455,7 +455,7 @@
       <w:r>
         <w:rPr>
           <w:rFonts w:ascii="Times New Roman" w:hAnsi="Times New Roman" w:eastAsia="Times New Roman" w:cs="Times New Roman"/>
-          <w:color w:val="172536"/>
+          <w:color w:val="000000"/>
           <w:sz w:val="24"/>
         </w:rPr>
         <w:t xml:space="preserve"> As a methodological design synthesis, how can meaning, reference, and written form be joined into evidence-graded source-label profiles without turning textual association into claims about real-world persons or relationships?</w:t>
@@ -470,7 +470,7 @@
       <w:r>
         <w:rPr>
           <w:rFonts w:ascii="Times New Roman" w:hAnsi="Times New Roman" w:eastAsia="Times New Roman" w:cs="Times New Roman"/>
-          <w:color w:val="172536"/>
+          <w:color w:val="000000"/>
           <w:sz w:val="24"/>
         </w:rPr>
         <w:t xml:space="preserve">The central argument is methodological: </w:t>
@@ -479,7 +479,7 @@
         <w:rPr>
           <w:rFonts w:ascii="Times New Roman" w:hAnsi="Times New Roman" w:eastAsia="Times New Roman" w:cs="Times New Roman"/>
           <w:b/>
-          <w:color w:val="172536"/>
+          <w:color w:val="000000"/>
           <w:sz w:val="24"/>
         </w:rPr>
         <w:t>representation → downstream task → leakage control → evaluation → explanation → abstention</w:t>
@@ -487,7 +487,7 @@
       <w:r>
         <w:rPr>
           <w:rFonts w:ascii="Times New Roman" w:hAnsi="Times New Roman" w:eastAsia="Times New Roman" w:cs="Times New Roman"/>
-          <w:color w:val="172536"/>
+          <w:color w:val="000000"/>
           <w:sz w:val="24"/>
         </w:rPr>
         <w:t>. The value of BGE-M3 in this project is determined by what happens after embedding, not by the existence of the vectors or the model's published benchmarks.</w:t>
@@ -498,7 +498,7 @@
         <w:pStyle w:val="Heading1"/>
       </w:pPr>
       <w:r>
-        <w:t>2. Related Work and Analytical Position</w:t>
+        <w:t>2. Related Work and Analytical Position</w:t>
       </w:r>
     </w:p>
     <w:p>
@@ -506,7 +506,7 @@
         <w:pStyle w:val="Heading2"/>
       </w:pPr>
       <w:r>
-        <w:t>2.1 Chinese rap as situated repertoire</w:t>
+        <w:t>2.1 Chinese Rap as Situated Repertoire</w:t>
       </w:r>
     </w:p>
     <w:p>
@@ -517,16 +517,16 @@
       <w:r>
         <w:rPr>
           <w:rFonts w:ascii="Times New Roman" w:hAnsi="Times New Roman" w:eastAsia="Times New Roman" w:cs="Times New Roman"/>
-          <w:color w:val="172536"/>
+          <w:color w:val="000000"/>
           <w:sz w:val="24"/>
         </w:rPr>
-        <w:t xml:space="preserve">Chinese rap is not simply an English-language genre transferred into Chinese text. Ethnographic and lyric-centered studies show performers reworking global hip-hop resources through regional language, Putonghua, English, slang, local knowledge, and place to construct locally meaningful positions (Barrett, 2012; Wang, 2013; Liu, 2014). Work on Higher Brothers further separates written multilingual material from the vocal intelligibility and production through which local, national, and global identities are negotiated (Liu, 2021). These studies motivate </w:t>
+        <w:t xml:space="preserve">Chinese rap is not simply an English-language genre transferred into Chinese text. Ethnographic and lyric-centered studies show performers reworking global hip-hop resources through regional language, Putonghua, English, slang, local knowledge, and place to construct locally meaningful positions (Barrett 2012; Wang 2013; Liu 2014). Work on Higher Brothers further separates written multilingual material from the vocal intelligibility and production through which local, national, and global identities are negotiated (Liu 2021). These studies motivate </w:t>
       </w:r>
       <w:r>
         <w:rPr>
           <w:rFonts w:ascii="Times New Roman" w:hAnsi="Times New Roman" w:eastAsia="Times New Roman" w:cs="Times New Roman"/>
           <w:i/>
-          <w:color w:val="172536"/>
+          <w:color w:val="000000"/>
           <w:sz w:val="24"/>
         </w:rPr>
         <w:t>lyrical repertoire</w:t>
@@ -534,7 +534,7 @@
       <w:r>
         <w:rPr>
           <w:rFonts w:ascii="Times New Roman" w:hAnsi="Times New Roman" w:eastAsia="Times New Roman" w:cs="Times New Roman"/>
-          <w:color w:val="172536"/>
+          <w:color w:val="000000"/>
           <w:sz w:val="24"/>
         </w:rPr>
         <w:t xml:space="preserve"> as a situated bundle of recurring corpus evidence, while ruling out authenticity scores or a fixed real-world identity inferred from text alone.</w:t>
@@ -549,10 +549,10 @@
       <w:r>
         <w:rPr>
           <w:rFonts w:ascii="Times New Roman" w:hAnsi="Times New Roman" w:eastAsia="Times New Roman" w:cs="Times New Roman"/>
-          <w:color w:val="172536"/>
+          <w:color w:val="000000"/>
           <w:sz w:val="24"/>
         </w:rPr>
-        <w:t>Named places and objects can also participate in stylized persona construction, but only together with stance and performance context (Baioud, 2024). A corpus-level place association is therefore culturally relevant without being biographical: it can show that retained lyrics invoke a place more than expected, not that a credited source lives there, belongs there, or has a social relationship with another source.</w:t>
+        <w:t>Named places and objects can also participate in stylized persona construction, but only together with stance and performance context (Baioud 2024). A corpus-level place association is therefore culturally relevant without being biographical: it can show that retained lyrics invoke a place more than expected, not that a credited source lives there, belongs there, or has a social relationship with another source.</w:t>
       </w:r>
     </w:p>
     <w:p>
@@ -560,7 +560,7 @@
         <w:pStyle w:val="Heading2"/>
       </w:pPr>
       <w:r>
-        <w:t>2.2 Representation is not style</w:t>
+        <w:t>2.2 Representation Is Not Style</w:t>
       </w:r>
     </w:p>
     <w:p>
@@ -571,7 +571,7 @@
       <w:r>
         <w:rPr>
           <w:rFonts w:ascii="Times New Roman" w:hAnsi="Times New Roman" w:eastAsia="Times New Roman" w:cs="Times New Roman"/>
-          <w:color w:val="172536"/>
+          <w:color w:val="000000"/>
           <w:sz w:val="24"/>
         </w:rPr>
         <w:t xml:space="preserve">BGE-M3 was designed for multilingual, multi-function, and multi-granularity retrieval and supports a dense representation suitable for mixed-language passages (Chen </w:t>
@@ -580,7 +580,7 @@
         <w:rPr>
           <w:rFonts w:ascii="Times New Roman" w:hAnsi="Times New Roman" w:eastAsia="Times New Roman" w:cs="Times New Roman"/>
           <w:i/>
-          <w:color w:val="172536"/>
+          <w:color w:val="000000"/>
           <w:sz w:val="24"/>
         </w:rPr>
         <w:t>et al.</w:t>
@@ -588,10 +588,10 @@
       <w:r>
         <w:rPr>
           <w:rFonts w:ascii="Times New Roman" w:hAnsi="Times New Roman" w:eastAsia="Times New Roman" w:cs="Times New Roman"/>
-          <w:color w:val="172536"/>
+          <w:color w:val="000000"/>
           <w:sz w:val="24"/>
         </w:rPr>
-        <w:t>, 2024). Those properties make it a plausible starting point for Chinese lyrics containing Chinese and English material of variable length. They do not validate it on Chinese rap. A model trained for broad retrieval may encode topical, lexical, and named-entity signals that are useful for finding related text while remaining unsuitable for claims about individual artistic style.</w:t>
+        <w:t xml:space="preserve"> 2024). Those properties make it a plausible starting point for Chinese lyrics containing Chinese and English material of variable length. They do not validate it on Chinese rap. A model trained for broad retrieval may encode topical, lexical, and named-entity signals that are useful for finding related text while remaining unsuitable for claims about individual artistic style.</w:t>
       </w:r>
     </w:p>
     <w:p>
@@ -603,7 +603,7 @@
       <w:r>
         <w:rPr>
           <w:rFonts w:ascii="Times New Roman" w:hAnsi="Times New Roman" w:eastAsia="Times New Roman" w:cs="Times New Roman"/>
-          <w:color w:val="172536"/>
+          <w:color w:val="000000"/>
           <w:sz w:val="24"/>
         </w:rPr>
         <w:t xml:space="preserve">That distinction follows research on authorship representation. Sundararajan and Woodard (2018) demonstrate the influence of common and proper nouns in attribution and use masking to expose topic interference. Wang </w:t>
@@ -612,7 +612,7 @@
         <w:rPr>
           <w:rFonts w:ascii="Times New Roman" w:hAnsi="Times New Roman" w:eastAsia="Times New Roman" w:cs="Times New Roman"/>
           <w:i/>
-          <w:color w:val="172536"/>
+          <w:color w:val="000000"/>
           <w:sz w:val="24"/>
         </w:rPr>
         <w:t>et al.</w:t>
@@ -620,7 +620,7 @@
       <w:r>
         <w:rPr>
           <w:rFonts w:ascii="Times New Roman" w:hAnsi="Times New Roman" w:eastAsia="Times New Roman" w:cs="Times New Roman"/>
-          <w:color w:val="172536"/>
+          <w:color w:val="000000"/>
           <w:sz w:val="24"/>
         </w:rPr>
         <w:t xml:space="preserve"> (2023) similarly argue that success on authorship prediction does not establish disentanglement of style from content. We therefore evaluate a </w:t>
@@ -629,7 +629,7 @@
         <w:rPr>
           <w:rFonts w:ascii="Times New Roman" w:hAnsi="Times New Roman" w:eastAsia="Times New Roman" w:cs="Times New Roman"/>
           <w:i/>
-          <w:color w:val="172536"/>
+          <w:color w:val="000000"/>
           <w:sz w:val="24"/>
         </w:rPr>
         <w:t>lyrical-repertoire retrieval</w:t>
@@ -637,7 +637,7 @@
       <w:r>
         <w:rPr>
           <w:rFonts w:ascii="Times New Roman" w:hAnsi="Times New Roman" w:eastAsia="Times New Roman" w:cs="Times New Roman"/>
-          <w:color w:val="172536"/>
+          <w:color w:val="000000"/>
           <w:sz w:val="24"/>
         </w:rPr>
         <w:t xml:space="preserve"> task rather than “rapper identification”, compare dense representation with a strong surface-form baseline, and interpret fusion as complementarity rather than proof that either channel isolates style.</w:t>
@@ -648,7 +648,7 @@
         <w:pStyle w:val="Heading2"/>
       </w:pPr>
       <w:r>
-        <w:t>2.3 Named entities and cultural networks in new domains</w:t>
+        <w:t>2.3 Named Entities and Cultural Networks in New Domains</w:t>
       </w:r>
     </w:p>
     <w:p>
@@ -659,16 +659,16 @@
       <w:r>
         <w:rPr>
           <w:rFonts w:ascii="Times New Roman" w:hAnsi="Times New Roman" w:eastAsia="Times New Roman" w:cs="Times New Roman"/>
-          <w:color w:val="172536"/>
+          <w:color w:val="000000"/>
           <w:sz w:val="24"/>
         </w:rPr>
-        <w:t xml:space="preserve">Chinese NER is sensitive to domain, script, tokenization, and annotation conventions. Work on Chinese social-media NER shows why models built for edited text should not be assumed to transfer to informal language (Peng and Dredze, 2015). Lexicon-enhanced architectures such as FLAT demonstrate that character and word information can be combined effectively (Li </w:t>
+        <w:t xml:space="preserve">Chinese NER is sensitive to domain, script, tokenization, and annotation conventions. Work on Chinese social-media NER shows why models built for edited text should not be assumed to transfer to informal language (Peng and Dredze 2015). Lexicon-enhanced architectures such as FLAT demonstrate that character and word information can be combined effectively (Li </w:t>
       </w:r>
       <w:r>
         <w:rPr>
           <w:rFonts w:ascii="Times New Roman" w:hAnsi="Times New Roman" w:eastAsia="Times New Roman" w:cs="Times New Roman"/>
           <w:i/>
-          <w:color w:val="172536"/>
+          <w:color w:val="000000"/>
           <w:sz w:val="24"/>
         </w:rPr>
         <w:t>et al.</w:t>
@@ -676,16 +676,16 @@
       <w:r>
         <w:rPr>
           <w:rFonts w:ascii="Times New Roman" w:hAnsi="Times New Roman" w:eastAsia="Times New Roman" w:cs="Times New Roman"/>
-          <w:color w:val="172536"/>
+          <w:color w:val="000000"/>
           <w:sz w:val="24"/>
         </w:rPr>
-        <w:t xml:space="preserve">, 2020), while distantly supervised NER research shows that dictionary matches are incomplete and noisy rather than ready-made gold annotations (Yang </w:t>
+        <w:t xml:space="preserve"> 2020), while distantly supervised NER research shows that dictionary matches are incomplete and noisy rather than ready-made gold annotations (Yang </w:t>
       </w:r>
       <w:r>
         <w:rPr>
           <w:rFonts w:ascii="Times New Roman" w:hAnsi="Times New Roman" w:eastAsia="Times New Roman" w:cs="Times New Roman"/>
           <w:i/>
-          <w:color w:val="172536"/>
+          <w:color w:val="000000"/>
           <w:sz w:val="24"/>
         </w:rPr>
         <w:t>et al.</w:t>
@@ -693,16 +693,16 @@
       <w:r>
         <w:rPr>
           <w:rFonts w:ascii="Times New Roman" w:hAnsi="Times New Roman" w:eastAsia="Times New Roman" w:cs="Times New Roman"/>
-          <w:color w:val="172536"/>
+          <w:color w:val="000000"/>
           <w:sz w:val="24"/>
         </w:rPr>
-        <w:t xml:space="preserve">, 2018). Domain-matched corpora also require explicit annotation-quality reporting (Jiang </w:t>
+        <w:t xml:space="preserve"> 2018). Domain-matched corpora also require explicit annotation-quality reporting (Jiang </w:t>
       </w:r>
       <w:r>
         <w:rPr>
           <w:rFonts w:ascii="Times New Roman" w:hAnsi="Times New Roman" w:eastAsia="Times New Roman" w:cs="Times New Roman"/>
           <w:i/>
-          <w:color w:val="172536"/>
+          <w:color w:val="000000"/>
           <w:sz w:val="24"/>
         </w:rPr>
         <w:t>et al.</w:t>
@@ -710,10 +710,10 @@
       <w:r>
         <w:rPr>
           <w:rFonts w:ascii="Times New Roman" w:hAnsi="Times New Roman" w:eastAsia="Times New Roman" w:cs="Times New Roman"/>
-          <w:color w:val="172536"/>
+          <w:color w:val="000000"/>
           <w:sz w:val="24"/>
         </w:rPr>
-        <w:t>, 2022).</w:t>
+        <w:t xml:space="preserve"> 2022).</w:t>
       </w:r>
     </w:p>
     <w:p>
@@ -725,7 +725,7 @@
       <w:r>
         <w:rPr>
           <w:rFonts w:ascii="Times New Roman" w:hAnsi="Times New Roman" w:eastAsia="Times New Roman" w:cs="Times New Roman"/>
-          <w:color w:val="172536"/>
+          <w:color w:val="000000"/>
           <w:sz w:val="24"/>
         </w:rPr>
         <w:t xml:space="preserve">NER errors determine which actors and places become visible; unequal error can therefore distort cultural knowledge (Lassen </w:t>
@@ -734,7 +734,7 @@
         <w:rPr>
           <w:rFonts w:ascii="Times New Roman" w:hAnsi="Times New Roman" w:eastAsia="Times New Roman" w:cs="Times New Roman"/>
           <w:i/>
-          <w:color w:val="172536"/>
+          <w:color w:val="000000"/>
           <w:sz w:val="24"/>
         </w:rPr>
         <w:t>et al.</w:t>
@@ -742,16 +742,16 @@
       <w:r>
         <w:rPr>
           <w:rFonts w:ascii="Times New Roman" w:hAnsi="Times New Roman" w:eastAsia="Times New Roman" w:cs="Times New Roman"/>
-          <w:color w:val="172536"/>
+          <w:color w:val="000000"/>
           <w:sz w:val="24"/>
         </w:rPr>
-        <w:t xml:space="preserve">, 2024). Literary-network work shows that nodes, windows, and relations must follow the research question (Blessing </w:t>
+        <w:t xml:space="preserve"> 2024). Literary-network work shows that nodes, windows, and relations must follow the research question (Blessing </w:t>
       </w:r>
       <w:r>
         <w:rPr>
           <w:rFonts w:ascii="Times New Roman" w:hAnsi="Times New Roman" w:eastAsia="Times New Roman" w:cs="Times New Roman"/>
           <w:i/>
-          <w:color w:val="172536"/>
+          <w:color w:val="000000"/>
           <w:sz w:val="24"/>
         </w:rPr>
         <w:t>et al.</w:t>
@@ -759,16 +759,16 @@
       <w:r>
         <w:rPr>
           <w:rFonts w:ascii="Times New Roman" w:hAnsi="Times New Roman" w:eastAsia="Times New Roman" w:cs="Times New Roman"/>
-          <w:color w:val="172536"/>
+          <w:color w:val="000000"/>
           <w:sz w:val="24"/>
         </w:rPr>
-        <w:t xml:space="preserve">, 2017), and that co-occurrence and embedding similarity are distinct evidence layers (Rafaeli </w:t>
+        <w:t xml:space="preserve"> 2017), and that co-occurrence and embedding similarity are distinct evidence layers (Rafaeli </w:t>
       </w:r>
       <w:r>
         <w:rPr>
           <w:rFonts w:ascii="Times New Roman" w:hAnsi="Times New Roman" w:eastAsia="Times New Roman" w:cs="Times New Roman"/>
           <w:i/>
-          <w:color w:val="172536"/>
+          <w:color w:val="000000"/>
           <w:sz w:val="24"/>
         </w:rPr>
         <w:t>et al.</w:t>
@@ -776,10 +776,10 @@
       <w:r>
         <w:rPr>
           <w:rFonts w:ascii="Times New Roman" w:hAnsi="Times New Roman" w:eastAsia="Times New Roman" w:cs="Times New Roman"/>
-          <w:color w:val="172536"/>
+          <w:color w:val="000000"/>
           <w:sz w:val="24"/>
         </w:rPr>
-        <w:t>, 2026). In Chinese rap, language and place can localize a repertoire (Liu, 2014), while named references gain meaning through stylization and performance (Baioud, 2024). We therefore keep source-label/reference and same-song co-mention edges separate, preserve provenance and status, and call neither social nor biographical.</w:t>
+        <w:t xml:space="preserve"> 2026). In Chinese rap, language and place can localize a repertoire (Liu 2014), while named references gain meaning through stylization and performance (Baioud 2024). We therefore keep source-label/reference and same-song co-mention edges separate, preserve provenance and status, and call neither social nor biographical.</w:t>
       </w:r>
     </w:p>
     <w:p>
@@ -787,7 +787,7 @@
         <w:pStyle w:val="Heading2"/>
       </w:pPr>
       <w:r>
-        <w:t>2.4 Rhyme as text-derived and performance-sensitive evidence</w:t>
+        <w:t>2.4 Rhyme as Text-Derived and Performance-Sensitive Evidence</w:t>
       </w:r>
     </w:p>
     <w:p>
@@ -798,16 +798,16 @@
       <w:r>
         <w:rPr>
           <w:rFonts w:ascii="Times New Roman" w:hAnsi="Times New Roman" w:eastAsia="Times New Roman" w:cs="Times New Roman"/>
-          <w:color w:val="172536"/>
+          <w:color w:val="000000"/>
           <w:sz w:val="24"/>
         </w:rPr>
-        <w:t xml:space="preserve">Computational rhyme research has modeled phonetic similarity, imperfect rhyme, internal rhyme, and artist-level rhyme profiles (Hirjee and Brown, 2009). Chinese lyric-generation systems likewise make rhyme representations explicit: DeepRapper models rhyme alongside beat symbols (Xue </w:t>
+        <w:t xml:space="preserve">Computational rhyme research has modeled phonetic similarity, imperfect rhyme, internal rhyme, and artist-level rhyme profiles (Hirjee and Brown 2009). Chinese lyric-generation systems likewise make rhyme representations explicit: DeepRapper models rhyme alongside beat symbols (Xue </w:t>
       </w:r>
       <w:r>
         <w:rPr>
           <w:rFonts w:ascii="Times New Roman" w:hAnsi="Times New Roman" w:eastAsia="Times New Roman" w:cs="Times New Roman"/>
           <w:i/>
-          <w:color w:val="172536"/>
+          <w:color w:val="000000"/>
           <w:sz w:val="24"/>
         </w:rPr>
         <w:t>et al.</w:t>
@@ -815,16 +815,16 @@
       <w:r>
         <w:rPr>
           <w:rFonts w:ascii="Times New Roman" w:hAnsi="Times New Roman" w:eastAsia="Times New Roman" w:cs="Times New Roman"/>
-          <w:color w:val="172536"/>
+          <w:color w:val="000000"/>
           <w:sz w:val="24"/>
         </w:rPr>
-        <w:t xml:space="preserve">, 2021), while SongRewriter uses vowel modeling and decoding constraints (Sun </w:t>
+        <w:t xml:space="preserve"> 2021), while SongRewriter uses vowel modeling and decoding constraints (Sun </w:t>
       </w:r>
       <w:r>
         <w:rPr>
           <w:rFonts w:ascii="Times New Roman" w:hAnsi="Times New Roman" w:eastAsia="Times New Roman" w:cs="Times New Roman"/>
           <w:i/>
-          <w:color w:val="172536"/>
+          <w:color w:val="000000"/>
           <w:sz w:val="24"/>
         </w:rPr>
         <w:t>et al.</w:t>
@@ -832,16 +832,16 @@
       <w:r>
         <w:rPr>
           <w:rFonts w:ascii="Times New Roman" w:hAnsi="Times New Roman" w:eastAsia="Times New Roman" w:cs="Times New Roman"/>
-          <w:color w:val="172536"/>
+          <w:color w:val="000000"/>
           <w:sz w:val="24"/>
         </w:rPr>
-        <w:t xml:space="preserve">, 2023). Chinese-rap scholarship shows why a text-only target must remain narrower. Rhyme participates in persona only within a multimodal analysis (Lin and Wang, 2024); performers can create imperfect and Chinese–English rhymes through regional and phonetic variation that fixed pinyin classes miss (Wang and Lin, 2024); and audio-based work links tonal realization and English use to flow (Liu </w:t>
+        <w:t xml:space="preserve"> 2023). Chinese-rap scholarship shows why a text-only target must remain narrower. Rhyme participates in persona only within a multimodal analysis (Lin and Wang 2024); performers can create imperfect and Chinese–English rhymes through regional and phonetic variation that fixed pinyin classes miss (Wang and Lin 2024); and audio-based work links tonal realization and English use to flow (Liu </w:t>
       </w:r>
       <w:r>
         <w:rPr>
           <w:rFonts w:ascii="Times New Roman" w:hAnsi="Times New Roman" w:eastAsia="Times New Roman" w:cs="Times New Roman"/>
           <w:i/>
-          <w:color w:val="172536"/>
+          <w:color w:val="000000"/>
           <w:sz w:val="24"/>
         </w:rPr>
         <w:t>et al.</w:t>
@@ -849,16 +849,16 @@
       <w:r>
         <w:rPr>
           <w:rFonts w:ascii="Times New Roman" w:hAnsi="Times New Roman" w:eastAsia="Times New Roman" w:cs="Times New Roman"/>
-          <w:color w:val="172536"/>
+          <w:color w:val="000000"/>
           <w:sz w:val="24"/>
         </w:rPr>
-        <w:t xml:space="preserve">, 2023). Without aligned audio, the present study cannot observe performed pronunciation, tone, stress, rhythm, cadence, beat alignment, or delivery. Its target is therefore named precisely: a </w:t>
+        <w:t xml:space="preserve"> 2023). Without aligned audio, the present study cannot observe performed pronunciation, tone, stress, rhythm, cadence, beat alignment, or delivery. Its target is therefore named precisely: a </w:t>
       </w:r>
       <w:r>
         <w:rPr>
           <w:rFonts w:ascii="Times New Roman" w:hAnsi="Times New Roman" w:eastAsia="Times New Roman" w:cs="Times New Roman"/>
           <w:b/>
-          <w:color w:val="172536"/>
+          <w:color w:val="000000"/>
           <w:sz w:val="24"/>
         </w:rPr>
         <w:t>dictionary-estimated written-ending family</w:t>
@@ -866,7 +866,7 @@
       <w:r>
         <w:rPr>
           <w:rFonts w:ascii="Times New Roman" w:hAnsi="Times New Roman" w:eastAsia="Times New Roman" w:cs="Times New Roman"/>
-          <w:color w:val="172536"/>
+          <w:color w:val="000000"/>
           <w:sz w:val="24"/>
         </w:rPr>
         <w:t>.</w:t>
@@ -877,7 +877,7 @@
         <w:pStyle w:val="Heading1"/>
       </w:pPr>
       <w:r>
-        <w:t>3. Corpus, Cleaning, and Evidence Boundary</w:t>
+        <w:t>3. Corpus, Cleaning, and Evidence Boundary</w:t>
       </w:r>
     </w:p>
     <w:p>
@@ -888,7 +888,7 @@
       <w:r>
         <w:rPr>
           <w:rFonts w:ascii="Times New Roman" w:hAnsi="Times New Roman" w:eastAsia="Times New Roman" w:cs="Times New Roman"/>
-          <w:color w:val="172536"/>
+          <w:color w:val="000000"/>
           <w:sz w:val="24"/>
         </w:rPr>
         <w:t>The frozen canonical snapshot contains 7,211 songs and 22,128 lyric chunks. A derived clean-text sidecar preserves the canonical keys while applying deterministic text and metadata gates. All 22,128 chunk keys reconcile one-to-one with the sidecar; 21,553 chunks are eligible clean text and 575 metadata-only chunks are withheld. The snapshot contains 241 source-credit labels, of which 226 have at least five songs. Artist/title comparison is eligible for 7,134 songs and ineligible for 77; 102 songs are excluded from title-semantic use. Missing or doubtful values are not silently guessed.</w:t>
@@ -903,7 +903,7 @@
       <w:r>
         <w:rPr>
           <w:rFonts w:ascii="Times New Roman" w:hAnsi="Times New Roman" w:eastAsia="Times New Roman" w:cs="Times New Roman"/>
-          <w:color w:val="172536"/>
+          <w:color w:val="000000"/>
           <w:sz w:val="24"/>
         </w:rPr>
         <w:t>The corpus was supplied as a private frozen export. It lacks per-track URLs or stable platform identifiers, and project records do not verify platforms, acquisition route or dates, temporal coverage, sampling, transcription origin, or rights and ethics basis. It is therefore a convenience snapshot rather than a census, and acquisition is not independently reconstructable. Owner-supplied facts are required before submission and tracked in the author-action record; none is inferred from lyrics or filenames.</w:t>
@@ -918,7 +918,7 @@
       <w:r>
         <w:rPr>
           <w:rFonts w:ascii="Times New Roman" w:hAnsi="Times New Roman" w:eastAsia="Times New Roman" w:cs="Times New Roman"/>
-          <w:color w:val="172536"/>
+          <w:color w:val="000000"/>
           <w:sz w:val="24"/>
         </w:rPr>
         <w:t xml:space="preserve">Cleaning is necessary but is not the research contribution. The public supplement records hashes, row-count reconciliation, key uniqueness, eligibility flags, and exception totals. The analytical rules are: use only </w:t>
@@ -926,7 +926,7 @@
       <w:r>
         <w:rPr>
           <w:rFonts w:ascii="Courier New" w:hAnsi="Courier New" w:eastAsia="Courier New" w:cs="Courier New"/>
-          <w:color w:val="172536"/>
+          <w:color w:val="000000"/>
           <w:sz w:val="23"/>
         </w:rPr>
         <w:t>analysis_text</w:t>
@@ -934,7 +934,7 @@
       <w:r>
         <w:rPr>
           <w:rFonts w:ascii="Times New Roman" w:hAnsi="Times New Roman" w:eastAsia="Times New Roman" w:cs="Times New Roman"/>
-          <w:color w:val="172536"/>
+          <w:color w:val="000000"/>
           <w:sz w:val="24"/>
         </w:rPr>
         <w:t xml:space="preserve"> marked </w:t>
@@ -942,7 +942,7 @@
       <w:r>
         <w:rPr>
           <w:rFonts w:ascii="Courier New" w:hAnsi="Courier New" w:eastAsia="Courier New" w:cs="Courier New"/>
-          <w:color w:val="172536"/>
+          <w:color w:val="000000"/>
           <w:sz w:val="23"/>
         </w:rPr>
         <w:t>eligible_clean_text</w:t>
@@ -950,7 +950,7 @@
       <w:r>
         <w:rPr>
           <w:rFonts w:ascii="Times New Roman" w:hAnsi="Times New Roman" w:eastAsia="Times New Roman" w:cs="Times New Roman"/>
-          <w:color w:val="172536"/>
+          <w:color w:val="000000"/>
           <w:sz w:val="24"/>
         </w:rPr>
         <w:t>; preserve one canonical song row per song; split at song level before expanding to chunks, lines, or entity occurrences; and keep identical song-content and clean-text hash groups within one partition or remove cross-partition copies. The audit identifies 405 exact song-content groups spanning 921 songs, which makes this grouping material rather than cosmetic.</w:t>
@@ -965,7 +965,7 @@
       <w:r>
         <w:rPr>
           <w:rFonts w:ascii="Times New Roman" w:hAnsi="Times New Roman" w:eastAsia="Times New Roman" w:cs="Times New Roman"/>
-          <w:color w:val="172536"/>
+          <w:color w:val="000000"/>
           <w:sz w:val="24"/>
         </w:rPr>
         <w:t>The source-credit label is immutable corpus provenance, not independently verified identity. Four titles have externally verified overrides in the metadata sidecar, but the study does not attempt global person resolution. This boundary affects every task: retrieval predicts a corpus label; NER identifies lyric-reference surfaces; rhyme fingerprints summarize label-attached written lines. The public release excludes lyric text, full lines, song/chunk identifiers, membership rows, row-level lyric-content hashes, embeddings, and reviewer contexts. File-level checksums remain as non-content integrity metadata.</w:t>
@@ -975,11 +975,12 @@
       <w:pPr>
         <w:widowControl/>
         <w:spacing w:line="480" w:lineRule="auto" w:after="0"/>
-      </w:pPr>
-      <w:r>
-        <w:rPr>
-          <w:rFonts w:ascii="Times New Roman" w:hAnsi="Times New Roman" w:eastAsia="Times New Roman" w:cs="Times New Roman"/>
-          <w:color w:val="172536"/>
+        <w:ind w:firstLine="360"/>
+      </w:pPr>
+      <w:r>
+        <w:rPr>
+          <w:rFonts w:ascii="Times New Roman" w:hAnsi="Times New Roman" w:eastAsia="Times New Roman" w:cs="Times New Roman"/>
+          <w:color w:val="000000"/>
           <w:sz w:val="24"/>
         </w:rPr>
         <w:t>Table 1 summarizes the populations. Individual tasks apply stricter eligibility rules, so their denominators differ.</w:t>
@@ -1032,7 +1033,7 @@
               <w:rPr>
                 <w:rFonts w:ascii="Times New Roman" w:hAnsi="Times New Roman" w:eastAsia="Times New Roman" w:cs="Times New Roman"/>
                 <w:b/>
-                <w:color w:val="172536"/>
+                <w:color w:val="000000"/>
                 <w:sz w:val="18"/>
               </w:rPr>
               <w:t>Population</w:t>
@@ -1060,7 +1061,7 @@
               <w:rPr>
                 <w:rFonts w:ascii="Times New Roman" w:hAnsi="Times New Roman" w:eastAsia="Times New Roman" w:cs="Times New Roman"/>
                 <w:b/>
-                <w:color w:val="172536"/>
+                <w:color w:val="000000"/>
                 <w:sz w:val="18"/>
               </w:rPr>
               <w:t>Count</w:t>
@@ -1088,7 +1089,7 @@
               <w:rPr>
                 <w:rFonts w:ascii="Times New Roman" w:hAnsi="Times New Roman" w:eastAsia="Times New Roman" w:cs="Times New Roman"/>
                 <w:b/>
-                <w:color w:val="172536"/>
+                <w:color w:val="000000"/>
                 <w:sz w:val="18"/>
               </w:rPr>
               <w:t>Role</w:t>
@@ -1119,7 +1120,7 @@
             <w:r>
               <w:rPr>
                 <w:rFonts w:ascii="Times New Roman" w:hAnsi="Times New Roman" w:eastAsia="Times New Roman" w:cs="Times New Roman"/>
-                <w:color w:val="172536"/>
+                <w:color w:val="000000"/>
                 <w:sz w:val="18"/>
               </w:rPr>
               <w:t>Canonical songs</w:t>
@@ -1146,7 +1147,7 @@
             <w:r>
               <w:rPr>
                 <w:rFonts w:ascii="Times New Roman" w:hAnsi="Times New Roman" w:eastAsia="Times New Roman" w:cs="Times New Roman"/>
-                <w:color w:val="172536"/>
+                <w:color w:val="000000"/>
                 <w:sz w:val="18"/>
               </w:rPr>
               <w:t>7,211</w:t>
@@ -1172,7 +1173,7 @@
             <w:r>
               <w:rPr>
                 <w:rFonts w:ascii="Times New Roman" w:hAnsi="Times New Roman" w:eastAsia="Times New Roman" w:cs="Times New Roman"/>
-                <w:color w:val="172536"/>
+                <w:color w:val="000000"/>
                 <w:sz w:val="18"/>
               </w:rPr>
               <w:t>Frozen song grain</w:t>
@@ -1203,7 +1204,7 @@
             <w:r>
               <w:rPr>
                 <w:rFonts w:ascii="Times New Roman" w:hAnsi="Times New Roman" w:eastAsia="Times New Roman" w:cs="Times New Roman"/>
-                <w:color w:val="172536"/>
+                <w:color w:val="000000"/>
                 <w:sz w:val="18"/>
               </w:rPr>
               <w:t>Canonical / sidecar lyric chunks</w:t>
@@ -1230,7 +1231,7 @@
             <w:r>
               <w:rPr>
                 <w:rFonts w:ascii="Times New Roman" w:hAnsi="Times New Roman" w:eastAsia="Times New Roman" w:cs="Times New Roman"/>
-                <w:color w:val="172536"/>
+                <w:color w:val="000000"/>
                 <w:sz w:val="18"/>
               </w:rPr>
               <w:t>22,128</w:t>
@@ -1256,7 +1257,7 @@
             <w:r>
               <w:rPr>
                 <w:rFonts w:ascii="Times New Roman" w:hAnsi="Times New Roman" w:eastAsia="Times New Roman" w:cs="Times New Roman"/>
-                <w:color w:val="172536"/>
+                <w:color w:val="000000"/>
                 <w:sz w:val="18"/>
               </w:rPr>
               <w:t>Frozen chunk grain; exact key reconciliation</w:t>
@@ -1287,7 +1288,7 @@
             <w:r>
               <w:rPr>
                 <w:rFonts w:ascii="Times New Roman" w:hAnsi="Times New Roman" w:eastAsia="Times New Roman" w:cs="Times New Roman"/>
-                <w:color w:val="172536"/>
+                <w:color w:val="000000"/>
                 <w:sz w:val="18"/>
               </w:rPr>
               <w:t>Eligible clean-text chunks</w:t>
@@ -1314,7 +1315,7 @@
             <w:r>
               <w:rPr>
                 <w:rFonts w:ascii="Times New Roman" w:hAnsi="Times New Roman" w:eastAsia="Times New Roman" w:cs="Times New Roman"/>
-                <w:color w:val="172536"/>
+                <w:color w:val="000000"/>
                 <w:sz w:val="18"/>
               </w:rPr>
               <w:t>21,553</w:t>
@@ -1340,7 +1341,7 @@
             <w:r>
               <w:rPr>
                 <w:rFonts w:ascii="Times New Roman" w:hAnsi="Times New Roman" w:eastAsia="Times New Roman" w:cs="Times New Roman"/>
-                <w:color w:val="172536"/>
+                <w:color w:val="000000"/>
                 <w:sz w:val="18"/>
               </w:rPr>
               <w:t>Model-eligible text</w:t>
@@ -1371,7 +1372,7 @@
             <w:r>
               <w:rPr>
                 <w:rFonts w:ascii="Times New Roman" w:hAnsi="Times New Roman" w:eastAsia="Times New Roman" w:cs="Times New Roman"/>
-                <w:color w:val="172536"/>
+                <w:color w:val="000000"/>
                 <w:sz w:val="18"/>
               </w:rPr>
               <w:t>Withheld metadata-only chunks</w:t>
@@ -1398,7 +1399,7 @@
             <w:r>
               <w:rPr>
                 <w:rFonts w:ascii="Times New Roman" w:hAnsi="Times New Roman" w:eastAsia="Times New Roman" w:cs="Times New Roman"/>
-                <w:color w:val="172536"/>
+                <w:color w:val="000000"/>
                 <w:sz w:val="18"/>
               </w:rPr>
               <w:t>575</w:t>
@@ -1424,7 +1425,7 @@
             <w:r>
               <w:rPr>
                 <w:rFonts w:ascii="Times New Roman" w:hAnsi="Times New Roman" w:eastAsia="Times New Roman" w:cs="Times New Roman"/>
-                <w:color w:val="172536"/>
+                <w:color w:val="000000"/>
                 <w:sz w:val="18"/>
               </w:rPr>
               <w:t>Not analyzed as lyrics</w:t>
@@ -1455,7 +1456,7 @@
             <w:r>
               <w:rPr>
                 <w:rFonts w:ascii="Times New Roman" w:hAnsi="Times New Roman" w:eastAsia="Times New Roman" w:cs="Times New Roman"/>
-                <w:color w:val="172536"/>
+                <w:color w:val="000000"/>
                 <w:sz w:val="18"/>
               </w:rPr>
               <w:t>Source-credit labels</w:t>
@@ -1482,7 +1483,7 @@
             <w:r>
               <w:rPr>
                 <w:rFonts w:ascii="Times New Roman" w:hAnsi="Times New Roman" w:eastAsia="Times New Roman" w:cs="Times New Roman"/>
-                <w:color w:val="172536"/>
+                <w:color w:val="000000"/>
                 <w:sz w:val="18"/>
               </w:rPr>
               <w:t>241</w:t>
@@ -1508,7 +1509,7 @@
             <w:r>
               <w:rPr>
                 <w:rFonts w:ascii="Times New Roman" w:hAnsi="Times New Roman" w:eastAsia="Times New Roman" w:cs="Times New Roman"/>
-                <w:color w:val="172536"/>
+                <w:color w:val="000000"/>
                 <w:sz w:val="18"/>
               </w:rPr>
               <w:t>Corpus provenance labels</w:t>
@@ -1539,7 +1540,7 @@
             <w:r>
               <w:rPr>
                 <w:rFonts w:ascii="Times New Roman" w:hAnsi="Times New Roman" w:eastAsia="Times New Roman" w:cs="Times New Roman"/>
-                <w:color w:val="172536"/>
+                <w:color w:val="000000"/>
                 <w:sz w:val="18"/>
               </w:rPr>
               <w:t>Labels with at least five songs</w:t>
@@ -1566,7 +1567,7 @@
             <w:r>
               <w:rPr>
                 <w:rFonts w:ascii="Times New Roman" w:hAnsi="Times New Roman" w:eastAsia="Times New Roman" w:cs="Times New Roman"/>
-                <w:color w:val="172536"/>
+                <w:color w:val="000000"/>
                 <w:sz w:val="18"/>
               </w:rPr>
               <w:t>226</w:t>
@@ -1592,7 +1593,7 @@
             <w:r>
               <w:rPr>
                 <w:rFonts w:ascii="Times New Roman" w:hAnsi="Times New Roman" w:eastAsia="Times New Roman" w:cs="Times New Roman"/>
-                <w:color w:val="172536"/>
+                <w:color w:val="000000"/>
                 <w:sz w:val="18"/>
               </w:rPr>
               <w:t>Support audit</w:t>
@@ -1623,7 +1624,7 @@
             <w:r>
               <w:rPr>
                 <w:rFonts w:ascii="Times New Roman" w:hAnsi="Times New Roman" w:eastAsia="Times New Roman" w:cs="Times New Roman"/>
-                <w:color w:val="172536"/>
+                <w:color w:val="000000"/>
                 <w:sz w:val="18"/>
               </w:rPr>
               <w:t>Exact song-content groups spanning multiple songs</w:t>
@@ -1649,7 +1650,7 @@
             <w:r>
               <w:rPr>
                 <w:rFonts w:ascii="Times New Roman" w:hAnsi="Times New Roman" w:eastAsia="Times New Roman" w:cs="Times New Roman"/>
-                <w:color w:val="172536"/>
+                <w:color w:val="000000"/>
                 <w:sz w:val="18"/>
               </w:rPr>
               <w:t>405 (921 songs)</w:t>
@@ -1675,7 +1676,7 @@
             <w:r>
               <w:rPr>
                 <w:rFonts w:ascii="Times New Roman" w:hAnsi="Times New Roman" w:eastAsia="Times New Roman" w:cs="Times New Roman"/>
-                <w:color w:val="172536"/>
+                <w:color w:val="000000"/>
                 <w:sz w:val="18"/>
               </w:rPr>
               <w:t>Duplicate/leakage constraint</w:t>
@@ -1706,7 +1707,7 @@
             <w:r>
               <w:rPr>
                 <w:rFonts w:ascii="Times New Roman" w:hAnsi="Times New Roman" w:eastAsia="Times New Roman" w:cs="Times New Roman"/>
-                <w:color w:val="172536"/>
+                <w:color w:val="000000"/>
                 <w:sz w:val="18"/>
               </w:rPr>
               <w:t>Graph-eligible labels used in all three downstream tasks</w:t>
@@ -1733,7 +1734,7 @@
             <w:r>
               <w:rPr>
                 <w:rFonts w:ascii="Times New Roman" w:hAnsi="Times New Roman" w:eastAsia="Times New Roman" w:cs="Times New Roman"/>
-                <w:color w:val="172536"/>
+                <w:color w:val="000000"/>
                 <w:sz w:val="18"/>
               </w:rPr>
               <w:t>204</w:t>
@@ -1759,7 +1760,7 @@
             <w:r>
               <w:rPr>
                 <w:rFonts w:ascii="Times New Roman" w:hAnsi="Times New Roman" w:eastAsia="Times New Roman" w:cs="Times New Roman"/>
-                <w:color w:val="172536"/>
+                <w:color w:val="000000"/>
                 <w:sz w:val="18"/>
               </w:rPr>
               <w:t>Fixed comparison frame</w:t>
@@ -1780,10 +1781,10 @@
       <w:r>
         <w:rPr>
           <w:rFonts w:ascii="Times New Roman" w:hAnsi="Times New Roman" w:eastAsia="Times New Roman" w:cs="Times New Roman"/>
-          <w:color w:val="172536"/>
+          <w:color w:val="000000"/>
           <w:sz w:val="20"/>
         </w:rPr>
-        <w:t>Table 1. Frozen corpus and downstream comparison populations.</w:t>
+        <w:t>Table 1 Frozen corpus and downstream comparison populations</w:t>
       </w:r>
     </w:p>
     <w:p>
@@ -1791,7 +1792,7 @@
         <w:pStyle w:val="Heading1"/>
       </w:pPr>
       <w:r>
-        <w:t>4. Shared Representation and Experimental Design</w:t>
+        <w:t>4. Shared Representation and Experimental Design</w:t>
       </w:r>
     </w:p>
     <w:p>
@@ -1799,7 +1800,7 @@
         <w:pStyle w:val="Heading2"/>
       </w:pPr>
       <w:r>
-        <w:t>4.1 Why BGE-M3, and what is frozen</w:t>
+        <w:t>4.1 Why BGE-M3, and What Is Frozen</w:t>
       </w:r>
     </w:p>
     <w:p>
@@ -1810,7 +1811,7 @@
       <w:r>
         <w:rPr>
           <w:rFonts w:ascii="Times New Roman" w:hAnsi="Times New Roman" w:eastAsia="Times New Roman" w:cs="Times New Roman"/>
-          <w:color w:val="172536"/>
+          <w:color w:val="000000"/>
           <w:sz w:val="24"/>
         </w:rPr>
         <w:t xml:space="preserve">BGE-M3 is selected because the primarily Chinese corpus contains mixed-script passages, chunk lengths vary, and the model is designed for retrieval. We use only its dense head. </w:t>
@@ -1818,7 +1819,7 @@
       <w:r>
         <w:rPr>
           <w:rFonts w:ascii="Courier New" w:hAnsi="Courier New" w:eastAsia="Courier New" w:cs="Courier New"/>
-          <w:color w:val="172536"/>
+          <w:color w:val="000000"/>
           <w:sz w:val="23"/>
         </w:rPr>
         <w:t>FlagEmbedding.BGEM3FlagModel</w:t>
@@ -1826,7 +1827,7 @@
       <w:r>
         <w:rPr>
           <w:rFonts w:ascii="Times New Roman" w:hAnsi="Times New Roman" w:eastAsia="Times New Roman" w:cs="Times New Roman"/>
-          <w:color w:val="172536"/>
+          <w:color w:val="000000"/>
           <w:sz w:val="24"/>
         </w:rPr>
         <w:t xml:space="preserve"> generated vectors offline from pinned </w:t>
@@ -1834,7 +1835,7 @@
       <w:r>
         <w:rPr>
           <w:rFonts w:ascii="Courier New" w:hAnsi="Courier New" w:eastAsia="Courier New" w:cs="Courier New"/>
-          <w:color w:val="172536"/>
+          <w:color w:val="000000"/>
           <w:sz w:val="23"/>
         </w:rPr>
         <w:t>BAAI/bge-m3</w:t>
@@ -1842,7 +1843,7 @@
       <w:r>
         <w:rPr>
           <w:rFonts w:ascii="Times New Roman" w:hAnsi="Times New Roman" w:eastAsia="Times New Roman" w:cs="Times New Roman"/>
-          <w:color w:val="172536"/>
+          <w:color w:val="000000"/>
           <w:sz w:val="24"/>
         </w:rPr>
         <w:t xml:space="preserve"> revision </w:t>
@@ -1850,7 +1851,7 @@
       <w:r>
         <w:rPr>
           <w:rFonts w:ascii="Courier New" w:hAnsi="Courier New" w:eastAsia="Courier New" w:cs="Courier New"/>
-          <w:color w:val="172536"/>
+          <w:color w:val="000000"/>
           <w:sz w:val="23"/>
         </w:rPr>
         <w:t>5617a9f61b028005a4858fdac845db406aefb181</w:t>
@@ -1858,7 +1859,7 @@
       <w:r>
         <w:rPr>
           <w:rFonts w:ascii="Times New Roman" w:hAnsi="Times New Roman" w:eastAsia="Times New Roman" w:cs="Times New Roman"/>
-          <w:color w:val="172536"/>
+          <w:color w:val="000000"/>
           <w:sz w:val="24"/>
         </w:rPr>
         <w:t xml:space="preserve">, using FlagEmbedding 1.4.0, maximum length 2,048, batch size two, 1,024 dimensions, and L2 normalization (Chen </w:t>
@@ -1867,7 +1868,7 @@
         <w:rPr>
           <w:rFonts w:ascii="Times New Roman" w:hAnsi="Times New Roman" w:eastAsia="Times New Roman" w:cs="Times New Roman"/>
           <w:i/>
-          <w:color w:val="172536"/>
+          <w:color w:val="000000"/>
           <w:sz w:val="24"/>
         </w:rPr>
         <w:t>et al.</w:t>
@@ -1875,10 +1876,10 @@
       <w:r>
         <w:rPr>
           <w:rFonts w:ascii="Times New Roman" w:hAnsi="Times New Roman" w:eastAsia="Times New Roman" w:cs="Times New Roman"/>
-          <w:color w:val="172536"/>
+          <w:color w:val="000000"/>
           <w:sz w:val="24"/>
         </w:rPr>
-        <w:t>, 2024). The embedding contract records checkpoint, configuration, row-map, and vector hashes. Supplementary Table S1 records the exact stack; historical device and realized mixed precision were not captured and are not retrospectively asserted.</w:t>
+        <w:t xml:space="preserve"> 2024). The embedding contract records checkpoint, configuration, row-map, and vector hashes. Supplementary Table S1 records the exact stack; historical device and realized mixed precision were not captured and are not retrospectively asserted.</w:t>
       </w:r>
     </w:p>
     <w:p>
@@ -1890,7 +1891,7 @@
       <w:r>
         <w:rPr>
           <w:rFonts w:ascii="Times New Roman" w:hAnsi="Times New Roman" w:eastAsia="Times New Roman" w:cs="Times New Roman"/>
-          <w:color w:val="172536"/>
+          <w:color w:val="000000"/>
           <w:sz w:val="24"/>
         </w:rPr>
         <w:t>The checkpoint is not fine-tuned on the corpus and its published benchmark performance is not imported as evidence. Instead, the vectors enter a downstream retrieval design with an explicit target, baseline, denominator, and uncertainty. This matters because a broadly capable multilingual encoder can still be weaker than character-form matching for a particular corpus-internal task.</w:t>
@@ -1901,7 +1902,7 @@
         <w:pStyle w:val="Heading2"/>
       </w:pPr>
       <w:r>
-        <w:t>4.2 Units, duplicate components, and fitting boundaries</w:t>
+        <w:t>4.2 Units, Duplicate Components, and Fitting Boundaries</w:t>
       </w:r>
     </w:p>
     <w:p>
@@ -1912,7 +1913,7 @@
       <w:r>
         <w:rPr>
           <w:rFonts w:ascii="Times New Roman" w:hAnsi="Times New Roman" w:eastAsia="Times New Roman" w:cs="Times New Roman"/>
-          <w:color w:val="172536"/>
+          <w:color w:val="000000"/>
           <w:sz w:val="24"/>
         </w:rPr>
         <w:t>All evaluation is song-aware. Retrieval holds out the complete song and any detected variants from every affected repertoire profile. Rhyme modeling assigns songs globally to train, validation, and test before line events are constructed. NER candidates are aggregated by duplicate-controlled full-song lyric-content units; its future gold split is also specified at song level.</w:t>
@@ -1927,7 +1928,7 @@
       <w:r>
         <w:rPr>
           <w:rFonts w:ascii="Times New Roman" w:hAnsi="Times New Roman" w:eastAsia="Times New Roman" w:cs="Times New Roman"/>
-          <w:color w:val="172536"/>
+          <w:color w:val="000000"/>
           <w:sz w:val="24"/>
         </w:rPr>
         <w:t>Two normalization levels are used for leakage checks. Exact clean-text hashes catch identical chunks. For whole songs or written lines, NFKC-normalized, case-folded text with punctuation and spaces removed is represented as a character-trigram set. Candidate pairs with Jaccard similarity at least 0.80 are treated as near duplicates after exact verification of the set overlap. Connected items form one duplicate component. Where repeated variants remain inside a repertoire, the component receives total weight one so copies cannot dominate an aggregate.</w:t>
@@ -1942,7 +1943,7 @@
       <w:r>
         <w:rPr>
           <w:rFonts w:ascii="Times New Roman" w:hAnsi="Times New Roman" w:eastAsia="Times New Roman" w:cs="Times New Roman"/>
-          <w:color w:val="172536"/>
+          <w:color w:val="000000"/>
           <w:sz w:val="24"/>
         </w:rPr>
         <w:t>Fitting and selection follow the task. BGE-M3 is frozen. Retrieval TF–IDF is transductive: vocabulary and inverse document frequencies are estimated on the fixed unlabeled evaluation corpus, never using source labels, and the label profiles remain group-held-out. Fusion weight is not tuned. Rhyme vocabularies, priors, classifiers, regularization, and abstention thresholds are learned from train or validation only; test is used once for final evaluation. The NER transformer is pinned and not trained on the corpus, while release thresholds are reproducibility gates rather than learned claims of correctness.</w:t>
@@ -1957,7 +1958,7 @@
       <w:r>
         <w:rPr>
           <w:rFonts w:ascii="Times New Roman" w:hAnsi="Times New Roman" w:eastAsia="Times New Roman" w:cs="Times New Roman"/>
-          <w:color w:val="172536"/>
+          <w:color w:val="000000"/>
           <w:sz w:val="24"/>
         </w:rPr>
         <w:t>The implementation amends the frozen plan's generic train-only vectorizer rule. PD-001 records that character TF–IDF was estimated transductively on the fixed unlabeled corpus; the original contract remains preserved. Labels, relevance, and outcomes never enter vocabulary, inverse-document-frequency, profile, or fusion-weight selection, but query text influences corpuswide vocabulary and IDF. The estimand is fixed-corpus leave-one-song-out repertoire retrieval, not deployment to a future corpus. The departure is reported rather than retrospectively rewritten.</w:t>
@@ -1968,7 +1969,7 @@
         <w:pStyle w:val="Heading2"/>
       </w:pPr>
       <w:r>
-        <w:t>4.3 Metrics and uncertainty</w:t>
+        <w:t>4.3 Metrics and Uncertainty</w:t>
       </w:r>
     </w:p>
     <w:p>
@@ -1979,10 +1980,10 @@
       <w:r>
         <w:rPr>
           <w:rFonts w:ascii="Times New Roman" w:hAnsi="Times New Roman" w:eastAsia="Times New Roman" w:cs="Times New Roman"/>
-          <w:color w:val="172536"/>
+          <w:color w:val="000000"/>
           <w:sz w:val="24"/>
         </w:rPr>
-        <w:t>Each result names its inferential unit. Retrieval has one relevant source label per query and reports reciprocal rank, Recall@1/5/10, and nDCG@10. Its primary estimates are duplicate-component-adjusted macro means across source labels, preventing high-volume labels from determining the conclusion. A paired two-stage bootstrap uses 5,000 fixed-seed replicates. Each replicate samples 204 source-label occurrences with replacement and then independently resamples that occurrence's duplicate components; a label selected twice therefore receives two independent inner draws. The same component draw indexes every system and metric, preserving pairing for model differences (Savoy, 1997).</w:t>
+        <w:t>Each result names its inferential unit. Retrieval has one relevant source label per query and reports reciprocal rank, Recall@1/5/10, and normalized discounted cumulative gain at rank 10 (nDCG@10). Its primary estimates are duplicate-component-adjusted macro means across source labels, preventing high-volume labels from determining the conclusion. A paired two-stage bootstrap uses 5,000 fixed-seed replicates. Each replicate samples 204 source-label occurrences with replacement and then independently resamples that occurrence's duplicate components; a label selected twice therefore receives two independent inner draws. The same component draw indexes every system and metric, preserving pairing for model differences (Savoy 1997).</w:t>
       </w:r>
     </w:p>
     <w:p>
@@ -1994,7 +1995,7 @@
       <w:r>
         <w:rPr>
           <w:rFonts w:ascii="Times New Roman" w:hAnsi="Times New Roman" w:eastAsia="Times New Roman" w:cs="Times New Roman"/>
-          <w:color w:val="172536"/>
+          <w:color w:val="000000"/>
           <w:sz w:val="24"/>
         </w:rPr>
         <w:t>Rhyme prediction reports top-1/3/5 accuracy, mean reciprocal rank (MRR), negative log likelihood (NLL), ten-bin expected calibration error (ECE), and coverage. Its 95% intervals use 2,000 resamples of test songs, preserving dependence among lines from the same song. Paired model differences reuse the same song-cluster resamples. Per-label macro results require at least 20 leakage-safe test events.</w:t>
@@ -2009,10 +2010,10 @@
       <w:r>
         <w:rPr>
           <w:rFonts w:ascii="Times New Roman" w:hAnsi="Times New Roman" w:eastAsia="Times New Roman" w:cs="Times New Roman"/>
-          <w:color w:val="172536"/>
+          <w:color w:val="000000"/>
           <w:sz w:val="24"/>
         </w:rPr>
-        <w:t>The NER extraction layer reports counts and cross-method candidate agreement only. Without adjudicated occurrence truth, agreement is not precision, recall, or F1. The downstream network is evaluated separately: source-label/reference rates receive Jeffreys intervals and all tested label/entity pairs are controlled by Benjamini–Hochberg FDR; co-mentions use hypergeometric tests and a separate FDR family. These intervals quantify fixed-corpus song-unit association, not entity-extraction accuracy or external-population generalization.</w:t>
+        <w:t>The NER extraction layer reports counts and cross-method candidate agreement only. Without adjudicated occurrence truth, agreement is not precision, recall, or an F1 score. The downstream network is evaluated separately: source-label/reference rates receive Jeffreys intervals and all tested label/entity pairs are controlled by Benjamini–Hochberg false-discovery-rate (FDR) correction; co-mentions use hypergeometric tests and a separate FDR family. These intervals quantify fixed-corpus song-unit association, not entity-extraction accuracy or external-population generalization.</w:t>
       </w:r>
     </w:p>
     <w:p>
@@ -2024,10 +2025,10 @@
       <w:r>
         <w:rPr>
           <w:rFonts w:ascii="Times New Roman" w:hAnsi="Times New Roman" w:eastAsia="Times New Roman" w:cs="Times New Roman"/>
-          <w:color w:val="172536"/>
+          <w:color w:val="000000"/>
           <w:sz w:val="24"/>
         </w:rPr>
-        <w:t>Figure 1 summarizes the common evidence controls and the task-specific estimands and claim boundaries.</w:t>
+        <w:t>Fig. 1 summarizes the common evidence controls and the task-specific estimands and claim boundaries.</w:t>
       </w:r>
     </w:p>
     <w:p>
@@ -2039,7 +2040,7 @@
       <w:r>
         <w:drawing>
           <wp:inline xmlns:a="http://schemas.openxmlformats.org/drawingml/2006/main" xmlns:pic="http://schemas.openxmlformats.org/drawingml/2006/picture">
-            <wp:extent cx="5715000" cy="4419600"/>
+            <wp:extent cx="5715000" cy="3824653"/>
             <wp:docPr id="1" name="Picture 1" descr="A top-to-bottom research pipeline begins with a frozen Chinese-rap lyric corpus and a shared evidence-control block. Three branches follow: repertoire retrieval using BGE-M3, character TF–IDF, and fusion; provisional cultural-reference extraction using lexicon and contextual Chinese NER evidence; and written-rhyme prediction using terminal-Han pinyin-final families and context models. Each branch states a boundary against identity, social-relation, or performed-rhyme claims." title="A top-to-bottom research pipeline begins with a frozen Chinese-rap lyric corpus "/>
             <wp:cNvGraphicFramePr>
               <a:graphicFrameLocks noChangeAspect="1"/>
@@ -2060,7 +2061,7 @@
                   <pic:spPr>
                     <a:xfrm>
                       <a:off x="0" y="0"/>
-                      <a:ext cx="5715000" cy="4419600"/>
+                      <a:ext cx="5715000" cy="3824653"/>
                     </a:xfrm>
                     <a:prstGeom prst="rect"/>
                   </pic:spPr>
@@ -2078,10 +2079,10 @@
       <w:r>
         <w:rPr>
           <w:rFonts w:ascii="Times New Roman" w:hAnsi="Times New Roman" w:eastAsia="Times New Roman" w:cs="Times New Roman"/>
-          <w:color w:val="172536"/>
+          <w:color w:val="000000"/>
           <w:sz w:val="20"/>
         </w:rPr>
-        <w:t>Fig. 1. Study design. A frozen cleaned corpus enters shared song-aware partition or holdout rules, duplicate controls, task-specific fitting boundaries, a prohibition on using test outcomes for fitting or selection, and aggregate-only public release. Retrieval TF–IDF is fit transductively on the fixed unlabeled evaluation corpus while labelled outcomes remain unused. BGE-M3 is evaluated only in held-out-song retrieval; cultural-reference extraction aggregates duplicate-controlled song units and awaits a future gold split; written-rhyme prediction uses a fixed song-level split and terminal-Han pinyin-final families. Every output is paired with its permitted interpretation.</w:t>
+        <w:t>Fig. 1 Study design. A frozen cleaned corpus enters shared song-aware partition or holdout rules, duplicate controls, task-specific fitting boundaries, a prohibition on using test outcomes for fitting or selection, and aggregate-only public release. Retrieval TF–IDF is fit transductively on the fixed unlabeled evaluation corpus while labelled outcomes remain unused. BGE-M3 is evaluated only in held-out-song retrieval; cultural-reference extraction aggregates duplicate-controlled song units and awaits a future gold split; written-rhyme prediction uses a fixed song-level split and terminal-Han pinyin-final families. Every output is paired with its permitted interpretation.</w:t>
       </w:r>
     </w:p>
     <w:p>
@@ -2091,7 +2092,7 @@
       <w:r>
         <w:rPr>
           <w:rFonts w:ascii="Times New Roman" w:hAnsi="Times New Roman" w:eastAsia="Times New Roman" w:cs="Times New Roman"/>
-          <w:color w:val="52657A"/>
+          <w:color w:val="000000"/>
           <w:sz w:val="18"/>
         </w:rPr>
         <w:t>Alt text: A top-to-bottom research pipeline begins with a frozen Chinese-rap lyric corpus and a shared evidence-control block. Three branches follow: repertoire retrieval using BGE-M3, character TF–IDF, and fusion; provisional cultural-reference extraction using lexicon and contextual Chinese NER evidence; and written-rhyme prediction using terminal-Han pinyin-final families and context models. Each branch states a boundary against identity, social-relation, or performed-rhyme claims.</w:t>
@@ -2102,7 +2103,7 @@
         <w:pStyle w:val="Heading1"/>
       </w:pPr>
       <w:r>
-        <w:t>5. Downstream Task 1: Explainable Lyrical-Repertoire Retrieval</w:t>
+        <w:t>5. Downstream Task 1: Explainable Lyrical-Repertoire Retrieval</w:t>
       </w:r>
     </w:p>
     <w:p>
@@ -2110,7 +2111,7 @@
         <w:pStyle w:val="Heading2"/>
       </w:pPr>
       <w:r>
-        <w:t>5.1 Task construction</w:t>
+        <w:t>5.1 Task Construction</w:t>
       </w:r>
     </w:p>
     <w:p>
@@ -2121,7 +2122,7 @@
       <w:r>
         <w:rPr>
           <w:rFonts w:ascii="Times New Roman" w:hAnsi="Times New Roman" w:eastAsia="Times New Roman" w:cs="Times New Roman"/>
-          <w:color w:val="172536"/>
+          <w:color w:val="000000"/>
           <w:sz w:val="24"/>
         </w:rPr>
         <w:t>For each eligible song q, the task ranks the 204 candidate source-credit labels and asks where the song's observed label appears. The query is the complete song assembled from eligible clean chunks after exact text shared across labels has been removed. It must contain at least 50 NFKC-normalized alphanumeric characters. The final strict population contains 5,455 song queries forming 5,430 independent exact/near-duplicate components.</w:t>
@@ -2136,7 +2137,7 @@
       <w:r>
         <w:rPr>
           <w:rFonts w:ascii="Times New Roman" w:hAnsi="Times New Roman" w:eastAsia="Times New Roman" w:cs="Times New Roman"/>
-          <w:color w:val="172536"/>
+          <w:color w:val="000000"/>
           <w:sz w:val="24"/>
         </w:rPr>
         <w:t>The relevance definition is intentionally narrow. A correct retrieval means that the held-out song is consistent with the remaining text assigned to its source label. It is not a human judgment of semantic similarity and not proof of authorship. Nevertheless, it supplies a reproducible fixed-corpus task in which every model must recover label-level repertoire evidence for a held-out song.</w:t>
@@ -2147,7 +2148,7 @@
         <w:pStyle w:val="Heading2"/>
       </w:pPr>
       <w:r>
-        <w:t>5.2 Strict holdout and profile construction</w:t>
+        <w:t>5.2 Strict Holdout and Profile Construction</w:t>
       </w:r>
     </w:p>
     <w:p>
@@ -2158,7 +2159,7 @@
       <w:r>
         <w:rPr>
           <w:rFonts w:ascii="Times New Roman" w:hAnsi="Times New Roman" w:eastAsia="Times New Roman" w:cs="Times New Roman"/>
-          <w:color w:val="172536"/>
+          <w:color w:val="000000"/>
           <w:sz w:val="24"/>
         </w:rPr>
         <w:t>For each query, the full song is removed from its true profile. Its entire exact/near-duplicate component is then removed from every source-label profile it touches, including cross-label variants. The audit found one exact whole-song pair and 25 additional near-duplicate pairs; three of these 26 pairs cross source labels. Each retained duplicate component contributes total weight one within a label. At least five independent training components must remain after holdout.</w:t>
@@ -2173,7 +2174,7 @@
       <w:r>
         <w:rPr>
           <w:rFonts w:ascii="Times New Roman" w:hAnsi="Times New Roman" w:eastAsia="Times New Roman" w:cs="Times New Roman"/>
-          <w:color w:val="172536"/>
+          <w:color w:val="000000"/>
           <w:sz w:val="24"/>
         </w:rPr>
         <w:t>Cross-label exact shared text is excluded before representations are constructed. This removes 4,877 eligible membership rows overall and 522 within the evaluated-song population, leaving zero exact cleaned-text hashes shared between strict labels. Of 6,848 otherwise eligible songs, 1,229 have no label-specific chunk after this filter and 164 more fall below the length threshold. These exclusions make the task conservative and change its estimand: it evaluates label-specific residual evidence rather than shared hooks or copied text.</w:t>
@@ -2184,7 +2185,7 @@
         <w:pStyle w:val="Heading2"/>
       </w:pPr>
       <w:r>
-        <w:t>5.3 Dense, lexical, and fused systems</w:t>
+        <w:t>5.3 Dense, Lexical, and Fused Systems</w:t>
       </w:r>
     </w:p>
     <w:p>
@@ -2195,7 +2196,7 @@
       <w:r>
         <w:rPr>
           <w:rFonts w:ascii="Times New Roman" w:hAnsi="Times New Roman" w:eastAsia="Times New Roman" w:cs="Times New Roman"/>
-          <w:color w:val="172536"/>
+          <w:color w:val="000000"/>
           <w:sz w:val="24"/>
         </w:rPr>
         <w:t>For BGE-M3, chunk vectors are averaged within each song using frozen comparison-text weights and then normalized. Let sᴰ(q, ℓ) be cosine similarity between query song q and candidate label profile ℓ, where the profile is the equal-component mean of its eligible training-song vectors after the query group is removed.</w:t>
@@ -2210,7 +2211,7 @@
       <w:r>
         <w:rPr>
           <w:rFonts w:ascii="Times New Roman" w:hAnsi="Times New Roman" w:eastAsia="Times New Roman" w:cs="Times New Roman"/>
-          <w:color w:val="172536"/>
+          <w:color w:val="000000"/>
           <w:sz w:val="24"/>
         </w:rPr>
         <w:t xml:space="preserve">The lexical system represents complete song text with character 2–5-gram TF–IDF using </w:t>
@@ -2218,7 +2219,7 @@
       <w:r>
         <w:rPr>
           <w:rFonts w:ascii="Courier New" w:hAnsi="Courier New" w:eastAsia="Courier New" w:cs="Courier New"/>
-          <w:color w:val="172536"/>
+          <w:color w:val="000000"/>
           <w:sz w:val="23"/>
         </w:rPr>
         <w:t>min_df=3</w:t>
@@ -2226,7 +2227,7 @@
       <w:r>
         <w:rPr>
           <w:rFonts w:ascii="Times New Roman" w:hAnsi="Times New Roman" w:eastAsia="Times New Roman" w:cs="Times New Roman"/>
-          <w:color w:val="172536"/>
+          <w:color w:val="000000"/>
           <w:sz w:val="24"/>
         </w:rPr>
         <w:t>, sublinear term frequency, L2 normalization, and a maximum of 150,000 features. Character n-grams avoid committing to one Chinese word-segmentation scheme and capture partial strings, morphology-like patterns, mixed script, and punctuation-normalized surface form. Candidate label profiles use the same strict group-held-out component aggregation. Their cosine scores are sᴸ(q, ℓ).</w:t>
@@ -2241,7 +2242,7 @@
       <w:r>
         <w:rPr>
           <w:rFonts w:ascii="Times New Roman" w:hAnsi="Times New Roman" w:eastAsia="Times New Roman" w:cs="Times New Roman"/>
-          <w:color w:val="172536"/>
+          <w:color w:val="000000"/>
           <w:sz w:val="24"/>
         </w:rPr>
         <w:t>Because dense and lexical cosine distributions have different scales, fusion standardizes each system's 204 candidate-label scores within a query:</w:t>
@@ -2256,7 +2257,7 @@
         <w:rPr>
           <w:rFonts w:ascii="Cambria Math" w:hAnsi="Cambria Math" w:eastAsia="Cambria Math" w:cs="Cambria Math"/>
           <w:i/>
-          <w:color w:val="172536"/>
+          <w:color w:val="000000"/>
           <w:sz w:val="23"/>
         </w:rPr>
         <w:t>zᴰ_qℓ = (sᴰ_qℓ − μᴰ_q) / σᴰ_q,    zᴸ_qℓ = (sᴸ_qℓ − μᴸ_q) / σᴸ_q.</w:t>
@@ -2271,7 +2272,7 @@
         <w:rPr>
           <w:rFonts w:ascii="Cambria Math" w:hAnsi="Cambria Math" w:eastAsia="Cambria Math" w:cs="Cambria Math"/>
           <w:i/>
-          <w:color w:val="172536"/>
+          <w:color w:val="000000"/>
           <w:sz w:val="23"/>
         </w:rPr>
         <w:t>sᶠ_qℓ = ½zᴰ_qℓ + ½zᴸ_qℓ.</w:t>
@@ -2286,7 +2287,7 @@
       <w:r>
         <w:rPr>
           <w:rFonts w:ascii="Times New Roman" w:hAnsi="Times New Roman" w:eastAsia="Times New Roman" w:cs="Times New Roman"/>
-          <w:color w:val="172536"/>
+          <w:color w:val="000000"/>
           <w:sz w:val="24"/>
         </w:rPr>
         <w:t>The equal weight is fixed without looking at evaluation outcomes. A raw-cosine average is retained as a scale-sensitivity diagnostic. Two further diagnostics remove the non-exact near-duplicate guard or restore shared text while keeping the same query population.</w:t>
@@ -2308,10 +2309,10 @@
       <w:r>
         <w:rPr>
           <w:rFonts w:ascii="Times New Roman" w:hAnsi="Times New Roman" w:eastAsia="Times New Roman" w:cs="Times New Roman"/>
-          <w:color w:val="172536"/>
+          <w:color w:val="000000"/>
           <w:sz w:val="24"/>
         </w:rPr>
-        <w:t>Character TF–IDF outperforms BGE-M3 dense retrieval on every primary metric, but their standardized fusion is better than either component (Table 2; Fig. 2). Fusion reaches macro MRR 0.447 (95% CI 0.414–0.481) and Recall@10 0.611 (0.577–0.646). Its MRR advantage over TF–IDF is 0.031 (paired 95% CI 0.021–0.042); its Recall@10 advantage is 0.050 (0.033–0.066). Against BGE-M3, the fusion gains are larger: MRR +0.127 (0.106–0.147) and Recall@10 +0.103 (0.079–0.127). All five fusion-versus-component intervals are above zero.</w:t>
+        <w:t>Character TF–IDF outperforms BGE-M3 dense retrieval on every primary metric, but their standardized fusion is better than either component (Table 2; Fig. 2). Fusion reaches macro MRR 0.447 (95% confidence interval [CI] 0.414–0.481) and Recall@10 0.611 (0.577–0.646). Its MRR advantage over TF–IDF is 0.031 (paired 95% CI 0.021–0.042); its Recall@10 advantage is 0.050 (0.033–0.066). Against BGE-M3, the fusion gains are larger: MRR +0.127 (0.106–0.147) and Recall@10 +0.103 (0.079–0.127). All five fusion-versus-component intervals are above zero.</w:t>
       </w:r>
     </w:p>
     <w:tbl>
@@ -2364,7 +2365,7 @@
               <w:rPr>
                 <w:rFonts w:ascii="Times New Roman" w:hAnsi="Times New Roman" w:eastAsia="Times New Roman" w:cs="Times New Roman"/>
                 <w:b/>
-                <w:color w:val="172536"/>
+                <w:color w:val="000000"/>
                 <w:sz w:val="18"/>
               </w:rPr>
               <w:t>System</w:t>
@@ -2392,7 +2393,7 @@
               <w:rPr>
                 <w:rFonts w:ascii="Times New Roman" w:hAnsi="Times New Roman" w:eastAsia="Times New Roman" w:cs="Times New Roman"/>
                 <w:b/>
-                <w:color w:val="172536"/>
+                <w:color w:val="000000"/>
                 <w:sz w:val="18"/>
               </w:rPr>
               <w:t>MRR</w:t>
@@ -2420,7 +2421,7 @@
               <w:rPr>
                 <w:rFonts w:ascii="Times New Roman" w:hAnsi="Times New Roman" w:eastAsia="Times New Roman" w:cs="Times New Roman"/>
                 <w:b/>
-                <w:color w:val="172536"/>
+                <w:color w:val="000000"/>
                 <w:sz w:val="18"/>
               </w:rPr>
               <w:t>Recall@1</w:t>
@@ -2448,7 +2449,7 @@
               <w:rPr>
                 <w:rFonts w:ascii="Times New Roman" w:hAnsi="Times New Roman" w:eastAsia="Times New Roman" w:cs="Times New Roman"/>
                 <w:b/>
-                <w:color w:val="172536"/>
+                <w:color w:val="000000"/>
                 <w:sz w:val="18"/>
               </w:rPr>
               <w:t>Recall@5</w:t>
@@ -2476,7 +2477,7 @@
               <w:rPr>
                 <w:rFonts w:ascii="Times New Roman" w:hAnsi="Times New Roman" w:eastAsia="Times New Roman" w:cs="Times New Roman"/>
                 <w:b/>
-                <w:color w:val="172536"/>
+                <w:color w:val="000000"/>
                 <w:sz w:val="18"/>
               </w:rPr>
               <w:t>Recall@10</w:t>
@@ -2504,7 +2505,7 @@
               <w:rPr>
                 <w:rFonts w:ascii="Times New Roman" w:hAnsi="Times New Roman" w:eastAsia="Times New Roman" w:cs="Times New Roman"/>
                 <w:b/>
-                <w:color w:val="172536"/>
+                <w:color w:val="000000"/>
                 <w:sz w:val="18"/>
               </w:rPr>
               <w:t>nDCG@10</w:t>
@@ -2535,7 +2536,7 @@
             <w:r>
               <w:rPr>
                 <w:rFonts w:ascii="Times New Roman" w:hAnsi="Times New Roman" w:eastAsia="Times New Roman" w:cs="Times New Roman"/>
-                <w:color w:val="172536"/>
+                <w:color w:val="000000"/>
                 <w:sz w:val="18"/>
               </w:rPr>
               <w:t>BGE-M3 dense (strict)</w:t>
@@ -2561,7 +2562,7 @@
             <w:r>
               <w:rPr>
                 <w:rFonts w:ascii="Times New Roman" w:hAnsi="Times New Roman" w:eastAsia="Times New Roman" w:cs="Times New Roman"/>
-                <w:color w:val="172536"/>
+                <w:color w:val="000000"/>
                 <w:sz w:val="18"/>
               </w:rPr>
               <w:t>0.320 [0.295, 0.346]</w:t>
@@ -2587,7 +2588,7 @@
             <w:r>
               <w:rPr>
                 <w:rFonts w:ascii="Times New Roman" w:hAnsi="Times New Roman" w:eastAsia="Times New Roman" w:cs="Times New Roman"/>
-                <w:color w:val="172536"/>
+                <w:color w:val="000000"/>
                 <w:sz w:val="18"/>
               </w:rPr>
               <w:t>0.226 [0.199, 0.252]</w:t>
@@ -2613,7 +2614,7 @@
             <w:r>
               <w:rPr>
                 <w:rFonts w:ascii="Times New Roman" w:hAnsi="Times New Roman" w:eastAsia="Times New Roman" w:cs="Times New Roman"/>
-                <w:color w:val="172536"/>
+                <w:color w:val="000000"/>
                 <w:sz w:val="18"/>
               </w:rPr>
               <w:t>0.407 [0.377, 0.437]</w:t>
@@ -2639,7 +2640,7 @@
             <w:r>
               <w:rPr>
                 <w:rFonts w:ascii="Times New Roman" w:hAnsi="Times New Roman" w:eastAsia="Times New Roman" w:cs="Times New Roman"/>
-                <w:color w:val="172536"/>
+                <w:color w:val="000000"/>
                 <w:sz w:val="18"/>
               </w:rPr>
               <w:t>0.508 [0.478, 0.538]</w:t>
@@ -2665,7 +2666,7 @@
             <w:r>
               <w:rPr>
                 <w:rFonts w:ascii="Times New Roman" w:hAnsi="Times New Roman" w:eastAsia="Times New Roman" w:cs="Times New Roman"/>
-                <w:color w:val="172536"/>
+                <w:color w:val="000000"/>
                 <w:sz w:val="18"/>
               </w:rPr>
               <w:t>0.353 [0.326, 0.380]</w:t>
@@ -2696,7 +2697,7 @@
             <w:r>
               <w:rPr>
                 <w:rFonts w:ascii="Times New Roman" w:hAnsi="Times New Roman" w:eastAsia="Times New Roman" w:cs="Times New Roman"/>
-                <w:color w:val="172536"/>
+                <w:color w:val="000000"/>
                 <w:sz w:val="18"/>
               </w:rPr>
               <w:t>Character 2–5-gram TF–IDF (strict)</w:t>
@@ -2722,7 +2723,7 @@
             <w:r>
               <w:rPr>
                 <w:rFonts w:ascii="Times New Roman" w:hAnsi="Times New Roman" w:eastAsia="Times New Roman" w:cs="Times New Roman"/>
-                <w:color w:val="172536"/>
+                <w:color w:val="000000"/>
                 <w:sz w:val="18"/>
               </w:rPr>
               <w:t>0.416 [0.381, 0.451]</w:t>
@@ -2748,7 +2749,7 @@
             <w:r>
               <w:rPr>
                 <w:rFonts w:ascii="Times New Roman" w:hAnsi="Times New Roman" w:eastAsia="Times New Roman" w:cs="Times New Roman"/>
-                <w:color w:val="172536"/>
+                <w:color w:val="000000"/>
                 <w:sz w:val="18"/>
               </w:rPr>
               <w:t>0.337 [0.301, 0.374]</w:t>
@@ -2774,7 +2775,7 @@
             <w:r>
               <w:rPr>
                 <w:rFonts w:ascii="Times New Roman" w:hAnsi="Times New Roman" w:eastAsia="Times New Roman" w:cs="Times New Roman"/>
-                <w:color w:val="172536"/>
+                <w:color w:val="000000"/>
                 <w:sz w:val="18"/>
               </w:rPr>
               <w:t>0.492 [0.453, 0.530]</w:t>
@@ -2800,7 +2801,7 @@
             <w:r>
               <w:rPr>
                 <w:rFonts w:ascii="Times New Roman" w:hAnsi="Times New Roman" w:eastAsia="Times New Roman" w:cs="Times New Roman"/>
-                <w:color w:val="172536"/>
+                <w:color w:val="000000"/>
                 <w:sz w:val="18"/>
               </w:rPr>
               <w:t>0.562 [0.523, 0.601]</w:t>
@@ -2826,7 +2827,7 @@
             <w:r>
               <w:rPr>
                 <w:rFonts w:ascii="Times New Roman" w:hAnsi="Times New Roman" w:eastAsia="Times New Roman" w:cs="Times New Roman"/>
-                <w:color w:val="172536"/>
+                <w:color w:val="000000"/>
                 <w:sz w:val="18"/>
               </w:rPr>
               <w:t>0.440 [0.405, 0.477]</w:t>
@@ -2857,7 +2858,7 @@
             <w:r>
               <w:rPr>
                 <w:rFonts w:ascii="Times New Roman" w:hAnsi="Times New Roman" w:eastAsia="Times New Roman" w:cs="Times New Roman"/>
-                <w:color w:val="172536"/>
+                <w:color w:val="000000"/>
                 <w:sz w:val="18"/>
               </w:rPr>
               <w:t>Equal-weight z-score fusion (strict)</w:t>
@@ -2884,7 +2885,7 @@
               <w:rPr>
                 <w:rFonts w:ascii="Times New Roman" w:hAnsi="Times New Roman" w:eastAsia="Times New Roman" w:cs="Times New Roman"/>
                 <w:b/>
-                <w:color w:val="172536"/>
+                <w:color w:val="000000"/>
                 <w:sz w:val="18"/>
               </w:rPr>
               <w:t>0.447 [0.414, 0.481]</w:t>
@@ -2911,7 +2912,7 @@
               <w:rPr>
                 <w:rFonts w:ascii="Times New Roman" w:hAnsi="Times New Roman" w:eastAsia="Times New Roman" w:cs="Times New Roman"/>
                 <w:b/>
-                <w:color w:val="172536"/>
+                <w:color w:val="000000"/>
                 <w:sz w:val="18"/>
               </w:rPr>
               <w:t>0.362 [0.328, 0.398]</w:t>
@@ -2938,7 +2939,7 @@
               <w:rPr>
                 <w:rFonts w:ascii="Times New Roman" w:hAnsi="Times New Roman" w:eastAsia="Times New Roman" w:cs="Times New Roman"/>
                 <w:b/>
-                <w:color w:val="172536"/>
+                <w:color w:val="000000"/>
                 <w:sz w:val="18"/>
               </w:rPr>
               <w:t>0.528 [0.493, 0.564]</w:t>
@@ -2965,7 +2966,7 @@
               <w:rPr>
                 <w:rFonts w:ascii="Times New Roman" w:hAnsi="Times New Roman" w:eastAsia="Times New Roman" w:cs="Times New Roman"/>
                 <w:b/>
-                <w:color w:val="172536"/>
+                <w:color w:val="000000"/>
                 <w:sz w:val="18"/>
               </w:rPr>
               <w:t>0.611 [0.577, 0.646]</w:t>
@@ -2992,7 +2993,7 @@
               <w:rPr>
                 <w:rFonts w:ascii="Times New Roman" w:hAnsi="Times New Roman" w:eastAsia="Times New Roman" w:cs="Times New Roman"/>
                 <w:b/>
-                <w:color w:val="172536"/>
+                <w:color w:val="000000"/>
                 <w:sz w:val="18"/>
               </w:rPr>
               <w:t>0.476 [0.443, 0.511]</w:t>
@@ -3013,10 +3014,10 @@
       <w:r>
         <w:rPr>
           <w:rFonts w:ascii="Times New Roman" w:hAnsi="Times New Roman" w:eastAsia="Times New Roman" w:cs="Times New Roman"/>
-          <w:color w:val="172536"/>
+          <w:color w:val="000000"/>
           <w:sz w:val="20"/>
         </w:rPr>
-        <w:t>Table 2. Duplicate-component-adjusted source-label macro retrieval metrics across 5,455 held-out songs and 204 labels. Brackets show paired, occurrence-wise two-stage bootstrap 95% intervals (5,000 replicates).</w:t>
+        <w:t>Table 2 Duplicate-component-adjusted source-label macro retrieval metrics across 5,455 held-out songs and 204 labels. Brackets show paired, occurrence-wise two-stage bootstrap 95% intervals (5,000 replicates).</w:t>
       </w:r>
     </w:p>
     <w:p>
@@ -3028,7 +3029,7 @@
       <w:r>
         <w:rPr>
           <w:rFonts w:ascii="Times New Roman" w:hAnsi="Times New Roman" w:eastAsia="Times New Roman" w:cs="Times New Roman"/>
-          <w:color w:val="172536"/>
+          <w:color w:val="000000"/>
           <w:sz w:val="24"/>
         </w:rPr>
         <w:t>Standardization improves MRR slightly over raw-cosine averaging (+0.005, 0.001–0.009); Recall@1/5 remain inconclusive and the Recall@10 interval barely excludes zero. Removing the near-duplicate guard produces small optimistic Recall@10 and nDCG@10 shifts. Restoring exact cross-label shared text similarly raises MRR by 0.005, Recall@10 by 0.008, and nDCG@10 by 0.006. These diagnostics support the strict controls; they do not show that a less guarded system generalizes better.</w:t>
@@ -3043,7 +3044,7 @@
       <w:r>
         <w:rPr>
           <w:rFonts w:ascii="Times New Roman" w:hAnsi="Times New Roman" w:eastAsia="Times New Roman" w:cs="Times New Roman"/>
-          <w:color w:val="172536"/>
+          <w:color w:val="000000"/>
           <w:sz w:val="24"/>
         </w:rPr>
         <w:t>Performance varies substantially by repertoire: some source labels are retrieved nearly perfectly, whereas others have median true-label ranks below ten. Fusion is not a universal artist recognizer; semantic and surface-form signals rescue different queries. PO8 has the largest released label-level MRR lift over its better component (+0.224), while some easy labels gain nothing. The interface explains each aggregate recommendation and label-level repeatability without exposing query text or claiming a personal relationship.</w:t>
@@ -3058,7 +3059,7 @@
       <w:r>
         <w:drawing>
           <wp:inline xmlns:a="http://schemas.openxmlformats.org/drawingml/2006/main" xmlns:pic="http://schemas.openxmlformats.org/drawingml/2006/picture">
-            <wp:extent cx="5715000" cy="3962400"/>
+            <wp:extent cx="5715000" cy="3121269"/>
             <wp:docPr id="2" name="Picture 2" descr="Two dot-and-whisker panels compare five retrieval metrics. In the model panel, fusion is highest on all metrics, character TF–IDF is second, and BGE-M3 is lowest. In the paired-difference panel, all ten fusion-minus-baseline intervals lie to the right of zero; gains over TF–IDF are smaller than gains over BGE-M3." title="Two dot-and-whisker panels compare five retrieval metrics. In the model panel, f"/>
             <wp:cNvGraphicFramePr>
               <a:graphicFrameLocks noChangeAspect="1"/>
@@ -3079,7 +3080,7 @@
                   <pic:spPr>
                     <a:xfrm>
                       <a:off x="0" y="0"/>
-                      <a:ext cx="5715000" cy="3962400"/>
+                      <a:ext cx="5715000" cy="3121269"/>
                     </a:xfrm>
                     <a:prstGeom prst="rect"/>
                   </pic:spPr>
@@ -3097,10 +3098,10 @@
       <w:r>
         <w:rPr>
           <w:rFonts w:ascii="Times New Roman" w:hAnsi="Times New Roman" w:eastAsia="Times New Roman" w:cs="Times New Roman"/>
-          <w:color w:val="172536"/>
+          <w:color w:val="000000"/>
           <w:sz w:val="20"/>
         </w:rPr>
-        <w:t>Fig. 2. Strict held-out-song source-credit-label lyrical-repertoire retrieval. Panel A shows duplicate-component-adjusted macro MRR, Recall@1/5/10, and nDCG@10 for BGE-M3, character TF–IDF, and their untuned per-query z-score fusion. Panel B shows paired fusion-minus-baseline differences. Whiskers are 95% intervals from 5,000 literal occurrence-wise paired two-stage bootstrap replicates over 5,455 queries and 204 source-credit labels.</w:t>
+        <w:t>Fig. 2 Strict held-out-song source-credit-label lyrical-repertoire retrieval. Panel A shows duplicate-component-adjusted macro MRR, Recall@1/5/10, and nDCG@10 for BGE-M3, character TF–IDF, and their untuned per-query z-score fusion. Panel B shows paired fusion-minus-baseline differences. Whiskers are 95% intervals from 5,000 literal occurrence-wise paired two-stage bootstrap replicates over 5,455 queries and 204 source-credit labels.</w:t>
       </w:r>
     </w:p>
     <w:p>
@@ -3110,7 +3111,7 @@
       <w:r>
         <w:rPr>
           <w:rFonts w:ascii="Times New Roman" w:hAnsi="Times New Roman" w:eastAsia="Times New Roman" w:cs="Times New Roman"/>
-          <w:color w:val="52657A"/>
+          <w:color w:val="000000"/>
           <w:sz w:val="18"/>
         </w:rPr>
         <w:t>Alt text: Two dot-and-whisker panels compare five retrieval metrics. In the model panel, fusion is highest on all metrics, character TF–IDF is second, and BGE-M3 is lowest. In the paired-difference panel, all ten fusion-minus-baseline intervals lie to the right of zero; gains over TF–IDF are smaller than gains over BGE-M3.</w:t>
@@ -3118,224 +3119,24 @@
     </w:p>
     <w:p>
       <w:pPr>
-        <w:pStyle w:val="Heading1"/>
-      </w:pPr>
-      <w:r>
-        <w:t>6. Downstream Task 2: Chinese-Rap NER and a Provisional Cultural-Reference Network</w:t>
+        <w:pStyle w:val="Heading2"/>
+      </w:pPr>
+      <w:r>
+        <w:t>5.5 Corpus-Wide Descriptive Repertoire Companion</w:t>
       </w:r>
     </w:p>
     <w:p>
       <w:pPr>
-        <w:pStyle w:val="Heading2"/>
-      </w:pPr>
-      <w:r>
-        <w:t>6.1 Schema and evidence status</w:t>
-      </w:r>
-    </w:p>
-    <w:p>
-      <w:pPr>
         <w:widowControl/>
         <w:spacing w:line="480" w:lineRule="auto" w:after="0"/>
       </w:pPr>
       <w:r>
         <w:rPr>
           <w:rFonts w:ascii="Times New Roman" w:hAnsi="Times New Roman" w:eastAsia="Times New Roman" w:cs="Times New Roman"/>
-          <w:color w:val="172536"/>
+          <w:color w:val="000000"/>
           <w:sz w:val="24"/>
         </w:rPr>
-        <w:t xml:space="preserve">The domain schema includes </w:t>
-      </w:r>
-      <w:r>
-        <w:rPr>
-          <w:rFonts w:ascii="Courier New" w:hAnsi="Courier New" w:eastAsia="Courier New" w:cs="Courier New"/>
-          <w:color w:val="172536"/>
-          <w:sz w:val="23"/>
-        </w:rPr>
-        <w:t>PERSON_REFERENCE</w:t>
-      </w:r>
-      <w:r>
-        <w:rPr>
-          <w:rFonts w:ascii="Times New Roman" w:hAnsi="Times New Roman" w:eastAsia="Times New Roman" w:cs="Times New Roman"/>
-          <w:color w:val="172536"/>
-          <w:sz w:val="24"/>
-        </w:rPr>
-        <w:t xml:space="preserve">, </w:t>
-      </w:r>
-      <w:r>
-        <w:rPr>
-          <w:rFonts w:ascii="Courier New" w:hAnsi="Courier New" w:eastAsia="Courier New" w:cs="Courier New"/>
-          <w:color w:val="172536"/>
-          <w:sz w:val="23"/>
-        </w:rPr>
-        <w:t>GROUP_CREW_OR_ORGANIZATION</w:t>
-      </w:r>
-      <w:r>
-        <w:rPr>
-          <w:rFonts w:ascii="Times New Roman" w:hAnsi="Times New Roman" w:eastAsia="Times New Roman" w:cs="Times New Roman"/>
-          <w:color w:val="172536"/>
-          <w:sz w:val="24"/>
-        </w:rPr>
-        <w:t xml:space="preserve">, </w:t>
-      </w:r>
-      <w:r>
-        <w:rPr>
-          <w:rFonts w:ascii="Courier New" w:hAnsi="Courier New" w:eastAsia="Courier New" w:cs="Courier New"/>
-          <w:color w:val="172536"/>
-          <w:sz w:val="23"/>
-        </w:rPr>
-        <w:t>PLACE</w:t>
-      </w:r>
-      <w:r>
-        <w:rPr>
-          <w:rFonts w:ascii="Times New Roman" w:hAnsi="Times New Roman" w:eastAsia="Times New Roman" w:cs="Times New Roman"/>
-          <w:color w:val="172536"/>
-          <w:sz w:val="24"/>
-        </w:rPr>
-        <w:t xml:space="preserve">, </w:t>
-      </w:r>
-      <w:r>
-        <w:rPr>
-          <w:rFonts w:ascii="Courier New" w:hAnsi="Courier New" w:eastAsia="Courier New" w:cs="Courier New"/>
-          <w:color w:val="172536"/>
-          <w:sz w:val="23"/>
-        </w:rPr>
-        <w:t>BRAND_OR_PRODUCT</w:t>
-      </w:r>
-      <w:r>
-        <w:rPr>
-          <w:rFonts w:ascii="Times New Roman" w:hAnsi="Times New Roman" w:eastAsia="Times New Roman" w:cs="Times New Roman"/>
-          <w:color w:val="172536"/>
-          <w:sz w:val="24"/>
-        </w:rPr>
-        <w:t xml:space="preserve">, </w:t>
-      </w:r>
-      <w:r>
-        <w:rPr>
-          <w:rFonts w:ascii="Courier New" w:hAnsi="Courier New" w:eastAsia="Courier New" w:cs="Courier New"/>
-          <w:color w:val="172536"/>
-          <w:sz w:val="23"/>
-        </w:rPr>
-        <w:t>WORK_OR_MEDIA</w:t>
-      </w:r>
-      <w:r>
-        <w:rPr>
-          <w:rFonts w:ascii="Times New Roman" w:hAnsi="Times New Roman" w:eastAsia="Times New Roman" w:cs="Times New Roman"/>
-          <w:color w:val="172536"/>
-          <w:sz w:val="24"/>
-        </w:rPr>
-        <w:t xml:space="preserve">, </w:t>
-      </w:r>
-      <w:r>
-        <w:rPr>
-          <w:rFonts w:ascii="Courier New" w:hAnsi="Courier New" w:eastAsia="Courier New" w:cs="Courier New"/>
-          <w:color w:val="172536"/>
-          <w:sz w:val="23"/>
-        </w:rPr>
-        <w:t>EVENT</w:t>
-      </w:r>
-      <w:r>
-        <w:rPr>
-          <w:rFonts w:ascii="Times New Roman" w:hAnsi="Times New Roman" w:eastAsia="Times New Roman" w:cs="Times New Roman"/>
-          <w:color w:val="172536"/>
-          <w:sz w:val="24"/>
-        </w:rPr>
-        <w:t xml:space="preserve">, </w:t>
-      </w:r>
-      <w:r>
-        <w:rPr>
-          <w:rFonts w:ascii="Courier New" w:hAnsi="Courier New" w:eastAsia="Courier New" w:cs="Courier New"/>
-          <w:color w:val="172536"/>
-          <w:sz w:val="23"/>
-        </w:rPr>
-        <w:t>LANGUAGE_OR_DIALECT_REFERENCE</w:t>
-      </w:r>
-      <w:r>
-        <w:rPr>
-          <w:rFonts w:ascii="Times New Roman" w:hAnsi="Times New Roman" w:eastAsia="Times New Roman" w:cs="Times New Roman"/>
-          <w:color w:val="172536"/>
-          <w:sz w:val="24"/>
-        </w:rPr>
-        <w:t xml:space="preserve">, </w:t>
-      </w:r>
-      <w:r>
-        <w:rPr>
-          <w:rFonts w:ascii="Courier New" w:hAnsi="Courier New" w:eastAsia="Courier New" w:cs="Courier New"/>
-          <w:color w:val="172536"/>
-          <w:sz w:val="23"/>
-        </w:rPr>
-        <w:t>ETHNOCULTURAL_GROUP_REFERENCE</w:t>
-      </w:r>
-      <w:r>
-        <w:rPr>
-          <w:rFonts w:ascii="Times New Roman" w:hAnsi="Times New Roman" w:eastAsia="Times New Roman" w:cs="Times New Roman"/>
-          <w:color w:val="172536"/>
-          <w:sz w:val="24"/>
-        </w:rPr>
-        <w:t xml:space="preserve">, </w:t>
-      </w:r>
-      <w:r>
-        <w:rPr>
-          <w:rFonts w:ascii="Courier New" w:hAnsi="Courier New" w:eastAsia="Courier New" w:cs="Courier New"/>
-          <w:color w:val="172536"/>
-          <w:sz w:val="23"/>
-        </w:rPr>
-        <w:t>RAP_CULTURE_CONCEPT</w:t>
-      </w:r>
-      <w:r>
-        <w:rPr>
-          <w:rFonts w:ascii="Times New Roman" w:hAnsi="Times New Roman" w:eastAsia="Times New Roman" w:cs="Times New Roman"/>
-          <w:color w:val="172536"/>
-          <w:sz w:val="24"/>
-        </w:rPr>
-        <w:t xml:space="preserve">, and </w:t>
-      </w:r>
-      <w:r>
-        <w:rPr>
-          <w:rFonts w:ascii="Courier New" w:hAnsi="Courier New" w:eastAsia="Courier New" w:cs="Courier New"/>
-          <w:color w:val="172536"/>
-          <w:sz w:val="23"/>
-        </w:rPr>
-        <w:t>OTHER_CULTURAL_REFERENCE</w:t>
-      </w:r>
-      <w:r>
-        <w:rPr>
-          <w:rFonts w:ascii="Times New Roman" w:hAnsi="Times New Roman" w:eastAsia="Times New Roman" w:cs="Times New Roman"/>
-          <w:color w:val="172536"/>
-          <w:sz w:val="24"/>
-        </w:rPr>
-        <w:t xml:space="preserve">, plus </w:t>
-      </w:r>
-      <w:r>
-        <w:rPr>
-          <w:rFonts w:ascii="Courier New" w:hAnsi="Courier New" w:eastAsia="Courier New" w:cs="Courier New"/>
-          <w:color w:val="172536"/>
-          <w:sz w:val="23"/>
-        </w:rPr>
-        <w:t>NOT_ENTITY</w:t>
-      </w:r>
-      <w:r>
-        <w:rPr>
-          <w:rFonts w:ascii="Times New Roman" w:hAnsi="Times New Roman" w:eastAsia="Times New Roman" w:cs="Times New Roman"/>
-          <w:color w:val="172536"/>
-          <w:sz w:val="24"/>
-        </w:rPr>
-        <w:t xml:space="preserve"> and </w:t>
-      </w:r>
-      <w:r>
-        <w:rPr>
-          <w:rFonts w:ascii="Courier New" w:hAnsi="Courier New" w:eastAsia="Courier New" w:cs="Courier New"/>
-          <w:color w:val="172536"/>
-          <w:sz w:val="23"/>
-        </w:rPr>
-        <w:t>UNCERTAIN</w:t>
-      </w:r>
-      <w:r>
-        <w:rPr>
-          <w:rFonts w:ascii="Times New Roman" w:hAnsi="Times New Roman" w:eastAsia="Times New Roman" w:cs="Times New Roman"/>
-          <w:color w:val="172536"/>
-          <w:sz w:val="24"/>
-        </w:rPr>
-        <w:t>. A person reference may be real, stage-named, fictional, or mythic; it never automatically denotes a rapper. Reviewers label validity, type, referential status, normalized surface, linking status, confidence, and corrections in private context.</w:t>
+        <w:t>The interactive overview is a secondary descriptive analysis of Task 1, not another retrieval evaluation and not a visualization of the fusion scores in Table 2. It represents each of 204 support-eligible source-credit labels by a duplicate-component-weighted mean of its BGE-M3 lyric-chunk vectors. A sensitivity representation is recomputed after excluding every exact cleaned text shared across labels. A pair is retained only when each label ranks the other among its five closest cosine neighbours in both representations. Among 20,706 possible pairs, 86 satisfy this reciprocal rule, connecting 93 labels; the remaining 111 have no released reciprocal edge under the rule. A line therefore denotes corpus-internal BGE-M3 repertoire proximity, not collaboration, influence, genre, geography, biography, preference, popularity, or verified identity.</w:t>
       </w:r>
     </w:p>
     <w:p>
@@ -3347,32 +3148,10 @@
       <w:r>
         <w:rPr>
           <w:rFonts w:ascii="Times New Roman" w:hAnsi="Times New Roman" w:eastAsia="Times New Roman" w:cs="Times New Roman"/>
-          <w:color w:val="172536"/>
+          <w:color w:val="000000"/>
           <w:sz w:val="24"/>
         </w:rPr>
-        <w:t>The current corpus has no completed occurrence-level human gold. Two legacy, superseded sets—300 context-review forms and 300 occurrence-review tasks—contain zero completed decisions, and no verified entity or relation registry rows exist. The primary release instead provides a newly sampled 800-occurrence dual-review package. We therefore treat NER as a research-resource and readiness result. No accuracy metric is reported.</w:t>
-      </w:r>
-    </w:p>
-    <w:p>
-      <w:pPr>
-        <w:pStyle w:val="Heading2"/>
-      </w:pPr>
-      <w:r>
-        <w:t>6.2 Two candidate baselines</w:t>
-      </w:r>
-    </w:p>
-    <w:p>
-      <w:pPr>
-        <w:widowControl/>
-        <w:spacing w:line="480" w:lineRule="auto" w:after="0"/>
-      </w:pPr>
-      <w:r>
-        <w:rPr>
-          <w:rFonts w:ascii="Times New Roman" w:hAnsi="Times New Roman" w:eastAsia="Times New Roman" w:cs="Times New Roman"/>
-          <w:color w:val="172536"/>
-          <w:sz w:val="24"/>
-        </w:rPr>
-        <w:t>Baseline A is a screened 605-surface lexicon, of which 561 surfaces map to the target schema. Matching is case-sensitive and literal; ASCII/digit surfaces require non-ASCII-word boundaries. Overlap is resolved globally by longest span and then earliest start. Screening a surface establishes only that it is a plausible candidate, not that every occurrence is an entity in context.</w:t>
+        <w:t>For the global layout, normalized centroids from the two text treatments are combined and projected by deterministic principal-components analysis. The first two components retain 26.2% of profile variation. Position is therefore an approximate overview for navigation; only a retained line defines a released match, and screen distance alone is not interpreted. The focused ego diagram below it uses a circular navigation layout whose angle and radius carry no analytical meaning.</w:t>
       </w:r>
     </w:p>
     <w:p>
@@ -3384,60 +3163,232 @@
       <w:r>
         <w:rPr>
           <w:rFonts w:ascii="Times New Roman" w:hAnsi="Times New Roman" w:eastAsia="Times New Roman" w:cs="Times New Roman"/>
-          <w:color w:val="172536"/>
+          <w:color w:val="000000"/>
           <w:sz w:val="24"/>
         </w:rPr>
-        <w:t xml:space="preserve">Baseline B is the pinned </w:t>
+        <w:t>Repeatability is assessed with 250 fixed-seed resamples in which songs are sampled with replacement within each label and both reciprocal-top-five graphs are recomputed. Observed-edge selection frequency ranges from 0.072 to 0.712 (median 0.280); 16 of 86 edges, connecting 25 labels, meet the prespecified 0.50 display gate, and none reaches 0.80. This frequency is neither posterior probability nor statistical confidence. Auxiliary explanations are computed only after an edge exists: duplicate-controlled informative-Dirichlet distinctive wording, song-normalized written endings, and song-level writing-form probes. A signal is displayed only when it reaches the 90th percentile within its support stratum. Forty-eight edges have at least one such concordant signal; 38 remain semantic-only. These probes explain measurable common ground but do not causally decompose the embedding.</w:t>
+      </w:r>
+    </w:p>
+    <w:p>
+      <w:pPr>
+        <w:pStyle w:val="Heading1"/>
+      </w:pPr>
+      <w:r>
+        <w:t>6. Downstream Task 2: Chinese-Rap NER and a Provisional Cultural-Reference Network</w:t>
+      </w:r>
+    </w:p>
+    <w:p>
+      <w:pPr>
+        <w:pStyle w:val="Heading2"/>
+      </w:pPr>
+      <w:r>
+        <w:t>6.1 Schema and Evidence Status</w:t>
+      </w:r>
+    </w:p>
+    <w:p>
+      <w:pPr>
+        <w:widowControl/>
+        <w:spacing w:line="480" w:lineRule="auto" w:after="0"/>
+      </w:pPr>
+      <w:r>
+        <w:rPr>
+          <w:rFonts w:ascii="Times New Roman" w:hAnsi="Times New Roman" w:eastAsia="Times New Roman" w:cs="Times New Roman"/>
+          <w:color w:val="000000"/>
+          <w:sz w:val="24"/>
+        </w:rPr>
+        <w:t xml:space="preserve">The domain schema includes </w:t>
       </w:r>
       <w:r>
         <w:rPr>
           <w:rFonts w:ascii="Courier New" w:hAnsi="Courier New" w:eastAsia="Courier New" w:cs="Courier New"/>
-          <w:color w:val="172536"/>
+          <w:color w:val="000000"/>
           <w:sz w:val="23"/>
         </w:rPr>
-        <w:t>ckiplab/albert-tiny-chinese-ner</w:t>
-      </w:r>
-      <w:r>
-        <w:rPr>
-          <w:rFonts w:ascii="Times New Roman" w:hAnsi="Times New Roman" w:eastAsia="Times New Roman" w:cs="Times New Roman"/>
-          <w:color w:val="172536"/>
+        <w:t>PERSON_REFERENCE</w:t>
+      </w:r>
+      <w:r>
+        <w:rPr>
+          <w:rFonts w:ascii="Times New Roman" w:hAnsi="Times New Roman" w:eastAsia="Times New Roman" w:cs="Times New Roman"/>
+          <w:color w:val="000000"/>
           <w:sz w:val="24"/>
         </w:rPr>
-        <w:t xml:space="preserve"> token classifier, executed through Transformers and PyTorch with configuration and weight hashes recorded in the release (Wolf </w:t>
-      </w:r>
-      <w:r>
-        <w:rPr>
-          <w:rFonts w:ascii="Times New Roman" w:hAnsi="Times New Roman" w:eastAsia="Times New Roman" w:cs="Times New Roman"/>
-          <w:i/>
-          <w:color w:val="172536"/>
+        <w:t xml:space="preserve">, </w:t>
+      </w:r>
+      <w:r>
+        <w:rPr>
+          <w:rFonts w:ascii="Courier New" w:hAnsi="Courier New" w:eastAsia="Courier New" w:cs="Courier New"/>
+          <w:color w:val="000000"/>
+          <w:sz w:val="23"/>
+        </w:rPr>
+        <w:t>GROUP_CREW_OR_ORGANIZATION</w:t>
+      </w:r>
+      <w:r>
+        <w:rPr>
+          <w:rFonts w:ascii="Times New Roman" w:hAnsi="Times New Roman" w:eastAsia="Times New Roman" w:cs="Times New Roman"/>
+          <w:color w:val="000000"/>
           <w:sz w:val="24"/>
         </w:rPr>
-        <w:t>et al.</w:t>
-      </w:r>
-      <w:r>
-        <w:rPr>
-          <w:rFonts w:ascii="Times New Roman" w:hAnsi="Times New Roman" w:eastAsia="Times New Roman" w:cs="Times New Roman"/>
-          <w:color w:val="172536"/>
+        <w:t xml:space="preserve">, </w:t>
+      </w:r>
+      <w:r>
+        <w:rPr>
+          <w:rFonts w:ascii="Courier New" w:hAnsi="Courier New" w:eastAsia="Courier New" w:cs="Courier New"/>
+          <w:color w:val="000000"/>
+          <w:sz w:val="23"/>
+        </w:rPr>
+        <w:t>PLACE</w:t>
+      </w:r>
+      <w:r>
+        <w:rPr>
+          <w:rFonts w:ascii="Times New Roman" w:hAnsi="Times New Roman" w:eastAsia="Times New Roman" w:cs="Times New Roman"/>
+          <w:color w:val="000000"/>
           <w:sz w:val="24"/>
         </w:rPr>
-        <w:t xml:space="preserve">, 2020; Paszke </w:t>
-      </w:r>
-      <w:r>
-        <w:rPr>
-          <w:rFonts w:ascii="Times New Roman" w:hAnsi="Times New Roman" w:eastAsia="Times New Roman" w:cs="Times New Roman"/>
-          <w:i/>
-          <w:color w:val="172536"/>
+        <w:t xml:space="preserve">, </w:t>
+      </w:r>
+      <w:r>
+        <w:rPr>
+          <w:rFonts w:ascii="Courier New" w:hAnsi="Courier New" w:eastAsia="Courier New" w:cs="Courier New"/>
+          <w:color w:val="000000"/>
+          <w:sz w:val="23"/>
+        </w:rPr>
+        <w:t>BRAND_OR_PRODUCT</w:t>
+      </w:r>
+      <w:r>
+        <w:rPr>
+          <w:rFonts w:ascii="Times New Roman" w:hAnsi="Times New Roman" w:eastAsia="Times New Roman" w:cs="Times New Roman"/>
+          <w:color w:val="000000"/>
           <w:sz w:val="24"/>
         </w:rPr>
-        <w:t>et al.</w:t>
-      </w:r>
-      <w:r>
-        <w:rPr>
-          <w:rFonts w:ascii="Times New Roman" w:hAnsi="Times New Roman" w:eastAsia="Times New Roman" w:cs="Times New Roman"/>
-          <w:color w:val="172536"/>
+        <w:t xml:space="preserve">, </w:t>
+      </w:r>
+      <w:r>
+        <w:rPr>
+          <w:rFonts w:ascii="Courier New" w:hAnsi="Courier New" w:eastAsia="Courier New" w:cs="Courier New"/>
+          <w:color w:val="000000"/>
+          <w:sz w:val="23"/>
+        </w:rPr>
+        <w:t>WORK_OR_MEDIA</w:t>
+      </w:r>
+      <w:r>
+        <w:rPr>
+          <w:rFonts w:ascii="Times New Roman" w:hAnsi="Times New Roman" w:eastAsia="Times New Roman" w:cs="Times New Roman"/>
+          <w:color w:val="000000"/>
           <w:sz w:val="24"/>
         </w:rPr>
-        <w:t>, 2019). It is a Traditional-Chinese general-domain model, used in 180-character windows with 40-character overlap. Overlapping window predictions are deduplicated. Because stage names, slang, creative spelling, and simplified Chinese create domain shift, model confidence is not treated as calibrated probability.</w:t>
+        <w:t xml:space="preserve">, </w:t>
+      </w:r>
+      <w:r>
+        <w:rPr>
+          <w:rFonts w:ascii="Courier New" w:hAnsi="Courier New" w:eastAsia="Courier New" w:cs="Courier New"/>
+          <w:color w:val="000000"/>
+          <w:sz w:val="23"/>
+        </w:rPr>
+        <w:t>EVENT</w:t>
+      </w:r>
+      <w:r>
+        <w:rPr>
+          <w:rFonts w:ascii="Times New Roman" w:hAnsi="Times New Roman" w:eastAsia="Times New Roman" w:cs="Times New Roman"/>
+          <w:color w:val="000000"/>
+          <w:sz w:val="24"/>
+        </w:rPr>
+        <w:t xml:space="preserve">, </w:t>
+      </w:r>
+      <w:r>
+        <w:rPr>
+          <w:rFonts w:ascii="Courier New" w:hAnsi="Courier New" w:eastAsia="Courier New" w:cs="Courier New"/>
+          <w:color w:val="000000"/>
+          <w:sz w:val="23"/>
+        </w:rPr>
+        <w:t>LANGUAGE_OR_DIALECT_REFERENCE</w:t>
+      </w:r>
+      <w:r>
+        <w:rPr>
+          <w:rFonts w:ascii="Times New Roman" w:hAnsi="Times New Roman" w:eastAsia="Times New Roman" w:cs="Times New Roman"/>
+          <w:color w:val="000000"/>
+          <w:sz w:val="24"/>
+        </w:rPr>
+        <w:t xml:space="preserve">, </w:t>
+      </w:r>
+      <w:r>
+        <w:rPr>
+          <w:rFonts w:ascii="Courier New" w:hAnsi="Courier New" w:eastAsia="Courier New" w:cs="Courier New"/>
+          <w:color w:val="000000"/>
+          <w:sz w:val="23"/>
+        </w:rPr>
+        <w:t>ETHNOCULTURAL_GROUP_REFERENCE</w:t>
+      </w:r>
+      <w:r>
+        <w:rPr>
+          <w:rFonts w:ascii="Times New Roman" w:hAnsi="Times New Roman" w:eastAsia="Times New Roman" w:cs="Times New Roman"/>
+          <w:color w:val="000000"/>
+          <w:sz w:val="24"/>
+        </w:rPr>
+        <w:t xml:space="preserve">, </w:t>
+      </w:r>
+      <w:r>
+        <w:rPr>
+          <w:rFonts w:ascii="Courier New" w:hAnsi="Courier New" w:eastAsia="Courier New" w:cs="Courier New"/>
+          <w:color w:val="000000"/>
+          <w:sz w:val="23"/>
+        </w:rPr>
+        <w:t>RAP_CULTURE_CONCEPT</w:t>
+      </w:r>
+      <w:r>
+        <w:rPr>
+          <w:rFonts w:ascii="Times New Roman" w:hAnsi="Times New Roman" w:eastAsia="Times New Roman" w:cs="Times New Roman"/>
+          <w:color w:val="000000"/>
+          <w:sz w:val="24"/>
+        </w:rPr>
+        <w:t xml:space="preserve">, and </w:t>
+      </w:r>
+      <w:r>
+        <w:rPr>
+          <w:rFonts w:ascii="Courier New" w:hAnsi="Courier New" w:eastAsia="Courier New" w:cs="Courier New"/>
+          <w:color w:val="000000"/>
+          <w:sz w:val="23"/>
+        </w:rPr>
+        <w:t>OTHER_CULTURAL_REFERENCE</w:t>
+      </w:r>
+      <w:r>
+        <w:rPr>
+          <w:rFonts w:ascii="Times New Roman" w:hAnsi="Times New Roman" w:eastAsia="Times New Roman" w:cs="Times New Roman"/>
+          <w:color w:val="000000"/>
+          <w:sz w:val="24"/>
+        </w:rPr>
+        <w:t xml:space="preserve">, plus </w:t>
+      </w:r>
+      <w:r>
+        <w:rPr>
+          <w:rFonts w:ascii="Courier New" w:hAnsi="Courier New" w:eastAsia="Courier New" w:cs="Courier New"/>
+          <w:color w:val="000000"/>
+          <w:sz w:val="23"/>
+        </w:rPr>
+        <w:t>NOT_ENTITY</w:t>
+      </w:r>
+      <w:r>
+        <w:rPr>
+          <w:rFonts w:ascii="Times New Roman" w:hAnsi="Times New Roman" w:eastAsia="Times New Roman" w:cs="Times New Roman"/>
+          <w:color w:val="000000"/>
+          <w:sz w:val="24"/>
+        </w:rPr>
+        <w:t xml:space="preserve"> and </w:t>
+      </w:r>
+      <w:r>
+        <w:rPr>
+          <w:rFonts w:ascii="Courier New" w:hAnsi="Courier New" w:eastAsia="Courier New" w:cs="Courier New"/>
+          <w:color w:val="000000"/>
+          <w:sz w:val="23"/>
+        </w:rPr>
+        <w:t>UNCERTAIN</w:t>
+      </w:r>
+      <w:r>
+        <w:rPr>
+          <w:rFonts w:ascii="Times New Roman" w:hAnsi="Times New Roman" w:eastAsia="Times New Roman" w:cs="Times New Roman"/>
+          <w:color w:val="000000"/>
+          <w:sz w:val="24"/>
+        </w:rPr>
+        <w:t>. A person reference may be real, stage-named, fictional, or mythic; it never automatically denotes a rapper. Reviewers label validity, type, referential status, normalized surface, linking status, confidence, and corrections in private context.</w:t>
       </w:r>
     </w:p>
     <w:p>
@@ -3449,10 +3400,10 @@
       <w:r>
         <w:rPr>
           <w:rFonts w:ascii="Times New Roman" w:hAnsi="Times New Roman" w:eastAsia="Times New Roman" w:cs="Times New Roman"/>
-          <w:color w:val="172536"/>
+          <w:color w:val="000000"/>
           <w:sz w:val="24"/>
         </w:rPr>
-        <w:t>The comparison frame contains every unique line with a lexicon candidate plus a deterministic hash-ranked sample of 3,000 candidate-free lines: 23,177 lines. The lexicon produces 22,448 spans and the transformer 12,602; the full lexicon pass yields 37,983 source occurrences. Exact span/type agreement occurs 3,566 times, including 3,290 above confidence 0.80. Deduplicating identical line/span/type combinations gives 2,011 agreements and 1,888 high-consistency spans. Both units measure overlap between fallible methods, not correctness.</w:t>
+        <w:t>The current corpus has no completed occurrence-level human gold. Two legacy, superseded sets—300 context-review forms and 300 occurrence-review tasks—contain zero completed decisions, and no verified entity or relation registry rows exist. The primary release instead provides a newly sampled 800-occurrence dual-review package. We therefore treat NER as a research-resource and readiness result. No accuracy metric is reported.</w:t>
       </w:r>
     </w:p>
     <w:p>
@@ -3460,7 +3411,7 @@
         <w:pStyle w:val="Heading2"/>
       </w:pPr>
       <w:r>
-        <w:t>6.3 Human review design and provisional release gate</w:t>
+        <w:t>6.2 Two Candidate Baselines</w:t>
       </w:r>
     </w:p>
     <w:p>
@@ -3471,10 +3422,10 @@
       <w:r>
         <w:rPr>
           <w:rFonts w:ascii="Times New Roman" w:hAnsi="Times New Roman" w:eastAsia="Times New Roman" w:cs="Times New Roman"/>
-          <w:color w:val="172536"/>
+          <w:color w:val="000000"/>
           <w:sz w:val="24"/>
         </w:rPr>
-        <w:t>The private annotation package samples 800 distinct occurrences stratified by proposed type and agreement state: exact agreement, overlapping agreement, type/boundary conflict, lexicon-only, and transformer-only. Two reviewers work independently; disagreements, uncertainty, corrected spans/types, or conflicting links require adjudication. A future gold release requires complete dual review, adjudication, agreement reporting, manifest reconciliation, and a song-level train/dev/test split.</w:t>
+        <w:t>Baseline A is a screened 605-surface lexicon, of which 561 surfaces map to the target schema. Matching is case-sensitive and literal; ASCII/digit surfaces require non-ASCII-word boundaries. Overlap is resolved globally by longest span and then earliest start. Screening a surface establishes only that it is a plausible candidate, not that every occurrence is an entity in context.</w:t>
       </w:r>
     </w:p>
     <w:p>
@@ -3486,10 +3437,60 @@
       <w:r>
         <w:rPr>
           <w:rFonts w:ascii="Times New Roman" w:hAnsi="Times New Roman" w:eastAsia="Times New Roman" w:cs="Times New Roman"/>
-          <w:color w:val="172536"/>
+          <w:color w:val="000000"/>
           <w:sz w:val="24"/>
         </w:rPr>
-        <w:t>Before review, corpuswide aggregates must pass exact span/type agreement, confidence ≥0.80, at least five strict occurrences in five duplicate-controlled songs and three labels, agreement on at least half of lexicon occurrences, and mean confidence ≥0.80. Every survivor receives a release audit. Named-person surfaces must also appear in a screened individual ledger; places and language surfaces retain only those narrow types. Ambiguous items and types without a release rule are withheld.</w:t>
+        <w:t xml:space="preserve">Baseline B is the pinned </w:t>
+      </w:r>
+      <w:r>
+        <w:rPr>
+          <w:rFonts w:ascii="Courier New" w:hAnsi="Courier New" w:eastAsia="Courier New" w:cs="Courier New"/>
+          <w:color w:val="000000"/>
+          <w:sz w:val="23"/>
+        </w:rPr>
+        <w:t>ckiplab/albert-tiny-chinese-ner</w:t>
+      </w:r>
+      <w:r>
+        <w:rPr>
+          <w:rFonts w:ascii="Times New Roman" w:hAnsi="Times New Roman" w:eastAsia="Times New Roman" w:cs="Times New Roman"/>
+          <w:color w:val="000000"/>
+          <w:sz w:val="24"/>
+        </w:rPr>
+        <w:t xml:space="preserve"> token classifier, executed through Transformers and PyTorch with configuration and weight hashes recorded in the release (Paszke </w:t>
+      </w:r>
+      <w:r>
+        <w:rPr>
+          <w:rFonts w:ascii="Times New Roman" w:hAnsi="Times New Roman" w:eastAsia="Times New Roman" w:cs="Times New Roman"/>
+          <w:i/>
+          <w:color w:val="000000"/>
+          <w:sz w:val="24"/>
+        </w:rPr>
+        <w:t>et al.</w:t>
+      </w:r>
+      <w:r>
+        <w:rPr>
+          <w:rFonts w:ascii="Times New Roman" w:hAnsi="Times New Roman" w:eastAsia="Times New Roman" w:cs="Times New Roman"/>
+          <w:color w:val="000000"/>
+          <w:sz w:val="24"/>
+        </w:rPr>
+        <w:t xml:space="preserve"> 2019; Wolf </w:t>
+      </w:r>
+      <w:r>
+        <w:rPr>
+          <w:rFonts w:ascii="Times New Roman" w:hAnsi="Times New Roman" w:eastAsia="Times New Roman" w:cs="Times New Roman"/>
+          <w:i/>
+          <w:color w:val="000000"/>
+          <w:sz w:val="24"/>
+        </w:rPr>
+        <w:t>et al.</w:t>
+      </w:r>
+      <w:r>
+        <w:rPr>
+          <w:rFonts w:ascii="Times New Roman" w:hAnsi="Times New Roman" w:eastAsia="Times New Roman" w:cs="Times New Roman"/>
+          <w:color w:val="000000"/>
+          <w:sz w:val="24"/>
+        </w:rPr>
+        <w:t xml:space="preserve"> 2020). It is a Traditional-Chinese general-domain model, used in 180-character windows with 40-character overlap. Overlapping window predictions are deduplicated. Because stage names, slang, creative spelling, and simplified Chinese create domain shift, model confidence is not treated as calibrated probability.</w:t>
       </w:r>
     </w:p>
     <w:p>
@@ -3501,10 +3502,10 @@
       <w:r>
         <w:rPr>
           <w:rFonts w:ascii="Times New Roman" w:hAnsi="Times New Roman" w:eastAsia="Times New Roman" w:cs="Times New Roman"/>
-          <w:color w:val="172536"/>
+          <w:color w:val="000000"/>
           <w:sz w:val="24"/>
         </w:rPr>
-        <w:t>The primary graph then reapplies the same gate after two restrictions fixed independently of the observed association scores: the 204-label retrieval universe is used, and every exact cleaned-text hash observed under more than one canonical label anywhere in the eligible corpus is excluded. There are 2,187 such hashes. The primary inventory is required to be a strict subset of the frozen corpuswide candidate inventory so that denominator filtering cannot introduce a new surface merely by increasing its agreement rate.</w:t>
+        <w:t>The comparison frame contains every unique line with a lexicon candidate plus a deterministic hash-ranked sample of 3,000 candidate-free lines: 23,177 lines. The lexicon produces 22,448 spans and the transformer 12,602; the full lexicon pass yields 37,983 source occurrences. Exact span/type agreement occurs 3,566 times, including 3,290 above confidence 0.80. Deduplicating identical line/span/type combinations gives 2,011 agreements and 1,888 high-consistency spans. Both units measure overlap between fallible methods, not correctness.</w:t>
       </w:r>
     </w:p>
     <w:p>
@@ -3512,7 +3513,7 @@
         <w:pStyle w:val="Heading2"/>
       </w:pPr>
       <w:r>
-        <w:t>6.4 Typed network construction</w:t>
+        <w:t>6.3 Human Review Design and Provisional Release Gate</w:t>
       </w:r>
     </w:p>
     <w:p>
@@ -3523,10 +3524,10 @@
       <w:r>
         <w:rPr>
           <w:rFonts w:ascii="Times New Roman" w:hAnsi="Times New Roman" w:eastAsia="Times New Roman" w:cs="Times New Roman"/>
-          <w:color w:val="172536"/>
+          <w:color w:val="000000"/>
           <w:sz w:val="24"/>
         </w:rPr>
-        <w:t>Only audited provisional entities enter the graph. Its two edge layers have different meanings and separate multiple-testing families:</w:t>
+        <w:t>The private annotation package samples 800 distinct occurrences stratified by proposed type and agreement state: exact agreement, overlapping agreement, type/boundary conflict, lexicon-only, and transformer-only. Two reviewers work independently; disagreements, uncertainty, corrected spans/types, or conflicting links require adjudication. A future gold release requires complete dual review, adjudication, agreement reporting, manifest reconciliation, and a song-level train/dev/test split.</w:t>
       </w:r>
     </w:p>
     <w:p>
@@ -3538,26 +3539,10 @@
       <w:r>
         <w:rPr>
           <w:rFonts w:ascii="Times New Roman" w:hAnsi="Times New Roman" w:eastAsia="Times New Roman" w:cs="Times New Roman"/>
-          <w:color w:val="172536"/>
+          <w:color w:val="000000"/>
           <w:sz w:val="24"/>
         </w:rPr>
-        <w:t xml:space="preserve">1. </w:t>
-      </w:r>
-      <w:r>
-        <w:rPr>
-          <w:rFonts w:ascii="Courier New" w:hAnsi="Courier New" w:eastAsia="Courier New" w:cs="Courier New"/>
-          <w:color w:val="172536"/>
-          <w:sz w:val="23"/>
-        </w:rPr>
-        <w:t>SOURCE_LABEL_TO_LYRIC_REFERENCE</w:t>
-      </w:r>
-      <w:r>
-        <w:rPr>
-          <w:rFonts w:ascii="Times New Roman" w:hAnsi="Times New Roman" w:eastAsia="Times New Roman" w:cs="Times New Roman"/>
-          <w:color w:val="172536"/>
-          <w:sz w:val="24"/>
-        </w:rPr>
-        <w:t xml:space="preserve"> tests every source-label/entity pair in the 204-label universe. Release requires the entity in at least five of at least ten eligible source-labelled song units, within-label coverage at least 5%, a Jeffreys-smoothed risk ratio of at least 1.50 against the rest of the graph universe, a conservative 95% risk-ratio interval lower bound above 1.0, and Benjamini–Hochberg FDR (q ≤ 0.05). If the label rate has a 95% Jeffreys interval [pᴸ⁻, pᴸ⁺] and the rest-of-corpus rate has [pᴿ⁻, pᴿ⁺], the reported constructed bound is [pᴸ⁻/pᴿ⁺, pᴸ⁺/pᴿ⁻]. It is a conservative ratio of marginal bounds, not a standard likelihood-based confidence interval for the risk ratio. The table retains raw lift, smoothed rates, this uncertainty bound, p, q, and a reliability class.</w:t>
+        <w:t>Before review, corpuswide aggregates must pass exact span/type agreement, confidence ≥0.80, at least five strict occurrences in five duplicate-controlled songs and three labels, agreement on at least half of lexicon occurrences, and mean confidence ≥0.80. Every survivor receives a release audit. Named-person surfaces must also appear in a screened individual ledger; places and language surfaces retain only those narrow types. Ambiguous items and types without a release rule are withheld.</w:t>
       </w:r>
     </w:p>
     <w:p>
@@ -3569,43 +3554,32 @@
       <w:r>
         <w:rPr>
           <w:rFonts w:ascii="Times New Roman" w:hAnsi="Times New Roman" w:eastAsia="Times New Roman" w:cs="Times New Roman"/>
-          <w:color w:val="172536"/>
+          <w:color w:val="000000"/>
           <w:sz w:val="24"/>
         </w:rPr>
-        <w:t xml:space="preserve">2. </w:t>
-      </w:r>
-      <w:r>
-        <w:rPr>
-          <w:rFonts w:ascii="Courier New" w:hAnsi="Courier New" w:eastAsia="Courier New" w:cs="Courier New"/>
-          <w:color w:val="172536"/>
-          <w:sz w:val="23"/>
-        </w:rPr>
-        <w:t>SAME_SONG_LYRIC_REFERENCE_CO_MENTION</w:t>
-      </w:r>
-      <w:r>
-        <w:rPr>
-          <w:rFonts w:ascii="Times New Roman" w:hAnsi="Times New Roman" w:eastAsia="Times New Roman" w:cs="Times New Roman"/>
-          <w:color w:val="172536"/>
+        <w:t>The primary graph then reapplies the same gate after two restrictions fixed independently of the observed association scores: the 204-label retrieval universe is used, and every exact cleaned-text hash observed under more than one canonical label anywhere in the eligible corpus is excluded. There are 2,187 such hashes. The primary inventory is required to be a strict subset of the frozen corpuswide candidate inventory so that denominator filtering cannot introduce a new surface merely by increasing its agreement rate.</w:t>
+      </w:r>
+    </w:p>
+    <w:p>
+      <w:pPr>
+        <w:pStyle w:val="Heading2"/>
+      </w:pPr>
+      <w:r>
+        <w:t>6.4 Typed Network Construction</w:t>
+      </w:r>
+    </w:p>
+    <w:p>
+      <w:pPr>
+        <w:widowControl/>
+        <w:spacing w:line="480" w:lineRule="auto" w:after="0"/>
+      </w:pPr>
+      <w:r>
+        <w:rPr>
+          <w:rFonts w:ascii="Times New Roman" w:hAnsi="Times New Roman" w:eastAsia="Times New Roman" w:cs="Times New Roman"/>
+          <w:color w:val="000000"/>
           <w:sz w:val="24"/>
         </w:rPr>
-        <w:t xml:space="preserve"> tests entity pairs over </w:t>
-      </w:r>
-      <w:r>
-        <w:rPr>
-          <w:rFonts w:ascii="Times New Roman" w:hAnsi="Times New Roman" w:eastAsia="Times New Roman" w:cs="Times New Roman"/>
-          <w:b/>
-          <w:color w:val="172536"/>
-          <w:sz w:val="24"/>
-        </w:rPr>
-        <w:t>all 5,681 eligible shared-text-excluded full-song units</w:t>
-      </w:r>
-      <w:r>
-        <w:rPr>
-          <w:rFonts w:ascii="Times New Roman" w:hAnsi="Times New Roman" w:eastAsia="Times New Roman" w:cs="Times New Roman"/>
-          <w:color w:val="172536"/>
-          <w:sz w:val="24"/>
-        </w:rPr>
-        <w:t>, including songs with no released entity. Release requires at least five units across at least three source labels, lift at least 1.25, positive normalized PMI, and BH q ≤ 0.05.</w:t>
+        <w:t>Only audited provisional entities enter the graph. Its two edge layers have different meanings and separate multiple-testing families:</w:t>
       </w:r>
     </w:p>
     <w:p>
@@ -3617,32 +3591,26 @@
       <w:r>
         <w:rPr>
           <w:rFonts w:ascii="Times New Roman" w:hAnsi="Times New Roman" w:eastAsia="Times New Roman" w:cs="Times New Roman"/>
-          <w:color w:val="172536"/>
+          <w:color w:val="000000"/>
           <w:sz w:val="24"/>
         </w:rPr>
-        <w:t>Neither edge is called a collaboration, influence, affiliation, identity link, or social relation. Full-song content hashes define independent support but remain private.</w:t>
-      </w:r>
-    </w:p>
-    <w:p>
-      <w:pPr>
-        <w:pStyle w:val="Heading2"/>
-      </w:pPr>
-      <w:r>
-        <w:t>6.5 Provisional results and required abstention</w:t>
-      </w:r>
-    </w:p>
-    <w:p>
-      <w:pPr>
-        <w:widowControl/>
-        <w:spacing w:line="480" w:lineRule="auto" w:after="0"/>
-      </w:pPr>
-      <w:r>
-        <w:rPr>
-          <w:rFonts w:ascii="Times New Roman" w:hAnsi="Times New Roman" w:eastAsia="Times New Roman" w:cs="Times New Roman"/>
-          <w:color w:val="172536"/>
+        <w:t xml:space="preserve">1. </w:t>
+      </w:r>
+      <w:r>
+        <w:rPr>
+          <w:rFonts w:ascii="Courier New" w:hAnsi="Courier New" w:eastAsia="Courier New" w:cs="Courier New"/>
+          <w:color w:val="000000"/>
+          <w:sz w:val="23"/>
+        </w:rPr>
+        <w:t>SOURCE_LABEL_TO_LYRIC_REFERENCE</w:t>
+      </w:r>
+      <w:r>
+        <w:rPr>
+          <w:rFonts w:ascii="Times New Roman" w:hAnsi="Times New Roman" w:eastAsia="Times New Roman" w:cs="Times New Roman"/>
+          <w:color w:val="000000"/>
           <w:sz w:val="24"/>
         </w:rPr>
-        <w:t>The corpuswide inventory contains 33 provisional surfaces. Excluding exact cross-label shared text removes 539 of 1,474 strict occurrence rows and leaves 23 surfaces; the fixed 204-label universe leaves 22: 18 places, two language references, and two named-person surfaces. Legacy support/lift-only label/entity links fall from 85 to 40 after exclusion; uncertainty and BH-FDR retain six, all places. Legacy co-mentions fall from nine to one under the entity-bearing denominator; the corrected all-song denominator yields five basic-gate pairs and four BH-FDR releases. Table 3 and Figure 3 keep these units separate.</w:t>
+        <w:t xml:space="preserve"> tests every source-label/entity pair in the 204-label universe. Release requires the entity in at least five of at least ten eligible source-labelled song units, within-label coverage at least 5%, a Jeffreys-smoothed risk ratio of at least 1.50 against the rest of the graph universe, a conservative 95% risk-ratio interval lower bound above 1.0, and Benjamini–Hochberg FDR (q ≤ 0.05). If the label rate has a 95% Jeffreys interval [pᴸ⁻, pᴸ⁺] and the rest-of-corpus rate has [pᴿ⁻, pᴿ⁺], the reported constructed bound is [pᴸ⁻/pᴿ⁺, pᴸ⁺/pᴿ⁻]. It is a conservative ratio of marginal bounds, not a standard likelihood-based confidence interval for the risk ratio. The table retains raw lift, smoothed rates, this uncertainty bound, p, q, and a reliability class.</w:t>
       </w:r>
     </w:p>
     <w:p>
@@ -3654,10 +3622,43 @@
       <w:r>
         <w:rPr>
           <w:rFonts w:ascii="Times New Roman" w:hAnsi="Times New Roman" w:eastAsia="Times New Roman" w:cs="Times New Roman"/>
-          <w:color w:val="172536"/>
+          <w:color w:val="000000"/>
           <w:sz w:val="24"/>
         </w:rPr>
-        <w:t>For example, 杭州 appears in 10 of 38 eligible shared-text-excluded song units labelled Tangoz (26.3%). Its Jeffreys-smoothed risk ratio against the rest of the graph universe is 74.12, with a conservative 95% interval of 26.87–186.44 and q=3.04 × 10⁻¹². This describes a concentrated lyric reference, not residence or preference. Two independently supported edges connect 上海 to GALI (8/36 units; risk ratio 13.17, q=0.00020) and 法老 (7/41; risk ratio 10.12, q=0.00496), enabling a shared-reference path without calling the labels socially related. Among entity pairs, 伦敦 and 巴黎 co-occur in five of 5,681 eligible song units across five labels (NPMI 0.500; q=4.21 × 10⁻⁵); this is a recurring textual frame, not a relation between places or persons.</w:t>
+        <w:t xml:space="preserve">2. </w:t>
+      </w:r>
+      <w:r>
+        <w:rPr>
+          <w:rFonts w:ascii="Courier New" w:hAnsi="Courier New" w:eastAsia="Courier New" w:cs="Courier New"/>
+          <w:color w:val="000000"/>
+          <w:sz w:val="23"/>
+        </w:rPr>
+        <w:t>SAME_SONG_LYRIC_REFERENCE_CO_MENTION</w:t>
+      </w:r>
+      <w:r>
+        <w:rPr>
+          <w:rFonts w:ascii="Times New Roman" w:hAnsi="Times New Roman" w:eastAsia="Times New Roman" w:cs="Times New Roman"/>
+          <w:color w:val="000000"/>
+          <w:sz w:val="24"/>
+        </w:rPr>
+        <w:t xml:space="preserve"> tests entity pairs over </w:t>
+      </w:r>
+      <w:r>
+        <w:rPr>
+          <w:rFonts w:ascii="Times New Roman" w:hAnsi="Times New Roman" w:eastAsia="Times New Roman" w:cs="Times New Roman"/>
+          <w:b/>
+          <w:color w:val="000000"/>
+          <w:sz w:val="24"/>
+        </w:rPr>
+        <w:t>all 5,681 eligible shared-text-excluded full-song units</w:t>
+      </w:r>
+      <w:r>
+        <w:rPr>
+          <w:rFonts w:ascii="Times New Roman" w:hAnsi="Times New Roman" w:eastAsia="Times New Roman" w:cs="Times New Roman"/>
+          <w:color w:val="000000"/>
+          <w:sz w:val="24"/>
+        </w:rPr>
+        <w:t>, including songs with no released entity. Release requires at least five units across at least three source labels, lift at least 1.25, positive normalized PMI, and BH q ≤ 0.05.</w:t>
       </w:r>
     </w:p>
     <w:p>
@@ -3669,7 +3670,59 @@
       <w:r>
         <w:rPr>
           <w:rFonts w:ascii="Times New Roman" w:hAnsi="Times New Roman" w:eastAsia="Times New Roman" w:cs="Times New Roman"/>
-          <w:color w:val="172536"/>
+          <w:color w:val="000000"/>
+          <w:sz w:val="24"/>
+        </w:rPr>
+        <w:t>Neither edge is called a collaboration, influence, affiliation, identity link, or social relation. Full-song content hashes define independent support but remain private.</w:t>
+      </w:r>
+    </w:p>
+    <w:p>
+      <w:pPr>
+        <w:pStyle w:val="Heading2"/>
+      </w:pPr>
+      <w:r>
+        <w:t>6.5 Provisional Results and Required Abstention</w:t>
+      </w:r>
+    </w:p>
+    <w:p>
+      <w:pPr>
+        <w:widowControl/>
+        <w:spacing w:line="480" w:lineRule="auto" w:after="0"/>
+      </w:pPr>
+      <w:r>
+        <w:rPr>
+          <w:rFonts w:ascii="Times New Roman" w:hAnsi="Times New Roman" w:eastAsia="Times New Roman" w:cs="Times New Roman"/>
+          <w:color w:val="000000"/>
+          <w:sz w:val="24"/>
+        </w:rPr>
+        <w:t>The corpuswide inventory contains 33 provisional surfaces. Excluding exact cross-label shared text removes 539 of 1,474 strict occurrence rows and leaves 23 surfaces; the fixed 204-label universe leaves 22: 18 places, two language references, and two named-person surfaces. Legacy support/lift-only label/entity links fall from 85 to 40 after exclusion; uncertainty and BH-FDR retain six, all places. Legacy co-mentions fall from nine to one under the entity-bearing denominator; the corrected all-song denominator yields five basic-gate pairs and four BH-FDR releases. Table 3 and Figure 3 keep these units separate.</w:t>
+      </w:r>
+    </w:p>
+    <w:p>
+      <w:pPr>
+        <w:widowControl/>
+        <w:spacing w:line="480" w:lineRule="auto" w:after="0"/>
+        <w:ind w:firstLine="360"/>
+      </w:pPr>
+      <w:r>
+        <w:rPr>
+          <w:rFonts w:ascii="Times New Roman" w:hAnsi="Times New Roman" w:eastAsia="Times New Roman" w:cs="Times New Roman"/>
+          <w:color w:val="000000"/>
+          <w:sz w:val="24"/>
+        </w:rPr>
+        <w:t>For example, 杭州 appears in 10 of 38 eligible shared-text-excluded song units labelled Tangoz (26.3%). Its Jeffreys-smoothed risk ratio against the rest of the graph universe is 74.12, with a conservative 95% interval of 26.87–186.44 and q=3.04 × 10⁻¹². This describes a concentrated lyric reference, not residence or preference. Two independently supported edges connect 上海 to GALI (8/36 units; risk ratio 13.17, q=0.00020) and 法老 (7/41; risk ratio 10.12, q=0.00496), enabling a shared-reference path without calling the labels socially related. Among entity pairs, 伦敦 and 巴黎 co-occur in five of 5,681 eligible song units across five labels (NPMI 0.500; q=4.21 × 10⁻⁵); this is a recurring textual frame, not a relation between places or persons.</w:t>
+      </w:r>
+    </w:p>
+    <w:p>
+      <w:pPr>
+        <w:widowControl/>
+        <w:spacing w:line="480" w:lineRule="auto" w:after="0"/>
+        <w:ind w:firstLine="360"/>
+      </w:pPr>
+      <w:r>
+        <w:rPr>
+          <w:rFonts w:ascii="Times New Roman" w:hAnsi="Times New Roman" w:eastAsia="Times New Roman" w:cs="Times New Roman"/>
+          <w:color w:val="000000"/>
           <w:sz w:val="24"/>
         </w:rPr>
         <w:t>Withholding is equally informative. 上帝 has abundant automated person-shaped agreement but is absent from the named-individual ledger and can include theological or figurative uses; it is not released as a person. 中南海 can denote a place, political metonym, or product brand; 桃源 can be geographic or figurative; 西山 has multiple possible referents. All are withheld until occurrence review resolves their senses. No label association involving a provisional person or language surface clears the song-unit uncertainty and multiplicity gates. The graph is therefore a small map of reproducible candidate evidence, not a completed NER benchmark.</w:t>
@@ -3722,7 +3775,7 @@
               <w:rPr>
                 <w:rFonts w:ascii="Times New Roman" w:hAnsi="Times New Roman" w:eastAsia="Times New Roman" w:cs="Times New Roman"/>
                 <w:b/>
-                <w:color w:val="172536"/>
+                <w:color w:val="000000"/>
                 <w:sz w:val="18"/>
               </w:rPr>
               <w:t>Stage</w:t>
@@ -3750,7 +3803,7 @@
               <w:rPr>
                 <w:rFonts w:ascii="Times New Roman" w:hAnsi="Times New Roman" w:eastAsia="Times New Roman" w:cs="Times New Roman"/>
                 <w:b/>
-                <w:color w:val="172536"/>
+                <w:color w:val="000000"/>
                 <w:sz w:val="18"/>
               </w:rPr>
               <w:t>Count</w:t>
@@ -3778,7 +3831,7 @@
               <w:rPr>
                 <w:rFonts w:ascii="Times New Roman" w:hAnsi="Times New Roman" w:eastAsia="Times New Roman" w:cs="Times New Roman"/>
                 <w:b/>
-                <w:color w:val="172536"/>
+                <w:color w:val="000000"/>
                 <w:sz w:val="18"/>
               </w:rPr>
               <w:t>Evidential meaning</w:t>
@@ -3809,7 +3862,7 @@
             <w:r>
               <w:rPr>
                 <w:rFonts w:ascii="Times New Roman" w:hAnsi="Times New Roman" w:eastAsia="Times New Roman" w:cs="Times New Roman"/>
-                <w:color w:val="172536"/>
+                <w:color w:val="000000"/>
                 <w:sz w:val="18"/>
               </w:rPr>
               <w:t>Screened lexicon surfaces</w:t>
@@ -3836,7 +3889,7 @@
             <w:r>
               <w:rPr>
                 <w:rFonts w:ascii="Times New Roman" w:hAnsi="Times New Roman" w:eastAsia="Times New Roman" w:cs="Times New Roman"/>
-                <w:color w:val="172536"/>
+                <w:color w:val="000000"/>
                 <w:sz w:val="18"/>
               </w:rPr>
               <w:t>605</w:t>
@@ -3862,7 +3915,7 @@
             <w:r>
               <w:rPr>
                 <w:rFonts w:ascii="Times New Roman" w:hAnsi="Times New Roman" w:eastAsia="Times New Roman" w:cs="Times New Roman"/>
-                <w:color w:val="172536"/>
+                <w:color w:val="000000"/>
                 <w:sz w:val="18"/>
               </w:rPr>
               <w:t>Candidate inventory, not gold</w:t>
@@ -3893,7 +3946,7 @@
             <w:r>
               <w:rPr>
                 <w:rFonts w:ascii="Times New Roman" w:hAnsi="Times New Roman" w:eastAsia="Times New Roman" w:cs="Times New Roman"/>
-                <w:color w:val="172536"/>
+                <w:color w:val="000000"/>
                 <w:sz w:val="18"/>
               </w:rPr>
               <w:t>Exact agreements</w:t>
@@ -3919,7 +3972,7 @@
             <w:r>
               <w:rPr>
                 <w:rFonts w:ascii="Times New Roman" w:hAnsi="Times New Roman" w:eastAsia="Times New Roman" w:cs="Times New Roman"/>
-                <w:color w:val="172536"/>
+                <w:color w:val="000000"/>
                 <w:sz w:val="18"/>
               </w:rPr>
               <w:t>3,566 occurrences / 2,011 unique-line spans</w:t>
@@ -3945,7 +3998,7 @@
             <w:r>
               <w:rPr>
                 <w:rFonts w:ascii="Times New Roman" w:hAnsi="Times New Roman" w:eastAsia="Times New Roman" w:cs="Times New Roman"/>
-                <w:color w:val="172536"/>
+                <w:color w:val="000000"/>
                 <w:sz w:val="18"/>
               </w:rPr>
               <w:t>Cross-method agreement, not accuracy</w:t>
@@ -3976,7 +4029,7 @@
             <w:r>
               <w:rPr>
                 <w:rFonts w:ascii="Times New Roman" w:hAnsi="Times New Roman" w:eastAsia="Times New Roman" w:cs="Times New Roman"/>
-                <w:color w:val="172536"/>
+                <w:color w:val="000000"/>
                 <w:sz w:val="18"/>
               </w:rPr>
               <w:t>Strict high-consistency agreements</w:t>
@@ -4002,7 +4055,7 @@
             <w:r>
               <w:rPr>
                 <w:rFonts w:ascii="Times New Roman" w:hAnsi="Times New Roman" w:eastAsia="Times New Roman" w:cs="Times New Roman"/>
-                <w:color w:val="172536"/>
+                <w:color w:val="000000"/>
                 <w:sz w:val="18"/>
               </w:rPr>
               <w:t>3,290 occurrences / 1,888 unique-line spans</w:t>
@@ -4028,7 +4081,7 @@
             <w:r>
               <w:rPr>
                 <w:rFonts w:ascii="Times New Roman" w:hAnsi="Times New Roman" w:eastAsia="Times New Roman" w:cs="Times New Roman"/>
-                <w:color w:val="172536"/>
+                <w:color w:val="000000"/>
                 <w:sz w:val="18"/>
               </w:rPr>
               <w:t>Candidate evidence on two explicitly different units</w:t>
@@ -4059,7 +4112,7 @@
             <w:r>
               <w:rPr>
                 <w:rFonts w:ascii="Times New Roman" w:hAnsi="Times New Roman" w:eastAsia="Times New Roman" w:cs="Times New Roman"/>
-                <w:color w:val="172536"/>
+                <w:color w:val="000000"/>
                 <w:sz w:val="18"/>
               </w:rPr>
               <w:t>Corpuswide provisional inventory</w:t>
@@ -4085,7 +4138,7 @@
             <w:r>
               <w:rPr>
                 <w:rFonts w:ascii="Times New Roman" w:hAnsi="Times New Roman" w:eastAsia="Times New Roman" w:cs="Times New Roman"/>
-                <w:color w:val="172536"/>
+                <w:color w:val="000000"/>
                 <w:sz w:val="18"/>
               </w:rPr>
               <w:t>33 surfaces</w:t>
@@ -4111,7 +4164,7 @@
             <w:r>
               <w:rPr>
                 <w:rFonts w:ascii="Times New Roman" w:hAnsi="Times New Roman" w:eastAsia="Times New Roman" w:cs="Times New Roman"/>
-                <w:color w:val="172536"/>
+                <w:color w:val="000000"/>
                 <w:sz w:val="18"/>
               </w:rPr>
               <w:t>Frozen sensitivity inventory before shared-text exclusion</w:t>
@@ -4142,7 +4195,7 @@
             <w:r>
               <w:rPr>
                 <w:rFonts w:ascii="Times New Roman" w:hAnsi="Times New Roman" w:eastAsia="Times New Roman" w:cs="Times New Roman"/>
-                <w:color w:val="172536"/>
+                <w:color w:val="000000"/>
                 <w:sz w:val="18"/>
               </w:rPr>
               <w:t>Shared-text-excluded primary inventory</w:t>
@@ -4168,7 +4221,7 @@
             <w:r>
               <w:rPr>
                 <w:rFonts w:ascii="Times New Roman" w:hAnsi="Times New Roman" w:eastAsia="Times New Roman" w:cs="Times New Roman"/>
-                <w:color w:val="172536"/>
+                <w:color w:val="000000"/>
                 <w:sz w:val="18"/>
               </w:rPr>
               <w:t>22 surfaces</w:t>
@@ -4194,7 +4247,7 @@
             <w:r>
               <w:rPr>
                 <w:rFonts w:ascii="Times New Roman" w:hAnsi="Times New Roman" w:eastAsia="Times New Roman" w:cs="Times New Roman"/>
-                <w:color w:val="172536"/>
+                <w:color w:val="000000"/>
                 <w:sz w:val="18"/>
               </w:rPr>
               <w:t>18 places, 2 language references, 2 named-person surfaces</w:t>
@@ -4225,7 +4278,7 @@
             <w:r>
               <w:rPr>
                 <w:rFonts w:ascii="Times New Roman" w:hAnsi="Times New Roman" w:eastAsia="Times New Roman" w:cs="Times New Roman"/>
-                <w:color w:val="172536"/>
+                <w:color w:val="000000"/>
                 <w:sz w:val="18"/>
               </w:rPr>
               <w:t>Supported source-label/entity links</w:t>
@@ -4252,7 +4305,7 @@
             <w:r>
               <w:rPr>
                 <w:rFonts w:ascii="Times New Roman" w:hAnsi="Times New Roman" w:eastAsia="Times New Roman" w:cs="Times New Roman"/>
-                <w:color w:val="172536"/>
+                <w:color w:val="000000"/>
                 <w:sz w:val="18"/>
               </w:rPr>
               <w:t>6</w:t>
@@ -4278,7 +4331,7 @@
             <w:r>
               <w:rPr>
                 <w:rFonts w:ascii="Times New Roman" w:hAnsi="Times New Roman" w:eastAsia="Times New Roman" w:cs="Times New Roman"/>
-                <w:color w:val="172536"/>
+                <w:color w:val="000000"/>
                 <w:sz w:val="18"/>
               </w:rPr>
               <w:t>Jeffreys interval and BH-FDR gate; all are place references</w:t>
@@ -4309,7 +4362,7 @@
             <w:r>
               <w:rPr>
                 <w:rFonts w:ascii="Times New Roman" w:hAnsi="Times New Roman" w:eastAsia="Times New Roman" w:cs="Times New Roman"/>
-                <w:color w:val="172536"/>
+                <w:color w:val="000000"/>
                 <w:sz w:val="18"/>
               </w:rPr>
               <w:t>Supported same-song co-mentions</w:t>
@@ -4336,7 +4389,7 @@
             <w:r>
               <w:rPr>
                 <w:rFonts w:ascii="Times New Roman" w:hAnsi="Times New Roman" w:eastAsia="Times New Roman" w:cs="Times New Roman"/>
-                <w:color w:val="172536"/>
+                <w:color w:val="000000"/>
                 <w:sz w:val="18"/>
               </w:rPr>
               <w:t>4</w:t>
@@ -4362,7 +4415,7 @@
             <w:r>
               <w:rPr>
                 <w:rFonts w:ascii="Times New Roman" w:hAnsi="Times New Roman" w:eastAsia="Times New Roman" w:cs="Times New Roman"/>
-                <w:color w:val="172536"/>
+                <w:color w:val="000000"/>
                 <w:sz w:val="18"/>
               </w:rPr>
               <w:t>All-song denominator, positive NPMI, and BH-FDR gate</w:t>
@@ -4393,7 +4446,7 @@
             <w:r>
               <w:rPr>
                 <w:rFonts w:ascii="Times New Roman" w:hAnsi="Times New Roman" w:eastAsia="Times New Roman" w:cs="Times New Roman"/>
-                <w:color w:val="172536"/>
+                <w:color w:val="000000"/>
                 <w:sz w:val="18"/>
               </w:rPr>
               <w:t>Private dual-review tasks</w:t>
@@ -4420,7 +4473,7 @@
             <w:r>
               <w:rPr>
                 <w:rFonts w:ascii="Times New Roman" w:hAnsi="Times New Roman" w:eastAsia="Times New Roman" w:cs="Times New Roman"/>
-                <w:color w:val="172536"/>
+                <w:color w:val="000000"/>
                 <w:sz w:val="18"/>
               </w:rPr>
               <w:t>800</w:t>
@@ -4446,7 +4499,7 @@
             <w:r>
               <w:rPr>
                 <w:rFonts w:ascii="Times New Roman" w:hAnsi="Times New Roman" w:eastAsia="Times New Roman" w:cs="Times New Roman"/>
-                <w:color w:val="172536"/>
+                <w:color w:val="000000"/>
                 <w:sz w:val="18"/>
               </w:rPr>
               <w:t>Required path to human gold</w:t>
@@ -4467,10 +4520,10 @@
       <w:r>
         <w:rPr>
           <w:rFonts w:ascii="Times New Roman" w:hAnsi="Times New Roman" w:eastAsia="Times New Roman" w:cs="Times New Roman"/>
-          <w:color w:val="172536"/>
+          <w:color w:val="000000"/>
           <w:sz w:val="20"/>
         </w:rPr>
-        <w:t>Table 3. NER readiness and statistically screened provisional cultural-network output. No precision, recall, or F1 is valid before dual review and adjudication.</w:t>
+        <w:t>Table 3 NER readiness and statistically screened provisional cultural-network output. No precision, recall, or F1 is valid before dual review and adjudication.</w:t>
       </w:r>
     </w:p>
     <w:p>
@@ -4482,7 +4535,7 @@
       <w:r>
         <w:drawing>
           <wp:inline xmlns:a="http://schemas.openxmlformats.org/drawingml/2006/main" xmlns:pic="http://schemas.openxmlformats.org/drawingml/2006/picture">
-            <wp:extent cx="5715000" cy="5029200"/>
+            <wp:extent cx="5715000" cy="4879731"/>
             <wp:docPr id="3" name="Picture 3" descr="Three evidence-control cards show separate progressions for entity strings, source-label/entity pairs, and co-mention pairs. The entity inventory decreases from 33 to 23 to 22. Label-to-reference links decrease from 85 to 40 to 6. The co-mention card separates the legacy entity-bearing denominator, which changes from 9 to 1, from the corrected all-5,681-song denominator, which changes from 5 to 4. A log-scale forest plot shows six released source-label-to-place enrichments; every conservative interval is above one. The strongest point estimates are 泰格西 to 湖南 and 黑麦 to 天津, while GALI and 法老 both link to 上海 with smaller but supported enrichments. A compact dot-bar panel shows four released same-song co-mentions: 伦敦–巴黎, 中文–英文, 上海–新疆, and 上海–巴黎. A note states that human gold is incomplete and that the edges are lyric-reference evidence, not biographical or social relations." title="Three evidence-control cards show separate progressions for entity strings, sour"/>
             <wp:cNvGraphicFramePr>
               <a:graphicFrameLocks noChangeAspect="1"/>
@@ -4503,7 +4556,7 @@
                   <pic:spPr>
                     <a:xfrm>
                       <a:off x="0" y="0"/>
-                      <a:ext cx="5715000" cy="5029200"/>
+                      <a:ext cx="5715000" cy="4879731"/>
                     </a:xfrm>
                     <a:prstGeom prst="rect"/>
                   </pic:spPr>
@@ -4521,10 +4574,10 @@
       <w:r>
         <w:rPr>
           <w:rFonts w:ascii="Times New Roman" w:hAnsi="Times New Roman" w:eastAsia="Times New Roman" w:cs="Times New Roman"/>
-          <w:color w:val="172536"/>
+          <w:color w:val="000000"/>
           <w:sz w:val="20"/>
         </w:rPr>
-        <w:t>Fig. 3. Provisional cultural-reference evidence after cross-label exact shared-text exclusion and statistical screening. Panel A keeps three analytical units separate. The candidate inventory falls from 33 corpus-wide entity strings to 23 after shared-text exclusion and to 22 in the fixed 204-label primary universe. Legacy source-label/entity links fall from 85 to 40 after shared-text exclusion; shrinkage, conservative interval, and Benjamini–Hochberg false-discovery-rate gates retain six source-label-to-place enrichments. Legacy co-mention sensitivity used an entity-bearing-song denominator (9 before exclusion; 1 after) and is shown separately from the corrected primary denominator of all 5,681 eligible song units (5 basic-gate candidates; 4 BH-FDR releases). Panel B plots all six released shrunken risk ratios with conservative 95% intervals and BH-adjusted q values. Panel C plots the four released same-song reference co-mentions by normalized pointwise mutual information (NPMI). Human review remains incomplete (0 completed gold reviews), so precision, recall, and F1 are not reported. All findings concern lyric references, not residence, preference, biography, collaboration, influence, or social relationships.</w:t>
+        <w:t>Fig. 3 Provisional cultural-reference evidence after cross-label exact shared-text exclusion and statistical screening. Panel A keeps three analytical units separate. The candidate inventory falls from 33 corpus-wide entity strings to 23 after shared-text exclusion and to 22 in the fixed 204-label primary universe. Legacy source-label/entity links fall from 85 to 40 after shared-text exclusion; shrinkage, conservative interval, and Benjamini–Hochberg false-discovery-rate gates retain six source-label-to-place enrichments. Legacy co-mention sensitivity used an entity-bearing-song denominator (9 before exclusion; 1 after) and is shown separately from the corrected primary denominator of all 5,681 eligible song units (5 basic-gate candidates; 4 BH-FDR releases). Panel B plots all six released shrunken risk ratios with conservative 95% intervals and BH-adjusted q values. Panel C plots the four released same-song reference co-mentions by normalized pointwise mutual information (NPMI). Human review remains incomplete (0 completed gold reviews), so precision, recall, and F1 are not reported. All findings concern lyric references, not residence, preference, biography, collaboration, influence, or social relationships.</w:t>
       </w:r>
     </w:p>
     <w:p>
@@ -4534,7 +4587,7 @@
       <w:r>
         <w:rPr>
           <w:rFonts w:ascii="Times New Roman" w:hAnsi="Times New Roman" w:eastAsia="Times New Roman" w:cs="Times New Roman"/>
-          <w:color w:val="52657A"/>
+          <w:color w:val="000000"/>
           <w:sz w:val="18"/>
         </w:rPr>
         <w:t>Alt text: Three evidence-control cards show separate progressions for entity strings, source-label/entity pairs, and co-mention pairs. The entity inventory decreases from 33 to 23 to 22. Label-to-reference links decrease from 85 to 40 to 6. The co-mention card separates the legacy entity-bearing denominator, which changes from 9 to 1, from the corrected all-5,681-song denominator, which changes from 5 to 4. A log-scale forest plot shows six released source-label-to-place enrichments; every conservative interval is above one. The strongest point estimates are 泰格西 to 湖南 and 黑麦 to 天津, while GALI and 法老 both link to 上海 with smaller but supported enrichments. A compact dot-bar panel shows four released same-song co-mentions: 伦敦–巴黎, 中文–英文, 上海–新疆, and 上海–巴黎. A note states that human gold is incomplete and that the edges are lyric-reference evidence, not biographical or social relations.</w:t>
@@ -4545,7 +4598,7 @@
         <w:pStyle w:val="Heading1"/>
       </w:pPr>
       <w:r>
-        <w:t>7. Downstream Task 3: Written-Rhyme Continuation</w:t>
+        <w:t>7. Downstream Task 3: Written-Rhyme Continuation</w:t>
       </w:r>
     </w:p>
     <w:p>
@@ -4553,7 +4606,7 @@
         <w:pStyle w:val="Heading2"/>
       </w:pPr>
       <w:r>
-        <w:t>7.1 Line and ending construction</w:t>
+        <w:t>7.1 Line and Ending Construction</w:t>
       </w:r>
     </w:p>
     <w:p>
@@ -4564,7 +4617,7 @@
       <w:r>
         <w:rPr>
           <w:rFonts w:ascii="Times New Roman" w:hAnsi="Times New Roman" w:eastAsia="Times New Roman" w:cs="Times New Roman"/>
-          <w:color w:val="172536"/>
+          <w:color w:val="000000"/>
           <w:sz w:val="24"/>
         </w:rPr>
         <w:t>The rhyme task uses the same 204 source labels and the shared-text-exclusion population. Newline boundaries in cleaned source text define written lines. Empty lines, explicit section or credit headers, lines without Han characters, unclassifiable endings, and lines whose final non-space character is not Han are excluded from the primary estimand. This last rule prevents an earlier ambiguity in which the last Han character could be extracted from a line that actually ended in Latin script, a digit, or another symbol. The retained population contains 283,806 strict-Han-ending line occurrences across 5,619 songs; 52,152 are repeated-line occurrences. Repetition is retained because hooks are part of the written sequence, but every transition must connect two lines that were originally adjacent in the same chunk. No transition bridges an omitted original line.</w:t>
@@ -4579,7 +4632,7 @@
       <w:r>
         <w:rPr>
           <w:rFonts w:ascii="Courier New" w:hAnsi="Courier New" w:eastAsia="Courier New" w:cs="Courier New"/>
-          <w:color w:val="172536"/>
+          <w:color w:val="000000"/>
           <w:sz w:val="23"/>
         </w:rPr>
         <w:t>pypinyin</w:t>
@@ -4587,7 +4640,7 @@
       <w:r>
         <w:rPr>
           <w:rFonts w:ascii="Times New Roman" w:hAnsi="Times New Roman" w:eastAsia="Times New Roman" w:cs="Times New Roman"/>
-          <w:color w:val="172536"/>
+          <w:color w:val="000000"/>
           <w:sz w:val="24"/>
         </w:rPr>
         <w:t xml:space="preserve"> 0.55.0 processes the complete Han sequence of each line using </w:t>
@@ -4595,7 +4648,7 @@
       <w:r>
         <w:rPr>
           <w:rFonts w:ascii="Courier New" w:hAnsi="Courier New" w:eastAsia="Courier New" w:cs="Courier New"/>
-          <w:color w:val="172536"/>
+          <w:color w:val="000000"/>
           <w:sz w:val="23"/>
         </w:rPr>
         <w:t>Style.FINALS_TONE3</w:t>
@@ -4603,7 +4656,7 @@
       <w:r>
         <w:rPr>
           <w:rFonts w:ascii="Times New Roman" w:hAnsi="Times New Roman" w:eastAsia="Times New Roman" w:cs="Times New Roman"/>
-          <w:color w:val="172536"/>
+          <w:color w:val="000000"/>
           <w:sz w:val="24"/>
         </w:rPr>
         <w:t xml:space="preserve">, </w:t>
@@ -4611,7 +4664,7 @@
       <w:r>
         <w:rPr>
           <w:rFonts w:ascii="Courier New" w:hAnsi="Courier New" w:eastAsia="Courier New" w:cs="Courier New"/>
-          <w:color w:val="172536"/>
+          <w:color w:val="000000"/>
           <w:sz w:val="23"/>
         </w:rPr>
         <w:t>strict=True</w:t>
@@ -4619,7 +4672,7 @@
       <w:r>
         <w:rPr>
           <w:rFonts w:ascii="Times New Roman" w:hAnsi="Times New Roman" w:eastAsia="Times New Roman" w:cs="Times New Roman"/>
-          <w:color w:val="172536"/>
+          <w:color w:val="000000"/>
           <w:sz w:val="24"/>
         </w:rPr>
         <w:t>, and neutral tone 5. Full-line context allows the dictionary system to disambiguate some polyphones. The last and penultimate Han syllables provide strict pinyin finals, tones, a two-syllable family pattern, and one of 17 tone-free ending families: A, O, E, IE/ÜE, AI, EI, AO, OU, AN, EN, ANG, ENG, ONG, I, U, Ü, and ER. Tone is retained as a feature but not as part of the target class. These deterministic normalizations are analytical conveniences, not an official or performance-sensitive rhyme standard.</w:t>
@@ -4630,7 +4683,7 @@
         <w:pStyle w:val="Heading2"/>
       </w:pPr>
       <w:r>
-        <w:t>7.2 Song-level split and target leakage filter</w:t>
+        <w:t>7.2 Song-Level Split and Target Leakage Filter</w:t>
       </w:r>
     </w:p>
     <w:p>
@@ -4641,7 +4694,7 @@
       <w:r>
         <w:rPr>
           <w:rFonts w:ascii="Times New Roman" w:hAnsi="Times New Roman" w:eastAsia="Times New Roman" w:cs="Times New Roman"/>
-          <w:color w:val="172536"/>
+          <w:color w:val="000000"/>
           <w:sz w:val="24"/>
         </w:rPr>
         <w:t>Songs—including a song attached to more than one source label—are assigned globally to approximately 70/15/15 train/validation/test partitions by a deterministic multilabel-aware greedy algorithm followed by non-empty-partition repair. Every one of the 204 labels has at least one song in each split. The result is 3,951 training songs, 834 validation songs, and 834 test songs, with zero song overlap.</w:t>
@@ -4656,7 +4709,7 @@
       <w:r>
         <w:rPr>
           <w:rFonts w:ascii="Times New Roman" w:hAnsi="Times New Roman" w:eastAsia="Times New Roman" w:cs="Times New Roman"/>
-          <w:color w:val="172536"/>
+          <w:color w:val="000000"/>
           <w:sz w:val="24"/>
         </w:rPr>
         <w:t>All normalized training lines, including first lines that are not prediction targets, form the validation leakage reference. Test targets are checked against the union of training and validation lines, so model-selection material cannot leak into final evaluation. An event is excluded when its target line exactly matches the relevant reference set or has verified character-trigram Jaccard similarity at least 0.80. Lines shorter than three normalized characters receive the exact check only. Validation filtering removes 944 targets (907 exact, 37 near), leaving 34,657 events. Test filtering removes 1,431 of 35,826 candidates (1,382 exact, 49 near), leaving 34,395 leakage-safe adjacent-line events from 787 songs. This is 96.01% end-to-end coverage of strict test candidates. Models never receive the target lyric text; filtering prevents copied or reissued lines from inflating sequence prediction.</w:t>
@@ -4667,7 +4720,7 @@
         <w:pStyle w:val="Heading2"/>
       </w:pPr>
       <w:r>
-        <w:t>7.3 Baselines and context models</w:t>
+        <w:t>7.3 Baselines and Context Models</w:t>
       </w:r>
     </w:p>
     <w:p>
@@ -4678,7 +4731,7 @@
       <w:r>
         <w:rPr>
           <w:rFonts w:ascii="Times New Roman" w:hAnsi="Times New Roman" w:eastAsia="Times New Roman" w:cs="Times New Roman"/>
-          <w:color w:val="172536"/>
+          <w:color w:val="000000"/>
           <w:sz w:val="24"/>
         </w:rPr>
         <w:t>The target yₜ is the family of the next written-line ending. The global-frequency baseline uses add-one-smoothed target frequencies estimated from training. The first-order Markov baseline conditions on yₜ₋₁ and uses a global empirical-Bayes backoff of strength 20.</w:t>
@@ -4693,7 +4746,7 @@
       <w:r>
         <w:rPr>
           <w:rFonts w:ascii="Times New Roman" w:hAnsi="Times New Roman" w:eastAsia="Times New Roman" w:cs="Times New Roman"/>
-          <w:color w:val="172536"/>
+          <w:color w:val="000000"/>
           <w:sz w:val="24"/>
         </w:rPr>
         <w:t xml:space="preserve">The flat context model is multinomial logistic regression implemented with </w:t>
@@ -4701,7 +4754,7 @@
       <w:r>
         <w:rPr>
           <w:rFonts w:ascii="Courier New" w:hAnsi="Courier New" w:eastAsia="Courier New" w:cs="Courier New"/>
-          <w:color w:val="172536"/>
+          <w:color w:val="000000"/>
           <w:sz w:val="23"/>
         </w:rPr>
         <w:t>SGDClassifier(loss='log_loss', average=True)</w:t>
@@ -4709,7 +4762,7 @@
       <w:r>
         <w:rPr>
           <w:rFonts w:ascii="Times New Roman" w:hAnsi="Times New Roman" w:eastAsia="Times New Roman" w:cs="Times New Roman"/>
-          <w:color w:val="172536"/>
+          <w:color w:val="000000"/>
           <w:sz w:val="24"/>
         </w:rPr>
         <w:t xml:space="preserve"> in scikit-learn (Pedregosa </w:t>
@@ -4718,7 +4771,7 @@
         <w:rPr>
           <w:rFonts w:ascii="Times New Roman" w:hAnsi="Times New Roman" w:eastAsia="Times New Roman" w:cs="Times New Roman"/>
           <w:i/>
-          <w:color w:val="172536"/>
+          <w:color w:val="000000"/>
           <w:sz w:val="24"/>
         </w:rPr>
         <w:t>et al.</w:t>
@@ -4726,10 +4779,10 @@
       <w:r>
         <w:rPr>
           <w:rFonts w:ascii="Times New Roman" w:hAnsi="Times New Roman" w:eastAsia="Times New Roman" w:cs="Times New Roman"/>
-          <w:color w:val="172536"/>
+          <w:color w:val="000000"/>
           <w:sz w:val="24"/>
         </w:rPr>
-        <w:t>, 2011). One-hot features comprise the source-credit label; previous four ending families; previous raw pinyin final and tone; previous two-syllable family pattern; previous transition; current same-family run bucket; line-position bucket; and recent family diversity. The fitted feature space contains 922 features.</w:t>
+        <w:t xml:space="preserve"> 2011). One-hot features comprise the source-credit label; previous four ending families; previous raw pinyin final and tone; previous two-syllable family pattern; previous transition; current same-family run bucket; line-position bucket; and recent family diversity. The fitted feature space contains 922 features.</w:t>
       </w:r>
     </w:p>
     <w:p>
@@ -4741,7 +4794,7 @@
       <w:r>
         <w:rPr>
           <w:rFonts w:ascii="Times New Roman" w:hAnsi="Times New Roman" w:eastAsia="Times New Roman" w:cs="Times New Roman"/>
-          <w:color w:val="172536"/>
+          <w:color w:val="000000"/>
           <w:sz w:val="24"/>
         </w:rPr>
         <w:t>The released hierarchical model factorizes the next-class distribution into a continuation decision and a switch distribution. Let c = yₜ₋₁, let xₜ denote the context, and let g(xₜ) = P(yₜ = c | xₜ). A second classifier estimates hₖ(xₜ) = P(yₜ = k | yₜ ≠ c, xₜ) for k ≠ c. Then</w:t>
@@ -4756,7 +4809,7 @@
         <w:rPr>
           <w:rFonts w:ascii="Cambria Math" w:hAnsi="Cambria Math" w:eastAsia="Cambria Math" w:cs="Cambria Math"/>
           <w:i/>
-          <w:color w:val="172536"/>
+          <w:color w:val="000000"/>
           <w:sz w:val="23"/>
         </w:rPr>
         <w:t>P(yₜ = k | xₜ) = g(xₜ), if k = c;    [1 − g(xₜ)]hₖ(xₜ), if k ≠ c.</w:t>
@@ -4771,7 +4824,7 @@
       <w:r>
         <w:rPr>
           <w:rFonts w:ascii="Times New Roman" w:hAnsi="Times New Roman" w:eastAsia="Times New Roman" w:cs="Times New Roman"/>
-          <w:color w:val="172536"/>
+          <w:color w:val="000000"/>
           <w:sz w:val="24"/>
         </w:rPr>
         <w:t>The switch classifier cannot return the previous family. This structure corresponds to a meaningful lyrical decision—continue an ending pattern or move away—while retaining a ranked choice among alternatives. For both flat and hierarchical SGD models, regularization is selected from 10⁻⁵, 10⁻⁴, and 10⁻³ by validation MRR. Probability temperature is selected from 0.5, 0.75, 1, 1.25, 1.5, and 2 by validation NLL. The hierarchical model selects regularization 10⁻³ and temperature 1.0; no test result enters selection. An otherwise identical hierarchical model removes the source-credit-label feature. This held-out ablation tests whether label conditioning contributes beyond the sequential written-ending context; it is necessary before any personalization claim.</w:t>
@@ -4793,7 +4846,7 @@
       <w:r>
         <w:rPr>
           <w:rFonts w:ascii="Times New Roman" w:hAnsi="Times New Roman" w:eastAsia="Times New Roman" w:cs="Times New Roman"/>
-          <w:color w:val="172536"/>
+          <w:color w:val="000000"/>
           <w:sz w:val="24"/>
         </w:rPr>
         <w:t>The global-frequency model achieves MRR 0.314 and top-5 accuracy 0.462. Conditioning only on the previous ending family produces the largest gain: the Markov baseline reaches MRR 0.608 and top-5 accuracy 0.729. The flat logistic context model reaches MRR 0.627 and top-5 0.773. The validation-selected hierarchical model reaches MRR 0.628 (95% CI 0.618–0.638), top-3 accuracy 0.695 (0.685–0.705), and top-5 accuracy 0.775 (0.767–0.782). Macro estimates across the 201 labels with at least 20 leakage-safe test events are similar (MRR 0.631, top-5 0.775), indicating that the result is not solely driven by the largest repertoires. Table 4 gives the complete benchmark, while Figure 4 makes the continuation-versus-switch asymmetry and the null source-label ablation visible.</w:t>
@@ -4850,7 +4903,7 @@
               <w:rPr>
                 <w:rFonts w:ascii="Times New Roman" w:hAnsi="Times New Roman" w:eastAsia="Times New Roman" w:cs="Times New Roman"/>
                 <w:b/>
-                <w:color w:val="172536"/>
+                <w:color w:val="000000"/>
                 <w:sz w:val="18"/>
               </w:rPr>
               <w:t>Model</w:t>
@@ -4878,7 +4931,7 @@
               <w:rPr>
                 <w:rFonts w:ascii="Times New Roman" w:hAnsi="Times New Roman" w:eastAsia="Times New Roman" w:cs="Times New Roman"/>
                 <w:b/>
-                <w:color w:val="172536"/>
+                <w:color w:val="000000"/>
                 <w:sz w:val="18"/>
               </w:rPr>
               <w:t>Top-1</w:t>
@@ -4906,7 +4959,7 @@
               <w:rPr>
                 <w:rFonts w:ascii="Times New Roman" w:hAnsi="Times New Roman" w:eastAsia="Times New Roman" w:cs="Times New Roman"/>
                 <w:b/>
-                <w:color w:val="172536"/>
+                <w:color w:val="000000"/>
                 <w:sz w:val="18"/>
               </w:rPr>
               <w:t>Top-3</w:t>
@@ -4934,7 +4987,7 @@
               <w:rPr>
                 <w:rFonts w:ascii="Times New Roman" w:hAnsi="Times New Roman" w:eastAsia="Times New Roman" w:cs="Times New Roman"/>
                 <w:b/>
-                <w:color w:val="172536"/>
+                <w:color w:val="000000"/>
                 <w:sz w:val="18"/>
               </w:rPr>
               <w:t>Top-5</w:t>
@@ -4962,7 +5015,7 @@
               <w:rPr>
                 <w:rFonts w:ascii="Times New Roman" w:hAnsi="Times New Roman" w:eastAsia="Times New Roman" w:cs="Times New Roman"/>
                 <w:b/>
-                <w:color w:val="172536"/>
+                <w:color w:val="000000"/>
                 <w:sz w:val="18"/>
               </w:rPr>
               <w:t>MRR</w:t>
@@ -4990,7 +5043,7 @@
               <w:rPr>
                 <w:rFonts w:ascii="Times New Roman" w:hAnsi="Times New Roman" w:eastAsia="Times New Roman" w:cs="Times New Roman"/>
                 <w:b/>
-                <w:color w:val="172536"/>
+                <w:color w:val="000000"/>
                 <w:sz w:val="18"/>
               </w:rPr>
               <w:t>NLL</w:t>
@@ -5018,7 +5071,7 @@
               <w:rPr>
                 <w:rFonts w:ascii="Times New Roman" w:hAnsi="Times New Roman" w:eastAsia="Times New Roman" w:cs="Times New Roman"/>
                 <w:b/>
-                <w:color w:val="172536"/>
+                <w:color w:val="000000"/>
                 <w:sz w:val="18"/>
               </w:rPr>
               <w:t>ECE</w:t>
@@ -5049,7 +5102,7 @@
             <w:r>
               <w:rPr>
                 <w:rFonts w:ascii="Times New Roman" w:hAnsi="Times New Roman" w:eastAsia="Times New Roman" w:cs="Times New Roman"/>
-                <w:color w:val="172536"/>
+                <w:color w:val="000000"/>
                 <w:sz w:val="18"/>
               </w:rPr>
               <w:t>Global frequency</w:t>
@@ -5075,7 +5128,7 @@
             <w:r>
               <w:rPr>
                 <w:rFonts w:ascii="Times New Roman" w:hAnsi="Times New Roman" w:eastAsia="Times New Roman" w:cs="Times New Roman"/>
-                <w:color w:val="172536"/>
+                <w:color w:val="000000"/>
                 <w:sz w:val="18"/>
               </w:rPr>
               <w:t>0.146 [0.137, 0.154]</w:t>
@@ -5101,7 +5154,7 @@
             <w:r>
               <w:rPr>
                 <w:rFonts w:ascii="Times New Roman" w:hAnsi="Times New Roman" w:eastAsia="Times New Roman" w:cs="Times New Roman"/>
-                <w:color w:val="172536"/>
+                <w:color w:val="000000"/>
                 <w:sz w:val="18"/>
               </w:rPr>
               <w:t>0.328 [0.318, 0.339]</w:t>
@@ -5127,7 +5180,7 @@
             <w:r>
               <w:rPr>
                 <w:rFonts w:ascii="Times New Roman" w:hAnsi="Times New Roman" w:eastAsia="Times New Roman" w:cs="Times New Roman"/>
-                <w:color w:val="172536"/>
+                <w:color w:val="000000"/>
                 <w:sz w:val="18"/>
               </w:rPr>
               <w:t>0.462 [0.450, 0.474]</w:t>
@@ -5153,7 +5206,7 @@
             <w:r>
               <w:rPr>
                 <w:rFonts w:ascii="Times New Roman" w:hAnsi="Times New Roman" w:eastAsia="Times New Roman" w:cs="Times New Roman"/>
-                <w:color w:val="172536"/>
+                <w:color w:val="000000"/>
                 <w:sz w:val="18"/>
               </w:rPr>
               <w:t>0.314 [0.307, 0.321]</w:t>
@@ -5180,7 +5233,7 @@
             <w:r>
               <w:rPr>
                 <w:rFonts w:ascii="Times New Roman" w:hAnsi="Times New Roman" w:eastAsia="Times New Roman" w:cs="Times New Roman"/>
-                <w:color w:val="172536"/>
+                <w:color w:val="000000"/>
                 <w:sz w:val="18"/>
               </w:rPr>
               <w:t>2.689</w:t>
@@ -5207,7 +5260,7 @@
             <w:r>
               <w:rPr>
                 <w:rFonts w:ascii="Times New Roman" w:hAnsi="Times New Roman" w:eastAsia="Times New Roman" w:cs="Times New Roman"/>
-                <w:color w:val="172536"/>
+                <w:color w:val="000000"/>
                 <w:sz w:val="18"/>
               </w:rPr>
               <w:t>0.0008</w:t>
@@ -5238,7 +5291,7 @@
             <w:r>
               <w:rPr>
                 <w:rFonts w:ascii="Times New Roman" w:hAnsi="Times New Roman" w:eastAsia="Times New Roman" w:cs="Times New Roman"/>
-                <w:color w:val="172536"/>
+                <w:color w:val="000000"/>
                 <w:sz w:val="18"/>
               </w:rPr>
               <w:t>First-order Markov</w:t>
@@ -5264,7 +5317,7 @@
             <w:r>
               <w:rPr>
                 <w:rFonts w:ascii="Times New Roman" w:hAnsi="Times New Roman" w:eastAsia="Times New Roman" w:cs="Times New Roman"/>
-                <w:color w:val="172536"/>
+                <w:color w:val="000000"/>
                 <w:sz w:val="18"/>
               </w:rPr>
               <w:t>0.496 [0.483, 0.509]</w:t>
@@ -5290,7 +5343,7 @@
             <w:r>
               <w:rPr>
                 <w:rFonts w:ascii="Times New Roman" w:hAnsi="Times New Roman" w:eastAsia="Times New Roman" w:cs="Times New Roman"/>
-                <w:color w:val="172536"/>
+                <w:color w:val="000000"/>
                 <w:sz w:val="18"/>
               </w:rPr>
               <w:t>0.646 [0.634, 0.657]</w:t>
@@ -5316,7 +5369,7 @@
             <w:r>
               <w:rPr>
                 <w:rFonts w:ascii="Times New Roman" w:hAnsi="Times New Roman" w:eastAsia="Times New Roman" w:cs="Times New Roman"/>
-                <w:color w:val="172536"/>
+                <w:color w:val="000000"/>
                 <w:sz w:val="18"/>
               </w:rPr>
               <w:t>0.729 [0.718, 0.739]</w:t>
@@ -5342,7 +5395,7 @@
             <w:r>
               <w:rPr>
                 <w:rFonts w:ascii="Times New Roman" w:hAnsi="Times New Roman" w:eastAsia="Times New Roman" w:cs="Times New Roman"/>
-                <w:color w:val="172536"/>
+                <w:color w:val="000000"/>
                 <w:sz w:val="18"/>
               </w:rPr>
               <w:t>0.608 [0.597, 0.619]</w:t>
@@ -5369,7 +5422,7 @@
             <w:r>
               <w:rPr>
                 <w:rFonts w:ascii="Times New Roman" w:hAnsi="Times New Roman" w:eastAsia="Times New Roman" w:cs="Times New Roman"/>
-                <w:color w:val="172536"/>
+                <w:color w:val="000000"/>
                 <w:sz w:val="18"/>
               </w:rPr>
               <w:t>1.978</w:t>
@@ -5396,7 +5449,7 @@
             <w:r>
               <w:rPr>
                 <w:rFonts w:ascii="Times New Roman" w:hAnsi="Times New Roman" w:eastAsia="Times New Roman" w:cs="Times New Roman"/>
-                <w:color w:val="172536"/>
+                <w:color w:val="000000"/>
                 <w:sz w:val="18"/>
               </w:rPr>
               <w:t>0.0123</w:t>
@@ -5427,7 +5480,7 @@
             <w:r>
               <w:rPr>
                 <w:rFonts w:ascii="Times New Roman" w:hAnsi="Times New Roman" w:eastAsia="Times New Roman" w:cs="Times New Roman"/>
-                <w:color w:val="172536"/>
+                <w:color w:val="000000"/>
                 <w:sz w:val="18"/>
               </w:rPr>
               <w:t>Flat SGD context</w:t>
@@ -5453,7 +5506,7 @@
             <w:r>
               <w:rPr>
                 <w:rFonts w:ascii="Times New Roman" w:hAnsi="Times New Roman" w:eastAsia="Times New Roman" w:cs="Times New Roman"/>
-                <w:color w:val="172536"/>
+                <w:color w:val="000000"/>
                 <w:sz w:val="18"/>
               </w:rPr>
               <w:t>0.498 [0.486, 0.511]</w:t>
@@ -5479,7 +5532,7 @@
             <w:r>
               <w:rPr>
                 <w:rFonts w:ascii="Times New Roman" w:hAnsi="Times New Roman" w:eastAsia="Times New Roman" w:cs="Times New Roman"/>
-                <w:color w:val="172536"/>
+                <w:color w:val="000000"/>
                 <w:sz w:val="18"/>
               </w:rPr>
               <w:t>0.694 [0.684, 0.704]</w:t>
@@ -5505,7 +5558,7 @@
             <w:r>
               <w:rPr>
                 <w:rFonts w:ascii="Times New Roman" w:hAnsi="Times New Roman" w:eastAsia="Times New Roman" w:cs="Times New Roman"/>
-                <w:color w:val="172536"/>
+                <w:color w:val="000000"/>
                 <w:sz w:val="18"/>
               </w:rPr>
               <w:t>0.773 [0.766, 0.781]</w:t>
@@ -5531,7 +5584,7 @@
             <w:r>
               <w:rPr>
                 <w:rFonts w:ascii="Times New Roman" w:hAnsi="Times New Roman" w:eastAsia="Times New Roman" w:cs="Times New Roman"/>
-                <w:color w:val="172536"/>
+                <w:color w:val="000000"/>
                 <w:sz w:val="18"/>
               </w:rPr>
               <w:t>0.627 [0.618, 0.637]</w:t>
@@ -5558,7 +5611,7 @@
             <w:r>
               <w:rPr>
                 <w:rFonts w:ascii="Times New Roman" w:hAnsi="Times New Roman" w:eastAsia="Times New Roman" w:cs="Times New Roman"/>
-                <w:color w:val="172536"/>
+                <w:color w:val="000000"/>
                 <w:sz w:val="18"/>
               </w:rPr>
               <w:t>1.895</w:t>
@@ -5585,7 +5638,7 @@
             <w:r>
               <w:rPr>
                 <w:rFonts w:ascii="Times New Roman" w:hAnsi="Times New Roman" w:eastAsia="Times New Roman" w:cs="Times New Roman"/>
-                <w:color w:val="172536"/>
+                <w:color w:val="000000"/>
                 <w:sz w:val="18"/>
               </w:rPr>
               <w:t>0.0314</w:t>
@@ -5616,7 +5669,7 @@
             <w:r>
               <w:rPr>
                 <w:rFonts w:ascii="Times New Roman" w:hAnsi="Times New Roman" w:eastAsia="Times New Roman" w:cs="Times New Roman"/>
-                <w:color w:val="172536"/>
+                <w:color w:val="000000"/>
                 <w:sz w:val="18"/>
               </w:rPr>
               <w:t>Hierarchical SGD context</w:t>
@@ -5642,7 +5695,7 @@
             <w:r>
               <w:rPr>
                 <w:rFonts w:ascii="Times New Roman" w:hAnsi="Times New Roman" w:eastAsia="Times New Roman" w:cs="Times New Roman"/>
-                <w:color w:val="172536"/>
+                <w:color w:val="000000"/>
                 <w:sz w:val="18"/>
               </w:rPr>
               <w:t>0.498 [0.486, 0.511]</w:t>
@@ -5668,7 +5721,7 @@
             <w:r>
               <w:rPr>
                 <w:rFonts w:ascii="Times New Roman" w:hAnsi="Times New Roman" w:eastAsia="Times New Roman" w:cs="Times New Roman"/>
-                <w:color w:val="172536"/>
+                <w:color w:val="000000"/>
                 <w:sz w:val="18"/>
               </w:rPr>
               <w:t>0.695 [0.685, 0.705]</w:t>
@@ -5694,7 +5747,7 @@
             <w:r>
               <w:rPr>
                 <w:rFonts w:ascii="Times New Roman" w:hAnsi="Times New Roman" w:eastAsia="Times New Roman" w:cs="Times New Roman"/>
-                <w:color w:val="172536"/>
+                <w:color w:val="000000"/>
                 <w:sz w:val="18"/>
               </w:rPr>
               <w:t>0.775 [0.767, 0.782]</w:t>
@@ -5720,7 +5773,7 @@
             <w:r>
               <w:rPr>
                 <w:rFonts w:ascii="Times New Roman" w:hAnsi="Times New Roman" w:eastAsia="Times New Roman" w:cs="Times New Roman"/>
-                <w:color w:val="172536"/>
+                <w:color w:val="000000"/>
                 <w:sz w:val="18"/>
               </w:rPr>
               <w:t>0.628 [0.618, 0.638]</w:t>
@@ -5747,7 +5800,7 @@
             <w:r>
               <w:rPr>
                 <w:rFonts w:ascii="Times New Roman" w:hAnsi="Times New Roman" w:eastAsia="Times New Roman" w:cs="Times New Roman"/>
-                <w:color w:val="172536"/>
+                <w:color w:val="000000"/>
                 <w:sz w:val="18"/>
               </w:rPr>
               <w:t>1.869</w:t>
@@ -5774,7 +5827,7 @@
             <w:r>
               <w:rPr>
                 <w:rFonts w:ascii="Times New Roman" w:hAnsi="Times New Roman" w:eastAsia="Times New Roman" w:cs="Times New Roman"/>
-                <w:color w:val="172536"/>
+                <w:color w:val="000000"/>
                 <w:sz w:val="18"/>
               </w:rPr>
               <w:t>0.0140</w:t>
@@ -5805,7 +5858,7 @@
             <w:r>
               <w:rPr>
                 <w:rFonts w:ascii="Times New Roman" w:hAnsi="Times New Roman" w:eastAsia="Times New Roman" w:cs="Times New Roman"/>
-                <w:color w:val="172536"/>
+                <w:color w:val="000000"/>
                 <w:sz w:val="18"/>
               </w:rPr>
               <w:t>Hierarchical SGD without source label</w:t>
@@ -5831,7 +5884,7 @@
             <w:r>
               <w:rPr>
                 <w:rFonts w:ascii="Times New Roman" w:hAnsi="Times New Roman" w:eastAsia="Times New Roman" w:cs="Times New Roman"/>
-                <w:color w:val="172536"/>
+                <w:color w:val="000000"/>
                 <w:sz w:val="18"/>
               </w:rPr>
               <w:t>0.498 [0.485, 0.511]</w:t>
@@ -5857,7 +5910,7 @@
             <w:r>
               <w:rPr>
                 <w:rFonts w:ascii="Times New Roman" w:hAnsi="Times New Roman" w:eastAsia="Times New Roman" w:cs="Times New Roman"/>
-                <w:color w:val="172536"/>
+                <w:color w:val="000000"/>
                 <w:sz w:val="18"/>
               </w:rPr>
               <w:t>0.695 [0.685, 0.704]</w:t>
@@ -5883,7 +5936,7 @@
             <w:r>
               <w:rPr>
                 <w:rFonts w:ascii="Times New Roman" w:hAnsi="Times New Roman" w:eastAsia="Times New Roman" w:cs="Times New Roman"/>
-                <w:color w:val="172536"/>
+                <w:color w:val="000000"/>
                 <w:sz w:val="18"/>
               </w:rPr>
               <w:t>0.775 [0.767, 0.783]</w:t>
@@ -5909,7 +5962,7 @@
             <w:r>
               <w:rPr>
                 <w:rFonts w:ascii="Times New Roman" w:hAnsi="Times New Roman" w:eastAsia="Times New Roman" w:cs="Times New Roman"/>
-                <w:color w:val="172536"/>
+                <w:color w:val="000000"/>
                 <w:sz w:val="18"/>
               </w:rPr>
               <w:t>0.628 [0.618, 0.638]</w:t>
@@ -5936,7 +5989,7 @@
             <w:r>
               <w:rPr>
                 <w:rFonts w:ascii="Times New Roman" w:hAnsi="Times New Roman" w:eastAsia="Times New Roman" w:cs="Times New Roman"/>
-                <w:color w:val="172536"/>
+                <w:color w:val="000000"/>
                 <w:sz w:val="18"/>
               </w:rPr>
               <w:t>1.872</w:t>
@@ -5963,7 +6016,7 @@
             <w:r>
               <w:rPr>
                 <w:rFonts w:ascii="Times New Roman" w:hAnsi="Times New Roman" w:eastAsia="Times New Roman" w:cs="Times New Roman"/>
-                <w:color w:val="172536"/>
+                <w:color w:val="000000"/>
                 <w:sz w:val="18"/>
               </w:rPr>
               <w:t>0.0116</w:t>
@@ -5984,10 +6037,10 @@
       <w:r>
         <w:rPr>
           <w:rFonts w:ascii="Times New Roman" w:hAnsi="Times New Roman" w:eastAsia="Times New Roman" w:cs="Times New Roman"/>
-          <w:color w:val="172536"/>
+          <w:color w:val="000000"/>
           <w:sz w:val="20"/>
         </w:rPr>
-        <w:t>Table 4. Song-held-out results on 34,395 leakage-safe, originally adjacent test events from 787 songs. Brackets are song-cluster bootstrap 95% intervals (2,000 replicates). All five systems have full prediction coverage.</w:t>
+        <w:t>Table 4 Song-held-out results on 34,395 leakage-safe, originally adjacent test events from 787 songs. Brackets are song-cluster bootstrap 95% intervals (2,000 replicates). All five systems have full prediction coverage.</w:t>
       </w:r>
     </w:p>
     <w:p>
@@ -5999,7 +6052,7 @@
       <w:r>
         <w:rPr>
           <w:rFonts w:ascii="Times New Roman" w:hAnsi="Times New Roman" w:eastAsia="Times New Roman" w:cs="Times New Roman"/>
-          <w:color w:val="172536"/>
+          <w:color w:val="000000"/>
           <w:sz w:val="24"/>
         </w:rPr>
         <w:t>Relative to Markov, the hierarchical model improves MRR by 0.0198 (paired CI 0.0177–0.0220), top-3 by 0.0498 (0.0445–0.0551), top-5 by 0.0457 (0.0408–0.0509), and top-1 by 0.0022 (0.0008–0.0038). Its advantage over the flat context model is far smaller: only the top-3 interval is narrowly positive (+0.0017, 0.0001–0.0033); top-1, top-5, and MRR intervals include zero. The hierarchy is therefore useful chiefly as an interpretable continuation-versus-switch factorization, not as evidence of a large gain over a flat classifier.</w:t>
@@ -6014,7 +6067,7 @@
       <w:r>
         <w:rPr>
           <w:rFonts w:ascii="Times New Roman" w:hAnsi="Times New Roman" w:eastAsia="Times New Roman" w:cs="Times New Roman"/>
-          <w:color w:val="172536"/>
+          <w:color w:val="000000"/>
           <w:sz w:val="24"/>
         </w:rPr>
         <w:t>Stratified results expose the task's main asymmetry. Continuation events are easy for the Markov model (top-1 0.992), while switch events remain difficult (0.016). The hierarchical model retains high continuation performance (top-1 0.985) and improves switch top-3 accuracy to 0.400, compared with 0.302 for Markov; its switch top-1 remains only 0.026. Repeated hooks do not solely explain the result: on non-repeated targets the hierarchical model still reaches top-1 0.490, top-3 0.683, and MRR 0.619. The application should therefore present multiple plausible next families, especially for an intended switch, rather than one supposedly correct rhyme.</w:t>
@@ -6025,7 +6078,7 @@
         <w:pStyle w:val="Heading2"/>
       </w:pPr>
       <w:r>
-        <w:t>7.5 Selective abstention and recommendation</w:t>
+        <w:t>7.5 Selective Abstention and Recommendation</w:t>
       </w:r>
     </w:p>
     <w:p>
@@ -6036,7 +6089,7 @@
       <w:r>
         <w:rPr>
           <w:rFonts w:ascii="Times New Roman" w:hAnsi="Times New Roman" w:eastAsia="Times New Roman" w:cs="Times New Roman"/>
-          <w:color w:val="172536"/>
+          <w:color w:val="000000"/>
           <w:sz w:val="24"/>
         </w:rPr>
         <w:t>Confidence thresholds are fixed from validation quantiles targeting 75%, 50%, and 25% coverage and then applied once to test. At full leakage-safe coverage, top-1 accuracy is 0.498. The nominal 75% threshold yields coverage 0.745 and accepted-event top-1 0.558; nominal 50% yields coverage 0.499 and top-1 0.611; nominal 25% yields coverage 0.244 and top-1 0.659. At the illustrative balanced 50% operating point, accepted-event top-3 is 0.736 and MRR is 0.701; coverage is 0.479 when the 1,431 leakage-filtered test candidates are retained in the denominator. Abstention therefore provides an explicit reliability–coverage trade-off rather than hiding weak contexts.</w:t>
@@ -6051,7 +6104,7 @@
       <w:r>
         <w:rPr>
           <w:rFonts w:ascii="Times New Roman" w:hAnsi="Times New Roman" w:eastAsia="Times New Roman" w:cs="Times New Roman"/>
-          <w:color w:val="172536"/>
+          <w:color w:val="000000"/>
           <w:sz w:val="24"/>
         </w:rPr>
         <w:t xml:space="preserve">The public recommender releases global, Markov, and common aggregate ML contexts. It returns ending </w:t>
@@ -6060,7 +6113,7 @@
         <w:rPr>
           <w:rFonts w:ascii="Times New Roman" w:hAnsi="Times New Roman" w:eastAsia="Times New Roman" w:cs="Times New Roman"/>
           <w:i/>
-          <w:color w:val="172536"/>
+          <w:color w:val="000000"/>
           <w:sz w:val="24"/>
         </w:rPr>
         <w:t>families</w:t>
@@ -6068,7 +6121,7 @@
       <w:r>
         <w:rPr>
           <w:rFonts w:ascii="Times New Roman" w:hAnsi="Times New Roman" w:eastAsia="Times New Roman" w:cs="Times New Roman"/>
-          <w:color w:val="172536"/>
+          <w:color w:val="000000"/>
           <w:sz w:val="24"/>
         </w:rPr>
         <w:t>, not lyric lines, words, or finished rap. A useful interface can show the top families, whether the previous class is being continued or switched, validation-defined confidence status, and descriptive label-level fingerprints. Crucially, removing the source-credit-label feature changes top-1 by only +0.0004, top-3 by +0.0007, and MRR by +0.0005 in favor of the labelled model, with all paired intervals crossing zero. The interface must not claim that rapper-label personalization improves prediction; it can only expose label-conditioned outputs as descriptive or experimental. It cannot prescribe quality or performed delivery.</w:t>
@@ -6083,7 +6136,7 @@
       <w:r>
         <w:rPr>
           <w:rFonts w:ascii="Times New Roman" w:hAnsi="Times New Roman" w:eastAsia="Times New Roman" w:cs="Times New Roman"/>
-          <w:color w:val="172536"/>
+          <w:color w:val="000000"/>
           <w:sz w:val="24"/>
         </w:rPr>
         <w:t xml:space="preserve">An external MuChin implementation check (Wang </w:t>
@@ -6092,7 +6145,7 @@
         <w:rPr>
           <w:rFonts w:ascii="Times New Roman" w:hAnsi="Times New Roman" w:eastAsia="Times New Roman" w:cs="Times New Roman"/>
           <w:i/>
-          <w:color w:val="172536"/>
+          <w:color w:val="000000"/>
           <w:sz w:val="24"/>
         </w:rPr>
         <w:t>et al.</w:t>
@@ -6100,10 +6153,10 @@
       <w:r>
         <w:rPr>
           <w:rFonts w:ascii="Times New Roman" w:hAnsi="Times New Roman" w:eastAsia="Times New Roman" w:cs="Times New Roman"/>
-          <w:color w:val="172536"/>
+          <w:color w:val="000000"/>
           <w:sz w:val="24"/>
         </w:rPr>
-        <w:t>, 2024) aligns 44,980 written lines and yields F1 0.931 and Matthews correlation 0.541 against exported same-family markers. Because the annotation interface itself grouped pinyin families and the export collapses class identity, this partially circular check is excluded from selection and is neither independent gold nor audio validation; full details appear in the supplement.</w:t>
+        <w:t xml:space="preserve"> 2024) aligns 44,980 written lines and yields F1 0.931 and Matthews correlation 0.541 against exported same-family markers. Because the annotation interface itself grouped pinyin families and the export collapses class identity, this partially circular check is excluded from selection and is neither independent gold nor audio validation; full details appear in the supplement.</w:t>
       </w:r>
     </w:p>
     <w:p>
@@ -6115,8 +6168,8 @@
       <w:r>
         <w:drawing>
           <wp:inline xmlns:a="http://schemas.openxmlformats.org/drawingml/2006/main" xmlns:pic="http://schemas.openxmlformats.org/drawingml/2006/picture">
-            <wp:extent cx="5715000" cy="4724400"/>
-            <wp:docPr id="4" name="Picture 4" descr="Four aligned dot-and-whisker panels show Top-1, Top-3, Top-5, and MRR for five models. Context models dominate the global baseline, while the flat and two hierarchical models nearly overlap. A grouped bar panel shows near-ceiling Top-3 accuracy when the next line continues the same family but much lower accuracy when it switches. A callout states that source-label input has no supported gain and that the task is restricted to written endings." title="Four aligned dot-and-whisker panels show Top-1, Top-3, Top-5, and MRR for five m"/>
+            <wp:extent cx="5715000" cy="4440115"/>
+            <wp:docPr id="4" name="Picture 4" descr="Four aligned dot-and-whisker panels show Top-1, Top-3, Top-5, and MRR for five models. Context models dominate the global baseline, while the flat and two hierarchical models nearly overlap. A grouped bar panel shows near-ceiling Top-3 accuracy when the next line continues the same family but much lower accuracy when it switches. A third panel plots Top-1, Top-3, Top-5, and MRR differences for the model with versus without source-credit labels; all four 95% intervals cross zero. The task is restricted to written endings." title="Four aligned dot-and-whisker panels show Top-1, Top-3, Top-5, and MRR for five m"/>
             <wp:cNvGraphicFramePr>
               <a:graphicFrameLocks noChangeAspect="1"/>
             </wp:cNvGraphicFramePr>
@@ -6136,7 +6189,7 @@
                   <pic:spPr>
                     <a:xfrm>
                       <a:off x="0" y="0"/>
-                      <a:ext cx="5715000" cy="4724400"/>
+                      <a:ext cx="5715000" cy="4440115"/>
                     </a:xfrm>
                     <a:prstGeom prst="rect"/>
                   </pic:spPr>
@@ -6154,10 +6207,10 @@
       <w:r>
         <w:rPr>
           <w:rFonts w:ascii="Times New Roman" w:hAnsi="Times New Roman" w:eastAsia="Times New Roman" w:cs="Times New Roman"/>
-          <w:color w:val="172536"/>
+          <w:color w:val="000000"/>
           <w:sz w:val="20"/>
         </w:rPr>
-        <w:t>Fig. 4. Prediction of the next dictionary-estimated written line-ending family on the strict terminal-Han population. Panel A compares global frequency, first-order Markov, flat context, hierarchical context without source-credit labels, and hierarchical context with source-credit labels across 34,395 leakage-safe events in 787 held-out songs. Whiskers are 95% song-cluster bootstrap intervals from 2,000 replicates. Panel B descriptively separates continuation from family-switch events; top-3 reaches 0.400 for switches under the hierarchical model versus 0.302 for Markov. Adding source-credit labels has no supported benefit.</w:t>
+        <w:t>Fig. 4 Prediction of the next dictionary-estimated written line-ending family on the strict terminal-Han population. Panel A compares global frequency, first-order Markov, flat context, hierarchical context without source-credit labels, and hierarchical context with source-credit labels across 34,395 leakage-safe events in 787 held-out songs. Whiskers are 95% song-cluster bootstrap intervals from 2,000 replicates. Panel B descriptively separates continuation from family-switch events; top-3 reaches 0.400 for switches under the hierarchical model versus 0.302 for Markov. Panel C plots four paired score differences for the model with versus without source-credit labels; every 95% interval crosses zero, so source-label conditioning has no supported benefit.</w:t>
       </w:r>
     </w:p>
     <w:p>
@@ -6167,10 +6220,10 @@
       <w:r>
         <w:rPr>
           <w:rFonts w:ascii="Times New Roman" w:hAnsi="Times New Roman" w:eastAsia="Times New Roman" w:cs="Times New Roman"/>
-          <w:color w:val="52657A"/>
+          <w:color w:val="000000"/>
           <w:sz w:val="18"/>
         </w:rPr>
-        <w:t>Alt text: Four aligned dot-and-whisker panels show Top-1, Top-3, Top-5, and MRR for five models. Context models dominate the global baseline, while the flat and two hierarchical models nearly overlap. A grouped bar panel shows near-ceiling Top-3 accuracy when the next line continues the same family but much lower accuracy when it switches. A callout states that source-label input has no supported gain and that the task is restricted to written endings.</w:t>
+        <w:t>Alt text: Four aligned dot-and-whisker panels show Top-1, Top-3, Top-5, and MRR for five models. Context models dominate the global baseline, while the flat and two hierarchical models nearly overlap. A grouped bar panel shows near-ceiling Top-3 accuracy when the next line continues the same family but much lower accuracy when it switches. A third panel plots Top-1, Top-3, Top-5, and MRR differences for the model with versus without source-credit labels; all four 95% intervals cross zero. The task is restricted to written endings.</w:t>
       </w:r>
     </w:p>
     <w:p>
@@ -6178,7 +6231,7 @@
         <w:pStyle w:val="Heading1"/>
       </w:pPr>
       <w:r>
-        <w:t>8. Integrated Lyrical-Repertoire Profiles</w:t>
+        <w:t>8. Integrated Lyrical-Repertoire Profiles</w:t>
       </w:r>
     </w:p>
     <w:p>
@@ -6189,7 +6242,7 @@
       <w:r>
         <w:rPr>
           <w:rFonts w:ascii="Times New Roman" w:hAnsi="Times New Roman" w:eastAsia="Times New Roman" w:cs="Times New Roman"/>
-          <w:color w:val="172536"/>
+          <w:color w:val="000000"/>
           <w:sz w:val="24"/>
         </w:rPr>
         <w:t>The three tasks should be joined only at the aggregate source-label level and only with their evidence statuses intact. A profile has three separate questions:</w:t>
@@ -6204,7 +6257,7 @@
         <w:rPr>
           <w:rFonts w:ascii="Times New Roman" w:hAnsi="Times New Roman" w:eastAsia="Times New Roman" w:cs="Times New Roman"/>
           <w:b/>
-          <w:color w:val="172536"/>
+          <w:color w:val="000000"/>
           <w:sz w:val="24"/>
         </w:rPr>
         <w:t>What does a held-out song resemble?</w:t>
@@ -6212,7 +6265,7 @@
       <w:r>
         <w:rPr>
           <w:rFonts w:ascii="Times New Roman" w:hAnsi="Times New Roman" w:eastAsia="Times New Roman" w:cs="Times New Roman"/>
-          <w:color w:val="172536"/>
+          <w:color w:val="000000"/>
           <w:sz w:val="24"/>
         </w:rPr>
         <w:t xml:space="preserve"> The strict dense–lexical retrieval model supplies ranked repertoire evidence and label-level reliability, not personal similarity.</w:t>
@@ -6227,7 +6280,7 @@
         <w:rPr>
           <w:rFonts w:ascii="Times New Roman" w:hAnsi="Times New Roman" w:eastAsia="Times New Roman" w:cs="Times New Roman"/>
           <w:b/>
-          <w:color w:val="172536"/>
+          <w:color w:val="000000"/>
           <w:sz w:val="24"/>
         </w:rPr>
         <w:t>Which named cultural worlds appear?</w:t>
@@ -6235,7 +6288,7 @@
       <w:r>
         <w:rPr>
           <w:rFonts w:ascii="Times New Roman" w:hAnsi="Times New Roman" w:eastAsia="Times New Roman" w:cs="Times New Roman"/>
-          <w:color w:val="172536"/>
+          <w:color w:val="000000"/>
           <w:sz w:val="24"/>
         </w:rPr>
         <w:t xml:space="preserve"> Reviewed or explicitly provisional entity links supply typed places, people, languages, groups, brands, works, or events, not biography or preference.</w:t>
@@ -6250,7 +6303,7 @@
         <w:rPr>
           <w:rFonts w:ascii="Times New Roman" w:hAnsi="Times New Roman" w:eastAsia="Times New Roman" w:cs="Times New Roman"/>
           <w:b/>
-          <w:color w:val="172536"/>
+          <w:color w:val="000000"/>
           <w:sz w:val="24"/>
         </w:rPr>
         <w:t>How do written endings tend to proceed?</w:t>
@@ -6258,7 +6311,7 @@
       <w:r>
         <w:rPr>
           <w:rFonts w:ascii="Times New Roman" w:hAnsi="Times New Roman" w:eastAsia="Times New Roman" w:cs="Times New Roman"/>
-          <w:color w:val="172536"/>
+          <w:color w:val="000000"/>
           <w:sz w:val="24"/>
         </w:rPr>
         <w:t xml:space="preserve"> Descriptive fingerprints and the continuation model supply recurring ending families and possible next-family transitions, not performed flow.</w:t>
@@ -6273,10 +6326,40 @@
       <w:r>
         <w:rPr>
           <w:rFonts w:ascii="Times New Roman" w:hAnsi="Times New Roman" w:eastAsia="Times New Roman" w:cs="Times New Roman"/>
-          <w:color w:val="172536"/>
+          <w:color w:val="000000"/>
           <w:sz w:val="24"/>
         </w:rPr>
-        <w:t>This separation is more informative than a generic proximity graph. A graph edge must say why it exists: fused lyrical-repertoire retrieval, source-label-to-reference association, or same-song reference co-mention. It must also show the relevant support and status. The website is therefore a research instrument for inspecting saved results, not an interactive substitute for explanation. Counts without interpretation, screen distance without original-space evidence, literal keyword search, and long generated biographies are excluded from the design.</w:t>
+        <w:t>The present integration is asymmetric because the NER layer remains provisional. Retrieval and written-ending prediction have held-out test results; cultural entities have reproducibility gates and a path to gold but not accuracy. The profile must display that difference at the point of use. This is preferable to either omitting a promising cultural-reference task or overstating it as complete.</w:t>
+      </w:r>
+    </w:p>
+    <w:p>
+      <w:pPr>
+        <w:pStyle w:val="Heading1"/>
+      </w:pPr>
+      <w:r>
+        <w:t>9. Discussion</w:t>
+      </w:r>
+    </w:p>
+    <w:p>
+      <w:pPr>
+        <w:pStyle w:val="Heading2"/>
+      </w:pPr>
+      <w:r>
+        <w:t>9.1 What BGE-M3 Adds after Evaluation</w:t>
+      </w:r>
+    </w:p>
+    <w:p>
+      <w:pPr>
+        <w:widowControl/>
+        <w:spacing w:line="480" w:lineRule="auto" w:after="0"/>
+      </w:pPr>
+      <w:r>
+        <w:rPr>
+          <w:rFonts w:ascii="Times New Roman" w:hAnsi="Times New Roman" w:eastAsia="Times New Roman" w:cs="Times New Roman"/>
+          <w:color w:val="000000"/>
+          <w:sz w:val="24"/>
+        </w:rPr>
+        <w:t>RQ1 receives a clear but qualified answer. BGE-M3 is not the strongest standalone system for corpus source-label retrieval; character TF–IDF performs better. Dense representation is still useful because standardized fusion improves all primary metrics over TF–IDF with positive paired intervals. The result supports complementarity between distributional semantics and character-form evidence, not dense-model supremacy.</w:t>
       </w:r>
     </w:p>
     <w:p>
@@ -6288,40 +6371,10 @@
       <w:r>
         <w:rPr>
           <w:rFonts w:ascii="Times New Roman" w:hAnsi="Times New Roman" w:eastAsia="Times New Roman" w:cs="Times New Roman"/>
-          <w:color w:val="172536"/>
+          <w:color w:val="000000"/>
           <w:sz w:val="24"/>
         </w:rPr>
-        <w:t>The present integration is asymmetric because the NER layer remains provisional. Retrieval and written-ending prediction have held-out test results; cultural entities have reproducibility gates and a path to gold but not accuracy. The profile must display that difference at the point of use. This is preferable to either omitting a promising cultural-reference task or overstating it as complete.</w:t>
-      </w:r>
-    </w:p>
-    <w:p>
-      <w:pPr>
-        <w:pStyle w:val="Heading1"/>
-      </w:pPr>
-      <w:r>
-        <w:t>9. Discussion</w:t>
-      </w:r>
-    </w:p>
-    <w:p>
-      <w:pPr>
-        <w:pStyle w:val="Heading2"/>
-      </w:pPr>
-      <w:r>
-        <w:t>9.1 What BGE-M3 adds after evaluation</w:t>
-      </w:r>
-    </w:p>
-    <w:p>
-      <w:pPr>
-        <w:widowControl/>
-        <w:spacing w:line="480" w:lineRule="auto" w:after="0"/>
-      </w:pPr>
-      <w:r>
-        <w:rPr>
-          <w:rFonts w:ascii="Times New Roman" w:hAnsi="Times New Roman" w:eastAsia="Times New Roman" w:cs="Times New Roman"/>
-          <w:color w:val="172536"/>
-          <w:sz w:val="24"/>
-        </w:rPr>
-        <w:t>RQ1 receives a clear but qualified answer. BGE-M3 is not the strongest standalone system for corpus source-label retrieval; character TF–IDF performs better. Dense representation is still useful because standardized fusion improves all primary metrics over TF–IDF with positive paired intervals. The result supports complementarity between distributional semantics and character-form evidence, not dense-model supremacy.</w:t>
+        <w:t>The post-embedding design is the main methodological contribution. Whole-song holdout converts vectors into a testable task. Cross-label shared-text exclusion and duplicate-component holdout prevent repeated material from masquerading as generalizable identity. Per-label macro aggregation changes the estimand from “average song in the corpus” to “average repertoire label”. The paired two-stage bootstrap attaches uncertainty to both scores and differences. Without these decisions, an embedding map could not answer whether a held-out song is recognizably consistent with a repertoire inside the frozen corpus.</w:t>
       </w:r>
     </w:p>
     <w:p>
@@ -6333,10 +6386,32 @@
       <w:r>
         <w:rPr>
           <w:rFonts w:ascii="Times New Roman" w:hAnsi="Times New Roman" w:eastAsia="Times New Roman" w:cs="Times New Roman"/>
-          <w:color w:val="172536"/>
+          <w:color w:val="000000"/>
           <w:sz w:val="24"/>
         </w:rPr>
-        <w:t>The post-embedding design is the main methodological contribution. Whole-song holdout converts vectors into a testable task. Cross-label shared-text exclusion and duplicate-component holdout prevent repeated material from masquerading as generalizable identity. Per-label macro aggregation changes the estimand from “average song in the corpus” to “average repertoire label”. The paired two-stage bootstrap attaches uncertainty to both scores and differences. Without these decisions, an embedding map could not answer whether a held-out song is recognizably consistent with a repertoire inside the frozen corpus.</w:t>
+        <w:t>The remaining interpretive limit is fundamental. Dense and lexical evidence may encode topic, names, register, formulaic language, or writing habits. We therefore avoid “pure style”. Future ablations can mask reviewed entities, remove high-keyness surface features, or isolate writing-form channels, but these would be probes of dependency, not causal decomposition of the encoder.</w:t>
+      </w:r>
+    </w:p>
+    <w:p>
+      <w:pPr>
+        <w:pStyle w:val="Heading2"/>
+      </w:pPr>
+      <w:r>
+        <w:t>9.2 What NER Adds beyond Search</w:t>
+      </w:r>
+    </w:p>
+    <w:p>
+      <w:pPr>
+        <w:widowControl/>
+        <w:spacing w:line="480" w:lineRule="auto" w:after="0"/>
+      </w:pPr>
+      <w:r>
+        <w:rPr>
+          <w:rFonts w:ascii="Times New Roman" w:hAnsi="Times New Roman" w:eastAsia="Times New Roman" w:cs="Times New Roman"/>
+          <w:color w:val="000000"/>
+          <w:sz w:val="24"/>
+        </w:rPr>
+        <w:t>NER is useful when it normalizes spans into types, distinguishes ambiguous candidates, aggregates duplicate-controlled support, and creates edges with explicit meanings. Literal search alone can find a string; it cannot decide whether 中南海 is a location, political metonym, or brand in a particular context, nor can it validly aggregate the string into a cultural network. The current pilot demonstrates both the promise and the limit. Cross-method agreement and audit rules produce a small provisional layer, while ambiguous cases are withheld.</w:t>
       </w:r>
     </w:p>
     <w:p>
@@ -6348,10 +6423,27 @@
       <w:r>
         <w:rPr>
           <w:rFonts w:ascii="Times New Roman" w:hAnsi="Times New Roman" w:eastAsia="Times New Roman" w:cs="Times New Roman"/>
-          <w:color w:val="172536"/>
+          <w:color w:val="000000"/>
           <w:sz w:val="24"/>
         </w:rPr>
-        <w:t>The remaining interpretive limit is fundamental. Dense and lexical evidence may encode topic, names, register, formulaic language, or writing habits. We therefore avoid “pure style”. Future ablations can mask reviewed entities, remove high-keyness surface features, or isolate writing-form channels, but these would be probes of dependency, not causal decomposition of the encoder.</w:t>
+        <w:t xml:space="preserve">RQ2 is therefore answered in terms of readiness, leakage sensitivity, and statistically supported aggregate association rather than extraction accuracy. The frozen corpuswide inventory of 33 surfaces contracts to 22 after cross-label shared-text exclusion and the fixed graph universe are applied. The old support/lift-only 85 repertoire links contract first to 40 under the same shared-text control and then to six under song-unit uncertainty and BH-FDR; four entity co-mentions survive the corrected all-song denominator and multiplicity gate. None is human occurrence gold. The 800-item dual-review design is the next required empirical step. Only after adjudication can strict-span micro precision/recall/F1, per-type support, boundary/type errors, inter-annotator agreement, and external uncertainty be reported. Network centrality should remain withheld until error by type and support is understood, because extraction bias can become cultural visibility bias (Lassen </w:t>
+      </w:r>
+      <w:r>
+        <w:rPr>
+          <w:rFonts w:ascii="Times New Roman" w:hAnsi="Times New Roman" w:eastAsia="Times New Roman" w:cs="Times New Roman"/>
+          <w:i/>
+          <w:color w:val="000000"/>
+          <w:sz w:val="24"/>
+        </w:rPr>
+        <w:t>et al.</w:t>
+      </w:r>
+      <w:r>
+        <w:rPr>
+          <w:rFonts w:ascii="Times New Roman" w:hAnsi="Times New Roman" w:eastAsia="Times New Roman" w:cs="Times New Roman"/>
+          <w:color w:val="000000"/>
+          <w:sz w:val="24"/>
+        </w:rPr>
+        <w:t xml:space="preserve"> 2024).</w:t>
       </w:r>
     </w:p>
     <w:p>
@@ -6359,7 +6451,7 @@
         <w:pStyle w:val="Heading2"/>
       </w:pPr>
       <w:r>
-        <w:t>9.2 What NER adds beyond search</w:t>
+        <w:t>9.3 What Written-Ending Prediction Adds</w:t>
       </w:r>
     </w:p>
     <w:p>
@@ -6370,10 +6462,10 @@
       <w:r>
         <w:rPr>
           <w:rFonts w:ascii="Times New Roman" w:hAnsi="Times New Roman" w:eastAsia="Times New Roman" w:cs="Times New Roman"/>
-          <w:color w:val="172536"/>
+          <w:color w:val="000000"/>
           <w:sz w:val="24"/>
         </w:rPr>
-        <w:t>NER is useful when it normalizes spans into types, distinguishes ambiguous candidates, aggregates duplicate-controlled support, and creates edges with explicit meanings. Literal search alone can find a string; it cannot decide whether 中南海 is a location, political metonym, or brand in a particular context, nor can it validly aggregate the string into a cultural network. The current pilot demonstrates both the promise and the limit. Cross-method agreement and audit rules produce a small provisional layer, while ambiguous cases are withheld.</w:t>
+        <w:t>RQ3 shows that immediate sequence context is powerful: first-order Markov modeling accounts for much of the gain over global frequency. Broader context then improves ranked multi-choice prediction by about five percentage points at top-3 relative to Markov. The hierarchical continuation/switch model performs almost identically to the flat context classifier on most paired metrics; its justification is an interpretable decision structure and favorable descriptive NLL/ECE, not a dramatic accuracy claim. The no-source-label ablation is equally consequential: the present data do not show that adding a corpus credit label improves prediction. A rapper-specific predictive claim would therefore be unsupported.</w:t>
       </w:r>
     </w:p>
     <w:p>
@@ -6385,27 +6477,10 @@
       <w:r>
         <w:rPr>
           <w:rFonts w:ascii="Times New Roman" w:hAnsi="Times New Roman" w:eastAsia="Times New Roman" w:cs="Times New Roman"/>
-          <w:color w:val="172536"/>
+          <w:color w:val="000000"/>
           <w:sz w:val="24"/>
         </w:rPr>
-        <w:t xml:space="preserve">RQ2 is therefore answered in terms of readiness, leakage sensitivity, and statistically supported aggregate association rather than extraction accuracy. The frozen corpuswide inventory of 33 surfaces contracts to 22 after cross-label shared-text exclusion and the fixed graph universe are applied. The old support/lift-only 85 repertoire links contract first to 40 under the same shared-text control and then to six under song-unit uncertainty and BH-FDR; four entity co-mentions survive the corrected all-song denominator and multiplicity gate. None is human occurrence gold. The 800-item dual-review design is the next required empirical step. Only after adjudication can strict-span micro precision/recall/F1, per-type support, boundary/type errors, inter-annotator agreement, and external uncertainty be reported. Network centrality should remain withheld until error by type and support is understood, because extraction bias can become cultural visibility bias (Lassen </w:t>
-      </w:r>
-      <w:r>
-        <w:rPr>
-          <w:rFonts w:ascii="Times New Roman" w:hAnsi="Times New Roman" w:eastAsia="Times New Roman" w:cs="Times New Roman"/>
-          <w:i/>
-          <w:color w:val="172536"/>
-          <w:sz w:val="24"/>
-        </w:rPr>
-        <w:t>et al.</w:t>
-      </w:r>
-      <w:r>
-        <w:rPr>
-          <w:rFonts w:ascii="Times New Roman" w:hAnsi="Times New Roman" w:eastAsia="Times New Roman" w:cs="Times New Roman"/>
-          <w:color w:val="172536"/>
-          <w:sz w:val="24"/>
-        </w:rPr>
-        <w:t>, 2024).</w:t>
+        <w:t>Selective abstention turns this model into a more honest instrument. A user can choose leakage-safe coverage near 0.50 and receive top-1 accuracy near 0.61 and top-3 near 0.74 on accepted events, or require greater selectivity and approach top-1 0.66 at coverage near 0.24. The severe switch-event gap remains visible at the point of use. The product is not a rap generator. It is an evidence-backed next-ending-family assistant that can support close reading or constrained writing while leaving lexical choice and performance to the user.</w:t>
       </w:r>
     </w:p>
     <w:p>
@@ -6413,7 +6488,7 @@
         <w:pStyle w:val="Heading2"/>
       </w:pPr>
       <w:r>
-        <w:t>9.3 What written-ending prediction adds</w:t>
+        <w:t>9.4 General Lesson for Digital Humanities</w:t>
       </w:r>
     </w:p>
     <w:p>
@@ -6424,10 +6499,27 @@
       <w:r>
         <w:rPr>
           <w:rFonts w:ascii="Times New Roman" w:hAnsi="Times New Roman" w:eastAsia="Times New Roman" w:cs="Times New Roman"/>
-          <w:color w:val="172536"/>
+          <w:color w:val="000000"/>
           <w:sz w:val="24"/>
         </w:rPr>
-        <w:t>RQ3 shows that immediate sequence context is powerful: first-order Markov modeling accounts for much of the gain over global frequency. Broader context then improves ranked multi-choice prediction by about five percentage points at top-3 relative to Markov. The hierarchical continuation/switch model performs almost identically to the flat context classifier on most paired metrics; its justification is an interpretable decision structure and favorable descriptive NLL/ECE, not a dramatic accuracy claim. The no-source-label ablation is equally consequential: the present data do not show that adding a corpus credit label improves prediction. A rapper-specific predictive claim would therefore be unsupported.</w:t>
+        <w:t xml:space="preserve">RQ4 is methodological rather than a single scalar result. A culturally meaningful computational profile is multi-layered and evidence-graded. Semantic retrieval, named-reference networks, and phonetic-form proxies should not be collapsed into one unexplained edge weight. Their disagreements are analytically useful: a pair may be retrievably similar without sharing provisional named references; two repertoires may reference the same places but differ in written-ending patterns. Such discrepancies can guide close reading, following the broader argument for multi-layer literary networks (Rafaeli </w:t>
+      </w:r>
+      <w:r>
+        <w:rPr>
+          <w:rFonts w:ascii="Times New Roman" w:hAnsi="Times New Roman" w:eastAsia="Times New Roman" w:cs="Times New Roman"/>
+          <w:i/>
+          <w:color w:val="000000"/>
+          <w:sz w:val="24"/>
+        </w:rPr>
+        <w:t>et al.</w:t>
+      </w:r>
+      <w:r>
+        <w:rPr>
+          <w:rFonts w:ascii="Times New Roman" w:hAnsi="Times New Roman" w:eastAsia="Times New Roman" w:cs="Times New Roman"/>
+          <w:color w:val="000000"/>
+          <w:sz w:val="24"/>
+        </w:rPr>
+        <w:t xml:space="preserve"> 2026).</w:t>
       </w:r>
     </w:p>
     <w:p>
@@ -6439,18 +6531,18 @@
       <w:r>
         <w:rPr>
           <w:rFonts w:ascii="Times New Roman" w:hAnsi="Times New Roman" w:eastAsia="Times New Roman" w:cs="Times New Roman"/>
-          <w:color w:val="172536"/>
+          <w:color w:val="000000"/>
           <w:sz w:val="24"/>
         </w:rPr>
-        <w:t>Selective abstention turns this model into a more honest instrument. A user can choose leakage-safe coverage near 0.50 and receive top-1 accuracy near 0.61 and top-3 near 0.74 on accepted events, or require greater selectivity and approach top-1 0.66 at coverage near 0.24. The severe switch-event gap remains visible at the point of use. The product is not a rap generator. It is an evidence-backed next-ending-family assistant that can support close reading or constrained writing while leaving lexical choice and performance to the user.</w:t>
+        <w:t>The framework is transferable when representation, target, leakage control, baseline, inferential unit, typed explanation, and abstention are aligned with the scholarly question.</w:t>
       </w:r>
     </w:p>
     <w:p>
       <w:pPr>
-        <w:pStyle w:val="Heading2"/>
-      </w:pPr>
-      <w:r>
-        <w:t>9.4 General lesson for digital humanities</w:t>
+        <w:pStyle w:val="Heading1"/>
+      </w:pPr>
+      <w:r>
+        <w:t>10. Limitations, Ethics, and Copyright</w:t>
       </w:r>
     </w:p>
     <w:p>
@@ -6461,27 +6553,10 @@
       <w:r>
         <w:rPr>
           <w:rFonts w:ascii="Times New Roman" w:hAnsi="Times New Roman" w:eastAsia="Times New Roman" w:cs="Times New Roman"/>
-          <w:color w:val="172536"/>
+          <w:color w:val="000000"/>
           <w:sz w:val="24"/>
         </w:rPr>
-        <w:t xml:space="preserve">RQ4 is methodological rather than a single scalar result. A culturally meaningful computational profile is multi-layered and evidence-graded. Semantic retrieval, named-reference networks, and phonetic-form proxies should not be collapsed into one unexplained edge weight. Their disagreements are analytically useful: a pair may be retrievably similar without sharing provisional named references; two repertoires may reference the same places but differ in written-ending patterns. Such discrepancies can guide close reading, following the broader argument for multi-layer literary networks (Rafaeli </w:t>
-      </w:r>
-      <w:r>
-        <w:rPr>
-          <w:rFonts w:ascii="Times New Roman" w:hAnsi="Times New Roman" w:eastAsia="Times New Roman" w:cs="Times New Roman"/>
-          <w:i/>
-          <w:color w:val="172536"/>
-          <w:sz w:val="24"/>
-        </w:rPr>
-        <w:t>et al.</w:t>
-      </w:r>
-      <w:r>
-        <w:rPr>
-          <w:rFonts w:ascii="Times New Roman" w:hAnsi="Times New Roman" w:eastAsia="Times New Roman" w:cs="Times New Roman"/>
-          <w:color w:val="172536"/>
-          <w:sz w:val="24"/>
-        </w:rPr>
-        <w:t>, 2026).</w:t>
+        <w:t>The corpus is a collected sample rather than a census of Chinese rap. Its source platforms, acquisition route and dates, temporal coverage, sampling frame, transcription origin, and rights or ethics basis are not documented in the supplied export and must be established by the dataset owner before submission. These unknowns, together with repertoire size and missing material, can bias which labels and references are visible. Source-credit labels are not globally identity-resolved and may include aliases, groups, collaborations, or metadata errors. No text-derived result establishes hometown, belief, cultural membership, collaboration, influence, friendship, or affiliation.</w:t>
       </w:r>
     </w:p>
     <w:p>
@@ -6493,32 +6568,10 @@
       <w:r>
         <w:rPr>
           <w:rFonts w:ascii="Times New Roman" w:hAnsi="Times New Roman" w:eastAsia="Times New Roman" w:cs="Times New Roman"/>
-          <w:color w:val="172536"/>
+          <w:color w:val="000000"/>
           <w:sz w:val="24"/>
         </w:rPr>
-        <w:t>The framework is transferable. Begin with a representation appropriate to the language and medium; construct a task whose target matches the scholarly question; make leakage rules reflect textual transmission and repetition; compare against simple baselines; resample at the unit of inference; explain relations with typed evidence; and abstain when human validation or model confidence is insufficient. A polished interface should make these distinctions easier to inspect, not hide them.</w:t>
-      </w:r>
-    </w:p>
-    <w:p>
-      <w:pPr>
-        <w:pStyle w:val="Heading1"/>
-      </w:pPr>
-      <w:r>
-        <w:t>10. Limitations, Ethics, and Copyright</w:t>
-      </w:r>
-    </w:p>
-    <w:p>
-      <w:pPr>
-        <w:widowControl/>
-        <w:spacing w:line="480" w:lineRule="auto" w:after="0"/>
-      </w:pPr>
-      <w:r>
-        <w:rPr>
-          <w:rFonts w:ascii="Times New Roman" w:hAnsi="Times New Roman" w:eastAsia="Times New Roman" w:cs="Times New Roman"/>
-          <w:color w:val="172536"/>
-          <w:sz w:val="24"/>
-        </w:rPr>
-        <w:t>The corpus is a collected sample rather than a census of Chinese rap. Its source platforms, acquisition route and dates, temporal coverage, sampling frame, transcription origin, and rights or ethics basis are not documented in the supplied export and must be established by the dataset owner before submission. These unknowns, together with repertoire size and missing material, can bias which labels and references are visible. Source-credit labels are not globally identity-resolved and may include aliases, groups, collaborations, or metadata errors. No text-derived result establishes hometown, belief, cultural membership, collaboration, influence, friendship, or affiliation.</w:t>
+        <w:t>Retrieval relevance comes from corpus provenance, not independent human judgments of semantic similarity. TF–IDF is transductive to the fixed unlabeled evaluation corpus. Near-duplicate detection uses one threshold and cannot find every paraphrase or lightly edited hook. BGE-M3 remains difficult to explain at token level, and fusion does not disentangle topic from style.</w:t>
       </w:r>
     </w:p>
     <w:p>
@@ -6530,10 +6583,10 @@
       <w:r>
         <w:rPr>
           <w:rFonts w:ascii="Times New Roman" w:hAnsi="Times New Roman" w:eastAsia="Times New Roman" w:cs="Times New Roman"/>
-          <w:color w:val="172536"/>
+          <w:color w:val="000000"/>
           <w:sz w:val="24"/>
         </w:rPr>
-        <w:t>Retrieval relevance comes from corpus provenance, not independent human judgments of semantic similarity. TF–IDF is transductive to the fixed unlabeled evaluation corpus. Near-duplicate detection uses one threshold and cannot find every paraphrase or lightly edited hook. BGE-M3 remains difficult to explain at token level, and fusion does not disentangle topic from style.</w:t>
+        <w:t>The NER layer has the strongest current limitation: no completed occurrence-level human gold. Literal matching is context-insensitive, the CKIP model is general-domain and Traditional-Chinese-oriented, confidence is uncalibrated on Chinese rap, and agreement gates favor conventional place and language names over creative spellings, slang, brands, works, or rap-culture concepts. The provisional graph may therefore underrepresent precisely the innovative references that make the domain important. Dual review and per-type evaluation are prerequisites for stronger claims.</w:t>
       </w:r>
     </w:p>
     <w:p>
@@ -6545,10 +6598,27 @@
       <w:r>
         <w:rPr>
           <w:rFonts w:ascii="Times New Roman" w:hAnsi="Times New Roman" w:eastAsia="Times New Roman" w:cs="Times New Roman"/>
-          <w:color w:val="172536"/>
+          <w:color w:val="000000"/>
           <w:sz w:val="24"/>
         </w:rPr>
-        <w:t>The NER layer has the strongest current limitation: no completed occurrence-level human gold. Literal matching is context-insensitive, the CKIP model is general-domain and Traditional-Chinese-oriented, confidence is uncalibrated on Chinese rap, and agreement gates favor conventional place and language names over creative spellings, slang, brands, works, or rap-culture concepts. The provisional graph may therefore underrepresent precisely the innovative references that make the domain important. Dual review and per-type evaluation are prerequisites for stronger claims.</w:t>
+        <w:t xml:space="preserve">Written rhyme is inferred from dictionary pinyin applied to transcribed line endings. Contextual dictionary conversion cannot resolve every polyphone, dialectal or regional pronunciation, performance elision, internal rhyme, stress, cadence, or beat alignment. Regional and cross-language realization can make different dictionary families rhyme in performance, while audio-based tone and flow remain unobserved (Liu </w:t>
+      </w:r>
+      <w:r>
+        <w:rPr>
+          <w:rFonts w:ascii="Times New Roman" w:hAnsi="Times New Roman" w:eastAsia="Times New Roman" w:cs="Times New Roman"/>
+          <w:i/>
+          <w:color w:val="000000"/>
+          <w:sz w:val="24"/>
+        </w:rPr>
+        <w:t>et al.</w:t>
+      </w:r>
+      <w:r>
+        <w:rPr>
+          <w:rFonts w:ascii="Times New Roman" w:hAnsi="Times New Roman" w:eastAsia="Times New Roman" w:cs="Times New Roman"/>
+          <w:color w:val="000000"/>
+          <w:sz w:val="24"/>
+        </w:rPr>
+        <w:t xml:space="preserve"> 2023; Wang and Lin 2024). The strict estimand excludes code-switched and other non-Han terminal characters, so it does not describe every line in the corpus. Repeated lines are retained with their original adjacency because hooks are real compositional structure; a non-repeated-target sensitivity analysis shows that the headline ranking result is not solely driven by them. Ending-family prediction must not be described as performed rhyme or flow.</w:t>
       </w:r>
     </w:p>
     <w:p>
@@ -6560,27 +6630,32 @@
       <w:r>
         <w:rPr>
           <w:rFonts w:ascii="Times New Roman" w:hAnsi="Times New Roman" w:eastAsia="Times New Roman" w:cs="Times New Roman"/>
-          <w:color w:val="172536"/>
+          <w:color w:val="000000"/>
           <w:sz w:val="24"/>
         </w:rPr>
-        <w:t xml:space="preserve">Written rhyme is inferred from dictionary pinyin applied to transcribed line endings. Contextual dictionary conversion cannot resolve every polyphone, dialectal or regional pronunciation, performance elision, internal rhyme, stress, cadence, or beat alignment. Regional and cross-language realization can make different dictionary families rhyme in performance, while audio-based tone and flow remain unobserved (Wang and Lin, 2024; Liu </w:t>
-      </w:r>
-      <w:r>
-        <w:rPr>
-          <w:rFonts w:ascii="Times New Roman" w:hAnsi="Times New Roman" w:eastAsia="Times New Roman" w:cs="Times New Roman"/>
-          <w:i/>
-          <w:color w:val="172536"/>
+        <w:t>Copyright and privacy constrain release. Public artifacts contain aggregate evidence and short analytic tokens, but no full lyrics, line text, private row identifiers, vectors, membership rows, or reviewer contexts. Researchers with lawful access can reproduce the builders against file-level checksums; copyrighted lyrics are not redistributed.</w:t>
+      </w:r>
+    </w:p>
+    <w:p>
+      <w:pPr>
+        <w:pStyle w:val="Heading1"/>
+      </w:pPr>
+      <w:r>
+        <w:t>11. Conclusion</w:t>
+      </w:r>
+    </w:p>
+    <w:p>
+      <w:pPr>
+        <w:widowControl/>
+        <w:spacing w:line="480" w:lineRule="auto" w:after="0"/>
+      </w:pPr>
+      <w:r>
+        <w:rPr>
+          <w:rFonts w:ascii="Times New Roman" w:hAnsi="Times New Roman" w:eastAsia="Times New Roman" w:cs="Times New Roman"/>
+          <w:color w:val="000000"/>
           <w:sz w:val="24"/>
         </w:rPr>
-        <w:t>et al.</w:t>
-      </w:r>
-      <w:r>
-        <w:rPr>
-          <w:rFonts w:ascii="Times New Roman" w:hAnsi="Times New Roman" w:eastAsia="Times New Roman" w:cs="Times New Roman"/>
-          <w:color w:val="172536"/>
-          <w:sz w:val="24"/>
-        </w:rPr>
-        <w:t>, 2023). The strict estimand excludes code-switched and other non-Han terminal characters, so it does not describe every line in the corpus. Repeated lines are retained with their original adjacency because hooks are real compositional structure; a non-repeated-target sensitivity analysis shows that the headline ranking result is not solely driven by them. Ending-family prediction must not be described as performed rhyme or flow.</w:t>
+        <w:t>This study turns one Chinese-rap lyric corpus into three bounded downstream results. Strict held-out-song retrieval shows that BGE-M3 adds value when fused with character TF–IDF, even though it is weaker alone. The NER pilot produces a typed, conservative provisional cultural-reference layer while making the missing human gold impossible to overlook. Context models improve ranked next-written-ending prediction over a Markov baseline and expose a usable reliability–coverage trade-off through abstention, while a label ablation prevents an unsupported personalization claim.</w:t>
       </w:r>
     </w:p>
     <w:p>
@@ -6592,10 +6667,10 @@
       <w:r>
         <w:rPr>
           <w:rFonts w:ascii="Times New Roman" w:hAnsi="Times New Roman" w:eastAsia="Times New Roman" w:cs="Times New Roman"/>
-          <w:color w:val="172536"/>
+          <w:color w:val="000000"/>
           <w:sz w:val="24"/>
         </w:rPr>
-        <w:t>Copyright and privacy constrain release. The public artifacts contain aggregate metrics, typed entities, support summaries, class inventories, and model lookup tables, but no full lyrics, line text, song/chunk identifiers, row-level lyric-content hashes, vectors, private membership rows, or reviewer contexts. Chinese surfaces are shown only as short analytic tokens. File-level checksums and deterministic aggregate join keys are retained as non-content integrity metadata. Researchers with lawful access to the private snapshot can reproduce the builders against recorded checksums; the underlying copyrighted lyrics are not redistributed.</w:t>
+        <w:t>The broader result is a standard for moving from representation to evidence. Embeddings become scholarly objects only after the downstream target, leakage controls, baselines, uncertainty, explanation, and claim boundary are specified. For Chinese rap, this yields a coherent account of lyrical repertoire through language, named cultural reference, and written-line form—without reducing the culture to an unexplained map or converting textual association into unsupported biography.</w:t>
       </w:r>
     </w:p>
     <w:p>
@@ -6603,7 +6678,7 @@
         <w:pStyle w:val="Heading1"/>
       </w:pPr>
       <w:r>
-        <w:t>11. Conclusion</w:t>
+        <w:t>Data Availability</w:t>
       </w:r>
     </w:p>
     <w:p>
@@ -6614,25 +6689,32 @@
       <w:r>
         <w:rPr>
           <w:rFonts w:ascii="Times New Roman" w:hAnsi="Times New Roman" w:eastAsia="Times New Roman" w:cs="Times New Roman"/>
-          <w:color w:val="172536"/>
+          <w:color w:val="000000"/>
           <w:sz w:val="24"/>
         </w:rPr>
-        <w:t>This study turns one Chinese-rap lyric corpus into three bounded downstream results. Strict held-out-song retrieval shows that BGE-M3 adds value when fused with character TF–IDF, even though it is weaker alone. The NER pilot produces a typed, conservative provisional cultural-reference layer while making the missing human gold impossible to overlook. Context models improve ranked next-written-ending prediction over a Markov baseline and expose a usable reliability–coverage trade-off through abstention, while a label ablation prevents an unsupported personalization claim.</w:t>
+        <w:t>Copyright-safe aggregate outputs, the original method contract and formal PD-001 protocol amendment, validation manifests, annotation schema and blank review templates, model builders, and figure-source tables are maintained at https://github.com/Mo119m/chinese-rap-embeddings-to-evidence. The public package excludes lyric text, full written lines, song/chunk identifiers, row-level lyric-content hashes, embeddings, private membership rows, and reviewer contexts. The frozen private corpus cannot be redistributed by this article. Its integrity is documented through file-level checksums and deterministic audit summaries so researchers with lawful access can reproduce the transformations against their copy. [Archival DOI to be added by the authors before submission.]</w:t>
       </w:r>
     </w:p>
     <w:p>
       <w:pPr>
+        <w:pStyle w:val="Heading1"/>
+      </w:pPr>
+      <w:r>
+        <w:t>Funding</w:t>
+      </w:r>
+    </w:p>
+    <w:p>
+      <w:pPr>
         <w:widowControl/>
         <w:spacing w:line="480" w:lineRule="auto" w:after="0"/>
-        <w:ind w:firstLine="360"/>
-      </w:pPr>
-      <w:r>
-        <w:rPr>
-          <w:rFonts w:ascii="Times New Roman" w:hAnsi="Times New Roman" w:eastAsia="Times New Roman" w:cs="Times New Roman"/>
-          <w:color w:val="172536"/>
+      </w:pPr>
+      <w:r>
+        <w:rPr>
+          <w:rFonts w:ascii="Times New Roman" w:hAnsi="Times New Roman" w:eastAsia="Times New Roman" w:cs="Times New Roman"/>
+          <w:color w:val="000000"/>
           <w:sz w:val="24"/>
         </w:rPr>
-        <w:t>The broader result is a standard for moving from representation to evidence. Embeddings become scholarly objects only after the downstream target, leakage controls, baselines, uncertainty, explanation, and claim boundary are specified. For Chinese rap, this yields a coherent account of lyrical repertoire through language, named cultural reference, and written-line form—without reducing the culture to an unexplained map or converting textual association into unsupported biography.</w:t>
+        <w:t>[To be completed by the authors; state “None” if applicable.]</w:t>
       </w:r>
     </w:p>
     <w:p>
@@ -6640,7 +6722,7 @@
         <w:pStyle w:val="Heading1"/>
       </w:pPr>
       <w:r>
-        <w:t>Data Availability</w:t>
+        <w:t>Conflict of Interest</w:t>
       </w:r>
     </w:p>
     <w:p>
@@ -6651,10 +6733,10 @@
       <w:r>
         <w:rPr>
           <w:rFonts w:ascii="Times New Roman" w:hAnsi="Times New Roman" w:eastAsia="Times New Roman" w:cs="Times New Roman"/>
-          <w:color w:val="172536"/>
+          <w:color w:val="000000"/>
           <w:sz w:val="24"/>
         </w:rPr>
-        <w:t>Copyright-safe aggregate outputs, the original method contract and formal PD-001 protocol amendment, validation manifests, annotation schema and blank review templates, model builders, and figure-source tables are maintained at https://github.com/Mo119m/chinese-rap-embeddings-to-evidence. The public package excludes lyric text, full written lines, song/chunk identifiers, row-level lyric-content hashes, embeddings, private membership rows, and reviewer contexts. The frozen private corpus cannot be redistributed by this article. Its integrity is documented through file-level checksums and deterministic audit summaries so researchers with lawful access can reproduce the transformations against their copy. [Archival DOI to be added by the authors before submission.]</w:t>
+        <w:t>[To be completed and approved by all authors.]</w:t>
       </w:r>
     </w:p>
     <w:p>
@@ -6662,7 +6744,7 @@
         <w:pStyle w:val="Heading1"/>
       </w:pPr>
       <w:r>
-        <w:t>Funding</w:t>
+        <w:t>Ethics Statement</w:t>
       </w:r>
     </w:p>
     <w:p>
@@ -6673,10 +6755,10 @@
       <w:r>
         <w:rPr>
           <w:rFonts w:ascii="Times New Roman" w:hAnsi="Times New Roman" w:eastAsia="Times New Roman" w:cs="Times New Roman"/>
-          <w:color w:val="172536"/>
+          <w:color w:val="000000"/>
           <w:sz w:val="24"/>
         </w:rPr>
-        <w:t>[To be completed by the authors; state “None” if applicable.]</w:t>
+        <w:t>The study analyzes collected lyric text and corpus metadata and releases only aggregate, copyright-safe evidence. No source-credit label is treated as a verified natural-person identity. The authors must confirm institutional requirements and any necessary ethics determination before submission.</w:t>
       </w:r>
     </w:p>
     <w:p>
@@ -6684,7 +6766,7 @@
         <w:pStyle w:val="Heading1"/>
       </w:pPr>
       <w:r>
-        <w:t>Conflict of Interest</w:t>
+        <w:t>Author Contributions</w:t>
       </w:r>
     </w:p>
     <w:p>
@@ -6695,10 +6777,10 @@
       <w:r>
         <w:rPr>
           <w:rFonts w:ascii="Times New Roman" w:hAnsi="Times New Roman" w:eastAsia="Times New Roman" w:cs="Times New Roman"/>
-          <w:color w:val="172536"/>
+          <w:color w:val="000000"/>
           <w:sz w:val="24"/>
         </w:rPr>
-        <w:t>[To be completed and approved by all authors.]</w:t>
+        <w:t>[CRediT roles to be completed by the authors.]</w:t>
       </w:r>
     </w:p>
     <w:p>
@@ -6706,7 +6788,7 @@
         <w:pStyle w:val="Heading1"/>
       </w:pPr>
       <w:r>
-        <w:t>Ethics Statement</w:t>
+        <w:t>AI Disclosure Statement</w:t>
       </w:r>
     </w:p>
     <w:p>
@@ -6717,63 +6799,173 @@
       <w:r>
         <w:rPr>
           <w:rFonts w:ascii="Times New Roman" w:hAnsi="Times New Roman" w:eastAsia="Times New Roman" w:cs="Times New Roman"/>
-          <w:color w:val="172536"/>
+          <w:color w:val="000000"/>
           <w:sz w:val="24"/>
         </w:rPr>
-        <w:t>The study analyzes collected lyric text and corpus metadata and releases only aggregate, copyright-safe evidence. No source-credit label is treated as a verified natural-person identity. The authors must confirm institutional requirements and any necessary ethics determination before submission.</w:t>
+        <w:t>This manuscript was prepared with the assistance of OpenAI Codex [exact version/model to be completed by the authors]. The tool was used to assist with reproducible code development, preliminary data analysis, figure generation, and English-language drafting and editing. The human authors must independently check, reproduce, and approve all analyses, figures, claims, and references before submission and remain fully accountable for the work. The same use must be disclosed in the submission cover letter.</w:t>
       </w:r>
     </w:p>
     <w:p>
       <w:pPr>
         <w:pStyle w:val="Heading1"/>
-      </w:pPr>
-      <w:r>
-        <w:t>Author Contributions</w:t>
+        <w:pageBreakBefore/>
+      </w:pPr>
+      <w:r>
+        <w:t>References</w:t>
       </w:r>
     </w:p>
     <w:p>
       <w:pPr>
-        <w:widowControl/>
-        <w:spacing w:line="480" w:lineRule="auto" w:after="0"/>
-      </w:pPr>
-      <w:r>
-        <w:rPr>
-          <w:rFonts w:ascii="Times New Roman" w:hAnsi="Times New Roman" w:eastAsia="Times New Roman" w:cs="Times New Roman"/>
-          <w:color w:val="172536"/>
-          <w:sz w:val="24"/>
-        </w:rPr>
-        <w:t>[CRediT roles to be completed by the authors.]</w:t>
+        <w:pStyle w:val="References"/>
+      </w:pPr>
+      <w:r>
+        <w:rPr>
+          <w:rFonts w:ascii="Times New Roman" w:hAnsi="Times New Roman" w:eastAsia="Times New Roman" w:cs="Times New Roman"/>
+          <w:color w:val="000000"/>
+          <w:sz w:val="22"/>
+        </w:rPr>
+        <w:t xml:space="preserve">Baioud, G. (2024) ‘Constructing “corrupted village wives and urban men” through multilingual performances’, </w:t>
+      </w:r>
+      <w:r>
+        <w:rPr>
+          <w:rFonts w:ascii="Times New Roman" w:hAnsi="Times New Roman" w:eastAsia="Times New Roman" w:cs="Times New Roman"/>
+          <w:i/>
+          <w:color w:val="000000"/>
+          <w:sz w:val="22"/>
+        </w:rPr>
+        <w:t>Language in Society</w:t>
+      </w:r>
+      <w:r>
+        <w:rPr>
+          <w:rFonts w:ascii="Times New Roman" w:hAnsi="Times New Roman" w:eastAsia="Times New Roman" w:cs="Times New Roman"/>
+          <w:color w:val="000000"/>
+          <w:sz w:val="22"/>
+        </w:rPr>
+        <w:t>, 53/1: 25–45. https://doi.org/10.1017/S0047404522000665</w:t>
       </w:r>
     </w:p>
     <w:p>
       <w:pPr>
-        <w:pStyle w:val="Heading1"/>
-      </w:pPr>
-      <w:r>
-        <w:t>AI Disclosure Statement</w:t>
+        <w:pStyle w:val="References"/>
+      </w:pPr>
+      <w:r>
+        <w:rPr>
+          <w:rFonts w:ascii="Times New Roman" w:hAnsi="Times New Roman" w:eastAsia="Times New Roman" w:cs="Times New Roman"/>
+          <w:color w:val="000000"/>
+          <w:sz w:val="22"/>
+        </w:rPr>
+        <w:t xml:space="preserve">Barrett, C. (2012) ‘Hip-hopping across China: intercultural formulations of local identities’, </w:t>
+      </w:r>
+      <w:r>
+        <w:rPr>
+          <w:rFonts w:ascii="Times New Roman" w:hAnsi="Times New Roman" w:eastAsia="Times New Roman" w:cs="Times New Roman"/>
+          <w:i/>
+          <w:color w:val="000000"/>
+          <w:sz w:val="22"/>
+        </w:rPr>
+        <w:t>Journal of Language, Identity and Education</w:t>
+      </w:r>
+      <w:r>
+        <w:rPr>
+          <w:rFonts w:ascii="Times New Roman" w:hAnsi="Times New Roman" w:eastAsia="Times New Roman" w:cs="Times New Roman"/>
+          <w:color w:val="000000"/>
+          <w:sz w:val="22"/>
+        </w:rPr>
+        <w:t>, 11/4: 247–60. https://doi.org/10.1080/15348458.2012.706172</w:t>
       </w:r>
     </w:p>
     <w:p>
       <w:pPr>
-        <w:widowControl/>
-        <w:spacing w:line="480" w:lineRule="auto" w:after="0"/>
-      </w:pPr>
-      <w:r>
-        <w:rPr>
-          <w:rFonts w:ascii="Times New Roman" w:hAnsi="Times New Roman" w:eastAsia="Times New Roman" w:cs="Times New Roman"/>
-          <w:color w:val="172536"/>
-          <w:sz w:val="24"/>
-        </w:rPr>
-        <w:t>This manuscript was prepared with the assistance of OpenAI Codex [exact version/model to be completed by the authors]. The tool was used to assist with reproducible code development, preliminary data analysis, figure generation, and English-language drafting and editing. The human authors must independently check, reproduce, and approve all analyses, figures, claims, and references before submission and remain fully accountable for the work. The same use must be disclosed in the submission cover letter.</w:t>
+        <w:pStyle w:val="References"/>
+      </w:pPr>
+      <w:r>
+        <w:rPr>
+          <w:rFonts w:ascii="Times New Roman" w:hAnsi="Times New Roman" w:eastAsia="Times New Roman" w:cs="Times New Roman"/>
+          <w:color w:val="000000"/>
+          <w:sz w:val="22"/>
+        </w:rPr>
+        <w:t xml:space="preserve">Blessing, A. </w:t>
+      </w:r>
+      <w:r>
+        <w:rPr>
+          <w:rFonts w:ascii="Times New Roman" w:hAnsi="Times New Roman" w:eastAsia="Times New Roman" w:cs="Times New Roman"/>
+          <w:i/>
+          <w:color w:val="000000"/>
+          <w:sz w:val="22"/>
+        </w:rPr>
+        <w:t>et al.</w:t>
+      </w:r>
+      <w:r>
+        <w:rPr>
+          <w:rFonts w:ascii="Times New Roman" w:hAnsi="Times New Roman" w:eastAsia="Times New Roman" w:cs="Times New Roman"/>
+          <w:color w:val="000000"/>
+          <w:sz w:val="22"/>
+        </w:rPr>
+        <w:t xml:space="preserve"> (2017) ‘An end-to-end environment for research question-driven entity extraction and network analysis’, </w:t>
+      </w:r>
+      <w:r>
+        <w:rPr>
+          <w:rFonts w:ascii="Times New Roman" w:hAnsi="Times New Roman" w:eastAsia="Times New Roman" w:cs="Times New Roman"/>
+          <w:i/>
+          <w:color w:val="000000"/>
+          <w:sz w:val="22"/>
+        </w:rPr>
+        <w:t>Proceedings of the Joint SIGHUM Workshop on Computational Linguistics for Cultural Heritage, Social Sciences, Humanities and Literature</w:t>
+      </w:r>
+      <w:r>
+        <w:rPr>
+          <w:rFonts w:ascii="Times New Roman" w:hAnsi="Times New Roman" w:eastAsia="Times New Roman" w:cs="Times New Roman"/>
+          <w:color w:val="000000"/>
+          <w:sz w:val="22"/>
+        </w:rPr>
+        <w:t>, pp. 57–67. https://doi.org/10.18653/v1/W17-2208</w:t>
       </w:r>
     </w:p>
     <w:p>
       <w:pPr>
-        <w:pStyle w:val="Heading1"/>
-        <w:pageBreakBefore/>
-      </w:pPr>
-      <w:r>
-        <w:t>References</w:t>
+        <w:pStyle w:val="References"/>
+      </w:pPr>
+      <w:r>
+        <w:rPr>
+          <w:rFonts w:ascii="Times New Roman" w:hAnsi="Times New Roman" w:eastAsia="Times New Roman" w:cs="Times New Roman"/>
+          <w:color w:val="000000"/>
+          <w:sz w:val="22"/>
+        </w:rPr>
+        <w:t xml:space="preserve">Chen, J. </w:t>
+      </w:r>
+      <w:r>
+        <w:rPr>
+          <w:rFonts w:ascii="Times New Roman" w:hAnsi="Times New Roman" w:eastAsia="Times New Roman" w:cs="Times New Roman"/>
+          <w:i/>
+          <w:color w:val="000000"/>
+          <w:sz w:val="22"/>
+        </w:rPr>
+        <w:t>et al.</w:t>
+      </w:r>
+      <w:r>
+        <w:rPr>
+          <w:rFonts w:ascii="Times New Roman" w:hAnsi="Times New Roman" w:eastAsia="Times New Roman" w:cs="Times New Roman"/>
+          <w:color w:val="000000"/>
+          <w:sz w:val="22"/>
+        </w:rPr>
+        <w:t xml:space="preserve"> (2024) ‘M3-Embedding: multi-linguality, multi-functionality, multi-granularity text embeddings through self-knowledge distillation’, </w:t>
+      </w:r>
+      <w:r>
+        <w:rPr>
+          <w:rFonts w:ascii="Times New Roman" w:hAnsi="Times New Roman" w:eastAsia="Times New Roman" w:cs="Times New Roman"/>
+          <w:i/>
+          <w:color w:val="000000"/>
+          <w:sz w:val="22"/>
+        </w:rPr>
+        <w:t>Findings of the Association for Computational Linguistics: ACL 2024</w:t>
+      </w:r>
+      <w:r>
+        <w:rPr>
+          <w:rFonts w:ascii="Times New Roman" w:hAnsi="Times New Roman" w:eastAsia="Times New Roman" w:cs="Times New Roman"/>
+          <w:color w:val="000000"/>
+          <w:sz w:val="22"/>
+        </w:rPr>
+        <w:t>, pp. 2318–35. https://doi.org/10.18653/v1/2024.findings-acl.137</w:t>
       </w:r>
     </w:p>
     <w:p>
@@ -6783,27 +6975,27 @@
       <w:r>
         <w:rPr>
           <w:rFonts w:ascii="Times New Roman" w:hAnsi="Times New Roman" w:eastAsia="Times New Roman" w:cs="Times New Roman"/>
-          <w:color w:val="172536"/>
+          <w:color w:val="000000"/>
           <w:sz w:val="22"/>
         </w:rPr>
-        <w:t xml:space="preserve">Baioud, G. (2024). Constructing ‘corrupted village wives and urban men’ through multilingual performances. </w:t>
+        <w:t xml:space="preserve">Hirjee, H. and Brown, D. G. (2009) ‘Automatic detection of internal and imperfect rhymes in rap lyrics’, </w:t>
       </w:r>
       <w:r>
         <w:rPr>
           <w:rFonts w:ascii="Times New Roman" w:hAnsi="Times New Roman" w:eastAsia="Times New Roman" w:cs="Times New Roman"/>
           <w:i/>
-          <w:color w:val="172536"/>
+          <w:color w:val="000000"/>
           <w:sz w:val="22"/>
         </w:rPr>
-        <w:t>Language in Society</w:t>
-      </w:r>
-      <w:r>
-        <w:rPr>
-          <w:rFonts w:ascii="Times New Roman" w:hAnsi="Times New Roman" w:eastAsia="Times New Roman" w:cs="Times New Roman"/>
-          <w:color w:val="172536"/>
+        <w:t>Proceedings of the 10th International Society for Music Information Retrieval Conference</w:t>
+      </w:r>
+      <w:r>
+        <w:rPr>
+          <w:rFonts w:ascii="Times New Roman" w:hAnsi="Times New Roman" w:eastAsia="Times New Roman" w:cs="Times New Roman"/>
+          <w:color w:val="000000"/>
           <w:sz w:val="22"/>
         </w:rPr>
-        <w:t>, 53(1): 25–45. https://doi.org/10.1017/S0047404522000665</w:t>
+        <w:t>, pp. 711–16. https://archives.ismir.net/ismir2009/paper/000029.pdf</w:t>
       </w:r>
     </w:p>
     <w:p>
@@ -6813,27 +7005,44 @@
       <w:r>
         <w:rPr>
           <w:rFonts w:ascii="Times New Roman" w:hAnsi="Times New Roman" w:eastAsia="Times New Roman" w:cs="Times New Roman"/>
-          <w:color w:val="172536"/>
+          <w:color w:val="000000"/>
           <w:sz w:val="22"/>
         </w:rPr>
-        <w:t xml:space="preserve">Barrett, C. (2012). Hip-hopping across China: intercultural formulations of local identities. </w:t>
+        <w:t xml:space="preserve">Jiang, H. </w:t>
       </w:r>
       <w:r>
         <w:rPr>
           <w:rFonts w:ascii="Times New Roman" w:hAnsi="Times New Roman" w:eastAsia="Times New Roman" w:cs="Times New Roman"/>
           <w:i/>
-          <w:color w:val="172536"/>
+          <w:color w:val="000000"/>
           <w:sz w:val="22"/>
         </w:rPr>
-        <w:t>Journal of Language, Identity &amp; Education</w:t>
-      </w:r>
-      <w:r>
-        <w:rPr>
-          <w:rFonts w:ascii="Times New Roman" w:hAnsi="Times New Roman" w:eastAsia="Times New Roman" w:cs="Times New Roman"/>
-          <w:color w:val="172536"/>
+        <w:t>et al.</w:t>
+      </w:r>
+      <w:r>
+        <w:rPr>
+          <w:rFonts w:ascii="Times New Roman" w:hAnsi="Times New Roman" w:eastAsia="Times New Roman" w:cs="Times New Roman"/>
+          <w:color w:val="000000"/>
           <w:sz w:val="22"/>
         </w:rPr>
-        <w:t>, 11(4): 247–260. https://doi.org/10.1080/15348458.2012.706172</w:t>
+        <w:t xml:space="preserve"> (2022) ‘Annotating the Tweebank corpus on named entity recognition and building NLP models for social media analysis’, </w:t>
+      </w:r>
+      <w:r>
+        <w:rPr>
+          <w:rFonts w:ascii="Times New Roman" w:hAnsi="Times New Roman" w:eastAsia="Times New Roman" w:cs="Times New Roman"/>
+          <w:i/>
+          <w:color w:val="000000"/>
+          <w:sz w:val="22"/>
+        </w:rPr>
+        <w:t>Proceedings of the Thirteenth Language Resources and Evaluation Conference</w:t>
+      </w:r>
+      <w:r>
+        <w:rPr>
+          <w:rFonts w:ascii="Times New Roman" w:hAnsi="Times New Roman" w:eastAsia="Times New Roman" w:cs="Times New Roman"/>
+          <w:color w:val="000000"/>
+          <w:sz w:val="22"/>
+        </w:rPr>
+        <w:t>, pp. 7199–208. https://doi.org/10.18653/v1/2022.lrec-1.780</w:t>
       </w:r>
     </w:p>
     <w:p>
@@ -6843,27 +7052,44 @@
       <w:r>
         <w:rPr>
           <w:rFonts w:ascii="Times New Roman" w:hAnsi="Times New Roman" w:eastAsia="Times New Roman" w:cs="Times New Roman"/>
-          <w:color w:val="172536"/>
+          <w:color w:val="000000"/>
           <w:sz w:val="22"/>
         </w:rPr>
-        <w:t xml:space="preserve">Blessing, A., Echelmeyer, N., John, M. and Reiter, N. (2017). An end-to-end environment for research question-driven entity extraction and network analysis. </w:t>
+        <w:t xml:space="preserve">Lassen, I. M. S. </w:t>
       </w:r>
       <w:r>
         <w:rPr>
           <w:rFonts w:ascii="Times New Roman" w:hAnsi="Times New Roman" w:eastAsia="Times New Roman" w:cs="Times New Roman"/>
           <w:i/>
-          <w:color w:val="172536"/>
+          <w:color w:val="000000"/>
           <w:sz w:val="22"/>
         </w:rPr>
-        <w:t>Proceedings of the Joint SIGHUM Workshop on Computational Linguistics for Cultural Heritage, Social Sciences, Humanities and Literature</w:t>
-      </w:r>
-      <w:r>
-        <w:rPr>
-          <w:rFonts w:ascii="Times New Roman" w:hAnsi="Times New Roman" w:eastAsia="Times New Roman" w:cs="Times New Roman"/>
-          <w:color w:val="172536"/>
+        <w:t>et al.</w:t>
+      </w:r>
+      <w:r>
+        <w:rPr>
+          <w:rFonts w:ascii="Times New Roman" w:hAnsi="Times New Roman" w:eastAsia="Times New Roman" w:cs="Times New Roman"/>
+          <w:color w:val="000000"/>
           <w:sz w:val="22"/>
         </w:rPr>
-        <w:t>, pp. 57–67. https://doi.org/10.18653/v1/W17-2208</w:t>
+        <w:t xml:space="preserve"> (2024) ‘Epistemic consequences of unfair tools’, </w:t>
+      </w:r>
+      <w:r>
+        <w:rPr>
+          <w:rFonts w:ascii="Times New Roman" w:hAnsi="Times New Roman" w:eastAsia="Times New Roman" w:cs="Times New Roman"/>
+          <w:i/>
+          <w:color w:val="000000"/>
+          <w:sz w:val="22"/>
+        </w:rPr>
+        <w:t>Digital Scholarship in the Humanities</w:t>
+      </w:r>
+      <w:r>
+        <w:rPr>
+          <w:rFonts w:ascii="Times New Roman" w:hAnsi="Times New Roman" w:eastAsia="Times New Roman" w:cs="Times New Roman"/>
+          <w:color w:val="000000"/>
+          <w:sz w:val="22"/>
+        </w:rPr>
+        <w:t>, 39/1: 198–214. https://doi.org/10.1093/llc/fqad091</w:t>
       </w:r>
     </w:p>
     <w:p>
@@ -6873,27 +7099,44 @@
       <w:r>
         <w:rPr>
           <w:rFonts w:ascii="Times New Roman" w:hAnsi="Times New Roman" w:eastAsia="Times New Roman" w:cs="Times New Roman"/>
-          <w:color w:val="172536"/>
+          <w:color w:val="000000"/>
           <w:sz w:val="22"/>
         </w:rPr>
-        <w:t xml:space="preserve">Chen, J., Xiao, S., Zhang, P., Luo, K., Lian, D. and Liu, Z. (2024). M3-Embedding: multi-linguality, multi-functionality, multi-granularity text embeddings through self-knowledge distillation. </w:t>
+        <w:t xml:space="preserve">Li, X. </w:t>
       </w:r>
       <w:r>
         <w:rPr>
           <w:rFonts w:ascii="Times New Roman" w:hAnsi="Times New Roman" w:eastAsia="Times New Roman" w:cs="Times New Roman"/>
           <w:i/>
-          <w:color w:val="172536"/>
+          <w:color w:val="000000"/>
           <w:sz w:val="22"/>
         </w:rPr>
-        <w:t>Findings of the Association for Computational Linguistics: ACL 2024</w:t>
-      </w:r>
-      <w:r>
-        <w:rPr>
-          <w:rFonts w:ascii="Times New Roman" w:hAnsi="Times New Roman" w:eastAsia="Times New Roman" w:cs="Times New Roman"/>
-          <w:color w:val="172536"/>
+        <w:t>et al.</w:t>
+      </w:r>
+      <w:r>
+        <w:rPr>
+          <w:rFonts w:ascii="Times New Roman" w:hAnsi="Times New Roman" w:eastAsia="Times New Roman" w:cs="Times New Roman"/>
+          <w:color w:val="000000"/>
           <w:sz w:val="22"/>
         </w:rPr>
-        <w:t>, pp. 2318–2335. https://doi.org/10.18653/v1/2024.findings-acl.137</w:t>
+        <w:t xml:space="preserve"> (2020) ‘FLAT: Chinese NER using Flat-Lattice Transformer’, </w:t>
+      </w:r>
+      <w:r>
+        <w:rPr>
+          <w:rFonts w:ascii="Times New Roman" w:hAnsi="Times New Roman" w:eastAsia="Times New Roman" w:cs="Times New Roman"/>
+          <w:i/>
+          <w:color w:val="000000"/>
+          <w:sz w:val="22"/>
+        </w:rPr>
+        <w:t>Proceedings of the 58th Annual Meeting of the Association for Computational Linguistics</w:t>
+      </w:r>
+      <w:r>
+        <w:rPr>
+          <w:rFonts w:ascii="Times New Roman" w:hAnsi="Times New Roman" w:eastAsia="Times New Roman" w:cs="Times New Roman"/>
+          <w:color w:val="000000"/>
+          <w:sz w:val="22"/>
+        </w:rPr>
+        <w:t>, pp. 6836–42. https://doi.org/10.18653/v1/2020.acl-main.611</w:t>
       </w:r>
     </w:p>
     <w:p>
@@ -6903,27 +7146,27 @@
       <w:r>
         <w:rPr>
           <w:rFonts w:ascii="Times New Roman" w:hAnsi="Times New Roman" w:eastAsia="Times New Roman" w:cs="Times New Roman"/>
-          <w:color w:val="172536"/>
+          <w:color w:val="000000"/>
           <w:sz w:val="22"/>
         </w:rPr>
-        <w:t xml:space="preserve">Hirjee, H. and Brown, D. G. (2009). Automatic detection of internal and imperfect rhymes in rap lyrics. </w:t>
+        <w:t xml:space="preserve">Lin, Y. and Wang, T. (2024) ‘Rhyming style, persona, and the contested landscape of authentic Chinese hip hop’, </w:t>
       </w:r>
       <w:r>
         <w:rPr>
           <w:rFonts w:ascii="Times New Roman" w:hAnsi="Times New Roman" w:eastAsia="Times New Roman" w:cs="Times New Roman"/>
           <w:i/>
-          <w:color w:val="172536"/>
+          <w:color w:val="000000"/>
           <w:sz w:val="22"/>
         </w:rPr>
-        <w:t>Proceedings of the 10th International Society for Music Information Retrieval Conference</w:t>
-      </w:r>
-      <w:r>
-        <w:rPr>
-          <w:rFonts w:ascii="Times New Roman" w:hAnsi="Times New Roman" w:eastAsia="Times New Roman" w:cs="Times New Roman"/>
-          <w:color w:val="172536"/>
+        <w:t>Journal of Sociolinguistics</w:t>
+      </w:r>
+      <w:r>
+        <w:rPr>
+          <w:rFonts w:ascii="Times New Roman" w:hAnsi="Times New Roman" w:eastAsia="Times New Roman" w:cs="Times New Roman"/>
+          <w:color w:val="000000"/>
           <w:sz w:val="22"/>
         </w:rPr>
-        <w:t>, pp. 711–716. https://archives.ismir.net/ismir2009/paper/000029.pdf</w:t>
+        <w:t>, 28/2: 22–41. https://doi.org/10.1111/josl.12635</w:t>
       </w:r>
     </w:p>
     <w:p>
@@ -6933,27 +7176,27 @@
       <w:r>
         <w:rPr>
           <w:rFonts w:ascii="Times New Roman" w:hAnsi="Times New Roman" w:eastAsia="Times New Roman" w:cs="Times New Roman"/>
-          <w:color w:val="172536"/>
+          <w:color w:val="000000"/>
           <w:sz w:val="22"/>
         </w:rPr>
-        <w:t xml:space="preserve">Jiang, H., Hua, Y., Beeferman, D. and Roy, D. (2022). Annotating the Tweebank corpus on named entity recognition and building NLP models for social media analysis. </w:t>
+        <w:t xml:space="preserve">Liu, J. (2014) ‘Alternative voice and local youth identity in Chinese local-language rap music’, </w:t>
       </w:r>
       <w:r>
         <w:rPr>
           <w:rFonts w:ascii="Times New Roman" w:hAnsi="Times New Roman" w:eastAsia="Times New Roman" w:cs="Times New Roman"/>
           <w:i/>
-          <w:color w:val="172536"/>
+          <w:color w:val="000000"/>
           <w:sz w:val="22"/>
         </w:rPr>
-        <w:t>Proceedings of the Thirteenth Language Resources and Evaluation Conference</w:t>
-      </w:r>
-      <w:r>
-        <w:rPr>
-          <w:rFonts w:ascii="Times New Roman" w:hAnsi="Times New Roman" w:eastAsia="Times New Roman" w:cs="Times New Roman"/>
-          <w:color w:val="172536"/>
+        <w:t>positions: asia critique</w:t>
+      </w:r>
+      <w:r>
+        <w:rPr>
+          <w:rFonts w:ascii="Times New Roman" w:hAnsi="Times New Roman" w:eastAsia="Times New Roman" w:cs="Times New Roman"/>
+          <w:color w:val="000000"/>
           <w:sz w:val="22"/>
         </w:rPr>
-        <w:t>, pp. 7199–7208. https://doi.org/10.18653/v1/2022.lrec-1.780</w:t>
+        <w:t>, 22/1: 263–92. https://doi.org/10.1215/10679847-2383840</w:t>
       </w:r>
     </w:p>
     <w:p>
@@ -6963,27 +7206,27 @@
       <w:r>
         <w:rPr>
           <w:rFonts w:ascii="Times New Roman" w:hAnsi="Times New Roman" w:eastAsia="Times New Roman" w:cs="Times New Roman"/>
-          <w:color w:val="172536"/>
+          <w:color w:val="000000"/>
           <w:sz w:val="22"/>
         </w:rPr>
-        <w:t xml:space="preserve">Lassen, I. M. S., Kristensen-McLachlan, R. D., Almasi, M., Enevoldsen, K. and Nielbo, K. L. (2024). Epistemic consequences of unfair tools. </w:t>
+        <w:t xml:space="preserve">Liu, J. (2021) ‘Language, identity and unintelligibility: a case study of the rap group Higher Brothers’, </w:t>
       </w:r>
       <w:r>
         <w:rPr>
           <w:rFonts w:ascii="Times New Roman" w:hAnsi="Times New Roman" w:eastAsia="Times New Roman" w:cs="Times New Roman"/>
           <w:i/>
-          <w:color w:val="172536"/>
+          <w:color w:val="000000"/>
           <w:sz w:val="22"/>
         </w:rPr>
-        <w:t>Digital Scholarship in the Humanities</w:t>
-      </w:r>
-      <w:r>
-        <w:rPr>
-          <w:rFonts w:ascii="Times New Roman" w:hAnsi="Times New Roman" w:eastAsia="Times New Roman" w:cs="Times New Roman"/>
-          <w:color w:val="172536"/>
+        <w:t>East Asian Journal of Popular Culture</w:t>
+      </w:r>
+      <w:r>
+        <w:rPr>
+          <w:rFonts w:ascii="Times New Roman" w:hAnsi="Times New Roman" w:eastAsia="Times New Roman" w:cs="Times New Roman"/>
+          <w:color w:val="000000"/>
           <w:sz w:val="22"/>
         </w:rPr>
-        <w:t>, 39(1): 198–214. https://doi.org/10.1093/llc/fqad091</w:t>
+        <w:t>, 7/1: 43–59. https://doi.org/10.1386/eapc_00038_1</w:t>
       </w:r>
     </w:p>
     <w:p>
@@ -6993,27 +7236,44 @@
       <w:r>
         <w:rPr>
           <w:rFonts w:ascii="Times New Roman" w:hAnsi="Times New Roman" w:eastAsia="Times New Roman" w:cs="Times New Roman"/>
-          <w:color w:val="172536"/>
+          <w:color w:val="000000"/>
           <w:sz w:val="22"/>
         </w:rPr>
-        <w:t xml:space="preserve">Li, X., Yan, H., Qiu, X. and Huang, X. (2020). FLAT: Chinese NER using Flat-Lattice Transformer. </w:t>
+        <w:t xml:space="preserve">Liu, J. </w:t>
       </w:r>
       <w:r>
         <w:rPr>
           <w:rFonts w:ascii="Times New Roman" w:hAnsi="Times New Roman" w:eastAsia="Times New Roman" w:cs="Times New Roman"/>
           <w:i/>
-          <w:color w:val="172536"/>
+          <w:color w:val="000000"/>
           <w:sz w:val="22"/>
         </w:rPr>
-        <w:t>Proceedings of the 58th Annual Meeting of the Association for Computational Linguistics</w:t>
-      </w:r>
-      <w:r>
-        <w:rPr>
-          <w:rFonts w:ascii="Times New Roman" w:hAnsi="Times New Roman" w:eastAsia="Times New Roman" w:cs="Times New Roman"/>
-          <w:color w:val="172536"/>
+        <w:t>et al.</w:t>
+      </w:r>
+      <w:r>
+        <w:rPr>
+          <w:rFonts w:ascii="Times New Roman" w:hAnsi="Times New Roman" w:eastAsia="Times New Roman" w:cs="Times New Roman"/>
+          <w:color w:val="000000"/>
           <w:sz w:val="22"/>
         </w:rPr>
-        <w:t>, pp. 6836–6842. https://doi.org/10.18653/v1/2020.acl-main.611</w:t>
+        <w:t xml:space="preserve"> (2023) ‘Linguistic tone in Chinese rap: an interdisciplinary approach’, </w:t>
+      </w:r>
+      <w:r>
+        <w:rPr>
+          <w:rFonts w:ascii="Times New Roman" w:hAnsi="Times New Roman" w:eastAsia="Times New Roman" w:cs="Times New Roman"/>
+          <w:i/>
+          <w:color w:val="000000"/>
+          <w:sz w:val="22"/>
+        </w:rPr>
+        <w:t>Journal of New Music Research</w:t>
+      </w:r>
+      <w:r>
+        <w:rPr>
+          <w:rFonts w:ascii="Times New Roman" w:hAnsi="Times New Roman" w:eastAsia="Times New Roman" w:cs="Times New Roman"/>
+          <w:color w:val="000000"/>
+          <w:sz w:val="22"/>
+        </w:rPr>
+        <w:t>, 52/4: 265–84. https://doi.org/10.1080/09298215.2024.2329075</w:t>
       </w:r>
     </w:p>
     <w:p>
@@ -7023,27 +7283,44 @@
       <w:r>
         <w:rPr>
           <w:rFonts w:ascii="Times New Roman" w:hAnsi="Times New Roman" w:eastAsia="Times New Roman" w:cs="Times New Roman"/>
-          <w:color w:val="172536"/>
+          <w:color w:val="000000"/>
           <w:sz w:val="22"/>
         </w:rPr>
-        <w:t xml:space="preserve">Lin, Y. and Wang, T. (2024). Rhyming style, persona, and the contested landscape of authentic Chinese hip hop. </w:t>
+        <w:t xml:space="preserve">Paszke, A. </w:t>
       </w:r>
       <w:r>
         <w:rPr>
           <w:rFonts w:ascii="Times New Roman" w:hAnsi="Times New Roman" w:eastAsia="Times New Roman" w:cs="Times New Roman"/>
           <w:i/>
-          <w:color w:val="172536"/>
+          <w:color w:val="000000"/>
           <w:sz w:val="22"/>
         </w:rPr>
-        <w:t>Journal of Sociolinguistics</w:t>
-      </w:r>
-      <w:r>
-        <w:rPr>
-          <w:rFonts w:ascii="Times New Roman" w:hAnsi="Times New Roman" w:eastAsia="Times New Roman" w:cs="Times New Roman"/>
-          <w:color w:val="172536"/>
+        <w:t>et al.</w:t>
+      </w:r>
+      <w:r>
+        <w:rPr>
+          <w:rFonts w:ascii="Times New Roman" w:hAnsi="Times New Roman" w:eastAsia="Times New Roman" w:cs="Times New Roman"/>
+          <w:color w:val="000000"/>
           <w:sz w:val="22"/>
         </w:rPr>
-        <w:t>, 28(2): 22–41. https://doi.org/10.1111/josl.12635</w:t>
+        <w:t xml:space="preserve"> (2019) ‘PyTorch: an imperative style, high-performance deep learning library’, </w:t>
+      </w:r>
+      <w:r>
+        <w:rPr>
+          <w:rFonts w:ascii="Times New Roman" w:hAnsi="Times New Roman" w:eastAsia="Times New Roman" w:cs="Times New Roman"/>
+          <w:i/>
+          <w:color w:val="000000"/>
+          <w:sz w:val="22"/>
+        </w:rPr>
+        <w:t>Advances in Neural Information Processing Systems</w:t>
+      </w:r>
+      <w:r>
+        <w:rPr>
+          <w:rFonts w:ascii="Times New Roman" w:hAnsi="Times New Roman" w:eastAsia="Times New Roman" w:cs="Times New Roman"/>
+          <w:color w:val="000000"/>
+          <w:sz w:val="22"/>
+        </w:rPr>
+        <w:t>, 32. https://proceedings.neurips.cc/paper/2019/hash/bdbca288fee7f92f2bfa9f7012727740-Abstract.html</w:t>
       </w:r>
     </w:p>
     <w:p>
@@ -7053,27 +7330,44 @@
       <w:r>
         <w:rPr>
           <w:rFonts w:ascii="Times New Roman" w:hAnsi="Times New Roman" w:eastAsia="Times New Roman" w:cs="Times New Roman"/>
-          <w:color w:val="172536"/>
+          <w:color w:val="000000"/>
           <w:sz w:val="22"/>
         </w:rPr>
-        <w:t xml:space="preserve">Liu, J. (2014). Alternative voice and local youth identity in Chinese local-language rap music. </w:t>
+        <w:t xml:space="preserve">Pedregosa, F. </w:t>
       </w:r>
       <w:r>
         <w:rPr>
           <w:rFonts w:ascii="Times New Roman" w:hAnsi="Times New Roman" w:eastAsia="Times New Roman" w:cs="Times New Roman"/>
           <w:i/>
-          <w:color w:val="172536"/>
+          <w:color w:val="000000"/>
           <w:sz w:val="22"/>
         </w:rPr>
-        <w:t>positions: asia critique</w:t>
-      </w:r>
-      <w:r>
-        <w:rPr>
-          <w:rFonts w:ascii="Times New Roman" w:hAnsi="Times New Roman" w:eastAsia="Times New Roman" w:cs="Times New Roman"/>
-          <w:color w:val="172536"/>
+        <w:t>et al.</w:t>
+      </w:r>
+      <w:r>
+        <w:rPr>
+          <w:rFonts w:ascii="Times New Roman" w:hAnsi="Times New Roman" w:eastAsia="Times New Roman" w:cs="Times New Roman"/>
+          <w:color w:val="000000"/>
           <w:sz w:val="22"/>
         </w:rPr>
-        <w:t>, 22(1): 263–292. https://doi.org/10.1215/10679847-2383840</w:t>
+        <w:t xml:space="preserve"> (2011) ‘Scikit-learn: machine learning in Python’, </w:t>
+      </w:r>
+      <w:r>
+        <w:rPr>
+          <w:rFonts w:ascii="Times New Roman" w:hAnsi="Times New Roman" w:eastAsia="Times New Roman" w:cs="Times New Roman"/>
+          <w:i/>
+          <w:color w:val="000000"/>
+          <w:sz w:val="22"/>
+        </w:rPr>
+        <w:t>Journal of Machine Learning Research</w:t>
+      </w:r>
+      <w:r>
+        <w:rPr>
+          <w:rFonts w:ascii="Times New Roman" w:hAnsi="Times New Roman" w:eastAsia="Times New Roman" w:cs="Times New Roman"/>
+          <w:color w:val="000000"/>
+          <w:sz w:val="22"/>
+        </w:rPr>
+        <w:t>, 12: 2825–30. https://jmlr.org/papers/v12/pedregosa11a.html</w:t>
       </w:r>
     </w:p>
     <w:p>
@@ -7083,27 +7377,27 @@
       <w:r>
         <w:rPr>
           <w:rFonts w:ascii="Times New Roman" w:hAnsi="Times New Roman" w:eastAsia="Times New Roman" w:cs="Times New Roman"/>
-          <w:color w:val="172536"/>
+          <w:color w:val="000000"/>
           <w:sz w:val="22"/>
         </w:rPr>
-        <w:t xml:space="preserve">Liu, J. (2021). Language, identity and unintelligibility: a case study of the rap group Higher Brothers. </w:t>
+        <w:t xml:space="preserve">Peng, N. and Dredze, M. (2015) ‘Named entity recognition for Chinese social media with jointly trained embeddings’, </w:t>
       </w:r>
       <w:r>
         <w:rPr>
           <w:rFonts w:ascii="Times New Roman" w:hAnsi="Times New Roman" w:eastAsia="Times New Roman" w:cs="Times New Roman"/>
           <w:i/>
-          <w:color w:val="172536"/>
+          <w:color w:val="000000"/>
           <w:sz w:val="22"/>
         </w:rPr>
-        <w:t>East Asian Journal of Popular Culture</w:t>
-      </w:r>
-      <w:r>
-        <w:rPr>
-          <w:rFonts w:ascii="Times New Roman" w:hAnsi="Times New Roman" w:eastAsia="Times New Roman" w:cs="Times New Roman"/>
-          <w:color w:val="172536"/>
+        <w:t>Proceedings of the 2015 Conference on Empirical Methods in Natural Language Processing</w:t>
+      </w:r>
+      <w:r>
+        <w:rPr>
+          <w:rFonts w:ascii="Times New Roman" w:hAnsi="Times New Roman" w:eastAsia="Times New Roman" w:cs="Times New Roman"/>
+          <w:color w:val="000000"/>
           <w:sz w:val="22"/>
         </w:rPr>
-        <w:t>, 7(1): 43–59. https://doi.org/10.1386/eapc_00038_1</w:t>
+        <w:t>, pp. 548–54. https://doi.org/10.18653/v1/D15-1064</w:t>
       </w:r>
     </w:p>
     <w:p>
@@ -7113,27 +7407,44 @@
       <w:r>
         <w:rPr>
           <w:rFonts w:ascii="Times New Roman" w:hAnsi="Times New Roman" w:eastAsia="Times New Roman" w:cs="Times New Roman"/>
-          <w:color w:val="172536"/>
+          <w:color w:val="000000"/>
           <w:sz w:val="22"/>
         </w:rPr>
-        <w:t xml:space="preserve">Liu, J., Dong, H., Yuan, J., Ma, H. and She, A. (2023). Linguistic tone in Chinese rap: an interdisciplinary approach. </w:t>
+        <w:t xml:space="preserve">Rafaeli, O. </w:t>
       </w:r>
       <w:r>
         <w:rPr>
           <w:rFonts w:ascii="Times New Roman" w:hAnsi="Times New Roman" w:eastAsia="Times New Roman" w:cs="Times New Roman"/>
           <w:i/>
-          <w:color w:val="172536"/>
+          <w:color w:val="000000"/>
           <w:sz w:val="22"/>
         </w:rPr>
-        <w:t>Journal of New Music Research</w:t>
-      </w:r>
-      <w:r>
-        <w:rPr>
-          <w:rFonts w:ascii="Times New Roman" w:hAnsi="Times New Roman" w:eastAsia="Times New Roman" w:cs="Times New Roman"/>
-          <w:color w:val="172536"/>
+        <w:t>et al.</w:t>
+      </w:r>
+      <w:r>
+        <w:rPr>
+          <w:rFonts w:ascii="Times New Roman" w:hAnsi="Times New Roman" w:eastAsia="Times New Roman" w:cs="Times New Roman"/>
+          <w:color w:val="000000"/>
           <w:sz w:val="22"/>
         </w:rPr>
-        <w:t>, 52(4): 265–284. https://doi.org/10.1080/09298215.2024.2329075</w:t>
+        <w:t xml:space="preserve"> (2026) ‘Mind the gap: word-embedding and multi-layered literary networks’, </w:t>
+      </w:r>
+      <w:r>
+        <w:rPr>
+          <w:rFonts w:ascii="Times New Roman" w:hAnsi="Times New Roman" w:eastAsia="Times New Roman" w:cs="Times New Roman"/>
+          <w:i/>
+          <w:color w:val="000000"/>
+          <w:sz w:val="22"/>
+        </w:rPr>
+        <w:t>Digital Scholarship in the Humanities</w:t>
+      </w:r>
+      <w:r>
+        <w:rPr>
+          <w:rFonts w:ascii="Times New Roman" w:hAnsi="Times New Roman" w:eastAsia="Times New Roman" w:cs="Times New Roman"/>
+          <w:color w:val="000000"/>
+          <w:sz w:val="22"/>
+        </w:rPr>
+        <w:t>, 41/Supplement 1: i213–29. https://doi.org/10.1093/llc/fqaf112</w:t>
       </w:r>
     </w:p>
     <w:p>
@@ -7143,27 +7454,27 @@
       <w:r>
         <w:rPr>
           <w:rFonts w:ascii="Times New Roman" w:hAnsi="Times New Roman" w:eastAsia="Times New Roman" w:cs="Times New Roman"/>
-          <w:color w:val="172536"/>
+          <w:color w:val="000000"/>
           <w:sz w:val="22"/>
         </w:rPr>
-        <w:t xml:space="preserve">Paszke, A., Gross, S., Massa, F., Lerer, A., Bradbury, J., Chanan, G., Killeen, T., Lin, Z., Gimelshein, N., Antiga, L., Desmaison, A., Köpf, A., Yang, E., DeVito, Z., Raison, M., Tejani, A., Chilamkurthy, S., Steiner, B., Fang, L., Bai, J. and Chintala, S. (2019). PyTorch: an imperative style, high-performance deep learning library. </w:t>
+        <w:t xml:space="preserve">Savoy, J. (1997) ‘Statistical inference in retrieval effectiveness evaluation’, </w:t>
       </w:r>
       <w:r>
         <w:rPr>
           <w:rFonts w:ascii="Times New Roman" w:hAnsi="Times New Roman" w:eastAsia="Times New Roman" w:cs="Times New Roman"/>
           <w:i/>
-          <w:color w:val="172536"/>
+          <w:color w:val="000000"/>
           <w:sz w:val="22"/>
         </w:rPr>
-        <w:t>Advances in Neural Information Processing Systems</w:t>
-      </w:r>
-      <w:r>
-        <w:rPr>
-          <w:rFonts w:ascii="Times New Roman" w:hAnsi="Times New Roman" w:eastAsia="Times New Roman" w:cs="Times New Roman"/>
-          <w:color w:val="172536"/>
+        <w:t>Information Processing and Management</w:t>
+      </w:r>
+      <w:r>
+        <w:rPr>
+          <w:rFonts w:ascii="Times New Roman" w:hAnsi="Times New Roman" w:eastAsia="Times New Roman" w:cs="Times New Roman"/>
+          <w:color w:val="000000"/>
           <w:sz w:val="22"/>
         </w:rPr>
-        <w:t>, 32. https://proceedings.neurips.cc/paper/2019/hash/bdbca288fee7f92f2bfa9f7012727740-Abstract.html</w:t>
+        <w:t>, 33/4: 495–512. https://doi.org/10.1016/S0306-4573(97)00027-7</w:t>
       </w:r>
     </w:p>
     <w:p>
@@ -7173,27 +7484,44 @@
       <w:r>
         <w:rPr>
           <w:rFonts w:ascii="Times New Roman" w:hAnsi="Times New Roman" w:eastAsia="Times New Roman" w:cs="Times New Roman"/>
-          <w:color w:val="172536"/>
+          <w:color w:val="000000"/>
           <w:sz w:val="22"/>
         </w:rPr>
-        <w:t xml:space="preserve">Pedregosa, F., Varoquaux, G., Gramfort, A., Michel, V., Thirion, B., Grisel, O., Blondel, M., Prettenhofer, P., Weiss, R., Dubourg, V., Vanderplas, J., Passos, A., Cournapeau, D., Brucher, M., Perrot, M. and Duchesnay, É. (2011). Scikit-learn: machine learning in Python. </w:t>
+        <w:t xml:space="preserve">Sun, Y. </w:t>
       </w:r>
       <w:r>
         <w:rPr>
           <w:rFonts w:ascii="Times New Roman" w:hAnsi="Times New Roman" w:eastAsia="Times New Roman" w:cs="Times New Roman"/>
           <w:i/>
-          <w:color w:val="172536"/>
+          <w:color w:val="000000"/>
           <w:sz w:val="22"/>
         </w:rPr>
-        <w:t>Journal of Machine Learning Research</w:t>
-      </w:r>
-      <w:r>
-        <w:rPr>
-          <w:rFonts w:ascii="Times New Roman" w:hAnsi="Times New Roman" w:eastAsia="Times New Roman" w:cs="Times New Roman"/>
-          <w:color w:val="172536"/>
+        <w:t>et al.</w:t>
+      </w:r>
+      <w:r>
+        <w:rPr>
+          <w:rFonts w:ascii="Times New Roman" w:hAnsi="Times New Roman" w:eastAsia="Times New Roman" w:cs="Times New Roman"/>
+          <w:color w:val="000000"/>
           <w:sz w:val="22"/>
         </w:rPr>
-        <w:t>, 12: 2825–2830. https://jmlr.org/papers/v12/pedregosa11a.html</w:t>
+        <w:t xml:space="preserve"> (2023) ‘SongRewriter: a Chinese song rewriting system with controllable content and rhyme scheme’, </w:t>
+      </w:r>
+      <w:r>
+        <w:rPr>
+          <w:rFonts w:ascii="Times New Roman" w:hAnsi="Times New Roman" w:eastAsia="Times New Roman" w:cs="Times New Roman"/>
+          <w:i/>
+          <w:color w:val="000000"/>
+          <w:sz w:val="22"/>
+        </w:rPr>
+        <w:t>Findings of the Association for Computational Linguistics: ACL 2023</w:t>
+      </w:r>
+      <w:r>
+        <w:rPr>
+          <w:rFonts w:ascii="Times New Roman" w:hAnsi="Times New Roman" w:eastAsia="Times New Roman" w:cs="Times New Roman"/>
+          <w:color w:val="000000"/>
+          <w:sz w:val="22"/>
+        </w:rPr>
+        <w:t>, pp. 12863–80. https://doi.org/10.18653/v1/2023.findings-acl.814</w:t>
       </w:r>
     </w:p>
     <w:p>
@@ -7203,27 +7531,27 @@
       <w:r>
         <w:rPr>
           <w:rFonts w:ascii="Times New Roman" w:hAnsi="Times New Roman" w:eastAsia="Times New Roman" w:cs="Times New Roman"/>
-          <w:color w:val="172536"/>
+          <w:color w:val="000000"/>
           <w:sz w:val="22"/>
         </w:rPr>
-        <w:t xml:space="preserve">Peng, N. and Dredze, M. (2015). Named entity recognition for Chinese social media with jointly trained embeddings. </w:t>
+        <w:t xml:space="preserve">Sundararajan, K. and Woodard, D. (2018) ‘What represents “style” in authorship attribution?’, </w:t>
       </w:r>
       <w:r>
         <w:rPr>
           <w:rFonts w:ascii="Times New Roman" w:hAnsi="Times New Roman" w:eastAsia="Times New Roman" w:cs="Times New Roman"/>
           <w:i/>
-          <w:color w:val="172536"/>
+          <w:color w:val="000000"/>
           <w:sz w:val="22"/>
         </w:rPr>
-        <w:t>Proceedings of the 2015 Conference on Empirical Methods in Natural Language Processing</w:t>
-      </w:r>
-      <w:r>
-        <w:rPr>
-          <w:rFonts w:ascii="Times New Roman" w:hAnsi="Times New Roman" w:eastAsia="Times New Roman" w:cs="Times New Roman"/>
-          <w:color w:val="172536"/>
+        <w:t>Proceedings of the 27th International Conference on Computational Linguistics</w:t>
+      </w:r>
+      <w:r>
+        <w:rPr>
+          <w:rFonts w:ascii="Times New Roman" w:hAnsi="Times New Roman" w:eastAsia="Times New Roman" w:cs="Times New Roman"/>
+          <w:color w:val="000000"/>
           <w:sz w:val="22"/>
         </w:rPr>
-        <w:t>, pp. 548–554. https://doi.org/10.18653/v1/D15-1064</w:t>
+        <w:t>, pp. 2814–22. https://doi.org/10.18653/v1/C18-1238</w:t>
       </w:r>
     </w:p>
     <w:p>
@@ -7233,27 +7561,44 @@
       <w:r>
         <w:rPr>
           <w:rFonts w:ascii="Times New Roman" w:hAnsi="Times New Roman" w:eastAsia="Times New Roman" w:cs="Times New Roman"/>
-          <w:color w:val="172536"/>
+          <w:color w:val="000000"/>
           <w:sz w:val="22"/>
         </w:rPr>
-        <w:t xml:space="preserve">Rafaeli, O., Krohn-Borojovich, N., Marienberg-Milikowsky, I. and Vilenchik, D. (2026). Mind the gap: word-embedding and multi-layered literary networks. </w:t>
+        <w:t xml:space="preserve">Wang, A. </w:t>
       </w:r>
       <w:r>
         <w:rPr>
           <w:rFonts w:ascii="Times New Roman" w:hAnsi="Times New Roman" w:eastAsia="Times New Roman" w:cs="Times New Roman"/>
           <w:i/>
-          <w:color w:val="172536"/>
+          <w:color w:val="000000"/>
           <w:sz w:val="22"/>
         </w:rPr>
-        <w:t>Digital Scholarship in the Humanities</w:t>
-      </w:r>
-      <w:r>
-        <w:rPr>
-          <w:rFonts w:ascii="Times New Roman" w:hAnsi="Times New Roman" w:eastAsia="Times New Roman" w:cs="Times New Roman"/>
-          <w:color w:val="172536"/>
+        <w:t>et al.</w:t>
+      </w:r>
+      <w:r>
+        <w:rPr>
+          <w:rFonts w:ascii="Times New Roman" w:hAnsi="Times New Roman" w:eastAsia="Times New Roman" w:cs="Times New Roman"/>
+          <w:color w:val="000000"/>
           <w:sz w:val="22"/>
         </w:rPr>
-        <w:t>, 41(Supplement 1): i213–i229. https://doi.org/10.1093/llc/fqaf112</w:t>
+        <w:t xml:space="preserve"> (2023) ‘Can authorship representation learning capture stylistic features?’, </w:t>
+      </w:r>
+      <w:r>
+        <w:rPr>
+          <w:rFonts w:ascii="Times New Roman" w:hAnsi="Times New Roman" w:eastAsia="Times New Roman" w:cs="Times New Roman"/>
+          <w:i/>
+          <w:color w:val="000000"/>
+          <w:sz w:val="22"/>
+        </w:rPr>
+        <w:t>Transactions of the Association for Computational Linguistics</w:t>
+      </w:r>
+      <w:r>
+        <w:rPr>
+          <w:rFonts w:ascii="Times New Roman" w:hAnsi="Times New Roman" w:eastAsia="Times New Roman" w:cs="Times New Roman"/>
+          <w:color w:val="000000"/>
+          <w:sz w:val="22"/>
+        </w:rPr>
+        <w:t>, 11: 1416–31. https://doi.org/10.1162/tacl_a_00610</w:t>
       </w:r>
     </w:p>
     <w:p>
@@ -7263,27 +7608,27 @@
       <w:r>
         <w:rPr>
           <w:rFonts w:ascii="Times New Roman" w:hAnsi="Times New Roman" w:eastAsia="Times New Roman" w:cs="Times New Roman"/>
-          <w:color w:val="172536"/>
+          <w:color w:val="000000"/>
           <w:sz w:val="22"/>
         </w:rPr>
-        <w:t xml:space="preserve">Savoy, J. (1997). Statistical inference in retrieval effectiveness evaluation. </w:t>
+        <w:t xml:space="preserve">Wang, T. and Lin, Y. (2024) ‘Variation is the way to perfection: imperfect rhyming in Chinese hip hop’, </w:t>
       </w:r>
       <w:r>
         <w:rPr>
           <w:rFonts w:ascii="Times New Roman" w:hAnsi="Times New Roman" w:eastAsia="Times New Roman" w:cs="Times New Roman"/>
           <w:i/>
-          <w:color w:val="172536"/>
+          <w:color w:val="000000"/>
           <w:sz w:val="22"/>
         </w:rPr>
-        <w:t>Information Processing &amp; Management</w:t>
-      </w:r>
-      <w:r>
-        <w:rPr>
-          <w:rFonts w:ascii="Times New Roman" w:hAnsi="Times New Roman" w:eastAsia="Times New Roman" w:cs="Times New Roman"/>
-          <w:color w:val="172536"/>
+        <w:t>Linguistics Vanguard</w:t>
+      </w:r>
+      <w:r>
+        <w:rPr>
+          <w:rFonts w:ascii="Times New Roman" w:hAnsi="Times New Roman" w:eastAsia="Times New Roman" w:cs="Times New Roman"/>
+          <w:color w:val="000000"/>
           <w:sz w:val="22"/>
         </w:rPr>
-        <w:t>, 33(4): 495–512. https://doi.org/10.1016/S0306-4573(97)00027-7</w:t>
+        <w:t>, 10/1: 505–15. https://doi.org/10.1515/lingvan-2024-0093</w:t>
       </w:r>
     </w:p>
     <w:p>
@@ -7293,27 +7638,27 @@
       <w:r>
         <w:rPr>
           <w:rFonts w:ascii="Times New Roman" w:hAnsi="Times New Roman" w:eastAsia="Times New Roman" w:cs="Times New Roman"/>
-          <w:color w:val="172536"/>
+          <w:color w:val="000000"/>
           <w:sz w:val="22"/>
         </w:rPr>
-        <w:t xml:space="preserve">Sun, Y., Li, L., Liu, Q. and Yeung, D.-Y. (2023). SongRewriter: a Chinese song rewriting system with controllable content and rhyme scheme. </w:t>
+        <w:t xml:space="preserve">Wang, X. (2013) ‘“I am not a qualified dialect rapper”: constructing hip-hop authenticity in China’, </w:t>
       </w:r>
       <w:r>
         <w:rPr>
           <w:rFonts w:ascii="Times New Roman" w:hAnsi="Times New Roman" w:eastAsia="Times New Roman" w:cs="Times New Roman"/>
           <w:i/>
-          <w:color w:val="172536"/>
+          <w:color w:val="000000"/>
           <w:sz w:val="22"/>
         </w:rPr>
-        <w:t>Findings of the Association for Computational Linguistics: ACL 2023</w:t>
-      </w:r>
-      <w:r>
-        <w:rPr>
-          <w:rFonts w:ascii="Times New Roman" w:hAnsi="Times New Roman" w:eastAsia="Times New Roman" w:cs="Times New Roman"/>
-          <w:color w:val="172536"/>
+        <w:t>Sociolinguistic Studies</w:t>
+      </w:r>
+      <w:r>
+        <w:rPr>
+          <w:rFonts w:ascii="Times New Roman" w:hAnsi="Times New Roman" w:eastAsia="Times New Roman" w:cs="Times New Roman"/>
+          <w:color w:val="000000"/>
           <w:sz w:val="22"/>
         </w:rPr>
-        <w:t>, pp. 12863–12880. https://doi.org/10.18653/v1/2023.findings-acl.814</w:t>
+        <w:t>, 6/2: 333–72. https://doi.org/10.1558/sols.v6i2.333</w:t>
       </w:r>
     </w:p>
     <w:p>
@@ -7323,27 +7668,44 @@
       <w:r>
         <w:rPr>
           <w:rFonts w:ascii="Times New Roman" w:hAnsi="Times New Roman" w:eastAsia="Times New Roman" w:cs="Times New Roman"/>
-          <w:color w:val="172536"/>
+          <w:color w:val="000000"/>
           <w:sz w:val="22"/>
         </w:rPr>
-        <w:t xml:space="preserve">Sundararajan, K. and Woodard, D. (2018). What represents “style” in authorship attribution? </w:t>
+        <w:t xml:space="preserve">Wang, Z. </w:t>
       </w:r>
       <w:r>
         <w:rPr>
           <w:rFonts w:ascii="Times New Roman" w:hAnsi="Times New Roman" w:eastAsia="Times New Roman" w:cs="Times New Roman"/>
           <w:i/>
-          <w:color w:val="172536"/>
+          <w:color w:val="000000"/>
           <w:sz w:val="22"/>
         </w:rPr>
-        <w:t>Proceedings of the 27th International Conference on Computational Linguistics</w:t>
-      </w:r>
-      <w:r>
-        <w:rPr>
-          <w:rFonts w:ascii="Times New Roman" w:hAnsi="Times New Roman" w:eastAsia="Times New Roman" w:cs="Times New Roman"/>
-          <w:color w:val="172536"/>
+        <w:t>et al.</w:t>
+      </w:r>
+      <w:r>
+        <w:rPr>
+          <w:rFonts w:ascii="Times New Roman" w:hAnsi="Times New Roman" w:eastAsia="Times New Roman" w:cs="Times New Roman"/>
+          <w:color w:val="000000"/>
           <w:sz w:val="22"/>
         </w:rPr>
-        <w:t>, pp. 2814–2822. https://doi.org/10.18653/v1/C18-1238</w:t>
+        <w:t xml:space="preserve"> (2024) ‘MuChin: a Chinese colloquial description benchmark for evaluating language models in the field of music’, </w:t>
+      </w:r>
+      <w:r>
+        <w:rPr>
+          <w:rFonts w:ascii="Times New Roman" w:hAnsi="Times New Roman" w:eastAsia="Times New Roman" w:cs="Times New Roman"/>
+          <w:i/>
+          <w:color w:val="000000"/>
+          <w:sz w:val="22"/>
+        </w:rPr>
+        <w:t>Proceedings of the Thirty-Third International Joint Conference on Artificial Intelligence</w:t>
+      </w:r>
+      <w:r>
+        <w:rPr>
+          <w:rFonts w:ascii="Times New Roman" w:hAnsi="Times New Roman" w:eastAsia="Times New Roman" w:cs="Times New Roman"/>
+          <w:color w:val="000000"/>
+          <w:sz w:val="22"/>
+        </w:rPr>
+        <w:t>, pp. 7771–79. https://doi.org/10.24963/ijcai.2024/860</w:t>
       </w:r>
     </w:p>
     <w:p>
@@ -7353,27 +7715,44 @@
       <w:r>
         <w:rPr>
           <w:rFonts w:ascii="Times New Roman" w:hAnsi="Times New Roman" w:eastAsia="Times New Roman" w:cs="Times New Roman"/>
-          <w:color w:val="172536"/>
+          <w:color w:val="000000"/>
           <w:sz w:val="22"/>
         </w:rPr>
-        <w:t xml:space="preserve">Wang, A., Aggazzotti, C., Kotula, R., Rivera Soto, R., Bishop, M. and Andrews, N. (2023). Can authorship representation learning capture stylistic features? </w:t>
+        <w:t xml:space="preserve">Wolf, T. </w:t>
       </w:r>
       <w:r>
         <w:rPr>
           <w:rFonts w:ascii="Times New Roman" w:hAnsi="Times New Roman" w:eastAsia="Times New Roman" w:cs="Times New Roman"/>
           <w:i/>
-          <w:color w:val="172536"/>
+          <w:color w:val="000000"/>
           <w:sz w:val="22"/>
         </w:rPr>
-        <w:t>Transactions of the Association for Computational Linguistics</w:t>
-      </w:r>
-      <w:r>
-        <w:rPr>
-          <w:rFonts w:ascii="Times New Roman" w:hAnsi="Times New Roman" w:eastAsia="Times New Roman" w:cs="Times New Roman"/>
-          <w:color w:val="172536"/>
+        <w:t>et al.</w:t>
+      </w:r>
+      <w:r>
+        <w:rPr>
+          <w:rFonts w:ascii="Times New Roman" w:hAnsi="Times New Roman" w:eastAsia="Times New Roman" w:cs="Times New Roman"/>
+          <w:color w:val="000000"/>
           <w:sz w:val="22"/>
         </w:rPr>
-        <w:t>, 11: 1416–1431. https://doi.org/10.1162/tacl_a_00610</w:t>
+        <w:t xml:space="preserve"> (2020) ‘Transformers: state-of-the-art natural language processing’, </w:t>
+      </w:r>
+      <w:r>
+        <w:rPr>
+          <w:rFonts w:ascii="Times New Roman" w:hAnsi="Times New Roman" w:eastAsia="Times New Roman" w:cs="Times New Roman"/>
+          <w:i/>
+          <w:color w:val="000000"/>
+          <w:sz w:val="22"/>
+        </w:rPr>
+        <w:t>Proceedings of the 2020 Conference on Empirical Methods in Natural Language Processing: System Demonstrations</w:t>
+      </w:r>
+      <w:r>
+        <w:rPr>
+          <w:rFonts w:ascii="Times New Roman" w:hAnsi="Times New Roman" w:eastAsia="Times New Roman" w:cs="Times New Roman"/>
+          <w:color w:val="000000"/>
+          <w:sz w:val="22"/>
+        </w:rPr>
+        <w:t>, pp. 38–45. https://doi.org/10.18653/v1/2020.emnlp-demos.6</w:t>
       </w:r>
     </w:p>
     <w:p>
@@ -7383,27 +7762,44 @@
       <w:r>
         <w:rPr>
           <w:rFonts w:ascii="Times New Roman" w:hAnsi="Times New Roman" w:eastAsia="Times New Roman" w:cs="Times New Roman"/>
-          <w:color w:val="172536"/>
+          <w:color w:val="000000"/>
           <w:sz w:val="22"/>
         </w:rPr>
-        <w:t xml:space="preserve">Wang, T. and Lin, Y. (2024). Variation is the way to perfection: imperfect rhyming in Chinese hip hop. </w:t>
+        <w:t xml:space="preserve">Xue, L. </w:t>
       </w:r>
       <w:r>
         <w:rPr>
           <w:rFonts w:ascii="Times New Roman" w:hAnsi="Times New Roman" w:eastAsia="Times New Roman" w:cs="Times New Roman"/>
           <w:i/>
-          <w:color w:val="172536"/>
+          <w:color w:val="000000"/>
           <w:sz w:val="22"/>
         </w:rPr>
-        <w:t>Linguistics Vanguard</w:t>
-      </w:r>
-      <w:r>
-        <w:rPr>
-          <w:rFonts w:ascii="Times New Roman" w:hAnsi="Times New Roman" w:eastAsia="Times New Roman" w:cs="Times New Roman"/>
-          <w:color w:val="172536"/>
+        <w:t>et al.</w:t>
+      </w:r>
+      <w:r>
+        <w:rPr>
+          <w:rFonts w:ascii="Times New Roman" w:hAnsi="Times New Roman" w:eastAsia="Times New Roman" w:cs="Times New Roman"/>
+          <w:color w:val="000000"/>
           <w:sz w:val="22"/>
         </w:rPr>
-        <w:t>, 10(1): 505–515. https://doi.org/10.1515/lingvan-2024-0093</w:t>
+        <w:t xml:space="preserve"> (2021) ‘DeepRapper: neural rap generation with rhyme and rhythm modeling’, </w:t>
+      </w:r>
+      <w:r>
+        <w:rPr>
+          <w:rFonts w:ascii="Times New Roman" w:hAnsi="Times New Roman" w:eastAsia="Times New Roman" w:cs="Times New Roman"/>
+          <w:i/>
+          <w:color w:val="000000"/>
+          <w:sz w:val="22"/>
+        </w:rPr>
+        <w:t>Proceedings of the 59th Annual Meeting of the Association for Computational Linguistics and the 11th International Joint Conference on Natural Language Processing</w:t>
+      </w:r>
+      <w:r>
+        <w:rPr>
+          <w:rFonts w:ascii="Times New Roman" w:hAnsi="Times New Roman" w:eastAsia="Times New Roman" w:cs="Times New Roman"/>
+          <w:color w:val="000000"/>
+          <w:sz w:val="22"/>
+        </w:rPr>
+        <w:t>, pp. 69–81. https://doi.org/10.18653/v1/2021.acl-long.6</w:t>
       </w:r>
     </w:p>
     <w:p>
@@ -7413,147 +7809,44 @@
       <w:r>
         <w:rPr>
           <w:rFonts w:ascii="Times New Roman" w:hAnsi="Times New Roman" w:eastAsia="Times New Roman" w:cs="Times New Roman"/>
-          <w:color w:val="172536"/>
+          <w:color w:val="000000"/>
           <w:sz w:val="22"/>
         </w:rPr>
-        <w:t xml:space="preserve">Wang, X. (2013). “I am not a qualified dialect rapper”: constructing hip-hop authenticity in China. </w:t>
+        <w:t xml:space="preserve">Yang, Y. </w:t>
       </w:r>
       <w:r>
         <w:rPr>
           <w:rFonts w:ascii="Times New Roman" w:hAnsi="Times New Roman" w:eastAsia="Times New Roman" w:cs="Times New Roman"/>
           <w:i/>
-          <w:color w:val="172536"/>
+          <w:color w:val="000000"/>
           <w:sz w:val="22"/>
         </w:rPr>
-        <w:t>Sociolinguistic Studies</w:t>
-      </w:r>
-      <w:r>
-        <w:rPr>
-          <w:rFonts w:ascii="Times New Roman" w:hAnsi="Times New Roman" w:eastAsia="Times New Roman" w:cs="Times New Roman"/>
-          <w:color w:val="172536"/>
+        <w:t>et al.</w:t>
+      </w:r>
+      <w:r>
+        <w:rPr>
+          <w:rFonts w:ascii="Times New Roman" w:hAnsi="Times New Roman" w:eastAsia="Times New Roman" w:cs="Times New Roman"/>
+          <w:color w:val="000000"/>
           <w:sz w:val="22"/>
         </w:rPr>
-        <w:t>, 6(2): 333–372. https://doi.org/10.1558/sols.v6i2.333</w:t>
-      </w:r>
-    </w:p>
-    <w:p>
-      <w:pPr>
-        <w:pStyle w:val="References"/>
-      </w:pPr>
-      <w:r>
-        <w:rPr>
-          <w:rFonts w:ascii="Times New Roman" w:hAnsi="Times New Roman" w:eastAsia="Times New Roman" w:cs="Times New Roman"/>
-          <w:color w:val="172536"/>
+        <w:t xml:space="preserve"> (2018) ‘Distantly supervised NER with partial annotation learning and reinforcement learning’, </w:t>
+      </w:r>
+      <w:r>
+        <w:rPr>
+          <w:rFonts w:ascii="Times New Roman" w:hAnsi="Times New Roman" w:eastAsia="Times New Roman" w:cs="Times New Roman"/>
+          <w:i/>
+          <w:color w:val="000000"/>
           <w:sz w:val="22"/>
         </w:rPr>
-        <w:t xml:space="preserve">Wang, Z., Li, S., Zhang, T., Wang, Q., Yu, P., Luo, J., Liu, Y., Xi, M. and Zhang, K. (2024). MuChin: a Chinese colloquial description benchmark for evaluating language models in the field of music. </w:t>
-      </w:r>
-      <w:r>
-        <w:rPr>
-          <w:rFonts w:ascii="Times New Roman" w:hAnsi="Times New Roman" w:eastAsia="Times New Roman" w:cs="Times New Roman"/>
-          <w:i/>
-          <w:color w:val="172536"/>
+        <w:t>Proceedings of the 27th International Conference on Computational Linguistics</w:t>
+      </w:r>
+      <w:r>
+        <w:rPr>
+          <w:rFonts w:ascii="Times New Roman" w:hAnsi="Times New Roman" w:eastAsia="Times New Roman" w:cs="Times New Roman"/>
+          <w:color w:val="000000"/>
           <w:sz w:val="22"/>
         </w:rPr>
-        <w:t>Proceedings of the Thirty-Third International Joint Conference on Artificial Intelligence</w:t>
-      </w:r>
-      <w:r>
-        <w:rPr>
-          <w:rFonts w:ascii="Times New Roman" w:hAnsi="Times New Roman" w:eastAsia="Times New Roman" w:cs="Times New Roman"/>
-          <w:color w:val="172536"/>
-          <w:sz w:val="22"/>
-        </w:rPr>
-        <w:t>, pp. 7771–7779. https://doi.org/10.24963/ijcai.2024/860</w:t>
-      </w:r>
-    </w:p>
-    <w:p>
-      <w:pPr>
-        <w:pStyle w:val="References"/>
-      </w:pPr>
-      <w:r>
-        <w:rPr>
-          <w:rFonts w:ascii="Times New Roman" w:hAnsi="Times New Roman" w:eastAsia="Times New Roman" w:cs="Times New Roman"/>
-          <w:color w:val="172536"/>
-          <w:sz w:val="22"/>
-        </w:rPr>
-        <w:t xml:space="preserve">Wolf, T., Debut, L., Sanh, V., Chaumond, J., Delangue, C., Moi, A., Cistac, P., Rault, T., Louf, R., Funtowicz, M., Davison, J., Shleifer, S., von Platen, P., Ma, C., Jernite, Y., Plu, J., Xu, C., Le Scao, T., Gugger, S., Drame, M., Lhoest, Q. and Rush, A. M. (2020). Transformers: state-of-the-art natural language processing. </w:t>
-      </w:r>
-      <w:r>
-        <w:rPr>
-          <w:rFonts w:ascii="Times New Roman" w:hAnsi="Times New Roman" w:eastAsia="Times New Roman" w:cs="Times New Roman"/>
-          <w:i/>
-          <w:color w:val="172536"/>
-          <w:sz w:val="22"/>
-        </w:rPr>
-        <w:t>Proceedings of the 2020 Conference on Empirical Methods in Natural Language Processing: System Demonstrations</w:t>
-      </w:r>
-      <w:r>
-        <w:rPr>
-          <w:rFonts w:ascii="Times New Roman" w:hAnsi="Times New Roman" w:eastAsia="Times New Roman" w:cs="Times New Roman"/>
-          <w:color w:val="172536"/>
-          <w:sz w:val="22"/>
-        </w:rPr>
-        <w:t>, pp. 38–45. https://doi.org/10.18653/v1/2020.emnlp-demos.6</w:t>
-      </w:r>
-    </w:p>
-    <w:p>
-      <w:pPr>
-        <w:pStyle w:val="References"/>
-      </w:pPr>
-      <w:r>
-        <w:rPr>
-          <w:rFonts w:ascii="Times New Roman" w:hAnsi="Times New Roman" w:eastAsia="Times New Roman" w:cs="Times New Roman"/>
-          <w:color w:val="172536"/>
-          <w:sz w:val="22"/>
-        </w:rPr>
-        <w:t xml:space="preserve">Xue, L., Song, K., Wu, D., Tan, X., Zhang, N. L., Qin, T., Zhang, W.-Q. and Liu, T.-Y. (2021). DeepRapper: neural rap generation with rhyme and rhythm modeling. </w:t>
-      </w:r>
-      <w:r>
-        <w:rPr>
-          <w:rFonts w:ascii="Times New Roman" w:hAnsi="Times New Roman" w:eastAsia="Times New Roman" w:cs="Times New Roman"/>
-          <w:i/>
-          <w:color w:val="172536"/>
-          <w:sz w:val="22"/>
-        </w:rPr>
-        <w:t>Proceedings of the 59th Annual Meeting of the Association for Computational Linguistics and the 11th International Joint Conference on Natural Language Processing</w:t>
-      </w:r>
-      <w:r>
-        <w:rPr>
-          <w:rFonts w:ascii="Times New Roman" w:hAnsi="Times New Roman" w:eastAsia="Times New Roman" w:cs="Times New Roman"/>
-          <w:color w:val="172536"/>
-          <w:sz w:val="22"/>
-        </w:rPr>
-        <w:t>, pp. 69–81. https://doi.org/10.18653/v1/2021.acl-long.6</w:t>
-      </w:r>
-    </w:p>
-    <w:p>
-      <w:pPr>
-        <w:pStyle w:val="References"/>
-      </w:pPr>
-      <w:r>
-        <w:rPr>
-          <w:rFonts w:ascii="Times New Roman" w:hAnsi="Times New Roman" w:eastAsia="Times New Roman" w:cs="Times New Roman"/>
-          <w:color w:val="172536"/>
-          <w:sz w:val="22"/>
-        </w:rPr>
-        <w:t xml:space="preserve">Yang, Y., Chen, W., Li, Z., He, Z. and Zhang, M. (2018). Distantly supervised NER with partial annotation learning and reinforcement learning. </w:t>
-      </w:r>
-      <w:r>
-        <w:rPr>
-          <w:rFonts w:ascii="Times New Roman" w:hAnsi="Times New Roman" w:eastAsia="Times New Roman" w:cs="Times New Roman"/>
-          <w:i/>
-          <w:color w:val="172536"/>
-          <w:sz w:val="22"/>
-        </w:rPr>
-        <w:t>Proceedings of the 27th International Conference on Computational Linguistics</w:t>
-      </w:r>
-      <w:r>
-        <w:rPr>
-          <w:rFonts w:ascii="Times New Roman" w:hAnsi="Times New Roman" w:eastAsia="Times New Roman" w:cs="Times New Roman"/>
-          <w:color w:val="172536"/>
-          <w:sz w:val="22"/>
-        </w:rPr>
-        <w:t>, pp. 2159–2169. https://doi.org/10.18653/v1/C18-1183</w:t>
+        <w:t>, pp. 2159–69. https://doi.org/10.18653/v1/C18-1183</w:t>
       </w:r>
     </w:p>
     <w:sectPr>
@@ -7957,8 +8250,8 @@
       <w:spacing w:line="480" w:lineRule="auto" w:after="0"/>
     </w:pPr>
     <w:rPr>
-      <w:rFonts w:ascii="Times New Roman" w:hAnsi="Times New Roman" w:eastAsia="Times New Roman"/>
-      <w:color w:val="172536"/>
+      <w:rFonts w:ascii="Times New Roman" w:hAnsi="Times New Roman" w:eastAsia="Times New Roman" w:cs="Times New Roman"/>
+      <w:color w:val="000000"/>
       <w:sz w:val="24"/>
     </w:rPr>
   </w:style>
@@ -8021,10 +8314,11 @@
       <w:outlineLvl w:val="0"/>
     </w:pPr>
     <w:rPr>
-      <w:rFonts w:asciiTheme="majorHAnsi" w:eastAsiaTheme="majorEastAsia" w:hAnsiTheme="majorHAnsi" w:cstheme="majorBidi" w:ascii="Times New Roman" w:hAnsi="Times New Roman" w:eastAsia="Times New Roman"/>
+      <w:rFonts w:ascii="Times New Roman" w:hAnsi="Times New Roman" w:eastAsia="Times New Roman" w:cs="Times New Roman"/>
       <w:b/>
       <w:bCs/>
-      <w:color w:val="172536"/>
+      <w:i w:val="0"/>
+      <w:color w:val="000000"/>
       <w:sz w:val="26"/>
       <w:szCs w:val="28"/>
     </w:rPr>
@@ -8045,11 +8339,11 @@
       <w:outlineLvl w:val="1"/>
     </w:pPr>
     <w:rPr>
-      <w:rFonts w:asciiTheme="majorHAnsi" w:eastAsiaTheme="majorEastAsia" w:hAnsiTheme="majorHAnsi" w:cstheme="majorBidi" w:ascii="Times New Roman" w:hAnsi="Times New Roman" w:eastAsia="Times New Roman"/>
+      <w:rFonts w:ascii="Times New Roman" w:hAnsi="Times New Roman" w:eastAsia="Times New Roman" w:cs="Times New Roman"/>
       <w:b w:val="0"/>
       <w:bCs/>
       <w:i/>
-      <w:color w:val="172536"/>
+      <w:color w:val="000000"/>
       <w:sz w:val="24"/>
       <w:szCs w:val="26"/>
     </w:rPr>
@@ -8754,10 +9048,11 @@
       <w:spacing w:line="276" w:lineRule="auto" w:before="60" w:after="120"/>
     </w:pPr>
     <w:rPr>
-      <w:rFonts w:ascii="Times New Roman" w:hAnsi="Times New Roman" w:eastAsia="Times New Roman"/>
-      <w:b/>
+      <w:rFonts w:ascii="Times New Roman" w:hAnsi="Times New Roman" w:eastAsia="Times New Roman" w:cs="Times New Roman"/>
+      <w:b w:val="0"/>
       <w:bCs/>
-      <w:color w:val="172536"/>
+      <w:i w:val="0"/>
+      <w:color w:val="000000"/>
       <w:sz w:val="20"/>
       <w:szCs w:val="18"/>
     </w:rPr>
@@ -19654,9 +19949,10 @@
       <w:ind w:left="360" w:right="360"/>
     </w:pPr>
     <w:rPr>
-      <w:rFonts w:ascii="Times New Roman" w:hAnsi="Times New Roman" w:eastAsia="Times New Roman"/>
+      <w:rFonts w:ascii="Times New Roman" w:hAnsi="Times New Roman" w:eastAsia="Times New Roman" w:cs="Times New Roman"/>
+      <w:b w:val="0"/>
       <w:i/>
-      <w:color w:val="52657A"/>
+      <w:color w:val="000000"/>
       <w:sz w:val="18"/>
     </w:rPr>
   </w:style>
@@ -19667,8 +19963,10 @@
       <w:ind w:left="360" w:hanging="360"/>
     </w:pPr>
     <w:rPr>
-      <w:rFonts w:ascii="Times New Roman" w:hAnsi="Times New Roman" w:eastAsia="Times New Roman"/>
-      <w:color w:val="172536"/>
+      <w:rFonts w:ascii="Times New Roman" w:hAnsi="Times New Roman" w:eastAsia="Times New Roman" w:cs="Times New Roman"/>
+      <w:b w:val="0"/>
+      <w:i w:val="0"/>
+      <w:color w:val="000000"/>
       <w:sz w:val="22"/>
     </w:rPr>
   </w:style>

--- a/paper/Chinese_Rap_Evidence_Grounded_Manuscript.docx
+++ b/paper/Chinese_Rap_Evidence_Grounded_Manuscript.docx
@@ -154,7 +154,7 @@
           <w:color w:val="000000"/>
           <w:sz w:val="24"/>
         </w:rPr>
-        <w:t xml:space="preserve"> Dense–lexical fusion achieves macro mean reciprocal rank (MRR) 0.447 (95% confidence interval [CI] 0.414–0.481), exceeding TF–IDF by 0.031 (0.021–0.042). Shared-text exclusion contracts the NER inventory from 33 to 22 provisional surfaces; six source-label/reference and four co-mention edges survive uncertainty and false-discovery-rate gates, but no precision, recall, or F1 score (the harmonic mean of precision and recall) is claimed. The written-ending context model reaches Top-3 0.695 (0.685–0.705), improving on Markov by 0.050 (0.044–0.055); source-label conditioning has no supported benefit.</w:t>
+        <w:t xml:space="preserve"> Dense–lexical fusion achieves macro mean reciprocal rank (MRR) 0.447 (95% confidence interval [CI] 0.414–0.481), exceeding TF–IDF by 0.031 (0.021–0.042); a sixfold training-only sensitivity preserves this advantage. Shared-text exclusion contracts the NER inventory from 33 to 22 provisional surfaces; six source-label/reference and four co-mention edges survive uncertainty and false-discovery-rate gates, but no precision, recall, or F1 score (the harmonic mean of precision and recall) is claimed. The written-ending context model reaches Top-3 0.695 (0.685–0.705), improving on Markov by 0.050 (0.044–0.055); source-label conditioning has no supported benefit.</w:t>
       </w:r>
     </w:p>
     <w:p>
@@ -891,7 +891,7 @@
           <w:color w:val="000000"/>
           <w:sz w:val="24"/>
         </w:rPr>
-        <w:t>The frozen canonical snapshot contains 7,211 songs and 22,128 lyric chunks. A derived clean-text sidecar preserves the canonical keys while applying deterministic text and metadata gates. All 22,128 chunk keys reconcile one-to-one with the sidecar; 21,553 chunks are eligible clean text and 575 metadata-only chunks are withheld. The snapshot contains 241 source-credit labels, of which 226 have at least five songs. Artist/title comparison is eligible for 7,134 songs and ineligible for 77; 102 songs are excluded from title-semantic use. Missing or doubtful values are not silently guessed.</w:t>
+        <w:t>The frozen private snapshot contains 7,211 songs and 22,128 lyric chunks. Deterministic metadata and text gates reconcile every canonical key to a clean-text sidecar, retain 21,553 eligible chunks, and withhold 575 metadata-only chunks. Analyses preserve one song record, split before expanding to chunks, lines, or entity occurrences, and keep identical-content groups within one partition or exclude cross-partition copies; 405 exact groups span 921 songs. Missing or doubtful metadata are never guessed.</w:t>
       </w:r>
     </w:p>
     <w:p>
@@ -906,54 +906,7 @@
           <w:color w:val="000000"/>
           <w:sz w:val="24"/>
         </w:rPr>
-        <w:t>The corpus was supplied as a private frozen export. It lacks per-track URLs or stable platform identifiers, and project records do not verify platforms, acquisition route or dates, temporal coverage, sampling, transcription origin, or rights and ethics basis. It is therefore a convenience snapshot rather than a census, and acquisition is not independently reconstructable. Owner-supplied facts are required before submission and tracked in the author-action record; none is inferred from lyrics or filenames.</w:t>
-      </w:r>
-    </w:p>
-    <w:p>
-      <w:pPr>
-        <w:widowControl/>
-        <w:spacing w:line="480" w:lineRule="auto" w:after="0"/>
-        <w:ind w:firstLine="360"/>
-      </w:pPr>
-      <w:r>
-        <w:rPr>
-          <w:rFonts w:ascii="Times New Roman" w:hAnsi="Times New Roman" w:eastAsia="Times New Roman" w:cs="Times New Roman"/>
-          <w:color w:val="000000"/>
-          <w:sz w:val="24"/>
-        </w:rPr>
-        <w:t xml:space="preserve">Cleaning is necessary but is not the research contribution. The public supplement records hashes, row-count reconciliation, key uniqueness, eligibility flags, and exception totals. The analytical rules are: use only </w:t>
-      </w:r>
-      <w:r>
-        <w:rPr>
-          <w:rFonts w:ascii="Courier New" w:hAnsi="Courier New" w:eastAsia="Courier New" w:cs="Courier New"/>
-          <w:color w:val="000000"/>
-          <w:sz w:val="23"/>
-        </w:rPr>
-        <w:t>analysis_text</w:t>
-      </w:r>
-      <w:r>
-        <w:rPr>
-          <w:rFonts w:ascii="Times New Roman" w:hAnsi="Times New Roman" w:eastAsia="Times New Roman" w:cs="Times New Roman"/>
-          <w:color w:val="000000"/>
-          <w:sz w:val="24"/>
-        </w:rPr>
-        <w:t xml:space="preserve"> marked </w:t>
-      </w:r>
-      <w:r>
-        <w:rPr>
-          <w:rFonts w:ascii="Courier New" w:hAnsi="Courier New" w:eastAsia="Courier New" w:cs="Courier New"/>
-          <w:color w:val="000000"/>
-          <w:sz w:val="23"/>
-        </w:rPr>
-        <w:t>eligible_clean_text</w:t>
-      </w:r>
-      <w:r>
-        <w:rPr>
-          <w:rFonts w:ascii="Times New Roman" w:hAnsi="Times New Roman" w:eastAsia="Times New Roman" w:cs="Times New Roman"/>
-          <w:color w:val="000000"/>
-          <w:sz w:val="24"/>
-        </w:rPr>
-        <w:t>; preserve one canonical song row per song; split at song level before expanding to chunks, lines, or entity occurrences; and keep identical song-content and clean-text hash groups within one partition or remove cross-partition copies. The audit identifies 405 exact song-content groups spanning 921 songs, which makes this grouping material rather than cosmetic.</w:t>
+        <w:t>The export is a convenience snapshot rather than a census. It lacks stable per-track identifiers and verified records for source platforms, acquisition dates, temporal coverage, sampling, transcription origin, and rights or ethics basis. Those owner-supplied facts remain required before submission and are tracked separately; no provenance is inferred from lyrics or filenames. Full reconciliation, exception totals, and checksums appear in the public supplement.</w:t>
       </w:r>
     </w:p>
     <w:p>
@@ -1966,28 +1919,6 @@
     </w:p>
     <w:p>
       <w:pPr>
-        <w:pStyle w:val="Heading2"/>
-      </w:pPr>
-      <w:r>
-        <w:t>4.3 Metrics and Uncertainty</w:t>
-      </w:r>
-    </w:p>
-    <w:p>
-      <w:pPr>
-        <w:widowControl/>
-        <w:spacing w:line="480" w:lineRule="auto" w:after="0"/>
-      </w:pPr>
-      <w:r>
-        <w:rPr>
-          <w:rFonts w:ascii="Times New Roman" w:hAnsi="Times New Roman" w:eastAsia="Times New Roman" w:cs="Times New Roman"/>
-          <w:color w:val="000000"/>
-          <w:sz w:val="24"/>
-        </w:rPr>
-        <w:t>Each result names its inferential unit. Retrieval has one relevant source label per query and reports reciprocal rank, Recall@1/5/10, and normalized discounted cumulative gain at rank 10 (nDCG@10). Its primary estimates are duplicate-component-adjusted macro means across source labels, preventing high-volume labels from determining the conclusion. A paired two-stage bootstrap uses 5,000 fixed-seed replicates. Each replicate samples 204 source-label occurrences with replacement and then independently resamples that occurrence's duplicate components; a label selected twice therefore receives two independent inner draws. The same component draw indexes every system and metric, preserving pairing for model differences (Savoy 1997).</w:t>
-      </w:r>
-    </w:p>
-    <w:p>
-      <w:pPr>
         <w:widowControl/>
         <w:spacing w:line="480" w:lineRule="auto" w:after="0"/>
         <w:ind w:firstLine="360"/>
@@ -1998,7 +1929,29 @@
           <w:color w:val="000000"/>
           <w:sz w:val="24"/>
         </w:rPr>
-        <w:t>Rhyme prediction reports top-1/3/5 accuracy, mean reciprocal rank (MRR), negative log likelihood (NLL), ten-bin expected calibration error (ECE), and coverage. Its 95% intervals use 2,000 resamples of test songs, preserving dependence among lines from the same song. Paired model differences reuse the same song-cluster resamples. Per-label macro results require at least 20 leakage-safe test events.</w:t>
+        <w:t>A sixfold sensitivity analysis fits the same TF–IDF specification only on training-fold texts and compares it with a matched all-corpus fit while holding duplicate-component folds and label profiles fixed (Supplementary Methods S2).</w:t>
+      </w:r>
+    </w:p>
+    <w:p>
+      <w:pPr>
+        <w:pStyle w:val="Heading2"/>
+      </w:pPr>
+      <w:r>
+        <w:t>4.3 Metrics and Uncertainty</w:t>
+      </w:r>
+    </w:p>
+    <w:p>
+      <w:pPr>
+        <w:widowControl/>
+        <w:spacing w:line="480" w:lineRule="auto" w:after="0"/>
+      </w:pPr>
+      <w:r>
+        <w:rPr>
+          <w:rFonts w:ascii="Times New Roman" w:hAnsi="Times New Roman" w:eastAsia="Times New Roman" w:cs="Times New Roman"/>
+          <w:color w:val="000000"/>
+          <w:sz w:val="24"/>
+        </w:rPr>
+        <w:t>Each result names its inferential unit. Retrieval has one relevant source label per query and reports reciprocal rank, Recall@1/5/10, and normalized discounted cumulative gain at rank 10 (nDCG@10). Its primary estimates are duplicate-component-adjusted macro means across source labels, preventing high-volume labels from determining the conclusion. A paired two-stage bootstrap uses 5,000 fixed-seed replicates. Each replicate samples 204 source-label occurrences with replacement and then independently resamples that occurrence's duplicate components; a label selected twice therefore receives two independent inner draws. The same component draw indexes every system and metric, preserving pairing for model differences (Savoy 1997).</w:t>
       </w:r>
     </w:p>
     <w:p>
@@ -2013,7 +1966,7 @@
           <w:color w:val="000000"/>
           <w:sz w:val="24"/>
         </w:rPr>
-        <w:t>The NER extraction layer reports counts and cross-method candidate agreement only. Without adjudicated occurrence truth, agreement is not precision, recall, or an F1 score. The downstream network is evaluated separately: source-label/reference rates receive Jeffreys intervals and all tested label/entity pairs are controlled by Benjamini–Hochberg false-discovery-rate (FDR) correction; co-mentions use hypergeometric tests and a separate FDR family. These intervals quantify fixed-corpus song-unit association, not entity-extraction accuracy or external-population generalization.</w:t>
+        <w:t>Rhyme prediction reports top-1/3/5 accuracy, mean reciprocal rank (MRR), negative log likelihood (NLL), ten-bin expected calibration error (ECE), and coverage. Its 95% intervals use 2,000 resamples of test songs, preserving dependence among lines from the same song. Paired model differences reuse the same song-cluster resamples. Per-label macro results require at least 20 leakage-safe test events.</w:t>
       </w:r>
     </w:p>
     <w:p>
@@ -2028,6 +1981,21 @@
           <w:color w:val="000000"/>
           <w:sz w:val="24"/>
         </w:rPr>
+        <w:t>The NER extraction layer reports counts and cross-method candidate agreement only. Without adjudicated occurrence truth, agreement is not precision, recall, or an F1 score. The downstream network is evaluated separately: source-label/reference rates receive Jeffreys intervals and all tested label/entity pairs are controlled by Benjamini–Hochberg false-discovery-rate (FDR) correction; co-mentions use hypergeometric tests and a separate FDR family. These intervals quantify fixed-corpus song-unit association, not entity-extraction accuracy or external-population generalization.</w:t>
+      </w:r>
+    </w:p>
+    <w:p>
+      <w:pPr>
+        <w:widowControl/>
+        <w:spacing w:line="480" w:lineRule="auto" w:after="0"/>
+        <w:ind w:firstLine="360"/>
+      </w:pPr>
+      <w:r>
+        <w:rPr>
+          <w:rFonts w:ascii="Times New Roman" w:hAnsi="Times New Roman" w:eastAsia="Times New Roman" w:cs="Times New Roman"/>
+          <w:color w:val="000000"/>
+          <w:sz w:val="24"/>
+        </w:rPr>
         <w:t>Fig. 1 summarizes the common evidence controls and the task-specific estimands and claim boundaries.</w:t>
       </w:r>
     </w:p>
@@ -2041,7 +2009,7 @@
         <w:drawing>
           <wp:inline xmlns:a="http://schemas.openxmlformats.org/drawingml/2006/main" xmlns:pic="http://schemas.openxmlformats.org/drawingml/2006/picture">
             <wp:extent cx="5715000" cy="3824653"/>
-            <wp:docPr id="1" name="Picture 1" descr="A top-to-bottom research pipeline begins with a frozen Chinese-rap lyric corpus and a shared evidence-control block. Three branches follow: repertoire retrieval using BGE-M3, character TF–IDF, and fusion; provisional cultural-reference extraction using lexicon and contextual Chinese NER evidence; and written-rhyme prediction using terminal-Han pinyin-final families and context models. Each branch states a boundary against identity, social-relation, or performed-rhyme claims." title="A top-to-bottom research pipeline begins with a frozen Chinese-rap lyric corpus "/>
+            <wp:docPr id="1" name="Picture 1" descr="A top-to-bottom research pipeline begins with a frozen Chinese-rap lyric corpus and a shared evidence-control block. Three branches follow: repertoire retrieval using BGE-M3, character TF–IDF, and fusion; provisional cultural-reference extraction using lexicon and contextual Chinese NER evidence; and written-rhyme prediction using terminal-Han pinyin-final families and context models. “Lyrical identity” is defined as a corpus-relative source-label repertoire; the branches reject verified-person, authorship, social-relation, and performed-rhyme claims." title="A top-to-bottom research pipeline begins with a frozen Chinese-rap lyric corpus "/>
             <wp:cNvGraphicFramePr>
               <a:graphicFrameLocks noChangeAspect="1"/>
             </wp:cNvGraphicFramePr>
@@ -2095,7 +2063,7 @@
           <w:color w:val="000000"/>
           <w:sz w:val="18"/>
         </w:rPr>
-        <w:t>Alt text: A top-to-bottom research pipeline begins with a frozen Chinese-rap lyric corpus and a shared evidence-control block. Three branches follow: repertoire retrieval using BGE-M3, character TF–IDF, and fusion; provisional cultural-reference extraction using lexicon and contextual Chinese NER evidence; and written-rhyme prediction using terminal-Han pinyin-final families and context models. Each branch states a boundary against identity, social-relation, or performed-rhyme claims.</w:t>
+        <w:t>Alt text: A top-to-bottom research pipeline begins with a frozen Chinese-rap lyric corpus and a shared evidence-control block. Three branches follow: repertoire retrieval using BGE-M3, character TF–IDF, and fusion; provisional cultural-reference extraction using lexicon and contextual Chinese NER evidence; and written-rhyme prediction using terminal-Han pinyin-final families and context models. “Lyrical identity” is defined as a corpus-relative source-label repertoire; the branches reject verified-person, authorship, social-relation, and performed-rhyme claims.</w:t>
       </w:r>
     </w:p>
     <w:p>
@@ -2313,6 +2281,21 @@
           <w:sz w:val="24"/>
         </w:rPr>
         <w:t>Character TF–IDF outperforms BGE-M3 dense retrieval on every primary metric, but their standardized fusion is better than either component (Table 2; Fig. 2). Fusion reaches macro MRR 0.447 (95% confidence interval [CI] 0.414–0.481) and Recall@10 0.611 (0.577–0.646). Its MRR advantage over TF–IDF is 0.031 (paired 95% CI 0.021–0.042); its Recall@10 advantage is 0.050 (0.033–0.066). Against BGE-M3, the fusion gains are larger: MRR +0.127 (0.106–0.147) and Recall@10 +0.103 (0.079–0.127). All five fusion-versus-component intervals are above zero.</w:t>
+      </w:r>
+    </w:p>
+    <w:p>
+      <w:pPr>
+        <w:widowControl/>
+        <w:spacing w:line="480" w:lineRule="auto" w:after="0"/>
+        <w:ind w:firstLine="360"/>
+      </w:pPr>
+      <w:r>
+        <w:rPr>
+          <w:rFonts w:ascii="Times New Roman" w:hAnsi="Times New Roman" w:eastAsia="Times New Roman" w:cs="Times New Roman"/>
+          <w:color w:val="000000"/>
+          <w:sz w:val="24"/>
+        </w:rPr>
+        <w:t>Under sixfold training-only fitting, fusion MRR remains 0.440 versus 0.405 for TF–IDF (difference +0.035, 95% CI 0.024–0.046). Matched transductive exposure adds only 0.004 MRR to either TF–IDF or fusion (+0.003963 and +0.003681, respectively); this small optimism cannot account for the fusion gain.</w:t>
       </w:r>
     </w:p>
     <w:tbl>
@@ -3151,7 +3134,24 @@
           <w:color w:val="000000"/>
           <w:sz w:val="24"/>
         </w:rPr>
-        <w:t>For the global layout, normalized centroids from the two text treatments are combined and projected by deterministic principal-components analysis. The first two components retain 26.2% of profile variation. Position is therefore an approximate overview for navigation; only a retained line defines a released match, and screen distance alone is not interpreted. The focused ego diagram below it uses a circular navigation layout whose angle and radius carry no analytical meaning.</w:t>
+        <w:t xml:space="preserve">The 86 cross-treatment matches are far above a degree-controlled null. Holding the primary graph fixed and rewiring the sensitivity graph while preserving every label's degree produced a mean overlap of 4.52 edges (95% null range 1–9; maximum 13) across 10,000 replicates; none reached the observed 86 (add-one Monte Carlo </w:t>
+      </w:r>
+      <w:r>
+        <w:rPr>
+          <w:rFonts w:ascii="Times New Roman" w:hAnsi="Times New Roman" w:eastAsia="Times New Roman" w:cs="Times New Roman"/>
+          <w:i/>
+          <w:color w:val="000000"/>
+          <w:sz w:val="24"/>
+        </w:rPr>
+        <w:t>p</w:t>
+      </w:r>
+      <w:r>
+        <w:rPr>
+          <w:rFonts w:ascii="Times New Roman" w:hAnsi="Times New Roman" w:eastAsia="Times New Roman" w:cs="Times New Roman"/>
+          <w:color w:val="000000"/>
+          <w:sz w:val="24"/>
+        </w:rPr>
+        <w:t xml:space="preserve"> &lt; 0.001). This tests specific adjacency agreement beyond degree structure, not whether each edge is independently significant or whether the graph recovers real-world cultural relations.</w:t>
       </w:r>
     </w:p>
     <w:p>
@@ -3166,229 +3166,7 @@
           <w:color w:val="000000"/>
           <w:sz w:val="24"/>
         </w:rPr>
-        <w:t>Repeatability is assessed with 250 fixed-seed resamples in which songs are sampled with replacement within each label and both reciprocal-top-five graphs are recomputed. Observed-edge selection frequency ranges from 0.072 to 0.712 (median 0.280); 16 of 86 edges, connecting 25 labels, meet the prespecified 0.50 display gate, and none reaches 0.80. This frequency is neither posterior probability nor statistical confidence. Auxiliary explanations are computed only after an edge exists: duplicate-controlled informative-Dirichlet distinctive wording, song-normalized written endings, and song-level writing-form probes. A signal is displayed only when it reaches the 90th percentile within its support stratum. Forty-eight edges have at least one such concordant signal; 38 remain semantic-only. These probes explain measurable common ground but do not causally decompose the embedding.</w:t>
-      </w:r>
-    </w:p>
-    <w:p>
-      <w:pPr>
-        <w:pStyle w:val="Heading1"/>
-      </w:pPr>
-      <w:r>
-        <w:t>6. Downstream Task 2: Chinese-Rap NER and a Provisional Cultural-Reference Network</w:t>
-      </w:r>
-    </w:p>
-    <w:p>
-      <w:pPr>
-        <w:pStyle w:val="Heading2"/>
-      </w:pPr>
-      <w:r>
-        <w:t>6.1 Schema and Evidence Status</w:t>
-      </w:r>
-    </w:p>
-    <w:p>
-      <w:pPr>
-        <w:widowControl/>
-        <w:spacing w:line="480" w:lineRule="auto" w:after="0"/>
-      </w:pPr>
-      <w:r>
-        <w:rPr>
-          <w:rFonts w:ascii="Times New Roman" w:hAnsi="Times New Roman" w:eastAsia="Times New Roman" w:cs="Times New Roman"/>
-          <w:color w:val="000000"/>
-          <w:sz w:val="24"/>
-        </w:rPr>
-        <w:t xml:space="preserve">The domain schema includes </w:t>
-      </w:r>
-      <w:r>
-        <w:rPr>
-          <w:rFonts w:ascii="Courier New" w:hAnsi="Courier New" w:eastAsia="Courier New" w:cs="Courier New"/>
-          <w:color w:val="000000"/>
-          <w:sz w:val="23"/>
-        </w:rPr>
-        <w:t>PERSON_REFERENCE</w:t>
-      </w:r>
-      <w:r>
-        <w:rPr>
-          <w:rFonts w:ascii="Times New Roman" w:hAnsi="Times New Roman" w:eastAsia="Times New Roman" w:cs="Times New Roman"/>
-          <w:color w:val="000000"/>
-          <w:sz w:val="24"/>
-        </w:rPr>
-        <w:t xml:space="preserve">, </w:t>
-      </w:r>
-      <w:r>
-        <w:rPr>
-          <w:rFonts w:ascii="Courier New" w:hAnsi="Courier New" w:eastAsia="Courier New" w:cs="Courier New"/>
-          <w:color w:val="000000"/>
-          <w:sz w:val="23"/>
-        </w:rPr>
-        <w:t>GROUP_CREW_OR_ORGANIZATION</w:t>
-      </w:r>
-      <w:r>
-        <w:rPr>
-          <w:rFonts w:ascii="Times New Roman" w:hAnsi="Times New Roman" w:eastAsia="Times New Roman" w:cs="Times New Roman"/>
-          <w:color w:val="000000"/>
-          <w:sz w:val="24"/>
-        </w:rPr>
-        <w:t xml:space="preserve">, </w:t>
-      </w:r>
-      <w:r>
-        <w:rPr>
-          <w:rFonts w:ascii="Courier New" w:hAnsi="Courier New" w:eastAsia="Courier New" w:cs="Courier New"/>
-          <w:color w:val="000000"/>
-          <w:sz w:val="23"/>
-        </w:rPr>
-        <w:t>PLACE</w:t>
-      </w:r>
-      <w:r>
-        <w:rPr>
-          <w:rFonts w:ascii="Times New Roman" w:hAnsi="Times New Roman" w:eastAsia="Times New Roman" w:cs="Times New Roman"/>
-          <w:color w:val="000000"/>
-          <w:sz w:val="24"/>
-        </w:rPr>
-        <w:t xml:space="preserve">, </w:t>
-      </w:r>
-      <w:r>
-        <w:rPr>
-          <w:rFonts w:ascii="Courier New" w:hAnsi="Courier New" w:eastAsia="Courier New" w:cs="Courier New"/>
-          <w:color w:val="000000"/>
-          <w:sz w:val="23"/>
-        </w:rPr>
-        <w:t>BRAND_OR_PRODUCT</w:t>
-      </w:r>
-      <w:r>
-        <w:rPr>
-          <w:rFonts w:ascii="Times New Roman" w:hAnsi="Times New Roman" w:eastAsia="Times New Roman" w:cs="Times New Roman"/>
-          <w:color w:val="000000"/>
-          <w:sz w:val="24"/>
-        </w:rPr>
-        <w:t xml:space="preserve">, </w:t>
-      </w:r>
-      <w:r>
-        <w:rPr>
-          <w:rFonts w:ascii="Courier New" w:hAnsi="Courier New" w:eastAsia="Courier New" w:cs="Courier New"/>
-          <w:color w:val="000000"/>
-          <w:sz w:val="23"/>
-        </w:rPr>
-        <w:t>WORK_OR_MEDIA</w:t>
-      </w:r>
-      <w:r>
-        <w:rPr>
-          <w:rFonts w:ascii="Times New Roman" w:hAnsi="Times New Roman" w:eastAsia="Times New Roman" w:cs="Times New Roman"/>
-          <w:color w:val="000000"/>
-          <w:sz w:val="24"/>
-        </w:rPr>
-        <w:t xml:space="preserve">, </w:t>
-      </w:r>
-      <w:r>
-        <w:rPr>
-          <w:rFonts w:ascii="Courier New" w:hAnsi="Courier New" w:eastAsia="Courier New" w:cs="Courier New"/>
-          <w:color w:val="000000"/>
-          <w:sz w:val="23"/>
-        </w:rPr>
-        <w:t>EVENT</w:t>
-      </w:r>
-      <w:r>
-        <w:rPr>
-          <w:rFonts w:ascii="Times New Roman" w:hAnsi="Times New Roman" w:eastAsia="Times New Roman" w:cs="Times New Roman"/>
-          <w:color w:val="000000"/>
-          <w:sz w:val="24"/>
-        </w:rPr>
-        <w:t xml:space="preserve">, </w:t>
-      </w:r>
-      <w:r>
-        <w:rPr>
-          <w:rFonts w:ascii="Courier New" w:hAnsi="Courier New" w:eastAsia="Courier New" w:cs="Courier New"/>
-          <w:color w:val="000000"/>
-          <w:sz w:val="23"/>
-        </w:rPr>
-        <w:t>LANGUAGE_OR_DIALECT_REFERENCE</w:t>
-      </w:r>
-      <w:r>
-        <w:rPr>
-          <w:rFonts w:ascii="Times New Roman" w:hAnsi="Times New Roman" w:eastAsia="Times New Roman" w:cs="Times New Roman"/>
-          <w:color w:val="000000"/>
-          <w:sz w:val="24"/>
-        </w:rPr>
-        <w:t xml:space="preserve">, </w:t>
-      </w:r>
-      <w:r>
-        <w:rPr>
-          <w:rFonts w:ascii="Courier New" w:hAnsi="Courier New" w:eastAsia="Courier New" w:cs="Courier New"/>
-          <w:color w:val="000000"/>
-          <w:sz w:val="23"/>
-        </w:rPr>
-        <w:t>ETHNOCULTURAL_GROUP_REFERENCE</w:t>
-      </w:r>
-      <w:r>
-        <w:rPr>
-          <w:rFonts w:ascii="Times New Roman" w:hAnsi="Times New Roman" w:eastAsia="Times New Roman" w:cs="Times New Roman"/>
-          <w:color w:val="000000"/>
-          <w:sz w:val="24"/>
-        </w:rPr>
-        <w:t xml:space="preserve">, </w:t>
-      </w:r>
-      <w:r>
-        <w:rPr>
-          <w:rFonts w:ascii="Courier New" w:hAnsi="Courier New" w:eastAsia="Courier New" w:cs="Courier New"/>
-          <w:color w:val="000000"/>
-          <w:sz w:val="23"/>
-        </w:rPr>
-        <w:t>RAP_CULTURE_CONCEPT</w:t>
-      </w:r>
-      <w:r>
-        <w:rPr>
-          <w:rFonts w:ascii="Times New Roman" w:hAnsi="Times New Roman" w:eastAsia="Times New Roman" w:cs="Times New Roman"/>
-          <w:color w:val="000000"/>
-          <w:sz w:val="24"/>
-        </w:rPr>
-        <w:t xml:space="preserve">, and </w:t>
-      </w:r>
-      <w:r>
-        <w:rPr>
-          <w:rFonts w:ascii="Courier New" w:hAnsi="Courier New" w:eastAsia="Courier New" w:cs="Courier New"/>
-          <w:color w:val="000000"/>
-          <w:sz w:val="23"/>
-        </w:rPr>
-        <w:t>OTHER_CULTURAL_REFERENCE</w:t>
-      </w:r>
-      <w:r>
-        <w:rPr>
-          <w:rFonts w:ascii="Times New Roman" w:hAnsi="Times New Roman" w:eastAsia="Times New Roman" w:cs="Times New Roman"/>
-          <w:color w:val="000000"/>
-          <w:sz w:val="24"/>
-        </w:rPr>
-        <w:t xml:space="preserve">, plus </w:t>
-      </w:r>
-      <w:r>
-        <w:rPr>
-          <w:rFonts w:ascii="Courier New" w:hAnsi="Courier New" w:eastAsia="Courier New" w:cs="Courier New"/>
-          <w:color w:val="000000"/>
-          <w:sz w:val="23"/>
-        </w:rPr>
-        <w:t>NOT_ENTITY</w:t>
-      </w:r>
-      <w:r>
-        <w:rPr>
-          <w:rFonts w:ascii="Times New Roman" w:hAnsi="Times New Roman" w:eastAsia="Times New Roman" w:cs="Times New Roman"/>
-          <w:color w:val="000000"/>
-          <w:sz w:val="24"/>
-        </w:rPr>
-        <w:t xml:space="preserve"> and </w:t>
-      </w:r>
-      <w:r>
-        <w:rPr>
-          <w:rFonts w:ascii="Courier New" w:hAnsi="Courier New" w:eastAsia="Courier New" w:cs="Courier New"/>
-          <w:color w:val="000000"/>
-          <w:sz w:val="23"/>
-        </w:rPr>
-        <w:t>UNCERTAIN</w:t>
-      </w:r>
-      <w:r>
-        <w:rPr>
-          <w:rFonts w:ascii="Times New Roman" w:hAnsi="Times New Roman" w:eastAsia="Times New Roman" w:cs="Times New Roman"/>
-          <w:color w:val="000000"/>
-          <w:sz w:val="24"/>
-        </w:rPr>
-        <w:t>. A person reference may be real, stage-named, fictional, or mythic; it never automatically denotes a rapper. Reviewers label validity, type, referential status, normalized surface, linking status, confidence, and corrections in private context.</w:t>
+        <w:t>For the global layout, normalized centroids from both text treatments are combined and projected by deterministic principal-components analysis (PCA). The first two components retain 26.2% of profile variation. At five neighbours, trustworthiness is 0.785 and exact high-dimensional-neighbour retention is 0.173, versus a random expectation of 0.025. The map therefore preserves broad structure beyond chance but not every local neighbourhood: only a retained line defines a released match, while screen distance and the focused ego diagram's angle and radius remain non-analytical.</w:t>
       </w:r>
     </w:p>
     <w:p>
@@ -3403,7 +3181,244 @@
           <w:color w:val="000000"/>
           <w:sz w:val="24"/>
         </w:rPr>
-        <w:t>The current corpus has no completed occurrence-level human gold. Two legacy, superseded sets—300 context-review forms and 300 occurrence-review tasks—contain zero completed decisions, and no verified entity or relation registry rows exist. The primary release instead provides a newly sampled 800-occurrence dual-review package. We therefore treat NER as a research-resource and readiness result. No accuracy metric is reported.</w:t>
+        <w:t>Repeatability is assessed with 250 fixed-seed resamples in which songs are sampled with replacement within each label and both reciprocal-top-five graphs are recomputed. Observed-edge selection frequency ranges from 0.072 to 0.712 (median 0.280); 16 of 86 edges, connecting 25 labels, meet the prespecified 0.50 display gate, and none reaches 0.80. This frequency is neither posterior probability nor statistical confidence. Auxiliary explanations are computed only after an edge exists: duplicate-controlled informative-Dirichlet distinctive wording, song-normalized written endings, and song-level writing-form probes. A signal is displayed only when it reaches the 90th percentile within its support stratum. Forty-eight edges have at least one such concordant signal; 38 remain semantic-only. These probes explain measurable common ground but do not causally decompose the embedding.</w:t>
+      </w:r>
+    </w:p>
+    <w:p>
+      <w:pPr>
+        <w:pStyle w:val="Heading1"/>
+      </w:pPr>
+      <w:r>
+        <w:t>6. Downstream Task 2: Chinese-Rap NER and a Provisional Cultural-Reference Network</w:t>
+      </w:r>
+    </w:p>
+    <w:p>
+      <w:pPr>
+        <w:pStyle w:val="Heading2"/>
+      </w:pPr>
+      <w:r>
+        <w:t>6.1 Schema and Evidence Status</w:t>
+      </w:r>
+    </w:p>
+    <w:p>
+      <w:pPr>
+        <w:widowControl/>
+        <w:spacing w:line="480" w:lineRule="auto" w:after="0"/>
+      </w:pPr>
+      <w:r>
+        <w:rPr>
+          <w:rFonts w:ascii="Times New Roman" w:hAnsi="Times New Roman" w:eastAsia="Times New Roman" w:cs="Times New Roman"/>
+          <w:color w:val="000000"/>
+          <w:sz w:val="24"/>
+        </w:rPr>
+        <w:t xml:space="preserve">The domain schema includes </w:t>
+      </w:r>
+      <w:r>
+        <w:rPr>
+          <w:rFonts w:ascii="Courier New" w:hAnsi="Courier New" w:eastAsia="Courier New" w:cs="Courier New"/>
+          <w:color w:val="000000"/>
+          <w:sz w:val="23"/>
+        </w:rPr>
+        <w:t>PERSON_REFERENCE</w:t>
+      </w:r>
+      <w:r>
+        <w:rPr>
+          <w:rFonts w:ascii="Times New Roman" w:hAnsi="Times New Roman" w:eastAsia="Times New Roman" w:cs="Times New Roman"/>
+          <w:color w:val="000000"/>
+          <w:sz w:val="24"/>
+        </w:rPr>
+        <w:t xml:space="preserve">, </w:t>
+      </w:r>
+      <w:r>
+        <w:rPr>
+          <w:rFonts w:ascii="Courier New" w:hAnsi="Courier New" w:eastAsia="Courier New" w:cs="Courier New"/>
+          <w:color w:val="000000"/>
+          <w:sz w:val="23"/>
+        </w:rPr>
+        <w:t>GROUP_CREW_OR_ORGANIZATION</w:t>
+      </w:r>
+      <w:r>
+        <w:rPr>
+          <w:rFonts w:ascii="Times New Roman" w:hAnsi="Times New Roman" w:eastAsia="Times New Roman" w:cs="Times New Roman"/>
+          <w:color w:val="000000"/>
+          <w:sz w:val="24"/>
+        </w:rPr>
+        <w:t xml:space="preserve">, </w:t>
+      </w:r>
+      <w:r>
+        <w:rPr>
+          <w:rFonts w:ascii="Courier New" w:hAnsi="Courier New" w:eastAsia="Courier New" w:cs="Courier New"/>
+          <w:color w:val="000000"/>
+          <w:sz w:val="23"/>
+        </w:rPr>
+        <w:t>PLACE</w:t>
+      </w:r>
+      <w:r>
+        <w:rPr>
+          <w:rFonts w:ascii="Times New Roman" w:hAnsi="Times New Roman" w:eastAsia="Times New Roman" w:cs="Times New Roman"/>
+          <w:color w:val="000000"/>
+          <w:sz w:val="24"/>
+        </w:rPr>
+        <w:t xml:space="preserve">, </w:t>
+      </w:r>
+      <w:r>
+        <w:rPr>
+          <w:rFonts w:ascii="Courier New" w:hAnsi="Courier New" w:eastAsia="Courier New" w:cs="Courier New"/>
+          <w:color w:val="000000"/>
+          <w:sz w:val="23"/>
+        </w:rPr>
+        <w:t>BRAND_OR_PRODUCT</w:t>
+      </w:r>
+      <w:r>
+        <w:rPr>
+          <w:rFonts w:ascii="Times New Roman" w:hAnsi="Times New Roman" w:eastAsia="Times New Roman" w:cs="Times New Roman"/>
+          <w:color w:val="000000"/>
+          <w:sz w:val="24"/>
+        </w:rPr>
+        <w:t xml:space="preserve">, </w:t>
+      </w:r>
+      <w:r>
+        <w:rPr>
+          <w:rFonts w:ascii="Courier New" w:hAnsi="Courier New" w:eastAsia="Courier New" w:cs="Courier New"/>
+          <w:color w:val="000000"/>
+          <w:sz w:val="23"/>
+        </w:rPr>
+        <w:t>WORK_OR_MEDIA</w:t>
+      </w:r>
+      <w:r>
+        <w:rPr>
+          <w:rFonts w:ascii="Times New Roman" w:hAnsi="Times New Roman" w:eastAsia="Times New Roman" w:cs="Times New Roman"/>
+          <w:color w:val="000000"/>
+          <w:sz w:val="24"/>
+        </w:rPr>
+        <w:t xml:space="preserve">, </w:t>
+      </w:r>
+      <w:r>
+        <w:rPr>
+          <w:rFonts w:ascii="Courier New" w:hAnsi="Courier New" w:eastAsia="Courier New" w:cs="Courier New"/>
+          <w:color w:val="000000"/>
+          <w:sz w:val="23"/>
+        </w:rPr>
+        <w:t>EVENT</w:t>
+      </w:r>
+      <w:r>
+        <w:rPr>
+          <w:rFonts w:ascii="Times New Roman" w:hAnsi="Times New Roman" w:eastAsia="Times New Roman" w:cs="Times New Roman"/>
+          <w:color w:val="000000"/>
+          <w:sz w:val="24"/>
+        </w:rPr>
+        <w:t xml:space="preserve">, </w:t>
+      </w:r>
+      <w:r>
+        <w:rPr>
+          <w:rFonts w:ascii="Courier New" w:hAnsi="Courier New" w:eastAsia="Courier New" w:cs="Courier New"/>
+          <w:color w:val="000000"/>
+          <w:sz w:val="23"/>
+        </w:rPr>
+        <w:t>LANGUAGE_OR_DIALECT_REFERENCE</w:t>
+      </w:r>
+      <w:r>
+        <w:rPr>
+          <w:rFonts w:ascii="Times New Roman" w:hAnsi="Times New Roman" w:eastAsia="Times New Roman" w:cs="Times New Roman"/>
+          <w:color w:val="000000"/>
+          <w:sz w:val="24"/>
+        </w:rPr>
+        <w:t xml:space="preserve">, </w:t>
+      </w:r>
+      <w:r>
+        <w:rPr>
+          <w:rFonts w:ascii="Courier New" w:hAnsi="Courier New" w:eastAsia="Courier New" w:cs="Courier New"/>
+          <w:color w:val="000000"/>
+          <w:sz w:val="23"/>
+        </w:rPr>
+        <w:t>ETHNOCULTURAL_GROUP_REFERENCE</w:t>
+      </w:r>
+      <w:r>
+        <w:rPr>
+          <w:rFonts w:ascii="Times New Roman" w:hAnsi="Times New Roman" w:eastAsia="Times New Roman" w:cs="Times New Roman"/>
+          <w:color w:val="000000"/>
+          <w:sz w:val="24"/>
+        </w:rPr>
+        <w:t xml:space="preserve">, </w:t>
+      </w:r>
+      <w:r>
+        <w:rPr>
+          <w:rFonts w:ascii="Courier New" w:hAnsi="Courier New" w:eastAsia="Courier New" w:cs="Courier New"/>
+          <w:color w:val="000000"/>
+          <w:sz w:val="23"/>
+        </w:rPr>
+        <w:t>RAP_CULTURE_CONCEPT</w:t>
+      </w:r>
+      <w:r>
+        <w:rPr>
+          <w:rFonts w:ascii="Times New Roman" w:hAnsi="Times New Roman" w:eastAsia="Times New Roman" w:cs="Times New Roman"/>
+          <w:color w:val="000000"/>
+          <w:sz w:val="24"/>
+        </w:rPr>
+        <w:t xml:space="preserve">, and </w:t>
+      </w:r>
+      <w:r>
+        <w:rPr>
+          <w:rFonts w:ascii="Courier New" w:hAnsi="Courier New" w:eastAsia="Courier New" w:cs="Courier New"/>
+          <w:color w:val="000000"/>
+          <w:sz w:val="23"/>
+        </w:rPr>
+        <w:t>OTHER_CULTURAL_REFERENCE</w:t>
+      </w:r>
+      <w:r>
+        <w:rPr>
+          <w:rFonts w:ascii="Times New Roman" w:hAnsi="Times New Roman" w:eastAsia="Times New Roman" w:cs="Times New Roman"/>
+          <w:color w:val="000000"/>
+          <w:sz w:val="24"/>
+        </w:rPr>
+        <w:t xml:space="preserve">, plus </w:t>
+      </w:r>
+      <w:r>
+        <w:rPr>
+          <w:rFonts w:ascii="Courier New" w:hAnsi="Courier New" w:eastAsia="Courier New" w:cs="Courier New"/>
+          <w:color w:val="000000"/>
+          <w:sz w:val="23"/>
+        </w:rPr>
+        <w:t>NOT_ENTITY</w:t>
+      </w:r>
+      <w:r>
+        <w:rPr>
+          <w:rFonts w:ascii="Times New Roman" w:hAnsi="Times New Roman" w:eastAsia="Times New Roman" w:cs="Times New Roman"/>
+          <w:color w:val="000000"/>
+          <w:sz w:val="24"/>
+        </w:rPr>
+        <w:t xml:space="preserve"> and </w:t>
+      </w:r>
+      <w:r>
+        <w:rPr>
+          <w:rFonts w:ascii="Courier New" w:hAnsi="Courier New" w:eastAsia="Courier New" w:cs="Courier New"/>
+          <w:color w:val="000000"/>
+          <w:sz w:val="23"/>
+        </w:rPr>
+        <w:t>UNCERTAIN</w:t>
+      </w:r>
+      <w:r>
+        <w:rPr>
+          <w:rFonts w:ascii="Times New Roman" w:hAnsi="Times New Roman" w:eastAsia="Times New Roman" w:cs="Times New Roman"/>
+          <w:color w:val="000000"/>
+          <w:sz w:val="24"/>
+        </w:rPr>
+        <w:t>. A person reference may be real, stage-named, fictional, or mythic; it never automatically denotes a rapper. Reviewers label validity, type, referential status, normalized surface, linking status, confidence, and corrections in private context.</w:t>
+      </w:r>
+    </w:p>
+    <w:p>
+      <w:pPr>
+        <w:widowControl/>
+        <w:spacing w:line="480" w:lineRule="auto" w:after="0"/>
+        <w:ind w:firstLine="360"/>
+      </w:pPr>
+      <w:r>
+        <w:rPr>
+          <w:rFonts w:ascii="Times New Roman" w:hAnsi="Times New Roman" w:eastAsia="Times New Roman" w:cs="Times New Roman"/>
+          <w:color w:val="000000"/>
+          <w:sz w:val="24"/>
+        </w:rPr>
+        <w:t>The current corpus has no completed occurrence-level human gold. The primary release provides two blank, complementary packages: an 800-occurrence corpuswide dual-review sample and a claim-directed audit containing all 157 unique occurrences supporting the six released label/reference and four co-mention claims. Both require independent dual review and adjudication; claim/control status is blinded in the claim-directed package, and zero decisions are complete. The claim audit completely covers its released-claim frame but is claim-conditioned, so neither package presently supports precision, recall, F1, inter-annotator agreement, or claim-confirmation rates.</w:t>
       </w:r>
     </w:p>
     <w:p>
@@ -4503,6 +4518,89 @@
                 <w:sz w:val="18"/>
               </w:rPr>
               <w:t>Required path to human gold</w:t>
+            </w:r>
+          </w:p>
+        </w:tc>
+      </w:tr>
+      <w:tr>
+        <w:trPr>
+          <w:cantSplit/>
+        </w:trPr>
+        <w:tc>
+          <w:tcPr>
+            <w:tcW w:type="dxa" w:w="4305"/>
+            <w:vAlign w:val="center"/>
+            <w:tcMar>
+              <w:top w:w="80" w:type="dxa"/>
+              <w:start w:w="90" w:type="dxa"/>
+              <w:bottom w:w="80" w:type="dxa"/>
+              <w:end w:w="90" w:type="dxa"/>
+            </w:tcMar>
+          </w:tcPr>
+          <w:p>
+            <w:pPr>
+              <w:keepLines/>
+              <w:spacing w:line="240" w:lineRule="auto" w:after="0"/>
+            </w:pPr>
+            <w:r>
+              <w:rPr>
+                <w:rFonts w:ascii="Times New Roman" w:hAnsi="Times New Roman" w:eastAsia="Times New Roman" w:cs="Times New Roman"/>
+                <w:color w:val="000000"/>
+                <w:sz w:val="18"/>
+              </w:rPr>
+              <w:t>Claim-directed audit</w:t>
+            </w:r>
+          </w:p>
+        </w:tc>
+        <w:tc>
+          <w:tcPr>
+            <w:tcW w:type="dxa" w:w="2527"/>
+            <w:vAlign w:val="center"/>
+            <w:tcMar>
+              <w:top w:w="80" w:type="dxa"/>
+              <w:start w:w="90" w:type="dxa"/>
+              <w:bottom w:w="80" w:type="dxa"/>
+              <w:end w:w="90" w:type="dxa"/>
+            </w:tcMar>
+          </w:tcPr>
+          <w:p>
+            <w:pPr>
+              <w:keepLines/>
+              <w:spacing w:line="240" w:lineRule="auto" w:after="0"/>
+            </w:pPr>
+            <w:r>
+              <w:rPr>
+                <w:rFonts w:ascii="Times New Roman" w:hAnsi="Times New Roman" w:eastAsia="Times New Roman" w:cs="Times New Roman"/>
+                <w:color w:val="000000"/>
+                <w:sz w:val="18"/>
+              </w:rPr>
+              <w:t>157 unique occurrences</w:t>
+            </w:r>
+          </w:p>
+        </w:tc>
+        <w:tc>
+          <w:tcPr>
+            <w:tcW w:type="dxa" w:w="2528"/>
+            <w:vAlign w:val="center"/>
+            <w:tcMar>
+              <w:top w:w="80" w:type="dxa"/>
+              <w:start w:w="90" w:type="dxa"/>
+              <w:bottom w:w="80" w:type="dxa"/>
+              <w:end w:w="90" w:type="dxa"/>
+            </w:tcMar>
+          </w:tcPr>
+          <w:p>
+            <w:pPr>
+              <w:keepLines/>
+              <w:spacing w:line="240" w:lineRule="auto" w:after="0"/>
+            </w:pPr>
+            <w:r>
+              <w:rPr>
+                <w:rFonts w:ascii="Times New Roman" w:hAnsi="Times New Roman" w:eastAsia="Times New Roman" w:cs="Times New Roman"/>
+                <w:color w:val="000000"/>
+                <w:sz w:val="18"/>
+              </w:rPr>
+              <w:t>All support for ten released claims; 0 reviewed</w:t>
             </w:r>
           </w:p>
         </w:tc>
@@ -6426,7 +6524,7 @@
           <w:color w:val="000000"/>
           <w:sz w:val="24"/>
         </w:rPr>
-        <w:t xml:space="preserve">RQ2 is therefore answered in terms of readiness, leakage sensitivity, and statistically supported aggregate association rather than extraction accuracy. The frozen corpuswide inventory of 33 surfaces contracts to 22 after cross-label shared-text exclusion and the fixed graph universe are applied. The old support/lift-only 85 repertoire links contract first to 40 under the same shared-text control and then to six under song-unit uncertainty and BH-FDR; four entity co-mentions survive the corrected all-song denominator and multiplicity gate. None is human occurrence gold. The 800-item dual-review design is the next required empirical step. Only after adjudication can strict-span micro precision/recall/F1, per-type support, boundary/type errors, inter-annotator agreement, and external uncertainty be reported. Network centrality should remain withheld until error by type and support is understood, because extraction bias can become cultural visibility bias (Lassen </w:t>
+        <w:t xml:space="preserve">RQ2 is therefore answered in terms of readiness, leakage sensitivity, and statistically supported aggregate association rather than extraction accuracy. The frozen corpuswide inventory of 33 surfaces contracts to 22 after cross-label shared-text exclusion and the fixed graph universe are applied. The old support/lift-only 85 repertoire links contract first to 40 under the same shared-text control and then to six under song-unit uncertainty and BH-FDR; four entity co-mentions survive the corrected all-song denominator and multiplicity gate. None is human occurrence gold. The 800-item corpuswide design and unreviewed 157-occurrence released-claim audit are the next required empirical steps. Only after adjudication can strict-span micro precision/recall/F1, per-type support, boundary/type errors, inter-annotator agreement, and external uncertainty be reported. Network centrality should remain withheld until error by type and support is understood, because extraction bias can become cultural visibility bias (Lassen </w:t>
       </w:r>
       <w:r>
         <w:rPr>

--- a/paper/Chinese_Rap_Evidence_Grounded_Manuscript.docx
+++ b/paper/Chinese_Rap_Evidence_Grounded_Manuscript.docx
@@ -29,7 +29,7 @@
           <w:color w:val="000000"/>
           <w:sz w:val="38"/>
         </w:rPr>
-        <w:t>Language, Reference, and Written Rhyme: Evidence-Grounded Downstream Analysis of Chinese Rap Lyrics</w:t>
+        <w:t>Language, Reference, and Written Rhyme: Evidence‑Grounded Downstream Analysis of Chinese Rap Lyrics</w:t>
       </w:r>
     </w:p>
     <w:p>
@@ -906,7 +906,7 @@
           <w:color w:val="000000"/>
           <w:sz w:val="24"/>
         </w:rPr>
-        <w:t>The export is a convenience snapshot rather than a census. It lacks stable per-track identifiers and verified records for source platforms, acquisition dates, temporal coverage, sampling, transcription origin, and rights or ethics basis. Those owner-supplied facts remain required before submission and are tracked separately; no provenance is inferred from lyrics or filenames. Full reconciliation, exception totals, and checksums appear in the public supplement.</w:t>
+        <w:t>PD-002 reconstructed the legacy cleaner: artist/text deduplication removed 2,894 chunks and 177 song IDs; 131 are conservative duplicate records and 46 require review. The live Drive sheet matched 26,833 keys; all 33 substantive cell differences were adjudicated. Canonical gates explain 7,214/22,132 upstream versus 7,211/22,128 analyzed. Results remain snapshot-conditional.</w:t>
       </w:r>
     </w:p>
     <w:p>
@@ -921,7 +921,22 @@
           <w:color w:val="000000"/>
           <w:sz w:val="24"/>
         </w:rPr>
-        <w:t>The source-credit label is immutable corpus provenance, not independently verified identity. Four titles have externally verified overrides in the metadata sidecar, but the study does not attempt global person resolution. This boundary affects every task: retrieval predicts a corpus label; NER identifies lyric-reference surfaces; rhyme fingerprints summarize label-attached written lines. The public release excludes lyric text, full lines, song/chunk identifiers, membership rows, row-level lyric-content hashes, embeddings, and reviewer contexts. File-level checksums remain as non-content integrity metadata.</w:t>
+        <w:t>The export is a convenience snapshot rather than a census. It lacks stable per-track identifiers and verified records for source platforms, acquisition dates, temporal coverage, sampling, transcription origin, and rights or ethics basis. Those owner-supplied facts remain required; none is inferred from lyrics or filenames. Full reconciliation, exception totals, and checksums appear in the public supplement.</w:t>
+      </w:r>
+    </w:p>
+    <w:p>
+      <w:pPr>
+        <w:widowControl/>
+        <w:spacing w:line="480" w:lineRule="auto" w:after="0"/>
+        <w:ind w:firstLine="360"/>
+      </w:pPr>
+      <w:r>
+        <w:rPr>
+          <w:rFonts w:ascii="Times New Roman" w:hAnsi="Times New Roman" w:eastAsia="Times New Roman" w:cs="Times New Roman"/>
+          <w:color w:val="000000"/>
+          <w:sz w:val="24"/>
+        </w:rPr>
+        <w:t>The source-credit label is corpus provenance, not verified identity; the study does not attempt global person resolution. Retrieval predicts that label, NER identifies lyric-reference surfaces, and rhyme fingerprints summarize label-attached lines. The public release excludes lyric text, full lines, song/chunk identifiers, membership rows, row-level lyric-content hashes, embeddings, and reviewer contexts. File-level checksums remain as non-content integrity metadata.</w:t>
       </w:r>
     </w:p>
     <w:p>
@@ -1730,6 +1745,7 @@
     <w:p>
       <w:pPr>
         <w:pStyle w:val="Caption"/>
+        <w:keepNext w:val="0"/>
       </w:pPr>
       <w:r>
         <w:rPr>
@@ -2993,6 +3009,7 @@
     <w:p>
       <w:pPr>
         <w:pStyle w:val="Caption"/>
+        <w:keepNext w:val="0"/>
       </w:pPr>
       <w:r>
         <w:rPr>
@@ -4614,6 +4631,7 @@
     <w:p>
       <w:pPr>
         <w:pStyle w:val="Caption"/>
+        <w:keepNext w:val="0"/>
       </w:pPr>
       <w:r>
         <w:rPr>
@@ -4718,7 +4736,7 @@
           <w:color w:val="000000"/>
           <w:sz w:val="24"/>
         </w:rPr>
-        <w:t>The rhyme task uses the same 204 source labels and the shared-text-exclusion population. Newline boundaries in cleaned source text define written lines. Empty lines, explicit section or credit headers, lines without Han characters, unclassifiable endings, and lines whose final non-space character is not Han are excluded from the primary estimand. This last rule prevents an earlier ambiguity in which the last Han character could be extracted from a line that actually ended in Latin script, a digit, or another symbol. The retained population contains 283,806 strict-Han-ending line occurrences across 5,619 songs; 52,152 are repeated-line occurrences. Repetition is retained because hooks are part of the written sequence, but every transition must connect two lines that were originally adjacent in the same chunk. No transition bridges an omitted original line.</w:t>
+        <w:t>The rhyme task uses the same 204 source labels and the shared-text-exclusion population. Newline boundaries in cleaned source text define written lines. Empty lines, explicit section or credit headers, lines without Han characters, unclassifiable endings, and lines whose final non-space character is not Han are excluded from the primary estimand. This last rule prevents an earlier ambiguity in which the last Han character could be extracted from a line that actually ended in Latin script, a digit, or another symbol. The fixed task universe has 5,619 songs: 5,452 contribute 283,806 strict-Han-ending lines and 5,347 contribute 238,881 adjacent transitions. Its 52,152 repeat count is excess after first within label/song; repeats retain surviving positions and transitions preserve original adjacency. Reconnecting eligible pre-snapshot chunks adds 7,033 lines and 4,938 transitions, with task-universe total variation 0.001789 and switch-rate change 0.001390; prediction models were not retrained.</w:t>
       </w:r>
     </w:p>
     <w:p>
@@ -6131,6 +6149,7 @@
     <w:p>
       <w:pPr>
         <w:pStyle w:val="Caption"/>
+        <w:keepNext w:val="0"/>
       </w:pPr>
       <w:r>
         <w:rPr>
@@ -6716,7 +6735,7 @@
           <w:color w:val="000000"/>
           <w:sz w:val="24"/>
         </w:rPr>
-        <w:t xml:space="preserve"> 2023; Wang and Lin 2024). The strict estimand excludes code-switched and other non-Han terminal characters, so it does not describe every line in the corpus. Repeated lines are retained with their original adjacency because hooks are real compositional structure; a non-repeated-target sensitivity analysis shows that the headline ranking result is not solely driven by them. Ending-family prediction must not be described as performed rhyme or flow.</w:t>
+        <w:t xml:space="preserve"> 2023; Wang and Lin 2024). The strict estimand excludes code-switched and other non-Han terminal characters, so it does not describe every line in the corpus. Repeats retain original adjacency only inside chunks surviving legacy deduplication; the non-repeat sensitivity supports the frozen result. The counterfactual supports aggregate family shares and switch rate, not unretrained prediction metrics. Ending-family prediction must not be described as performed rhyme or flow.</w:t>
       </w:r>
     </w:p>
     <w:p>

--- a/paper/Chinese_Rap_Evidence_Grounded_Manuscript.docx
+++ b/paper/Chinese_Rap_Evidence_Grounded_Manuscript.docx
@@ -236,7 +236,7 @@
           <w:color w:val="000000"/>
           <w:sz w:val="24"/>
         </w:rPr>
-        <w:t>A text embedding is an intermediate representation, not a cultural finding. It becomes useful evidence only after researchers specify what the vector must do, define the unit on which it will be tested, compare it with simpler alternatives, control leakage, quantify uncertainty, and explain when the system should abstain. These requirements are easy to obscure in an interactive map: a screen can place two performers close together even when the underlying proximity is unstable, caused by repeated text, or semantically opaque. The visualization then appears to answer a question that the method never posed.</w:t>
+        <w:t>A text embedding becomes cultural evidence only after researchers specify its task and test unit, compare simpler alternatives, control leakage, quantify uncertainty, and define abstention. An interactive map can otherwise imply a stable relation when proximity is repeated, unstable, or opaque, answering a question the method never posed.</w:t>
       </w:r>
     </w:p>
     <w:p>
@@ -251,7 +251,7 @@
           <w:color w:val="000000"/>
           <w:sz w:val="24"/>
         </w:rPr>
-        <w:t xml:space="preserve">Chinese rap makes this problem unusually visible. Its lyrics combine Mandarin with English and other linguistic material, names and cultural references, repeated hooks, non-standard spellings, line-final phonetic patterning, and metadata that may conflate individuals, groups, aliases, and collaborations. No single representation can safely turn these heterogeneous signals into a claim about “style”. Work on authorship representation shows that topic and proper nouns can contribute strongly to apparently stylistic discrimination (Sundararajan and Woodard 2018; Wang </w:t>
+        <w:t xml:space="preserve">Chinese rap makes this problem visible: Mandarin and English, cultural references, repeated hooks, non-standard spelling, line-final form, and ambiguous credit metadata coexist. No representation can safely collapse these signals into “style”. Topic and proper nouns can drive apparently stylistic discrimination (Sundararajan and Woodard 2018; Wang </w:t>
       </w:r>
       <w:r>
         <w:rPr>
@@ -268,7 +268,7 @@
           <w:color w:val="000000"/>
           <w:sz w:val="24"/>
         </w:rPr>
-        <w:t xml:space="preserve"> 2023). A source-label match may therefore reflect subject matter, named worlds, repeated expressions, writing form, or combinations of these—not a pure and stable personal essence.</w:t>
+        <w:t xml:space="preserve"> 2023), so a source-label match may reflect subject matter, named worlds, repetition, or writing form rather than a personal essence.</w:t>
       </w:r>
     </w:p>
     <w:p>
@@ -332,7 +332,7 @@
           <w:color w:val="000000"/>
           <w:sz w:val="24"/>
         </w:rPr>
-        <w:t>The article makes three linked contributions. First, strict fixed-corpus retrieval compares frozen BGE-M3, character 2–5-gram term frequency–inverse document frequency (TF–IDF), and untuned fusion after removing each query song and detected duplicates from candidate profiles. Second, a Chinese-rap named-entity recognition (NER) schema, two candidate baselines, an 800-occurrence dual-review package, and a provisional cultural-reference network make every edge textual and typed; incomplete human review precludes precision, recall, or an F1 score (the harmonic mean of precision and recall). Third, a 17-class model predicts strictly adjacent dictionary-estimated written endings, separates continuation from switching, tests the value of source-label input, and supports validation-defined abstention.</w:t>
+        <w:t>The article contributes three linked evaluations. Strict retrieval compares frozen BGE-M3, character 2–5-gram TF–IDF, and untuned fusion after query and duplicate removal. A Chinese-rap NER schema, two candidate baselines, an 800-occurrence review package, and a provisional typed network keep extraction accuracy withheld until review. A 17-class model predicts adjacent dictionary-estimated written endings, separates continuation from switching, tests source-label input, and supports validation-defined abstention.</w:t>
       </w:r>
     </w:p>
     <w:p>
@@ -347,7 +347,7 @@
           <w:color w:val="000000"/>
           <w:sz w:val="24"/>
         </w:rPr>
-        <w:t>These tasks capture complementary dimensions. Retrieval asks what a held-out song resembles in the corpus. NER asks which named cultural worlds are referenced and how those references aggregate. Written-ending prediction asks how line-final form changes across a sequence. The companion results interface exposes these outputs as three actions—exploring a repertoire, a cultural reference, or a possible next written-ending class—but the interface does not substitute for the paper's methods or evidence.</w:t>
+        <w:t>Retrieval asks what a held-out song resembles; NER asks which named cultural worlds are referenced; written-ending prediction asks how line-final form changes. The companion interface exposes these outputs but does not substitute for the methods or evidence.</w:t>
       </w:r>
     </w:p>
     <w:p>
@@ -520,7 +520,7 @@
           <w:color w:val="000000"/>
           <w:sz w:val="24"/>
         </w:rPr>
-        <w:t xml:space="preserve">Chinese rap is not simply an English-language genre transferred into Chinese text. Ethnographic and lyric-centered studies show performers reworking global hip-hop resources through regional language, Putonghua, English, slang, local knowledge, and place to construct locally meaningful positions (Barrett 2012; Wang 2013; Liu 2014). Work on Higher Brothers further separates written multilingual material from the vocal intelligibility and production through which local, national, and global identities are negotiated (Liu 2021). These studies motivate </w:t>
+        <w:t xml:space="preserve">Ethnographic and lyric-centered studies show Chinese performers reworking global hip-hop through regional language, Putonghua, English, slang, local knowledge, and place (Barrett 2012; Wang 2013; Liu 2014). Work on Higher Brothers separates written multilingual material from the vocal intelligibility and production through which identities are negotiated (Liu 2021). These studies motivate </w:t>
       </w:r>
       <w:r>
         <w:rPr>
@@ -537,7 +537,7 @@
           <w:color w:val="000000"/>
           <w:sz w:val="24"/>
         </w:rPr>
-        <w:t xml:space="preserve"> as a situated bundle of recurring corpus evidence, while ruling out authenticity scores or a fixed real-world identity inferred from text alone.</w:t>
+        <w:t xml:space="preserve"> as situated corpus evidence, not an authenticity score or fixed identity inferred from text.</w:t>
       </w:r>
     </w:p>
     <w:p>
@@ -574,7 +574,7 @@
           <w:color w:val="000000"/>
           <w:sz w:val="24"/>
         </w:rPr>
-        <w:t xml:space="preserve">BGE-M3 was designed for multilingual, multi-function, and multi-granularity retrieval and supports a dense representation suitable for mixed-language passages (Chen </w:t>
+        <w:t xml:space="preserve">BGE-M3 supports multilingual, multi-function, multi-granularity retrieval and dense representation of variable-length mixed-language passages (Chen </w:t>
       </w:r>
       <w:r>
         <w:rPr>
@@ -591,7 +591,7 @@
           <w:color w:val="000000"/>
           <w:sz w:val="24"/>
         </w:rPr>
-        <w:t xml:space="preserve"> 2024). Those properties make it a plausible starting point for Chinese lyrics containing Chinese and English material of variable length. They do not validate it on Chinese rap. A model trained for broad retrieval may encode topical, lexical, and named-entity signals that are useful for finding related text while remaining unsuitable for claims about individual artistic style.</w:t>
+        <w:t xml:space="preserve"> 2024). This makes it plausible for Chinese–English lyrics but does not validate it on Chinese rap: broad retrieval signals may help find related text without isolating artistic style.</w:t>
       </w:r>
     </w:p>
     <w:p>
@@ -606,7 +606,7 @@
           <w:color w:val="000000"/>
           <w:sz w:val="24"/>
         </w:rPr>
-        <w:t xml:space="preserve">That distinction follows research on authorship representation. Sundararajan and Woodard (2018) demonstrate the influence of common and proper nouns in attribution and use masking to expose topic interference. Wang </w:t>
+        <w:t xml:space="preserve">Authorship research shows that common and proper nouns affect attribution and that prediction does not establish style–content disentanglement (Sundararajan and Woodard 2018; Wang </w:t>
       </w:r>
       <w:r>
         <w:rPr>
@@ -623,7 +623,7 @@
           <w:color w:val="000000"/>
           <w:sz w:val="24"/>
         </w:rPr>
-        <w:t xml:space="preserve"> (2023) similarly argue that success on authorship prediction does not establish disentanglement of style from content. We therefore evaluate a </w:t>
+        <w:t xml:space="preserve"> 2023). We therefore test </w:t>
       </w:r>
       <w:r>
         <w:rPr>
@@ -640,7 +640,7 @@
           <w:color w:val="000000"/>
           <w:sz w:val="24"/>
         </w:rPr>
-        <w:t xml:space="preserve"> task rather than “rapper identification”, compare dense representation with a strong surface-form baseline, and interpret fusion as complementarity rather than proof that either channel isolates style.</w:t>
+        <w:t>, not “rapper identification”, against a strong surface-form baseline and interpret fusion as complementarity rather than isolated style.</w:t>
       </w:r>
     </w:p>
     <w:p>
@@ -662,7 +662,7 @@
           <w:color w:val="000000"/>
           <w:sz w:val="24"/>
         </w:rPr>
-        <w:t xml:space="preserve">Chinese NER is sensitive to domain, script, tokenization, and annotation conventions. Work on Chinese social-media NER shows why models built for edited text should not be assumed to transfer to informal language (Peng and Dredze 2015). Lexicon-enhanced architectures such as FLAT demonstrate that character and word information can be combined effectively (Li </w:t>
+        <w:t xml:space="preserve">Chinese NER is domain- and annotation-sensitive; edited-text models cannot be assumed to transfer to informal language (Peng and Dredze 2015). FLAT combines character and word information (Li </w:t>
       </w:r>
       <w:r>
         <w:rPr>
@@ -679,7 +679,7 @@
           <w:color w:val="000000"/>
           <w:sz w:val="24"/>
         </w:rPr>
-        <w:t xml:space="preserve"> 2020), while distantly supervised NER research shows that dictionary matches are incomplete and noisy rather than ready-made gold annotations (Yang </w:t>
+        <w:t xml:space="preserve"> 2020), while distant-supervision work shows that dictionary matches are noisy, not gold (Yang </w:t>
       </w:r>
       <w:r>
         <w:rPr>
@@ -696,7 +696,7 @@
           <w:color w:val="000000"/>
           <w:sz w:val="24"/>
         </w:rPr>
-        <w:t xml:space="preserve"> 2018). Domain-matched corpora also require explicit annotation-quality reporting (Jiang </w:t>
+        <w:t xml:space="preserve"> 2018). Domain corpora require explicit annotation-quality reporting (Jiang </w:t>
       </w:r>
       <w:r>
         <w:rPr>
@@ -728,7 +728,7 @@
           <w:color w:val="000000"/>
           <w:sz w:val="24"/>
         </w:rPr>
-        <w:t xml:space="preserve">NER errors determine which actors and places become visible; unequal error can therefore distort cultural knowledge (Lassen </w:t>
+        <w:t xml:space="preserve">Unequal NER error can distort cultural visibility (Lassen </w:t>
       </w:r>
       <w:r>
         <w:rPr>
@@ -745,7 +745,7 @@
           <w:color w:val="000000"/>
           <w:sz w:val="24"/>
         </w:rPr>
-        <w:t xml:space="preserve"> 2024). Literary-network work shows that nodes, windows, and relations must follow the research question (Blessing </w:t>
+        <w:t xml:space="preserve"> 2024). Literary-network nodes, windows, and relations must follow the question, and co-occurrence differs from embedding similarity (Blessing </w:t>
       </w:r>
       <w:r>
         <w:rPr>
@@ -762,7 +762,7 @@
           <w:color w:val="000000"/>
           <w:sz w:val="24"/>
         </w:rPr>
-        <w:t xml:space="preserve"> 2017), and that co-occurrence and embedding similarity are distinct evidence layers (Rafaeli </w:t>
+        <w:t xml:space="preserve"> 2017; Rafaeli </w:t>
       </w:r>
       <w:r>
         <w:rPr>
@@ -779,7 +779,7 @@
           <w:color w:val="000000"/>
           <w:sz w:val="24"/>
         </w:rPr>
-        <w:t xml:space="preserve"> 2026). In Chinese rap, language and place can localize a repertoire (Liu 2014), while named references gain meaning through stylization and performance (Baioud 2024). We therefore keep source-label/reference and same-song co-mention edges separate, preserve provenance and status, and call neither social nor biographical.</w:t>
+        <w:t xml:space="preserve"> 2026). Because language, place, stylization, and performance localize Chinese-rap repertoires (Liu 2014; Baioud 2024), we separate source-label/reference from same-song co-mention edges and call neither social nor biographical.</w:t>
       </w:r>
     </w:p>
     <w:p>
@@ -801,7 +801,7 @@
           <w:color w:val="000000"/>
           <w:sz w:val="24"/>
         </w:rPr>
-        <w:t xml:space="preserve">Computational rhyme research has modeled phonetic similarity, imperfect rhyme, internal rhyme, and artist-level rhyme profiles (Hirjee and Brown 2009). Chinese lyric-generation systems likewise make rhyme representations explicit: DeepRapper models rhyme alongside beat symbols (Xue </w:t>
+        <w:t xml:space="preserve">Computational work models phonetic, imperfect, internal, and artist-level rhyme (Hirjee and Brown 2009). DeepRapper represents rhyme with beat symbols (Xue </w:t>
       </w:r>
       <w:r>
         <w:rPr>
@@ -835,7 +835,7 @@
           <w:color w:val="000000"/>
           <w:sz w:val="24"/>
         </w:rPr>
-        <w:t xml:space="preserve"> 2023). Chinese-rap scholarship shows why a text-only target must remain narrower. Rhyme participates in persona only within a multimodal analysis (Lin and Wang 2024); performers can create imperfect and Chinese–English rhymes through regional and phonetic variation that fixed pinyin classes miss (Wang and Lin 2024); and audio-based work links tonal realization and English use to flow (Liu </w:t>
+        <w:t xml:space="preserve"> 2023). A text-only Chinese-rap target must remain narrower: multimodal persona, regional or Chinese–English realization, and audio flow exceed fixed pinyin classes (Lin and Wang 2024; Wang and Lin 2024; Liu </w:t>
       </w:r>
       <w:r>
         <w:rPr>
@@ -852,7 +852,7 @@
           <w:color w:val="000000"/>
           <w:sz w:val="24"/>
         </w:rPr>
-        <w:t xml:space="preserve"> 2023). Without aligned audio, the present study cannot observe performed pronunciation, tone, stress, rhythm, cadence, beat alignment, or delivery. Its target is therefore named precisely: a </w:t>
+        <w:t xml:space="preserve"> 2023). Without aligned audio, we cannot observe performed pronunciation, stress, rhythm, cadence, beat, or delivery; the target is a </w:t>
       </w:r>
       <w:r>
         <w:rPr>
@@ -906,7 +906,7 @@
           <w:color w:val="000000"/>
           <w:sz w:val="24"/>
         </w:rPr>
-        <w:t>PD-002 reconstructed the legacy cleaner: artist/text deduplication removed 2,894 chunks and 177 song IDs; 131 are conservative duplicate records and 46 require review. The live Drive sheet matched 26,833 keys; all 33 substantive cell differences were adjudicated. Canonical gates explain 7,214/22,132 upstream versus 7,211/22,128 analyzed. Results remain snapshot-conditional.</w:t>
+        <w:t>PD-002 reconstructed the legacy cleaner: artist/text deduplication removed 2,894 chunks and 177 song IDs; 131 meet a conservative duplicate-record rule and 46 require review. The live Drive sheet matched 26,833 keys; all 33 substantive cell differences were adjudicated. Canonical gates explain 7,214/22,132 upstream versus 7,211/22,128 analyzed. Results remain snapshot-conditional.</w:t>
       </w:r>
     </w:p>
     <w:p>
@@ -4736,7 +4736,7 @@
           <w:color w:val="000000"/>
           <w:sz w:val="24"/>
         </w:rPr>
-        <w:t>The rhyme task uses the same 204 source labels and the shared-text-exclusion population. Newline boundaries in cleaned source text define written lines. Empty lines, explicit section or credit headers, lines without Han characters, unclassifiable endings, and lines whose final non-space character is not Han are excluded from the primary estimand. This last rule prevents an earlier ambiguity in which the last Han character could be extracted from a line that actually ended in Latin script, a digit, or another symbol. The fixed task universe has 5,619 songs: 5,452 contribute 283,806 strict-Han-ending lines and 5,347 contribute 238,881 adjacent transitions. Its 52,152 repeat count is excess after first within label/song; repeats retain surviving positions and transitions preserve original adjacency. Reconnecting eligible pre-snapshot chunks adds 7,033 lines and 4,938 transitions, with task-universe total variation 0.001789 and switch-rate change 0.001390; prediction models were not retrained.</w:t>
+        <w:t>The rhyme task uses 204 source labels after shared-text exclusion. Cleaned newlines define written lines; empty, header, non-Han, unclassifiable, or non-Han-terminal lines are excluded. The frozen task universe has 5,619 songs: 5,452 yield 283,806 strict-Han-ending lines and 5,347 yield 238,881 adjacent transitions. Its 52,152 repeat count is excess after first within label/song; surviving positions and original adjacency are retained. Reconnecting eligible pre-snapshot chunks holds labels fixed but expands songs to 5,621, line-bearing songs to 5,459, and transition-bearing songs to 5,353; it adds 7,033 lines and 4,938 transitions. Total variation is 0.001789 and the switch-rate change is 0.001390; prediction models were not retrained.</w:t>
       </w:r>
     </w:p>
     <w:p>
@@ -6809,7 +6809,7 @@
           <w:color w:val="000000"/>
           <w:sz w:val="24"/>
         </w:rPr>
-        <w:t>Copyright-safe aggregate outputs, the original method contract and formal PD-001 protocol amendment, validation manifests, annotation schema and blank review templates, model builders, and figure-source tables are maintained at https://github.com/Mo119m/chinese-rap-embeddings-to-evidence. The public package excludes lyric text, full written lines, song/chunk identifiers, row-level lyric-content hashes, embeddings, private membership rows, and reviewer contexts. The frozen private corpus cannot be redistributed by this article. Its integrity is documented through file-level checksums and deterministic audit summaries so researchers with lawful access can reproduce the transformations against their copy. [Archival DOI to be added by the authors before submission.]</w:t>
+        <w:t>Copyright-safe aggregate outputs, the original method contract, formal PD-001 and PD-002 amendments, corpus-reconciliation results, validation manifests, annotation materials, model builders, and figure-source tables are maintained at https://github.com/Mo119m/chinese-rap-embeddings-to-evidence. The public package excludes lyric text, full lines, song/chunk identifiers, row-level lyric-content hashes, embeddings, membership rows, and reviewer contexts. The private corpus is not redistributed. File-level checksums and deterministic audits support reproduction by researchers with lawful access. [Archival DOI to be added before submission.]</w:t>
       </w:r>
     </w:p>
     <w:p>

--- a/paper/Chinese_Rap_Evidence_Grounded_Manuscript.docx
+++ b/paper/Chinese_Rap_Evidence_Grounded_Manuscript.docx
@@ -4736,7 +4736,7 @@
           <w:color w:val="000000"/>
           <w:sz w:val="24"/>
         </w:rPr>
-        <w:t>The rhyme task uses 204 source labels after shared-text exclusion. Cleaned newlines define written lines; empty, header, non-Han, unclassifiable, or non-Han-terminal lines are excluded. The frozen task universe has 5,619 songs: 5,452 yield 283,806 strict-Han-ending lines and 5,347 yield 238,881 adjacent transitions. Its 52,152 repeat count is excess after first within label/song; surviving positions and original adjacency are retained. Reconnecting eligible pre-snapshot chunks holds labels fixed but expands songs to 5,621, line-bearing songs to 5,459, and transition-bearing songs to 5,353; it adds 7,033 lines and 4,938 transitions. Total variation is 0.001789 and the switch-rate change is 0.001390; prediction models were not retrained.</w:t>
+        <w:t>The rhyme task uses 204 source labels after shared-text exclusion. Cleaned newlines define written lines; empty, header, non-Han, unclassifiable, or non-Han-terminal lines are excluded. The frozen task universe has 5,619 songs: 5,452 yield 283,806 strict-Han-ending lines and 5,347 yield 238,881 adjacent transitions. Its 52,152 repeat count is excess after first within label/song; surviving positions and original adjacency are retained. Reconnecting eligible pre-snapshot chunks holds labels fixed but expands songs to 5,621, line-bearing songs to 5,459, and transition-bearing songs to 5,353; it adds 7,033 lines and 4,938 transitions. Total variation is 0.001789 and the switch rate falls by 0.001390 (counterfactual minus released, -0.001390); prediction models were not retrained.</w:t>
       </w:r>
     </w:p>
     <w:p>

--- a/paper/Chinese_Rap_Evidence_Grounded_Manuscript.docx
+++ b/paper/Chinese_Rap_Evidence_Grounded_Manuscript.docx
@@ -29,7 +29,7 @@
           <w:color w:val="000000"/>
           <w:sz w:val="38"/>
         </w:rPr>
-        <w:t>Language, Reference, and Written Rhyme: Evidence‑Grounded Downstream Analysis of Chinese Rap Lyrics</w:t>
+        <w:t>Where Does a Lyrical Identity Live? Semantic, Lexical, and Written-Rhyme Evidence from Chinese Rap Lyrics</w:t>
       </w:r>
     </w:p>
     <w:p>
@@ -108,7 +108,7 @@
           <w:color w:val="000000"/>
           <w:sz w:val="24"/>
         </w:rPr>
-        <w:t xml:space="preserve"> This study asks how Chinese rap lyrics form recognizable repertoires through language, cultural reference, and dictionary-estimated written rhyme, and how multilingual embeddings become evidence.</w:t>
+        <w:t xml:space="preserve"> This study asks where, in the text of a song, the identity of its source-credit label lives: in what the lyrics mean, in the characters they are written with, or in how their lines rhyme. It then asks whether a multilingual semantic embedding has discarded that identity or merely hidden it.</w:t>
       </w:r>
     </w:p>
     <w:p>
@@ -131,7 +131,7 @@
           <w:color w:val="000000"/>
           <w:sz w:val="24"/>
         </w:rPr>
-        <w:t xml:space="preserve"> Three downstream tasks are constructed from a frozen corpus: held-out-song source-label retrieval, provisional named-entity recognition (NER) with typed cultural networks, and song-held-out prediction of the next written-ending family. BGE-M3 is compared with character 2–5-gram term frequency–inverse document frequency (TF–IDF) and untuned fusion. Exact and near-duplicate text is grouped or excluded; uncertainty uses paired label/component or song-cluster bootstrap. NER associations add Jeffreys bounds and false-discovery-rate control; extraction accuracy awaits dual review.</w:t>
+        <w:t xml:space="preserve"> One held-out-song retrieval protocol scores the same 7,236 Chinese rap songs and 226 labels in three representation spaces: frozen BGE-M3 dense vectors, character 2–5-gram term frequency–inverse document frequency (TF–IDF), and a rhyme-form space built from written line endings that carries no lexical content. Leakage groups join exact shared text with near-duplicate songs; every label profile is leave-group-out; differences carry paired bootstrap intervals. The lexical advantage is decomposed by script class and by four named-reference neutralisation arms. A linear probe from speaker recognition, within-author covariance whitening, tests whether the semantic space holds identity information that cosine similarity cannot reach.</w:t>
       </w:r>
     </w:p>
     <w:p>
@@ -154,7 +154,7 @@
           <w:color w:val="000000"/>
           <w:sz w:val="24"/>
         </w:rPr>
-        <w:t xml:space="preserve"> Dense–lexical fusion achieves macro mean reciprocal rank (MRR) 0.447 (95% confidence interval [CI] 0.414–0.481), exceeding TF–IDF by 0.031 (0.021–0.042); a sixfold training-only sensitivity preserves this advantage. Shared-text exclusion contracts the NER inventory from 33 to 22 provisional surfaces; six source-label/reference and four co-mention edges survive uncertainty and false-discovery-rate gates, but no precision, recall, or F1 score (the harmonic mean of precision and recall) is claimed. The written-ending context model reaches Top-3 0.695 (0.685–0.705), improving on Markov by 0.050 (0.044–0.055); source-label conditioning has no supported benefit.</w:t>
+        <w:t xml:space="preserve"> Character n-grams identify the label far better than the semantic model (macro mean reciprocal rank 0.398 versus 0.301; fusion 0.427). The rhyme form carries identity at 0.097 against a chance level of 0.027, but nothing the surface does not already hold. The lexical advantage is not code-switching and not names: removing a 605-entry catalogue of places, people, brands, slang, and English words leaves it at 0.444. Whitening lifts the semantic system from 0.318 to 0.449 and its fusion with the surface to 0.544. Almost all of that gain needs no labels — it is the anisotropy of the space — and the same correction lifts a 1,024-dimensional lexical space from 0.393 to 0.518, so the surface stays ahead under equal treatment; the two corrected spaces together reach 0.587. The label-fitted part of the correction is small in both spaces and does not transfer to unseen authors; the label-free part transfers in full.</w:t>
       </w:r>
     </w:p>
     <w:p>
@@ -177,7 +177,7 @@
           <w:color w:val="000000"/>
           <w:sz w:val="24"/>
         </w:rPr>
-        <w:t xml:space="preserve"> The study makes post-representation task design, leakage control, typed explanation, uncertainty, and abstention the analytical contribution.</w:t>
+        <w:t xml:space="preserve"> The study replaces "which model wins" with "where the signal is", and shows that the standard reading of any embedding, cosine on raw vectors, underestimates what the space knows — for the neural model most of all.</w:t>
       </w:r>
     </w:p>
     <w:p>
@@ -200,7 +200,7 @@
           <w:color w:val="000000"/>
           <w:sz w:val="24"/>
         </w:rPr>
-        <w:t xml:space="preserve"> It supplies a reproducible framework for culturally situated lyric representations without publishing copyrighted lyrics or mistaking textual association for biography or social relation.</w:t>
+        <w:t xml:space="preserve"> It supplies a reusable protocol for asking a representational question of a culturally situated corpus without publishing copyrighted lyrics, and a warning that an embedding map is a measurement of the map's geometry before it is a measurement of the texts.</w:t>
       </w:r>
     </w:p>
     <w:p>
@@ -214,7 +214,7 @@
           <w:color w:val="000000"/>
           <w:sz w:val="24"/>
         </w:rPr>
-        <w:t>Keywords: Chinese rap; digital humanities; lyrics; information retrieval; BGE-M3; named entity recognition; cultural networks; written rhyme; uncertainty; abstention</w:t>
+        <w:t>Keywords: Chinese rap; digital humanities; lyrics; authorship; text embeddings; BGE-M3; anisotropy; character n-grams; rhyme; leakage control</w:t>
       </w:r>
     </w:p>
     <w:p>
@@ -236,7 +236,7 @@
           <w:color w:val="000000"/>
           <w:sz w:val="24"/>
         </w:rPr>
-        <w:t>A text embedding becomes cultural evidence only after researchers specify its task and test unit, compare simpler alternatives, control leakage, quantify uncertainty, and define abstention. An interactive map can otherwise imply a stable relation when proximity is repeated, unstable, or opaque, answering a question the method never posed.</w:t>
+        <w:t>A collection of lyrics carries, alongside what each song says, a great deal about who is saying it. Rappers return to their own subjects, but they also return to their own words, their own spellings, their own ways of closing a line. A computational study can ask which of these layers a listener-independent representation preserves, and the answer depends on the representation. A semantic embedding is trained to bring paraphrases together, and so to treat two songs about the same thing as alike whoever wrote them. A bag of character n-grams has no notion of meaning and keeps every idiosyncrasy of surface form. A rhyme scheme keeps neither the meaning nor the words.</w:t>
       </w:r>
     </w:p>
     <w:p>
@@ -251,7 +251,217 @@
           <w:color w:val="000000"/>
           <w:sz w:val="24"/>
         </w:rPr>
-        <w:t xml:space="preserve">Chinese rap makes this problem visible: Mandarin and English, cultural references, repeated hooks, non-standard spelling, line-final form, and ambiguous credit metadata coexist. No representation can safely collapse these signals into “style”. Topic and proper nouns can drive apparently stylistic discrimination (Sundararajan and Woodard 2018; Wang </w:t>
+        <w:t>This article asks one question of one corpus: where does a source-credit label's identity live in Chinese rap lyrics? "Identity" is used narrowly throughout. It means the corpus-relative, aggregate profile attached to a credit string, not a verified person, biography, hometown, belief, affiliation, influence, or collaboration. A label may be an alias, a group, or a metadata error, and nothing in this study resolves it further. What the study does establish is which kind of text evidence lets a held-out song be matched to the rest of its label's repertoire, and how much of that evidence each representation can reach.</w:t>
+      </w:r>
+    </w:p>
+    <w:p>
+      <w:pPr>
+        <w:widowControl/>
+        <w:spacing w:line="480" w:lineRule="auto" w:after="0"/>
+        <w:ind w:firstLine="360"/>
+      </w:pPr>
+      <w:r>
+        <w:rPr>
+          <w:rFonts w:ascii="Times New Roman" w:hAnsi="Times New Roman" w:eastAsia="Times New Roman" w:cs="Times New Roman"/>
+          <w:color w:val="000000"/>
+          <w:sz w:val="24"/>
+        </w:rPr>
+        <w:t>The design is one protocol applied to three spaces. Every song is one vector in each space; every label is a profile built from its other songs with the held-out song's whole leakage group removed; every score is a cosine and every result is a rank of the true label among 226 candidates. Because the queries, labels, groups, and metrics are identical across spaces, a difference between spaces is a difference in representation and nothing else. This is what lets a rhyme scheme be compared with a language model on one scale.</w:t>
+      </w:r>
+    </w:p>
+    <w:p>
+      <w:pPr>
+        <w:widowControl/>
+        <w:spacing w:line="480" w:lineRule="auto" w:after="0"/>
+        <w:ind w:firstLine="360"/>
+      </w:pPr>
+      <w:r>
+        <w:rPr>
+          <w:rFonts w:ascii="Times New Roman" w:hAnsi="Times New Roman" w:eastAsia="Times New Roman" w:cs="Times New Roman"/>
+          <w:color w:val="000000"/>
+          <w:sz w:val="24"/>
+        </w:rPr>
+        <w:t>Three results follow. First, the character surface carries far more identity than the semantic content: a character n-gram system outranks frozen BGE-M3 on 3,816 of 7,129 queries and loses on 2,132, while the rhyme form carries a small but real share and adds nothing beyond the surface. Second, the surface advantage lives nowhere convenient. It is not code-switching — the songs with the most Latin script are the ones where the semantic model does best — and it is not names: stripping every place, person, brand, slang term, and English word in a 605-entry catalogue, 168,004 characters in all, moves the lexical system from 0.450 to 0.444. Third, and against the working hypothesis of the study, the semantic model has not discarded the identity signal. A linear correction of its geometry, fitted on other songs, raises it to the level of the raw character surface, and the two spaces then fuse to a level neither reaches alone. Almost all of that correction needs no labels, and the same correction lifts the character surface too, so that under equal treatment the surface keeps its lead; the label-fitted remainder is small and does not transfer to authors the correction never saw, while the label-free part transfers in full.</w:t>
+      </w:r>
+    </w:p>
+    <w:p>
+      <w:pPr>
+        <w:widowControl/>
+        <w:spacing w:line="480" w:lineRule="auto" w:after="0"/>
+        <w:ind w:firstLine="360"/>
+      </w:pPr>
+      <w:r>
+        <w:rPr>
+          <w:rFonts w:ascii="Times New Roman" w:hAnsi="Times New Roman" w:eastAsia="Times New Roman" w:cs="Times New Roman"/>
+          <w:color w:val="000000"/>
+          <w:sz w:val="24"/>
+        </w:rPr>
+        <w:t>The research questions are:</w:t>
+      </w:r>
+    </w:p>
+    <w:p>
+      <w:pPr>
+        <w:widowControl/>
+        <w:spacing w:line="480" w:lineRule="auto" w:after="0"/>
+        <w:ind w:firstLine="360"/>
+      </w:pPr>
+      <w:r>
+        <w:rPr>
+          <w:rFonts w:ascii="Times New Roman" w:hAnsi="Times New Roman" w:eastAsia="Times New Roman" w:cs="Times New Roman"/>
+          <w:b/>
+          <w:color w:val="000000"/>
+          <w:sz w:val="24"/>
+        </w:rPr>
+        <w:t>RQ1.</w:t>
+      </w:r>
+      <w:r>
+        <w:rPr>
+          <w:rFonts w:ascii="Times New Roman" w:hAnsi="Times New Roman" w:eastAsia="Times New Roman" w:cs="Times New Roman"/>
+          <w:color w:val="000000"/>
+          <w:sz w:val="24"/>
+        </w:rPr>
+        <w:t xml:space="preserve"> Under one leave-group-out protocol, how much source-label identity does each of the semantic, lexical, and rhyme-form spaces carry, and are they complementary?</w:t>
+      </w:r>
+    </w:p>
+    <w:p>
+      <w:pPr>
+        <w:widowControl/>
+        <w:spacing w:line="480" w:lineRule="auto" w:after="0"/>
+        <w:ind w:firstLine="360"/>
+      </w:pPr>
+      <w:r>
+        <w:rPr>
+          <w:rFonts w:ascii="Times New Roman" w:hAnsi="Times New Roman" w:eastAsia="Times New Roman" w:cs="Times New Roman"/>
+          <w:b/>
+          <w:color w:val="000000"/>
+          <w:sz w:val="24"/>
+        </w:rPr>
+        <w:t>RQ2.</w:t>
+      </w:r>
+      <w:r>
+        <w:rPr>
+          <w:rFonts w:ascii="Times New Roman" w:hAnsi="Times New Roman" w:eastAsia="Times New Roman" w:cs="Times New Roman"/>
+          <w:color w:val="000000"/>
+          <w:sz w:val="24"/>
+        </w:rPr>
+        <w:t xml:space="preserve"> Within the lexical space, is the advantage over the semantic model carried by script mixing or by named references, or is it diffuse in the character surface?</w:t>
+      </w:r>
+    </w:p>
+    <w:p>
+      <w:pPr>
+        <w:widowControl/>
+        <w:spacing w:line="480" w:lineRule="auto" w:after="0"/>
+        <w:ind w:firstLine="360"/>
+      </w:pPr>
+      <w:r>
+        <w:rPr>
+          <w:rFonts w:ascii="Times New Roman" w:hAnsi="Times New Roman" w:eastAsia="Times New Roman" w:cs="Times New Roman"/>
+          <w:b/>
+          <w:color w:val="000000"/>
+          <w:sz w:val="24"/>
+        </w:rPr>
+        <w:t>RQ3.</w:t>
+      </w:r>
+      <w:r>
+        <w:rPr>
+          <w:rFonts w:ascii="Times New Roman" w:hAnsi="Times New Roman" w:eastAsia="Times New Roman" w:cs="Times New Roman"/>
+          <w:color w:val="000000"/>
+          <w:sz w:val="24"/>
+        </w:rPr>
+        <w:t xml:space="preserve"> Is the identity information absent from the semantic embedding, or present but misaligned with cosine similarity — and if the latter, how much of the recovery is generic geometry, how much is author-specific, and does the lexical space gain as much from the same correction?</w:t>
+      </w:r>
+    </w:p>
+    <w:p>
+      <w:pPr>
+        <w:widowControl/>
+        <w:spacing w:line="480" w:lineRule="auto" w:after="0"/>
+        <w:ind w:firstLine="360"/>
+      </w:pPr>
+      <w:r>
+        <w:rPr>
+          <w:rFonts w:ascii="Times New Roman" w:hAnsi="Times New Roman" w:eastAsia="Times New Roman" w:cs="Times New Roman"/>
+          <w:b/>
+          <w:color w:val="000000"/>
+          <w:sz w:val="24"/>
+        </w:rPr>
+        <w:t>RQ4.</w:t>
+      </w:r>
+      <w:r>
+        <w:rPr>
+          <w:rFonts w:ascii="Times New Roman" w:hAnsi="Times New Roman" w:eastAsia="Times New Roman" w:cs="Times New Roman"/>
+          <w:color w:val="000000"/>
+          <w:sz w:val="24"/>
+        </w:rPr>
+        <w:t xml:space="preserve"> How can such a representational question be asked of a copyrighted, situated corpus while keeping every claim at the level of the label string, and what does the answer imply for the use of embedding maps in digital humanities?</w:t>
+      </w:r>
+    </w:p>
+    <w:p>
+      <w:pPr>
+        <w:pStyle w:val="Heading1"/>
+      </w:pPr>
+      <w:r>
+        <w:t>2. Related Work and Analytical Position</w:t>
+      </w:r>
+    </w:p>
+    <w:p>
+      <w:pPr>
+        <w:pStyle w:val="Heading2"/>
+      </w:pPr>
+      <w:r>
+        <w:t>2.1 Chinese Rap as Situated Repertoire</w:t>
+      </w:r>
+    </w:p>
+    <w:p>
+      <w:pPr>
+        <w:widowControl/>
+        <w:spacing w:line="480" w:lineRule="auto" w:after="0"/>
+      </w:pPr>
+      <w:r>
+        <w:rPr>
+          <w:rFonts w:ascii="Times New Roman" w:hAnsi="Times New Roman" w:eastAsia="Times New Roman" w:cs="Times New Roman"/>
+          <w:color w:val="000000"/>
+          <w:sz w:val="24"/>
+        </w:rPr>
+        <w:t xml:space="preserve">Ethnographic and lyric-centred studies show Chinese performers reworking global hip-hop through regional language, Putonghua, English, slang, local knowledge, and place (Barrett 2012; Wang 2013; Liu 2014). Work on Higher Brothers separates the written multilingual material from the vocal intelligibility and production through which identities are negotiated (Liu 2021). Named places and objects take part in stylised persona construction, but only together with stance and performance context (Baioud 2024). These studies motivate </w:t>
+      </w:r>
+      <w:r>
+        <w:rPr>
+          <w:rFonts w:ascii="Times New Roman" w:hAnsi="Times New Roman" w:eastAsia="Times New Roman" w:cs="Times New Roman"/>
+          <w:i/>
+          <w:color w:val="000000"/>
+          <w:sz w:val="24"/>
+        </w:rPr>
+        <w:t>lyrical repertoire</w:t>
+      </w:r>
+      <w:r>
+        <w:rPr>
+          <w:rFonts w:ascii="Times New Roman" w:hAnsi="Times New Roman" w:eastAsia="Times New Roman" w:cs="Times New Roman"/>
+          <w:color w:val="000000"/>
+          <w:sz w:val="24"/>
+        </w:rPr>
+        <w:t xml:space="preserve"> as situated corpus evidence and warn against reading any text-derived profile as an authenticity score or a fixed identity. They also motivate the second research question: if a label is recognisable, one wants to know whether it is recognisable by its places and references or by something less nameable.</w:t>
+      </w:r>
+    </w:p>
+    <w:p>
+      <w:pPr>
+        <w:pStyle w:val="Heading2"/>
+      </w:pPr>
+      <w:r>
+        <w:t>2.2 Style and Content in Authorship</w:t>
+      </w:r>
+    </w:p>
+    <w:p>
+      <w:pPr>
+        <w:widowControl/>
+        <w:spacing w:line="480" w:lineRule="auto" w:after="0"/>
+      </w:pPr>
+      <w:r>
+        <w:rPr>
+          <w:rFonts w:ascii="Times New Roman" w:hAnsi="Times New Roman" w:eastAsia="Times New Roman" w:cs="Times New Roman"/>
+          <w:color w:val="000000"/>
+          <w:sz w:val="24"/>
+        </w:rPr>
+        <w:t xml:space="preserve">Authorship attribution has long known that surface features carry authorial signal, and that character n-grams are among the most robust of them (Stamatatos 2009; Sapkota </w:t>
       </w:r>
       <w:r>
         <w:rPr>
@@ -268,7 +478,316 @@
           <w:color w:val="000000"/>
           <w:sz w:val="24"/>
         </w:rPr>
-        <w:t xml:space="preserve"> 2023), so a source-label match may reflect subject matter, named worlds, repetition, or writing form rather than a personal essence.</w:t>
+        <w:t xml:space="preserve"> 2015). It has also known that attribution accuracy does not by itself separate style from content: common and proper nouns drive a good part of what attribution systems learn (Sundararajan and Woodard 2018), and neural authorship representations can succeed while capturing little that a stylometrician would call style (Wang </w:t>
+      </w:r>
+      <w:r>
+        <w:rPr>
+          <w:rFonts w:ascii="Times New Roman" w:hAnsi="Times New Roman" w:eastAsia="Times New Roman" w:cs="Times New Roman"/>
+          <w:i/>
+          <w:color w:val="000000"/>
+          <w:sz w:val="24"/>
+        </w:rPr>
+        <w:t>et al.</w:t>
+      </w:r>
+      <w:r>
+        <w:rPr>
+          <w:rFonts w:ascii="Times New Roman" w:hAnsi="Times New Roman" w:eastAsia="Times New Roman" w:cs="Times New Roman"/>
+          <w:color w:val="000000"/>
+          <w:sz w:val="24"/>
+        </w:rPr>
+        <w:t xml:space="preserve"> 2023). The present study takes both lessons as design constraints. It does not call any space "style"; it decomposes what each space uses, and it treats named references as a confound to be removed rather than as evidence of identity.</w:t>
+      </w:r>
+    </w:p>
+    <w:p>
+      <w:pPr>
+        <w:pStyle w:val="Heading2"/>
+      </w:pPr>
+      <w:r>
+        <w:t>2.3 The Geometry of Sentence Embeddings</w:t>
+      </w:r>
+    </w:p>
+    <w:p>
+      <w:pPr>
+        <w:widowControl/>
+        <w:spacing w:line="480" w:lineRule="auto" w:after="0"/>
+      </w:pPr>
+      <w:r>
+        <w:rPr>
+          <w:rFonts w:ascii="Times New Roman" w:hAnsi="Times New Roman" w:eastAsia="Times New Roman" w:cs="Times New Roman"/>
+          <w:color w:val="000000"/>
+          <w:sz w:val="24"/>
+        </w:rPr>
+        <w:t xml:space="preserve">Contextual and sentence embeddings are anisotropic: their vectors occupy a narrow cone in which a few directions of large variance dominate every cosine similarity (Ethayarajh 2019; Timkey and van Schijndel 2021). Unsupervised corrections — flow-based (Li </w:t>
+      </w:r>
+      <w:r>
+        <w:rPr>
+          <w:rFonts w:ascii="Times New Roman" w:hAnsi="Times New Roman" w:eastAsia="Times New Roman" w:cs="Times New Roman"/>
+          <w:i/>
+          <w:color w:val="000000"/>
+          <w:sz w:val="24"/>
+        </w:rPr>
+        <w:t>et al.</w:t>
+      </w:r>
+      <w:r>
+        <w:rPr>
+          <w:rFonts w:ascii="Times New Roman" w:hAnsi="Times New Roman" w:eastAsia="Times New Roman" w:cs="Times New Roman"/>
+          <w:color w:val="000000"/>
+          <w:sz w:val="24"/>
+        </w:rPr>
+        <w:t xml:space="preserve"> 2020) or a plain whitening (Su </w:t>
+      </w:r>
+      <w:r>
+        <w:rPr>
+          <w:rFonts w:ascii="Times New Roman" w:hAnsi="Times New Roman" w:eastAsia="Times New Roman" w:cs="Times New Roman"/>
+          <w:i/>
+          <w:color w:val="000000"/>
+          <w:sz w:val="24"/>
+        </w:rPr>
+        <w:t>et al.</w:t>
+      </w:r>
+      <w:r>
+        <w:rPr>
+          <w:rFonts w:ascii="Times New Roman" w:hAnsi="Times New Roman" w:eastAsia="Times New Roman" w:cs="Times New Roman"/>
+          <w:color w:val="000000"/>
+          <w:sz w:val="24"/>
+        </w:rPr>
+        <w:t xml:space="preserve"> 2021) — improve semantic similarity tasks substantially without changing the model. Speaker recognition reached the same insight earlier and in supervised form: within-class covariance normalisation whitens an utterance embedding by the covariance of utterances </w:t>
+      </w:r>
+      <w:r>
+        <w:rPr>
+          <w:rFonts w:ascii="Times New Roman" w:hAnsi="Times New Roman" w:eastAsia="Times New Roman" w:cs="Times New Roman"/>
+          <w:i/>
+          <w:color w:val="000000"/>
+          <w:sz w:val="24"/>
+        </w:rPr>
+        <w:t>within</w:t>
+      </w:r>
+      <w:r>
+        <w:rPr>
+          <w:rFonts w:ascii="Times New Roman" w:hAnsi="Times New Roman" w:eastAsia="Times New Roman" w:cs="Times New Roman"/>
+          <w:color w:val="000000"/>
+          <w:sz w:val="24"/>
+        </w:rPr>
+        <w:t xml:space="preserve"> a speaker, shrinking the directions that vary from one recording to the next of the same person and keeping the ones that stay put (Hatch, Kajarekar and Stolcke 2006), a step that sits inside every i-vector back-end since (Dehak </w:t>
+      </w:r>
+      <w:r>
+        <w:rPr>
+          <w:rFonts w:ascii="Times New Roman" w:hAnsi="Times New Roman" w:eastAsia="Times New Roman" w:cs="Times New Roman"/>
+          <w:i/>
+          <w:color w:val="000000"/>
+          <w:sz w:val="24"/>
+        </w:rPr>
+        <w:t>et al.</w:t>
+      </w:r>
+      <w:r>
+        <w:rPr>
+          <w:rFonts w:ascii="Times New Roman" w:hAnsi="Times New Roman" w:eastAsia="Times New Roman" w:cs="Times New Roman"/>
+          <w:color w:val="000000"/>
+          <w:sz w:val="24"/>
+        </w:rPr>
+        <w:t xml:space="preserve"> 2011). The third research question applies this move to lyrics: within-author variation is what a song is about; whitening by it should expose who wrote it, if that information is there.</w:t>
+      </w:r>
+    </w:p>
+    <w:p>
+      <w:pPr>
+        <w:pStyle w:val="Heading2"/>
+      </w:pPr>
+      <w:r>
+        <w:t>2.4 Named References and Cultural Networks</w:t>
+      </w:r>
+    </w:p>
+    <w:p>
+      <w:pPr>
+        <w:widowControl/>
+        <w:spacing w:line="480" w:lineRule="auto" w:after="0"/>
+      </w:pPr>
+      <w:r>
+        <w:rPr>
+          <w:rFonts w:ascii="Times New Roman" w:hAnsi="Times New Roman" w:eastAsia="Times New Roman" w:cs="Times New Roman"/>
+          <w:color w:val="000000"/>
+          <w:sz w:val="24"/>
+        </w:rPr>
+        <w:t xml:space="preserve">Chinese named-entity recognition (NER) is domain- and annotation-sensitive, and edited-text models cannot be assumed to transfer to informal language (Peng and Dredze 2015); dictionary matches are noisy candidates, not gold (Yang </w:t>
+      </w:r>
+      <w:r>
+        <w:rPr>
+          <w:rFonts w:ascii="Times New Roman" w:hAnsi="Times New Roman" w:eastAsia="Times New Roman" w:cs="Times New Roman"/>
+          <w:i/>
+          <w:color w:val="000000"/>
+          <w:sz w:val="24"/>
+        </w:rPr>
+        <w:t>et al.</w:t>
+      </w:r>
+      <w:r>
+        <w:rPr>
+          <w:rFonts w:ascii="Times New Roman" w:hAnsi="Times New Roman" w:eastAsia="Times New Roman" w:cs="Times New Roman"/>
+          <w:color w:val="000000"/>
+          <w:sz w:val="24"/>
+        </w:rPr>
+        <w:t xml:space="preserve"> 2018), and domain corpora require explicit annotation-quality reporting (Jiang </w:t>
+      </w:r>
+      <w:r>
+        <w:rPr>
+          <w:rFonts w:ascii="Times New Roman" w:hAnsi="Times New Roman" w:eastAsia="Times New Roman" w:cs="Times New Roman"/>
+          <w:i/>
+          <w:color w:val="000000"/>
+          <w:sz w:val="24"/>
+        </w:rPr>
+        <w:t>et al.</w:t>
+      </w:r>
+      <w:r>
+        <w:rPr>
+          <w:rFonts w:ascii="Times New Roman" w:hAnsi="Times New Roman" w:eastAsia="Times New Roman" w:cs="Times New Roman"/>
+          <w:color w:val="000000"/>
+          <w:sz w:val="24"/>
+        </w:rPr>
+        <w:t xml:space="preserve"> 2022). Unequal extraction error can become unequal cultural visibility (Lassen </w:t>
+      </w:r>
+      <w:r>
+        <w:rPr>
+          <w:rFonts w:ascii="Times New Roman" w:hAnsi="Times New Roman" w:eastAsia="Times New Roman" w:cs="Times New Roman"/>
+          <w:i/>
+          <w:color w:val="000000"/>
+          <w:sz w:val="24"/>
+        </w:rPr>
+        <w:t>et al.</w:t>
+      </w:r>
+      <w:r>
+        <w:rPr>
+          <w:rFonts w:ascii="Times New Roman" w:hAnsi="Times New Roman" w:eastAsia="Times New Roman" w:cs="Times New Roman"/>
+          <w:color w:val="000000"/>
+          <w:sz w:val="24"/>
+        </w:rPr>
+        <w:t xml:space="preserve"> 2024), and co-occurrence differs from embedding similarity as network evidence (Blessing </w:t>
+      </w:r>
+      <w:r>
+        <w:rPr>
+          <w:rFonts w:ascii="Times New Roman" w:hAnsi="Times New Roman" w:eastAsia="Times New Roman" w:cs="Times New Roman"/>
+          <w:i/>
+          <w:color w:val="000000"/>
+          <w:sz w:val="24"/>
+        </w:rPr>
+        <w:t>et al.</w:t>
+      </w:r>
+      <w:r>
+        <w:rPr>
+          <w:rFonts w:ascii="Times New Roman" w:hAnsi="Times New Roman" w:eastAsia="Times New Roman" w:cs="Times New Roman"/>
+          <w:color w:val="000000"/>
+          <w:sz w:val="24"/>
+        </w:rPr>
+        <w:t xml:space="preserve"> 2017; Rafaeli </w:t>
+      </w:r>
+      <w:r>
+        <w:rPr>
+          <w:rFonts w:ascii="Times New Roman" w:hAnsi="Times New Roman" w:eastAsia="Times New Roman" w:cs="Times New Roman"/>
+          <w:i/>
+          <w:color w:val="000000"/>
+          <w:sz w:val="24"/>
+        </w:rPr>
+        <w:t>et al.</w:t>
+      </w:r>
+      <w:r>
+        <w:rPr>
+          <w:rFonts w:ascii="Times New Roman" w:hAnsi="Times New Roman" w:eastAsia="Times New Roman" w:cs="Times New Roman"/>
+          <w:color w:val="000000"/>
+          <w:sz w:val="24"/>
+        </w:rPr>
+        <w:t xml:space="preserve"> 2026). The reference layer in this study is therefore released as description with its accuracy withheld, and its main analytical use is as the lexicon that the neutralisation arms remove.</w:t>
+      </w:r>
+    </w:p>
+    <w:p>
+      <w:pPr>
+        <w:pStyle w:val="Heading2"/>
+      </w:pPr>
+      <w:r>
+        <w:t>2.5 Rhyme as Text-Derived Evidence</w:t>
+      </w:r>
+    </w:p>
+    <w:p>
+      <w:pPr>
+        <w:widowControl/>
+        <w:spacing w:line="480" w:lineRule="auto" w:after="0"/>
+      </w:pPr>
+      <w:r>
+        <w:rPr>
+          <w:rFonts w:ascii="Times New Roman" w:hAnsi="Times New Roman" w:eastAsia="Times New Roman" w:cs="Times New Roman"/>
+          <w:color w:val="000000"/>
+          <w:sz w:val="24"/>
+        </w:rPr>
+        <w:t xml:space="preserve">Computational work models phonetic, imperfect, internal, and artist-level rhyme (Hirjee and Brown 2009), and Chinese rap generation systems represent rhyme through vowel classes and decoding constraints (Xue </w:t>
+      </w:r>
+      <w:r>
+        <w:rPr>
+          <w:rFonts w:ascii="Times New Roman" w:hAnsi="Times New Roman" w:eastAsia="Times New Roman" w:cs="Times New Roman"/>
+          <w:i/>
+          <w:color w:val="000000"/>
+          <w:sz w:val="24"/>
+        </w:rPr>
+        <w:t>et al.</w:t>
+      </w:r>
+      <w:r>
+        <w:rPr>
+          <w:rFonts w:ascii="Times New Roman" w:hAnsi="Times New Roman" w:eastAsia="Times New Roman" w:cs="Times New Roman"/>
+          <w:color w:val="000000"/>
+          <w:sz w:val="24"/>
+        </w:rPr>
+        <w:t xml:space="preserve"> 2021; Sun </w:t>
+      </w:r>
+      <w:r>
+        <w:rPr>
+          <w:rFonts w:ascii="Times New Roman" w:hAnsi="Times New Roman" w:eastAsia="Times New Roman" w:cs="Times New Roman"/>
+          <w:i/>
+          <w:color w:val="000000"/>
+          <w:sz w:val="24"/>
+        </w:rPr>
+        <w:t>et al.</w:t>
+      </w:r>
+      <w:r>
+        <w:rPr>
+          <w:rFonts w:ascii="Times New Roman" w:hAnsi="Times New Roman" w:eastAsia="Times New Roman" w:cs="Times New Roman"/>
+          <w:color w:val="000000"/>
+          <w:sz w:val="24"/>
+        </w:rPr>
+        <w:t xml:space="preserve"> 2023). Sociolinguistic work on Chinese hip hop shows that rhyming style is part of persona and that imperfect rhyme is systematic rather than sloppy (Lin and Wang 2024; Wang and Lin 2024), while performed tone and flow exceed what a transcript can show (Liu </w:t>
+      </w:r>
+      <w:r>
+        <w:rPr>
+          <w:rFonts w:ascii="Times New Roman" w:hAnsi="Times New Roman" w:eastAsia="Times New Roman" w:cs="Times New Roman"/>
+          <w:i/>
+          <w:color w:val="000000"/>
+          <w:sz w:val="24"/>
+        </w:rPr>
+        <w:t>et al.</w:t>
+      </w:r>
+      <w:r>
+        <w:rPr>
+          <w:rFonts w:ascii="Times New Roman" w:hAnsi="Times New Roman" w:eastAsia="Times New Roman" w:cs="Times New Roman"/>
+          <w:color w:val="000000"/>
+          <w:sz w:val="24"/>
+        </w:rPr>
+        <w:t xml:space="preserve"> 2023). The rhyme-form space here is deliberately narrow: dictionary-estimated written endings, no audio, no performed pronunciation. Its role is to ask how much identity survives when every word is thrown away.</w:t>
+      </w:r>
+    </w:p>
+    <w:p>
+      <w:pPr>
+        <w:pStyle w:val="Heading1"/>
+      </w:pPr>
+      <w:r>
+        <w:t>3. Corpus, Leakage Groups, and Evidence Boundary</w:t>
+      </w:r>
+    </w:p>
+    <w:p>
+      <w:pPr>
+        <w:widowControl/>
+        <w:spacing w:line="480" w:lineRule="auto" w:after="0"/>
+      </w:pPr>
+      <w:r>
+        <w:rPr>
+          <w:rFonts w:ascii="Times New Roman" w:hAnsi="Times New Roman" w:eastAsia="Times New Roman" w:cs="Times New Roman"/>
+          <w:color w:val="000000"/>
+          <w:sz w:val="24"/>
+        </w:rPr>
+        <w:t>The analysed corpus is a frozen private snapshot of 7,391 song records in 25,026 lyric chunks under 241 source-credit labels. It is the second corpus version of the project. The first applied a legacy cleaner that deleted chunks whose text recurred under more than one label; amendment PD-002 replaced deletion with representation, so that every chunk is retained and the duplicate control is carried by grouping. Song records, chunk order, and cleaned text are hashed as a content contract, and every builder refuses a corpus whose digest differs.</w:t>
       </w:r>
     </w:p>
     <w:p>
@@ -283,24 +802,7 @@
           <w:color w:val="000000"/>
           <w:sz w:val="24"/>
         </w:rPr>
-        <w:t xml:space="preserve">We address this problem by organizing one corpus around a clear research theme: </w:t>
-      </w:r>
-      <w:r>
-        <w:rPr>
-          <w:rFonts w:ascii="Times New Roman" w:hAnsi="Times New Roman" w:eastAsia="Times New Roman" w:cs="Times New Roman"/>
-          <w:b/>
-          <w:color w:val="000000"/>
-          <w:sz w:val="24"/>
-        </w:rPr>
-        <w:t>how do Chinese rap lyrics form recognizable lyrical identities through language, cultural reference, and dictionary-estimated written rhyme?</w:t>
-      </w:r>
-      <w:r>
-        <w:rPr>
-          <w:rFonts w:ascii="Times New Roman" w:hAnsi="Times New Roman" w:eastAsia="Times New Roman" w:cs="Times New Roman"/>
-          <w:color w:val="000000"/>
-          <w:sz w:val="24"/>
-        </w:rPr>
-        <w:t xml:space="preserve"> “Identity” here means an aggregate, corpus-relative profile attached to a source-credit label. It does not mean a verified person, biography, hometown, belief, affiliation, influence, friendship, or collaboration. We use </w:t>
+        <w:t xml:space="preserve">The leakage unit is the </w:t>
       </w:r>
       <w:r>
         <w:rPr>
@@ -309,7 +811,7 @@
           <w:color w:val="000000"/>
           <w:sz w:val="24"/>
         </w:rPr>
-        <w:t>lyrical repertoire</w:t>
+        <w:t>leakage group</w:t>
       </w:r>
       <w:r>
         <w:rPr>
@@ -317,7 +819,7 @@
           <w:color w:val="000000"/>
           <w:sz w:val="24"/>
         </w:rPr>
-        <w:t xml:space="preserve"> for this bounded object.</w:t>
+        <w:t>. Two songs share a group when they share a corpus text component — a connected set of chunks with byte-identical cleaned text — or when their whole-song trigram sets have Jaccard similarity of at least 0.80 after NFKC normalisation, case folding, and removal of punctuation and spaces. Neither rule contains the other: 404 of 799 multi-song text components would be split by the document rule alone, and 44 near-duplicate pairs share no text component, so the union is used and both halves are scored alone as ablations. Over the 7,236 query songs there are 5,888 groups, 798 of which hold more than one song, the largest 27. No text component is split across groups. Because shared text is how collaboration appears in this corpus, groups routinely span labels; a held-out group is removed from every label profile it touches.</w:t>
       </w:r>
     </w:p>
     <w:p>
@@ -332,7 +834,7 @@
           <w:color w:val="000000"/>
           <w:sz w:val="24"/>
         </w:rPr>
-        <w:t>The article contributes three linked evaluations. Strict retrieval compares frozen BGE-M3, character 2–5-gram TF–IDF, and untuned fusion after query and duplicate removal. A Chinese-rap NER schema, two candidate baselines, an 800-occurrence review package, and a provisional typed network keep extraction accuracy withheld until review. A 17-class model predicts adjacent dictionary-estimated written endings, separates continuation from switching, tests source-label input, and supports validation-defined abstention.</w:t>
+        <w:t>The labels themselves were audited for the one failure that would corrupt every result: one artist filed under two strings. String similarity finds nothing usable — no pair is identical after normalisation, and every substring candidate is a stage-name particle. Shared text is the better signal. Among 511 label pairs whose songs share a passage of at least thirty characters, the highest mutual involvement is 48.5% and no pair exceeds 50%; one artist filed twice would show near-total mutual overlap. The 45 pairs at or above 10% were put to the author, who determined that each is a collaboration. No label merging is applied, and this determination is recorded as an input, not a computed result.</w:t>
       </w:r>
     </w:p>
     <w:p>
@@ -347,7 +849,7 @@
           <w:color w:val="000000"/>
           <w:sz w:val="24"/>
         </w:rPr>
-        <w:t>Retrieval asks what a held-out song resembles; NER asks which named cultural worlds are referenced; written-ending prediction asks how line-final form changes. The companion interface exposes these outputs but does not substitute for the methods or evidence.</w:t>
+        <w:t>BGE-M3 vectors come from a single recorded run over corpus v2 on a Tesla T4 in half precision, batch size 8, maximum length 2,048, corpus order, with the checkpoint weights and the corpus digest pinned in the run's contract; a resume under any other device, precision, or corpus is refused. The earlier corpus's vectors had been produced under an unrecorded device and precision. A configuration probe found that three candidate configurations all reproduce those archived vectors within a cosine tolerance of 2.2 × 10⁻⁵, which bounds the concern without identifying the configuration; re-embedding in one recorded run removes the question rather than answering it.</w:t>
       </w:r>
     </w:p>
     <w:p>
@@ -362,596 +864,7 @@
           <w:color w:val="000000"/>
           <w:sz w:val="24"/>
         </w:rPr>
-        <w:t>The research questions are:</w:t>
-      </w:r>
-    </w:p>
-    <w:p>
-      <w:pPr>
-        <w:widowControl/>
-        <w:spacing w:line="480" w:lineRule="auto" w:after="0"/>
-        <w:ind w:firstLine="360"/>
-      </w:pPr>
-      <w:r>
-        <w:rPr>
-          <w:rFonts w:ascii="Times New Roman" w:hAnsi="Times New Roman" w:eastAsia="Times New Roman" w:cs="Times New Roman"/>
-          <w:b/>
-          <w:color w:val="000000"/>
-          <w:sz w:val="24"/>
-        </w:rPr>
-        <w:t>RQ1.</w:t>
-      </w:r>
-      <w:r>
-        <w:rPr>
-          <w:rFonts w:ascii="Times New Roman" w:hAnsi="Times New Roman" w:eastAsia="Times New Roman" w:cs="Times New Roman"/>
-          <w:color w:val="000000"/>
-          <w:sz w:val="24"/>
-        </w:rPr>
-        <w:t xml:space="preserve"> Which representation best retrieves held-out source-label lyrical-repertoire evidence, and does dense–lexical fusion improve over either component under strict duplicate controls?</w:t>
-      </w:r>
-    </w:p>
-    <w:p>
-      <w:pPr>
-        <w:widowControl/>
-        <w:spacing w:line="480" w:lineRule="auto" w:after="0"/>
-        <w:ind w:firstLine="360"/>
-      </w:pPr>
-      <w:r>
-        <w:rPr>
-          <w:rFonts w:ascii="Times New Roman" w:hAnsi="Times New Roman" w:eastAsia="Times New Roman" w:cs="Times New Roman"/>
-          <w:b/>
-          <w:color w:val="000000"/>
-          <w:sz w:val="24"/>
-        </w:rPr>
-        <w:t>RQ2.</w:t>
-      </w:r>
-      <w:r>
-        <w:rPr>
-          <w:rFonts w:ascii="Times New Roman" w:hAnsi="Times New Roman" w:eastAsia="Times New Roman" w:cs="Times New Roman"/>
-          <w:color w:val="000000"/>
-          <w:sz w:val="24"/>
-        </w:rPr>
-        <w:t xml:space="preserve"> Which cultural references can presently be released without conflating automated agreement with human validity, and what annotation work is required before model-performance or network-centrality claims are justified?</w:t>
-      </w:r>
-    </w:p>
-    <w:p>
-      <w:pPr>
-        <w:widowControl/>
-        <w:spacing w:line="480" w:lineRule="auto" w:after="0"/>
-        <w:ind w:firstLine="360"/>
-      </w:pPr>
-      <w:r>
-        <w:rPr>
-          <w:rFonts w:ascii="Times New Roman" w:hAnsi="Times New Roman" w:eastAsia="Times New Roman" w:cs="Times New Roman"/>
-          <w:b/>
-          <w:color w:val="000000"/>
-          <w:sz w:val="24"/>
-        </w:rPr>
-        <w:t>RQ3.</w:t>
-      </w:r>
-      <w:r>
-        <w:rPr>
-          <w:rFonts w:ascii="Times New Roman" w:hAnsi="Times New Roman" w:eastAsia="Times New Roman" w:cs="Times New Roman"/>
-          <w:color w:val="000000"/>
-          <w:sz w:val="24"/>
-        </w:rPr>
-        <w:t xml:space="preserve"> How predictable is the next dictionary-estimated written-ending family, what sequential context improves on global-frequency and first-order-transition baselines, does source-label conditioning add predictive value, and how does abstention change reliability?</w:t>
-      </w:r>
-    </w:p>
-    <w:p>
-      <w:pPr>
-        <w:widowControl/>
-        <w:spacing w:line="480" w:lineRule="auto" w:after="0"/>
-        <w:ind w:firstLine="360"/>
-      </w:pPr>
-      <w:r>
-        <w:rPr>
-          <w:rFonts w:ascii="Times New Roman" w:hAnsi="Times New Roman" w:eastAsia="Times New Roman" w:cs="Times New Roman"/>
-          <w:b/>
-          <w:color w:val="000000"/>
-          <w:sz w:val="24"/>
-        </w:rPr>
-        <w:t>RQ4.</w:t>
-      </w:r>
-      <w:r>
-        <w:rPr>
-          <w:rFonts w:ascii="Times New Roman" w:hAnsi="Times New Roman" w:eastAsia="Times New Roman" w:cs="Times New Roman"/>
-          <w:color w:val="000000"/>
-          <w:sz w:val="24"/>
-        </w:rPr>
-        <w:t xml:space="preserve"> As a methodological design synthesis, how can meaning, reference, and written form be joined into evidence-graded source-label profiles without turning textual association into claims about real-world persons or relationships?</w:t>
-      </w:r>
-    </w:p>
-    <w:p>
-      <w:pPr>
-        <w:widowControl/>
-        <w:spacing w:line="480" w:lineRule="auto" w:after="0"/>
-        <w:ind w:firstLine="360"/>
-      </w:pPr>
-      <w:r>
-        <w:rPr>
-          <w:rFonts w:ascii="Times New Roman" w:hAnsi="Times New Roman" w:eastAsia="Times New Roman" w:cs="Times New Roman"/>
-          <w:color w:val="000000"/>
-          <w:sz w:val="24"/>
-        </w:rPr>
-        <w:t xml:space="preserve">The central argument is methodological: </w:t>
-      </w:r>
-      <w:r>
-        <w:rPr>
-          <w:rFonts w:ascii="Times New Roman" w:hAnsi="Times New Roman" w:eastAsia="Times New Roman" w:cs="Times New Roman"/>
-          <w:b/>
-          <w:color w:val="000000"/>
-          <w:sz w:val="24"/>
-        </w:rPr>
-        <w:t>representation → downstream task → leakage control → evaluation → explanation → abstention</w:t>
-      </w:r>
-      <w:r>
-        <w:rPr>
-          <w:rFonts w:ascii="Times New Roman" w:hAnsi="Times New Roman" w:eastAsia="Times New Roman" w:cs="Times New Roman"/>
-          <w:color w:val="000000"/>
-          <w:sz w:val="24"/>
-        </w:rPr>
-        <w:t>. The value of BGE-M3 in this project is determined by what happens after embedding, not by the existence of the vectors or the model's published benchmarks.</w:t>
-      </w:r>
-    </w:p>
-    <w:p>
-      <w:pPr>
-        <w:pStyle w:val="Heading1"/>
-      </w:pPr>
-      <w:r>
-        <w:t>2. Related Work and Analytical Position</w:t>
-      </w:r>
-    </w:p>
-    <w:p>
-      <w:pPr>
-        <w:pStyle w:val="Heading2"/>
-      </w:pPr>
-      <w:r>
-        <w:t>2.1 Chinese Rap as Situated Repertoire</w:t>
-      </w:r>
-    </w:p>
-    <w:p>
-      <w:pPr>
-        <w:widowControl/>
-        <w:spacing w:line="480" w:lineRule="auto" w:after="0"/>
-      </w:pPr>
-      <w:r>
-        <w:rPr>
-          <w:rFonts w:ascii="Times New Roman" w:hAnsi="Times New Roman" w:eastAsia="Times New Roman" w:cs="Times New Roman"/>
-          <w:color w:val="000000"/>
-          <w:sz w:val="24"/>
-        </w:rPr>
-        <w:t xml:space="preserve">Ethnographic and lyric-centered studies show Chinese performers reworking global hip-hop through regional language, Putonghua, English, slang, local knowledge, and place (Barrett 2012; Wang 2013; Liu 2014). Work on Higher Brothers separates written multilingual material from the vocal intelligibility and production through which identities are negotiated (Liu 2021). These studies motivate </w:t>
-      </w:r>
-      <w:r>
-        <w:rPr>
-          <w:rFonts w:ascii="Times New Roman" w:hAnsi="Times New Roman" w:eastAsia="Times New Roman" w:cs="Times New Roman"/>
-          <w:i/>
-          <w:color w:val="000000"/>
-          <w:sz w:val="24"/>
-        </w:rPr>
-        <w:t>lyrical repertoire</w:t>
-      </w:r>
-      <w:r>
-        <w:rPr>
-          <w:rFonts w:ascii="Times New Roman" w:hAnsi="Times New Roman" w:eastAsia="Times New Roman" w:cs="Times New Roman"/>
-          <w:color w:val="000000"/>
-          <w:sz w:val="24"/>
-        </w:rPr>
-        <w:t xml:space="preserve"> as situated corpus evidence, not an authenticity score or fixed identity inferred from text.</w:t>
-      </w:r>
-    </w:p>
-    <w:p>
-      <w:pPr>
-        <w:widowControl/>
-        <w:spacing w:line="480" w:lineRule="auto" w:after="0"/>
-        <w:ind w:firstLine="360"/>
-      </w:pPr>
-      <w:r>
-        <w:rPr>
-          <w:rFonts w:ascii="Times New Roman" w:hAnsi="Times New Roman" w:eastAsia="Times New Roman" w:cs="Times New Roman"/>
-          <w:color w:val="000000"/>
-          <w:sz w:val="24"/>
-        </w:rPr>
-        <w:t>Named places and objects can also participate in stylized persona construction, but only together with stance and performance context (Baioud 2024). A corpus-level place association is therefore culturally relevant without being biographical: it can show that retained lyrics invoke a place more than expected, not that a credited source lives there, belongs there, or has a social relationship with another source.</w:t>
-      </w:r>
-    </w:p>
-    <w:p>
-      <w:pPr>
-        <w:pStyle w:val="Heading2"/>
-      </w:pPr>
-      <w:r>
-        <w:t>2.2 Representation Is Not Style</w:t>
-      </w:r>
-    </w:p>
-    <w:p>
-      <w:pPr>
-        <w:widowControl/>
-        <w:spacing w:line="480" w:lineRule="auto" w:after="0"/>
-      </w:pPr>
-      <w:r>
-        <w:rPr>
-          <w:rFonts w:ascii="Times New Roman" w:hAnsi="Times New Roman" w:eastAsia="Times New Roman" w:cs="Times New Roman"/>
-          <w:color w:val="000000"/>
-          <w:sz w:val="24"/>
-        </w:rPr>
-        <w:t xml:space="preserve">BGE-M3 supports multilingual, multi-function, multi-granularity retrieval and dense representation of variable-length mixed-language passages (Chen </w:t>
-      </w:r>
-      <w:r>
-        <w:rPr>
-          <w:rFonts w:ascii="Times New Roman" w:hAnsi="Times New Roman" w:eastAsia="Times New Roman" w:cs="Times New Roman"/>
-          <w:i/>
-          <w:color w:val="000000"/>
-          <w:sz w:val="24"/>
-        </w:rPr>
-        <w:t>et al.</w:t>
-      </w:r>
-      <w:r>
-        <w:rPr>
-          <w:rFonts w:ascii="Times New Roman" w:hAnsi="Times New Roman" w:eastAsia="Times New Roman" w:cs="Times New Roman"/>
-          <w:color w:val="000000"/>
-          <w:sz w:val="24"/>
-        </w:rPr>
-        <w:t xml:space="preserve"> 2024). This makes it plausible for Chinese–English lyrics but does not validate it on Chinese rap: broad retrieval signals may help find related text without isolating artistic style.</w:t>
-      </w:r>
-    </w:p>
-    <w:p>
-      <w:pPr>
-        <w:widowControl/>
-        <w:spacing w:line="480" w:lineRule="auto" w:after="0"/>
-        <w:ind w:firstLine="360"/>
-      </w:pPr>
-      <w:r>
-        <w:rPr>
-          <w:rFonts w:ascii="Times New Roman" w:hAnsi="Times New Roman" w:eastAsia="Times New Roman" w:cs="Times New Roman"/>
-          <w:color w:val="000000"/>
-          <w:sz w:val="24"/>
-        </w:rPr>
-        <w:t xml:space="preserve">Authorship research shows that common and proper nouns affect attribution and that prediction does not establish style–content disentanglement (Sundararajan and Woodard 2018; Wang </w:t>
-      </w:r>
-      <w:r>
-        <w:rPr>
-          <w:rFonts w:ascii="Times New Roman" w:hAnsi="Times New Roman" w:eastAsia="Times New Roman" w:cs="Times New Roman"/>
-          <w:i/>
-          <w:color w:val="000000"/>
-          <w:sz w:val="24"/>
-        </w:rPr>
-        <w:t>et al.</w:t>
-      </w:r>
-      <w:r>
-        <w:rPr>
-          <w:rFonts w:ascii="Times New Roman" w:hAnsi="Times New Roman" w:eastAsia="Times New Roman" w:cs="Times New Roman"/>
-          <w:color w:val="000000"/>
-          <w:sz w:val="24"/>
-        </w:rPr>
-        <w:t xml:space="preserve"> 2023). We therefore test </w:t>
-      </w:r>
-      <w:r>
-        <w:rPr>
-          <w:rFonts w:ascii="Times New Roman" w:hAnsi="Times New Roman" w:eastAsia="Times New Roman" w:cs="Times New Roman"/>
-          <w:i/>
-          <w:color w:val="000000"/>
-          <w:sz w:val="24"/>
-        </w:rPr>
-        <w:t>lyrical-repertoire retrieval</w:t>
-      </w:r>
-      <w:r>
-        <w:rPr>
-          <w:rFonts w:ascii="Times New Roman" w:hAnsi="Times New Roman" w:eastAsia="Times New Roman" w:cs="Times New Roman"/>
-          <w:color w:val="000000"/>
-          <w:sz w:val="24"/>
-        </w:rPr>
-        <w:t>, not “rapper identification”, against a strong surface-form baseline and interpret fusion as complementarity rather than isolated style.</w:t>
-      </w:r>
-    </w:p>
-    <w:p>
-      <w:pPr>
-        <w:pStyle w:val="Heading2"/>
-      </w:pPr>
-      <w:r>
-        <w:t>2.3 Named Entities and Cultural Networks in New Domains</w:t>
-      </w:r>
-    </w:p>
-    <w:p>
-      <w:pPr>
-        <w:widowControl/>
-        <w:spacing w:line="480" w:lineRule="auto" w:after="0"/>
-      </w:pPr>
-      <w:r>
-        <w:rPr>
-          <w:rFonts w:ascii="Times New Roman" w:hAnsi="Times New Roman" w:eastAsia="Times New Roman" w:cs="Times New Roman"/>
-          <w:color w:val="000000"/>
-          <w:sz w:val="24"/>
-        </w:rPr>
-        <w:t xml:space="preserve">Chinese NER is domain- and annotation-sensitive; edited-text models cannot be assumed to transfer to informal language (Peng and Dredze 2015). FLAT combines character and word information (Li </w:t>
-      </w:r>
-      <w:r>
-        <w:rPr>
-          <w:rFonts w:ascii="Times New Roman" w:hAnsi="Times New Roman" w:eastAsia="Times New Roman" w:cs="Times New Roman"/>
-          <w:i/>
-          <w:color w:val="000000"/>
-          <w:sz w:val="24"/>
-        </w:rPr>
-        <w:t>et al.</w:t>
-      </w:r>
-      <w:r>
-        <w:rPr>
-          <w:rFonts w:ascii="Times New Roman" w:hAnsi="Times New Roman" w:eastAsia="Times New Roman" w:cs="Times New Roman"/>
-          <w:color w:val="000000"/>
-          <w:sz w:val="24"/>
-        </w:rPr>
-        <w:t xml:space="preserve"> 2020), while distant-supervision work shows that dictionary matches are noisy, not gold (Yang </w:t>
-      </w:r>
-      <w:r>
-        <w:rPr>
-          <w:rFonts w:ascii="Times New Roman" w:hAnsi="Times New Roman" w:eastAsia="Times New Roman" w:cs="Times New Roman"/>
-          <w:i/>
-          <w:color w:val="000000"/>
-          <w:sz w:val="24"/>
-        </w:rPr>
-        <w:t>et al.</w:t>
-      </w:r>
-      <w:r>
-        <w:rPr>
-          <w:rFonts w:ascii="Times New Roman" w:hAnsi="Times New Roman" w:eastAsia="Times New Roman" w:cs="Times New Roman"/>
-          <w:color w:val="000000"/>
-          <w:sz w:val="24"/>
-        </w:rPr>
-        <w:t xml:space="preserve"> 2018). Domain corpora require explicit annotation-quality reporting (Jiang </w:t>
-      </w:r>
-      <w:r>
-        <w:rPr>
-          <w:rFonts w:ascii="Times New Roman" w:hAnsi="Times New Roman" w:eastAsia="Times New Roman" w:cs="Times New Roman"/>
-          <w:i/>
-          <w:color w:val="000000"/>
-          <w:sz w:val="24"/>
-        </w:rPr>
-        <w:t>et al.</w:t>
-      </w:r>
-      <w:r>
-        <w:rPr>
-          <w:rFonts w:ascii="Times New Roman" w:hAnsi="Times New Roman" w:eastAsia="Times New Roman" w:cs="Times New Roman"/>
-          <w:color w:val="000000"/>
-          <w:sz w:val="24"/>
-        </w:rPr>
-        <w:t xml:space="preserve"> 2022).</w:t>
-      </w:r>
-    </w:p>
-    <w:p>
-      <w:pPr>
-        <w:widowControl/>
-        <w:spacing w:line="480" w:lineRule="auto" w:after="0"/>
-        <w:ind w:firstLine="360"/>
-      </w:pPr>
-      <w:r>
-        <w:rPr>
-          <w:rFonts w:ascii="Times New Roman" w:hAnsi="Times New Roman" w:eastAsia="Times New Roman" w:cs="Times New Roman"/>
-          <w:color w:val="000000"/>
-          <w:sz w:val="24"/>
-        </w:rPr>
-        <w:t xml:space="preserve">Unequal NER error can distort cultural visibility (Lassen </w:t>
-      </w:r>
-      <w:r>
-        <w:rPr>
-          <w:rFonts w:ascii="Times New Roman" w:hAnsi="Times New Roman" w:eastAsia="Times New Roman" w:cs="Times New Roman"/>
-          <w:i/>
-          <w:color w:val="000000"/>
-          <w:sz w:val="24"/>
-        </w:rPr>
-        <w:t>et al.</w:t>
-      </w:r>
-      <w:r>
-        <w:rPr>
-          <w:rFonts w:ascii="Times New Roman" w:hAnsi="Times New Roman" w:eastAsia="Times New Roman" w:cs="Times New Roman"/>
-          <w:color w:val="000000"/>
-          <w:sz w:val="24"/>
-        </w:rPr>
-        <w:t xml:space="preserve"> 2024). Literary-network nodes, windows, and relations must follow the question, and co-occurrence differs from embedding similarity (Blessing </w:t>
-      </w:r>
-      <w:r>
-        <w:rPr>
-          <w:rFonts w:ascii="Times New Roman" w:hAnsi="Times New Roman" w:eastAsia="Times New Roman" w:cs="Times New Roman"/>
-          <w:i/>
-          <w:color w:val="000000"/>
-          <w:sz w:val="24"/>
-        </w:rPr>
-        <w:t>et al.</w:t>
-      </w:r>
-      <w:r>
-        <w:rPr>
-          <w:rFonts w:ascii="Times New Roman" w:hAnsi="Times New Roman" w:eastAsia="Times New Roman" w:cs="Times New Roman"/>
-          <w:color w:val="000000"/>
-          <w:sz w:val="24"/>
-        </w:rPr>
-        <w:t xml:space="preserve"> 2017; Rafaeli </w:t>
-      </w:r>
-      <w:r>
-        <w:rPr>
-          <w:rFonts w:ascii="Times New Roman" w:hAnsi="Times New Roman" w:eastAsia="Times New Roman" w:cs="Times New Roman"/>
-          <w:i/>
-          <w:color w:val="000000"/>
-          <w:sz w:val="24"/>
-        </w:rPr>
-        <w:t>et al.</w:t>
-      </w:r>
-      <w:r>
-        <w:rPr>
-          <w:rFonts w:ascii="Times New Roman" w:hAnsi="Times New Roman" w:eastAsia="Times New Roman" w:cs="Times New Roman"/>
-          <w:color w:val="000000"/>
-          <w:sz w:val="24"/>
-        </w:rPr>
-        <w:t xml:space="preserve"> 2026). Because language, place, stylization, and performance localize Chinese-rap repertoires (Liu 2014; Baioud 2024), we separate source-label/reference from same-song co-mention edges and call neither social nor biographical.</w:t>
-      </w:r>
-    </w:p>
-    <w:p>
-      <w:pPr>
-        <w:pStyle w:val="Heading2"/>
-      </w:pPr>
-      <w:r>
-        <w:t>2.4 Rhyme as Text-Derived and Performance-Sensitive Evidence</w:t>
-      </w:r>
-    </w:p>
-    <w:p>
-      <w:pPr>
-        <w:widowControl/>
-        <w:spacing w:line="480" w:lineRule="auto" w:after="0"/>
-      </w:pPr>
-      <w:r>
-        <w:rPr>
-          <w:rFonts w:ascii="Times New Roman" w:hAnsi="Times New Roman" w:eastAsia="Times New Roman" w:cs="Times New Roman"/>
-          <w:color w:val="000000"/>
-          <w:sz w:val="24"/>
-        </w:rPr>
-        <w:t xml:space="preserve">Computational work models phonetic, imperfect, internal, and artist-level rhyme (Hirjee and Brown 2009). DeepRapper represents rhyme with beat symbols (Xue </w:t>
-      </w:r>
-      <w:r>
-        <w:rPr>
-          <w:rFonts w:ascii="Times New Roman" w:hAnsi="Times New Roman" w:eastAsia="Times New Roman" w:cs="Times New Roman"/>
-          <w:i/>
-          <w:color w:val="000000"/>
-          <w:sz w:val="24"/>
-        </w:rPr>
-        <w:t>et al.</w:t>
-      </w:r>
-      <w:r>
-        <w:rPr>
-          <w:rFonts w:ascii="Times New Roman" w:hAnsi="Times New Roman" w:eastAsia="Times New Roman" w:cs="Times New Roman"/>
-          <w:color w:val="000000"/>
-          <w:sz w:val="24"/>
-        </w:rPr>
-        <w:t xml:space="preserve"> 2021), while SongRewriter uses vowel modeling and decoding constraints (Sun </w:t>
-      </w:r>
-      <w:r>
-        <w:rPr>
-          <w:rFonts w:ascii="Times New Roman" w:hAnsi="Times New Roman" w:eastAsia="Times New Roman" w:cs="Times New Roman"/>
-          <w:i/>
-          <w:color w:val="000000"/>
-          <w:sz w:val="24"/>
-        </w:rPr>
-        <w:t>et al.</w:t>
-      </w:r>
-      <w:r>
-        <w:rPr>
-          <w:rFonts w:ascii="Times New Roman" w:hAnsi="Times New Roman" w:eastAsia="Times New Roman" w:cs="Times New Roman"/>
-          <w:color w:val="000000"/>
-          <w:sz w:val="24"/>
-        </w:rPr>
-        <w:t xml:space="preserve"> 2023). A text-only Chinese-rap target must remain narrower: multimodal persona, regional or Chinese–English realization, and audio flow exceed fixed pinyin classes (Lin and Wang 2024; Wang and Lin 2024; Liu </w:t>
-      </w:r>
-      <w:r>
-        <w:rPr>
-          <w:rFonts w:ascii="Times New Roman" w:hAnsi="Times New Roman" w:eastAsia="Times New Roman" w:cs="Times New Roman"/>
-          <w:i/>
-          <w:color w:val="000000"/>
-          <w:sz w:val="24"/>
-        </w:rPr>
-        <w:t>et al.</w:t>
-      </w:r>
-      <w:r>
-        <w:rPr>
-          <w:rFonts w:ascii="Times New Roman" w:hAnsi="Times New Roman" w:eastAsia="Times New Roman" w:cs="Times New Roman"/>
-          <w:color w:val="000000"/>
-          <w:sz w:val="24"/>
-        </w:rPr>
-        <w:t xml:space="preserve"> 2023). Without aligned audio, we cannot observe performed pronunciation, stress, rhythm, cadence, beat, or delivery; the target is a </w:t>
-      </w:r>
-      <w:r>
-        <w:rPr>
-          <w:rFonts w:ascii="Times New Roman" w:hAnsi="Times New Roman" w:eastAsia="Times New Roman" w:cs="Times New Roman"/>
-          <w:b/>
-          <w:color w:val="000000"/>
-          <w:sz w:val="24"/>
-        </w:rPr>
-        <w:t>dictionary-estimated written-ending family</w:t>
-      </w:r>
-      <w:r>
-        <w:rPr>
-          <w:rFonts w:ascii="Times New Roman" w:hAnsi="Times New Roman" w:eastAsia="Times New Roman" w:cs="Times New Roman"/>
-          <w:color w:val="000000"/>
-          <w:sz w:val="24"/>
-        </w:rPr>
-        <w:t>.</w:t>
-      </w:r>
-    </w:p>
-    <w:p>
-      <w:pPr>
-        <w:pStyle w:val="Heading1"/>
-      </w:pPr>
-      <w:r>
-        <w:t>3. Corpus, Cleaning, and Evidence Boundary</w:t>
-      </w:r>
-    </w:p>
-    <w:p>
-      <w:pPr>
-        <w:widowControl/>
-        <w:spacing w:line="480" w:lineRule="auto" w:after="0"/>
-      </w:pPr>
-      <w:r>
-        <w:rPr>
-          <w:rFonts w:ascii="Times New Roman" w:hAnsi="Times New Roman" w:eastAsia="Times New Roman" w:cs="Times New Roman"/>
-          <w:color w:val="000000"/>
-          <w:sz w:val="24"/>
-        </w:rPr>
-        <w:t>The frozen private snapshot contains 7,211 songs and 22,128 lyric chunks. Deterministic metadata and text gates reconcile every canonical key to a clean-text sidecar, retain 21,553 eligible chunks, and withhold 575 metadata-only chunks. Analyses preserve one song record, split before expanding to chunks, lines, or entity occurrences, and keep identical-content groups within one partition or exclude cross-partition copies; 405 exact groups span 921 songs. Missing or doubtful metadata are never guessed.</w:t>
-      </w:r>
-    </w:p>
-    <w:p>
-      <w:pPr>
-        <w:widowControl/>
-        <w:spacing w:line="480" w:lineRule="auto" w:after="0"/>
-        <w:ind w:firstLine="360"/>
-      </w:pPr>
-      <w:r>
-        <w:rPr>
-          <w:rFonts w:ascii="Times New Roman" w:hAnsi="Times New Roman" w:eastAsia="Times New Roman" w:cs="Times New Roman"/>
-          <w:color w:val="000000"/>
-          <w:sz w:val="24"/>
-        </w:rPr>
-        <w:t>PD-002 reconstructed the legacy cleaner: artist/text deduplication removed 2,894 chunks and 177 song IDs; 131 meet a conservative duplicate-record rule and 46 require review. The live Drive sheet matched 26,833 keys; all 33 substantive cell differences were adjudicated. Canonical gates explain 7,214/22,132 upstream versus 7,211/22,128 analyzed. Results remain snapshot-conditional.</w:t>
-      </w:r>
-    </w:p>
-    <w:p>
-      <w:pPr>
-        <w:widowControl/>
-        <w:spacing w:line="480" w:lineRule="auto" w:after="0"/>
-        <w:ind w:firstLine="360"/>
-      </w:pPr>
-      <w:r>
-        <w:rPr>
-          <w:rFonts w:ascii="Times New Roman" w:hAnsi="Times New Roman" w:eastAsia="Times New Roman" w:cs="Times New Roman"/>
-          <w:color w:val="000000"/>
-          <w:sz w:val="24"/>
-        </w:rPr>
-        <w:t>The export is a convenience snapshot rather than a census. It lacks stable per-track identifiers and verified records for source platforms, acquisition dates, temporal coverage, sampling, transcription origin, and rights or ethics basis. Those owner-supplied facts remain required; none is inferred from lyrics or filenames. Full reconciliation, exception totals, and checksums appear in the public supplement.</w:t>
-      </w:r>
-    </w:p>
-    <w:p>
-      <w:pPr>
-        <w:widowControl/>
-        <w:spacing w:line="480" w:lineRule="auto" w:after="0"/>
-        <w:ind w:firstLine="360"/>
-      </w:pPr>
-      <w:r>
-        <w:rPr>
-          <w:rFonts w:ascii="Times New Roman" w:hAnsi="Times New Roman" w:eastAsia="Times New Roman" w:cs="Times New Roman"/>
-          <w:color w:val="000000"/>
-          <w:sz w:val="24"/>
-        </w:rPr>
-        <w:t>The source-credit label is corpus provenance, not verified identity; the study does not attempt global person resolution. Retrieval predicts that label, NER identifies lyric-reference surfaces, and rhyme fingerprints summarize label-attached lines. The public release excludes lyric text, full lines, song/chunk identifiers, membership rows, row-level lyric-content hashes, embeddings, and reviewer contexts. File-level checksums remain as non-content integrity metadata.</w:t>
-      </w:r>
-    </w:p>
-    <w:p>
-      <w:pPr>
-        <w:widowControl/>
-        <w:spacing w:line="480" w:lineRule="auto" w:after="0"/>
-        <w:ind w:firstLine="360"/>
-      </w:pPr>
-      <w:r>
-        <w:rPr>
-          <w:rFonts w:ascii="Times New Roman" w:hAnsi="Times New Roman" w:eastAsia="Times New Roman" w:cs="Times New Roman"/>
-          <w:color w:val="000000"/>
-          <w:sz w:val="24"/>
-        </w:rPr>
-        <w:t>Table 1 summarizes the populations. Individual tasks apply stricter eligibility rules, so their denominators differ.</w:t>
+        <w:t>The public release carries aggregate results only. It excludes lyric text, lines, song and chunk identifiers, per-song ranks and coordinates, embeddings, membership rows, and reviewer contexts. Every per-query table named below is private. Table 1 gives the populations.</w:t>
       </w:r>
     </w:p>
     <w:tbl>
@@ -1091,7 +1004,7 @@
                 <w:color w:val="000000"/>
                 <w:sz w:val="18"/>
               </w:rPr>
-              <w:t>Canonical songs</w:t>
+              <w:t>Song records</w:t>
             </w:r>
           </w:p>
         </w:tc>
@@ -1118,7 +1031,7 @@
                 <w:color w:val="000000"/>
                 <w:sz w:val="18"/>
               </w:rPr>
-              <w:t>7,211</w:t>
+              <w:t>7,391</w:t>
             </w:r>
           </w:p>
         </w:tc>
@@ -1144,7 +1057,7 @@
                 <w:color w:val="000000"/>
                 <w:sz w:val="18"/>
               </w:rPr>
-              <w:t>Frozen song grain</w:t>
+              <w:t>Frozen song grain (corpus v2)</w:t>
             </w:r>
           </w:p>
         </w:tc>
@@ -1175,7 +1088,7 @@
                 <w:color w:val="000000"/>
                 <w:sz w:val="18"/>
               </w:rPr>
-              <w:t>Canonical / sidecar lyric chunks</w:t>
+              <w:t>Lyric chunks</w:t>
             </w:r>
           </w:p>
         </w:tc>
@@ -1202,7 +1115,7 @@
                 <w:color w:val="000000"/>
                 <w:sz w:val="18"/>
               </w:rPr>
-              <w:t>22,128</w:t>
+              <w:t>25,026</w:t>
             </w:r>
           </w:p>
         </w:tc>
@@ -1228,175 +1141,7 @@
                 <w:color w:val="000000"/>
                 <w:sz w:val="18"/>
               </w:rPr>
-              <w:t>Frozen chunk grain; exact key reconciliation</w:t>
-            </w:r>
-          </w:p>
-        </w:tc>
-      </w:tr>
-      <w:tr>
-        <w:trPr>
-          <w:cantSplit/>
-        </w:trPr>
-        <w:tc>
-          <w:tcPr>
-            <w:tcW w:type="dxa" w:w="4305"/>
-            <w:vAlign w:val="center"/>
-            <w:tcMar>
-              <w:top w:w="80" w:type="dxa"/>
-              <w:start w:w="90" w:type="dxa"/>
-              <w:bottom w:w="80" w:type="dxa"/>
-              <w:end w:w="90" w:type="dxa"/>
-            </w:tcMar>
-          </w:tcPr>
-          <w:p>
-            <w:pPr>
-              <w:keepLines/>
-              <w:spacing w:line="240" w:lineRule="auto" w:after="0"/>
-            </w:pPr>
-            <w:r>
-              <w:rPr>
-                <w:rFonts w:ascii="Times New Roman" w:hAnsi="Times New Roman" w:eastAsia="Times New Roman" w:cs="Times New Roman"/>
-                <w:color w:val="000000"/>
-                <w:sz w:val="18"/>
-              </w:rPr>
-              <w:t>Eligible clean-text chunks</w:t>
-            </w:r>
-          </w:p>
-        </w:tc>
-        <w:tc>
-          <w:tcPr>
-            <w:tcW w:type="dxa" w:w="2527"/>
-            <w:vAlign w:val="center"/>
-            <w:tcMar>
-              <w:top w:w="80" w:type="dxa"/>
-              <w:start w:w="90" w:type="dxa"/>
-              <w:bottom w:w="80" w:type="dxa"/>
-              <w:end w:w="90" w:type="dxa"/>
-            </w:tcMar>
-          </w:tcPr>
-          <w:p>
-            <w:pPr>
-              <w:keepLines/>
-              <w:spacing w:line="240" w:lineRule="auto" w:after="0"/>
-              <w:jc w:val="right"/>
-            </w:pPr>
-            <w:r>
-              <w:rPr>
-                <w:rFonts w:ascii="Times New Roman" w:hAnsi="Times New Roman" w:eastAsia="Times New Roman" w:cs="Times New Roman"/>
-                <w:color w:val="000000"/>
-                <w:sz w:val="18"/>
-              </w:rPr>
-              <w:t>21,553</w:t>
-            </w:r>
-          </w:p>
-        </w:tc>
-        <w:tc>
-          <w:tcPr>
-            <w:tcW w:type="dxa" w:w="2528"/>
-            <w:vAlign w:val="center"/>
-            <w:tcMar>
-              <w:top w:w="80" w:type="dxa"/>
-              <w:start w:w="90" w:type="dxa"/>
-              <w:bottom w:w="80" w:type="dxa"/>
-              <w:end w:w="90" w:type="dxa"/>
-            </w:tcMar>
-          </w:tcPr>
-          <w:p>
-            <w:pPr>
-              <w:keepLines/>
-              <w:spacing w:line="240" w:lineRule="auto" w:after="0"/>
-            </w:pPr>
-            <w:r>
-              <w:rPr>
-                <w:rFonts w:ascii="Times New Roman" w:hAnsi="Times New Roman" w:eastAsia="Times New Roman" w:cs="Times New Roman"/>
-                <w:color w:val="000000"/>
-                <w:sz w:val="18"/>
-              </w:rPr>
-              <w:t>Model-eligible text</w:t>
-            </w:r>
-          </w:p>
-        </w:tc>
-      </w:tr>
-      <w:tr>
-        <w:trPr>
-          <w:cantSplit/>
-        </w:trPr>
-        <w:tc>
-          <w:tcPr>
-            <w:tcW w:type="dxa" w:w="4305"/>
-            <w:vAlign w:val="center"/>
-            <w:tcMar>
-              <w:top w:w="80" w:type="dxa"/>
-              <w:start w:w="90" w:type="dxa"/>
-              <w:bottom w:w="80" w:type="dxa"/>
-              <w:end w:w="90" w:type="dxa"/>
-            </w:tcMar>
-          </w:tcPr>
-          <w:p>
-            <w:pPr>
-              <w:keepLines/>
-              <w:spacing w:line="240" w:lineRule="auto" w:after="0"/>
-            </w:pPr>
-            <w:r>
-              <w:rPr>
-                <w:rFonts w:ascii="Times New Roman" w:hAnsi="Times New Roman" w:eastAsia="Times New Roman" w:cs="Times New Roman"/>
-                <w:color w:val="000000"/>
-                <w:sz w:val="18"/>
-              </w:rPr>
-              <w:t>Withheld metadata-only chunks</w:t>
-            </w:r>
-          </w:p>
-        </w:tc>
-        <w:tc>
-          <w:tcPr>
-            <w:tcW w:type="dxa" w:w="2527"/>
-            <w:vAlign w:val="center"/>
-            <w:tcMar>
-              <w:top w:w="80" w:type="dxa"/>
-              <w:start w:w="90" w:type="dxa"/>
-              <w:bottom w:w="80" w:type="dxa"/>
-              <w:end w:w="90" w:type="dxa"/>
-            </w:tcMar>
-          </w:tcPr>
-          <w:p>
-            <w:pPr>
-              <w:keepLines/>
-              <w:spacing w:line="240" w:lineRule="auto" w:after="0"/>
-              <w:jc w:val="right"/>
-            </w:pPr>
-            <w:r>
-              <w:rPr>
-                <w:rFonts w:ascii="Times New Roman" w:hAnsi="Times New Roman" w:eastAsia="Times New Roman" w:cs="Times New Roman"/>
-                <w:color w:val="000000"/>
-                <w:sz w:val="18"/>
-              </w:rPr>
-              <w:t>575</w:t>
-            </w:r>
-          </w:p>
-        </w:tc>
-        <w:tc>
-          <w:tcPr>
-            <w:tcW w:type="dxa" w:w="2528"/>
-            <w:vAlign w:val="center"/>
-            <w:tcMar>
-              <w:top w:w="80" w:type="dxa"/>
-              <w:start w:w="90" w:type="dxa"/>
-              <w:bottom w:w="80" w:type="dxa"/>
-              <w:end w:w="90" w:type="dxa"/>
-            </w:tcMar>
-          </w:tcPr>
-          <w:p>
-            <w:pPr>
-              <w:keepLines/>
-              <w:spacing w:line="240" w:lineRule="auto" w:after="0"/>
-            </w:pPr>
-            <w:r>
-              <w:rPr>
-                <w:rFonts w:ascii="Times New Roman" w:hAnsi="Times New Roman" w:eastAsia="Times New Roman" w:cs="Times New Roman"/>
-                <w:color w:val="000000"/>
-                <w:sz w:val="18"/>
-              </w:rPr>
-              <w:t>Not analyzed as lyrics</w:t>
+              <w:t>Retained in full; duplicate control by grouping</w:t>
             </w:r>
           </w:p>
         </w:tc>
@@ -1480,7 +1225,7 @@
                 <w:color w:val="000000"/>
                 <w:sz w:val="18"/>
               </w:rPr>
-              <w:t>Corpus provenance labels</w:t>
+              <w:t>Corpus provenance strings</w:t>
             </w:r>
           </w:p>
         </w:tc>
@@ -1564,7 +1309,7 @@
                 <w:color w:val="000000"/>
                 <w:sz w:val="18"/>
               </w:rPr>
-              <w:t>Support audit</w:t>
+              <w:t>Candidate set in every space</w:t>
             </w:r>
           </w:p>
         </w:tc>
@@ -1595,7 +1340,7 @@
                 <w:color w:val="000000"/>
                 <w:sz w:val="18"/>
               </w:rPr>
-              <w:t>Exact song-content groups spanning multiple songs</w:t>
+              <w:t>Query songs (≥50 normalised alphanumeric characters)</w:t>
             </w:r>
           </w:p>
         </w:tc>
@@ -1614,6 +1359,7 @@
             <w:pPr>
               <w:keepLines/>
               <w:spacing w:line="240" w:lineRule="auto" w:after="0"/>
+              <w:jc w:val="right"/>
             </w:pPr>
             <w:r>
               <w:rPr>
@@ -1621,7 +1367,7 @@
                 <w:color w:val="000000"/>
                 <w:sz w:val="18"/>
               </w:rPr>
-              <w:t>405 (921 songs)</w:t>
+              <w:t>7,236</w:t>
             </w:r>
           </w:p>
         </w:tc>
@@ -1647,7 +1393,7 @@
                 <w:color w:val="000000"/>
                 <w:sz w:val="18"/>
               </w:rPr>
-              <w:t>Duplicate/leakage constraint</w:t>
+              <w:t>The one query set</w:t>
             </w:r>
           </w:p>
         </w:tc>
@@ -1678,7 +1424,7 @@
                 <w:color w:val="000000"/>
                 <w:sz w:val="18"/>
               </w:rPr>
-              <w:t>Graph-eligible labels used in all three downstream tasks</w:t>
+              <w:t>Leakage groups over the query set</w:t>
             </w:r>
           </w:p>
         </w:tc>
@@ -1705,7 +1451,7 @@
                 <w:color w:val="000000"/>
                 <w:sz w:val="18"/>
               </w:rPr>
-              <w:t>204</w:t>
+              <w:t>5,888</w:t>
             </w:r>
           </w:p>
         </w:tc>
@@ -1731,7 +1477,91 @@
                 <w:color w:val="000000"/>
                 <w:sz w:val="18"/>
               </w:rPr>
-              <w:t>Fixed comparison frame</w:t>
+              <w:t>Holdout and bootstrap unit; 798 hold &gt;1 song</w:t>
+            </w:r>
+          </w:p>
+        </w:tc>
+      </w:tr>
+      <w:tr>
+        <w:trPr>
+          <w:cantSplit/>
+        </w:trPr>
+        <w:tc>
+          <w:tcPr>
+            <w:tcW w:type="dxa" w:w="4305"/>
+            <w:vAlign w:val="center"/>
+            <w:tcMar>
+              <w:top w:w="80" w:type="dxa"/>
+              <w:start w:w="90" w:type="dxa"/>
+              <w:bottom w:w="80" w:type="dxa"/>
+              <w:end w:w="90" w:type="dxa"/>
+            </w:tcMar>
+          </w:tcPr>
+          <w:p>
+            <w:pPr>
+              <w:keepLines/>
+              <w:spacing w:line="240" w:lineRule="auto" w:after="0"/>
+            </w:pPr>
+            <w:r>
+              <w:rPr>
+                <w:rFonts w:ascii="Times New Roman" w:hAnsi="Times New Roman" w:eastAsia="Times New Roman" w:cs="Times New Roman"/>
+                <w:color w:val="000000"/>
+                <w:sz w:val="18"/>
+              </w:rPr>
+              <w:t>Label pairs sharing a ≥30-character passage</w:t>
+            </w:r>
+          </w:p>
+        </w:tc>
+        <w:tc>
+          <w:tcPr>
+            <w:tcW w:type="dxa" w:w="2527"/>
+            <w:vAlign w:val="center"/>
+            <w:tcMar>
+              <w:top w:w="80" w:type="dxa"/>
+              <w:start w:w="90" w:type="dxa"/>
+              <w:bottom w:w="80" w:type="dxa"/>
+              <w:end w:w="90" w:type="dxa"/>
+            </w:tcMar>
+          </w:tcPr>
+          <w:p>
+            <w:pPr>
+              <w:keepLines/>
+              <w:spacing w:line="240" w:lineRule="auto" w:after="0"/>
+              <w:jc w:val="right"/>
+            </w:pPr>
+            <w:r>
+              <w:rPr>
+                <w:rFonts w:ascii="Times New Roman" w:hAnsi="Times New Roman" w:eastAsia="Times New Roman" w:cs="Times New Roman"/>
+                <w:color w:val="000000"/>
+                <w:sz w:val="18"/>
+              </w:rPr>
+              <w:t>511</w:t>
+            </w:r>
+          </w:p>
+        </w:tc>
+        <w:tc>
+          <w:tcPr>
+            <w:tcW w:type="dxa" w:w="2528"/>
+            <w:vAlign w:val="center"/>
+            <w:tcMar>
+              <w:top w:w="80" w:type="dxa"/>
+              <w:start w:w="90" w:type="dxa"/>
+              <w:bottom w:w="80" w:type="dxa"/>
+              <w:end w:w="90" w:type="dxa"/>
+            </w:tcMar>
+          </w:tcPr>
+          <w:p>
+            <w:pPr>
+              <w:keepLines/>
+              <w:spacing w:line="240" w:lineRule="auto" w:after="0"/>
+            </w:pPr>
+            <w:r>
+              <w:rPr>
+                <w:rFonts w:ascii="Times New Roman" w:hAnsi="Times New Roman" w:eastAsia="Times New Roman" w:cs="Times New Roman"/>
+                <w:color w:val="000000"/>
+                <w:sz w:val="18"/>
+              </w:rPr>
+              <w:t>Identity audit; all reviewed pairs are collaborations</w:t>
             </w:r>
           </w:p>
         </w:tc>
@@ -1753,7 +1583,7 @@
           <w:color w:val="000000"/>
           <w:sz w:val="20"/>
         </w:rPr>
-        <w:t>Table 1 Frozen corpus and downstream comparison populations</w:t>
+        <w:t>Table 1 Frozen corpus and comparison populations. Every space in Sections 5–9 is scored on the same 7,236 queries, 226 labels, and 5,888 groups.</w:t>
       </w:r>
     </w:p>
     <w:p>
@@ -1761,7 +1591,7 @@
         <w:pStyle w:val="Heading1"/>
       </w:pPr>
       <w:r>
-        <w:t>4. Shared Representation and Experimental Design</w:t>
+        <w:t>4. One Protocol</w:t>
       </w:r>
     </w:p>
     <w:p>
@@ -1769,7 +1599,7 @@
         <w:pStyle w:val="Heading2"/>
       </w:pPr>
       <w:r>
-        <w:t>4.1 Why BGE-M3, and What Is Frozen</w:t>
+        <w:t>4.1 Query, Profile, and Rank</w:t>
       </w:r>
     </w:p>
     <w:p>
@@ -1783,72 +1613,7 @@
           <w:color w:val="000000"/>
           <w:sz w:val="24"/>
         </w:rPr>
-        <w:t xml:space="preserve">BGE-M3 is selected because the primarily Chinese corpus contains mixed-script passages, chunk lengths vary, and the model is designed for retrieval. We use only its dense head. </w:t>
-      </w:r>
-      <w:r>
-        <w:rPr>
-          <w:rFonts w:ascii="Courier New" w:hAnsi="Courier New" w:eastAsia="Courier New" w:cs="Courier New"/>
-          <w:color w:val="000000"/>
-          <w:sz w:val="23"/>
-        </w:rPr>
-        <w:t>FlagEmbedding.BGEM3FlagModel</w:t>
-      </w:r>
-      <w:r>
-        <w:rPr>
-          <w:rFonts w:ascii="Times New Roman" w:hAnsi="Times New Roman" w:eastAsia="Times New Roman" w:cs="Times New Roman"/>
-          <w:color w:val="000000"/>
-          <w:sz w:val="24"/>
-        </w:rPr>
-        <w:t xml:space="preserve"> generated vectors offline from pinned </w:t>
-      </w:r>
-      <w:r>
-        <w:rPr>
-          <w:rFonts w:ascii="Courier New" w:hAnsi="Courier New" w:eastAsia="Courier New" w:cs="Courier New"/>
-          <w:color w:val="000000"/>
-          <w:sz w:val="23"/>
-        </w:rPr>
-        <w:t>BAAI/bge-m3</w:t>
-      </w:r>
-      <w:r>
-        <w:rPr>
-          <w:rFonts w:ascii="Times New Roman" w:hAnsi="Times New Roman" w:eastAsia="Times New Roman" w:cs="Times New Roman"/>
-          <w:color w:val="000000"/>
-          <w:sz w:val="24"/>
-        </w:rPr>
-        <w:t xml:space="preserve"> revision </w:t>
-      </w:r>
-      <w:r>
-        <w:rPr>
-          <w:rFonts w:ascii="Courier New" w:hAnsi="Courier New" w:eastAsia="Courier New" w:cs="Courier New"/>
-          <w:color w:val="000000"/>
-          <w:sz w:val="23"/>
-        </w:rPr>
-        <w:t>5617a9f61b028005a4858fdac845db406aefb181</w:t>
-      </w:r>
-      <w:r>
-        <w:rPr>
-          <w:rFonts w:ascii="Times New Roman" w:hAnsi="Times New Roman" w:eastAsia="Times New Roman" w:cs="Times New Roman"/>
-          <w:color w:val="000000"/>
-          <w:sz w:val="24"/>
-        </w:rPr>
-        <w:t xml:space="preserve">, using FlagEmbedding 1.4.0, maximum length 2,048, batch size two, 1,024 dimensions, and L2 normalization (Chen </w:t>
-      </w:r>
-      <w:r>
-        <w:rPr>
-          <w:rFonts w:ascii="Times New Roman" w:hAnsi="Times New Roman" w:eastAsia="Times New Roman" w:cs="Times New Roman"/>
-          <w:i/>
-          <w:color w:val="000000"/>
-          <w:sz w:val="24"/>
-        </w:rPr>
-        <w:t>et al.</w:t>
-      </w:r>
-      <w:r>
-        <w:rPr>
-          <w:rFonts w:ascii="Times New Roman" w:hAnsi="Times New Roman" w:eastAsia="Times New Roman" w:cs="Times New Roman"/>
-          <w:color w:val="000000"/>
-          <w:sz w:val="24"/>
-        </w:rPr>
-        <w:t xml:space="preserve"> 2024). The embedding contract records checkpoint, configuration, row-map, and vector hashes. Supplementary Table S1 records the exact stack; historical device and realized mixed precision were not captured and are not retrospectively asserted.</w:t>
+        <w:t>A query is a whole song. In each space it is one vector: the mean of its chunk vectors for BGE-M3, its TF–IDF row for the character space, and its TF–IDF row over rhyme tokens for the rhyme-form space. Using the mean of a song's chunks was itself tested rather than assumed. Within corpus v2 the median pair of chunks inside one song has cosine 0.572 and 58.8% of songs average below 0.6 internally, so the mean summarises things that are not alike; but scoring a song by its best-matching chunk against the same profiles, the standard passage-retrieval move, lowers MRR from 0.318 to 0.280. The song is the unit at which the estimand is defined, and the song-level vector serves it best.</w:t>
       </w:r>
     </w:p>
     <w:p>
@@ -1863,7 +1628,7 @@
           <w:color w:val="000000"/>
           <w:sz w:val="24"/>
         </w:rPr>
-        <w:t>The checkpoint is not fine-tuned on the corpus and its published benchmark performance is not imported as evidence. Instead, the vectors enter a downstream retrieval design with an explicit target, baseline, denominator, and uncertainty. This matters because a broadly capable multilingual encoder can still be weaker than character-form matching for a particular corpus-internal task.</w:t>
+        <w:t>A label profile is the weighted sum of its songs' vectors, normalised to unit length. Every leakage group contributes total weight one within a label, so a song filed five times counts once. For each query, the query's whole group is removed from every label the group touches before that label's profile is normalised; every other profile is the full one. The query's cosine against all 226 profiles is ranked, ties are broken against the true label, and the rank of the true label yields reciprocal rank, Recall@1/5/10, and nDCG@10. The relevance definition is deliberately narrow: a correct retrieval means the held-out song is consistent with the remaining text of its label, not that it is semantically similar by human judgement and not that anyone wrote it.</w:t>
       </w:r>
     </w:p>
     <w:p>
@@ -1871,7 +1636,7 @@
         <w:pStyle w:val="Heading2"/>
       </w:pPr>
       <w:r>
-        <w:t>4.2 Units, Duplicate Components, and Fitting Boundaries</w:t>
+        <w:t>4.2 Two Systems Fused</w:t>
       </w:r>
     </w:p>
     <w:p>
@@ -1885,7 +1650,37 @@
           <w:color w:val="000000"/>
           <w:sz w:val="24"/>
         </w:rPr>
-        <w:t>All evaluation is song-aware. Retrieval holds out the complete song and any detected variants from every affected repertoire profile. Rhyme modeling assigns songs globally to train, validation, and test before line events are constructed. NER candidates are aggregated by duplicate-controlled full-song lyric-content units; its future gold split is also specified at song level.</w:t>
+        <w:t>Where two spaces are fused, each system's 226 candidate scores are standardised within the query and averaged with equal weight, fixed before any outcome was seen:</w:t>
+      </w:r>
+    </w:p>
+    <w:p>
+      <w:pPr>
+        <w:spacing w:line="276" w:lineRule="auto" w:before="120" w:after="120"/>
+        <w:jc w:val="center"/>
+      </w:pPr>
+      <w:r>
+        <w:rPr>
+          <w:rFonts w:ascii="Cambria Math" w:hAnsi="Cambria Math" w:eastAsia="Cambria Math" w:cs="Cambria Math"/>
+          <w:i/>
+          <w:color w:val="000000"/>
+          <w:sz w:val="23"/>
+        </w:rPr>
+        <w:t>zᴰ_qℓ = (sᴰ_qℓ − μᴰ_q) / σᴰ_q,    zᴸ_qℓ = (sᴸ_qℓ − μᴸ_q) / σᴸ_q.</w:t>
+      </w:r>
+    </w:p>
+    <w:p>
+      <w:pPr>
+        <w:spacing w:line="276" w:lineRule="auto" w:before="120" w:after="120"/>
+        <w:jc w:val="center"/>
+      </w:pPr>
+      <w:r>
+        <w:rPr>
+          <w:rFonts w:ascii="Cambria Math" w:hAnsi="Cambria Math" w:eastAsia="Cambria Math" w:cs="Cambria Math"/>
+          <w:i/>
+          <w:color w:val="000000"/>
+          <w:sz w:val="23"/>
+        </w:rPr>
+        <w:t>sᶠ_qℓ = ½zᴰ_qℓ + ½zᴸ_qℓ.</w:t>
       </w:r>
     </w:p>
     <w:p>
@@ -1900,7 +1695,63 @@
           <w:color w:val="000000"/>
           <w:sz w:val="24"/>
         </w:rPr>
-        <w:t>Two normalization levels are used for leakage checks. Exact clean-text hashes catch identical chunks. For whole songs or written lines, NFKC-normalized, case-folded text with punctuation and spaces removed is represented as a character-trigram set. Candidate pairs with Jaccard similarity at least 0.80 are treated as near duplicates after exact verification of the set overlap. Connected items form one duplicate component. Where repeated variants remain inside a repertoire, the component receives total weight one so copies cannot dominate an aggregate.</w:t>
+        <w:t>Fusion weights are never tuned, so a fusion that falls below its better component is a finding about complementarity, not a failure of tuning.</w:t>
+      </w:r>
+    </w:p>
+    <w:p>
+      <w:pPr>
+        <w:pStyle w:val="Heading2"/>
+      </w:pPr>
+      <w:r>
+        <w:t>4.3 Estimands and Uncertainty</w:t>
+      </w:r>
+    </w:p>
+    <w:p>
+      <w:pPr>
+        <w:widowControl/>
+        <w:spacing w:line="480" w:lineRule="auto" w:after="0"/>
+      </w:pPr>
+      <w:r>
+        <w:rPr>
+          <w:rFonts w:ascii="Times New Roman" w:hAnsi="Times New Roman" w:eastAsia="Times New Roman" w:cs="Times New Roman"/>
+          <w:color w:val="000000"/>
+          <w:sz w:val="24"/>
+        </w:rPr>
+        <w:t xml:space="preserve">Two averages of the same ranks are reported and named. The </w:t>
+      </w:r>
+      <w:r>
+        <w:rPr>
+          <w:rFonts w:ascii="Times New Roman" w:hAnsi="Times New Roman" w:eastAsia="Times New Roman" w:cs="Times New Roman"/>
+          <w:i/>
+          <w:color w:val="000000"/>
+          <w:sz w:val="24"/>
+        </w:rPr>
+        <w:t>macro</w:t>
+      </w:r>
+      <w:r>
+        <w:rPr>
+          <w:rFonts w:ascii="Times New Roman" w:hAnsi="Times New Roman" w:eastAsia="Times New Roman" w:cs="Times New Roman"/>
+          <w:color w:val="000000"/>
+          <w:sz w:val="24"/>
+        </w:rPr>
+        <w:t xml:space="preserve"> estimand is the retrieval builder's headline: the component-weighted mean within each label, then the plain mean over labels, so that a label with 300 songs cannot decide the conclusion for 225 others. Its 95% intervals come from a paired two-stage bootstrap of 5,000 fixed-seed replicates that draws labels with replacement and then leakage groups within each drawn label, applying one draw to every system so that system differences stay paired (Savoy 1997). The </w:t>
+      </w:r>
+      <w:r>
+        <w:rPr>
+          <w:rFonts w:ascii="Times New Roman" w:hAnsi="Times New Roman" w:eastAsia="Times New Roman" w:cs="Times New Roman"/>
+          <w:i/>
+          <w:color w:val="000000"/>
+          <w:sz w:val="24"/>
+        </w:rPr>
+        <w:t>plain</w:t>
+      </w:r>
+      <w:r>
+        <w:rPr>
+          <w:rFonts w:ascii="Times New Roman" w:hAnsi="Times New Roman" w:eastAsia="Times New Roman" w:cs="Times New Roman"/>
+          <w:color w:val="000000"/>
+          <w:sz w:val="24"/>
+        </w:rPr>
+        <w:t xml:space="preserve"> estimand is the mean over queries, the number a reader can check against a head-to-head count; it is used for the decomposition and probe experiments, whose contrasts carry 95% intervals from 2,000 paired resamples of leakage groups with the builder's per-(group, label) weighting. A published reconciliation table gives every system under both, and the ordering of spaces is the same under either.</w:t>
       </w:r>
     </w:p>
     <w:p>
@@ -1915,104 +1766,7 @@
           <w:color w:val="000000"/>
           <w:sz w:val="24"/>
         </w:rPr>
-        <w:t>Fitting and selection follow the task. BGE-M3 is frozen. Retrieval TF–IDF is transductive: vocabulary and inverse document frequencies are estimated on the fixed unlabeled evaluation corpus, never using source labels, and the label profiles remain group-held-out. Fusion weight is not tuned. Rhyme vocabularies, priors, classifiers, regularization, and abstention thresholds are learned from train or validation only; test is used once for final evaluation. The NER transformer is pinned and not trained on the corpus, while release thresholds are reproducibility gates rather than learned claims of correctness.</w:t>
-      </w:r>
-    </w:p>
-    <w:p>
-      <w:pPr>
-        <w:widowControl/>
-        <w:spacing w:line="480" w:lineRule="auto" w:after="0"/>
-        <w:ind w:firstLine="360"/>
-      </w:pPr>
-      <w:r>
-        <w:rPr>
-          <w:rFonts w:ascii="Times New Roman" w:hAnsi="Times New Roman" w:eastAsia="Times New Roman" w:cs="Times New Roman"/>
-          <w:color w:val="000000"/>
-          <w:sz w:val="24"/>
-        </w:rPr>
-        <w:t>The implementation amends the frozen plan's generic train-only vectorizer rule. PD-001 records that character TF–IDF was estimated transductively on the fixed unlabeled corpus; the original contract remains preserved. Labels, relevance, and outcomes never enter vocabulary, inverse-document-frequency, profile, or fusion-weight selection, but query text influences corpuswide vocabulary and IDF. The estimand is fixed-corpus leave-one-song-out repertoire retrieval, not deployment to a future corpus. The departure is reported rather than retrospectively rewritten.</w:t>
-      </w:r>
-    </w:p>
-    <w:p>
-      <w:pPr>
-        <w:widowControl/>
-        <w:spacing w:line="480" w:lineRule="auto" w:after="0"/>
-        <w:ind w:firstLine="360"/>
-      </w:pPr>
-      <w:r>
-        <w:rPr>
-          <w:rFonts w:ascii="Times New Roman" w:hAnsi="Times New Roman" w:eastAsia="Times New Roman" w:cs="Times New Roman"/>
-          <w:color w:val="000000"/>
-          <w:sz w:val="24"/>
-        </w:rPr>
-        <w:t>A sixfold sensitivity analysis fits the same TF–IDF specification only on training-fold texts and compares it with a matched all-corpus fit while holding duplicate-component folds and label profiles fixed (Supplementary Methods S2).</w:t>
-      </w:r>
-    </w:p>
-    <w:p>
-      <w:pPr>
-        <w:pStyle w:val="Heading2"/>
-      </w:pPr>
-      <w:r>
-        <w:t>4.3 Metrics and Uncertainty</w:t>
-      </w:r>
-    </w:p>
-    <w:p>
-      <w:pPr>
-        <w:widowControl/>
-        <w:spacing w:line="480" w:lineRule="auto" w:after="0"/>
-      </w:pPr>
-      <w:r>
-        <w:rPr>
-          <w:rFonts w:ascii="Times New Roman" w:hAnsi="Times New Roman" w:eastAsia="Times New Roman" w:cs="Times New Roman"/>
-          <w:color w:val="000000"/>
-          <w:sz w:val="24"/>
-        </w:rPr>
-        <w:t>Each result names its inferential unit. Retrieval has one relevant source label per query and reports reciprocal rank, Recall@1/5/10, and normalized discounted cumulative gain at rank 10 (nDCG@10). Its primary estimates are duplicate-component-adjusted macro means across source labels, preventing high-volume labels from determining the conclusion. A paired two-stage bootstrap uses 5,000 fixed-seed replicates. Each replicate samples 204 source-label occurrences with replacement and then independently resamples that occurrence's duplicate components; a label selected twice therefore receives two independent inner draws. The same component draw indexes every system and metric, preserving pairing for model differences (Savoy 1997).</w:t>
-      </w:r>
-    </w:p>
-    <w:p>
-      <w:pPr>
-        <w:widowControl/>
-        <w:spacing w:line="480" w:lineRule="auto" w:after="0"/>
-        <w:ind w:firstLine="360"/>
-      </w:pPr>
-      <w:r>
-        <w:rPr>
-          <w:rFonts w:ascii="Times New Roman" w:hAnsi="Times New Roman" w:eastAsia="Times New Roman" w:cs="Times New Roman"/>
-          <w:color w:val="000000"/>
-          <w:sz w:val="24"/>
-        </w:rPr>
-        <w:t>Rhyme prediction reports top-1/3/5 accuracy, mean reciprocal rank (MRR), negative log likelihood (NLL), ten-bin expected calibration error (ECE), and coverage. Its 95% intervals use 2,000 resamples of test songs, preserving dependence among lines from the same song. Paired model differences reuse the same song-cluster resamples. Per-label macro results require at least 20 leakage-safe test events.</w:t>
-      </w:r>
-    </w:p>
-    <w:p>
-      <w:pPr>
-        <w:widowControl/>
-        <w:spacing w:line="480" w:lineRule="auto" w:after="0"/>
-        <w:ind w:firstLine="360"/>
-      </w:pPr>
-      <w:r>
-        <w:rPr>
-          <w:rFonts w:ascii="Times New Roman" w:hAnsi="Times New Roman" w:eastAsia="Times New Roman" w:cs="Times New Roman"/>
-          <w:color w:val="000000"/>
-          <w:sz w:val="24"/>
-        </w:rPr>
-        <w:t>The NER extraction layer reports counts and cross-method candidate agreement only. Without adjudicated occurrence truth, agreement is not precision, recall, or an F1 score. The downstream network is evaluated separately: source-label/reference rates receive Jeffreys intervals and all tested label/entity pairs are controlled by Benjamini–Hochberg false-discovery-rate (FDR) correction; co-mentions use hypergeometric tests and a separate FDR family. These intervals quantify fixed-corpus song-unit association, not entity-extraction accuracy or external-population generalization.</w:t>
-      </w:r>
-    </w:p>
-    <w:p>
-      <w:pPr>
-        <w:widowControl/>
-        <w:spacing w:line="480" w:lineRule="auto" w:after="0"/>
-        <w:ind w:firstLine="360"/>
-      </w:pPr>
-      <w:r>
-        <w:rPr>
-          <w:rFonts w:ascii="Times New Roman" w:hAnsi="Times New Roman" w:eastAsia="Times New Roman" w:cs="Times New Roman"/>
-          <w:color w:val="000000"/>
-          <w:sz w:val="24"/>
-        </w:rPr>
-        <w:t>Fig. 1 summarizes the common evidence controls and the task-specific estimands and claim boundaries.</w:t>
+        <w:t>Fig. 1 summarises the design.</w:t>
       </w:r>
     </w:p>
     <w:p>
@@ -2025,7 +1779,7 @@
         <w:drawing>
           <wp:inline xmlns:a="http://schemas.openxmlformats.org/drawingml/2006/main" xmlns:pic="http://schemas.openxmlformats.org/drawingml/2006/picture">
             <wp:extent cx="5715000" cy="3824653"/>
-            <wp:docPr id="1" name="Picture 1" descr="A top-to-bottom research pipeline begins with a frozen Chinese-rap lyric corpus and a shared evidence-control block. Three branches follow: repertoire retrieval using BGE-M3, character TF–IDF, and fusion; provisional cultural-reference extraction using lexicon and contextual Chinese NER evidence; and written-rhyme prediction using terminal-Han pinyin-final families and context models. “Lyrical identity” is defined as a corpus-relative source-label repertoire; the branches reject verified-person, authorship, social-relation, and performed-rhyme claims." title="A top-to-bottom research pipeline begins with a frozen Chinese-rap lyric corpus "/>
+            <wp:docPr id="1" name="Picture 1" descr="A top-to-bottom diagram. A corpus box gives 7,391 song records, 25,026 chunks, and 7,236 query songs across 226 labels. A dark controls box names the shared protocol and the leakage groups. Three coloured branches follow: semantic space with the whitening probe, lexical space with decomposition and neutralisation, and rhyme form with a next-ending model; each ends in a label ranking." title="A top-to-bottom diagram. A corpus box gives 7,391 song records, 25,026 chunks, a"/>
             <wp:cNvGraphicFramePr>
               <a:graphicFrameLocks noChangeAspect="1"/>
             </wp:cNvGraphicFramePr>
@@ -2066,7 +1820,7 @@
           <w:color w:val="000000"/>
           <w:sz w:val="20"/>
         </w:rPr>
-        <w:t>Fig. 1 Study design. A frozen cleaned corpus enters shared song-aware partition or holdout rules, duplicate controls, task-specific fitting boundaries, a prohibition on using test outcomes for fitting or selection, and aggregate-only public release. Retrieval TF–IDF is fit transductively on the fixed unlabeled evaluation corpus while labelled outcomes remain unused. BGE-M3 is evaluated only in held-out-song retrieval; cultural-reference extraction aggregates duplicate-controlled song units and awaits a future gold split; written-rhyme prediction uses a fixed song-level split and terminal-Han pinyin-final families. Every output is paired with its permitted interpretation.</w:t>
+        <w:t>Fig. 1 Study design. One frozen corpus enters one protocol — leave-group-out label profiles over exact-text ∪ near-duplicate leakage groups, one query set, no test-outcome tuning — and is scored in three representation spaces. The semantic branch adds the whitening probe and its controls; the lexical branch adds the script-class decomposition and named-reference neutralisation; the rhyme branch adds the next-ending context model. Every branch answers the same question on the same scale.</w:t>
       </w:r>
     </w:p>
     <w:p>
@@ -2079,7 +1833,7 @@
           <w:color w:val="000000"/>
           <w:sz w:val="18"/>
         </w:rPr>
-        <w:t>Alt text: A top-to-bottom research pipeline begins with a frozen Chinese-rap lyric corpus and a shared evidence-control block. Three branches follow: repertoire retrieval using BGE-M3, character TF–IDF, and fusion; provisional cultural-reference extraction using lexicon and contextual Chinese NER evidence; and written-rhyme prediction using terminal-Han pinyin-final families and context models. “Lyrical identity” is defined as a corpus-relative source-label repertoire; the branches reject verified-person, authorship, social-relation, and performed-rhyme claims.</w:t>
+        <w:t>Alt text: A top-to-bottom diagram. A corpus box gives 7,391 song records, 25,026 chunks, and 7,236 query songs across 226 labels. A dark controls box names the shared protocol and the leakage groups. Three coloured branches follow: semantic space with the whitening probe, lexical space with decomposition and neutralisation, and rhyme form with a next-ending model; each ends in a label ranking.</w:t>
       </w:r>
     </w:p>
     <w:p>
@@ -2087,7 +1841,7 @@
         <w:pStyle w:val="Heading1"/>
       </w:pPr>
       <w:r>
-        <w:t>5. Downstream Task 1: Explainable Lyrical-Repertoire Retrieval</w:t>
+        <w:t>5. Three Spaces</w:t>
       </w:r>
     </w:p>
     <w:p>
@@ -2095,7 +1849,7 @@
         <w:pStyle w:val="Heading2"/>
       </w:pPr>
       <w:r>
-        <w:t>5.1 Task Construction</w:t>
+        <w:t>5.1 Semantic</w:t>
       </w:r>
     </w:p>
     <w:p>
@@ -2109,22 +1863,24 @@
           <w:color w:val="000000"/>
           <w:sz w:val="24"/>
         </w:rPr>
-        <w:t>For each eligible song q, the task ranks the 204 candidate source-credit labels and asks where the song's observed label appears. The query is the complete song assembled from eligible clean chunks after exact text shared across labels has been removed. It must contain at least 50 NFKC-normalized alphanumeric characters. The final strict population contains 5,455 song queries forming 5,430 independent exact/near-duplicate components.</w:t>
-      </w:r>
-    </w:p>
-    <w:p>
-      <w:pPr>
-        <w:widowControl/>
-        <w:spacing w:line="480" w:lineRule="auto" w:after="0"/>
-        <w:ind w:firstLine="360"/>
-      </w:pPr>
+        <w:t xml:space="preserve">BGE-M3 is used through its dense head only, frozen, with no fine-tuning on the corpus and no import of its published benchmarks as evidence (Chen </w:t>
+      </w:r>
+      <w:r>
+        <w:rPr>
+          <w:rFonts w:ascii="Times New Roman" w:hAnsi="Times New Roman" w:eastAsia="Times New Roman" w:cs="Times New Roman"/>
+          <w:i/>
+          <w:color w:val="000000"/>
+          <w:sz w:val="24"/>
+        </w:rPr>
+        <w:t>et al.</w:t>
+      </w:r>
       <w:r>
         <w:rPr>
           <w:rFonts w:ascii="Times New Roman" w:hAnsi="Times New Roman" w:eastAsia="Times New Roman" w:cs="Times New Roman"/>
           <w:color w:val="000000"/>
           <w:sz w:val="24"/>
         </w:rPr>
-        <w:t>The relevance definition is intentionally narrow. A correct retrieval means that the held-out song is consistent with the remaining text assigned to its source label. It is not a human judgment of semantic similarity and not proof of authorship. Nevertheless, it supplies a reproducible fixed-corpus task in which every model must recover label-level repertoire evidence for a held-out song.</w:t>
+        <w:t xml:space="preserve"> 2024). It is the natural choice for a primarily Chinese corpus with mixed-script passages of varying length, and its training objective — retrieval of semantically related passages across languages — is exactly the property in question: a model built to find what a passage means has been given no reason to keep who wrote it.</w:t>
       </w:r>
     </w:p>
     <w:p>
@@ -2132,7 +1888,7 @@
         <w:pStyle w:val="Heading2"/>
       </w:pPr>
       <w:r>
-        <w:t>5.2 Strict Holdout and Profile Construction</w:t>
+        <w:t>5.2 Lexical</w:t>
       </w:r>
     </w:p>
     <w:p>
@@ -2146,22 +1902,7 @@
           <w:color w:val="000000"/>
           <w:sz w:val="24"/>
         </w:rPr>
-        <w:t>For each query, the full song is removed from its true profile. Its entire exact/near-duplicate component is then removed from every source-label profile it touches, including cross-label variants. The audit found one exact whole-song pair and 25 additional near-duplicate pairs; three of these 26 pairs cross source labels. Each retained duplicate component contributes total weight one within a label. At least five independent training components must remain after holdout.</w:t>
-      </w:r>
-    </w:p>
-    <w:p>
-      <w:pPr>
-        <w:widowControl/>
-        <w:spacing w:line="480" w:lineRule="auto" w:after="0"/>
-        <w:ind w:firstLine="360"/>
-      </w:pPr>
-      <w:r>
-        <w:rPr>
-          <w:rFonts w:ascii="Times New Roman" w:hAnsi="Times New Roman" w:eastAsia="Times New Roman" w:cs="Times New Roman"/>
-          <w:color w:val="000000"/>
-          <w:sz w:val="24"/>
-        </w:rPr>
-        <w:t>Cross-label exact shared text is excluded before representations are constructed. This removes 4,877 eligible membership rows overall and 522 within the evaluated-song population, leaving zero exact cleaned-text hashes shared between strict labels. Of 6,848 otherwise eligible songs, 1,229 have no label-specific chunk after this filter and 164 more fall below the length threshold. These exclusions make the task conservative and change its estimand: it evaluates label-specific residual evidence rather than shared hooks or copied text.</w:t>
+        <w:t>The character space is TF–IDF over character 2–5-grams of the whole song text, with document frequency at least three, sublinear term frequency, L2 rows, and 150,000 features: 94,714 Han, 48,319 Latin, 5,003 mixed-script, and 1,964 other. Character n-grams commit to no word segmentation and keep partial strings, spelling, mixed script, and punctuation-normalised surface form. The vocabulary and inverse document frequencies are estimated on the fixed unlabelled query corpus; labels never enter them, but query text does, and the estimand is fixed-corpus leave-group-out retrieval rather than deployment to a future corpus (amendment PD-001).</w:t>
       </w:r>
     </w:p>
     <w:p>
@@ -2169,7 +1910,7 @@
         <w:pStyle w:val="Heading2"/>
       </w:pPr>
       <w:r>
-        <w:t>5.3 Dense, Lexical, and Fused Systems</w:t>
+        <w:t>5.3 Rhyme Form</w:t>
       </w:r>
     </w:p>
     <w:p>
@@ -2183,98 +1924,23 @@
           <w:color w:val="000000"/>
           <w:sz w:val="24"/>
         </w:rPr>
-        <w:t>For BGE-M3, chunk vectors are averaged within each song using frozen comparison-text weights and then normalized. Let sᴰ(q, ℓ) be cosine similarity between query song q and candidate label profile ℓ, where the profile is the equal-component mean of its eligible training-song vectors after the query group is removed.</w:t>
-      </w:r>
-    </w:p>
-    <w:p>
-      <w:pPr>
-        <w:widowControl/>
-        <w:spacing w:line="480" w:lineRule="auto" w:after="0"/>
-        <w:ind w:firstLine="360"/>
-      </w:pPr>
+        <w:t xml:space="preserve">The rhyme-form space keeps no word. Every line that ends in a Han character and has a classifiable written final — the written-rhyme task's own line filter — is reduced to tokens: the rhyme family of its last syllable (seventeen tone-free classes of the strict </w:t>
+      </w:r>
+      <w:r>
+        <w:rPr>
+          <w:rFonts w:ascii="Courier New" w:hAnsi="Courier New" w:eastAsia="Courier New" w:cs="Courier New"/>
+          <w:color w:val="000000"/>
+          <w:sz w:val="23"/>
+        </w:rPr>
+        <w:t>pypinyin</w:t>
+      </w:r>
       <w:r>
         <w:rPr>
           <w:rFonts w:ascii="Times New Roman" w:hAnsi="Times New Roman" w:eastAsia="Times New Roman" w:cs="Times New Roman"/>
           <w:color w:val="000000"/>
           <w:sz w:val="24"/>
         </w:rPr>
-        <w:t xml:space="preserve">The lexical system represents complete song text with character 2–5-gram TF–IDF using </w:t>
-      </w:r>
-      <w:r>
-        <w:rPr>
-          <w:rFonts w:ascii="Courier New" w:hAnsi="Courier New" w:eastAsia="Courier New" w:cs="Courier New"/>
-          <w:color w:val="000000"/>
-          <w:sz w:val="23"/>
-        </w:rPr>
-        <w:t>min_df=3</w:t>
-      </w:r>
-      <w:r>
-        <w:rPr>
-          <w:rFonts w:ascii="Times New Roman" w:hAnsi="Times New Roman" w:eastAsia="Times New Roman" w:cs="Times New Roman"/>
-          <w:color w:val="000000"/>
-          <w:sz w:val="24"/>
-        </w:rPr>
-        <w:t>, sublinear term frequency, L2 normalization, and a maximum of 150,000 features. Character n-grams avoid committing to one Chinese word-segmentation scheme and capture partial strings, morphology-like patterns, mixed script, and punctuation-normalized surface form. Candidate label profiles use the same strict group-held-out component aggregation. Their cosine scores are sᴸ(q, ℓ).</w:t>
-      </w:r>
-    </w:p>
-    <w:p>
-      <w:pPr>
-        <w:widowControl/>
-        <w:spacing w:line="480" w:lineRule="auto" w:after="0"/>
-        <w:ind w:firstLine="360"/>
-      </w:pPr>
-      <w:r>
-        <w:rPr>
-          <w:rFonts w:ascii="Times New Roman" w:hAnsi="Times New Roman" w:eastAsia="Times New Roman" w:cs="Times New Roman"/>
-          <w:color w:val="000000"/>
-          <w:sz w:val="24"/>
-        </w:rPr>
-        <w:t>Because dense and lexical cosine distributions have different scales, fusion standardizes each system's 204 candidate-label scores within a query:</w:t>
-      </w:r>
-    </w:p>
-    <w:p>
-      <w:pPr>
-        <w:spacing w:line="276" w:lineRule="auto" w:before="120" w:after="120"/>
-        <w:jc w:val="center"/>
-      </w:pPr>
-      <w:r>
-        <w:rPr>
-          <w:rFonts w:ascii="Cambria Math" w:hAnsi="Cambria Math" w:eastAsia="Cambria Math" w:cs="Cambria Math"/>
-          <w:i/>
-          <w:color w:val="000000"/>
-          <w:sz w:val="23"/>
-        </w:rPr>
-        <w:t>zᴰ_qℓ = (sᴰ_qℓ − μᴰ_q) / σᴰ_q,    zᴸ_qℓ = (sᴸ_qℓ − μᴸ_q) / σᴸ_q.</w:t>
-      </w:r>
-    </w:p>
-    <w:p>
-      <w:pPr>
-        <w:spacing w:line="276" w:lineRule="auto" w:before="120" w:after="120"/>
-        <w:jc w:val="center"/>
-      </w:pPr>
-      <w:r>
-        <w:rPr>
-          <w:rFonts w:ascii="Cambria Math" w:hAnsi="Cambria Math" w:eastAsia="Cambria Math" w:cs="Cambria Math"/>
-          <w:i/>
-          <w:color w:val="000000"/>
-          <w:sz w:val="23"/>
-        </w:rPr>
-        <w:t>sᶠ_qℓ = ½zᴰ_qℓ + ½zᴸ_qℓ.</w:t>
-      </w:r>
-    </w:p>
-    <w:p>
-      <w:pPr>
-        <w:widowControl/>
-        <w:spacing w:line="480" w:lineRule="auto" w:after="0"/>
-        <w:ind w:firstLine="360"/>
-      </w:pPr>
-      <w:r>
-        <w:rPr>
-          <w:rFonts w:ascii="Times New Roman" w:hAnsi="Times New Roman" w:eastAsia="Times New Roman" w:cs="Times New Roman"/>
-          <w:color w:val="000000"/>
-          <w:sz w:val="24"/>
-        </w:rPr>
-        <w:t>The equal weight is fixed without looking at evaluation outcomes. A raw-cosine average is retained as a scale-sensitivity diagnostic. Two further diagnostics remove the non-exact near-duplicate guard or restore shared text while keeping the same query population.</w:t>
+        <w:t xml:space="preserve"> final), the tone of that syllable, the family pair across its last two syllables, the transition from the previous line's family, whether that transition continued or shifted, and one token per maximal run of same-family endings. A song is a bag of these tokens, weighted exactly as the lexical system weights its n-grams. A second tier adds the raw pinyin final, toned final, and final pair, which are closer to the syllable itself and so leak a little of which words end lines. The strict tier has 605 features and the second 1,997. Songs with fewer than four classifiable endings — 107 of 7,236, of which 72 have none — receive the worst rank in any system that uses this space and are excluded from the covered subset on which the spaces are compared; the median song has 51 endings.</w:t>
       </w:r>
     </w:p>
     <w:p>
@@ -2296,22 +1962,7 @@
           <w:color w:val="000000"/>
           <w:sz w:val="24"/>
         </w:rPr>
-        <w:t>Character TF–IDF outperforms BGE-M3 dense retrieval on every primary metric, but their standardized fusion is better than either component (Table 2; Fig. 2). Fusion reaches macro MRR 0.447 (95% confidence interval [CI] 0.414–0.481) and Recall@10 0.611 (0.577–0.646). Its MRR advantage over TF–IDF is 0.031 (paired 95% CI 0.021–0.042); its Recall@10 advantage is 0.050 (0.033–0.066). Against BGE-M3, the fusion gains are larger: MRR +0.127 (0.106–0.147) and Recall@10 +0.103 (0.079–0.127). All five fusion-versus-component intervals are above zero.</w:t>
-      </w:r>
-    </w:p>
-    <w:p>
-      <w:pPr>
-        <w:widowControl/>
-        <w:spacing w:line="480" w:lineRule="auto" w:after="0"/>
-        <w:ind w:firstLine="360"/>
-      </w:pPr>
-      <w:r>
-        <w:rPr>
-          <w:rFonts w:ascii="Times New Roman" w:hAnsi="Times New Roman" w:eastAsia="Times New Roman" w:cs="Times New Roman"/>
-          <w:color w:val="000000"/>
-          <w:sz w:val="24"/>
-        </w:rPr>
-        <w:t>Under sixfold training-only fitting, fusion MRR remains 0.440 versus 0.405 for TF–IDF (difference +0.035, 95% CI 0.024–0.046). Matched transductive exposure adds only 0.004 MRR to either TF–IDF or fusion (+0.003963 and +0.003681, respectively); this small optimism cannot account for the fusion gain.</w:t>
+        <w:t>Table 2 gives the headline macro estimates for the two full-coverage spaces and their fusion (Fig. 2). Character n-grams outrank BGE-M3 on every metric, and fusion improves on both: macro MRR 0.427 (95% CI 0.396–0.458) against 0.398 (0.366–0.432) for TF–IDF and 0.301 (0.277–0.326) for the dense system. The paired fusion advantage over TF–IDF is +0.029 MRR (95% CI +0.019 to +0.039) and +0.037 Recall@10 (+0.024 to +0.051); over the dense system, +0.125 MRR (+0.106 to +0.145). TF–IDF's own margin over the dense system is +0.097 MRR (+0.073 to +0.121). Every fusion-versus-component interval on every metric is above zero.</w:t>
       </w:r>
     </w:p>
     <w:tbl>
@@ -2538,7 +2189,7 @@
                 <w:color w:val="000000"/>
                 <w:sz w:val="18"/>
               </w:rPr>
-              <w:t>BGE-M3 dense (strict)</w:t>
+              <w:t>BGE-M3 dense</w:t>
             </w:r>
           </w:p>
         </w:tc>
@@ -2564,7 +2215,7 @@
                 <w:color w:val="000000"/>
                 <w:sz w:val="18"/>
               </w:rPr>
-              <w:t>0.320 [0.295, 0.346]</w:t>
+              <w:t>0.301 [0.277, 0.326]</w:t>
             </w:r>
           </w:p>
         </w:tc>
@@ -2590,7 +2241,7 @@
                 <w:color w:val="000000"/>
                 <w:sz w:val="18"/>
               </w:rPr>
-              <w:t>0.226 [0.199, 0.252]</w:t>
+              <w:t>0.211 [0.187, 0.237]</w:t>
             </w:r>
           </w:p>
         </w:tc>
@@ -2616,7 +2267,7 @@
                 <w:color w:val="000000"/>
                 <w:sz w:val="18"/>
               </w:rPr>
-              <w:t>0.407 [0.377, 0.437]</w:t>
+              <w:t>0.381 [0.353, 0.411]</w:t>
             </w:r>
           </w:p>
         </w:tc>
@@ -2642,7 +2293,7 @@
                 <w:color w:val="000000"/>
                 <w:sz w:val="18"/>
               </w:rPr>
-              <w:t>0.508 [0.478, 0.538]</w:t>
+              <w:t>0.477 [0.449, 0.508]</w:t>
             </w:r>
           </w:p>
         </w:tc>
@@ -2668,7 +2319,7 @@
                 <w:color w:val="000000"/>
                 <w:sz w:val="18"/>
               </w:rPr>
-              <w:t>0.353 [0.326, 0.380]</w:t>
+              <w:t>0.331 [0.307, 0.357]</w:t>
             </w:r>
           </w:p>
         </w:tc>
@@ -2699,7 +2350,7 @@
                 <w:color w:val="000000"/>
                 <w:sz w:val="18"/>
               </w:rPr>
-              <w:t>Character 2–5-gram TF–IDF (strict)</w:t>
+              <w:t>Character 2–5-gram TF–IDF</w:t>
             </w:r>
           </w:p>
         </w:tc>
@@ -2725,7 +2376,7 @@
                 <w:color w:val="000000"/>
                 <w:sz w:val="18"/>
               </w:rPr>
-              <w:t>0.416 [0.381, 0.451]</w:t>
+              <w:t>0.398 [0.366, 0.432]</w:t>
             </w:r>
           </w:p>
         </w:tc>
@@ -2751,7 +2402,7 @@
                 <w:color w:val="000000"/>
                 <w:sz w:val="18"/>
               </w:rPr>
-              <w:t>0.337 [0.301, 0.374]</w:t>
+              <w:t>0.315 [0.283, 0.349]</w:t>
             </w:r>
           </w:p>
         </w:tc>
@@ -2777,7 +2428,7 @@
                 <w:color w:val="000000"/>
                 <w:sz w:val="18"/>
               </w:rPr>
-              <w:t>0.492 [0.453, 0.530]</w:t>
+              <w:t>0.478 [0.441, 0.516]</w:t>
             </w:r>
           </w:p>
         </w:tc>
@@ -2803,7 +2454,7 @@
                 <w:color w:val="000000"/>
                 <w:sz w:val="18"/>
               </w:rPr>
-              <w:t>0.562 [0.523, 0.601]</w:t>
+              <w:t>0.555 [0.517, 0.593]</w:t>
             </w:r>
           </w:p>
         </w:tc>
@@ -2829,7 +2480,7 @@
                 <w:color w:val="000000"/>
                 <w:sz w:val="18"/>
               </w:rPr>
-              <w:t>0.440 [0.405, 0.477]</w:t>
+              <w:t>0.426 [0.393, 0.461]</w:t>
             </w:r>
           </w:p>
         </w:tc>
@@ -2860,7 +2511,7 @@
                 <w:color w:val="000000"/>
                 <w:sz w:val="18"/>
               </w:rPr>
-              <w:t>Equal-weight z-score fusion (strict)</w:t>
+              <w:t>Equal-weight z-score fusion</w:t>
             </w:r>
           </w:p>
         </w:tc>
@@ -2887,7 +2538,7 @@
                 <w:color w:val="000000"/>
                 <w:sz w:val="18"/>
               </w:rPr>
-              <w:t>0.447 [0.414, 0.481]</w:t>
+              <w:t>0.427 [0.396, 0.458]</w:t>
             </w:r>
           </w:p>
         </w:tc>
@@ -2914,7 +2565,7 @@
                 <w:color w:val="000000"/>
                 <w:sz w:val="18"/>
               </w:rPr>
-              <w:t>0.362 [0.328, 0.398]</w:t>
+              <w:t>0.341 [0.310, 0.374]</w:t>
             </w:r>
           </w:p>
         </w:tc>
@@ -2941,7 +2592,7 @@
                 <w:color w:val="000000"/>
                 <w:sz w:val="18"/>
               </w:rPr>
-              <w:t>0.528 [0.493, 0.564]</w:t>
+              <w:t>0.513 [0.478, 0.547]</w:t>
             </w:r>
           </w:p>
         </w:tc>
@@ -2968,7 +2619,7 @@
                 <w:color w:val="000000"/>
                 <w:sz w:val="18"/>
               </w:rPr>
-              <w:t>0.611 [0.577, 0.646]</w:t>
+              <w:t>0.592 [0.558, 0.627]</w:t>
             </w:r>
           </w:p>
         </w:tc>
@@ -2995,7 +2646,7 @@
                 <w:color w:val="000000"/>
                 <w:sz w:val="18"/>
               </w:rPr>
-              <w:t>0.476 [0.443, 0.511]</w:t>
+              <w:t>0.457 [0.426, 0.489]</w:t>
             </w:r>
           </w:p>
         </w:tc>
@@ -3017,37 +2668,7 @@
           <w:color w:val="000000"/>
           <w:sz w:val="20"/>
         </w:rPr>
-        <w:t>Table 2 Duplicate-component-adjusted source-label macro retrieval metrics across 5,455 held-out songs and 204 labels. Brackets show paired, occurrence-wise two-stage bootstrap 95% intervals (5,000 replicates).</w:t>
-      </w:r>
-    </w:p>
-    <w:p>
-      <w:pPr>
-        <w:widowControl/>
-        <w:spacing w:line="480" w:lineRule="auto" w:after="0"/>
-        <w:ind w:firstLine="360"/>
-      </w:pPr>
-      <w:r>
-        <w:rPr>
-          <w:rFonts w:ascii="Times New Roman" w:hAnsi="Times New Roman" w:eastAsia="Times New Roman" w:cs="Times New Roman"/>
-          <w:color w:val="000000"/>
-          <w:sz w:val="24"/>
-        </w:rPr>
-        <w:t>Standardization improves MRR slightly over raw-cosine averaging (+0.005, 0.001–0.009); Recall@1/5 remain inconclusive and the Recall@10 interval barely excludes zero. Removing the near-duplicate guard produces small optimistic Recall@10 and nDCG@10 shifts. Restoring exact cross-label shared text similarly raises MRR by 0.005, Recall@10 by 0.008, and nDCG@10 by 0.006. These diagnostics support the strict controls; they do not show that a less guarded system generalizes better.</w:t>
-      </w:r>
-    </w:p>
-    <w:p>
-      <w:pPr>
-        <w:widowControl/>
-        <w:spacing w:line="480" w:lineRule="auto" w:after="0"/>
-        <w:ind w:firstLine="360"/>
-      </w:pPr>
-      <w:r>
-        <w:rPr>
-          <w:rFonts w:ascii="Times New Roman" w:hAnsi="Times New Roman" w:eastAsia="Times New Roman" w:cs="Times New Roman"/>
-          <w:color w:val="000000"/>
-          <w:sz w:val="24"/>
-        </w:rPr>
-        <w:t>Performance varies substantially by repertoire: some source labels are retrieved nearly perfectly, whereas others have median true-label ranks below ten. Fusion is not a universal artist recognizer; semantic and surface-form signals rescue different queries. PO8 has the largest released label-level MRR lift over its better component (+0.224), while some easy labels gain nothing. The interface explains each aggregate recommendation and label-level repeatability without exposing query text or claiming a personal relationship.</w:t>
+        <w:t>Table 2 Macro (source-label) retrieval metrics over 7,236 held-out songs and 226 labels under the leave-group-out protocol. Brackets are paired two-stage bootstrap 95% intervals (5,000 replicates, 6,902 within-label group units).</w:t>
       </w:r>
     </w:p>
     <w:p>
@@ -3060,7 +2681,7 @@
         <w:drawing>
           <wp:inline xmlns:a="http://schemas.openxmlformats.org/drawingml/2006/main" xmlns:pic="http://schemas.openxmlformats.org/drawingml/2006/picture">
             <wp:extent cx="5715000" cy="3121269"/>
-            <wp:docPr id="2" name="Picture 2" descr="Two dot-and-whisker panels compare five retrieval metrics. In the model panel, fusion is highest on all metrics, character TF–IDF is second, and BGE-M3 is lowest. In the paired-difference panel, all ten fusion-minus-baseline intervals lie to the right of zero; gains over TF–IDF are smaller than gains over BGE-M3." title="Two dot-and-whisker panels compare five retrieval metrics. In the model panel, f"/>
+            <wp:docPr id="2" name="Picture 2" descr="Two dot-and-whisker panels compare five retrieval metrics. In the model panel, fusion is highest on every metric, character TF–IDF is second, and BGE-M3 is lowest. In the paired-difference panel every fusion-minus-component interval lies to the right of zero; gains over TF–IDF are smaller than gains over BGE-M3." title="Two dot-and-whisker panels compare five retrieval metrics. In the model panel, f"/>
             <wp:cNvGraphicFramePr>
               <a:graphicFrameLocks noChangeAspect="1"/>
             </wp:cNvGraphicFramePr>
@@ -3101,7 +2722,7 @@
           <w:color w:val="000000"/>
           <w:sz w:val="20"/>
         </w:rPr>
-        <w:t>Fig. 2 Strict held-out-song source-credit-label lyrical-repertoire retrieval. Panel A shows duplicate-component-adjusted macro MRR, Recall@1/5/10, and nDCG@10 for BGE-M3, character TF–IDF, and their untuned per-query z-score fusion. Panel B shows paired fusion-minus-baseline differences. Whiskers are 95% intervals from 5,000 literal occurrence-wise paired two-stage bootstrap replicates over 5,455 queries and 204 source-credit labels.</w:t>
+        <w:t>Fig. 2 Held-out-song source-label retrieval in the semantic and lexical spaces. Panel A shows macro MRR, Recall@1/5/10, and nDCG@10 for BGE-M3, character TF–IDF, and their untuned per-query z-score fusion. Panel B shows paired fusion-minus-component differences. Whiskers are 95% intervals from 5,000 paired two-stage bootstrap replicates over 7,236 queries and 226 labels.</w:t>
       </w:r>
     </w:p>
     <w:p>
@@ -3114,29 +2735,7 @@
           <w:color w:val="000000"/>
           <w:sz w:val="18"/>
         </w:rPr>
-        <w:t>Alt text: Two dot-and-whisker panels compare five retrieval metrics. In the model panel, fusion is highest on all metrics, character TF–IDF is second, and BGE-M3 is lowest. In the paired-difference panel, all ten fusion-minus-baseline intervals lie to the right of zero; gains over TF–IDF are smaller than gains over BGE-M3.</w:t>
-      </w:r>
-    </w:p>
-    <w:p>
-      <w:pPr>
-        <w:pStyle w:val="Heading2"/>
-      </w:pPr>
-      <w:r>
-        <w:t>5.5 Corpus-Wide Descriptive Repertoire Companion</w:t>
-      </w:r>
-    </w:p>
-    <w:p>
-      <w:pPr>
-        <w:widowControl/>
-        <w:spacing w:line="480" w:lineRule="auto" w:after="0"/>
-      </w:pPr>
-      <w:r>
-        <w:rPr>
-          <w:rFonts w:ascii="Times New Roman" w:hAnsi="Times New Roman" w:eastAsia="Times New Roman" w:cs="Times New Roman"/>
-          <w:color w:val="000000"/>
-          <w:sz w:val="24"/>
-        </w:rPr>
-        <w:t>The interactive overview is a secondary descriptive analysis of Task 1, not another retrieval evaluation and not a visualization of the fusion scores in Table 2. It represents each of 204 support-eligible source-credit labels by a duplicate-component-weighted mean of its BGE-M3 lyric-chunk vectors. A sensitivity representation is recomputed after excluding every exact cleaned text shared across labels. A pair is retained only when each label ranks the other among its five closest cosine neighbours in both representations. Among 20,706 possible pairs, 86 satisfy this reciprocal rule, connecting 93 labels; the remaining 111 have no released reciprocal edge under the rule. A line therefore denotes corpus-internal BGE-M3 repertoire proximity, not collaboration, influence, genre, geography, biography, preference, popularity, or verified identity.</w:t>
+        <w:t>Alt text: Two dot-and-whisker panels compare five retrieval metrics. In the model panel, fusion is highest on every metric, character TF–IDF is second, and BGE-M3 is lowest. In the paired-difference panel every fusion-minus-component interval lies to the right of zero; gains over TF–IDF are smaller than gains over BGE-M3.</w:t>
       </w:r>
     </w:p>
     <w:p>
@@ -3151,613 +2750,7 @@
           <w:color w:val="000000"/>
           <w:sz w:val="24"/>
         </w:rPr>
-        <w:t xml:space="preserve">The 86 cross-treatment matches are far above a degree-controlled null. Holding the primary graph fixed and rewiring the sensitivity graph while preserving every label's degree produced a mean overlap of 4.52 edges (95% null range 1–9; maximum 13) across 10,000 replicates; none reached the observed 86 (add-one Monte Carlo </w:t>
-      </w:r>
-      <w:r>
-        <w:rPr>
-          <w:rFonts w:ascii="Times New Roman" w:hAnsi="Times New Roman" w:eastAsia="Times New Roman" w:cs="Times New Roman"/>
-          <w:i/>
-          <w:color w:val="000000"/>
-          <w:sz w:val="24"/>
-        </w:rPr>
-        <w:t>p</w:t>
-      </w:r>
-      <w:r>
-        <w:rPr>
-          <w:rFonts w:ascii="Times New Roman" w:hAnsi="Times New Roman" w:eastAsia="Times New Roman" w:cs="Times New Roman"/>
-          <w:color w:val="000000"/>
-          <w:sz w:val="24"/>
-        </w:rPr>
-        <w:t xml:space="preserve"> &lt; 0.001). This tests specific adjacency agreement beyond degree structure, not whether each edge is independently significant or whether the graph recovers real-world cultural relations.</w:t>
-      </w:r>
-    </w:p>
-    <w:p>
-      <w:pPr>
-        <w:widowControl/>
-        <w:spacing w:line="480" w:lineRule="auto" w:after="0"/>
-        <w:ind w:firstLine="360"/>
-      </w:pPr>
-      <w:r>
-        <w:rPr>
-          <w:rFonts w:ascii="Times New Roman" w:hAnsi="Times New Roman" w:eastAsia="Times New Roman" w:cs="Times New Roman"/>
-          <w:color w:val="000000"/>
-          <w:sz w:val="24"/>
-        </w:rPr>
-        <w:t>For the global layout, normalized centroids from both text treatments are combined and projected by deterministic principal-components analysis (PCA). The first two components retain 26.2% of profile variation. At five neighbours, trustworthiness is 0.785 and exact high-dimensional-neighbour retention is 0.173, versus a random expectation of 0.025. The map therefore preserves broad structure beyond chance but not every local neighbourhood: only a retained line defines a released match, while screen distance and the focused ego diagram's angle and radius remain non-analytical.</w:t>
-      </w:r>
-    </w:p>
-    <w:p>
-      <w:pPr>
-        <w:widowControl/>
-        <w:spacing w:line="480" w:lineRule="auto" w:after="0"/>
-        <w:ind w:firstLine="360"/>
-      </w:pPr>
-      <w:r>
-        <w:rPr>
-          <w:rFonts w:ascii="Times New Roman" w:hAnsi="Times New Roman" w:eastAsia="Times New Roman" w:cs="Times New Roman"/>
-          <w:color w:val="000000"/>
-          <w:sz w:val="24"/>
-        </w:rPr>
-        <w:t>Repeatability is assessed with 250 fixed-seed resamples in which songs are sampled with replacement within each label and both reciprocal-top-five graphs are recomputed. Observed-edge selection frequency ranges from 0.072 to 0.712 (median 0.280); 16 of 86 edges, connecting 25 labels, meet the prespecified 0.50 display gate, and none reaches 0.80. This frequency is neither posterior probability nor statistical confidence. Auxiliary explanations are computed only after an edge exists: duplicate-controlled informative-Dirichlet distinctive wording, song-normalized written endings, and song-level writing-form probes. A signal is displayed only when it reaches the 90th percentile within its support stratum. Forty-eight edges have at least one such concordant signal; 38 remain semantic-only. These probes explain measurable common ground but do not causally decompose the embedding.</w:t>
-      </w:r>
-    </w:p>
-    <w:p>
-      <w:pPr>
-        <w:pStyle w:val="Heading1"/>
-      </w:pPr>
-      <w:r>
-        <w:t>6. Downstream Task 2: Chinese-Rap NER and a Provisional Cultural-Reference Network</w:t>
-      </w:r>
-    </w:p>
-    <w:p>
-      <w:pPr>
-        <w:pStyle w:val="Heading2"/>
-      </w:pPr>
-      <w:r>
-        <w:t>6.1 Schema and Evidence Status</w:t>
-      </w:r>
-    </w:p>
-    <w:p>
-      <w:pPr>
-        <w:widowControl/>
-        <w:spacing w:line="480" w:lineRule="auto" w:after="0"/>
-      </w:pPr>
-      <w:r>
-        <w:rPr>
-          <w:rFonts w:ascii="Times New Roman" w:hAnsi="Times New Roman" w:eastAsia="Times New Roman" w:cs="Times New Roman"/>
-          <w:color w:val="000000"/>
-          <w:sz w:val="24"/>
-        </w:rPr>
-        <w:t xml:space="preserve">The domain schema includes </w:t>
-      </w:r>
-      <w:r>
-        <w:rPr>
-          <w:rFonts w:ascii="Courier New" w:hAnsi="Courier New" w:eastAsia="Courier New" w:cs="Courier New"/>
-          <w:color w:val="000000"/>
-          <w:sz w:val="23"/>
-        </w:rPr>
-        <w:t>PERSON_REFERENCE</w:t>
-      </w:r>
-      <w:r>
-        <w:rPr>
-          <w:rFonts w:ascii="Times New Roman" w:hAnsi="Times New Roman" w:eastAsia="Times New Roman" w:cs="Times New Roman"/>
-          <w:color w:val="000000"/>
-          <w:sz w:val="24"/>
-        </w:rPr>
-        <w:t xml:space="preserve">, </w:t>
-      </w:r>
-      <w:r>
-        <w:rPr>
-          <w:rFonts w:ascii="Courier New" w:hAnsi="Courier New" w:eastAsia="Courier New" w:cs="Courier New"/>
-          <w:color w:val="000000"/>
-          <w:sz w:val="23"/>
-        </w:rPr>
-        <w:t>GROUP_CREW_OR_ORGANIZATION</w:t>
-      </w:r>
-      <w:r>
-        <w:rPr>
-          <w:rFonts w:ascii="Times New Roman" w:hAnsi="Times New Roman" w:eastAsia="Times New Roman" w:cs="Times New Roman"/>
-          <w:color w:val="000000"/>
-          <w:sz w:val="24"/>
-        </w:rPr>
-        <w:t xml:space="preserve">, </w:t>
-      </w:r>
-      <w:r>
-        <w:rPr>
-          <w:rFonts w:ascii="Courier New" w:hAnsi="Courier New" w:eastAsia="Courier New" w:cs="Courier New"/>
-          <w:color w:val="000000"/>
-          <w:sz w:val="23"/>
-        </w:rPr>
-        <w:t>PLACE</w:t>
-      </w:r>
-      <w:r>
-        <w:rPr>
-          <w:rFonts w:ascii="Times New Roman" w:hAnsi="Times New Roman" w:eastAsia="Times New Roman" w:cs="Times New Roman"/>
-          <w:color w:val="000000"/>
-          <w:sz w:val="24"/>
-        </w:rPr>
-        <w:t xml:space="preserve">, </w:t>
-      </w:r>
-      <w:r>
-        <w:rPr>
-          <w:rFonts w:ascii="Courier New" w:hAnsi="Courier New" w:eastAsia="Courier New" w:cs="Courier New"/>
-          <w:color w:val="000000"/>
-          <w:sz w:val="23"/>
-        </w:rPr>
-        <w:t>BRAND_OR_PRODUCT</w:t>
-      </w:r>
-      <w:r>
-        <w:rPr>
-          <w:rFonts w:ascii="Times New Roman" w:hAnsi="Times New Roman" w:eastAsia="Times New Roman" w:cs="Times New Roman"/>
-          <w:color w:val="000000"/>
-          <w:sz w:val="24"/>
-        </w:rPr>
-        <w:t xml:space="preserve">, </w:t>
-      </w:r>
-      <w:r>
-        <w:rPr>
-          <w:rFonts w:ascii="Courier New" w:hAnsi="Courier New" w:eastAsia="Courier New" w:cs="Courier New"/>
-          <w:color w:val="000000"/>
-          <w:sz w:val="23"/>
-        </w:rPr>
-        <w:t>WORK_OR_MEDIA</w:t>
-      </w:r>
-      <w:r>
-        <w:rPr>
-          <w:rFonts w:ascii="Times New Roman" w:hAnsi="Times New Roman" w:eastAsia="Times New Roman" w:cs="Times New Roman"/>
-          <w:color w:val="000000"/>
-          <w:sz w:val="24"/>
-        </w:rPr>
-        <w:t xml:space="preserve">, </w:t>
-      </w:r>
-      <w:r>
-        <w:rPr>
-          <w:rFonts w:ascii="Courier New" w:hAnsi="Courier New" w:eastAsia="Courier New" w:cs="Courier New"/>
-          <w:color w:val="000000"/>
-          <w:sz w:val="23"/>
-        </w:rPr>
-        <w:t>EVENT</w:t>
-      </w:r>
-      <w:r>
-        <w:rPr>
-          <w:rFonts w:ascii="Times New Roman" w:hAnsi="Times New Roman" w:eastAsia="Times New Roman" w:cs="Times New Roman"/>
-          <w:color w:val="000000"/>
-          <w:sz w:val="24"/>
-        </w:rPr>
-        <w:t xml:space="preserve">, </w:t>
-      </w:r>
-      <w:r>
-        <w:rPr>
-          <w:rFonts w:ascii="Courier New" w:hAnsi="Courier New" w:eastAsia="Courier New" w:cs="Courier New"/>
-          <w:color w:val="000000"/>
-          <w:sz w:val="23"/>
-        </w:rPr>
-        <w:t>LANGUAGE_OR_DIALECT_REFERENCE</w:t>
-      </w:r>
-      <w:r>
-        <w:rPr>
-          <w:rFonts w:ascii="Times New Roman" w:hAnsi="Times New Roman" w:eastAsia="Times New Roman" w:cs="Times New Roman"/>
-          <w:color w:val="000000"/>
-          <w:sz w:val="24"/>
-        </w:rPr>
-        <w:t xml:space="preserve">, </w:t>
-      </w:r>
-      <w:r>
-        <w:rPr>
-          <w:rFonts w:ascii="Courier New" w:hAnsi="Courier New" w:eastAsia="Courier New" w:cs="Courier New"/>
-          <w:color w:val="000000"/>
-          <w:sz w:val="23"/>
-        </w:rPr>
-        <w:t>ETHNOCULTURAL_GROUP_REFERENCE</w:t>
-      </w:r>
-      <w:r>
-        <w:rPr>
-          <w:rFonts w:ascii="Times New Roman" w:hAnsi="Times New Roman" w:eastAsia="Times New Roman" w:cs="Times New Roman"/>
-          <w:color w:val="000000"/>
-          <w:sz w:val="24"/>
-        </w:rPr>
-        <w:t xml:space="preserve">, </w:t>
-      </w:r>
-      <w:r>
-        <w:rPr>
-          <w:rFonts w:ascii="Courier New" w:hAnsi="Courier New" w:eastAsia="Courier New" w:cs="Courier New"/>
-          <w:color w:val="000000"/>
-          <w:sz w:val="23"/>
-        </w:rPr>
-        <w:t>RAP_CULTURE_CONCEPT</w:t>
-      </w:r>
-      <w:r>
-        <w:rPr>
-          <w:rFonts w:ascii="Times New Roman" w:hAnsi="Times New Roman" w:eastAsia="Times New Roman" w:cs="Times New Roman"/>
-          <w:color w:val="000000"/>
-          <w:sz w:val="24"/>
-        </w:rPr>
-        <w:t xml:space="preserve">, and </w:t>
-      </w:r>
-      <w:r>
-        <w:rPr>
-          <w:rFonts w:ascii="Courier New" w:hAnsi="Courier New" w:eastAsia="Courier New" w:cs="Courier New"/>
-          <w:color w:val="000000"/>
-          <w:sz w:val="23"/>
-        </w:rPr>
-        <w:t>OTHER_CULTURAL_REFERENCE</w:t>
-      </w:r>
-      <w:r>
-        <w:rPr>
-          <w:rFonts w:ascii="Times New Roman" w:hAnsi="Times New Roman" w:eastAsia="Times New Roman" w:cs="Times New Roman"/>
-          <w:color w:val="000000"/>
-          <w:sz w:val="24"/>
-        </w:rPr>
-        <w:t xml:space="preserve">, plus </w:t>
-      </w:r>
-      <w:r>
-        <w:rPr>
-          <w:rFonts w:ascii="Courier New" w:hAnsi="Courier New" w:eastAsia="Courier New" w:cs="Courier New"/>
-          <w:color w:val="000000"/>
-          <w:sz w:val="23"/>
-        </w:rPr>
-        <w:t>NOT_ENTITY</w:t>
-      </w:r>
-      <w:r>
-        <w:rPr>
-          <w:rFonts w:ascii="Times New Roman" w:hAnsi="Times New Roman" w:eastAsia="Times New Roman" w:cs="Times New Roman"/>
-          <w:color w:val="000000"/>
-          <w:sz w:val="24"/>
-        </w:rPr>
-        <w:t xml:space="preserve"> and </w:t>
-      </w:r>
-      <w:r>
-        <w:rPr>
-          <w:rFonts w:ascii="Courier New" w:hAnsi="Courier New" w:eastAsia="Courier New" w:cs="Courier New"/>
-          <w:color w:val="000000"/>
-          <w:sz w:val="23"/>
-        </w:rPr>
-        <w:t>UNCERTAIN</w:t>
-      </w:r>
-      <w:r>
-        <w:rPr>
-          <w:rFonts w:ascii="Times New Roman" w:hAnsi="Times New Roman" w:eastAsia="Times New Roman" w:cs="Times New Roman"/>
-          <w:color w:val="000000"/>
-          <w:sz w:val="24"/>
-        </w:rPr>
-        <w:t>. A person reference may be real, stage-named, fictional, or mythic; it never automatically denotes a rapper. Reviewers label validity, type, referential status, normalized surface, linking status, confidence, and corrections in private context.</w:t>
-      </w:r>
-    </w:p>
-    <w:p>
-      <w:pPr>
-        <w:widowControl/>
-        <w:spacing w:line="480" w:lineRule="auto" w:after="0"/>
-        <w:ind w:firstLine="360"/>
-      </w:pPr>
-      <w:r>
-        <w:rPr>
-          <w:rFonts w:ascii="Times New Roman" w:hAnsi="Times New Roman" w:eastAsia="Times New Roman" w:cs="Times New Roman"/>
-          <w:color w:val="000000"/>
-          <w:sz w:val="24"/>
-        </w:rPr>
-        <w:t>The current corpus has no completed occurrence-level human gold. The primary release provides two blank, complementary packages: an 800-occurrence corpuswide dual-review sample and a claim-directed audit containing all 157 unique occurrences supporting the six released label/reference and four co-mention claims. Both require independent dual review and adjudication; claim/control status is blinded in the claim-directed package, and zero decisions are complete. The claim audit completely covers its released-claim frame but is claim-conditioned, so neither package presently supports precision, recall, F1, inter-annotator agreement, or claim-confirmation rates.</w:t>
-      </w:r>
-    </w:p>
-    <w:p>
-      <w:pPr>
-        <w:pStyle w:val="Heading2"/>
-      </w:pPr>
-      <w:r>
-        <w:t>6.2 Two Candidate Baselines</w:t>
-      </w:r>
-    </w:p>
-    <w:p>
-      <w:pPr>
-        <w:widowControl/>
-        <w:spacing w:line="480" w:lineRule="auto" w:after="0"/>
-      </w:pPr>
-      <w:r>
-        <w:rPr>
-          <w:rFonts w:ascii="Times New Roman" w:hAnsi="Times New Roman" w:eastAsia="Times New Roman" w:cs="Times New Roman"/>
-          <w:color w:val="000000"/>
-          <w:sz w:val="24"/>
-        </w:rPr>
-        <w:t>Baseline A is a screened 605-surface lexicon, of which 561 surfaces map to the target schema. Matching is case-sensitive and literal; ASCII/digit surfaces require non-ASCII-word boundaries. Overlap is resolved globally by longest span and then earliest start. Screening a surface establishes only that it is a plausible candidate, not that every occurrence is an entity in context.</w:t>
-      </w:r>
-    </w:p>
-    <w:p>
-      <w:pPr>
-        <w:widowControl/>
-        <w:spacing w:line="480" w:lineRule="auto" w:after="0"/>
-        <w:ind w:firstLine="360"/>
-      </w:pPr>
-      <w:r>
-        <w:rPr>
-          <w:rFonts w:ascii="Times New Roman" w:hAnsi="Times New Roman" w:eastAsia="Times New Roman" w:cs="Times New Roman"/>
-          <w:color w:val="000000"/>
-          <w:sz w:val="24"/>
-        </w:rPr>
-        <w:t xml:space="preserve">Baseline B is the pinned </w:t>
-      </w:r>
-      <w:r>
-        <w:rPr>
-          <w:rFonts w:ascii="Courier New" w:hAnsi="Courier New" w:eastAsia="Courier New" w:cs="Courier New"/>
-          <w:color w:val="000000"/>
-          <w:sz w:val="23"/>
-        </w:rPr>
-        <w:t>ckiplab/albert-tiny-chinese-ner</w:t>
-      </w:r>
-      <w:r>
-        <w:rPr>
-          <w:rFonts w:ascii="Times New Roman" w:hAnsi="Times New Roman" w:eastAsia="Times New Roman" w:cs="Times New Roman"/>
-          <w:color w:val="000000"/>
-          <w:sz w:val="24"/>
-        </w:rPr>
-        <w:t xml:space="preserve"> token classifier, executed through Transformers and PyTorch with configuration and weight hashes recorded in the release (Paszke </w:t>
-      </w:r>
-      <w:r>
-        <w:rPr>
-          <w:rFonts w:ascii="Times New Roman" w:hAnsi="Times New Roman" w:eastAsia="Times New Roman" w:cs="Times New Roman"/>
-          <w:i/>
-          <w:color w:val="000000"/>
-          <w:sz w:val="24"/>
-        </w:rPr>
-        <w:t>et al.</w:t>
-      </w:r>
-      <w:r>
-        <w:rPr>
-          <w:rFonts w:ascii="Times New Roman" w:hAnsi="Times New Roman" w:eastAsia="Times New Roman" w:cs="Times New Roman"/>
-          <w:color w:val="000000"/>
-          <w:sz w:val="24"/>
-        </w:rPr>
-        <w:t xml:space="preserve"> 2019; Wolf </w:t>
-      </w:r>
-      <w:r>
-        <w:rPr>
-          <w:rFonts w:ascii="Times New Roman" w:hAnsi="Times New Roman" w:eastAsia="Times New Roman" w:cs="Times New Roman"/>
-          <w:i/>
-          <w:color w:val="000000"/>
-          <w:sz w:val="24"/>
-        </w:rPr>
-        <w:t>et al.</w:t>
-      </w:r>
-      <w:r>
-        <w:rPr>
-          <w:rFonts w:ascii="Times New Roman" w:hAnsi="Times New Roman" w:eastAsia="Times New Roman" w:cs="Times New Roman"/>
-          <w:color w:val="000000"/>
-          <w:sz w:val="24"/>
-        </w:rPr>
-        <w:t xml:space="preserve"> 2020). It is a Traditional-Chinese general-domain model, used in 180-character windows with 40-character overlap. Overlapping window predictions are deduplicated. Because stage names, slang, creative spelling, and simplified Chinese create domain shift, model confidence is not treated as calibrated probability.</w:t>
-      </w:r>
-    </w:p>
-    <w:p>
-      <w:pPr>
-        <w:widowControl/>
-        <w:spacing w:line="480" w:lineRule="auto" w:after="0"/>
-        <w:ind w:firstLine="360"/>
-      </w:pPr>
-      <w:r>
-        <w:rPr>
-          <w:rFonts w:ascii="Times New Roman" w:hAnsi="Times New Roman" w:eastAsia="Times New Roman" w:cs="Times New Roman"/>
-          <w:color w:val="000000"/>
-          <w:sz w:val="24"/>
-        </w:rPr>
-        <w:t>The comparison frame contains every unique line with a lexicon candidate plus a deterministic hash-ranked sample of 3,000 candidate-free lines: 23,177 lines. The lexicon produces 22,448 spans and the transformer 12,602; the full lexicon pass yields 37,983 source occurrences. Exact span/type agreement occurs 3,566 times, including 3,290 above confidence 0.80. Deduplicating identical line/span/type combinations gives 2,011 agreements and 1,888 high-consistency spans. Both units measure overlap between fallible methods, not correctness.</w:t>
-      </w:r>
-    </w:p>
-    <w:p>
-      <w:pPr>
-        <w:pStyle w:val="Heading2"/>
-      </w:pPr>
-      <w:r>
-        <w:t>6.3 Human Review Design and Provisional Release Gate</w:t>
-      </w:r>
-    </w:p>
-    <w:p>
-      <w:pPr>
-        <w:widowControl/>
-        <w:spacing w:line="480" w:lineRule="auto" w:after="0"/>
-      </w:pPr>
-      <w:r>
-        <w:rPr>
-          <w:rFonts w:ascii="Times New Roman" w:hAnsi="Times New Roman" w:eastAsia="Times New Roman" w:cs="Times New Roman"/>
-          <w:color w:val="000000"/>
-          <w:sz w:val="24"/>
-        </w:rPr>
-        <w:t>The private annotation package samples 800 distinct occurrences stratified by proposed type and agreement state: exact agreement, overlapping agreement, type/boundary conflict, lexicon-only, and transformer-only. Two reviewers work independently; disagreements, uncertainty, corrected spans/types, or conflicting links require adjudication. A future gold release requires complete dual review, adjudication, agreement reporting, manifest reconciliation, and a song-level train/dev/test split.</w:t>
-      </w:r>
-    </w:p>
-    <w:p>
-      <w:pPr>
-        <w:widowControl/>
-        <w:spacing w:line="480" w:lineRule="auto" w:after="0"/>
-        <w:ind w:firstLine="360"/>
-      </w:pPr>
-      <w:r>
-        <w:rPr>
-          <w:rFonts w:ascii="Times New Roman" w:hAnsi="Times New Roman" w:eastAsia="Times New Roman" w:cs="Times New Roman"/>
-          <w:color w:val="000000"/>
-          <w:sz w:val="24"/>
-        </w:rPr>
-        <w:t>Before review, corpuswide aggregates must pass exact span/type agreement, confidence ≥0.80, at least five strict occurrences in five duplicate-controlled songs and three labels, agreement on at least half of lexicon occurrences, and mean confidence ≥0.80. Every survivor receives a release audit. Named-person surfaces must also appear in a screened individual ledger; places and language surfaces retain only those narrow types. Ambiguous items and types without a release rule are withheld.</w:t>
-      </w:r>
-    </w:p>
-    <w:p>
-      <w:pPr>
-        <w:widowControl/>
-        <w:spacing w:line="480" w:lineRule="auto" w:after="0"/>
-        <w:ind w:firstLine="360"/>
-      </w:pPr>
-      <w:r>
-        <w:rPr>
-          <w:rFonts w:ascii="Times New Roman" w:hAnsi="Times New Roman" w:eastAsia="Times New Roman" w:cs="Times New Roman"/>
-          <w:color w:val="000000"/>
-          <w:sz w:val="24"/>
-        </w:rPr>
-        <w:t>The primary graph then reapplies the same gate after two restrictions fixed independently of the observed association scores: the 204-label retrieval universe is used, and every exact cleaned-text hash observed under more than one canonical label anywhere in the eligible corpus is excluded. There are 2,187 such hashes. The primary inventory is required to be a strict subset of the frozen corpuswide candidate inventory so that denominator filtering cannot introduce a new surface merely by increasing its agreement rate.</w:t>
-      </w:r>
-    </w:p>
-    <w:p>
-      <w:pPr>
-        <w:pStyle w:val="Heading2"/>
-      </w:pPr>
-      <w:r>
-        <w:t>6.4 Typed Network Construction</w:t>
-      </w:r>
-    </w:p>
-    <w:p>
-      <w:pPr>
-        <w:widowControl/>
-        <w:spacing w:line="480" w:lineRule="auto" w:after="0"/>
-      </w:pPr>
-      <w:r>
-        <w:rPr>
-          <w:rFonts w:ascii="Times New Roman" w:hAnsi="Times New Roman" w:eastAsia="Times New Roman" w:cs="Times New Roman"/>
-          <w:color w:val="000000"/>
-          <w:sz w:val="24"/>
-        </w:rPr>
-        <w:t>Only audited provisional entities enter the graph. Its two edge layers have different meanings and separate multiple-testing families:</w:t>
-      </w:r>
-    </w:p>
-    <w:p>
-      <w:pPr>
-        <w:widowControl/>
-        <w:spacing w:line="480" w:lineRule="auto" w:after="0"/>
-        <w:ind w:firstLine="360"/>
-      </w:pPr>
-      <w:r>
-        <w:rPr>
-          <w:rFonts w:ascii="Times New Roman" w:hAnsi="Times New Roman" w:eastAsia="Times New Roman" w:cs="Times New Roman"/>
-          <w:color w:val="000000"/>
-          <w:sz w:val="24"/>
-        </w:rPr>
-        <w:t xml:space="preserve">1. </w:t>
-      </w:r>
-      <w:r>
-        <w:rPr>
-          <w:rFonts w:ascii="Courier New" w:hAnsi="Courier New" w:eastAsia="Courier New" w:cs="Courier New"/>
-          <w:color w:val="000000"/>
-          <w:sz w:val="23"/>
-        </w:rPr>
-        <w:t>SOURCE_LABEL_TO_LYRIC_REFERENCE</w:t>
-      </w:r>
-      <w:r>
-        <w:rPr>
-          <w:rFonts w:ascii="Times New Roman" w:hAnsi="Times New Roman" w:eastAsia="Times New Roman" w:cs="Times New Roman"/>
-          <w:color w:val="000000"/>
-          <w:sz w:val="24"/>
-        </w:rPr>
-        <w:t xml:space="preserve"> tests every source-label/entity pair in the 204-label universe. Release requires the entity in at least five of at least ten eligible source-labelled song units, within-label coverage at least 5%, a Jeffreys-smoothed risk ratio of at least 1.50 against the rest of the graph universe, a conservative 95% risk-ratio interval lower bound above 1.0, and Benjamini–Hochberg FDR (q ≤ 0.05). If the label rate has a 95% Jeffreys interval [pᴸ⁻, pᴸ⁺] and the rest-of-corpus rate has [pᴿ⁻, pᴿ⁺], the reported constructed bound is [pᴸ⁻/pᴿ⁺, pᴸ⁺/pᴿ⁻]. It is a conservative ratio of marginal bounds, not a standard likelihood-based confidence interval for the risk ratio. The table retains raw lift, smoothed rates, this uncertainty bound, p, q, and a reliability class.</w:t>
-      </w:r>
-    </w:p>
-    <w:p>
-      <w:pPr>
-        <w:widowControl/>
-        <w:spacing w:line="480" w:lineRule="auto" w:after="0"/>
-        <w:ind w:firstLine="360"/>
-      </w:pPr>
-      <w:r>
-        <w:rPr>
-          <w:rFonts w:ascii="Times New Roman" w:hAnsi="Times New Roman" w:eastAsia="Times New Roman" w:cs="Times New Roman"/>
-          <w:color w:val="000000"/>
-          <w:sz w:val="24"/>
-        </w:rPr>
-        <w:t xml:space="preserve">2. </w:t>
-      </w:r>
-      <w:r>
-        <w:rPr>
-          <w:rFonts w:ascii="Courier New" w:hAnsi="Courier New" w:eastAsia="Courier New" w:cs="Courier New"/>
-          <w:color w:val="000000"/>
-          <w:sz w:val="23"/>
-        </w:rPr>
-        <w:t>SAME_SONG_LYRIC_REFERENCE_CO_MENTION</w:t>
-      </w:r>
-      <w:r>
-        <w:rPr>
-          <w:rFonts w:ascii="Times New Roman" w:hAnsi="Times New Roman" w:eastAsia="Times New Roman" w:cs="Times New Roman"/>
-          <w:color w:val="000000"/>
-          <w:sz w:val="24"/>
-        </w:rPr>
-        <w:t xml:space="preserve"> tests entity pairs over </w:t>
-      </w:r>
-      <w:r>
-        <w:rPr>
-          <w:rFonts w:ascii="Times New Roman" w:hAnsi="Times New Roman" w:eastAsia="Times New Roman" w:cs="Times New Roman"/>
-          <w:b/>
-          <w:color w:val="000000"/>
-          <w:sz w:val="24"/>
-        </w:rPr>
-        <w:t>all 5,681 eligible shared-text-excluded full-song units</w:t>
-      </w:r>
-      <w:r>
-        <w:rPr>
-          <w:rFonts w:ascii="Times New Roman" w:hAnsi="Times New Roman" w:eastAsia="Times New Roman" w:cs="Times New Roman"/>
-          <w:color w:val="000000"/>
-          <w:sz w:val="24"/>
-        </w:rPr>
-        <w:t>, including songs with no released entity. Release requires at least five units across at least three source labels, lift at least 1.25, positive normalized PMI, and BH q ≤ 0.05.</w:t>
-      </w:r>
-    </w:p>
-    <w:p>
-      <w:pPr>
-        <w:widowControl/>
-        <w:spacing w:line="480" w:lineRule="auto" w:after="0"/>
-        <w:ind w:firstLine="360"/>
-      </w:pPr>
-      <w:r>
-        <w:rPr>
-          <w:rFonts w:ascii="Times New Roman" w:hAnsi="Times New Roman" w:eastAsia="Times New Roman" w:cs="Times New Roman"/>
-          <w:color w:val="000000"/>
-          <w:sz w:val="24"/>
-        </w:rPr>
-        <w:t>Neither edge is called a collaboration, influence, affiliation, identity link, or social relation. Full-song content hashes define independent support but remain private.</w:t>
-      </w:r>
-    </w:p>
-    <w:p>
-      <w:pPr>
-        <w:pStyle w:val="Heading2"/>
-      </w:pPr>
-      <w:r>
-        <w:t>6.5 Provisional Results and Required Abstention</w:t>
-      </w:r>
-    </w:p>
-    <w:p>
-      <w:pPr>
-        <w:widowControl/>
-        <w:spacing w:line="480" w:lineRule="auto" w:after="0"/>
-      </w:pPr>
-      <w:r>
-        <w:rPr>
-          <w:rFonts w:ascii="Times New Roman" w:hAnsi="Times New Roman" w:eastAsia="Times New Roman" w:cs="Times New Roman"/>
-          <w:color w:val="000000"/>
-          <w:sz w:val="24"/>
-        </w:rPr>
-        <w:t>The corpuswide inventory contains 33 provisional surfaces. Excluding exact cross-label shared text removes 539 of 1,474 strict occurrence rows and leaves 23 surfaces; the fixed 204-label universe leaves 22: 18 places, two language references, and two named-person surfaces. Legacy support/lift-only label/entity links fall from 85 to 40 after exclusion; uncertainty and BH-FDR retain six, all places. Legacy co-mentions fall from nine to one under the entity-bearing denominator; the corrected all-song denominator yields five basic-gate pairs and four BH-FDR releases. Table 3 and Figure 3 keep these units separate.</w:t>
-      </w:r>
-    </w:p>
-    <w:p>
-      <w:pPr>
-        <w:widowControl/>
-        <w:spacing w:line="480" w:lineRule="auto" w:after="0"/>
-        <w:ind w:firstLine="360"/>
-      </w:pPr>
-      <w:r>
-        <w:rPr>
-          <w:rFonts w:ascii="Times New Roman" w:hAnsi="Times New Roman" w:eastAsia="Times New Roman" w:cs="Times New Roman"/>
-          <w:color w:val="000000"/>
-          <w:sz w:val="24"/>
-        </w:rPr>
-        <w:t>For example, 杭州 appears in 10 of 38 eligible shared-text-excluded song units labelled Tangoz (26.3%). Its Jeffreys-smoothed risk ratio against the rest of the graph universe is 74.12, with a conservative 95% interval of 26.87–186.44 and q=3.04 × 10⁻¹². This describes a concentrated lyric reference, not residence or preference. Two independently supported edges connect 上海 to GALI (8/36 units; risk ratio 13.17, q=0.00020) and 法老 (7/41; risk ratio 10.12, q=0.00496), enabling a shared-reference path without calling the labels socially related. Among entity pairs, 伦敦 and 巴黎 co-occur in five of 5,681 eligible song units across five labels (NPMI 0.500; q=4.21 × 10⁻⁵); this is a recurring textual frame, not a relation between places or persons.</w:t>
-      </w:r>
-    </w:p>
-    <w:p>
-      <w:pPr>
-        <w:widowControl/>
-        <w:spacing w:line="480" w:lineRule="auto" w:after="0"/>
-        <w:ind w:firstLine="360"/>
-      </w:pPr>
-      <w:r>
-        <w:rPr>
-          <w:rFonts w:ascii="Times New Roman" w:hAnsi="Times New Roman" w:eastAsia="Times New Roman" w:cs="Times New Roman"/>
-          <w:color w:val="000000"/>
-          <w:sz w:val="24"/>
-        </w:rPr>
-        <w:t>Withholding is equally informative. 上帝 has abundant automated person-shaped agreement but is absent from the named-individual ledger and can include theological or figurative uses; it is not released as a person. 中南海 can denote a place, political metonym, or product brand; 桃源 can be geographic or figurative; 西山 has multiple possible referents. All are withheld until occurrence review resolves their senses. No label association involving a provisional person or language surface clears the song-unit uncertainty and multiplicity gates. The graph is therefore a small map of reproducible candidate evidence, not a completed NER benchmark.</w:t>
+        <w:t>Table 3 places the rhyme-form space on the same scale, using the plain estimand on the 7,129 covered queries where every system is defined. Chance MRR over 226 candidates is 0.027; a frequency prior that ranks labels by how many groups they own reaches 0.019, below chance because the held-out group is subtracted from the true label alone. The strict rhyme-form space reaches 0.098 (Recall@10 0.196), +0.079 over the prior with interval [+0.074, +0.084]; adding raw finals lifts it to 0.114 (+0.017, [+0.014, +0.020]), so most of what the space carries is scheme rather than syllable. It is real and it is small: the lexical space beats it by 0.350 and the semantic space by 0.214. Nor does it add: equal-weight fusion with the lexical space falls from 0.447 to 0.391 (−0.056, [−0.062, −0.050]) and the three-way fusion trails dense-plus-lexical by 0.031 ([−0.037, −0.026]). Whatever the rhyme scheme knows about a label, the character surface already knows.</w:t>
       </w:r>
     </w:p>
     <w:tbl>
@@ -3777,9 +2770,10 @@
         </w:tblBorders>
       </w:tblPr>
       <w:tblGrid>
-        <w:gridCol w:w="4305"/>
-        <w:gridCol w:w="2527"/>
-        <w:gridCol w:w="2528"/>
+        <w:gridCol w:w="2340"/>
+        <w:gridCol w:w="2340"/>
+        <w:gridCol w:w="2340"/>
+        <w:gridCol w:w="2340"/>
       </w:tblGrid>
       <w:tr>
         <w:trPr>
@@ -3788,7 +2782,7 @@
         </w:trPr>
         <w:tc>
           <w:tcPr>
-            <w:tcW w:type="dxa" w:w="4305"/>
+            <w:tcW w:type="dxa" w:w="2340"/>
             <w:vAlign w:val="center"/>
             <w:tcMar>
               <w:top w:w="80" w:type="dxa"/>
@@ -3810,13 +2804,13 @@
                 <w:color w:val="000000"/>
                 <w:sz w:val="18"/>
               </w:rPr>
-              <w:t>Stage</w:t>
+              <w:t>Space</w:t>
             </w:r>
           </w:p>
         </w:tc>
         <w:tc>
           <w:tcPr>
-            <w:tcW w:type="dxa" w:w="2527"/>
+            <w:tcW w:type="dxa" w:w="2340"/>
             <w:vAlign w:val="center"/>
             <w:tcMar>
               <w:top w:w="80" w:type="dxa"/>
@@ -3838,13 +2832,13 @@
                 <w:color w:val="000000"/>
                 <w:sz w:val="18"/>
               </w:rPr>
-              <w:t>Count</w:t>
+              <w:t>MRR</w:t>
             </w:r>
           </w:p>
         </w:tc>
         <w:tc>
           <w:tcPr>
-            <w:tcW w:type="dxa" w:w="2528"/>
+            <w:tcW w:type="dxa" w:w="2340"/>
             <w:vAlign w:val="center"/>
             <w:tcMar>
               <w:top w:w="80" w:type="dxa"/>
@@ -3866,7 +2860,35 @@
                 <w:color w:val="000000"/>
                 <w:sz w:val="18"/>
               </w:rPr>
-              <w:t>Evidential meaning</w:t>
+              <w:t>Recall@1</w:t>
+            </w:r>
+          </w:p>
+        </w:tc>
+        <w:tc>
+          <w:tcPr>
+            <w:tcW w:type="dxa" w:w="2340"/>
+            <w:vAlign w:val="center"/>
+            <w:tcMar>
+              <w:top w:w="80" w:type="dxa"/>
+              <w:start w:w="90" w:type="dxa"/>
+              <w:bottom w:w="80" w:type="dxa"/>
+              <w:end w:w="90" w:type="dxa"/>
+            </w:tcMar>
+            <w:shd w:fill="E8EEF5"/>
+          </w:tcPr>
+          <w:p>
+            <w:pPr>
+              <w:keepLines/>
+              <w:spacing w:line="240" w:lineRule="auto" w:after="0"/>
+            </w:pPr>
+            <w:r>
+              <w:rPr>
+                <w:rFonts w:ascii="Times New Roman" w:hAnsi="Times New Roman" w:eastAsia="Times New Roman" w:cs="Times New Roman"/>
+                <w:b/>
+                <w:color w:val="000000"/>
+                <w:sz w:val="18"/>
+              </w:rPr>
+              <w:t>Recall@10</w:t>
             </w:r>
           </w:p>
         </w:tc>
@@ -3877,7 +2899,7 @@
         </w:trPr>
         <w:tc>
           <w:tcPr>
-            <w:tcW w:type="dxa" w:w="4305"/>
+            <w:tcW w:type="dxa" w:w="2340"/>
             <w:vAlign w:val="center"/>
             <w:tcMar>
               <w:top w:w="80" w:type="dxa"/>
@@ -3897,13 +2919,13 @@
                 <w:color w:val="000000"/>
                 <w:sz w:val="18"/>
               </w:rPr>
-              <w:t>Screened lexicon surfaces</w:t>
+              <w:t>Chance</w:t>
             </w:r>
           </w:p>
         </w:tc>
         <w:tc>
           <w:tcPr>
-            <w:tcW w:type="dxa" w:w="2527"/>
+            <w:tcW w:type="dxa" w:w="2340"/>
             <w:vAlign w:val="center"/>
             <w:tcMar>
               <w:top w:w="80" w:type="dxa"/>
@@ -3924,402 +2946,13 @@
                 <w:color w:val="000000"/>
                 <w:sz w:val="18"/>
               </w:rPr>
-              <w:t>605</w:t>
+              <w:t>0.027</w:t>
             </w:r>
           </w:p>
         </w:tc>
         <w:tc>
           <w:tcPr>
-            <w:tcW w:type="dxa" w:w="2528"/>
-            <w:vAlign w:val="center"/>
-            <w:tcMar>
-              <w:top w:w="80" w:type="dxa"/>
-              <w:start w:w="90" w:type="dxa"/>
-              <w:bottom w:w="80" w:type="dxa"/>
-              <w:end w:w="90" w:type="dxa"/>
-            </w:tcMar>
-          </w:tcPr>
-          <w:p>
-            <w:pPr>
-              <w:keepLines/>
-              <w:spacing w:line="240" w:lineRule="auto" w:after="0"/>
-            </w:pPr>
-            <w:r>
-              <w:rPr>
-                <w:rFonts w:ascii="Times New Roman" w:hAnsi="Times New Roman" w:eastAsia="Times New Roman" w:cs="Times New Roman"/>
-                <w:color w:val="000000"/>
-                <w:sz w:val="18"/>
-              </w:rPr>
-              <w:t>Candidate inventory, not gold</w:t>
-            </w:r>
-          </w:p>
-        </w:tc>
-      </w:tr>
-      <w:tr>
-        <w:trPr>
-          <w:cantSplit/>
-        </w:trPr>
-        <w:tc>
-          <w:tcPr>
-            <w:tcW w:type="dxa" w:w="4305"/>
-            <w:vAlign w:val="center"/>
-            <w:tcMar>
-              <w:top w:w="80" w:type="dxa"/>
-              <w:start w:w="90" w:type="dxa"/>
-              <w:bottom w:w="80" w:type="dxa"/>
-              <w:end w:w="90" w:type="dxa"/>
-            </w:tcMar>
-          </w:tcPr>
-          <w:p>
-            <w:pPr>
-              <w:keepLines/>
-              <w:spacing w:line="240" w:lineRule="auto" w:after="0"/>
-            </w:pPr>
-            <w:r>
-              <w:rPr>
-                <w:rFonts w:ascii="Times New Roman" w:hAnsi="Times New Roman" w:eastAsia="Times New Roman" w:cs="Times New Roman"/>
-                <w:color w:val="000000"/>
-                <w:sz w:val="18"/>
-              </w:rPr>
-              <w:t>Exact agreements</w:t>
-            </w:r>
-          </w:p>
-        </w:tc>
-        <w:tc>
-          <w:tcPr>
-            <w:tcW w:type="dxa" w:w="2527"/>
-            <w:vAlign w:val="center"/>
-            <w:tcMar>
-              <w:top w:w="80" w:type="dxa"/>
-              <w:start w:w="90" w:type="dxa"/>
-              <w:bottom w:w="80" w:type="dxa"/>
-              <w:end w:w="90" w:type="dxa"/>
-            </w:tcMar>
-          </w:tcPr>
-          <w:p>
-            <w:pPr>
-              <w:keepLines/>
-              <w:spacing w:line="240" w:lineRule="auto" w:after="0"/>
-            </w:pPr>
-            <w:r>
-              <w:rPr>
-                <w:rFonts w:ascii="Times New Roman" w:hAnsi="Times New Roman" w:eastAsia="Times New Roman" w:cs="Times New Roman"/>
-                <w:color w:val="000000"/>
-                <w:sz w:val="18"/>
-              </w:rPr>
-              <w:t>3,566 occurrences / 2,011 unique-line spans</w:t>
-            </w:r>
-          </w:p>
-        </w:tc>
-        <w:tc>
-          <w:tcPr>
-            <w:tcW w:type="dxa" w:w="2528"/>
-            <w:vAlign w:val="center"/>
-            <w:tcMar>
-              <w:top w:w="80" w:type="dxa"/>
-              <w:start w:w="90" w:type="dxa"/>
-              <w:bottom w:w="80" w:type="dxa"/>
-              <w:end w:w="90" w:type="dxa"/>
-            </w:tcMar>
-          </w:tcPr>
-          <w:p>
-            <w:pPr>
-              <w:keepLines/>
-              <w:spacing w:line="240" w:lineRule="auto" w:after="0"/>
-            </w:pPr>
-            <w:r>
-              <w:rPr>
-                <w:rFonts w:ascii="Times New Roman" w:hAnsi="Times New Roman" w:eastAsia="Times New Roman" w:cs="Times New Roman"/>
-                <w:color w:val="000000"/>
-                <w:sz w:val="18"/>
-              </w:rPr>
-              <w:t>Cross-method agreement, not accuracy</w:t>
-            </w:r>
-          </w:p>
-        </w:tc>
-      </w:tr>
-      <w:tr>
-        <w:trPr>
-          <w:cantSplit/>
-        </w:trPr>
-        <w:tc>
-          <w:tcPr>
-            <w:tcW w:type="dxa" w:w="4305"/>
-            <w:vAlign w:val="center"/>
-            <w:tcMar>
-              <w:top w:w="80" w:type="dxa"/>
-              <w:start w:w="90" w:type="dxa"/>
-              <w:bottom w:w="80" w:type="dxa"/>
-              <w:end w:w="90" w:type="dxa"/>
-            </w:tcMar>
-          </w:tcPr>
-          <w:p>
-            <w:pPr>
-              <w:keepLines/>
-              <w:spacing w:line="240" w:lineRule="auto" w:after="0"/>
-            </w:pPr>
-            <w:r>
-              <w:rPr>
-                <w:rFonts w:ascii="Times New Roman" w:hAnsi="Times New Roman" w:eastAsia="Times New Roman" w:cs="Times New Roman"/>
-                <w:color w:val="000000"/>
-                <w:sz w:val="18"/>
-              </w:rPr>
-              <w:t>Strict high-consistency agreements</w:t>
-            </w:r>
-          </w:p>
-        </w:tc>
-        <w:tc>
-          <w:tcPr>
-            <w:tcW w:type="dxa" w:w="2527"/>
-            <w:vAlign w:val="center"/>
-            <w:tcMar>
-              <w:top w:w="80" w:type="dxa"/>
-              <w:start w:w="90" w:type="dxa"/>
-              <w:bottom w:w="80" w:type="dxa"/>
-              <w:end w:w="90" w:type="dxa"/>
-            </w:tcMar>
-          </w:tcPr>
-          <w:p>
-            <w:pPr>
-              <w:keepLines/>
-              <w:spacing w:line="240" w:lineRule="auto" w:after="0"/>
-            </w:pPr>
-            <w:r>
-              <w:rPr>
-                <w:rFonts w:ascii="Times New Roman" w:hAnsi="Times New Roman" w:eastAsia="Times New Roman" w:cs="Times New Roman"/>
-                <w:color w:val="000000"/>
-                <w:sz w:val="18"/>
-              </w:rPr>
-              <w:t>3,290 occurrences / 1,888 unique-line spans</w:t>
-            </w:r>
-          </w:p>
-        </w:tc>
-        <w:tc>
-          <w:tcPr>
-            <w:tcW w:type="dxa" w:w="2528"/>
-            <w:vAlign w:val="center"/>
-            <w:tcMar>
-              <w:top w:w="80" w:type="dxa"/>
-              <w:start w:w="90" w:type="dxa"/>
-              <w:bottom w:w="80" w:type="dxa"/>
-              <w:end w:w="90" w:type="dxa"/>
-            </w:tcMar>
-          </w:tcPr>
-          <w:p>
-            <w:pPr>
-              <w:keepLines/>
-              <w:spacing w:line="240" w:lineRule="auto" w:after="0"/>
-            </w:pPr>
-            <w:r>
-              <w:rPr>
-                <w:rFonts w:ascii="Times New Roman" w:hAnsi="Times New Roman" w:eastAsia="Times New Roman" w:cs="Times New Roman"/>
-                <w:color w:val="000000"/>
-                <w:sz w:val="18"/>
-              </w:rPr>
-              <w:t>Candidate evidence on two explicitly different units</w:t>
-            </w:r>
-          </w:p>
-        </w:tc>
-      </w:tr>
-      <w:tr>
-        <w:trPr>
-          <w:cantSplit/>
-        </w:trPr>
-        <w:tc>
-          <w:tcPr>
-            <w:tcW w:type="dxa" w:w="4305"/>
-            <w:vAlign w:val="center"/>
-            <w:tcMar>
-              <w:top w:w="80" w:type="dxa"/>
-              <w:start w:w="90" w:type="dxa"/>
-              <w:bottom w:w="80" w:type="dxa"/>
-              <w:end w:w="90" w:type="dxa"/>
-            </w:tcMar>
-          </w:tcPr>
-          <w:p>
-            <w:pPr>
-              <w:keepLines/>
-              <w:spacing w:line="240" w:lineRule="auto" w:after="0"/>
-            </w:pPr>
-            <w:r>
-              <w:rPr>
-                <w:rFonts w:ascii="Times New Roman" w:hAnsi="Times New Roman" w:eastAsia="Times New Roman" w:cs="Times New Roman"/>
-                <w:color w:val="000000"/>
-                <w:sz w:val="18"/>
-              </w:rPr>
-              <w:t>Corpuswide provisional inventory</w:t>
-            </w:r>
-          </w:p>
-        </w:tc>
-        <w:tc>
-          <w:tcPr>
-            <w:tcW w:type="dxa" w:w="2527"/>
-            <w:vAlign w:val="center"/>
-            <w:tcMar>
-              <w:top w:w="80" w:type="dxa"/>
-              <w:start w:w="90" w:type="dxa"/>
-              <w:bottom w:w="80" w:type="dxa"/>
-              <w:end w:w="90" w:type="dxa"/>
-            </w:tcMar>
-          </w:tcPr>
-          <w:p>
-            <w:pPr>
-              <w:keepLines/>
-              <w:spacing w:line="240" w:lineRule="auto" w:after="0"/>
-            </w:pPr>
-            <w:r>
-              <w:rPr>
-                <w:rFonts w:ascii="Times New Roman" w:hAnsi="Times New Roman" w:eastAsia="Times New Roman" w:cs="Times New Roman"/>
-                <w:color w:val="000000"/>
-                <w:sz w:val="18"/>
-              </w:rPr>
-              <w:t>33 surfaces</w:t>
-            </w:r>
-          </w:p>
-        </w:tc>
-        <w:tc>
-          <w:tcPr>
-            <w:tcW w:type="dxa" w:w="2528"/>
-            <w:vAlign w:val="center"/>
-            <w:tcMar>
-              <w:top w:w="80" w:type="dxa"/>
-              <w:start w:w="90" w:type="dxa"/>
-              <w:bottom w:w="80" w:type="dxa"/>
-              <w:end w:w="90" w:type="dxa"/>
-            </w:tcMar>
-          </w:tcPr>
-          <w:p>
-            <w:pPr>
-              <w:keepLines/>
-              <w:spacing w:line="240" w:lineRule="auto" w:after="0"/>
-            </w:pPr>
-            <w:r>
-              <w:rPr>
-                <w:rFonts w:ascii="Times New Roman" w:hAnsi="Times New Roman" w:eastAsia="Times New Roman" w:cs="Times New Roman"/>
-                <w:color w:val="000000"/>
-                <w:sz w:val="18"/>
-              </w:rPr>
-              <w:t>Frozen sensitivity inventory before shared-text exclusion</w:t>
-            </w:r>
-          </w:p>
-        </w:tc>
-      </w:tr>
-      <w:tr>
-        <w:trPr>
-          <w:cantSplit/>
-        </w:trPr>
-        <w:tc>
-          <w:tcPr>
-            <w:tcW w:type="dxa" w:w="4305"/>
-            <w:vAlign w:val="center"/>
-            <w:tcMar>
-              <w:top w:w="80" w:type="dxa"/>
-              <w:start w:w="90" w:type="dxa"/>
-              <w:bottom w:w="80" w:type="dxa"/>
-              <w:end w:w="90" w:type="dxa"/>
-            </w:tcMar>
-          </w:tcPr>
-          <w:p>
-            <w:pPr>
-              <w:keepLines/>
-              <w:spacing w:line="240" w:lineRule="auto" w:after="0"/>
-            </w:pPr>
-            <w:r>
-              <w:rPr>
-                <w:rFonts w:ascii="Times New Roman" w:hAnsi="Times New Roman" w:eastAsia="Times New Roman" w:cs="Times New Roman"/>
-                <w:color w:val="000000"/>
-                <w:sz w:val="18"/>
-              </w:rPr>
-              <w:t>Shared-text-excluded primary inventory</w:t>
-            </w:r>
-          </w:p>
-        </w:tc>
-        <w:tc>
-          <w:tcPr>
-            <w:tcW w:type="dxa" w:w="2527"/>
-            <w:vAlign w:val="center"/>
-            <w:tcMar>
-              <w:top w:w="80" w:type="dxa"/>
-              <w:start w:w="90" w:type="dxa"/>
-              <w:bottom w:w="80" w:type="dxa"/>
-              <w:end w:w="90" w:type="dxa"/>
-            </w:tcMar>
-          </w:tcPr>
-          <w:p>
-            <w:pPr>
-              <w:keepLines/>
-              <w:spacing w:line="240" w:lineRule="auto" w:after="0"/>
-            </w:pPr>
-            <w:r>
-              <w:rPr>
-                <w:rFonts w:ascii="Times New Roman" w:hAnsi="Times New Roman" w:eastAsia="Times New Roman" w:cs="Times New Roman"/>
-                <w:color w:val="000000"/>
-                <w:sz w:val="18"/>
-              </w:rPr>
-              <w:t>22 surfaces</w:t>
-            </w:r>
-          </w:p>
-        </w:tc>
-        <w:tc>
-          <w:tcPr>
-            <w:tcW w:type="dxa" w:w="2528"/>
-            <w:vAlign w:val="center"/>
-            <w:tcMar>
-              <w:top w:w="80" w:type="dxa"/>
-              <w:start w:w="90" w:type="dxa"/>
-              <w:bottom w:w="80" w:type="dxa"/>
-              <w:end w:w="90" w:type="dxa"/>
-            </w:tcMar>
-          </w:tcPr>
-          <w:p>
-            <w:pPr>
-              <w:keepLines/>
-              <w:spacing w:line="240" w:lineRule="auto" w:after="0"/>
-            </w:pPr>
-            <w:r>
-              <w:rPr>
-                <w:rFonts w:ascii="Times New Roman" w:hAnsi="Times New Roman" w:eastAsia="Times New Roman" w:cs="Times New Roman"/>
-                <w:color w:val="000000"/>
-                <w:sz w:val="18"/>
-              </w:rPr>
-              <w:t>18 places, 2 language references, 2 named-person surfaces</w:t>
-            </w:r>
-          </w:p>
-        </w:tc>
-      </w:tr>
-      <w:tr>
-        <w:trPr>
-          <w:cantSplit/>
-        </w:trPr>
-        <w:tc>
-          <w:tcPr>
-            <w:tcW w:type="dxa" w:w="4305"/>
-            <w:vAlign w:val="center"/>
-            <w:tcMar>
-              <w:top w:w="80" w:type="dxa"/>
-              <w:start w:w="90" w:type="dxa"/>
-              <w:bottom w:w="80" w:type="dxa"/>
-              <w:end w:w="90" w:type="dxa"/>
-            </w:tcMar>
-          </w:tcPr>
-          <w:p>
-            <w:pPr>
-              <w:keepLines/>
-              <w:spacing w:line="240" w:lineRule="auto" w:after="0"/>
-            </w:pPr>
-            <w:r>
-              <w:rPr>
-                <w:rFonts w:ascii="Times New Roman" w:hAnsi="Times New Roman" w:eastAsia="Times New Roman" w:cs="Times New Roman"/>
-                <w:color w:val="000000"/>
-                <w:sz w:val="18"/>
-              </w:rPr>
-              <w:t>Supported source-label/entity links</w:t>
-            </w:r>
-          </w:p>
-        </w:tc>
-        <w:tc>
-          <w:tcPr>
-            <w:tcW w:type="dxa" w:w="2527"/>
+            <w:tcW w:type="dxa" w:w="2340"/>
             <w:vAlign w:val="center"/>
             <w:tcMar>
               <w:top w:w="80" w:type="dxa"/>
@@ -4340,70 +2973,13 @@
                 <w:color w:val="000000"/>
                 <w:sz w:val="18"/>
               </w:rPr>
-              <w:t>6</w:t>
+              <w:t>0.004</w:t>
             </w:r>
           </w:p>
         </w:tc>
         <w:tc>
           <w:tcPr>
-            <w:tcW w:type="dxa" w:w="2528"/>
-            <w:vAlign w:val="center"/>
-            <w:tcMar>
-              <w:top w:w="80" w:type="dxa"/>
-              <w:start w:w="90" w:type="dxa"/>
-              <w:bottom w:w="80" w:type="dxa"/>
-              <w:end w:w="90" w:type="dxa"/>
-            </w:tcMar>
-          </w:tcPr>
-          <w:p>
-            <w:pPr>
-              <w:keepLines/>
-              <w:spacing w:line="240" w:lineRule="auto" w:after="0"/>
-            </w:pPr>
-            <w:r>
-              <w:rPr>
-                <w:rFonts w:ascii="Times New Roman" w:hAnsi="Times New Roman" w:eastAsia="Times New Roman" w:cs="Times New Roman"/>
-                <w:color w:val="000000"/>
-                <w:sz w:val="18"/>
-              </w:rPr>
-              <w:t>Jeffreys interval and BH-FDR gate; all are place references</w:t>
-            </w:r>
-          </w:p>
-        </w:tc>
-      </w:tr>
-      <w:tr>
-        <w:trPr>
-          <w:cantSplit/>
-        </w:trPr>
-        <w:tc>
-          <w:tcPr>
-            <w:tcW w:type="dxa" w:w="4305"/>
-            <w:vAlign w:val="center"/>
-            <w:tcMar>
-              <w:top w:w="80" w:type="dxa"/>
-              <w:start w:w="90" w:type="dxa"/>
-              <w:bottom w:w="80" w:type="dxa"/>
-              <w:end w:w="90" w:type="dxa"/>
-            </w:tcMar>
-          </w:tcPr>
-          <w:p>
-            <w:pPr>
-              <w:keepLines/>
-              <w:spacing w:line="240" w:lineRule="auto" w:after="0"/>
-            </w:pPr>
-            <w:r>
-              <w:rPr>
-                <w:rFonts w:ascii="Times New Roman" w:hAnsi="Times New Roman" w:eastAsia="Times New Roman" w:cs="Times New Roman"/>
-                <w:color w:val="000000"/>
-                <w:sz w:val="18"/>
-              </w:rPr>
-              <w:t>Supported same-song co-mentions</w:t>
-            </w:r>
-          </w:p>
-        </w:tc>
-        <w:tc>
-          <w:tcPr>
-            <w:tcW w:type="dxa" w:w="2527"/>
+            <w:tcW w:type="dxa" w:w="2340"/>
             <w:vAlign w:val="center"/>
             <w:tcMar>
               <w:top w:w="80" w:type="dxa"/>
@@ -4424,13 +3000,18 @@
                 <w:color w:val="000000"/>
                 <w:sz w:val="18"/>
               </w:rPr>
-              <w:t>4</w:t>
+              <w:t>0.044</w:t>
             </w:r>
           </w:p>
         </w:tc>
+      </w:tr>
+      <w:tr>
+        <w:trPr>
+          <w:cantSplit/>
+        </w:trPr>
         <w:tc>
           <w:tcPr>
-            <w:tcW w:type="dxa" w:w="2528"/>
+            <w:tcW w:type="dxa" w:w="2340"/>
             <w:vAlign w:val="center"/>
             <w:tcMar>
               <w:top w:w="80" w:type="dxa"/>
@@ -4450,44 +3031,13 @@
                 <w:color w:val="000000"/>
                 <w:sz w:val="18"/>
               </w:rPr>
-              <w:t>All-song denominator, positive NPMI, and BH-FDR gate</w:t>
-            </w:r>
-          </w:p>
-        </w:tc>
-      </w:tr>
-      <w:tr>
-        <w:trPr>
-          <w:cantSplit/>
-        </w:trPr>
-        <w:tc>
-          <w:tcPr>
-            <w:tcW w:type="dxa" w:w="4305"/>
-            <w:vAlign w:val="center"/>
-            <w:tcMar>
-              <w:top w:w="80" w:type="dxa"/>
-              <w:start w:w="90" w:type="dxa"/>
-              <w:bottom w:w="80" w:type="dxa"/>
-              <w:end w:w="90" w:type="dxa"/>
-            </w:tcMar>
-          </w:tcPr>
-          <w:p>
-            <w:pPr>
-              <w:keepLines/>
-              <w:spacing w:line="240" w:lineRule="auto" w:after="0"/>
-            </w:pPr>
-            <w:r>
-              <w:rPr>
-                <w:rFonts w:ascii="Times New Roman" w:hAnsi="Times New Roman" w:eastAsia="Times New Roman" w:cs="Times New Roman"/>
-                <w:color w:val="000000"/>
-                <w:sz w:val="18"/>
-              </w:rPr>
-              <w:t>Private dual-review tasks</w:t>
+              <w:t>Label-frequency prior</w:t>
             </w:r>
           </w:p>
         </w:tc>
         <w:tc>
           <w:tcPr>
-            <w:tcW w:type="dxa" w:w="2527"/>
+            <w:tcW w:type="dxa" w:w="2340"/>
             <w:vAlign w:val="center"/>
             <w:tcMar>
               <w:top w:w="80" w:type="dxa"/>
@@ -4508,13 +3058,72 @@
                 <w:color w:val="000000"/>
                 <w:sz w:val="18"/>
               </w:rPr>
-              <w:t>800</w:t>
+              <w:t>0.019</w:t>
             </w:r>
           </w:p>
         </w:tc>
         <w:tc>
           <w:tcPr>
-            <w:tcW w:type="dxa" w:w="2528"/>
+            <w:tcW w:type="dxa" w:w="2340"/>
+            <w:vAlign w:val="center"/>
+            <w:tcMar>
+              <w:top w:w="80" w:type="dxa"/>
+              <w:start w:w="90" w:type="dxa"/>
+              <w:bottom w:w="80" w:type="dxa"/>
+              <w:end w:w="90" w:type="dxa"/>
+            </w:tcMar>
+          </w:tcPr>
+          <w:p>
+            <w:pPr>
+              <w:keepLines/>
+              <w:spacing w:line="240" w:lineRule="auto" w:after="0"/>
+              <w:jc w:val="right"/>
+            </w:pPr>
+            <w:r>
+              <w:rPr>
+                <w:rFonts w:ascii="Times New Roman" w:hAnsi="Times New Roman" w:eastAsia="Times New Roman" w:cs="Times New Roman"/>
+                <w:color w:val="000000"/>
+                <w:sz w:val="18"/>
+              </w:rPr>
+              <w:t>0.000</w:t>
+            </w:r>
+          </w:p>
+        </w:tc>
+        <w:tc>
+          <w:tcPr>
+            <w:tcW w:type="dxa" w:w="2340"/>
+            <w:vAlign w:val="center"/>
+            <w:tcMar>
+              <w:top w:w="80" w:type="dxa"/>
+              <w:start w:w="90" w:type="dxa"/>
+              <w:bottom w:w="80" w:type="dxa"/>
+              <w:end w:w="90" w:type="dxa"/>
+            </w:tcMar>
+          </w:tcPr>
+          <w:p>
+            <w:pPr>
+              <w:keepLines/>
+              <w:spacing w:line="240" w:lineRule="auto" w:after="0"/>
+              <w:jc w:val="right"/>
+            </w:pPr>
+            <w:r>
+              <w:rPr>
+                <w:rFonts w:ascii="Times New Roman" w:hAnsi="Times New Roman" w:eastAsia="Times New Roman" w:cs="Times New Roman"/>
+                <w:color w:val="000000"/>
+                <w:sz w:val="18"/>
+              </w:rPr>
+              <w:t>0.014</w:t>
+            </w:r>
+          </w:p>
+        </w:tc>
+      </w:tr>
+      <w:tr>
+        <w:trPr>
+          <w:cantSplit/>
+        </w:trPr>
+        <w:tc>
+          <w:tcPr>
+            <w:tcW w:type="dxa" w:w="2340"/>
             <w:vAlign w:val="center"/>
             <w:tcMar>
               <w:top w:w="80" w:type="dxa"/>
@@ -4534,7 +3143,88 @@
                 <w:color w:val="000000"/>
                 <w:sz w:val="18"/>
               </w:rPr>
-              <w:t>Required path to human gold</w:t>
+              <w:t>Rhyme form, strict</w:t>
+            </w:r>
+          </w:p>
+        </w:tc>
+        <w:tc>
+          <w:tcPr>
+            <w:tcW w:type="dxa" w:w="2340"/>
+            <w:vAlign w:val="center"/>
+            <w:tcMar>
+              <w:top w:w="80" w:type="dxa"/>
+              <w:start w:w="90" w:type="dxa"/>
+              <w:bottom w:w="80" w:type="dxa"/>
+              <w:end w:w="90" w:type="dxa"/>
+            </w:tcMar>
+          </w:tcPr>
+          <w:p>
+            <w:pPr>
+              <w:keepLines/>
+              <w:spacing w:line="240" w:lineRule="auto" w:after="0"/>
+              <w:jc w:val="right"/>
+            </w:pPr>
+            <w:r>
+              <w:rPr>
+                <w:rFonts w:ascii="Times New Roman" w:hAnsi="Times New Roman" w:eastAsia="Times New Roman" w:cs="Times New Roman"/>
+                <w:color w:val="000000"/>
+                <w:sz w:val="18"/>
+              </w:rPr>
+              <w:t>0.098</w:t>
+            </w:r>
+          </w:p>
+        </w:tc>
+        <w:tc>
+          <w:tcPr>
+            <w:tcW w:type="dxa" w:w="2340"/>
+            <w:vAlign w:val="center"/>
+            <w:tcMar>
+              <w:top w:w="80" w:type="dxa"/>
+              <w:start w:w="90" w:type="dxa"/>
+              <w:bottom w:w="80" w:type="dxa"/>
+              <w:end w:w="90" w:type="dxa"/>
+            </w:tcMar>
+          </w:tcPr>
+          <w:p>
+            <w:pPr>
+              <w:keepLines/>
+              <w:spacing w:line="240" w:lineRule="auto" w:after="0"/>
+              <w:jc w:val="right"/>
+            </w:pPr>
+            <w:r>
+              <w:rPr>
+                <w:rFonts w:ascii="Times New Roman" w:hAnsi="Times New Roman" w:eastAsia="Times New Roman" w:cs="Times New Roman"/>
+                <w:color w:val="000000"/>
+                <w:sz w:val="18"/>
+              </w:rPr>
+              <w:t>0.041</w:t>
+            </w:r>
+          </w:p>
+        </w:tc>
+        <w:tc>
+          <w:tcPr>
+            <w:tcW w:type="dxa" w:w="2340"/>
+            <w:vAlign w:val="center"/>
+            <w:tcMar>
+              <w:top w:w="80" w:type="dxa"/>
+              <w:start w:w="90" w:type="dxa"/>
+              <w:bottom w:w="80" w:type="dxa"/>
+              <w:end w:w="90" w:type="dxa"/>
+            </w:tcMar>
+          </w:tcPr>
+          <w:p>
+            <w:pPr>
+              <w:keepLines/>
+              <w:spacing w:line="240" w:lineRule="auto" w:after="0"/>
+              <w:jc w:val="right"/>
+            </w:pPr>
+            <w:r>
+              <w:rPr>
+                <w:rFonts w:ascii="Times New Roman" w:hAnsi="Times New Roman" w:eastAsia="Times New Roman" w:cs="Times New Roman"/>
+                <w:color w:val="000000"/>
+                <w:sz w:val="18"/>
+              </w:rPr>
+              <w:t>0.196</w:t>
             </w:r>
           </w:p>
         </w:tc>
@@ -4545,7 +3235,7 @@
         </w:trPr>
         <w:tc>
           <w:tcPr>
-            <w:tcW w:type="dxa" w:w="4305"/>
+            <w:tcW w:type="dxa" w:w="2340"/>
             <w:vAlign w:val="center"/>
             <w:tcMar>
               <w:top w:w="80" w:type="dxa"/>
@@ -4565,13 +3255,99 @@
                 <w:color w:val="000000"/>
                 <w:sz w:val="18"/>
               </w:rPr>
-              <w:t>Claim-directed audit</w:t>
+              <w:t>Rhyme form, with raw finals</w:t>
             </w:r>
           </w:p>
         </w:tc>
         <w:tc>
           <w:tcPr>
-            <w:tcW w:type="dxa" w:w="2527"/>
+            <w:tcW w:type="dxa" w:w="2340"/>
+            <w:vAlign w:val="center"/>
+            <w:tcMar>
+              <w:top w:w="80" w:type="dxa"/>
+              <w:start w:w="90" w:type="dxa"/>
+              <w:bottom w:w="80" w:type="dxa"/>
+              <w:end w:w="90" w:type="dxa"/>
+            </w:tcMar>
+          </w:tcPr>
+          <w:p>
+            <w:pPr>
+              <w:keepLines/>
+              <w:spacing w:line="240" w:lineRule="auto" w:after="0"/>
+              <w:jc w:val="right"/>
+            </w:pPr>
+            <w:r>
+              <w:rPr>
+                <w:rFonts w:ascii="Times New Roman" w:hAnsi="Times New Roman" w:eastAsia="Times New Roman" w:cs="Times New Roman"/>
+                <w:color w:val="000000"/>
+                <w:sz w:val="18"/>
+              </w:rPr>
+              <w:t>0.114</w:t>
+            </w:r>
+          </w:p>
+        </w:tc>
+        <w:tc>
+          <w:tcPr>
+            <w:tcW w:type="dxa" w:w="2340"/>
+            <w:vAlign w:val="center"/>
+            <w:tcMar>
+              <w:top w:w="80" w:type="dxa"/>
+              <w:start w:w="90" w:type="dxa"/>
+              <w:bottom w:w="80" w:type="dxa"/>
+              <w:end w:w="90" w:type="dxa"/>
+            </w:tcMar>
+          </w:tcPr>
+          <w:p>
+            <w:pPr>
+              <w:keepLines/>
+              <w:spacing w:line="240" w:lineRule="auto" w:after="0"/>
+              <w:jc w:val="right"/>
+            </w:pPr>
+            <w:r>
+              <w:rPr>
+                <w:rFonts w:ascii="Times New Roman" w:hAnsi="Times New Roman" w:eastAsia="Times New Roman" w:cs="Times New Roman"/>
+                <w:color w:val="000000"/>
+                <w:sz w:val="18"/>
+              </w:rPr>
+              <w:t>0.051</w:t>
+            </w:r>
+          </w:p>
+        </w:tc>
+        <w:tc>
+          <w:tcPr>
+            <w:tcW w:type="dxa" w:w="2340"/>
+            <w:vAlign w:val="center"/>
+            <w:tcMar>
+              <w:top w:w="80" w:type="dxa"/>
+              <w:start w:w="90" w:type="dxa"/>
+              <w:bottom w:w="80" w:type="dxa"/>
+              <w:end w:w="90" w:type="dxa"/>
+            </w:tcMar>
+          </w:tcPr>
+          <w:p>
+            <w:pPr>
+              <w:keepLines/>
+              <w:spacing w:line="240" w:lineRule="auto" w:after="0"/>
+              <w:jc w:val="right"/>
+            </w:pPr>
+            <w:r>
+              <w:rPr>
+                <w:rFonts w:ascii="Times New Roman" w:hAnsi="Times New Roman" w:eastAsia="Times New Roman" w:cs="Times New Roman"/>
+                <w:color w:val="000000"/>
+                <w:sz w:val="18"/>
+              </w:rPr>
+              <w:t>0.230</w:t>
+            </w:r>
+          </w:p>
+        </w:tc>
+      </w:tr>
+      <w:tr>
+        <w:trPr>
+          <w:cantSplit/>
+        </w:trPr>
+        <w:tc>
+          <w:tcPr>
+            <w:tcW w:type="dxa" w:w="2340"/>
             <w:vAlign w:val="center"/>
             <w:tcMar>
               <w:top w:w="80" w:type="dxa"/>
@@ -4591,13 +3367,99 @@
                 <w:color w:val="000000"/>
                 <w:sz w:val="18"/>
               </w:rPr>
-              <w:t>157 unique occurrences</w:t>
+              <w:t>Semantic (BGE-M3)</w:t>
             </w:r>
           </w:p>
         </w:tc>
         <w:tc>
           <w:tcPr>
-            <w:tcW w:type="dxa" w:w="2528"/>
+            <w:tcW w:type="dxa" w:w="2340"/>
+            <w:vAlign w:val="center"/>
+            <w:tcMar>
+              <w:top w:w="80" w:type="dxa"/>
+              <w:start w:w="90" w:type="dxa"/>
+              <w:bottom w:w="80" w:type="dxa"/>
+              <w:end w:w="90" w:type="dxa"/>
+            </w:tcMar>
+          </w:tcPr>
+          <w:p>
+            <w:pPr>
+              <w:keepLines/>
+              <w:spacing w:line="240" w:lineRule="auto" w:after="0"/>
+              <w:jc w:val="right"/>
+            </w:pPr>
+            <w:r>
+              <w:rPr>
+                <w:rFonts w:ascii="Times New Roman" w:hAnsi="Times New Roman" w:eastAsia="Times New Roman" w:cs="Times New Roman"/>
+                <w:color w:val="000000"/>
+                <w:sz w:val="18"/>
+              </w:rPr>
+              <w:t>0.313</w:t>
+            </w:r>
+          </w:p>
+        </w:tc>
+        <w:tc>
+          <w:tcPr>
+            <w:tcW w:type="dxa" w:w="2340"/>
+            <w:vAlign w:val="center"/>
+            <w:tcMar>
+              <w:top w:w="80" w:type="dxa"/>
+              <w:start w:w="90" w:type="dxa"/>
+              <w:bottom w:w="80" w:type="dxa"/>
+              <w:end w:w="90" w:type="dxa"/>
+            </w:tcMar>
+          </w:tcPr>
+          <w:p>
+            <w:pPr>
+              <w:keepLines/>
+              <w:spacing w:line="240" w:lineRule="auto" w:after="0"/>
+              <w:jc w:val="right"/>
+            </w:pPr>
+            <w:r>
+              <w:rPr>
+                <w:rFonts w:ascii="Times New Roman" w:hAnsi="Times New Roman" w:eastAsia="Times New Roman" w:cs="Times New Roman"/>
+                <w:color w:val="000000"/>
+                <w:sz w:val="18"/>
+              </w:rPr>
+              <w:t>0.214</w:t>
+            </w:r>
+          </w:p>
+        </w:tc>
+        <w:tc>
+          <w:tcPr>
+            <w:tcW w:type="dxa" w:w="2340"/>
+            <w:vAlign w:val="center"/>
+            <w:tcMar>
+              <w:top w:w="80" w:type="dxa"/>
+              <w:start w:w="90" w:type="dxa"/>
+              <w:bottom w:w="80" w:type="dxa"/>
+              <w:end w:w="90" w:type="dxa"/>
+            </w:tcMar>
+          </w:tcPr>
+          <w:p>
+            <w:pPr>
+              <w:keepLines/>
+              <w:spacing w:line="240" w:lineRule="auto" w:after="0"/>
+              <w:jc w:val="right"/>
+            </w:pPr>
+            <w:r>
+              <w:rPr>
+                <w:rFonts w:ascii="Times New Roman" w:hAnsi="Times New Roman" w:eastAsia="Times New Roman" w:cs="Times New Roman"/>
+                <w:color w:val="000000"/>
+                <w:sz w:val="18"/>
+              </w:rPr>
+              <w:t>0.510</w:t>
+            </w:r>
+          </w:p>
+        </w:tc>
+      </w:tr>
+      <w:tr>
+        <w:trPr>
+          <w:cantSplit/>
+        </w:trPr>
+        <w:tc>
+          <w:tcPr>
+            <w:tcW w:type="dxa" w:w="2340"/>
             <w:vAlign w:val="center"/>
             <w:tcMar>
               <w:top w:w="80" w:type="dxa"/>
@@ -4617,7 +3479,536 @@
                 <w:color w:val="000000"/>
                 <w:sz w:val="18"/>
               </w:rPr>
-              <w:t>All support for ten released claims; 0 reviewed</w:t>
+              <w:t>Lexical (character n-grams)</w:t>
+            </w:r>
+          </w:p>
+        </w:tc>
+        <w:tc>
+          <w:tcPr>
+            <w:tcW w:type="dxa" w:w="2340"/>
+            <w:vAlign w:val="center"/>
+            <w:tcMar>
+              <w:top w:w="80" w:type="dxa"/>
+              <w:start w:w="90" w:type="dxa"/>
+              <w:bottom w:w="80" w:type="dxa"/>
+              <w:end w:w="90" w:type="dxa"/>
+            </w:tcMar>
+          </w:tcPr>
+          <w:p>
+            <w:pPr>
+              <w:keepLines/>
+              <w:spacing w:line="240" w:lineRule="auto" w:after="0"/>
+              <w:jc w:val="right"/>
+            </w:pPr>
+            <w:r>
+              <w:rPr>
+                <w:rFonts w:ascii="Times New Roman" w:hAnsi="Times New Roman" w:eastAsia="Times New Roman" w:cs="Times New Roman"/>
+                <w:color w:val="000000"/>
+                <w:sz w:val="18"/>
+              </w:rPr>
+              <w:t>0.447</w:t>
+            </w:r>
+          </w:p>
+        </w:tc>
+        <w:tc>
+          <w:tcPr>
+            <w:tcW w:type="dxa" w:w="2340"/>
+            <w:vAlign w:val="center"/>
+            <w:tcMar>
+              <w:top w:w="80" w:type="dxa"/>
+              <w:start w:w="90" w:type="dxa"/>
+              <w:bottom w:w="80" w:type="dxa"/>
+              <w:end w:w="90" w:type="dxa"/>
+            </w:tcMar>
+          </w:tcPr>
+          <w:p>
+            <w:pPr>
+              <w:keepLines/>
+              <w:spacing w:line="240" w:lineRule="auto" w:after="0"/>
+              <w:jc w:val="right"/>
+            </w:pPr>
+            <w:r>
+              <w:rPr>
+                <w:rFonts w:ascii="Times New Roman" w:hAnsi="Times New Roman" w:eastAsia="Times New Roman" w:cs="Times New Roman"/>
+                <w:color w:val="000000"/>
+                <w:sz w:val="18"/>
+              </w:rPr>
+              <w:t>0.353</w:t>
+            </w:r>
+          </w:p>
+        </w:tc>
+        <w:tc>
+          <w:tcPr>
+            <w:tcW w:type="dxa" w:w="2340"/>
+            <w:vAlign w:val="center"/>
+            <w:tcMar>
+              <w:top w:w="80" w:type="dxa"/>
+              <w:start w:w="90" w:type="dxa"/>
+              <w:bottom w:w="80" w:type="dxa"/>
+              <w:end w:w="90" w:type="dxa"/>
+            </w:tcMar>
+          </w:tcPr>
+          <w:p>
+            <w:pPr>
+              <w:keepLines/>
+              <w:spacing w:line="240" w:lineRule="auto" w:after="0"/>
+              <w:jc w:val="right"/>
+            </w:pPr>
+            <w:r>
+              <w:rPr>
+                <w:rFonts w:ascii="Times New Roman" w:hAnsi="Times New Roman" w:eastAsia="Times New Roman" w:cs="Times New Roman"/>
+                <w:color w:val="000000"/>
+                <w:sz w:val="18"/>
+              </w:rPr>
+              <w:t>0.627</w:t>
+            </w:r>
+          </w:p>
+        </w:tc>
+      </w:tr>
+      <w:tr>
+        <w:trPr>
+          <w:cantSplit/>
+        </w:trPr>
+        <w:tc>
+          <w:tcPr>
+            <w:tcW w:type="dxa" w:w="2340"/>
+            <w:vAlign w:val="center"/>
+            <w:tcMar>
+              <w:top w:w="80" w:type="dxa"/>
+              <w:start w:w="90" w:type="dxa"/>
+              <w:bottom w:w="80" w:type="dxa"/>
+              <w:end w:w="90" w:type="dxa"/>
+            </w:tcMar>
+          </w:tcPr>
+          <w:p>
+            <w:pPr>
+              <w:keepLines/>
+              <w:spacing w:line="240" w:lineRule="auto" w:after="0"/>
+            </w:pPr>
+            <w:r>
+              <w:rPr>
+                <w:rFonts w:ascii="Times New Roman" w:hAnsi="Times New Roman" w:eastAsia="Times New Roman" w:cs="Times New Roman"/>
+                <w:color w:val="000000"/>
+                <w:sz w:val="18"/>
+              </w:rPr>
+              <w:t>Fusion: semantic + rhyme</w:t>
+            </w:r>
+          </w:p>
+        </w:tc>
+        <w:tc>
+          <w:tcPr>
+            <w:tcW w:type="dxa" w:w="2340"/>
+            <w:vAlign w:val="center"/>
+            <w:tcMar>
+              <w:top w:w="80" w:type="dxa"/>
+              <w:start w:w="90" w:type="dxa"/>
+              <w:bottom w:w="80" w:type="dxa"/>
+              <w:end w:w="90" w:type="dxa"/>
+            </w:tcMar>
+          </w:tcPr>
+          <w:p>
+            <w:pPr>
+              <w:keepLines/>
+              <w:spacing w:line="240" w:lineRule="auto" w:after="0"/>
+              <w:jc w:val="right"/>
+            </w:pPr>
+            <w:r>
+              <w:rPr>
+                <w:rFonts w:ascii="Times New Roman" w:hAnsi="Times New Roman" w:eastAsia="Times New Roman" w:cs="Times New Roman"/>
+                <w:color w:val="000000"/>
+                <w:sz w:val="18"/>
+              </w:rPr>
+              <w:t>0.270</w:t>
+            </w:r>
+          </w:p>
+        </w:tc>
+        <w:tc>
+          <w:tcPr>
+            <w:tcW w:type="dxa" w:w="2340"/>
+            <w:vAlign w:val="center"/>
+            <w:tcMar>
+              <w:top w:w="80" w:type="dxa"/>
+              <w:start w:w="90" w:type="dxa"/>
+              <w:bottom w:w="80" w:type="dxa"/>
+              <w:end w:w="90" w:type="dxa"/>
+            </w:tcMar>
+          </w:tcPr>
+          <w:p>
+            <w:pPr>
+              <w:keepLines/>
+              <w:spacing w:line="240" w:lineRule="auto" w:after="0"/>
+              <w:jc w:val="right"/>
+            </w:pPr>
+            <w:r>
+              <w:rPr>
+                <w:rFonts w:ascii="Times New Roman" w:hAnsi="Times New Roman" w:eastAsia="Times New Roman" w:cs="Times New Roman"/>
+                <w:color w:val="000000"/>
+                <w:sz w:val="18"/>
+              </w:rPr>
+              <w:t>0.171</w:t>
+            </w:r>
+          </w:p>
+        </w:tc>
+        <w:tc>
+          <w:tcPr>
+            <w:tcW w:type="dxa" w:w="2340"/>
+            <w:vAlign w:val="center"/>
+            <w:tcMar>
+              <w:top w:w="80" w:type="dxa"/>
+              <w:start w:w="90" w:type="dxa"/>
+              <w:bottom w:w="80" w:type="dxa"/>
+              <w:end w:w="90" w:type="dxa"/>
+            </w:tcMar>
+          </w:tcPr>
+          <w:p>
+            <w:pPr>
+              <w:keepLines/>
+              <w:spacing w:line="240" w:lineRule="auto" w:after="0"/>
+              <w:jc w:val="right"/>
+            </w:pPr>
+            <w:r>
+              <w:rPr>
+                <w:rFonts w:ascii="Times New Roman" w:hAnsi="Times New Roman" w:eastAsia="Times New Roman" w:cs="Times New Roman"/>
+                <w:color w:val="000000"/>
+                <w:sz w:val="18"/>
+              </w:rPr>
+              <w:t>0.467</w:t>
+            </w:r>
+          </w:p>
+        </w:tc>
+      </w:tr>
+      <w:tr>
+        <w:trPr>
+          <w:cantSplit/>
+        </w:trPr>
+        <w:tc>
+          <w:tcPr>
+            <w:tcW w:type="dxa" w:w="2340"/>
+            <w:vAlign w:val="center"/>
+            <w:tcMar>
+              <w:top w:w="80" w:type="dxa"/>
+              <w:start w:w="90" w:type="dxa"/>
+              <w:bottom w:w="80" w:type="dxa"/>
+              <w:end w:w="90" w:type="dxa"/>
+            </w:tcMar>
+          </w:tcPr>
+          <w:p>
+            <w:pPr>
+              <w:keepLines/>
+              <w:spacing w:line="240" w:lineRule="auto" w:after="0"/>
+            </w:pPr>
+            <w:r>
+              <w:rPr>
+                <w:rFonts w:ascii="Times New Roman" w:hAnsi="Times New Roman" w:eastAsia="Times New Roman" w:cs="Times New Roman"/>
+                <w:color w:val="000000"/>
+                <w:sz w:val="18"/>
+              </w:rPr>
+              <w:t>Fusion: lexical + rhyme</w:t>
+            </w:r>
+          </w:p>
+        </w:tc>
+        <w:tc>
+          <w:tcPr>
+            <w:tcW w:type="dxa" w:w="2340"/>
+            <w:vAlign w:val="center"/>
+            <w:tcMar>
+              <w:top w:w="80" w:type="dxa"/>
+              <w:start w:w="90" w:type="dxa"/>
+              <w:bottom w:w="80" w:type="dxa"/>
+              <w:end w:w="90" w:type="dxa"/>
+            </w:tcMar>
+          </w:tcPr>
+          <w:p>
+            <w:pPr>
+              <w:keepLines/>
+              <w:spacing w:line="240" w:lineRule="auto" w:after="0"/>
+              <w:jc w:val="right"/>
+            </w:pPr>
+            <w:r>
+              <w:rPr>
+                <w:rFonts w:ascii="Times New Roman" w:hAnsi="Times New Roman" w:eastAsia="Times New Roman" w:cs="Times New Roman"/>
+                <w:color w:val="000000"/>
+                <w:sz w:val="18"/>
+              </w:rPr>
+              <w:t>0.391</w:t>
+            </w:r>
+          </w:p>
+        </w:tc>
+        <w:tc>
+          <w:tcPr>
+            <w:tcW w:type="dxa" w:w="2340"/>
+            <w:vAlign w:val="center"/>
+            <w:tcMar>
+              <w:top w:w="80" w:type="dxa"/>
+              <w:start w:w="90" w:type="dxa"/>
+              <w:bottom w:w="80" w:type="dxa"/>
+              <w:end w:w="90" w:type="dxa"/>
+            </w:tcMar>
+          </w:tcPr>
+          <w:p>
+            <w:pPr>
+              <w:keepLines/>
+              <w:spacing w:line="240" w:lineRule="auto" w:after="0"/>
+              <w:jc w:val="right"/>
+            </w:pPr>
+            <w:r>
+              <w:rPr>
+                <w:rFonts w:ascii="Times New Roman" w:hAnsi="Times New Roman" w:eastAsia="Times New Roman" w:cs="Times New Roman"/>
+                <w:color w:val="000000"/>
+                <w:sz w:val="18"/>
+              </w:rPr>
+              <w:t>0.295</w:t>
+            </w:r>
+          </w:p>
+        </w:tc>
+        <w:tc>
+          <w:tcPr>
+            <w:tcW w:type="dxa" w:w="2340"/>
+            <w:vAlign w:val="center"/>
+            <w:tcMar>
+              <w:top w:w="80" w:type="dxa"/>
+              <w:start w:w="90" w:type="dxa"/>
+              <w:bottom w:w="80" w:type="dxa"/>
+              <w:end w:w="90" w:type="dxa"/>
+            </w:tcMar>
+          </w:tcPr>
+          <w:p>
+            <w:pPr>
+              <w:keepLines/>
+              <w:spacing w:line="240" w:lineRule="auto" w:after="0"/>
+              <w:jc w:val="right"/>
+            </w:pPr>
+            <w:r>
+              <w:rPr>
+                <w:rFonts w:ascii="Times New Roman" w:hAnsi="Times New Roman" w:eastAsia="Times New Roman" w:cs="Times New Roman"/>
+                <w:color w:val="000000"/>
+                <w:sz w:val="18"/>
+              </w:rPr>
+              <w:t>0.577</w:t>
+            </w:r>
+          </w:p>
+        </w:tc>
+      </w:tr>
+      <w:tr>
+        <w:trPr>
+          <w:cantSplit/>
+        </w:trPr>
+        <w:tc>
+          <w:tcPr>
+            <w:tcW w:type="dxa" w:w="2340"/>
+            <w:vAlign w:val="center"/>
+            <w:tcMar>
+              <w:top w:w="80" w:type="dxa"/>
+              <w:start w:w="90" w:type="dxa"/>
+              <w:bottom w:w="80" w:type="dxa"/>
+              <w:end w:w="90" w:type="dxa"/>
+            </w:tcMar>
+          </w:tcPr>
+          <w:p>
+            <w:pPr>
+              <w:keepLines/>
+              <w:spacing w:line="240" w:lineRule="auto" w:after="0"/>
+            </w:pPr>
+            <w:r>
+              <w:rPr>
+                <w:rFonts w:ascii="Times New Roman" w:hAnsi="Times New Roman" w:eastAsia="Times New Roman" w:cs="Times New Roman"/>
+                <w:color w:val="000000"/>
+                <w:sz w:val="18"/>
+              </w:rPr>
+              <w:t>Fusion: semantic + lexical</w:t>
+            </w:r>
+          </w:p>
+        </w:tc>
+        <w:tc>
+          <w:tcPr>
+            <w:tcW w:type="dxa" w:w="2340"/>
+            <w:vAlign w:val="center"/>
+            <w:tcMar>
+              <w:top w:w="80" w:type="dxa"/>
+              <w:start w:w="90" w:type="dxa"/>
+              <w:bottom w:w="80" w:type="dxa"/>
+              <w:end w:w="90" w:type="dxa"/>
+            </w:tcMar>
+          </w:tcPr>
+          <w:p>
+            <w:pPr>
+              <w:keepLines/>
+              <w:spacing w:line="240" w:lineRule="auto" w:after="0"/>
+              <w:jc w:val="right"/>
+            </w:pPr>
+            <w:r>
+              <w:rPr>
+                <w:rFonts w:ascii="Times New Roman" w:hAnsi="Times New Roman" w:eastAsia="Times New Roman" w:cs="Times New Roman"/>
+                <w:color w:val="000000"/>
+                <w:sz w:val="18"/>
+              </w:rPr>
+              <w:t>0.472</w:t>
+            </w:r>
+          </w:p>
+        </w:tc>
+        <w:tc>
+          <w:tcPr>
+            <w:tcW w:type="dxa" w:w="2340"/>
+            <w:vAlign w:val="center"/>
+            <w:tcMar>
+              <w:top w:w="80" w:type="dxa"/>
+              <w:start w:w="90" w:type="dxa"/>
+              <w:bottom w:w="80" w:type="dxa"/>
+              <w:end w:w="90" w:type="dxa"/>
+            </w:tcMar>
+          </w:tcPr>
+          <w:p>
+            <w:pPr>
+              <w:keepLines/>
+              <w:spacing w:line="240" w:lineRule="auto" w:after="0"/>
+              <w:jc w:val="right"/>
+            </w:pPr>
+            <w:r>
+              <w:rPr>
+                <w:rFonts w:ascii="Times New Roman" w:hAnsi="Times New Roman" w:eastAsia="Times New Roman" w:cs="Times New Roman"/>
+                <w:color w:val="000000"/>
+                <w:sz w:val="18"/>
+              </w:rPr>
+              <w:t>0.376</w:t>
+            </w:r>
+          </w:p>
+        </w:tc>
+        <w:tc>
+          <w:tcPr>
+            <w:tcW w:type="dxa" w:w="2340"/>
+            <w:vAlign w:val="center"/>
+            <w:tcMar>
+              <w:top w:w="80" w:type="dxa"/>
+              <w:start w:w="90" w:type="dxa"/>
+              <w:bottom w:w="80" w:type="dxa"/>
+              <w:end w:w="90" w:type="dxa"/>
+            </w:tcMar>
+          </w:tcPr>
+          <w:p>
+            <w:pPr>
+              <w:keepLines/>
+              <w:spacing w:line="240" w:lineRule="auto" w:after="0"/>
+              <w:jc w:val="right"/>
+            </w:pPr>
+            <w:r>
+              <w:rPr>
+                <w:rFonts w:ascii="Times New Roman" w:hAnsi="Times New Roman" w:eastAsia="Times New Roman" w:cs="Times New Roman"/>
+                <w:color w:val="000000"/>
+                <w:sz w:val="18"/>
+              </w:rPr>
+              <w:t>0.658</w:t>
+            </w:r>
+          </w:p>
+        </w:tc>
+      </w:tr>
+      <w:tr>
+        <w:trPr>
+          <w:cantSplit/>
+        </w:trPr>
+        <w:tc>
+          <w:tcPr>
+            <w:tcW w:type="dxa" w:w="2340"/>
+            <w:vAlign w:val="center"/>
+            <w:tcMar>
+              <w:top w:w="80" w:type="dxa"/>
+              <w:start w:w="90" w:type="dxa"/>
+              <w:bottom w:w="80" w:type="dxa"/>
+              <w:end w:w="90" w:type="dxa"/>
+            </w:tcMar>
+          </w:tcPr>
+          <w:p>
+            <w:pPr>
+              <w:keepLines/>
+              <w:spacing w:line="240" w:lineRule="auto" w:after="0"/>
+            </w:pPr>
+            <w:r>
+              <w:rPr>
+                <w:rFonts w:ascii="Times New Roman" w:hAnsi="Times New Roman" w:eastAsia="Times New Roman" w:cs="Times New Roman"/>
+                <w:color w:val="000000"/>
+                <w:sz w:val="18"/>
+              </w:rPr>
+              <w:t>Fusion: all three</w:t>
+            </w:r>
+          </w:p>
+        </w:tc>
+        <w:tc>
+          <w:tcPr>
+            <w:tcW w:type="dxa" w:w="2340"/>
+            <w:vAlign w:val="center"/>
+            <w:tcMar>
+              <w:top w:w="80" w:type="dxa"/>
+              <w:start w:w="90" w:type="dxa"/>
+              <w:bottom w:w="80" w:type="dxa"/>
+              <w:end w:w="90" w:type="dxa"/>
+            </w:tcMar>
+          </w:tcPr>
+          <w:p>
+            <w:pPr>
+              <w:keepLines/>
+              <w:spacing w:line="240" w:lineRule="auto" w:after="0"/>
+              <w:jc w:val="right"/>
+            </w:pPr>
+            <w:r>
+              <w:rPr>
+                <w:rFonts w:ascii="Times New Roman" w:hAnsi="Times New Roman" w:eastAsia="Times New Roman" w:cs="Times New Roman"/>
+                <w:color w:val="000000"/>
+                <w:sz w:val="18"/>
+              </w:rPr>
+              <w:t>0.440</w:t>
+            </w:r>
+          </w:p>
+        </w:tc>
+        <w:tc>
+          <w:tcPr>
+            <w:tcW w:type="dxa" w:w="2340"/>
+            <w:vAlign w:val="center"/>
+            <w:tcMar>
+              <w:top w:w="80" w:type="dxa"/>
+              <w:start w:w="90" w:type="dxa"/>
+              <w:bottom w:w="80" w:type="dxa"/>
+              <w:end w:w="90" w:type="dxa"/>
+            </w:tcMar>
+          </w:tcPr>
+          <w:p>
+            <w:pPr>
+              <w:keepLines/>
+              <w:spacing w:line="240" w:lineRule="auto" w:after="0"/>
+              <w:jc w:val="right"/>
+            </w:pPr>
+            <w:r>
+              <w:rPr>
+                <w:rFonts w:ascii="Times New Roman" w:hAnsi="Times New Roman" w:eastAsia="Times New Roman" w:cs="Times New Roman"/>
+                <w:color w:val="000000"/>
+                <w:sz w:val="18"/>
+              </w:rPr>
+              <w:t>0.339</w:t>
+            </w:r>
+          </w:p>
+        </w:tc>
+        <w:tc>
+          <w:tcPr>
+            <w:tcW w:type="dxa" w:w="2340"/>
+            <w:vAlign w:val="center"/>
+            <w:tcMar>
+              <w:top w:w="80" w:type="dxa"/>
+              <w:start w:w="90" w:type="dxa"/>
+              <w:bottom w:w="80" w:type="dxa"/>
+              <w:end w:w="90" w:type="dxa"/>
+            </w:tcMar>
+          </w:tcPr>
+          <w:p>
+            <w:pPr>
+              <w:keepLines/>
+              <w:spacing w:line="240" w:lineRule="auto" w:after="0"/>
+              <w:jc w:val="right"/>
+            </w:pPr>
+            <w:r>
+              <w:rPr>
+                <w:rFonts w:ascii="Times New Roman" w:hAnsi="Times New Roman" w:eastAsia="Times New Roman" w:cs="Times New Roman"/>
+                <w:color w:val="000000"/>
+                <w:sz w:val="18"/>
+              </w:rPr>
+              <w:t>0.641</w:t>
             </w:r>
           </w:p>
         </w:tc>
@@ -4639,7 +4030,141 @@
           <w:color w:val="000000"/>
           <w:sz w:val="20"/>
         </w:rPr>
-        <w:t>Table 3 NER readiness and statistically screened provisional cultural-network output. No precision, recall, or F1 is valid before dual review and adjudication.</w:t>
+        <w:t>Table 3 Plain (per-query) metrics on the 7,129 covered queries, identical profiles and groups in every space. The rhyme form carries identity at nearly four times chance and adds nothing to the surface.</w:t>
+      </w:r>
+    </w:p>
+    <w:p>
+      <w:pPr>
+        <w:widowControl/>
+        <w:spacing w:line="480" w:lineRule="auto" w:after="0"/>
+        <w:ind w:firstLine="360"/>
+      </w:pPr>
+      <w:r>
+        <w:rPr>
+          <w:rFonts w:ascii="Times New Roman" w:hAnsi="Times New Roman" w:eastAsia="Times New Roman" w:cs="Times New Roman"/>
+          <w:color w:val="000000"/>
+          <w:sz w:val="24"/>
+        </w:rPr>
+        <w:t>RQ1 is thus answered in order: lexical, then semantic, then rhyme form, with semantic and lexical complementary and rhyme redundant. The next three sections ask why, and Section 9 overturns the obvious reading of the first two.</w:t>
+      </w:r>
+    </w:p>
+    <w:p>
+      <w:pPr>
+        <w:pStyle w:val="Heading1"/>
+      </w:pPr>
+      <w:r>
+        <w:t>6. Named References as Description and as Control</w:t>
+      </w:r>
+    </w:p>
+    <w:p>
+      <w:pPr>
+        <w:widowControl/>
+        <w:spacing w:line="480" w:lineRule="auto" w:after="0"/>
+      </w:pPr>
+      <w:r>
+        <w:rPr>
+          <w:rFonts w:ascii="Times New Roman" w:hAnsi="Times New Roman" w:eastAsia="Times New Roman" w:cs="Times New Roman"/>
+          <w:color w:val="000000"/>
+          <w:sz w:val="24"/>
+        </w:rPr>
+        <w:t>The lexical advantage could be the cheapest thing imaginable: rappers name their cities, their crews, and themselves. To test that, the study needs a catalogue of named references, and the project's cultural-reference layer supplies one. Its evidence status is stated here because the same numbers are also released as description.</w:t>
+      </w:r>
+    </w:p>
+    <w:p>
+      <w:pPr>
+        <w:widowControl/>
+        <w:spacing w:line="480" w:lineRule="auto" w:after="0"/>
+        <w:ind w:firstLine="360"/>
+      </w:pPr>
+      <w:r>
+        <w:rPr>
+          <w:rFonts w:ascii="Times New Roman" w:hAnsi="Times New Roman" w:eastAsia="Times New Roman" w:cs="Times New Roman"/>
+          <w:color w:val="000000"/>
+          <w:sz w:val="24"/>
+        </w:rPr>
+        <w:t xml:space="preserve">The layer's schema types person, group or crew, place, brand, work, event, language or dialect, ethnocultural group, rap-culture concept, and other references, plus non-entity and uncertain. Two fallible candidate sources are compared: a screened 605-surface lexicon matched literally, and the pinned </w:t>
+      </w:r>
+      <w:r>
+        <w:rPr>
+          <w:rFonts w:ascii="Courier New" w:hAnsi="Courier New" w:eastAsia="Courier New" w:cs="Courier New"/>
+          <w:color w:val="000000"/>
+          <w:sz w:val="23"/>
+        </w:rPr>
+        <w:t>ckiplab/albert-tiny-chinese-ner</w:t>
+      </w:r>
+      <w:r>
+        <w:rPr>
+          <w:rFonts w:ascii="Times New Roman" w:hAnsi="Times New Roman" w:eastAsia="Times New Roman" w:cs="Times New Roman"/>
+          <w:color w:val="000000"/>
+          <w:sz w:val="24"/>
+        </w:rPr>
+        <w:t xml:space="preserve"> token classifier run in overlapping windows (Wolf </w:t>
+      </w:r>
+      <w:r>
+        <w:rPr>
+          <w:rFonts w:ascii="Times New Roman" w:hAnsi="Times New Roman" w:eastAsia="Times New Roman" w:cs="Times New Roman"/>
+          <w:i/>
+          <w:color w:val="000000"/>
+          <w:sz w:val="24"/>
+        </w:rPr>
+        <w:t>et al.</w:t>
+      </w:r>
+      <w:r>
+        <w:rPr>
+          <w:rFonts w:ascii="Times New Roman" w:hAnsi="Times New Roman" w:eastAsia="Times New Roman" w:cs="Times New Roman"/>
+          <w:color w:val="000000"/>
+          <w:sz w:val="24"/>
+        </w:rPr>
+        <w:t xml:space="preserve"> 2020; Paszke </w:t>
+      </w:r>
+      <w:r>
+        <w:rPr>
+          <w:rFonts w:ascii="Times New Roman" w:hAnsi="Times New Roman" w:eastAsia="Times New Roman" w:cs="Times New Roman"/>
+          <w:i/>
+          <w:color w:val="000000"/>
+          <w:sz w:val="24"/>
+        </w:rPr>
+        <w:t>et al.</w:t>
+      </w:r>
+      <w:r>
+        <w:rPr>
+          <w:rFonts w:ascii="Times New Roman" w:hAnsi="Times New Roman" w:eastAsia="Times New Roman" w:cs="Times New Roman"/>
+          <w:color w:val="000000"/>
+          <w:sz w:val="24"/>
+        </w:rPr>
+        <w:t xml:space="preserve"> 2019). Exact span-and-type agreement occurs 3,566 times on a 23,177-line comparison frame. Agreement between two fallible methods is not accuracy: no occurrence-level human gold exists, an 800-occurrence dual-review package and a 157-occurrence claim audit remain unreviewed, and no precision, recall, or F1 is reported.</w:t>
+      </w:r>
+    </w:p>
+    <w:p>
+      <w:pPr>
+        <w:widowControl/>
+        <w:spacing w:line="480" w:lineRule="auto" w:after="0"/>
+        <w:ind w:firstLine="360"/>
+      </w:pPr>
+      <w:r>
+        <w:rPr>
+          <w:rFonts w:ascii="Times New Roman" w:hAnsi="Times New Roman" w:eastAsia="Times New Roman" w:cs="Times New Roman"/>
+          <w:color w:val="000000"/>
+          <w:sz w:val="24"/>
+        </w:rPr>
+        <w:t xml:space="preserve">On the earlier corpus and a fixed 204-label universe, cross-method agreement, a release audit, and shared-text exclusion leave 22 provisional surfaces — 18 places, two language references, two named persons. Six source-label-to-place associations survive a Jeffreys-smoothed risk-ratio bound above one and Benjamini–Hochberg false-discovery control at </w:t>
+      </w:r>
+      <w:r>
+        <w:rPr>
+          <w:rFonts w:ascii="Times New Roman" w:hAnsi="Times New Roman" w:eastAsia="Times New Roman" w:cs="Times New Roman"/>
+          <w:i/>
+          <w:color w:val="000000"/>
+          <w:sz w:val="24"/>
+        </w:rPr>
+        <w:t>q</w:t>
+      </w:r>
+      <w:r>
+        <w:rPr>
+          <w:rFonts w:ascii="Times New Roman" w:hAnsi="Times New Roman" w:eastAsia="Times New Roman" w:cs="Times New Roman"/>
+          <w:color w:val="000000"/>
+          <w:sz w:val="24"/>
+        </w:rPr>
+        <w:t xml:space="preserve"> ≤ 0.05, and four same-song co-mentions survive a positive normalised pointwise mutual information and the same control over all 5,681 eligible song units (Fig. 3). For example, 杭州 appears in 10 of 38 eligible song units labelled Tangoz, a risk ratio of 74 against the rest of the universe. Every such edge is a concentrated lyric reference, not residence, preference, biography, or a social relation, and ambiguous surfaces such as 中南海 and 上帝 are withheld until occurrence review resolves their senses.</w:t>
       </w:r>
     </w:p>
     <w:p>
@@ -4652,7 +4177,7 @@
         <w:drawing>
           <wp:inline xmlns:a="http://schemas.openxmlformats.org/drawingml/2006/main" xmlns:pic="http://schemas.openxmlformats.org/drawingml/2006/picture">
             <wp:extent cx="5715000" cy="4879731"/>
-            <wp:docPr id="3" name="Picture 3" descr="Three evidence-control cards show separate progressions for entity strings, source-label/entity pairs, and co-mention pairs. The entity inventory decreases from 33 to 23 to 22. Label-to-reference links decrease from 85 to 40 to 6. The co-mention card separates the legacy entity-bearing denominator, which changes from 9 to 1, from the corrected all-5,681-song denominator, which changes from 5 to 4. A log-scale forest plot shows six released source-label-to-place enrichments; every conservative interval is above one. The strongest point estimates are 泰格西 to 湖南 and 黑麦 to 天津, while GALI and 法老 both link to 上海 with smaller but supported enrichments. A compact dot-bar panel shows four released same-song co-mentions: 伦敦–巴黎, 中文–英文, 上海–新疆, and 上海–巴黎. A note states that human gold is incomplete and that the edges are lyric-reference evidence, not biographical or social relations." title="Three evidence-control cards show separate progressions for entity strings, sour"/>
+            <wp:docPr id="3" name="Picture 3" descr="Three evidence-control cards show separate progressions for entity strings, source-label/entity pairs, and co-mention pairs. The entity inventory decreases from 33 to 23 to 22. Label-to-reference links decrease from 85 to 40 to 6. The co-mention card separates the legacy denominator, which changes from 9 to 1, from the corrected denominator, which changes from 5 to 4. A log-scale forest plot shows six released source-label-to-place enrichments, every interval above one. A dot-bar panel shows four released same-song co-mentions." title="Three evidence-control cards show separate progressions for entity strings, sour"/>
             <wp:cNvGraphicFramePr>
               <a:graphicFrameLocks noChangeAspect="1"/>
             </wp:cNvGraphicFramePr>
@@ -4693,7 +4218,24 @@
           <w:color w:val="000000"/>
           <w:sz w:val="20"/>
         </w:rPr>
-        <w:t>Fig. 3 Provisional cultural-reference evidence after cross-label exact shared-text exclusion and statistical screening. Panel A keeps three analytical units separate. The candidate inventory falls from 33 corpus-wide entity strings to 23 after shared-text exclusion and to 22 in the fixed 204-label primary universe. Legacy source-label/entity links fall from 85 to 40 after shared-text exclusion; shrinkage, conservative interval, and Benjamini–Hochberg false-discovery-rate gates retain six source-label-to-place enrichments. Legacy co-mention sensitivity used an entity-bearing-song denominator (9 before exclusion; 1 after) and is shown separately from the corrected primary denominator of all 5,681 eligible song units (5 basic-gate candidates; 4 BH-FDR releases). Panel B plots all six released shrunken risk ratios with conservative 95% intervals and BH-adjusted q values. Panel C plots the four released same-song reference co-mentions by normalized pointwise mutual information (NPMI). Human review remains incomplete (0 completed gold reviews), so precision, recall, and F1 are not reported. All findings concern lyric references, not residence, preference, biography, collaboration, influence, or social relationships.</w:t>
+        <w:t xml:space="preserve">Fig. 3 Provisional cultural-reference evidence after cross-label shared-text exclusion and statistical screening, computed on the earlier corpus snapshot. Panel A keeps three analytical units separate: the candidate inventory falls from 33 corpus-wide entity strings to 23 after shared-text exclusion and to 22 in the fixed 204-label universe; legacy source-label/entity links fall from 85 to 40 and then to six after shrinkage, a conservative interval, and false-discovery control; the legacy co-mention denominator (9 before exclusion, 1 after) is shown separately from the corrected all-song denominator (5 basic-gate candidates; 4 releases). Panel B plots the six released shrunken risk ratios with conservative 95% intervals and adjusted </w:t>
+      </w:r>
+      <w:r>
+        <w:rPr>
+          <w:rFonts w:ascii="Times New Roman" w:hAnsi="Times New Roman" w:eastAsia="Times New Roman" w:cs="Times New Roman"/>
+          <w:i/>
+          <w:color w:val="000000"/>
+          <w:sz w:val="20"/>
+        </w:rPr>
+        <w:t>q</w:t>
+      </w:r>
+      <w:r>
+        <w:rPr>
+          <w:rFonts w:ascii="Times New Roman" w:hAnsi="Times New Roman" w:eastAsia="Times New Roman" w:cs="Times New Roman"/>
+          <w:color w:val="000000"/>
+          <w:sz w:val="20"/>
+        </w:rPr>
+        <w:t xml:space="preserve"> values. Panel C plots the four released same-song co-mentions by normalised pointwise mutual information. Human review is incomplete, so precision, recall, and F1 are not reported.</w:t>
       </w:r>
     </w:p>
     <w:p>
@@ -4706,37 +4248,7 @@
           <w:color w:val="000000"/>
           <w:sz w:val="18"/>
         </w:rPr>
-        <w:t>Alt text: Three evidence-control cards show separate progressions for entity strings, source-label/entity pairs, and co-mention pairs. The entity inventory decreases from 33 to 23 to 22. Label-to-reference links decrease from 85 to 40 to 6. The co-mention card separates the legacy entity-bearing denominator, which changes from 9 to 1, from the corrected all-5,681-song denominator, which changes from 5 to 4. A log-scale forest plot shows six released source-label-to-place enrichments; every conservative interval is above one. The strongest point estimates are 泰格西 to 湖南 and 黑麦 to 天津, while GALI and 法老 both link to 上海 with smaller but supported enrichments. A compact dot-bar panel shows four released same-song co-mentions: 伦敦–巴黎, 中文–英文, 上海–新疆, and 上海–巴黎. A note states that human gold is incomplete and that the edges are lyric-reference evidence, not biographical or social relations.</w:t>
-      </w:r>
-    </w:p>
-    <w:p>
-      <w:pPr>
-        <w:pStyle w:val="Heading1"/>
-      </w:pPr>
-      <w:r>
-        <w:t>7. Downstream Task 3: Written-Rhyme Continuation</w:t>
-      </w:r>
-    </w:p>
-    <w:p>
-      <w:pPr>
-        <w:pStyle w:val="Heading2"/>
-      </w:pPr>
-      <w:r>
-        <w:t>7.1 Line and Ending Construction</w:t>
-      </w:r>
-    </w:p>
-    <w:p>
-      <w:pPr>
-        <w:widowControl/>
-        <w:spacing w:line="480" w:lineRule="auto" w:after="0"/>
-      </w:pPr>
-      <w:r>
-        <w:rPr>
-          <w:rFonts w:ascii="Times New Roman" w:hAnsi="Times New Roman" w:eastAsia="Times New Roman" w:cs="Times New Roman"/>
-          <w:color w:val="000000"/>
-          <w:sz w:val="24"/>
-        </w:rPr>
-        <w:t>The rhyme task uses 204 source labels after shared-text exclusion. Cleaned newlines define written lines; empty, header, non-Han, unclassifiable, or non-Han-terminal lines are excluded. The frozen task universe has 5,619 songs: 5,452 yield 283,806 strict-Han-ending lines and 5,347 yield 238,881 adjacent transitions. Its 52,152 repeat count is excess after first within label/song; surviving positions and original adjacency are retained. Reconnecting eligible pre-snapshot chunks holds labels fixed but expands songs to 5,621, line-bearing songs to 5,459, and transition-bearing songs to 5,353; it adds 7,033 lines and 4,938 transitions. Total variation is 0.001789 and the switch rate falls by 0.001390 (counterfactual minus released, -0.001390); prediction models were not retrained.</w:t>
+        <w:t>Alt text: Three evidence-control cards show separate progressions for entity strings, source-label/entity pairs, and co-mention pairs. The entity inventory decreases from 33 to 23 to 22. Label-to-reference links decrease from 85 to 40 to 6. The co-mention card separates the legacy denominator, which changes from 9 to 1, from the corrected denominator, which changes from 5 to 4. A log-scale forest plot shows six released source-label-to-place enrichments, every interval above one. A dot-bar panel shows four released same-song co-mentions.</w:t>
       </w:r>
     </w:p>
     <w:p>
@@ -4747,51 +4259,19 @@
       </w:pPr>
       <w:r>
         <w:rPr>
-          <w:rFonts w:ascii="Courier New" w:hAnsi="Courier New" w:eastAsia="Courier New" w:cs="Courier New"/>
-          <w:color w:val="000000"/>
-          <w:sz w:val="23"/>
-        </w:rPr>
-        <w:t>pypinyin</w:t>
-      </w:r>
-      <w:r>
-        <w:rPr>
           <w:rFonts w:ascii="Times New Roman" w:hAnsi="Times New Roman" w:eastAsia="Times New Roman" w:cs="Times New Roman"/>
           <w:color w:val="000000"/>
           <w:sz w:val="24"/>
         </w:rPr>
-        <w:t xml:space="preserve"> 0.55.0 processes the complete Han sequence of each line using </w:t>
-      </w:r>
-      <w:r>
-        <w:rPr>
-          <w:rFonts w:ascii="Courier New" w:hAnsi="Courier New" w:eastAsia="Courier New" w:cs="Courier New"/>
-          <w:color w:val="000000"/>
-          <w:sz w:val="23"/>
-        </w:rPr>
-        <w:t>Style.FINALS_TONE3</w:t>
-      </w:r>
-      <w:r>
-        <w:rPr>
-          <w:rFonts w:ascii="Times New Roman" w:hAnsi="Times New Roman" w:eastAsia="Times New Roman" w:cs="Times New Roman"/>
-          <w:color w:val="000000"/>
-          <w:sz w:val="24"/>
-        </w:rPr>
-        <w:t xml:space="preserve">, </w:t>
-      </w:r>
-      <w:r>
-        <w:rPr>
-          <w:rFonts w:ascii="Courier New" w:hAnsi="Courier New" w:eastAsia="Courier New" w:cs="Courier New"/>
-          <w:color w:val="000000"/>
-          <w:sz w:val="23"/>
-        </w:rPr>
-        <w:t>strict=True</w:t>
-      </w:r>
-      <w:r>
-        <w:rPr>
-          <w:rFonts w:ascii="Times New Roman" w:hAnsi="Times New Roman" w:eastAsia="Times New Roman" w:cs="Times New Roman"/>
-          <w:color w:val="000000"/>
-          <w:sz w:val="24"/>
-        </w:rPr>
-        <w:t>, and neutral tone 5. Full-line context allows the dictionary system to disambiguate some polyphones. The last and penultimate Han syllables provide strict pinyin finals, tones, a two-syllable family pattern, and one of 17 tone-free ending families: A, O, E, IE/ÜE, AI, EI, AO, OU, AN, EN, ANG, ENG, ONG, I, U, Ü, and ER. Tone is retained as a feature but not as part of the target class. These deterministic normalizations are analytical conveniences, not an official or performance-sensitive rhyme standard.</w:t>
+        <w:t>For the present question the layer's value is as a lexicon. Three neutralisation arms are cut from it: place names (212 surfaces), all named entities (459), and the whole catalogue including curated hip-hop slang, English words, and language names (605); a fourth arm uses the 90-entity reference core. Each arm strips its surfaces from every song — Latin surfaces as whole words, Han surfaces as substrings — refits the lexical space, and rescores it against the unchanged semantic space.</w:t>
+      </w:r>
+    </w:p>
+    <w:p>
+      <w:pPr>
+        <w:pStyle w:val="Heading1"/>
+      </w:pPr>
+      <w:r>
+        <w:t>7. Where in the Characters</w:t>
       </w:r>
     </w:p>
     <w:p>
@@ -4799,7 +4279,7 @@
         <w:pStyle w:val="Heading2"/>
       </w:pPr>
       <w:r>
-        <w:t>7.2 Song-Level Split and Target Leakage Filter</w:t>
+        <w:t>7.1 Not Code-Switching</w:t>
       </w:r>
     </w:p>
     <w:p>
@@ -4813,22 +4293,24 @@
           <w:color w:val="000000"/>
           <w:sz w:val="24"/>
         </w:rPr>
-        <w:t>Songs—including a song attached to more than one source label—are assigned globally to approximately 70/15/15 train/validation/test partitions by a deterministic multilabel-aware greedy algorithm followed by non-empty-partition repair. Every one of the 204 labels has at least one song in each split. The result is 3,951 training songs, 834 validation songs, and 834 test songs, with zero song overlap.</w:t>
-      </w:r>
-    </w:p>
-    <w:p>
-      <w:pPr>
-        <w:widowControl/>
-        <w:spacing w:line="480" w:lineRule="auto" w:after="0"/>
-        <w:ind w:firstLine="360"/>
-      </w:pPr>
+        <w:t xml:space="preserve">The first hypothesis was that the surface advantage is code-switching: Latin script is 33.7% of the corpus's characters, 74.5% of chunks contain some, and a semantic model trained mostly on monolingual text might mishandle it. The data say otherwise. Decomposing each query's lexical score for its correct label by the script class of the contributing n-grams, Han n-grams supply 48.7% and Latin 49.2%, against corpus-wide TF–IDF mass of 56.3% and 41.1%; Latin features are over-represented in the identity signal, but the queries on which the lexical system beats the semantic one are, if anything, </w:t>
+      </w:r>
+      <w:r>
+        <w:rPr>
+          <w:rFonts w:ascii="Times New Roman" w:hAnsi="Times New Roman" w:eastAsia="Times New Roman" w:cs="Times New Roman"/>
+          <w:i/>
+          <w:color w:val="000000"/>
+          <w:sz w:val="24"/>
+        </w:rPr>
+        <w:t>more</w:t>
+      </w:r>
       <w:r>
         <w:rPr>
           <w:rFonts w:ascii="Times New Roman" w:hAnsi="Times New Roman" w:eastAsia="Times New Roman" w:cs="Times New Roman"/>
           <w:color w:val="000000"/>
           <w:sz w:val="24"/>
         </w:rPr>
-        <w:t>All normalized training lines, including first lines that are not prediction targets, form the validation leakage reference. Test targets are checked against the union of training and validation lines, so model-selection material cannot leak into final evaluation. An event is excluded when its target line exactly matches the relevant reference set or has verified character-trigram Jaccard similarity at least 0.80. Lines shorter than three normalized characters receive the exact check only. Validation filtering removes 944 targets (907 exact, 37 near), leaving 34,657 events. Test filtering removes 1,431 of 35,826 candidates (1,382 exact, 49 near), leaving 34,395 leakage-safe adjacent-line events from 787 songs. This is 96.01% end-to-end coverage of strict test candidates. Models never receive the target lyric text; filtering prevents copied or reissued lines from inflating sequence prediction.</w:t>
+        <w:t xml:space="preserve"> Han (50.0% Han) than those on which it loses (47.9%). By quartile of a song's Latin share, the lexical margin is widest where Latin is scarce — in the lowest quartile the semantic system scores 0.333 and the lexical 0.476 — and narrowest where Latin dominates, where the semantic system has its best quartile (0.371) and the lexical its worst (0.419). The Spearman correlation between Latin share and the rank advantage of the lexical system is −0.10. BGE-M3 handles the English; what it loses is in the Chinese.</w:t>
       </w:r>
     </w:p>
     <w:p>
@@ -4836,7 +4318,7 @@
         <w:pStyle w:val="Heading2"/>
       </w:pPr>
       <w:r>
-        <w:t>7.3 Baselines and Context Models</w:t>
+        <w:t>7.2 Not Names</w:t>
       </w:r>
     </w:p>
     <w:p>
@@ -4850,38 +4332,7 @@
           <w:color w:val="000000"/>
           <w:sz w:val="24"/>
         </w:rPr>
-        <w:t>The target yₜ is the family of the next written-line ending. The global-frequency baseline uses add-one-smoothed target frequencies estimated from training. The first-order Markov baseline conditions on yₜ₋₁ and uses a global empirical-Bayes backoff of strength 20.</w:t>
-      </w:r>
-    </w:p>
-    <w:p>
-      <w:pPr>
-        <w:widowControl/>
-        <w:spacing w:line="480" w:lineRule="auto" w:after="0"/>
-        <w:ind w:firstLine="360"/>
-      </w:pPr>
-      <w:r>
-        <w:rPr>
-          <w:rFonts w:ascii="Times New Roman" w:hAnsi="Times New Roman" w:eastAsia="Times New Roman" w:cs="Times New Roman"/>
-          <w:color w:val="000000"/>
-          <w:sz w:val="24"/>
-        </w:rPr>
-        <w:t xml:space="preserve">The flat context model is multinomial logistic regression implemented with </w:t>
-      </w:r>
-      <w:r>
-        <w:rPr>
-          <w:rFonts w:ascii="Courier New" w:hAnsi="Courier New" w:eastAsia="Courier New" w:cs="Courier New"/>
-          <w:color w:val="000000"/>
-          <w:sz w:val="23"/>
-        </w:rPr>
-        <w:t>SGDClassifier(loss='log_loss', average=True)</w:t>
-      </w:r>
-      <w:r>
-        <w:rPr>
-          <w:rFonts w:ascii="Times New Roman" w:hAnsi="Times New Roman" w:eastAsia="Times New Roman" w:cs="Times New Roman"/>
-          <w:color w:val="000000"/>
-          <w:sz w:val="24"/>
-        </w:rPr>
-        <w:t xml:space="preserve"> in scikit-learn (Pedregosa </w:t>
+        <w:t xml:space="preserve">Table 4 gives the neutralisation arms. Removing the 212 place names moves the lexical MRR from 0.450 to 0.448; removing 459 named entities of every type, 42,742 characters over 4,962 songs, to 0.444; removing the whole 605-entry catalogue, 168,004 characters over 6,315 songs — seven times the named-entity arm, including the curated slang and English vocabulary that a critic would say </w:t>
       </w:r>
       <w:r>
         <w:rPr>
@@ -4890,7 +4341,7 @@
           <w:color w:val="000000"/>
           <w:sz w:val="24"/>
         </w:rPr>
-        <w:t>et al.</w:t>
+        <w:t>is</w:t>
       </w:r>
       <w:r>
         <w:rPr>
@@ -4898,74 +4349,7 @@
           <w:color w:val="000000"/>
           <w:sz w:val="24"/>
         </w:rPr>
-        <w:t xml:space="preserve"> 2011). One-hot features comprise the source-credit label; previous four ending families; previous raw pinyin final and tone; previous two-syllable family pattern; previous transition; current same-family run bucket; line-position bucket; and recent family diversity. The fitted feature space contains 922 features.</w:t>
-      </w:r>
-    </w:p>
-    <w:p>
-      <w:pPr>
-        <w:widowControl/>
-        <w:spacing w:line="480" w:lineRule="auto" w:after="0"/>
-        <w:ind w:firstLine="360"/>
-      </w:pPr>
-      <w:r>
-        <w:rPr>
-          <w:rFonts w:ascii="Times New Roman" w:hAnsi="Times New Roman" w:eastAsia="Times New Roman" w:cs="Times New Roman"/>
-          <w:color w:val="000000"/>
-          <w:sz w:val="24"/>
-        </w:rPr>
-        <w:t>The released hierarchical model factorizes the next-class distribution into a continuation decision and a switch distribution. Let c = yₜ₋₁, let xₜ denote the context, and let g(xₜ) = P(yₜ = c | xₜ). A second classifier estimates hₖ(xₜ) = P(yₜ = k | yₜ ≠ c, xₜ) for k ≠ c. Then</w:t>
-      </w:r>
-    </w:p>
-    <w:p>
-      <w:pPr>
-        <w:spacing w:line="276" w:lineRule="auto" w:before="120" w:after="120"/>
-        <w:jc w:val="center"/>
-      </w:pPr>
-      <w:r>
-        <w:rPr>
-          <w:rFonts w:ascii="Cambria Math" w:hAnsi="Cambria Math" w:eastAsia="Cambria Math" w:cs="Cambria Math"/>
-          <w:i/>
-          <w:color w:val="000000"/>
-          <w:sz w:val="23"/>
-        </w:rPr>
-        <w:t>P(yₜ = k | xₜ) = g(xₜ), if k = c;    [1 − g(xₜ)]hₖ(xₜ), if k ≠ c.</w:t>
-      </w:r>
-    </w:p>
-    <w:p>
-      <w:pPr>
-        <w:widowControl/>
-        <w:spacing w:line="480" w:lineRule="auto" w:after="0"/>
-        <w:ind w:firstLine="360"/>
-      </w:pPr>
-      <w:r>
-        <w:rPr>
-          <w:rFonts w:ascii="Times New Roman" w:hAnsi="Times New Roman" w:eastAsia="Times New Roman" w:cs="Times New Roman"/>
-          <w:color w:val="000000"/>
-          <w:sz w:val="24"/>
-        </w:rPr>
-        <w:t>The switch classifier cannot return the previous family. This structure corresponds to a meaningful lyrical decision—continue an ending pattern or move away—while retaining a ranked choice among alternatives. For both flat and hierarchical SGD models, regularization is selected from 10⁻⁵, 10⁻⁴, and 10⁻³ by validation MRR. Probability temperature is selected from 0.5, 0.75, 1, 1.25, 1.5, and 2 by validation NLL. The hierarchical model selects regularization 10⁻³ and temperature 1.0; no test result enters selection. An otherwise identical hierarchical model removes the source-credit-label feature. This held-out ablation tests whether label conditioning contributes beyond the sequential written-ending context; it is necessary before any personalization claim.</w:t>
-      </w:r>
-    </w:p>
-    <w:p>
-      <w:pPr>
-        <w:pStyle w:val="Heading2"/>
-      </w:pPr>
-      <w:r>
-        <w:t>7.4 Results</w:t>
-      </w:r>
-    </w:p>
-    <w:p>
-      <w:pPr>
-        <w:widowControl/>
-        <w:spacing w:line="480" w:lineRule="auto" w:after="0"/>
-      </w:pPr>
-      <w:r>
-        <w:rPr>
-          <w:rFonts w:ascii="Times New Roman" w:hAnsi="Times New Roman" w:eastAsia="Times New Roman" w:cs="Times New Roman"/>
-          <w:color w:val="000000"/>
-          <w:sz w:val="24"/>
-        </w:rPr>
-        <w:t>The global-frequency model achieves MRR 0.314 and top-5 accuracy 0.462. Conditioning only on the previous ending family produces the largest gain: the Markov baseline reaches MRR 0.608 and top-5 accuracy 0.729. The flat logistic context model reaches MRR 0.627 and top-5 0.773. The validation-selected hierarchical model reaches MRR 0.628 (95% CI 0.618–0.638), top-3 accuracy 0.695 (0.685–0.705), and top-5 accuracy 0.775 (0.767–0.782). Macro estimates across the 201 labels with at least 20 leakage-safe test events are similar (MRR 0.631, top-5 0.775), indicating that the result is not solely driven by the largest repertoires. Table 4 gives the complete benchmark, while Figure 4 makes the continuation-versus-switch asymmetry and the null source-label ablation visible.</w:t>
+        <w:t xml:space="preserve"> the rap register — also to 0.444. The last arm is no longer a topic control at all but the sharpest test of the claim, and the lexical system still beats the untouched semantic system by 0.126. The identity the surface carries is not a list of words that could be removed; it is diffuse in how the characters are put together.</w:t>
       </w:r>
     </w:p>
     <w:tbl>
@@ -4985,13 +4369,12 @@
         </w:tblBorders>
       </w:tblPr>
       <w:tblGrid>
-        <w:gridCol w:w="1337"/>
-        <w:gridCol w:w="1337"/>
-        <w:gridCol w:w="1337"/>
-        <w:gridCol w:w="1337"/>
-        <w:gridCol w:w="1337"/>
-        <w:gridCol w:w="1337"/>
-        <w:gridCol w:w="1338"/>
+        <w:gridCol w:w="3182"/>
+        <w:gridCol w:w="1235"/>
+        <w:gridCol w:w="1235"/>
+        <w:gridCol w:w="1235"/>
+        <w:gridCol w:w="1235"/>
+        <w:gridCol w:w="1238"/>
       </w:tblGrid>
       <w:tr>
         <w:trPr>
@@ -5000,7 +4383,7 @@
         </w:trPr>
         <w:tc>
           <w:tcPr>
-            <w:tcW w:type="dxa" w:w="1337"/>
+            <w:tcW w:type="dxa" w:w="3182"/>
             <w:vAlign w:val="center"/>
             <w:tcMar>
               <w:top w:w="80" w:type="dxa"/>
@@ -5022,13 +4405,13 @@
                 <w:color w:val="000000"/>
                 <w:sz w:val="18"/>
               </w:rPr>
-              <w:t>Model</w:t>
+              <w:t>Arm</w:t>
             </w:r>
           </w:p>
         </w:tc>
         <w:tc>
           <w:tcPr>
-            <w:tcW w:type="dxa" w:w="1337"/>
+            <w:tcW w:type="dxa" w:w="1235"/>
             <w:vAlign w:val="center"/>
             <w:tcMar>
               <w:top w:w="80" w:type="dxa"/>
@@ -5050,13 +4433,13 @@
                 <w:color w:val="000000"/>
                 <w:sz w:val="18"/>
               </w:rPr>
-              <w:t>Top-1</w:t>
+              <w:t>Surfaces removed</w:t>
             </w:r>
           </w:p>
         </w:tc>
         <w:tc>
           <w:tcPr>
-            <w:tcW w:type="dxa" w:w="1337"/>
+            <w:tcW w:type="dxa" w:w="1235"/>
             <w:vAlign w:val="center"/>
             <w:tcMar>
               <w:top w:w="80" w:type="dxa"/>
@@ -5078,13 +4461,13 @@
                 <w:color w:val="000000"/>
                 <w:sz w:val="18"/>
               </w:rPr>
-              <w:t>Top-3</w:t>
+              <w:t>Characters removed</w:t>
             </w:r>
           </w:p>
         </w:tc>
         <w:tc>
           <w:tcPr>
-            <w:tcW w:type="dxa" w:w="1337"/>
+            <w:tcW w:type="dxa" w:w="1235"/>
             <w:vAlign w:val="center"/>
             <w:tcMar>
               <w:top w:w="80" w:type="dxa"/>
@@ -5106,13 +4489,13 @@
                 <w:color w:val="000000"/>
                 <w:sz w:val="18"/>
               </w:rPr>
-              <w:t>Top-5</w:t>
+              <w:t>Songs touched</w:t>
             </w:r>
           </w:p>
         </w:tc>
         <w:tc>
           <w:tcPr>
-            <w:tcW w:type="dxa" w:w="1337"/>
+            <w:tcW w:type="dxa" w:w="1235"/>
             <w:vAlign w:val="center"/>
             <w:tcMar>
               <w:top w:w="80" w:type="dxa"/>
@@ -5134,13 +4517,13 @@
                 <w:color w:val="000000"/>
                 <w:sz w:val="18"/>
               </w:rPr>
-              <w:t>MRR</w:t>
+              <w:t>Lexical MRR</w:t>
             </w:r>
           </w:p>
         </w:tc>
         <w:tc>
           <w:tcPr>
-            <w:tcW w:type="dxa" w:w="1337"/>
+            <w:tcW w:type="dxa" w:w="1238"/>
             <w:vAlign w:val="center"/>
             <w:tcMar>
               <w:top w:w="80" w:type="dxa"/>
@@ -5162,35 +4545,7 @@
                 <w:color w:val="000000"/>
                 <w:sz w:val="18"/>
               </w:rPr>
-              <w:t>NLL</w:t>
-            </w:r>
-          </w:p>
-        </w:tc>
-        <w:tc>
-          <w:tcPr>
-            <w:tcW w:type="dxa" w:w="1338"/>
-            <w:vAlign w:val="center"/>
-            <w:tcMar>
-              <w:top w:w="80" w:type="dxa"/>
-              <w:start w:w="90" w:type="dxa"/>
-              <w:bottom w:w="80" w:type="dxa"/>
-              <w:end w:w="90" w:type="dxa"/>
-            </w:tcMar>
-            <w:shd w:fill="E8EEF5"/>
-          </w:tcPr>
-          <w:p>
-            <w:pPr>
-              <w:keepLines/>
-              <w:spacing w:line="240" w:lineRule="auto" w:after="0"/>
-            </w:pPr>
-            <w:r>
-              <w:rPr>
-                <w:rFonts w:ascii="Times New Roman" w:hAnsi="Times New Roman" w:eastAsia="Times New Roman" w:cs="Times New Roman"/>
-                <w:b/>
-                <w:color w:val="000000"/>
-                <w:sz w:val="18"/>
-              </w:rPr>
-              <w:t>ECE</w:t>
+              <w:t>Still above semantic (0.318)</w:t>
             </w:r>
           </w:p>
         </w:tc>
@@ -5201,7 +4556,7 @@
         </w:trPr>
         <w:tc>
           <w:tcPr>
-            <w:tcW w:type="dxa" w:w="1337"/>
+            <w:tcW w:type="dxa" w:w="3182"/>
             <w:vAlign w:val="center"/>
             <w:tcMar>
               <w:top w:w="80" w:type="dxa"/>
@@ -5221,117 +4576,13 @@
                 <w:color w:val="000000"/>
                 <w:sz w:val="18"/>
               </w:rPr>
-              <w:t>Global frequency</w:t>
+              <w:t>None</w:t>
             </w:r>
           </w:p>
         </w:tc>
         <w:tc>
           <w:tcPr>
-            <w:tcW w:type="dxa" w:w="1337"/>
-            <w:vAlign w:val="center"/>
-            <w:tcMar>
-              <w:top w:w="80" w:type="dxa"/>
-              <w:start w:w="90" w:type="dxa"/>
-              <w:bottom w:w="80" w:type="dxa"/>
-              <w:end w:w="90" w:type="dxa"/>
-            </w:tcMar>
-          </w:tcPr>
-          <w:p>
-            <w:pPr>
-              <w:keepLines/>
-              <w:spacing w:line="240" w:lineRule="auto" w:after="0"/>
-            </w:pPr>
-            <w:r>
-              <w:rPr>
-                <w:rFonts w:ascii="Times New Roman" w:hAnsi="Times New Roman" w:eastAsia="Times New Roman" w:cs="Times New Roman"/>
-                <w:color w:val="000000"/>
-                <w:sz w:val="18"/>
-              </w:rPr>
-              <w:t>0.146 [0.137, 0.154]</w:t>
-            </w:r>
-          </w:p>
-        </w:tc>
-        <w:tc>
-          <w:tcPr>
-            <w:tcW w:type="dxa" w:w="1337"/>
-            <w:vAlign w:val="center"/>
-            <w:tcMar>
-              <w:top w:w="80" w:type="dxa"/>
-              <w:start w:w="90" w:type="dxa"/>
-              <w:bottom w:w="80" w:type="dxa"/>
-              <w:end w:w="90" w:type="dxa"/>
-            </w:tcMar>
-          </w:tcPr>
-          <w:p>
-            <w:pPr>
-              <w:keepLines/>
-              <w:spacing w:line="240" w:lineRule="auto" w:after="0"/>
-            </w:pPr>
-            <w:r>
-              <w:rPr>
-                <w:rFonts w:ascii="Times New Roman" w:hAnsi="Times New Roman" w:eastAsia="Times New Roman" w:cs="Times New Roman"/>
-                <w:color w:val="000000"/>
-                <w:sz w:val="18"/>
-              </w:rPr>
-              <w:t>0.328 [0.318, 0.339]</w:t>
-            </w:r>
-          </w:p>
-        </w:tc>
-        <w:tc>
-          <w:tcPr>
-            <w:tcW w:type="dxa" w:w="1337"/>
-            <w:vAlign w:val="center"/>
-            <w:tcMar>
-              <w:top w:w="80" w:type="dxa"/>
-              <w:start w:w="90" w:type="dxa"/>
-              <w:bottom w:w="80" w:type="dxa"/>
-              <w:end w:w="90" w:type="dxa"/>
-            </w:tcMar>
-          </w:tcPr>
-          <w:p>
-            <w:pPr>
-              <w:keepLines/>
-              <w:spacing w:line="240" w:lineRule="auto" w:after="0"/>
-            </w:pPr>
-            <w:r>
-              <w:rPr>
-                <w:rFonts w:ascii="Times New Roman" w:hAnsi="Times New Roman" w:eastAsia="Times New Roman" w:cs="Times New Roman"/>
-                <w:color w:val="000000"/>
-                <w:sz w:val="18"/>
-              </w:rPr>
-              <w:t>0.462 [0.450, 0.474]</w:t>
-            </w:r>
-          </w:p>
-        </w:tc>
-        <w:tc>
-          <w:tcPr>
-            <w:tcW w:type="dxa" w:w="1337"/>
-            <w:vAlign w:val="center"/>
-            <w:tcMar>
-              <w:top w:w="80" w:type="dxa"/>
-              <w:start w:w="90" w:type="dxa"/>
-              <w:bottom w:w="80" w:type="dxa"/>
-              <w:end w:w="90" w:type="dxa"/>
-            </w:tcMar>
-          </w:tcPr>
-          <w:p>
-            <w:pPr>
-              <w:keepLines/>
-              <w:spacing w:line="240" w:lineRule="auto" w:after="0"/>
-            </w:pPr>
-            <w:r>
-              <w:rPr>
-                <w:rFonts w:ascii="Times New Roman" w:hAnsi="Times New Roman" w:eastAsia="Times New Roman" w:cs="Times New Roman"/>
-                <w:color w:val="000000"/>
-                <w:sz w:val="18"/>
-              </w:rPr>
-              <w:t>0.314 [0.307, 0.321]</w:t>
-            </w:r>
-          </w:p>
-        </w:tc>
-        <w:tc>
-          <w:tcPr>
-            <w:tcW w:type="dxa" w:w="1337"/>
+            <w:tcW w:type="dxa" w:w="1235"/>
             <w:vAlign w:val="center"/>
             <w:tcMar>
               <w:top w:w="80" w:type="dxa"/>
@@ -5352,13 +4603,13 @@
                 <w:color w:val="000000"/>
                 <w:sz w:val="18"/>
               </w:rPr>
-              <w:t>2.689</w:t>
+              <w:t>0</w:t>
             </w:r>
           </w:p>
         </w:tc>
         <w:tc>
           <w:tcPr>
-            <w:tcW w:type="dxa" w:w="1338"/>
+            <w:tcW w:type="dxa" w:w="1235"/>
             <w:vAlign w:val="center"/>
             <w:tcMar>
               <w:top w:w="80" w:type="dxa"/>
@@ -5379,148 +4630,13 @@
                 <w:color w:val="000000"/>
                 <w:sz w:val="18"/>
               </w:rPr>
-              <w:t>0.0008</w:t>
-            </w:r>
-          </w:p>
-        </w:tc>
-      </w:tr>
-      <w:tr>
-        <w:trPr>
-          <w:cantSplit/>
-        </w:trPr>
-        <w:tc>
-          <w:tcPr>
-            <w:tcW w:type="dxa" w:w="1337"/>
-            <w:vAlign w:val="center"/>
-            <w:tcMar>
-              <w:top w:w="80" w:type="dxa"/>
-              <w:start w:w="90" w:type="dxa"/>
-              <w:bottom w:w="80" w:type="dxa"/>
-              <w:end w:w="90" w:type="dxa"/>
-            </w:tcMar>
-          </w:tcPr>
-          <w:p>
-            <w:pPr>
-              <w:keepLines/>
-              <w:spacing w:line="240" w:lineRule="auto" w:after="0"/>
-            </w:pPr>
-            <w:r>
-              <w:rPr>
-                <w:rFonts w:ascii="Times New Roman" w:hAnsi="Times New Roman" w:eastAsia="Times New Roman" w:cs="Times New Roman"/>
-                <w:color w:val="000000"/>
-                <w:sz w:val="18"/>
-              </w:rPr>
-              <w:t>First-order Markov</w:t>
+              <w:t>0</w:t>
             </w:r>
           </w:p>
         </w:tc>
         <w:tc>
           <w:tcPr>
-            <w:tcW w:type="dxa" w:w="1337"/>
-            <w:vAlign w:val="center"/>
-            <w:tcMar>
-              <w:top w:w="80" w:type="dxa"/>
-              <w:start w:w="90" w:type="dxa"/>
-              <w:bottom w:w="80" w:type="dxa"/>
-              <w:end w:w="90" w:type="dxa"/>
-            </w:tcMar>
-          </w:tcPr>
-          <w:p>
-            <w:pPr>
-              <w:keepLines/>
-              <w:spacing w:line="240" w:lineRule="auto" w:after="0"/>
-            </w:pPr>
-            <w:r>
-              <w:rPr>
-                <w:rFonts w:ascii="Times New Roman" w:hAnsi="Times New Roman" w:eastAsia="Times New Roman" w:cs="Times New Roman"/>
-                <w:color w:val="000000"/>
-                <w:sz w:val="18"/>
-              </w:rPr>
-              <w:t>0.496 [0.483, 0.509]</w:t>
-            </w:r>
-          </w:p>
-        </w:tc>
-        <w:tc>
-          <w:tcPr>
-            <w:tcW w:type="dxa" w:w="1337"/>
-            <w:vAlign w:val="center"/>
-            <w:tcMar>
-              <w:top w:w="80" w:type="dxa"/>
-              <w:start w:w="90" w:type="dxa"/>
-              <w:bottom w:w="80" w:type="dxa"/>
-              <w:end w:w="90" w:type="dxa"/>
-            </w:tcMar>
-          </w:tcPr>
-          <w:p>
-            <w:pPr>
-              <w:keepLines/>
-              <w:spacing w:line="240" w:lineRule="auto" w:after="0"/>
-            </w:pPr>
-            <w:r>
-              <w:rPr>
-                <w:rFonts w:ascii="Times New Roman" w:hAnsi="Times New Roman" w:eastAsia="Times New Roman" w:cs="Times New Roman"/>
-                <w:color w:val="000000"/>
-                <w:sz w:val="18"/>
-              </w:rPr>
-              <w:t>0.646 [0.634, 0.657]</w:t>
-            </w:r>
-          </w:p>
-        </w:tc>
-        <w:tc>
-          <w:tcPr>
-            <w:tcW w:type="dxa" w:w="1337"/>
-            <w:vAlign w:val="center"/>
-            <w:tcMar>
-              <w:top w:w="80" w:type="dxa"/>
-              <w:start w:w="90" w:type="dxa"/>
-              <w:bottom w:w="80" w:type="dxa"/>
-              <w:end w:w="90" w:type="dxa"/>
-            </w:tcMar>
-          </w:tcPr>
-          <w:p>
-            <w:pPr>
-              <w:keepLines/>
-              <w:spacing w:line="240" w:lineRule="auto" w:after="0"/>
-            </w:pPr>
-            <w:r>
-              <w:rPr>
-                <w:rFonts w:ascii="Times New Roman" w:hAnsi="Times New Roman" w:eastAsia="Times New Roman" w:cs="Times New Roman"/>
-                <w:color w:val="000000"/>
-                <w:sz w:val="18"/>
-              </w:rPr>
-              <w:t>0.729 [0.718, 0.739]</w:t>
-            </w:r>
-          </w:p>
-        </w:tc>
-        <w:tc>
-          <w:tcPr>
-            <w:tcW w:type="dxa" w:w="1337"/>
-            <w:vAlign w:val="center"/>
-            <w:tcMar>
-              <w:top w:w="80" w:type="dxa"/>
-              <w:start w:w="90" w:type="dxa"/>
-              <w:bottom w:w="80" w:type="dxa"/>
-              <w:end w:w="90" w:type="dxa"/>
-            </w:tcMar>
-          </w:tcPr>
-          <w:p>
-            <w:pPr>
-              <w:keepLines/>
-              <w:spacing w:line="240" w:lineRule="auto" w:after="0"/>
-            </w:pPr>
-            <w:r>
-              <w:rPr>
-                <w:rFonts w:ascii="Times New Roman" w:hAnsi="Times New Roman" w:eastAsia="Times New Roman" w:cs="Times New Roman"/>
-                <w:color w:val="000000"/>
-                <w:sz w:val="18"/>
-              </w:rPr>
-              <w:t>0.608 [0.597, 0.619]</w:t>
-            </w:r>
-          </w:p>
-        </w:tc>
-        <w:tc>
-          <w:tcPr>
-            <w:tcW w:type="dxa" w:w="1337"/>
+            <w:tcW w:type="dxa" w:w="1235"/>
             <w:vAlign w:val="center"/>
             <w:tcMar>
               <w:top w:w="80" w:type="dxa"/>
@@ -5541,13 +4657,13 @@
                 <w:color w:val="000000"/>
                 <w:sz w:val="18"/>
               </w:rPr>
-              <w:t>1.978</w:t>
+              <w:t>0</w:t>
             </w:r>
           </w:p>
         </w:tc>
         <w:tc>
           <w:tcPr>
-            <w:tcW w:type="dxa" w:w="1338"/>
+            <w:tcW w:type="dxa" w:w="1235"/>
             <w:vAlign w:val="center"/>
             <w:tcMar>
               <w:top w:w="80" w:type="dxa"/>
@@ -5568,18 +4684,13 @@
                 <w:color w:val="000000"/>
                 <w:sz w:val="18"/>
               </w:rPr>
-              <w:t>0.0123</w:t>
+              <w:t>0.450</w:t>
             </w:r>
           </w:p>
         </w:tc>
-      </w:tr>
-      <w:tr>
-        <w:trPr>
-          <w:cantSplit/>
-        </w:trPr>
         <w:tc>
           <w:tcPr>
-            <w:tcW w:type="dxa" w:w="1337"/>
+            <w:tcW w:type="dxa" w:w="1238"/>
             <w:vAlign w:val="center"/>
             <w:tcMar>
               <w:top w:w="80" w:type="dxa"/>
@@ -5599,13 +4710,18 @@
                 <w:color w:val="000000"/>
                 <w:sz w:val="18"/>
               </w:rPr>
-              <w:t>Flat SGD context</w:t>
+              <w:t>—</w:t>
             </w:r>
           </w:p>
         </w:tc>
+      </w:tr>
+      <w:tr>
+        <w:trPr>
+          <w:cantSplit/>
+        </w:trPr>
         <w:tc>
           <w:tcPr>
-            <w:tcW w:type="dxa" w:w="1337"/>
+            <w:tcW w:type="dxa" w:w="3182"/>
             <w:vAlign w:val="center"/>
             <w:tcMar>
               <w:top w:w="80" w:type="dxa"/>
@@ -5625,91 +4741,13 @@
                 <w:color w:val="000000"/>
                 <w:sz w:val="18"/>
               </w:rPr>
-              <w:t>0.498 [0.486, 0.511]</w:t>
+              <w:t>Reference core</w:t>
             </w:r>
           </w:p>
         </w:tc>
         <w:tc>
           <w:tcPr>
-            <w:tcW w:type="dxa" w:w="1337"/>
-            <w:vAlign w:val="center"/>
-            <w:tcMar>
-              <w:top w:w="80" w:type="dxa"/>
-              <w:start w:w="90" w:type="dxa"/>
-              <w:bottom w:w="80" w:type="dxa"/>
-              <w:end w:w="90" w:type="dxa"/>
-            </w:tcMar>
-          </w:tcPr>
-          <w:p>
-            <w:pPr>
-              <w:keepLines/>
-              <w:spacing w:line="240" w:lineRule="auto" w:after="0"/>
-            </w:pPr>
-            <w:r>
-              <w:rPr>
-                <w:rFonts w:ascii="Times New Roman" w:hAnsi="Times New Roman" w:eastAsia="Times New Roman" w:cs="Times New Roman"/>
-                <w:color w:val="000000"/>
-                <w:sz w:val="18"/>
-              </w:rPr>
-              <w:t>0.694 [0.684, 0.704]</w:t>
-            </w:r>
-          </w:p>
-        </w:tc>
-        <w:tc>
-          <w:tcPr>
-            <w:tcW w:type="dxa" w:w="1337"/>
-            <w:vAlign w:val="center"/>
-            <w:tcMar>
-              <w:top w:w="80" w:type="dxa"/>
-              <w:start w:w="90" w:type="dxa"/>
-              <w:bottom w:w="80" w:type="dxa"/>
-              <w:end w:w="90" w:type="dxa"/>
-            </w:tcMar>
-          </w:tcPr>
-          <w:p>
-            <w:pPr>
-              <w:keepLines/>
-              <w:spacing w:line="240" w:lineRule="auto" w:after="0"/>
-            </w:pPr>
-            <w:r>
-              <w:rPr>
-                <w:rFonts w:ascii="Times New Roman" w:hAnsi="Times New Roman" w:eastAsia="Times New Roman" w:cs="Times New Roman"/>
-                <w:color w:val="000000"/>
-                <w:sz w:val="18"/>
-              </w:rPr>
-              <w:t>0.773 [0.766, 0.781]</w:t>
-            </w:r>
-          </w:p>
-        </w:tc>
-        <w:tc>
-          <w:tcPr>
-            <w:tcW w:type="dxa" w:w="1337"/>
-            <w:vAlign w:val="center"/>
-            <w:tcMar>
-              <w:top w:w="80" w:type="dxa"/>
-              <w:start w:w="90" w:type="dxa"/>
-              <w:bottom w:w="80" w:type="dxa"/>
-              <w:end w:w="90" w:type="dxa"/>
-            </w:tcMar>
-          </w:tcPr>
-          <w:p>
-            <w:pPr>
-              <w:keepLines/>
-              <w:spacing w:line="240" w:lineRule="auto" w:after="0"/>
-            </w:pPr>
-            <w:r>
-              <w:rPr>
-                <w:rFonts w:ascii="Times New Roman" w:hAnsi="Times New Roman" w:eastAsia="Times New Roman" w:cs="Times New Roman"/>
-                <w:color w:val="000000"/>
-                <w:sz w:val="18"/>
-              </w:rPr>
-              <w:t>0.627 [0.618, 0.637]</w:t>
-            </w:r>
-          </w:p>
-        </w:tc>
-        <w:tc>
-          <w:tcPr>
-            <w:tcW w:type="dxa" w:w="1337"/>
+            <w:tcW w:type="dxa" w:w="1235"/>
             <w:vAlign w:val="center"/>
             <w:tcMar>
               <w:top w:w="80" w:type="dxa"/>
@@ -5730,13 +4768,13 @@
                 <w:color w:val="000000"/>
                 <w:sz w:val="18"/>
               </w:rPr>
-              <w:t>1.895</w:t>
+              <w:t>90</w:t>
             </w:r>
           </w:p>
         </w:tc>
         <w:tc>
           <w:tcPr>
-            <w:tcW w:type="dxa" w:w="1338"/>
+            <w:tcW w:type="dxa" w:w="1235"/>
             <w:vAlign w:val="center"/>
             <w:tcMar>
               <w:top w:w="80" w:type="dxa"/>
@@ -5757,148 +4795,13 @@
                 <w:color w:val="000000"/>
                 <w:sz w:val="18"/>
               </w:rPr>
-              <w:t>0.0314</w:t>
-            </w:r>
-          </w:p>
-        </w:tc>
-      </w:tr>
-      <w:tr>
-        <w:trPr>
-          <w:cantSplit/>
-        </w:trPr>
-        <w:tc>
-          <w:tcPr>
-            <w:tcW w:type="dxa" w:w="1337"/>
-            <w:vAlign w:val="center"/>
-            <w:tcMar>
-              <w:top w:w="80" w:type="dxa"/>
-              <w:start w:w="90" w:type="dxa"/>
-              <w:bottom w:w="80" w:type="dxa"/>
-              <w:end w:w="90" w:type="dxa"/>
-            </w:tcMar>
-          </w:tcPr>
-          <w:p>
-            <w:pPr>
-              <w:keepLines/>
-              <w:spacing w:line="240" w:lineRule="auto" w:after="0"/>
-            </w:pPr>
-            <w:r>
-              <w:rPr>
-                <w:rFonts w:ascii="Times New Roman" w:hAnsi="Times New Roman" w:eastAsia="Times New Roman" w:cs="Times New Roman"/>
-                <w:color w:val="000000"/>
-                <w:sz w:val="18"/>
-              </w:rPr>
-              <w:t>Hierarchical SGD context</w:t>
+              <w:t>24,501</w:t>
             </w:r>
           </w:p>
         </w:tc>
         <w:tc>
           <w:tcPr>
-            <w:tcW w:type="dxa" w:w="1337"/>
-            <w:vAlign w:val="center"/>
-            <w:tcMar>
-              <w:top w:w="80" w:type="dxa"/>
-              <w:start w:w="90" w:type="dxa"/>
-              <w:bottom w:w="80" w:type="dxa"/>
-              <w:end w:w="90" w:type="dxa"/>
-            </w:tcMar>
-          </w:tcPr>
-          <w:p>
-            <w:pPr>
-              <w:keepLines/>
-              <w:spacing w:line="240" w:lineRule="auto" w:after="0"/>
-            </w:pPr>
-            <w:r>
-              <w:rPr>
-                <w:rFonts w:ascii="Times New Roman" w:hAnsi="Times New Roman" w:eastAsia="Times New Roman" w:cs="Times New Roman"/>
-                <w:color w:val="000000"/>
-                <w:sz w:val="18"/>
-              </w:rPr>
-              <w:t>0.498 [0.486, 0.511]</w:t>
-            </w:r>
-          </w:p>
-        </w:tc>
-        <w:tc>
-          <w:tcPr>
-            <w:tcW w:type="dxa" w:w="1337"/>
-            <w:vAlign w:val="center"/>
-            <w:tcMar>
-              <w:top w:w="80" w:type="dxa"/>
-              <w:start w:w="90" w:type="dxa"/>
-              <w:bottom w:w="80" w:type="dxa"/>
-              <w:end w:w="90" w:type="dxa"/>
-            </w:tcMar>
-          </w:tcPr>
-          <w:p>
-            <w:pPr>
-              <w:keepLines/>
-              <w:spacing w:line="240" w:lineRule="auto" w:after="0"/>
-            </w:pPr>
-            <w:r>
-              <w:rPr>
-                <w:rFonts w:ascii="Times New Roman" w:hAnsi="Times New Roman" w:eastAsia="Times New Roman" w:cs="Times New Roman"/>
-                <w:color w:val="000000"/>
-                <w:sz w:val="18"/>
-              </w:rPr>
-              <w:t>0.695 [0.685, 0.705]</w:t>
-            </w:r>
-          </w:p>
-        </w:tc>
-        <w:tc>
-          <w:tcPr>
-            <w:tcW w:type="dxa" w:w="1337"/>
-            <w:vAlign w:val="center"/>
-            <w:tcMar>
-              <w:top w:w="80" w:type="dxa"/>
-              <w:start w:w="90" w:type="dxa"/>
-              <w:bottom w:w="80" w:type="dxa"/>
-              <w:end w:w="90" w:type="dxa"/>
-            </w:tcMar>
-          </w:tcPr>
-          <w:p>
-            <w:pPr>
-              <w:keepLines/>
-              <w:spacing w:line="240" w:lineRule="auto" w:after="0"/>
-            </w:pPr>
-            <w:r>
-              <w:rPr>
-                <w:rFonts w:ascii="Times New Roman" w:hAnsi="Times New Roman" w:eastAsia="Times New Roman" w:cs="Times New Roman"/>
-                <w:color w:val="000000"/>
-                <w:sz w:val="18"/>
-              </w:rPr>
-              <w:t>0.775 [0.767, 0.782]</w:t>
-            </w:r>
-          </w:p>
-        </w:tc>
-        <w:tc>
-          <w:tcPr>
-            <w:tcW w:type="dxa" w:w="1337"/>
-            <w:vAlign w:val="center"/>
-            <w:tcMar>
-              <w:top w:w="80" w:type="dxa"/>
-              <w:start w:w="90" w:type="dxa"/>
-              <w:bottom w:w="80" w:type="dxa"/>
-              <w:end w:w="90" w:type="dxa"/>
-            </w:tcMar>
-          </w:tcPr>
-          <w:p>
-            <w:pPr>
-              <w:keepLines/>
-              <w:spacing w:line="240" w:lineRule="auto" w:after="0"/>
-            </w:pPr>
-            <w:r>
-              <w:rPr>
-                <w:rFonts w:ascii="Times New Roman" w:hAnsi="Times New Roman" w:eastAsia="Times New Roman" w:cs="Times New Roman"/>
-                <w:color w:val="000000"/>
-                <w:sz w:val="18"/>
-              </w:rPr>
-              <w:t>0.628 [0.618, 0.638]</w:t>
-            </w:r>
-          </w:p>
-        </w:tc>
-        <w:tc>
-          <w:tcPr>
-            <w:tcW w:type="dxa" w:w="1337"/>
+            <w:tcW w:type="dxa" w:w="1235"/>
             <w:vAlign w:val="center"/>
             <w:tcMar>
               <w:top w:w="80" w:type="dxa"/>
@@ -5919,13 +4822,13 @@
                 <w:color w:val="000000"/>
                 <w:sz w:val="18"/>
               </w:rPr>
-              <w:t>1.869</w:t>
+              <w:t>2,578</w:t>
             </w:r>
           </w:p>
         </w:tc>
         <w:tc>
           <w:tcPr>
-            <w:tcW w:type="dxa" w:w="1338"/>
+            <w:tcW w:type="dxa" w:w="1235"/>
             <w:vAlign w:val="center"/>
             <w:tcMar>
               <w:top w:w="80" w:type="dxa"/>
@@ -5946,18 +4849,13 @@
                 <w:color w:val="000000"/>
                 <w:sz w:val="18"/>
               </w:rPr>
-              <w:t>0.0140</w:t>
+              <w:t>0.449</w:t>
             </w:r>
           </w:p>
         </w:tc>
-      </w:tr>
-      <w:tr>
-        <w:trPr>
-          <w:cantSplit/>
-        </w:trPr>
         <w:tc>
           <w:tcPr>
-            <w:tcW w:type="dxa" w:w="1337"/>
+            <w:tcW w:type="dxa" w:w="1238"/>
             <w:vAlign w:val="center"/>
             <w:tcMar>
               <w:top w:w="80" w:type="dxa"/>
@@ -5977,13 +4875,18 @@
                 <w:color w:val="000000"/>
                 <w:sz w:val="18"/>
               </w:rPr>
-              <w:t>Hierarchical SGD without source label</w:t>
+              <w:t>yes</w:t>
             </w:r>
           </w:p>
         </w:tc>
+      </w:tr>
+      <w:tr>
+        <w:trPr>
+          <w:cantSplit/>
+        </w:trPr>
         <w:tc>
           <w:tcPr>
-            <w:tcW w:type="dxa" w:w="1337"/>
+            <w:tcW w:type="dxa" w:w="3182"/>
             <w:vAlign w:val="center"/>
             <w:tcMar>
               <w:top w:w="80" w:type="dxa"/>
@@ -6003,91 +4906,13 @@
                 <w:color w:val="000000"/>
                 <w:sz w:val="18"/>
               </w:rPr>
-              <w:t>0.498 [0.485, 0.511]</w:t>
+              <w:t>Place names</w:t>
             </w:r>
           </w:p>
         </w:tc>
         <w:tc>
           <w:tcPr>
-            <w:tcW w:type="dxa" w:w="1337"/>
-            <w:vAlign w:val="center"/>
-            <w:tcMar>
-              <w:top w:w="80" w:type="dxa"/>
-              <w:start w:w="90" w:type="dxa"/>
-              <w:bottom w:w="80" w:type="dxa"/>
-              <w:end w:w="90" w:type="dxa"/>
-            </w:tcMar>
-          </w:tcPr>
-          <w:p>
-            <w:pPr>
-              <w:keepLines/>
-              <w:spacing w:line="240" w:lineRule="auto" w:after="0"/>
-            </w:pPr>
-            <w:r>
-              <w:rPr>
-                <w:rFonts w:ascii="Times New Roman" w:hAnsi="Times New Roman" w:eastAsia="Times New Roman" w:cs="Times New Roman"/>
-                <w:color w:val="000000"/>
-                <w:sz w:val="18"/>
-              </w:rPr>
-              <w:t>0.695 [0.685, 0.704]</w:t>
-            </w:r>
-          </w:p>
-        </w:tc>
-        <w:tc>
-          <w:tcPr>
-            <w:tcW w:type="dxa" w:w="1337"/>
-            <w:vAlign w:val="center"/>
-            <w:tcMar>
-              <w:top w:w="80" w:type="dxa"/>
-              <w:start w:w="90" w:type="dxa"/>
-              <w:bottom w:w="80" w:type="dxa"/>
-              <w:end w:w="90" w:type="dxa"/>
-            </w:tcMar>
-          </w:tcPr>
-          <w:p>
-            <w:pPr>
-              <w:keepLines/>
-              <w:spacing w:line="240" w:lineRule="auto" w:after="0"/>
-            </w:pPr>
-            <w:r>
-              <w:rPr>
-                <w:rFonts w:ascii="Times New Roman" w:hAnsi="Times New Roman" w:eastAsia="Times New Roman" w:cs="Times New Roman"/>
-                <w:color w:val="000000"/>
-                <w:sz w:val="18"/>
-              </w:rPr>
-              <w:t>0.775 [0.767, 0.783]</w:t>
-            </w:r>
-          </w:p>
-        </w:tc>
-        <w:tc>
-          <w:tcPr>
-            <w:tcW w:type="dxa" w:w="1337"/>
-            <w:vAlign w:val="center"/>
-            <w:tcMar>
-              <w:top w:w="80" w:type="dxa"/>
-              <w:start w:w="90" w:type="dxa"/>
-              <w:bottom w:w="80" w:type="dxa"/>
-              <w:end w:w="90" w:type="dxa"/>
-            </w:tcMar>
-          </w:tcPr>
-          <w:p>
-            <w:pPr>
-              <w:keepLines/>
-              <w:spacing w:line="240" w:lineRule="auto" w:after="0"/>
-            </w:pPr>
-            <w:r>
-              <w:rPr>
-                <w:rFonts w:ascii="Times New Roman" w:hAnsi="Times New Roman" w:eastAsia="Times New Roman" w:cs="Times New Roman"/>
-                <w:color w:val="000000"/>
-                <w:sz w:val="18"/>
-              </w:rPr>
-              <w:t>0.628 [0.618, 0.638]</w:t>
-            </w:r>
-          </w:p>
-        </w:tc>
-        <w:tc>
-          <w:tcPr>
-            <w:tcW w:type="dxa" w:w="1337"/>
+            <w:tcW w:type="dxa" w:w="1235"/>
             <w:vAlign w:val="center"/>
             <w:tcMar>
               <w:top w:w="80" w:type="dxa"/>
@@ -6108,13 +4933,13 @@
                 <w:color w:val="000000"/>
                 <w:sz w:val="18"/>
               </w:rPr>
-              <w:t>1.872</w:t>
+              <w:t>212</w:t>
             </w:r>
           </w:p>
         </w:tc>
         <w:tc>
           <w:tcPr>
-            <w:tcW w:type="dxa" w:w="1338"/>
+            <w:tcW w:type="dxa" w:w="1235"/>
             <w:vAlign w:val="center"/>
             <w:tcMar>
               <w:top w:w="80" w:type="dxa"/>
@@ -6135,7 +4960,417 @@
                 <w:color w:val="000000"/>
                 <w:sz w:val="18"/>
               </w:rPr>
-              <w:t>0.0116</w:t>
+              <w:t>11,534</w:t>
+            </w:r>
+          </w:p>
+        </w:tc>
+        <w:tc>
+          <w:tcPr>
+            <w:tcW w:type="dxa" w:w="1235"/>
+            <w:vAlign w:val="center"/>
+            <w:tcMar>
+              <w:top w:w="80" w:type="dxa"/>
+              <w:start w:w="90" w:type="dxa"/>
+              <w:bottom w:w="80" w:type="dxa"/>
+              <w:end w:w="90" w:type="dxa"/>
+            </w:tcMar>
+          </w:tcPr>
+          <w:p>
+            <w:pPr>
+              <w:keepLines/>
+              <w:spacing w:line="240" w:lineRule="auto" w:after="0"/>
+              <w:jc w:val="right"/>
+            </w:pPr>
+            <w:r>
+              <w:rPr>
+                <w:rFonts w:ascii="Times New Roman" w:hAnsi="Times New Roman" w:eastAsia="Times New Roman" w:cs="Times New Roman"/>
+                <w:color w:val="000000"/>
+                <w:sz w:val="18"/>
+              </w:rPr>
+              <w:t>2,583</w:t>
+            </w:r>
+          </w:p>
+        </w:tc>
+        <w:tc>
+          <w:tcPr>
+            <w:tcW w:type="dxa" w:w="1235"/>
+            <w:vAlign w:val="center"/>
+            <w:tcMar>
+              <w:top w:w="80" w:type="dxa"/>
+              <w:start w:w="90" w:type="dxa"/>
+              <w:bottom w:w="80" w:type="dxa"/>
+              <w:end w:w="90" w:type="dxa"/>
+            </w:tcMar>
+          </w:tcPr>
+          <w:p>
+            <w:pPr>
+              <w:keepLines/>
+              <w:spacing w:line="240" w:lineRule="auto" w:after="0"/>
+              <w:jc w:val="right"/>
+            </w:pPr>
+            <w:r>
+              <w:rPr>
+                <w:rFonts w:ascii="Times New Roman" w:hAnsi="Times New Roman" w:eastAsia="Times New Roman" w:cs="Times New Roman"/>
+                <w:color w:val="000000"/>
+                <w:sz w:val="18"/>
+              </w:rPr>
+              <w:t>0.448</w:t>
+            </w:r>
+          </w:p>
+        </w:tc>
+        <w:tc>
+          <w:tcPr>
+            <w:tcW w:type="dxa" w:w="1238"/>
+            <w:vAlign w:val="center"/>
+            <w:tcMar>
+              <w:top w:w="80" w:type="dxa"/>
+              <w:start w:w="90" w:type="dxa"/>
+              <w:bottom w:w="80" w:type="dxa"/>
+              <w:end w:w="90" w:type="dxa"/>
+            </w:tcMar>
+          </w:tcPr>
+          <w:p>
+            <w:pPr>
+              <w:keepLines/>
+              <w:spacing w:line="240" w:lineRule="auto" w:after="0"/>
+            </w:pPr>
+            <w:r>
+              <w:rPr>
+                <w:rFonts w:ascii="Times New Roman" w:hAnsi="Times New Roman" w:eastAsia="Times New Roman" w:cs="Times New Roman"/>
+                <w:color w:val="000000"/>
+                <w:sz w:val="18"/>
+              </w:rPr>
+              <w:t>yes</w:t>
+            </w:r>
+          </w:p>
+        </w:tc>
+      </w:tr>
+      <w:tr>
+        <w:trPr>
+          <w:cantSplit/>
+        </w:trPr>
+        <w:tc>
+          <w:tcPr>
+            <w:tcW w:type="dxa" w:w="3182"/>
+            <w:vAlign w:val="center"/>
+            <w:tcMar>
+              <w:top w:w="80" w:type="dxa"/>
+              <w:start w:w="90" w:type="dxa"/>
+              <w:bottom w:w="80" w:type="dxa"/>
+              <w:end w:w="90" w:type="dxa"/>
+            </w:tcMar>
+          </w:tcPr>
+          <w:p>
+            <w:pPr>
+              <w:keepLines/>
+              <w:spacing w:line="240" w:lineRule="auto" w:after="0"/>
+            </w:pPr>
+            <w:r>
+              <w:rPr>
+                <w:rFonts w:ascii="Times New Roman" w:hAnsi="Times New Roman" w:eastAsia="Times New Roman" w:cs="Times New Roman"/>
+                <w:color w:val="000000"/>
+                <w:sz w:val="18"/>
+              </w:rPr>
+              <w:t>All named entities</w:t>
+            </w:r>
+          </w:p>
+        </w:tc>
+        <w:tc>
+          <w:tcPr>
+            <w:tcW w:type="dxa" w:w="1235"/>
+            <w:vAlign w:val="center"/>
+            <w:tcMar>
+              <w:top w:w="80" w:type="dxa"/>
+              <w:start w:w="90" w:type="dxa"/>
+              <w:bottom w:w="80" w:type="dxa"/>
+              <w:end w:w="90" w:type="dxa"/>
+            </w:tcMar>
+          </w:tcPr>
+          <w:p>
+            <w:pPr>
+              <w:keepLines/>
+              <w:spacing w:line="240" w:lineRule="auto" w:after="0"/>
+              <w:jc w:val="right"/>
+            </w:pPr>
+            <w:r>
+              <w:rPr>
+                <w:rFonts w:ascii="Times New Roman" w:hAnsi="Times New Roman" w:eastAsia="Times New Roman" w:cs="Times New Roman"/>
+                <w:color w:val="000000"/>
+                <w:sz w:val="18"/>
+              </w:rPr>
+              <w:t>459</w:t>
+            </w:r>
+          </w:p>
+        </w:tc>
+        <w:tc>
+          <w:tcPr>
+            <w:tcW w:type="dxa" w:w="1235"/>
+            <w:vAlign w:val="center"/>
+            <w:tcMar>
+              <w:top w:w="80" w:type="dxa"/>
+              <w:start w:w="90" w:type="dxa"/>
+              <w:bottom w:w="80" w:type="dxa"/>
+              <w:end w:w="90" w:type="dxa"/>
+            </w:tcMar>
+          </w:tcPr>
+          <w:p>
+            <w:pPr>
+              <w:keepLines/>
+              <w:spacing w:line="240" w:lineRule="auto" w:after="0"/>
+              <w:jc w:val="right"/>
+            </w:pPr>
+            <w:r>
+              <w:rPr>
+                <w:rFonts w:ascii="Times New Roman" w:hAnsi="Times New Roman" w:eastAsia="Times New Roman" w:cs="Times New Roman"/>
+                <w:color w:val="000000"/>
+                <w:sz w:val="18"/>
+              </w:rPr>
+              <w:t>42,742</w:t>
+            </w:r>
+          </w:p>
+        </w:tc>
+        <w:tc>
+          <w:tcPr>
+            <w:tcW w:type="dxa" w:w="1235"/>
+            <w:vAlign w:val="center"/>
+            <w:tcMar>
+              <w:top w:w="80" w:type="dxa"/>
+              <w:start w:w="90" w:type="dxa"/>
+              <w:bottom w:w="80" w:type="dxa"/>
+              <w:end w:w="90" w:type="dxa"/>
+            </w:tcMar>
+          </w:tcPr>
+          <w:p>
+            <w:pPr>
+              <w:keepLines/>
+              <w:spacing w:line="240" w:lineRule="auto" w:after="0"/>
+              <w:jc w:val="right"/>
+            </w:pPr>
+            <w:r>
+              <w:rPr>
+                <w:rFonts w:ascii="Times New Roman" w:hAnsi="Times New Roman" w:eastAsia="Times New Roman" w:cs="Times New Roman"/>
+                <w:color w:val="000000"/>
+                <w:sz w:val="18"/>
+              </w:rPr>
+              <w:t>4,962</w:t>
+            </w:r>
+          </w:p>
+        </w:tc>
+        <w:tc>
+          <w:tcPr>
+            <w:tcW w:type="dxa" w:w="1235"/>
+            <w:vAlign w:val="center"/>
+            <w:tcMar>
+              <w:top w:w="80" w:type="dxa"/>
+              <w:start w:w="90" w:type="dxa"/>
+              <w:bottom w:w="80" w:type="dxa"/>
+              <w:end w:w="90" w:type="dxa"/>
+            </w:tcMar>
+          </w:tcPr>
+          <w:p>
+            <w:pPr>
+              <w:keepLines/>
+              <w:spacing w:line="240" w:lineRule="auto" w:after="0"/>
+              <w:jc w:val="right"/>
+            </w:pPr>
+            <w:r>
+              <w:rPr>
+                <w:rFonts w:ascii="Times New Roman" w:hAnsi="Times New Roman" w:eastAsia="Times New Roman" w:cs="Times New Roman"/>
+                <w:color w:val="000000"/>
+                <w:sz w:val="18"/>
+              </w:rPr>
+              <w:t>0.444</w:t>
+            </w:r>
+          </w:p>
+        </w:tc>
+        <w:tc>
+          <w:tcPr>
+            <w:tcW w:type="dxa" w:w="1238"/>
+            <w:vAlign w:val="center"/>
+            <w:tcMar>
+              <w:top w:w="80" w:type="dxa"/>
+              <w:start w:w="90" w:type="dxa"/>
+              <w:bottom w:w="80" w:type="dxa"/>
+              <w:end w:w="90" w:type="dxa"/>
+            </w:tcMar>
+          </w:tcPr>
+          <w:p>
+            <w:pPr>
+              <w:keepLines/>
+              <w:spacing w:line="240" w:lineRule="auto" w:after="0"/>
+            </w:pPr>
+            <w:r>
+              <w:rPr>
+                <w:rFonts w:ascii="Times New Roman" w:hAnsi="Times New Roman" w:eastAsia="Times New Roman" w:cs="Times New Roman"/>
+                <w:color w:val="000000"/>
+                <w:sz w:val="18"/>
+              </w:rPr>
+              <w:t>yes</w:t>
+            </w:r>
+          </w:p>
+        </w:tc>
+      </w:tr>
+      <w:tr>
+        <w:trPr>
+          <w:cantSplit/>
+        </w:trPr>
+        <w:tc>
+          <w:tcPr>
+            <w:tcW w:type="dxa" w:w="3182"/>
+            <w:vAlign w:val="center"/>
+            <w:tcMar>
+              <w:top w:w="80" w:type="dxa"/>
+              <w:start w:w="90" w:type="dxa"/>
+              <w:bottom w:w="80" w:type="dxa"/>
+              <w:end w:w="90" w:type="dxa"/>
+            </w:tcMar>
+          </w:tcPr>
+          <w:p>
+            <w:pPr>
+              <w:keepLines/>
+              <w:spacing w:line="240" w:lineRule="auto" w:after="0"/>
+            </w:pPr>
+            <w:r>
+              <w:rPr>
+                <w:rFonts w:ascii="Times New Roman" w:hAnsi="Times New Roman" w:eastAsia="Times New Roman" w:cs="Times New Roman"/>
+                <w:color w:val="000000"/>
+                <w:sz w:val="18"/>
+              </w:rPr>
+              <w:t>Whole catalogue, incl. slang and English</w:t>
+            </w:r>
+          </w:p>
+        </w:tc>
+        <w:tc>
+          <w:tcPr>
+            <w:tcW w:type="dxa" w:w="1235"/>
+            <w:vAlign w:val="center"/>
+            <w:tcMar>
+              <w:top w:w="80" w:type="dxa"/>
+              <w:start w:w="90" w:type="dxa"/>
+              <w:bottom w:w="80" w:type="dxa"/>
+              <w:end w:w="90" w:type="dxa"/>
+            </w:tcMar>
+          </w:tcPr>
+          <w:p>
+            <w:pPr>
+              <w:keepLines/>
+              <w:spacing w:line="240" w:lineRule="auto" w:after="0"/>
+              <w:jc w:val="right"/>
+            </w:pPr>
+            <w:r>
+              <w:rPr>
+                <w:rFonts w:ascii="Times New Roman" w:hAnsi="Times New Roman" w:eastAsia="Times New Roman" w:cs="Times New Roman"/>
+                <w:color w:val="000000"/>
+                <w:sz w:val="18"/>
+              </w:rPr>
+              <w:t>605</w:t>
+            </w:r>
+          </w:p>
+        </w:tc>
+        <w:tc>
+          <w:tcPr>
+            <w:tcW w:type="dxa" w:w="1235"/>
+            <w:vAlign w:val="center"/>
+            <w:tcMar>
+              <w:top w:w="80" w:type="dxa"/>
+              <w:start w:w="90" w:type="dxa"/>
+              <w:bottom w:w="80" w:type="dxa"/>
+              <w:end w:w="90" w:type="dxa"/>
+            </w:tcMar>
+          </w:tcPr>
+          <w:p>
+            <w:pPr>
+              <w:keepLines/>
+              <w:spacing w:line="240" w:lineRule="auto" w:after="0"/>
+              <w:jc w:val="right"/>
+            </w:pPr>
+            <w:r>
+              <w:rPr>
+                <w:rFonts w:ascii="Times New Roman" w:hAnsi="Times New Roman" w:eastAsia="Times New Roman" w:cs="Times New Roman"/>
+                <w:color w:val="000000"/>
+                <w:sz w:val="18"/>
+              </w:rPr>
+              <w:t>168,004</w:t>
+            </w:r>
+          </w:p>
+        </w:tc>
+        <w:tc>
+          <w:tcPr>
+            <w:tcW w:type="dxa" w:w="1235"/>
+            <w:vAlign w:val="center"/>
+            <w:tcMar>
+              <w:top w:w="80" w:type="dxa"/>
+              <w:start w:w="90" w:type="dxa"/>
+              <w:bottom w:w="80" w:type="dxa"/>
+              <w:end w:w="90" w:type="dxa"/>
+            </w:tcMar>
+          </w:tcPr>
+          <w:p>
+            <w:pPr>
+              <w:keepLines/>
+              <w:spacing w:line="240" w:lineRule="auto" w:after="0"/>
+              <w:jc w:val="right"/>
+            </w:pPr>
+            <w:r>
+              <w:rPr>
+                <w:rFonts w:ascii="Times New Roman" w:hAnsi="Times New Roman" w:eastAsia="Times New Roman" w:cs="Times New Roman"/>
+                <w:color w:val="000000"/>
+                <w:sz w:val="18"/>
+              </w:rPr>
+              <w:t>6,315</w:t>
+            </w:r>
+          </w:p>
+        </w:tc>
+        <w:tc>
+          <w:tcPr>
+            <w:tcW w:type="dxa" w:w="1235"/>
+            <w:vAlign w:val="center"/>
+            <w:tcMar>
+              <w:top w:w="80" w:type="dxa"/>
+              <w:start w:w="90" w:type="dxa"/>
+              <w:bottom w:w="80" w:type="dxa"/>
+              <w:end w:w="90" w:type="dxa"/>
+            </w:tcMar>
+          </w:tcPr>
+          <w:p>
+            <w:pPr>
+              <w:keepLines/>
+              <w:spacing w:line="240" w:lineRule="auto" w:after="0"/>
+              <w:jc w:val="right"/>
+            </w:pPr>
+            <w:r>
+              <w:rPr>
+                <w:rFonts w:ascii="Times New Roman" w:hAnsi="Times New Roman" w:eastAsia="Times New Roman" w:cs="Times New Roman"/>
+                <w:color w:val="000000"/>
+                <w:sz w:val="18"/>
+              </w:rPr>
+              <w:t>0.444</w:t>
+            </w:r>
+          </w:p>
+        </w:tc>
+        <w:tc>
+          <w:tcPr>
+            <w:tcW w:type="dxa" w:w="1238"/>
+            <w:vAlign w:val="center"/>
+            <w:tcMar>
+              <w:top w:w="80" w:type="dxa"/>
+              <w:start w:w="90" w:type="dxa"/>
+              <w:bottom w:w="80" w:type="dxa"/>
+              <w:end w:w="90" w:type="dxa"/>
+            </w:tcMar>
+          </w:tcPr>
+          <w:p>
+            <w:pPr>
+              <w:keepLines/>
+              <w:spacing w:line="240" w:lineRule="auto" w:after="0"/>
+            </w:pPr>
+            <w:r>
+              <w:rPr>
+                <w:rFonts w:ascii="Times New Roman" w:hAnsi="Times New Roman" w:eastAsia="Times New Roman" w:cs="Times New Roman"/>
+                <w:color w:val="000000"/>
+                <w:sz w:val="18"/>
+              </w:rPr>
+              <w:t>yes</w:t>
             </w:r>
           </w:p>
         </w:tc>
@@ -6157,7 +5392,7 @@
           <w:color w:val="000000"/>
           <w:sz w:val="20"/>
         </w:rPr>
-        <w:t>Table 4 Song-held-out results on 34,395 leakage-safe, originally adjacent test events from 787 songs. Brackets are song-cluster bootstrap 95% intervals (2,000 replicates). All five systems have full prediction coverage.</w:t>
+        <w:t>Table 4 Named-reference neutralisation. Each arm strips one lexicon from every song, refits the character space, and rescores it against the unchanged semantic space. Plain MRR over 7,236 queries.</w:t>
       </w:r>
     </w:p>
     <w:p>
@@ -6172,7 +5407,29 @@
           <w:color w:val="000000"/>
           <w:sz w:val="24"/>
         </w:rPr>
-        <w:t>Relative to Markov, the hierarchical model improves MRR by 0.0198 (paired CI 0.0177–0.0220), top-3 by 0.0498 (0.0445–0.0551), top-5 by 0.0457 (0.0408–0.0509), and top-1 by 0.0022 (0.0008–0.0038). Its advantage over the flat context model is far smaller: only the top-3 interval is narrowly positive (+0.0017, 0.0001–0.0033); top-1, top-5, and MRR intervals include zero. The hierarchy is therefore useful chiefly as an interpretable continuation-versus-switch factorization, not as evidence of a large gain over a flat classifier.</w:t>
+        <w:t>RQ2 therefore has a negative answer on both counts, and the answer sharpens RQ3. A semantic model that keeps English and drops something diffuse in the Chinese character surface is either discarding that something or storing it where cosine cannot see it.</w:t>
+      </w:r>
+    </w:p>
+    <w:p>
+      <w:pPr>
+        <w:pStyle w:val="Heading1"/>
+      </w:pPr>
+      <w:r>
+        <w:t>8. The Rhyme Form Has Structure</w:t>
+      </w:r>
+    </w:p>
+    <w:p>
+      <w:pPr>
+        <w:widowControl/>
+        <w:spacing w:line="480" w:lineRule="auto" w:after="0"/>
+      </w:pPr>
+      <w:r>
+        <w:rPr>
+          <w:rFonts w:ascii="Times New Roman" w:hAnsi="Times New Roman" w:eastAsia="Times New Roman" w:cs="Times New Roman"/>
+          <w:color w:val="000000"/>
+          <w:sz w:val="24"/>
+        </w:rPr>
+        <w:t>Before the probe, the rhyme-form space needs one supporting fact: that written endings in this corpus are structured enough for "rhyme form" to name a layer at all. The project's written-rhyme task supplies it. Lines are the cleaned newlines of each chunk; those ending in a Han character with a classifiable final yield the same seventeen families as Section 5.3. Songs are assigned to train, validation, and test partitions (5,147 / 1,097 / 1,104 songs) by leakage group rather than individually — assigning songs one at a time would have put 433 of 799 multi-song text components on both sides of a boundary, touching 18.0% of the population — and a target line that exactly or near-duplicates any training or validation line is excluded, which removes 1,928 of 53,444 test candidates and leaves 51,516 leakage-safe adjacent-line events from 1,064 songs.</w:t>
       </w:r>
     </w:p>
     <w:p>
@@ -6187,76 +5444,7 @@
           <w:color w:val="000000"/>
           <w:sz w:val="24"/>
         </w:rPr>
-        <w:t>Stratified results expose the task's main asymmetry. Continuation events are easy for the Markov model (top-1 0.992), while switch events remain difficult (0.016). The hierarchical model retains high continuation performance (top-1 0.985) and improves switch top-3 accuracy to 0.400, compared with 0.302 for Markov; its switch top-1 remains only 0.026. Repeated hooks do not solely explain the result: on non-repeated targets the hierarchical model still reaches top-1 0.490, top-3 0.683, and MRR 0.619. The application should therefore present multiple plausible next families, especially for an intended switch, rather than one supposedly correct rhyme.</w:t>
-      </w:r>
-    </w:p>
-    <w:p>
-      <w:pPr>
-        <w:pStyle w:val="Heading2"/>
-      </w:pPr>
-      <w:r>
-        <w:t>7.5 Selective Abstention and Recommendation</w:t>
-      </w:r>
-    </w:p>
-    <w:p>
-      <w:pPr>
-        <w:widowControl/>
-        <w:spacing w:line="480" w:lineRule="auto" w:after="0"/>
-      </w:pPr>
-      <w:r>
-        <w:rPr>
-          <w:rFonts w:ascii="Times New Roman" w:hAnsi="Times New Roman" w:eastAsia="Times New Roman" w:cs="Times New Roman"/>
-          <w:color w:val="000000"/>
-          <w:sz w:val="24"/>
-        </w:rPr>
-        <w:t>Confidence thresholds are fixed from validation quantiles targeting 75%, 50%, and 25% coverage and then applied once to test. At full leakage-safe coverage, top-1 accuracy is 0.498. The nominal 75% threshold yields coverage 0.745 and accepted-event top-1 0.558; nominal 50% yields coverage 0.499 and top-1 0.611; nominal 25% yields coverage 0.244 and top-1 0.659. At the illustrative balanced 50% operating point, accepted-event top-3 is 0.736 and MRR is 0.701; coverage is 0.479 when the 1,431 leakage-filtered test candidates are retained in the denominator. Abstention therefore provides an explicit reliability–coverage trade-off rather than hiding weak contexts.</w:t>
-      </w:r>
-    </w:p>
-    <w:p>
-      <w:pPr>
-        <w:widowControl/>
-        <w:spacing w:line="480" w:lineRule="auto" w:after="0"/>
-        <w:ind w:firstLine="360"/>
-      </w:pPr>
-      <w:r>
-        <w:rPr>
-          <w:rFonts w:ascii="Times New Roman" w:hAnsi="Times New Roman" w:eastAsia="Times New Roman" w:cs="Times New Roman"/>
-          <w:color w:val="000000"/>
-          <w:sz w:val="24"/>
-        </w:rPr>
-        <w:t xml:space="preserve">The public recommender releases global, Markov, and common aggregate ML contexts. It returns ending </w:t>
-      </w:r>
-      <w:r>
-        <w:rPr>
-          <w:rFonts w:ascii="Times New Roman" w:hAnsi="Times New Roman" w:eastAsia="Times New Roman" w:cs="Times New Roman"/>
-          <w:i/>
-          <w:color w:val="000000"/>
-          <w:sz w:val="24"/>
-        </w:rPr>
-        <w:t>families</w:t>
-      </w:r>
-      <w:r>
-        <w:rPr>
-          <w:rFonts w:ascii="Times New Roman" w:hAnsi="Times New Roman" w:eastAsia="Times New Roman" w:cs="Times New Roman"/>
-          <w:color w:val="000000"/>
-          <w:sz w:val="24"/>
-        </w:rPr>
-        <w:t>, not lyric lines, words, or finished rap. A useful interface can show the top families, whether the previous class is being continued or switched, validation-defined confidence status, and descriptive label-level fingerprints. Crucially, removing the source-credit-label feature changes top-1 by only +0.0004, top-3 by +0.0007, and MRR by +0.0005 in favor of the labelled model, with all paired intervals crossing zero. The interface must not claim that rapper-label personalization improves prediction; it can only expose label-conditioned outputs as descriptive or experimental. It cannot prescribe quality or performed delivery.</w:t>
-      </w:r>
-    </w:p>
-    <w:p>
-      <w:pPr>
-        <w:widowControl/>
-        <w:spacing w:line="480" w:lineRule="auto" w:after="0"/>
-        <w:ind w:firstLine="360"/>
-      </w:pPr>
-      <w:r>
-        <w:rPr>
-          <w:rFonts w:ascii="Times New Roman" w:hAnsi="Times New Roman" w:eastAsia="Times New Roman" w:cs="Times New Roman"/>
-          <w:color w:val="000000"/>
-          <w:sz w:val="24"/>
-        </w:rPr>
-        <w:t xml:space="preserve">An external MuChin implementation check (Wang </w:t>
+        <w:t xml:space="preserve">The task predicts the family of the next line's ending. A global-frequency baseline reaches top-3 accuracy 0.345; conditioning on the previous family alone lifts it to 0.649; a hierarchical context model that first decides whether to continue the current family and then, if not, which family to switch to, reaches 0.698 (95% CI 0.690–0.705) and MRR 0.630 (0.622–0.637), +0.049 over Markov on top-3 (0.044–0.054) and only +0.001 over a flat context classifier (Fig. 4). Continuation is nearly certain to be predicted (top-3 1.000 for both models) and switching remains hard (top-3 0.404 for the hierarchical model against 0.307 for Markov). Removing the source-credit label from the model's features changes top-3 by +0.0002 with an interval of −0.0008 to +0.0012 — which is the rhyme-form result of Section 5.4 seen from the other side: the label barely helps predict the next ending, and the endings barely identify the label. Written endings have grammar; they are not signature. An external check against the MuChin annotation export (Wang </w:t>
       </w:r>
       <w:r>
         <w:rPr>
@@ -6273,7 +5461,7 @@
           <w:color w:val="000000"/>
           <w:sz w:val="24"/>
         </w:rPr>
-        <w:t xml:space="preserve"> 2024) aligns 44,980 written lines and yields F1 0.931 and Matthews correlation 0.541 against exported same-family markers. Because the annotation interface itself grouped pinyin families and the export collapses class identity, this partially circular check is excluded from selection and is neither independent gold nor audio validation; full details appear in the supplement.</w:t>
+        <w:t xml:space="preserve"> 2024) agrees with the family markers at F1 0.931 but is partly circular and is not independent gold; details are in the supplement.</w:t>
       </w:r>
     </w:p>
     <w:p>
@@ -6286,7 +5474,7 @@
         <w:drawing>
           <wp:inline xmlns:a="http://schemas.openxmlformats.org/drawingml/2006/main" xmlns:pic="http://schemas.openxmlformats.org/drawingml/2006/picture">
             <wp:extent cx="5715000" cy="4440115"/>
-            <wp:docPr id="4" name="Picture 4" descr="Four aligned dot-and-whisker panels show Top-1, Top-3, Top-5, and MRR for five models. Context models dominate the global baseline, while the flat and two hierarchical models nearly overlap. A grouped bar panel shows near-ceiling Top-3 accuracy when the next line continues the same family but much lower accuracy when it switches. A third panel plots Top-1, Top-3, Top-5, and MRR differences for the model with versus without source-credit labels; all four 95% intervals cross zero. The task is restricted to written endings." title="Four aligned dot-and-whisker panels show Top-1, Top-3, Top-5, and MRR for five m"/>
+            <wp:docPr id="4" name="Picture 4" descr="Four aligned dot-and-whisker panels show Top-1, Top-3, Top-5, and MRR for five models; context models dominate the global baseline, and the flat and hierarchical models nearly overlap. A grouped bar panel shows near-ceiling Top-3 accuracy when the next line continues the same family and much lower accuracy when it switches. A third panel shows four label-ablation differences on a scale of thousandths, three of them crossing zero." title="Four aligned dot-and-whisker panels show Top-1, Top-3, Top-5, and MRR for five m"/>
             <wp:cNvGraphicFramePr>
               <a:graphicFrameLocks noChangeAspect="1"/>
             </wp:cNvGraphicFramePr>
@@ -6327,7 +5515,7 @@
           <w:color w:val="000000"/>
           <w:sz w:val="20"/>
         </w:rPr>
-        <w:t>Fig. 4 Prediction of the next dictionary-estimated written line-ending family on the strict terminal-Han population. Panel A compares global frequency, first-order Markov, flat context, hierarchical context without source-credit labels, and hierarchical context with source-credit labels across 34,395 leakage-safe events in 787 held-out songs. Whiskers are 95% song-cluster bootstrap intervals from 2,000 replicates. Panel B descriptively separates continuation from family-switch events; top-3 reaches 0.400 for switches under the hierarchical model versus 0.302 for Markov. Panel C plots four paired score differences for the model with versus without source-credit labels; every 95% interval crosses zero, so source-label conditioning has no supported benefit.</w:t>
+        <w:t>Fig. 4 Prediction of the next dictionary-estimated written line-ending family on the strict terminal-Han population of corpus v2. Panel A compares global frequency, first-order Markov, flat context, and hierarchical context with and without the source-credit label across 51,516 leakage-safe events in 1,064 held-out songs; whiskers are 95% song-cluster bootstrap intervals from 2,000 replicates. Panel B separates continuation from family-switch events. Panel C plots four paired score differences for the model with versus without the label; three intervals cross zero and the largest difference, Top-5, is +0.0015.</w:t>
       </w:r>
     </w:p>
     <w:p>
@@ -6340,7 +5528,7 @@
           <w:color w:val="000000"/>
           <w:sz w:val="18"/>
         </w:rPr>
-        <w:t>Alt text: Four aligned dot-and-whisker panels show Top-1, Top-3, Top-5, and MRR for five models. Context models dominate the global baseline, while the flat and two hierarchical models nearly overlap. A grouped bar panel shows near-ceiling Top-3 accuracy when the next line continues the same family but much lower accuracy when it switches. A third panel plots Top-1, Top-3, Top-5, and MRR differences for the model with versus without source-credit labels; all four 95% intervals cross zero. The task is restricted to written endings.</w:t>
+        <w:t>Alt text: Four aligned dot-and-whisker panels show Top-1, Top-3, Top-5, and MRR for five models; context models dominate the global baseline, and the flat and hierarchical models nearly overlap. A grouped bar panel shows near-ceiling Top-3 accuracy when the next line continues the same family and much lower accuracy when it switches. A third panel shows four label-ablation differences on a scale of thousandths, three of them crossing zero.</w:t>
       </w:r>
     </w:p>
     <w:p>
@@ -6348,7 +5536,15 @@
         <w:pStyle w:val="Heading1"/>
       </w:pPr>
       <w:r>
-        <w:t>8. Integrated Lyrical-Repertoire Profiles</w:t>
+        <w:t>9. Present but Hidden: The Whitening Probe</w:t>
+      </w:r>
+    </w:p>
+    <w:p>
+      <w:pPr>
+        <w:pStyle w:val="Heading2"/>
+      </w:pPr>
+      <w:r>
+        <w:t>9.1 Method and Controls</w:t>
       </w:r>
     </w:p>
     <w:p>
@@ -6362,76 +5558,7 @@
           <w:color w:val="000000"/>
           <w:sz w:val="24"/>
         </w:rPr>
-        <w:t>The three tasks should be joined only at the aggregate source-label level and only with their evidence statuses intact. A profile has three separate questions:</w:t>
-      </w:r>
-    </w:p>
-    <w:p>
-      <w:pPr>
-        <w:pStyle w:val="ListBullet"/>
-        <w:spacing w:line="480" w:lineRule="auto" w:after="0"/>
-      </w:pPr>
-      <w:r>
-        <w:rPr>
-          <w:rFonts w:ascii="Times New Roman" w:hAnsi="Times New Roman" w:eastAsia="Times New Roman" w:cs="Times New Roman"/>
-          <w:b/>
-          <w:color w:val="000000"/>
-          <w:sz w:val="24"/>
-        </w:rPr>
-        <w:t>What does a held-out song resemble?</w:t>
-      </w:r>
-      <w:r>
-        <w:rPr>
-          <w:rFonts w:ascii="Times New Roman" w:hAnsi="Times New Roman" w:eastAsia="Times New Roman" w:cs="Times New Roman"/>
-          <w:color w:val="000000"/>
-          <w:sz w:val="24"/>
-        </w:rPr>
-        <w:t xml:space="preserve"> The strict dense–lexical retrieval model supplies ranked repertoire evidence and label-level reliability, not personal similarity.</w:t>
-      </w:r>
-    </w:p>
-    <w:p>
-      <w:pPr>
-        <w:pStyle w:val="ListBullet"/>
-        <w:spacing w:line="480" w:lineRule="auto" w:after="0"/>
-      </w:pPr>
-      <w:r>
-        <w:rPr>
-          <w:rFonts w:ascii="Times New Roman" w:hAnsi="Times New Roman" w:eastAsia="Times New Roman" w:cs="Times New Roman"/>
-          <w:b/>
-          <w:color w:val="000000"/>
-          <w:sz w:val="24"/>
-        </w:rPr>
-        <w:t>Which named cultural worlds appear?</w:t>
-      </w:r>
-      <w:r>
-        <w:rPr>
-          <w:rFonts w:ascii="Times New Roman" w:hAnsi="Times New Roman" w:eastAsia="Times New Roman" w:cs="Times New Roman"/>
-          <w:color w:val="000000"/>
-          <w:sz w:val="24"/>
-        </w:rPr>
-        <w:t xml:space="preserve"> Reviewed or explicitly provisional entity links supply typed places, people, languages, groups, brands, works, or events, not biography or preference.</w:t>
-      </w:r>
-    </w:p>
-    <w:p>
-      <w:pPr>
-        <w:pStyle w:val="ListBullet"/>
-        <w:spacing w:line="480" w:lineRule="auto" w:after="0"/>
-      </w:pPr>
-      <w:r>
-        <w:rPr>
-          <w:rFonts w:ascii="Times New Roman" w:hAnsi="Times New Roman" w:eastAsia="Times New Roman" w:cs="Times New Roman"/>
-          <w:b/>
-          <w:color w:val="000000"/>
-          <w:sz w:val="24"/>
-        </w:rPr>
-        <w:t>How do written endings tend to proceed?</w:t>
-      </w:r>
-      <w:r>
-        <w:rPr>
-          <w:rFonts w:ascii="Times New Roman" w:hAnsi="Times New Roman" w:eastAsia="Times New Roman" w:cs="Times New Roman"/>
-          <w:color w:val="000000"/>
-          <w:sz w:val="24"/>
-        </w:rPr>
-        <w:t xml:space="preserve"> Descriptive fingerprints and the continuation model supply recurring ending families and possible next-family transitions, not performed flow.</w:t>
+        <w:t>If the semantic model has discarded the identity signal, no linear transform of its vectors will find it. If the signal is present but swamped by directions that vary within an author — what each song is about — then shrinking those directions will expose it. Within-class covariance normalisation does exactly that. Let Σ_w be the covariance of song vectors about their own label's mean, weighted so that each leakage group counts once within a label, with Ledoit–Wolf shrinkage towards a scaled identity (Ledoit and Wolf 2004); the transform maps a centred song vector x to Σ_w^(−1/2) x and re-normalises it, after which the protocol of Section 4 runs unchanged.</w:t>
       </w:r>
     </w:p>
     <w:p>
@@ -6446,15 +5573,41 @@
           <w:color w:val="000000"/>
           <w:sz w:val="24"/>
         </w:rPr>
-        <w:t>The present integration is asymmetric because the NER layer remains provisional. Retrieval and written-ending prediction have held-out test results; cultural entities have reproducibility gates and a path to gold but not accuracy. The profile must display that difference at the point of use. This is preferable to either omitting a promising cultural-reference task or overstating it as complete.</w:t>
-      </w:r>
-    </w:p>
-    <w:p>
-      <w:pPr>
-        <w:pStyle w:val="Heading1"/>
-      </w:pPr>
-      <w:r>
-        <w:t>9. Discussion</w:t>
+        <w:t xml:space="preserve">The transform must not see the songs it is scored on. Leakage groups are dealt into five folds; the transform for a fold is fitted on the other four and applied to every song; only that fold's queries are scored in it, against profiles built from all other songs exactly as before. Two controls fix what a gain means. </w:t>
+      </w:r>
+      <w:r>
+        <w:rPr>
+          <w:rFonts w:ascii="Times New Roman" w:hAnsi="Times New Roman" w:eastAsia="Times New Roman" w:cs="Times New Roman"/>
+          <w:i/>
+          <w:color w:val="000000"/>
+          <w:sz w:val="24"/>
+        </w:rPr>
+        <w:t>Total whitening</w:t>
+      </w:r>
+      <w:r>
+        <w:rPr>
+          <w:rFonts w:ascii="Times New Roman" w:hAnsi="Times New Roman" w:eastAsia="Times New Roman" w:cs="Times New Roman"/>
+          <w:color w:val="000000"/>
+          <w:sz w:val="24"/>
+        </w:rPr>
+        <w:t xml:space="preserve"> applies the same step to the total covariance with no labels used, and separates a generic geometric correction from an identity-specific one. </w:t>
+      </w:r>
+      <w:r>
+        <w:rPr>
+          <w:rFonts w:ascii="Times New Roman" w:hAnsi="Times New Roman" w:eastAsia="Times New Roman" w:cs="Times New Roman"/>
+          <w:i/>
+          <w:color w:val="000000"/>
+          <w:sz w:val="24"/>
+        </w:rPr>
+        <w:t>Permuted-label whitening</w:t>
+      </w:r>
+      <w:r>
+        <w:rPr>
+          <w:rFonts w:ascii="Times New Roman" w:hAnsi="Times New Roman" w:eastAsia="Times New Roman" w:cs="Times New Roman"/>
+          <w:color w:val="000000"/>
+          <w:sz w:val="24"/>
+        </w:rPr>
+        <w:t xml:space="preserve"> fits the within-author covariance after the training labels are shuffled, keeping class sizes and destroying author structure; it is the null. Centring alone is a third control, because every whitening also centres. The scorer reproduces the builder's dense scores to 7 × 10⁻⁷ and the untransformed space reproduces the builder's MRR exactly before any transformed space is trusted.</w:t>
       </w:r>
     </w:p>
     <w:p>
@@ -6462,7 +5615,7 @@
         <w:pStyle w:val="Heading2"/>
       </w:pPr>
       <w:r>
-        <w:t>9.1 What BGE-M3 Adds after Evaluation</w:t>
+        <w:t>9.2 Results</w:t>
       </w:r>
     </w:p>
     <w:p>
@@ -6476,7 +5629,1289 @@
           <w:color w:val="000000"/>
           <w:sz w:val="24"/>
         </w:rPr>
-        <w:t>RQ1 receives a clear but qualified answer. BGE-M3 is not the strongest standalone system for corpus source-label retrieval; character TF–IDF performs better. Dense representation is still useful because standardized fusion improves all primary metrics over TF–IDF with positive paired intervals. The result supports complementarity between distributional semantics and character-form evidence, not dense-model supremacy.</w:t>
+        <w:t>Table 5 gives the probe. Within-author whitening lifts the semantic system from 0.318 to 0.449 (+0.128, 95% interval [+0.119, +0.137]), level with the raw character surface at 0.450 (difference +0.007, [−0.003, +0.017]) and better than it on 2,705 queries to 2,772. Fused with the raw lexical system it reaches 0.544 (Recall@1 0.443, Recall@10 0.737), +0.090 over the lexical system alone ([+0.083, +0.098]) and +0.067 over the original fusion ([+0.060, +0.073]). Semantic and lexical evidence are complementary once the semantic geometry is corrected (Fig. 5).</w:t>
+      </w:r>
+    </w:p>
+    <w:tbl>
+      <w:tblPr>
+        <w:tblW w:type="dxa" w:w="9360"/>
+        <w:jc w:val="center"/>
+        <w:tblLayout w:type="fixed"/>
+        <w:tblLook w:firstColumn="1" w:firstRow="1" w:lastColumn="0" w:lastRow="0" w:noHBand="0" w:noVBand="1" w:val="04A0"/>
+        <w:tblInd w:w="90" w:type="dxa"/>
+        <w:tblBorders>
+          <w:top w:val="single" w:sz="4" w:space="0" w:color="CBD5E1"/>
+          <w:left w:val="single" w:sz="4" w:space="0" w:color="CBD5E1"/>
+          <w:bottom w:val="single" w:sz="4" w:space="0" w:color="CBD5E1"/>
+          <w:right w:val="single" w:sz="4" w:space="0" w:color="CBD5E1"/>
+          <w:insideH w:val="single" w:sz="4" w:space="0" w:color="CBD5E1"/>
+          <w:insideV w:val="single" w:sz="4" w:space="0" w:color="CBD5E1"/>
+        </w:tblBorders>
+      </w:tblPr>
+      <w:tblGrid>
+        <w:gridCol w:w="2340"/>
+        <w:gridCol w:w="2340"/>
+        <w:gridCol w:w="2340"/>
+        <w:gridCol w:w="2340"/>
+      </w:tblGrid>
+      <w:tr>
+        <w:trPr>
+          <w:cantSplit/>
+          <w:tblHeader w:val="true"/>
+        </w:trPr>
+        <w:tc>
+          <w:tcPr>
+            <w:tcW w:type="dxa" w:w="2340"/>
+            <w:vAlign w:val="center"/>
+            <w:tcMar>
+              <w:top w:w="80" w:type="dxa"/>
+              <w:start w:w="90" w:type="dxa"/>
+              <w:bottom w:w="80" w:type="dxa"/>
+              <w:end w:w="90" w:type="dxa"/>
+            </w:tcMar>
+            <w:shd w:fill="E8EEF5"/>
+          </w:tcPr>
+          <w:p>
+            <w:pPr>
+              <w:keepLines/>
+              <w:spacing w:line="240" w:lineRule="auto" w:after="0"/>
+            </w:pPr>
+            <w:r>
+              <w:rPr>
+                <w:rFonts w:ascii="Times New Roman" w:hAnsi="Times New Roman" w:eastAsia="Times New Roman" w:cs="Times New Roman"/>
+                <w:b/>
+                <w:color w:val="000000"/>
+                <w:sz w:val="18"/>
+              </w:rPr>
+              <w:t>Transform of the BGE-M3 song vectors</w:t>
+            </w:r>
+          </w:p>
+        </w:tc>
+        <w:tc>
+          <w:tcPr>
+            <w:tcW w:type="dxa" w:w="2340"/>
+            <w:vAlign w:val="center"/>
+            <w:tcMar>
+              <w:top w:w="80" w:type="dxa"/>
+              <w:start w:w="90" w:type="dxa"/>
+              <w:bottom w:w="80" w:type="dxa"/>
+              <w:end w:w="90" w:type="dxa"/>
+            </w:tcMar>
+            <w:shd w:fill="E8EEF5"/>
+          </w:tcPr>
+          <w:p>
+            <w:pPr>
+              <w:keepLines/>
+              <w:spacing w:line="240" w:lineRule="auto" w:after="0"/>
+            </w:pPr>
+            <w:r>
+              <w:rPr>
+                <w:rFonts w:ascii="Times New Roman" w:hAnsi="Times New Roman" w:eastAsia="Times New Roman" w:cs="Times New Roman"/>
+                <w:b/>
+                <w:color w:val="000000"/>
+                <w:sz w:val="18"/>
+              </w:rPr>
+              <w:t>MRR</w:t>
+            </w:r>
+          </w:p>
+        </w:tc>
+        <w:tc>
+          <w:tcPr>
+            <w:tcW w:type="dxa" w:w="2340"/>
+            <w:vAlign w:val="center"/>
+            <w:tcMar>
+              <w:top w:w="80" w:type="dxa"/>
+              <w:start w:w="90" w:type="dxa"/>
+              <w:bottom w:w="80" w:type="dxa"/>
+              <w:end w:w="90" w:type="dxa"/>
+            </w:tcMar>
+            <w:shd w:fill="E8EEF5"/>
+          </w:tcPr>
+          <w:p>
+            <w:pPr>
+              <w:keepLines/>
+              <w:spacing w:line="240" w:lineRule="auto" w:after="0"/>
+            </w:pPr>
+            <w:r>
+              <w:rPr>
+                <w:rFonts w:ascii="Times New Roman" w:hAnsi="Times New Roman" w:eastAsia="Times New Roman" w:cs="Times New Roman"/>
+                <w:b/>
+                <w:color w:val="000000"/>
+                <w:sz w:val="18"/>
+              </w:rPr>
+              <w:t>Recall@1</w:t>
+            </w:r>
+          </w:p>
+        </w:tc>
+        <w:tc>
+          <w:tcPr>
+            <w:tcW w:type="dxa" w:w="2340"/>
+            <w:vAlign w:val="center"/>
+            <w:tcMar>
+              <w:top w:w="80" w:type="dxa"/>
+              <w:start w:w="90" w:type="dxa"/>
+              <w:bottom w:w="80" w:type="dxa"/>
+              <w:end w:w="90" w:type="dxa"/>
+            </w:tcMar>
+            <w:shd w:fill="E8EEF5"/>
+          </w:tcPr>
+          <w:p>
+            <w:pPr>
+              <w:keepLines/>
+              <w:spacing w:line="240" w:lineRule="auto" w:after="0"/>
+            </w:pPr>
+            <w:r>
+              <w:rPr>
+                <w:rFonts w:ascii="Times New Roman" w:hAnsi="Times New Roman" w:eastAsia="Times New Roman" w:cs="Times New Roman"/>
+                <w:b/>
+                <w:color w:val="000000"/>
+                <w:sz w:val="18"/>
+              </w:rPr>
+              <w:t>Recall@10</w:t>
+            </w:r>
+          </w:p>
+        </w:tc>
+      </w:tr>
+      <w:tr>
+        <w:trPr>
+          <w:cantSplit/>
+        </w:trPr>
+        <w:tc>
+          <w:tcPr>
+            <w:tcW w:type="dxa" w:w="2340"/>
+            <w:vAlign w:val="center"/>
+            <w:tcMar>
+              <w:top w:w="80" w:type="dxa"/>
+              <w:start w:w="90" w:type="dxa"/>
+              <w:bottom w:w="80" w:type="dxa"/>
+              <w:end w:w="90" w:type="dxa"/>
+            </w:tcMar>
+          </w:tcPr>
+          <w:p>
+            <w:pPr>
+              <w:keepLines/>
+              <w:spacing w:line="240" w:lineRule="auto" w:after="0"/>
+            </w:pPr>
+            <w:r>
+              <w:rPr>
+                <w:rFonts w:ascii="Times New Roman" w:hAnsi="Times New Roman" w:eastAsia="Times New Roman" w:cs="Times New Roman"/>
+                <w:color w:val="000000"/>
+                <w:sz w:val="18"/>
+              </w:rPr>
+              <w:t>None (raw cosine)</w:t>
+            </w:r>
+          </w:p>
+        </w:tc>
+        <w:tc>
+          <w:tcPr>
+            <w:tcW w:type="dxa" w:w="2340"/>
+            <w:vAlign w:val="center"/>
+            <w:tcMar>
+              <w:top w:w="80" w:type="dxa"/>
+              <w:start w:w="90" w:type="dxa"/>
+              <w:bottom w:w="80" w:type="dxa"/>
+              <w:end w:w="90" w:type="dxa"/>
+            </w:tcMar>
+          </w:tcPr>
+          <w:p>
+            <w:pPr>
+              <w:keepLines/>
+              <w:spacing w:line="240" w:lineRule="auto" w:after="0"/>
+              <w:jc w:val="right"/>
+            </w:pPr>
+            <w:r>
+              <w:rPr>
+                <w:rFonts w:ascii="Times New Roman" w:hAnsi="Times New Roman" w:eastAsia="Times New Roman" w:cs="Times New Roman"/>
+                <w:color w:val="000000"/>
+                <w:sz w:val="18"/>
+              </w:rPr>
+              <w:t>0.318</w:t>
+            </w:r>
+          </w:p>
+        </w:tc>
+        <w:tc>
+          <w:tcPr>
+            <w:tcW w:type="dxa" w:w="2340"/>
+            <w:vAlign w:val="center"/>
+            <w:tcMar>
+              <w:top w:w="80" w:type="dxa"/>
+              <w:start w:w="90" w:type="dxa"/>
+              <w:bottom w:w="80" w:type="dxa"/>
+              <w:end w:w="90" w:type="dxa"/>
+            </w:tcMar>
+          </w:tcPr>
+          <w:p>
+            <w:pPr>
+              <w:keepLines/>
+              <w:spacing w:line="240" w:lineRule="auto" w:after="0"/>
+              <w:jc w:val="right"/>
+            </w:pPr>
+            <w:r>
+              <w:rPr>
+                <w:rFonts w:ascii="Times New Roman" w:hAnsi="Times New Roman" w:eastAsia="Times New Roman" w:cs="Times New Roman"/>
+                <w:color w:val="000000"/>
+                <w:sz w:val="18"/>
+              </w:rPr>
+              <w:t>0.219</w:t>
+            </w:r>
+          </w:p>
+        </w:tc>
+        <w:tc>
+          <w:tcPr>
+            <w:tcW w:type="dxa" w:w="2340"/>
+            <w:vAlign w:val="center"/>
+            <w:tcMar>
+              <w:top w:w="80" w:type="dxa"/>
+              <w:start w:w="90" w:type="dxa"/>
+              <w:bottom w:w="80" w:type="dxa"/>
+              <w:end w:w="90" w:type="dxa"/>
+            </w:tcMar>
+          </w:tcPr>
+          <w:p>
+            <w:pPr>
+              <w:keepLines/>
+              <w:spacing w:line="240" w:lineRule="auto" w:after="0"/>
+              <w:jc w:val="right"/>
+            </w:pPr>
+            <w:r>
+              <w:rPr>
+                <w:rFonts w:ascii="Times New Roman" w:hAnsi="Times New Roman" w:eastAsia="Times New Roman" w:cs="Times New Roman"/>
+                <w:color w:val="000000"/>
+                <w:sz w:val="18"/>
+              </w:rPr>
+              <w:t>0.514</w:t>
+            </w:r>
+          </w:p>
+        </w:tc>
+      </w:tr>
+      <w:tr>
+        <w:trPr>
+          <w:cantSplit/>
+        </w:trPr>
+        <w:tc>
+          <w:tcPr>
+            <w:tcW w:type="dxa" w:w="2340"/>
+            <w:vAlign w:val="center"/>
+            <w:tcMar>
+              <w:top w:w="80" w:type="dxa"/>
+              <w:start w:w="90" w:type="dxa"/>
+              <w:bottom w:w="80" w:type="dxa"/>
+              <w:end w:w="90" w:type="dxa"/>
+            </w:tcMar>
+          </w:tcPr>
+          <w:p>
+            <w:pPr>
+              <w:keepLines/>
+              <w:spacing w:line="240" w:lineRule="auto" w:after="0"/>
+            </w:pPr>
+            <w:r>
+              <w:rPr>
+                <w:rFonts w:ascii="Times New Roman" w:hAnsi="Times New Roman" w:eastAsia="Times New Roman" w:cs="Times New Roman"/>
+                <w:color w:val="000000"/>
+                <w:sz w:val="18"/>
+              </w:rPr>
+              <w:t>Centring only</w:t>
+            </w:r>
+          </w:p>
+        </w:tc>
+        <w:tc>
+          <w:tcPr>
+            <w:tcW w:type="dxa" w:w="2340"/>
+            <w:vAlign w:val="center"/>
+            <w:tcMar>
+              <w:top w:w="80" w:type="dxa"/>
+              <w:start w:w="90" w:type="dxa"/>
+              <w:bottom w:w="80" w:type="dxa"/>
+              <w:end w:w="90" w:type="dxa"/>
+            </w:tcMar>
+          </w:tcPr>
+          <w:p>
+            <w:pPr>
+              <w:keepLines/>
+              <w:spacing w:line="240" w:lineRule="auto" w:after="0"/>
+              <w:jc w:val="right"/>
+            </w:pPr>
+            <w:r>
+              <w:rPr>
+                <w:rFonts w:ascii="Times New Roman" w:hAnsi="Times New Roman" w:eastAsia="Times New Roman" w:cs="Times New Roman"/>
+                <w:color w:val="000000"/>
+                <w:sz w:val="18"/>
+              </w:rPr>
+              <w:t>0.314</w:t>
+            </w:r>
+          </w:p>
+        </w:tc>
+        <w:tc>
+          <w:tcPr>
+            <w:tcW w:type="dxa" w:w="2340"/>
+            <w:vAlign w:val="center"/>
+            <w:tcMar>
+              <w:top w:w="80" w:type="dxa"/>
+              <w:start w:w="90" w:type="dxa"/>
+              <w:bottom w:w="80" w:type="dxa"/>
+              <w:end w:w="90" w:type="dxa"/>
+            </w:tcMar>
+          </w:tcPr>
+          <w:p>
+            <w:pPr>
+              <w:keepLines/>
+              <w:spacing w:line="240" w:lineRule="auto" w:after="0"/>
+              <w:jc w:val="right"/>
+            </w:pPr>
+            <w:r>
+              <w:rPr>
+                <w:rFonts w:ascii="Times New Roman" w:hAnsi="Times New Roman" w:eastAsia="Times New Roman" w:cs="Times New Roman"/>
+                <w:color w:val="000000"/>
+                <w:sz w:val="18"/>
+              </w:rPr>
+              <w:t>0.218</w:t>
+            </w:r>
+          </w:p>
+        </w:tc>
+        <w:tc>
+          <w:tcPr>
+            <w:tcW w:type="dxa" w:w="2340"/>
+            <w:vAlign w:val="center"/>
+            <w:tcMar>
+              <w:top w:w="80" w:type="dxa"/>
+              <w:start w:w="90" w:type="dxa"/>
+              <w:bottom w:w="80" w:type="dxa"/>
+              <w:end w:w="90" w:type="dxa"/>
+            </w:tcMar>
+          </w:tcPr>
+          <w:p>
+            <w:pPr>
+              <w:keepLines/>
+              <w:spacing w:line="240" w:lineRule="auto" w:after="0"/>
+              <w:jc w:val="right"/>
+            </w:pPr>
+            <w:r>
+              <w:rPr>
+                <w:rFonts w:ascii="Times New Roman" w:hAnsi="Times New Roman" w:eastAsia="Times New Roman" w:cs="Times New Roman"/>
+                <w:color w:val="000000"/>
+                <w:sz w:val="18"/>
+              </w:rPr>
+              <w:t>0.503</w:t>
+            </w:r>
+          </w:p>
+        </w:tc>
+      </w:tr>
+      <w:tr>
+        <w:trPr>
+          <w:cantSplit/>
+        </w:trPr>
+        <w:tc>
+          <w:tcPr>
+            <w:tcW w:type="dxa" w:w="2340"/>
+            <w:vAlign w:val="center"/>
+            <w:tcMar>
+              <w:top w:w="80" w:type="dxa"/>
+              <w:start w:w="90" w:type="dxa"/>
+              <w:bottom w:w="80" w:type="dxa"/>
+              <w:end w:w="90" w:type="dxa"/>
+            </w:tcMar>
+          </w:tcPr>
+          <w:p>
+            <w:pPr>
+              <w:keepLines/>
+              <w:spacing w:line="240" w:lineRule="auto" w:after="0"/>
+            </w:pPr>
+            <w:r>
+              <w:rPr>
+                <w:rFonts w:ascii="Times New Roman" w:hAnsi="Times New Roman" w:eastAsia="Times New Roman" w:cs="Times New Roman"/>
+                <w:color w:val="000000"/>
+                <w:sz w:val="18"/>
+              </w:rPr>
+              <w:t>Total whitening (no labels)</w:t>
+            </w:r>
+          </w:p>
+        </w:tc>
+        <w:tc>
+          <w:tcPr>
+            <w:tcW w:type="dxa" w:w="2340"/>
+            <w:vAlign w:val="center"/>
+            <w:tcMar>
+              <w:top w:w="80" w:type="dxa"/>
+              <w:start w:w="90" w:type="dxa"/>
+              <w:bottom w:w="80" w:type="dxa"/>
+              <w:end w:w="90" w:type="dxa"/>
+            </w:tcMar>
+          </w:tcPr>
+          <w:p>
+            <w:pPr>
+              <w:keepLines/>
+              <w:spacing w:line="240" w:lineRule="auto" w:after="0"/>
+              <w:jc w:val="right"/>
+            </w:pPr>
+            <w:r>
+              <w:rPr>
+                <w:rFonts w:ascii="Times New Roman" w:hAnsi="Times New Roman" w:eastAsia="Times New Roman" w:cs="Times New Roman"/>
+                <w:color w:val="000000"/>
+                <w:sz w:val="18"/>
+              </w:rPr>
+              <w:t>0.432</w:t>
+            </w:r>
+          </w:p>
+        </w:tc>
+        <w:tc>
+          <w:tcPr>
+            <w:tcW w:type="dxa" w:w="2340"/>
+            <w:vAlign w:val="center"/>
+            <w:tcMar>
+              <w:top w:w="80" w:type="dxa"/>
+              <w:start w:w="90" w:type="dxa"/>
+              <w:bottom w:w="80" w:type="dxa"/>
+              <w:end w:w="90" w:type="dxa"/>
+            </w:tcMar>
+          </w:tcPr>
+          <w:p>
+            <w:pPr>
+              <w:keepLines/>
+              <w:spacing w:line="240" w:lineRule="auto" w:after="0"/>
+              <w:jc w:val="right"/>
+            </w:pPr>
+            <w:r>
+              <w:rPr>
+                <w:rFonts w:ascii="Times New Roman" w:hAnsi="Times New Roman" w:eastAsia="Times New Roman" w:cs="Times New Roman"/>
+                <w:color w:val="000000"/>
+                <w:sz w:val="18"/>
+              </w:rPr>
+              <w:t>0.338</w:t>
+            </w:r>
+          </w:p>
+        </w:tc>
+        <w:tc>
+          <w:tcPr>
+            <w:tcW w:type="dxa" w:w="2340"/>
+            <w:vAlign w:val="center"/>
+            <w:tcMar>
+              <w:top w:w="80" w:type="dxa"/>
+              <w:start w:w="90" w:type="dxa"/>
+              <w:bottom w:w="80" w:type="dxa"/>
+              <w:end w:w="90" w:type="dxa"/>
+            </w:tcMar>
+          </w:tcPr>
+          <w:p>
+            <w:pPr>
+              <w:keepLines/>
+              <w:spacing w:line="240" w:lineRule="auto" w:after="0"/>
+              <w:jc w:val="right"/>
+            </w:pPr>
+            <w:r>
+              <w:rPr>
+                <w:rFonts w:ascii="Times New Roman" w:hAnsi="Times New Roman" w:eastAsia="Times New Roman" w:cs="Times New Roman"/>
+                <w:color w:val="000000"/>
+                <w:sz w:val="18"/>
+              </w:rPr>
+              <w:t>0.606</w:t>
+            </w:r>
+          </w:p>
+        </w:tc>
+      </w:tr>
+      <w:tr>
+        <w:trPr>
+          <w:cantSplit/>
+        </w:trPr>
+        <w:tc>
+          <w:tcPr>
+            <w:tcW w:type="dxa" w:w="2340"/>
+            <w:vAlign w:val="center"/>
+            <w:tcMar>
+              <w:top w:w="80" w:type="dxa"/>
+              <w:start w:w="90" w:type="dxa"/>
+              <w:bottom w:w="80" w:type="dxa"/>
+              <w:end w:w="90" w:type="dxa"/>
+            </w:tcMar>
+          </w:tcPr>
+          <w:p>
+            <w:pPr>
+              <w:keepLines/>
+              <w:spacing w:line="240" w:lineRule="auto" w:after="0"/>
+            </w:pPr>
+            <w:r>
+              <w:rPr>
+                <w:rFonts w:ascii="Times New Roman" w:hAnsi="Times New Roman" w:eastAsia="Times New Roman" w:cs="Times New Roman"/>
+                <w:color w:val="000000"/>
+                <w:sz w:val="18"/>
+              </w:rPr>
+              <w:t>Within-author whitening, permuted labels</w:t>
+            </w:r>
+          </w:p>
+        </w:tc>
+        <w:tc>
+          <w:tcPr>
+            <w:tcW w:type="dxa" w:w="2340"/>
+            <w:vAlign w:val="center"/>
+            <w:tcMar>
+              <w:top w:w="80" w:type="dxa"/>
+              <w:start w:w="90" w:type="dxa"/>
+              <w:bottom w:w="80" w:type="dxa"/>
+              <w:end w:w="90" w:type="dxa"/>
+            </w:tcMar>
+          </w:tcPr>
+          <w:p>
+            <w:pPr>
+              <w:keepLines/>
+              <w:spacing w:line="240" w:lineRule="auto" w:after="0"/>
+              <w:jc w:val="right"/>
+            </w:pPr>
+            <w:r>
+              <w:rPr>
+                <w:rFonts w:ascii="Times New Roman" w:hAnsi="Times New Roman" w:eastAsia="Times New Roman" w:cs="Times New Roman"/>
+                <w:color w:val="000000"/>
+                <w:sz w:val="18"/>
+              </w:rPr>
+              <w:t>0.431</w:t>
+            </w:r>
+          </w:p>
+        </w:tc>
+        <w:tc>
+          <w:tcPr>
+            <w:tcW w:type="dxa" w:w="2340"/>
+            <w:vAlign w:val="center"/>
+            <w:tcMar>
+              <w:top w:w="80" w:type="dxa"/>
+              <w:start w:w="90" w:type="dxa"/>
+              <w:bottom w:w="80" w:type="dxa"/>
+              <w:end w:w="90" w:type="dxa"/>
+            </w:tcMar>
+          </w:tcPr>
+          <w:p>
+            <w:pPr>
+              <w:keepLines/>
+              <w:spacing w:line="240" w:lineRule="auto" w:after="0"/>
+              <w:jc w:val="right"/>
+            </w:pPr>
+            <w:r>
+              <w:rPr>
+                <w:rFonts w:ascii="Times New Roman" w:hAnsi="Times New Roman" w:eastAsia="Times New Roman" w:cs="Times New Roman"/>
+                <w:color w:val="000000"/>
+                <w:sz w:val="18"/>
+              </w:rPr>
+              <w:t>0.337</w:t>
+            </w:r>
+          </w:p>
+        </w:tc>
+        <w:tc>
+          <w:tcPr>
+            <w:tcW w:type="dxa" w:w="2340"/>
+            <w:vAlign w:val="center"/>
+            <w:tcMar>
+              <w:top w:w="80" w:type="dxa"/>
+              <w:start w:w="90" w:type="dxa"/>
+              <w:bottom w:w="80" w:type="dxa"/>
+              <w:end w:w="90" w:type="dxa"/>
+            </w:tcMar>
+          </w:tcPr>
+          <w:p>
+            <w:pPr>
+              <w:keepLines/>
+              <w:spacing w:line="240" w:lineRule="auto" w:after="0"/>
+              <w:jc w:val="right"/>
+            </w:pPr>
+            <w:r>
+              <w:rPr>
+                <w:rFonts w:ascii="Times New Roman" w:hAnsi="Times New Roman" w:eastAsia="Times New Roman" w:cs="Times New Roman"/>
+                <w:color w:val="000000"/>
+                <w:sz w:val="18"/>
+              </w:rPr>
+              <w:t>0.606</w:t>
+            </w:r>
+          </w:p>
+        </w:tc>
+      </w:tr>
+      <w:tr>
+        <w:trPr>
+          <w:cantSplit/>
+        </w:trPr>
+        <w:tc>
+          <w:tcPr>
+            <w:tcW w:type="dxa" w:w="2340"/>
+            <w:vAlign w:val="center"/>
+            <w:tcMar>
+              <w:top w:w="80" w:type="dxa"/>
+              <w:start w:w="90" w:type="dxa"/>
+              <w:bottom w:w="80" w:type="dxa"/>
+              <w:end w:w="90" w:type="dxa"/>
+            </w:tcMar>
+          </w:tcPr>
+          <w:p>
+            <w:pPr>
+              <w:keepLines/>
+              <w:spacing w:line="240" w:lineRule="auto" w:after="0"/>
+            </w:pPr>
+            <w:r>
+              <w:rPr>
+                <w:rFonts w:ascii="Times New Roman" w:hAnsi="Times New Roman" w:eastAsia="Times New Roman" w:cs="Times New Roman"/>
+                <w:b/>
+                <w:color w:val="000000"/>
+                <w:sz w:val="18"/>
+              </w:rPr>
+              <w:t>Within-author whitening</w:t>
+            </w:r>
+          </w:p>
+        </w:tc>
+        <w:tc>
+          <w:tcPr>
+            <w:tcW w:type="dxa" w:w="2340"/>
+            <w:vAlign w:val="center"/>
+            <w:tcMar>
+              <w:top w:w="80" w:type="dxa"/>
+              <w:start w:w="90" w:type="dxa"/>
+              <w:bottom w:w="80" w:type="dxa"/>
+              <w:end w:w="90" w:type="dxa"/>
+            </w:tcMar>
+          </w:tcPr>
+          <w:p>
+            <w:pPr>
+              <w:keepLines/>
+              <w:spacing w:line="240" w:lineRule="auto" w:after="0"/>
+            </w:pPr>
+            <w:r>
+              <w:rPr>
+                <w:rFonts w:ascii="Times New Roman" w:hAnsi="Times New Roman" w:eastAsia="Times New Roman" w:cs="Times New Roman"/>
+                <w:b/>
+                <w:color w:val="000000"/>
+                <w:sz w:val="18"/>
+              </w:rPr>
+              <w:t>0.449</w:t>
+            </w:r>
+          </w:p>
+        </w:tc>
+        <w:tc>
+          <w:tcPr>
+            <w:tcW w:type="dxa" w:w="2340"/>
+            <w:vAlign w:val="center"/>
+            <w:tcMar>
+              <w:top w:w="80" w:type="dxa"/>
+              <w:start w:w="90" w:type="dxa"/>
+              <w:bottom w:w="80" w:type="dxa"/>
+              <w:end w:w="90" w:type="dxa"/>
+            </w:tcMar>
+          </w:tcPr>
+          <w:p>
+            <w:pPr>
+              <w:keepLines/>
+              <w:spacing w:line="240" w:lineRule="auto" w:after="0"/>
+            </w:pPr>
+            <w:r>
+              <w:rPr>
+                <w:rFonts w:ascii="Times New Roman" w:hAnsi="Times New Roman" w:eastAsia="Times New Roman" w:cs="Times New Roman"/>
+                <w:b/>
+                <w:color w:val="000000"/>
+                <w:sz w:val="18"/>
+              </w:rPr>
+              <w:t>0.352</w:t>
+            </w:r>
+          </w:p>
+        </w:tc>
+        <w:tc>
+          <w:tcPr>
+            <w:tcW w:type="dxa" w:w="2340"/>
+            <w:vAlign w:val="center"/>
+            <w:tcMar>
+              <w:top w:w="80" w:type="dxa"/>
+              <w:start w:w="90" w:type="dxa"/>
+              <w:bottom w:w="80" w:type="dxa"/>
+              <w:end w:w="90" w:type="dxa"/>
+            </w:tcMar>
+          </w:tcPr>
+          <w:p>
+            <w:pPr>
+              <w:keepLines/>
+              <w:spacing w:line="240" w:lineRule="auto" w:after="0"/>
+            </w:pPr>
+            <w:r>
+              <w:rPr>
+                <w:rFonts w:ascii="Times New Roman" w:hAnsi="Times New Roman" w:eastAsia="Times New Roman" w:cs="Times New Roman"/>
+                <w:b/>
+                <w:color w:val="000000"/>
+                <w:sz w:val="18"/>
+              </w:rPr>
+              <w:t>0.634</w:t>
+            </w:r>
+          </w:p>
+        </w:tc>
+      </w:tr>
+      <w:tr>
+        <w:trPr>
+          <w:cantSplit/>
+        </w:trPr>
+        <w:tc>
+          <w:tcPr>
+            <w:tcW w:type="dxa" w:w="2340"/>
+            <w:vAlign w:val="center"/>
+            <w:tcMar>
+              <w:top w:w="80" w:type="dxa"/>
+              <w:start w:w="90" w:type="dxa"/>
+              <w:bottom w:w="80" w:type="dxa"/>
+              <w:end w:w="90" w:type="dxa"/>
+            </w:tcMar>
+          </w:tcPr>
+          <w:p>
+            <w:pPr>
+              <w:keepLines/>
+              <w:spacing w:line="240" w:lineRule="auto" w:after="0"/>
+            </w:pPr>
+            <w:r>
+              <w:rPr>
+                <w:rFonts w:ascii="Times New Roman" w:hAnsi="Times New Roman" w:eastAsia="Times New Roman" w:cs="Times New Roman"/>
+                <w:color w:val="000000"/>
+                <w:sz w:val="18"/>
+              </w:rPr>
+              <w:t>Character n-grams, for reference</w:t>
+            </w:r>
+          </w:p>
+        </w:tc>
+        <w:tc>
+          <w:tcPr>
+            <w:tcW w:type="dxa" w:w="2340"/>
+            <w:vAlign w:val="center"/>
+            <w:tcMar>
+              <w:top w:w="80" w:type="dxa"/>
+              <w:start w:w="90" w:type="dxa"/>
+              <w:bottom w:w="80" w:type="dxa"/>
+              <w:end w:w="90" w:type="dxa"/>
+            </w:tcMar>
+          </w:tcPr>
+          <w:p>
+            <w:pPr>
+              <w:keepLines/>
+              <w:spacing w:line="240" w:lineRule="auto" w:after="0"/>
+              <w:jc w:val="right"/>
+            </w:pPr>
+            <w:r>
+              <w:rPr>
+                <w:rFonts w:ascii="Times New Roman" w:hAnsi="Times New Roman" w:eastAsia="Times New Roman" w:cs="Times New Roman"/>
+                <w:color w:val="000000"/>
+                <w:sz w:val="18"/>
+              </w:rPr>
+              <w:t>0.450</w:t>
+            </w:r>
+          </w:p>
+        </w:tc>
+        <w:tc>
+          <w:tcPr>
+            <w:tcW w:type="dxa" w:w="2340"/>
+            <w:vAlign w:val="center"/>
+            <w:tcMar>
+              <w:top w:w="80" w:type="dxa"/>
+              <w:start w:w="90" w:type="dxa"/>
+              <w:bottom w:w="80" w:type="dxa"/>
+              <w:end w:w="90" w:type="dxa"/>
+            </w:tcMar>
+          </w:tcPr>
+          <w:p>
+            <w:pPr>
+              <w:keepLines/>
+              <w:spacing w:line="240" w:lineRule="auto" w:after="0"/>
+              <w:jc w:val="right"/>
+            </w:pPr>
+            <w:r>
+              <w:rPr>
+                <w:rFonts w:ascii="Times New Roman" w:hAnsi="Times New Roman" w:eastAsia="Times New Roman" w:cs="Times New Roman"/>
+                <w:color w:val="000000"/>
+                <w:sz w:val="18"/>
+              </w:rPr>
+              <w:t>0.357</w:t>
+            </w:r>
+          </w:p>
+        </w:tc>
+        <w:tc>
+          <w:tcPr>
+            <w:tcW w:type="dxa" w:w="2340"/>
+            <w:vAlign w:val="center"/>
+            <w:tcMar>
+              <w:top w:w="80" w:type="dxa"/>
+              <w:start w:w="90" w:type="dxa"/>
+              <w:bottom w:w="80" w:type="dxa"/>
+              <w:end w:w="90" w:type="dxa"/>
+            </w:tcMar>
+          </w:tcPr>
+          <w:p>
+            <w:pPr>
+              <w:keepLines/>
+              <w:spacing w:line="240" w:lineRule="auto" w:after="0"/>
+              <w:jc w:val="right"/>
+            </w:pPr>
+            <w:r>
+              <w:rPr>
+                <w:rFonts w:ascii="Times New Roman" w:hAnsi="Times New Roman" w:eastAsia="Times New Roman" w:cs="Times New Roman"/>
+                <w:color w:val="000000"/>
+                <w:sz w:val="18"/>
+              </w:rPr>
+              <w:t>0.630</w:t>
+            </w:r>
+          </w:p>
+        </w:tc>
+      </w:tr>
+      <w:tr>
+        <w:trPr>
+          <w:cantSplit/>
+        </w:trPr>
+        <w:tc>
+          <w:tcPr>
+            <w:tcW w:type="dxa" w:w="2340"/>
+            <w:vAlign w:val="center"/>
+            <w:tcMar>
+              <w:top w:w="80" w:type="dxa"/>
+              <w:start w:w="90" w:type="dxa"/>
+              <w:bottom w:w="80" w:type="dxa"/>
+              <w:end w:w="90" w:type="dxa"/>
+            </w:tcMar>
+          </w:tcPr>
+          <w:p>
+            <w:pPr>
+              <w:keepLines/>
+              <w:spacing w:line="240" w:lineRule="auto" w:after="0"/>
+            </w:pPr>
+            <w:r>
+              <w:rPr>
+                <w:rFonts w:ascii="Times New Roman" w:hAnsi="Times New Roman" w:eastAsia="Times New Roman" w:cs="Times New Roman"/>
+                <w:color w:val="000000"/>
+                <w:sz w:val="18"/>
+              </w:rPr>
+              <w:t>Fusion: lexical + raw semantic</w:t>
+            </w:r>
+          </w:p>
+        </w:tc>
+        <w:tc>
+          <w:tcPr>
+            <w:tcW w:type="dxa" w:w="2340"/>
+            <w:vAlign w:val="center"/>
+            <w:tcMar>
+              <w:top w:w="80" w:type="dxa"/>
+              <w:start w:w="90" w:type="dxa"/>
+              <w:bottom w:w="80" w:type="dxa"/>
+              <w:end w:w="90" w:type="dxa"/>
+            </w:tcMar>
+          </w:tcPr>
+          <w:p>
+            <w:pPr>
+              <w:keepLines/>
+              <w:spacing w:line="240" w:lineRule="auto" w:after="0"/>
+              <w:jc w:val="right"/>
+            </w:pPr>
+            <w:r>
+              <w:rPr>
+                <w:rFonts w:ascii="Times New Roman" w:hAnsi="Times New Roman" w:eastAsia="Times New Roman" w:cs="Times New Roman"/>
+                <w:color w:val="000000"/>
+                <w:sz w:val="18"/>
+              </w:rPr>
+              <w:t>0.476</w:t>
+            </w:r>
+          </w:p>
+        </w:tc>
+        <w:tc>
+          <w:tcPr>
+            <w:tcW w:type="dxa" w:w="2340"/>
+            <w:vAlign w:val="center"/>
+            <w:tcMar>
+              <w:top w:w="80" w:type="dxa"/>
+              <w:start w:w="90" w:type="dxa"/>
+              <w:bottom w:w="80" w:type="dxa"/>
+              <w:end w:w="90" w:type="dxa"/>
+            </w:tcMar>
+          </w:tcPr>
+          <w:p>
+            <w:pPr>
+              <w:keepLines/>
+              <w:spacing w:line="240" w:lineRule="auto" w:after="0"/>
+              <w:jc w:val="right"/>
+            </w:pPr>
+            <w:r>
+              <w:rPr>
+                <w:rFonts w:ascii="Times New Roman" w:hAnsi="Times New Roman" w:eastAsia="Times New Roman" w:cs="Times New Roman"/>
+                <w:color w:val="000000"/>
+                <w:sz w:val="18"/>
+              </w:rPr>
+              <w:t>0.380</w:t>
+            </w:r>
+          </w:p>
+        </w:tc>
+        <w:tc>
+          <w:tcPr>
+            <w:tcW w:type="dxa" w:w="2340"/>
+            <w:vAlign w:val="center"/>
+            <w:tcMar>
+              <w:top w:w="80" w:type="dxa"/>
+              <w:start w:w="90" w:type="dxa"/>
+              <w:bottom w:w="80" w:type="dxa"/>
+              <w:end w:w="90" w:type="dxa"/>
+            </w:tcMar>
+          </w:tcPr>
+          <w:p>
+            <w:pPr>
+              <w:keepLines/>
+              <w:spacing w:line="240" w:lineRule="auto" w:after="0"/>
+              <w:jc w:val="right"/>
+            </w:pPr>
+            <w:r>
+              <w:rPr>
+                <w:rFonts w:ascii="Times New Roman" w:hAnsi="Times New Roman" w:eastAsia="Times New Roman" w:cs="Times New Roman"/>
+                <w:color w:val="000000"/>
+                <w:sz w:val="18"/>
+              </w:rPr>
+              <w:t>0.661</w:t>
+            </w:r>
+          </w:p>
+        </w:tc>
+      </w:tr>
+      <w:tr>
+        <w:trPr>
+          <w:cantSplit/>
+        </w:trPr>
+        <w:tc>
+          <w:tcPr>
+            <w:tcW w:type="dxa" w:w="2340"/>
+            <w:vAlign w:val="center"/>
+            <w:tcMar>
+              <w:top w:w="80" w:type="dxa"/>
+              <w:start w:w="90" w:type="dxa"/>
+              <w:bottom w:w="80" w:type="dxa"/>
+              <w:end w:w="90" w:type="dxa"/>
+            </w:tcMar>
+          </w:tcPr>
+          <w:p>
+            <w:pPr>
+              <w:keepLines/>
+              <w:spacing w:line="240" w:lineRule="auto" w:after="0"/>
+            </w:pPr>
+            <w:r>
+              <w:rPr>
+                <w:rFonts w:ascii="Times New Roman" w:hAnsi="Times New Roman" w:eastAsia="Times New Roman" w:cs="Times New Roman"/>
+                <w:color w:val="000000"/>
+                <w:sz w:val="18"/>
+              </w:rPr>
+              <w:t>Fusion: lexical + whitened semantic</w:t>
+            </w:r>
+          </w:p>
+        </w:tc>
+        <w:tc>
+          <w:tcPr>
+            <w:tcW w:type="dxa" w:w="2340"/>
+            <w:vAlign w:val="center"/>
+            <w:tcMar>
+              <w:top w:w="80" w:type="dxa"/>
+              <w:start w:w="90" w:type="dxa"/>
+              <w:bottom w:w="80" w:type="dxa"/>
+              <w:end w:w="90" w:type="dxa"/>
+            </w:tcMar>
+          </w:tcPr>
+          <w:p>
+            <w:pPr>
+              <w:keepLines/>
+              <w:spacing w:line="240" w:lineRule="auto" w:after="0"/>
+              <w:jc w:val="right"/>
+            </w:pPr>
+            <w:r>
+              <w:rPr>
+                <w:rFonts w:ascii="Times New Roman" w:hAnsi="Times New Roman" w:eastAsia="Times New Roman" w:cs="Times New Roman"/>
+                <w:color w:val="000000"/>
+                <w:sz w:val="18"/>
+              </w:rPr>
+              <w:t>0.544</w:t>
+            </w:r>
+          </w:p>
+        </w:tc>
+        <w:tc>
+          <w:tcPr>
+            <w:tcW w:type="dxa" w:w="2340"/>
+            <w:vAlign w:val="center"/>
+            <w:tcMar>
+              <w:top w:w="80" w:type="dxa"/>
+              <w:start w:w="90" w:type="dxa"/>
+              <w:bottom w:w="80" w:type="dxa"/>
+              <w:end w:w="90" w:type="dxa"/>
+            </w:tcMar>
+          </w:tcPr>
+          <w:p>
+            <w:pPr>
+              <w:keepLines/>
+              <w:spacing w:line="240" w:lineRule="auto" w:after="0"/>
+              <w:jc w:val="right"/>
+            </w:pPr>
+            <w:r>
+              <w:rPr>
+                <w:rFonts w:ascii="Times New Roman" w:hAnsi="Times New Roman" w:eastAsia="Times New Roman" w:cs="Times New Roman"/>
+                <w:color w:val="000000"/>
+                <w:sz w:val="18"/>
+              </w:rPr>
+              <w:t>0.443</w:t>
+            </w:r>
+          </w:p>
+        </w:tc>
+        <w:tc>
+          <w:tcPr>
+            <w:tcW w:type="dxa" w:w="2340"/>
+            <w:vAlign w:val="center"/>
+            <w:tcMar>
+              <w:top w:w="80" w:type="dxa"/>
+              <w:start w:w="90" w:type="dxa"/>
+              <w:bottom w:w="80" w:type="dxa"/>
+              <w:end w:w="90" w:type="dxa"/>
+            </w:tcMar>
+          </w:tcPr>
+          <w:p>
+            <w:pPr>
+              <w:keepLines/>
+              <w:spacing w:line="240" w:lineRule="auto" w:after="0"/>
+              <w:jc w:val="right"/>
+            </w:pPr>
+            <w:r>
+              <w:rPr>
+                <w:rFonts w:ascii="Times New Roman" w:hAnsi="Times New Roman" w:eastAsia="Times New Roman" w:cs="Times New Roman"/>
+                <w:color w:val="000000"/>
+                <w:sz w:val="18"/>
+              </w:rPr>
+              <w:t>0.737</w:t>
+            </w:r>
+          </w:p>
+        </w:tc>
+      </w:tr>
+      <w:tr>
+        <w:trPr>
+          <w:cantSplit/>
+        </w:trPr>
+        <w:tc>
+          <w:tcPr>
+            <w:tcW w:type="dxa" w:w="2340"/>
+            <w:vAlign w:val="center"/>
+            <w:tcMar>
+              <w:top w:w="80" w:type="dxa"/>
+              <w:start w:w="90" w:type="dxa"/>
+              <w:bottom w:w="80" w:type="dxa"/>
+              <w:end w:w="90" w:type="dxa"/>
+            </w:tcMar>
+          </w:tcPr>
+          <w:p>
+            <w:pPr>
+              <w:keepLines/>
+              <w:spacing w:line="240" w:lineRule="auto" w:after="0"/>
+            </w:pPr>
+            <w:r>
+              <w:rPr>
+                <w:rFonts w:ascii="Times New Roman" w:hAnsi="Times New Roman" w:eastAsia="Times New Roman" w:cs="Times New Roman"/>
+                <w:color w:val="000000"/>
+                <w:sz w:val="18"/>
+              </w:rPr>
+              <w:t>Lexical, 1,024-d SVD, within-author whitened</w:t>
+            </w:r>
+          </w:p>
+        </w:tc>
+        <w:tc>
+          <w:tcPr>
+            <w:tcW w:type="dxa" w:w="2340"/>
+            <w:vAlign w:val="center"/>
+            <w:tcMar>
+              <w:top w:w="80" w:type="dxa"/>
+              <w:start w:w="90" w:type="dxa"/>
+              <w:bottom w:w="80" w:type="dxa"/>
+              <w:end w:w="90" w:type="dxa"/>
+            </w:tcMar>
+          </w:tcPr>
+          <w:p>
+            <w:pPr>
+              <w:keepLines/>
+              <w:spacing w:line="240" w:lineRule="auto" w:after="0"/>
+              <w:jc w:val="right"/>
+            </w:pPr>
+            <w:r>
+              <w:rPr>
+                <w:rFonts w:ascii="Times New Roman" w:hAnsi="Times New Roman" w:eastAsia="Times New Roman" w:cs="Times New Roman"/>
+                <w:color w:val="000000"/>
+                <w:sz w:val="18"/>
+              </w:rPr>
+              <w:t>0.518</w:t>
+            </w:r>
+          </w:p>
+        </w:tc>
+        <w:tc>
+          <w:tcPr>
+            <w:tcW w:type="dxa" w:w="2340"/>
+            <w:vAlign w:val="center"/>
+            <w:tcMar>
+              <w:top w:w="80" w:type="dxa"/>
+              <w:start w:w="90" w:type="dxa"/>
+              <w:bottom w:w="80" w:type="dxa"/>
+              <w:end w:w="90" w:type="dxa"/>
+            </w:tcMar>
+          </w:tcPr>
+          <w:p>
+            <w:pPr>
+              <w:keepLines/>
+              <w:spacing w:line="240" w:lineRule="auto" w:after="0"/>
+              <w:jc w:val="right"/>
+            </w:pPr>
+            <w:r>
+              <w:rPr>
+                <w:rFonts w:ascii="Times New Roman" w:hAnsi="Times New Roman" w:eastAsia="Times New Roman" w:cs="Times New Roman"/>
+                <w:color w:val="000000"/>
+                <w:sz w:val="18"/>
+              </w:rPr>
+              <w:t>0.406</w:t>
+            </w:r>
+          </w:p>
+        </w:tc>
+        <w:tc>
+          <w:tcPr>
+            <w:tcW w:type="dxa" w:w="2340"/>
+            <w:vAlign w:val="center"/>
+            <w:tcMar>
+              <w:top w:w="80" w:type="dxa"/>
+              <w:start w:w="90" w:type="dxa"/>
+              <w:bottom w:w="80" w:type="dxa"/>
+              <w:end w:w="90" w:type="dxa"/>
+            </w:tcMar>
+          </w:tcPr>
+          <w:p>
+            <w:pPr>
+              <w:keepLines/>
+              <w:spacing w:line="240" w:lineRule="auto" w:after="0"/>
+              <w:jc w:val="right"/>
+            </w:pPr>
+            <w:r>
+              <w:rPr>
+                <w:rFonts w:ascii="Times New Roman" w:hAnsi="Times New Roman" w:eastAsia="Times New Roman" w:cs="Times New Roman"/>
+                <w:color w:val="000000"/>
+                <w:sz w:val="18"/>
+              </w:rPr>
+              <w:t>0.737</w:t>
+            </w:r>
+          </w:p>
+        </w:tc>
+      </w:tr>
+      <w:tr>
+        <w:trPr>
+          <w:cantSplit/>
+        </w:trPr>
+        <w:tc>
+          <w:tcPr>
+            <w:tcW w:type="dxa" w:w="2340"/>
+            <w:vAlign w:val="center"/>
+            <w:tcMar>
+              <w:top w:w="80" w:type="dxa"/>
+              <w:start w:w="90" w:type="dxa"/>
+              <w:bottom w:w="80" w:type="dxa"/>
+              <w:end w:w="90" w:type="dxa"/>
+            </w:tcMar>
+          </w:tcPr>
+          <w:p>
+            <w:pPr>
+              <w:keepLines/>
+              <w:spacing w:line="240" w:lineRule="auto" w:after="0"/>
+            </w:pPr>
+            <w:r>
+              <w:rPr>
+                <w:rFonts w:ascii="Times New Roman" w:hAnsi="Times New Roman" w:eastAsia="Times New Roman" w:cs="Times New Roman"/>
+                <w:b/>
+                <w:color w:val="000000"/>
+                <w:sz w:val="18"/>
+              </w:rPr>
+              <w:t>Fusion: whitened lexical + whitened semantic</w:t>
+            </w:r>
+          </w:p>
+        </w:tc>
+        <w:tc>
+          <w:tcPr>
+            <w:tcW w:type="dxa" w:w="2340"/>
+            <w:vAlign w:val="center"/>
+            <w:tcMar>
+              <w:top w:w="80" w:type="dxa"/>
+              <w:start w:w="90" w:type="dxa"/>
+              <w:bottom w:w="80" w:type="dxa"/>
+              <w:end w:w="90" w:type="dxa"/>
+            </w:tcMar>
+          </w:tcPr>
+          <w:p>
+            <w:pPr>
+              <w:keepLines/>
+              <w:spacing w:line="240" w:lineRule="auto" w:after="0"/>
+            </w:pPr>
+            <w:r>
+              <w:rPr>
+                <w:rFonts w:ascii="Times New Roman" w:hAnsi="Times New Roman" w:eastAsia="Times New Roman" w:cs="Times New Roman"/>
+                <w:b/>
+                <w:color w:val="000000"/>
+                <w:sz w:val="18"/>
+              </w:rPr>
+              <w:t>0.587</w:t>
+            </w:r>
+          </w:p>
+        </w:tc>
+        <w:tc>
+          <w:tcPr>
+            <w:tcW w:type="dxa" w:w="2340"/>
+            <w:vAlign w:val="center"/>
+            <w:tcMar>
+              <w:top w:w="80" w:type="dxa"/>
+              <w:start w:w="90" w:type="dxa"/>
+              <w:bottom w:w="80" w:type="dxa"/>
+              <w:end w:w="90" w:type="dxa"/>
+            </w:tcMar>
+          </w:tcPr>
+          <w:p>
+            <w:pPr>
+              <w:keepLines/>
+              <w:spacing w:line="240" w:lineRule="auto" w:after="0"/>
+            </w:pPr>
+            <w:r>
+              <w:rPr>
+                <w:rFonts w:ascii="Times New Roman" w:hAnsi="Times New Roman" w:eastAsia="Times New Roman" w:cs="Times New Roman"/>
+                <w:b/>
+                <w:color w:val="000000"/>
+                <w:sz w:val="18"/>
+              </w:rPr>
+              <w:t>0.482</w:t>
+            </w:r>
+          </w:p>
+        </w:tc>
+        <w:tc>
+          <w:tcPr>
+            <w:tcW w:type="dxa" w:w="2340"/>
+            <w:vAlign w:val="center"/>
+            <w:tcMar>
+              <w:top w:w="80" w:type="dxa"/>
+              <w:start w:w="90" w:type="dxa"/>
+              <w:bottom w:w="80" w:type="dxa"/>
+              <w:end w:w="90" w:type="dxa"/>
+            </w:tcMar>
+          </w:tcPr>
+          <w:p>
+            <w:pPr>
+              <w:keepLines/>
+              <w:spacing w:line="240" w:lineRule="auto" w:after="0"/>
+            </w:pPr>
+            <w:r>
+              <w:rPr>
+                <w:rFonts w:ascii="Times New Roman" w:hAnsi="Times New Roman" w:eastAsia="Times New Roman" w:cs="Times New Roman"/>
+                <w:b/>
+                <w:color w:val="000000"/>
+                <w:sz w:val="18"/>
+              </w:rPr>
+              <w:t>0.783</w:t>
+            </w:r>
+          </w:p>
+        </w:tc>
+      </w:tr>
+    </w:tbl>
+    <w:p>
+      <w:pPr>
+        <w:spacing w:after="20" w:line="240" w:lineRule="auto"/>
+      </w:pPr>
+    </w:p>
+    <w:p>
+      <w:pPr>
+        <w:pStyle w:val="Caption"/>
+        <w:keepNext w:val="0"/>
+      </w:pPr>
+      <w:r>
+        <w:rPr>
+          <w:rFonts w:ascii="Times New Roman" w:hAnsi="Times New Roman" w:eastAsia="Times New Roman" w:cs="Times New Roman"/>
+          <w:color w:val="000000"/>
+          <w:sz w:val="20"/>
+        </w:rPr>
+        <w:t>Table 5 The whitening probe. Five-fold by leakage group; each transform is fitted on four folds and scores the fifth. Plain MRR over 7,236 queries. The last two rows give the lexical space the same treatment (Section 9.2).</w:t>
       </w:r>
     </w:p>
     <w:p>
@@ -6491,7 +6926,7 @@
           <w:color w:val="000000"/>
           <w:sz w:val="24"/>
         </w:rPr>
-        <w:t>The post-embedding design is the main methodological contribution. Whole-song holdout converts vectors into a testable task. Cross-label shared-text exclusion and duplicate-component holdout prevent repeated material from masquerading as generalizable identity. Per-label macro aggregation changes the estimand from “average song in the corpus” to “average repertoire label”. The paired two-stage bootstrap attaches uncertainty to both scores and differences. Without these decisions, an embedding map could not answer whether a held-out song is recognizably consistent with a repertoire inside the frozen corpus.</w:t>
+        <w:t>The controls say what the gain is made of. Total whitening, which uses no labels, already reaches 0.432 (+0.116 over centring, [+0.107, +0.124]); permuted-label whitening reaches the same 0.431. Most of the recovery is therefore the embedding's anisotropy: a few common directions dominate every raw cosine, and removing them exposes structure of every kind, identity included. The remaining +0.017 of the supervised transform over the total one ([+0.014, +0.020]), and +0.019 over the permutation null ([+0.016, +0.021]), is author structure and nothing else. Within-author variation accounts for 89.6% of the embedding's variance, against 96.0% under the null; the identity signal is a thin slice, but it is there, and it is where cosine does not look.</w:t>
       </w:r>
     </w:p>
     <w:p>
@@ -6506,29 +6941,108 @@
           <w:color w:val="000000"/>
           <w:sz w:val="24"/>
         </w:rPr>
-        <w:t>The remaining interpretive limit is fundamental. Dense and lexical evidence may encode topic, names, register, formulaic language, or writing habits. We therefore avoid “pure style”. Future ablations can mask reviewed entities, remove high-keyness surface features, or isolate writing-form channels, but these would be probes of dependency, not causal decomposition of the encoder.</w:t>
-      </w:r>
-    </w:p>
-    <w:p>
-      <w:pPr>
-        <w:pStyle w:val="Heading2"/>
-      </w:pPr>
-      <w:r>
-        <w:t>9.2 What NER Adds beyond Search</w:t>
-      </w:r>
-    </w:p>
-    <w:p>
-      <w:pPr>
-        <w:widowControl/>
-        <w:spacing w:line="480" w:lineRule="auto" w:after="0"/>
-      </w:pPr>
+        <w:t xml:space="preserve">Two further checks change what may be claimed. First, "level with the lexical system" holds only against the </w:t>
+      </w:r>
+      <w:r>
+        <w:rPr>
+          <w:rFonts w:ascii="Times New Roman" w:hAnsi="Times New Roman" w:eastAsia="Times New Roman" w:cs="Times New Roman"/>
+          <w:i/>
+          <w:color w:val="000000"/>
+          <w:sz w:val="24"/>
+        </w:rPr>
+        <w:t>raw</w:t>
+      </w:r>
       <w:r>
         <w:rPr>
           <w:rFonts w:ascii="Times New Roman" w:hAnsi="Times New Roman" w:eastAsia="Times New Roman" w:cs="Times New Roman"/>
           <w:color w:val="000000"/>
           <w:sz w:val="24"/>
         </w:rPr>
-        <w:t>NER is useful when it normalizes spans into types, distinguishes ambiguous candidates, aggregates duplicate-controlled support, and creates edges with explicit meanings. Literal search alone can find a string; it cannot decide whether 中南海 is a location, political metonym, or brand in a particular context, nor can it validly aggregate the string into a cultural network. The current pilot demonstrates both the promise and the limit. Cross-method agreement and audit rules produce a small provisional layer, while ambiguous cases are withheld.</w:t>
+        <w:t xml:space="preserve"> surface. Applying the same transforms to a 1,024-dimensional truncated singular-value decomposition of the TF–IDF rows — the dense system's own width, keeping 44% of the variance and costing 0.057 of MRR untransformed — lifts that space from 0.393 to 0.511 with total whitening and 0.518 with within-author whitening, +0.113 and a further +0.008 ([+0.005, +0.011]). Anisotropy is not a property of the neural model alone; a bag of character n-grams has dominant common directions too, and under equal treatment the surface keeps a lead of 0.070 over the whitened semantic space ([+0.060, +0.081]). Fusing the two whitened spaces gives 0.587 (Recall@1 0.482, Recall@10 0.783), +0.042 over the fusion of raw lexical with whitened semantic ([+0.037, +0.047]) and +0.069 over the whitened lexical space alone ([+0.062, +0.075]); it is the strongest system in the study, and both of its parts are label-free in all but +0.008 and +0.017. Second, the label-fitted part of the transform does not transfer, and the label-free part does. Holding out 15% of labels entirely (34 labels), fitting the transforms on the other labels' songs only, and scoring the held-out labels' queries against the usual profiles, total whitening lifts those queries from 0.297 to 0.455 (+0.156, [+0.131, +0.180]) while within-author whitening fitted on other authors reaches 0.429, </w:t>
+      </w:r>
+      <w:r>
+        <w:rPr>
+          <w:rFonts w:ascii="Times New Roman" w:hAnsi="Times New Roman" w:eastAsia="Times New Roman" w:cs="Times New Roman"/>
+          <w:i/>
+          <w:color w:val="000000"/>
+          <w:sz w:val="24"/>
+        </w:rPr>
+        <w:t>below</w:t>
+      </w:r>
+      <w:r>
+        <w:rPr>
+          <w:rFonts w:ascii="Times New Roman" w:hAnsi="Times New Roman" w:eastAsia="Times New Roman" w:cs="Times New Roman"/>
+          <w:color w:val="000000"/>
+          <w:sz w:val="24"/>
+        </w:rPr>
+        <w:t xml:space="preserve"> the label-free transform by 0.027 ([−0.035, −0.019]) and no better than the fold-wise transform that had seen those authors (0.421; difference −0.008, [−0.016, −0.000]). What transfers is the geometry; the +0.017 of author structure is specific to the authors it was fitted on.</w:t>
+      </w:r>
+    </w:p>
+    <w:p>
+      <w:pPr>
+        <w:keepLines/>
+        <w:spacing w:before="160" w:after="40"/>
+        <w:jc w:val="center"/>
+      </w:pPr>
+      <w:r>
+        <w:drawing>
+          <wp:inline xmlns:a="http://schemas.openxmlformats.org/drawingml/2006/main" xmlns:pic="http://schemas.openxmlformats.org/drawingml/2006/picture">
+            <wp:extent cx="5715000" cy="4659923"/>
+            <wp:docPr id="5" name="Picture 5" descr="Three square scatter panels show the same coloured and shaped points. In the semantic panel the colours are intermixed; in the lexical panel and the whitened semantic panel several labels form visible clusters. A line chart below plots same-label neighbour share against k for three spaces: the whitened semantic curve is highest, starting near 0.28 at k equal to 1, the lexical curve is next, starting near 0.20, and the raw semantic curve is lowest, starting near 0.10; all three decline towards a dotted chance line near zero. A legend lists twelve source-credit labels with their markers." title="Three square scatter panels show the same coloured and shaped points. In the sem"/>
+            <wp:cNvGraphicFramePr>
+              <a:graphicFrameLocks noChangeAspect="1"/>
+            </wp:cNvGraphicFramePr>
+            <a:graphic>
+              <a:graphicData uri="http://schemas.openxmlformats.org/drawingml/2006/picture">
+                <pic:pic>
+                  <pic:nvPicPr>
+                    <pic:cNvPr id="0" name="figure_5_identity_spaces.png"/>
+                    <pic:cNvPicPr/>
+                  </pic:nvPicPr>
+                  <pic:blipFill>
+                    <a:blip r:embed="rId15"/>
+                    <a:stretch>
+                      <a:fillRect/>
+                    </a:stretch>
+                  </pic:blipFill>
+                  <pic:spPr>
+                    <a:xfrm>
+                      <a:off x="0" y="0"/>
+                      <a:ext cx="5715000" cy="4659923"/>
+                    </a:xfrm>
+                    <a:prstGeom prst="rect"/>
+                  </pic:spPr>
+                </pic:pic>
+              </a:graphicData>
+            </a:graphic>
+          </wp:inline>
+        </w:drawing>
+      </w:r>
+    </w:p>
+    <w:p>
+      <w:pPr>
+        <w:pStyle w:val="Caption"/>
+      </w:pPr>
+      <w:r>
+        <w:rPr>
+          <w:rFonts w:ascii="Times New Roman" w:hAnsi="Times New Roman" w:eastAsia="Times New Roman" w:cs="Times New Roman"/>
+          <w:color w:val="000000"/>
+          <w:sz w:val="20"/>
+        </w:rPr>
+        <w:t>Fig. 5 The same songs in three representation spaces, and how often a song's nearest neighbours share its source-credit label. Panels A–C are t-SNE layouts of one fixed set of 442 songs from the twelve labels with the most songs, at most one song per leakage group, in the BGE-M3 space (A), the character 2–5-gram TF–IDF space (B), and the BGE-M3 space after within-author whitening fitted on songs by every other label (C). One seed and one perplexity are used throughout; cluster sizes and the distances between clusters carry no meaning (van der Maaten and Hinton 2008). Panel D is the measurement the layouts gesture at, over all 7,236 songs and without any projection: for k from 1 to 20, the share of a song's k nearest cosine neighbours, excluding its own leakage group, that carry its label. The whitened curve is fold-wise, so no song is scored in a space fitted on itself. The dotted line is the chance level implied by label sizes.</w:t>
+      </w:r>
+    </w:p>
+    <w:p>
+      <w:pPr>
+        <w:pStyle w:val="AltText"/>
+      </w:pPr>
+      <w:r>
+        <w:rPr>
+          <w:rFonts w:ascii="Times New Roman" w:hAnsi="Times New Roman" w:eastAsia="Times New Roman" w:cs="Times New Roman"/>
+          <w:color w:val="000000"/>
+          <w:sz w:val="18"/>
+        </w:rPr>
+        <w:t>Alt text: Three square scatter panels show the same coloured and shaped points. In the semantic panel the colours are intermixed; in the lexical panel and the whitened semantic panel several labels form visible clusters. A line chart below plots same-label neighbour share against k for three spaces: the whitened semantic curve is highest, starting near 0.28 at k equal to 1, the lexical curve is next, starting near 0.20, and the raw semantic curve is lowest, starting near 0.10; all three decline towards a dotted chance line near zero. A legend lists twelve source-credit labels with their markers.</w:t>
       </w:r>
     </w:p>
     <w:p>
@@ -6543,7 +7057,59 @@
           <w:color w:val="000000"/>
           <w:sz w:val="24"/>
         </w:rPr>
-        <w:t xml:space="preserve">RQ2 is therefore answered in terms of readiness, leakage sensitivity, and statistically supported aggregate association rather than extraction accuracy. The frozen corpuswide inventory of 33 surfaces contracts to 22 after cross-label shared-text exclusion and the fixed graph universe are applied. The old support/lift-only 85 repertoire links contract first to 40 under the same shared-text control and then to six under song-unit uncertainty and BH-FDR; four entity co-mentions survive the corrected all-song denominator and multiplicity gate. None is human occurrence gold. The 800-item corpuswide design and unreviewed 157-occurrence released-claim audit are the next required empirical steps. Only after adjudication can strict-span micro precision/recall/F1, per-type support, boundary/type errors, inter-annotator agreement, and external uncertainty be reported. Network centrality should remain withheld until error by type and support is understood, because extraction bias can become cultural visibility bias (Lassen </w:t>
+        <w:t>Neighbour purity tells the same story without a protocol: at k = 1, 10.2% of a song's nearest semantic neighbour shares its label, 19.7% in the raw character space, and 28.1% in the whitened semantic space, against a chance level of 0.5%. RQ3 is answered in three parts: the information was present in the semantic embedding; what hid it was almost entirely generic geometry, which hides identity in the lexical space as well and by a similar amount; and the small author-specific remainder is real within the corpus but is not a portable description of what identity looks like.</w:t>
+      </w:r>
+    </w:p>
+    <w:p>
+      <w:pPr>
+        <w:pStyle w:val="Heading1"/>
+      </w:pPr>
+      <w:r>
+        <w:t>10. Discussion</w:t>
+      </w:r>
+    </w:p>
+    <w:p>
+      <w:pPr>
+        <w:pStyle w:val="Heading2"/>
+      </w:pPr>
+      <w:r>
+        <w:t>10.1 What "Identity" Is Here</w:t>
+      </w:r>
+    </w:p>
+    <w:p>
+      <w:pPr>
+        <w:widowControl/>
+        <w:spacing w:line="480" w:lineRule="auto" w:after="0"/>
+      </w:pPr>
+      <w:r>
+        <w:rPr>
+          <w:rFonts w:ascii="Times New Roman" w:hAnsi="Times New Roman" w:eastAsia="Times New Roman" w:cs="Times New Roman"/>
+          <w:color w:val="000000"/>
+          <w:sz w:val="24"/>
+        </w:rPr>
+        <w:t>Every result in this article is about a credit string and the text filed under it. The strings were audited for splits and none was found, but they were not resolved to persons and cannot be. A label's identity, in the sense measured, is the property of a held-out song being consistent with the rest of its label's text; it lives in the character surface first, in the semantic content second once the geometry is corrected, and in the rhyme scheme only faintly. None of this says what a rapper is like, where they are from, or whom they know, and the neutralisation arms show that even the most nameable content of the surface — places and people — is not what makes the label recognisable.</w:t>
+      </w:r>
+    </w:p>
+    <w:p>
+      <w:pPr>
+        <w:pStyle w:val="Heading2"/>
+      </w:pPr>
+      <w:r>
+        <w:t>10.2 The Geometry Lesson</w:t>
+      </w:r>
+    </w:p>
+    <w:p>
+      <w:pPr>
+        <w:widowControl/>
+        <w:spacing w:line="480" w:lineRule="auto" w:after="0"/>
+      </w:pPr>
+      <w:r>
+        <w:rPr>
+          <w:rFonts w:ascii="Times New Roman" w:hAnsi="Times New Roman" w:eastAsia="Times New Roman" w:cs="Times New Roman"/>
+          <w:color w:val="000000"/>
+          <w:sz w:val="24"/>
+        </w:rPr>
+        <w:t xml:space="preserve">The working hypothesis of the study, that a semantic objective erases authorial identity, was wrong, and the way it was wrong is the useful part. BGE-M3 keeps enough about who wrote a song to match the raw character surface, but it keeps it in a part of the space that cosine on raw vectors does not weight. Nearly all of the gap was closed by a correction that uses no labels at all — the anisotropy result of Ethayarajh (2019), Li </w:t>
       </w:r>
       <w:r>
         <w:rPr>
@@ -6560,7 +7126,24 @@
           <w:color w:val="000000"/>
           <w:sz w:val="24"/>
         </w:rPr>
-        <w:t xml:space="preserve"> 2024).</w:t>
+        <w:t xml:space="preserve"> (2020), and Su </w:t>
+      </w:r>
+      <w:r>
+        <w:rPr>
+          <w:rFonts w:ascii="Times New Roman" w:hAnsi="Times New Roman" w:eastAsia="Times New Roman" w:cs="Times New Roman"/>
+          <w:i/>
+          <w:color w:val="000000"/>
+          <w:sz w:val="24"/>
+        </w:rPr>
+        <w:t>et al.</w:t>
+      </w:r>
+      <w:r>
+        <w:rPr>
+          <w:rFonts w:ascii="Times New Roman" w:hAnsi="Times New Roman" w:eastAsia="Times New Roman" w:cs="Times New Roman"/>
+          <w:color w:val="000000"/>
+          <w:sz w:val="24"/>
+        </w:rPr>
+        <w:t xml:space="preserve"> (2021), observed on a task those authors did not study — and the same correction lifts a bag of character n-grams by a similar amount, so the effect is a property of cosine over high-dimensional text representations rather than of the neural model. The within-class step of Hatch, Kajarekar and Stolcke (2006) adds a little on top in both spaces, but only for the authors it was fitted on: the transferable part of "identity-aware geometry" turned out to be the part that knows nothing about identity. A digital-humanities practice that reads an embedding map by its raw cosine distances is therefore reading the map's geometry before the texts. The distances are not wrong; they answer a question — what is this passage about — that the scholar may not have asked.</w:t>
       </w:r>
     </w:p>
     <w:p>
@@ -6568,7 +7151,7 @@
         <w:pStyle w:val="Heading2"/>
       </w:pPr>
       <w:r>
-        <w:t>9.3 What Written-Ending Prediction Adds</w:t>
+        <w:t>10.3 What the Surface Knows</w:t>
       </w:r>
     </w:p>
     <w:p>
@@ -6582,7 +7165,68 @@
           <w:color w:val="000000"/>
           <w:sz w:val="24"/>
         </w:rPr>
-        <w:t>RQ3 shows that immediate sequence context is powerful: first-order Markov modeling accounts for much of the gain over global frequency. Broader context then improves ranked multi-choice prediction by about five percentage points at top-3 relative to Markov. The hierarchical continuation/switch model performs almost identically to the flat context classifier on most paired metrics; its justification is an interpretable decision structure and favorable descriptive NLL/ECE, not a dramatic accuracy claim. The no-source-label ablation is equally consequential: the present data do not show that adding a corpus credit label improves prediction. A rapper-specific predictive claim would therefore be unsupported.</w:t>
+        <w:t xml:space="preserve">The character surface carries identity that survives the removal of every listed name and slang term. Sapkota </w:t>
+      </w:r>
+      <w:r>
+        <w:rPr>
+          <w:rFonts w:ascii="Times New Roman" w:hAnsi="Times New Roman" w:eastAsia="Times New Roman" w:cs="Times New Roman"/>
+          <w:i/>
+          <w:color w:val="000000"/>
+          <w:sz w:val="24"/>
+        </w:rPr>
+        <w:t>et al.</w:t>
+      </w:r>
+      <w:r>
+        <w:rPr>
+          <w:rFonts w:ascii="Times New Roman" w:hAnsi="Times New Roman" w:eastAsia="Times New Roman" w:cs="Times New Roman"/>
+          <w:color w:val="000000"/>
+          <w:sz w:val="24"/>
+        </w:rPr>
+        <w:t xml:space="preserve"> (2015) found that the most useful character n-grams for attribution are those that capture affixes and punctuation rather than whole words; the present decomposition is consistent with that reading and adds two facts for a Chinese corpus: the signal is in the Han characters more than the Latin ones, and it is not reducible to a lexicon. What exactly it is — function characters, particle habits, orthographic choices, line shapes — is the next question, and the released per-arm results are the baseline any answer must beat.</w:t>
+      </w:r>
+    </w:p>
+    <w:p>
+      <w:pPr>
+        <w:pStyle w:val="Heading2"/>
+      </w:pPr>
+      <w:r>
+        <w:t>10.4 For Digital Humanities Practice</w:t>
+      </w:r>
+    </w:p>
+    <w:p>
+      <w:pPr>
+        <w:widowControl/>
+        <w:spacing w:line="480" w:lineRule="auto" w:after="0"/>
+      </w:pPr>
+      <w:r>
+        <w:rPr>
+          <w:rFonts w:ascii="Times New Roman" w:hAnsi="Times New Roman" w:eastAsia="Times New Roman" w:cs="Times New Roman"/>
+          <w:color w:val="000000"/>
+          <w:sz w:val="24"/>
+        </w:rPr>
+        <w:t>Three practices follow. Ask a representational question — where is the signal — rather than a leaderboard question, because the leaderboard answer (TF–IDF beats BGE-M3) was true and misleading at once. Score every representation under one protocol on one query set with one leakage unit, so that a difference is a difference in representation. And before reading any embedding's cosine geometry as evidence, correct it with the cheapest available step and see what changes; if a label-free whitening moves a result by a third, the raw map was not measuring what it seemed to.</w:t>
+      </w:r>
+    </w:p>
+    <w:p>
+      <w:pPr>
+        <w:pStyle w:val="Heading1"/>
+      </w:pPr>
+      <w:r>
+        <w:t>11. Limitations, Ethics, and Copyright</w:t>
+      </w:r>
+    </w:p>
+    <w:p>
+      <w:pPr>
+        <w:widowControl/>
+        <w:spacing w:line="480" w:lineRule="auto" w:after="0"/>
+      </w:pPr>
+      <w:r>
+        <w:rPr>
+          <w:rFonts w:ascii="Times New Roman" w:hAnsi="Times New Roman" w:eastAsia="Times New Roman" w:cs="Times New Roman"/>
+          <w:color w:val="000000"/>
+          <w:sz w:val="24"/>
+        </w:rPr>
+        <w:t>The corpus is a collected sample rather than a census of Chinese rap. Its source platforms, acquisition route and dates, temporal coverage, sampling frame, transcription origin, and rights basis are not documented in the export and must be established by the dataset owner before submission; no temporal split is possible because no record carries a date. Source-credit labels are not identity-resolved and may include aliases, groups, collaborations, or metadata errors. No text-derived result establishes hometown, belief, cultural membership, collaboration, influence, friendship, or affiliation.</w:t>
       </w:r>
     </w:p>
     <w:p>
@@ -6597,46 +7241,7 @@
           <w:color w:val="000000"/>
           <w:sz w:val="24"/>
         </w:rPr>
-        <w:t>Selective abstention turns this model into a more honest instrument. A user can choose leakage-safe coverage near 0.50 and receive top-1 accuracy near 0.61 and top-3 near 0.74 on accepted events, or require greater selectivity and approach top-1 0.66 at coverage near 0.24. The severe switch-event gap remains visible at the point of use. The product is not a rap generator. It is an evidence-backed next-ending-family assistant that can support close reading or constrained writing while leaving lexical choice and performance to the user.</w:t>
-      </w:r>
-    </w:p>
-    <w:p>
-      <w:pPr>
-        <w:pStyle w:val="Heading2"/>
-      </w:pPr>
-      <w:r>
-        <w:t>9.4 General Lesson for Digital Humanities</w:t>
-      </w:r>
-    </w:p>
-    <w:p>
-      <w:pPr>
-        <w:widowControl/>
-        <w:spacing w:line="480" w:lineRule="auto" w:after="0"/>
-      </w:pPr>
-      <w:r>
-        <w:rPr>
-          <w:rFonts w:ascii="Times New Roman" w:hAnsi="Times New Roman" w:eastAsia="Times New Roman" w:cs="Times New Roman"/>
-          <w:color w:val="000000"/>
-          <w:sz w:val="24"/>
-        </w:rPr>
-        <w:t xml:space="preserve">RQ4 is methodological rather than a single scalar result. A culturally meaningful computational profile is multi-layered and evidence-graded. Semantic retrieval, named-reference networks, and phonetic-form proxies should not be collapsed into one unexplained edge weight. Their disagreements are analytically useful: a pair may be retrievably similar without sharing provisional named references; two repertoires may reference the same places but differ in written-ending patterns. Such discrepancies can guide close reading, following the broader argument for multi-layer literary networks (Rafaeli </w:t>
-      </w:r>
-      <w:r>
-        <w:rPr>
-          <w:rFonts w:ascii="Times New Roman" w:hAnsi="Times New Roman" w:eastAsia="Times New Roman" w:cs="Times New Roman"/>
-          <w:i/>
-          <w:color w:val="000000"/>
-          <w:sz w:val="24"/>
-        </w:rPr>
-        <w:t>et al.</w:t>
-      </w:r>
-      <w:r>
-        <w:rPr>
-          <w:rFonts w:ascii="Times New Roman" w:hAnsi="Times New Roman" w:eastAsia="Times New Roman" w:cs="Times New Roman"/>
-          <w:color w:val="000000"/>
-          <w:sz w:val="24"/>
-        </w:rPr>
-        <w:t xml:space="preserve"> 2026).</w:t>
+        <w:t>The protocol is transductive to the fixed corpus: the lexical vocabulary and the whitening transforms are estimated on it, labels excluded, and the held-out-label transfer test bounds but does not remove that dependence. Near-duplicate detection uses one threshold and cannot find every paraphrase or lightly edited hook. The whitening probe is linear; a non-linear identity objective could recover more, and its absence here is a choice of the cheapest sufficient test, not a claim that the linear result is a ceiling. BGE-M3 remains hard to explain at token level, and the decomposition of the lexical space stops at script class and lexicon membership.</w:t>
       </w:r>
     </w:p>
     <w:p>
@@ -6651,29 +7256,7 @@
           <w:color w:val="000000"/>
           <w:sz w:val="24"/>
         </w:rPr>
-        <w:t>The framework is transferable when representation, target, leakage control, baseline, inferential unit, typed explanation, and abstention are aligned with the scholarly question.</w:t>
-      </w:r>
-    </w:p>
-    <w:p>
-      <w:pPr>
-        <w:pStyle w:val="Heading1"/>
-      </w:pPr>
-      <w:r>
-        <w:t>10. Limitations, Ethics, and Copyright</w:t>
-      </w:r>
-    </w:p>
-    <w:p>
-      <w:pPr>
-        <w:widowControl/>
-        <w:spacing w:line="480" w:lineRule="auto" w:after="0"/>
-      </w:pPr>
-      <w:r>
-        <w:rPr>
-          <w:rFonts w:ascii="Times New Roman" w:hAnsi="Times New Roman" w:eastAsia="Times New Roman" w:cs="Times New Roman"/>
-          <w:color w:val="000000"/>
-          <w:sz w:val="24"/>
-        </w:rPr>
-        <w:t>The corpus is a collected sample rather than a census of Chinese rap. Its source platforms, acquisition route and dates, temporal coverage, sampling frame, transcription origin, and rights or ethics basis are not documented in the supplied export and must be established by the dataset owner before submission. These unknowns, together with repertoire size and missing material, can bias which labels and references are visible. Source-credit labels are not globally identity-resolved and may include aliases, groups, collaborations, or metadata errors. No text-derived result establishes hometown, belief, cultural membership, collaboration, influence, friendship, or affiliation.</w:t>
+        <w:t>The cultural-reference layer has no completed occurrence-level human gold; literal matching is context-insensitive, the transformer is general-domain and Traditional-Chinese-oriented, and agreement gates favour conventional place and language names over creative spellings, so the released network may under-represent the innovative references that make the domain important. Written rhyme is inferred from dictionary pinyin applied to transcribed endings and cannot resolve every polyphone, dialectal pronunciation, or performed elision; it excludes code-switched line endings and must not be read as performed rhyme or flow.</w:t>
       </w:r>
     </w:p>
     <w:p>
@@ -6688,69 +7271,7 @@
           <w:color w:val="000000"/>
           <w:sz w:val="24"/>
         </w:rPr>
-        <w:t>Retrieval relevance comes from corpus provenance, not independent human judgments of semantic similarity. TF–IDF is transductive to the fixed unlabeled evaluation corpus. Near-duplicate detection uses one threshold and cannot find every paraphrase or lightly edited hook. BGE-M3 remains difficult to explain at token level, and fusion does not disentangle topic from style.</w:t>
-      </w:r>
-    </w:p>
-    <w:p>
-      <w:pPr>
-        <w:widowControl/>
-        <w:spacing w:line="480" w:lineRule="auto" w:after="0"/>
-        <w:ind w:firstLine="360"/>
-      </w:pPr>
-      <w:r>
-        <w:rPr>
-          <w:rFonts w:ascii="Times New Roman" w:hAnsi="Times New Roman" w:eastAsia="Times New Roman" w:cs="Times New Roman"/>
-          <w:color w:val="000000"/>
-          <w:sz w:val="24"/>
-        </w:rPr>
-        <w:t>The NER layer has the strongest current limitation: no completed occurrence-level human gold. Literal matching is context-insensitive, the CKIP model is general-domain and Traditional-Chinese-oriented, confidence is uncalibrated on Chinese rap, and agreement gates favor conventional place and language names over creative spellings, slang, brands, works, or rap-culture concepts. The provisional graph may therefore underrepresent precisely the innovative references that make the domain important. Dual review and per-type evaluation are prerequisites for stronger claims.</w:t>
-      </w:r>
-    </w:p>
-    <w:p>
-      <w:pPr>
-        <w:widowControl/>
-        <w:spacing w:line="480" w:lineRule="auto" w:after="0"/>
-        <w:ind w:firstLine="360"/>
-      </w:pPr>
-      <w:r>
-        <w:rPr>
-          <w:rFonts w:ascii="Times New Roman" w:hAnsi="Times New Roman" w:eastAsia="Times New Roman" w:cs="Times New Roman"/>
-          <w:color w:val="000000"/>
-          <w:sz w:val="24"/>
-        </w:rPr>
-        <w:t xml:space="preserve">Written rhyme is inferred from dictionary pinyin applied to transcribed line endings. Contextual dictionary conversion cannot resolve every polyphone, dialectal or regional pronunciation, performance elision, internal rhyme, stress, cadence, or beat alignment. Regional and cross-language realization can make different dictionary families rhyme in performance, while audio-based tone and flow remain unobserved (Liu </w:t>
-      </w:r>
-      <w:r>
-        <w:rPr>
-          <w:rFonts w:ascii="Times New Roman" w:hAnsi="Times New Roman" w:eastAsia="Times New Roman" w:cs="Times New Roman"/>
-          <w:i/>
-          <w:color w:val="000000"/>
-          <w:sz w:val="24"/>
-        </w:rPr>
-        <w:t>et al.</w:t>
-      </w:r>
-      <w:r>
-        <w:rPr>
-          <w:rFonts w:ascii="Times New Roman" w:hAnsi="Times New Roman" w:eastAsia="Times New Roman" w:cs="Times New Roman"/>
-          <w:color w:val="000000"/>
-          <w:sz w:val="24"/>
-        </w:rPr>
-        <w:t xml:space="preserve"> 2023; Wang and Lin 2024). The strict estimand excludes code-switched and other non-Han terminal characters, so it does not describe every line in the corpus. Repeats retain original adjacency only inside chunks surviving legacy deduplication; the non-repeat sensitivity supports the frozen result. The counterfactual supports aggregate family shares and switch rate, not unretrained prediction metrics. Ending-family prediction must not be described as performed rhyme or flow.</w:t>
-      </w:r>
-    </w:p>
-    <w:p>
-      <w:pPr>
-        <w:widowControl/>
-        <w:spacing w:line="480" w:lineRule="auto" w:after="0"/>
-        <w:ind w:firstLine="360"/>
-      </w:pPr>
-      <w:r>
-        <w:rPr>
-          <w:rFonts w:ascii="Times New Roman" w:hAnsi="Times New Roman" w:eastAsia="Times New Roman" w:cs="Times New Roman"/>
-          <w:color w:val="000000"/>
-          <w:sz w:val="24"/>
-        </w:rPr>
-        <w:t>Copyright and privacy constrain release. Public artifacts contain aggregate evidence and short analytic tokens, but no full lyrics, line text, private row identifiers, vectors, membership rows, or reviewer contexts. Researchers with lawful access can reproduce the builders against file-level checksums; copyrighted lyrics are not redistributed.</w:t>
+        <w:t>Copyright and privacy constrain release. Public artifacts contain aggregate evidence and the figures' source tables — the Figure 5 layout table carries a label and two coordinates per point and no song identifier — and no lyrics, lines, identifiers, per-song ranks, vectors, membership rows, or reviewer contexts. Researchers with lawful access can reproduce every builder against file-level checksums; the lyrics are not redistributed.</w:t>
       </w:r>
     </w:p>
     <w:p>
@@ -6758,7 +7279,7 @@
         <w:pStyle w:val="Heading1"/>
       </w:pPr>
       <w:r>
-        <w:t>11. Conclusion</w:t>
+        <w:t>12. Conclusion</w:t>
       </w:r>
     </w:p>
     <w:p>
@@ -6772,22 +7293,7 @@
           <w:color w:val="000000"/>
           <w:sz w:val="24"/>
         </w:rPr>
-        <w:t>This study turns one Chinese-rap lyric corpus into three bounded downstream results. Strict held-out-song retrieval shows that BGE-M3 adds value when fused with character TF–IDF, even though it is weaker alone. The NER pilot produces a typed, conservative provisional cultural-reference layer while making the missing human gold impossible to overlook. Context models improve ranked next-written-ending prediction over a Markov baseline and expose a usable reliability–coverage trade-off through abstention, while a label ablation prevents an unsupported personalization claim.</w:t>
-      </w:r>
-    </w:p>
-    <w:p>
-      <w:pPr>
-        <w:widowControl/>
-        <w:spacing w:line="480" w:lineRule="auto" w:after="0"/>
-        <w:ind w:firstLine="360"/>
-      </w:pPr>
-      <w:r>
-        <w:rPr>
-          <w:rFonts w:ascii="Times New Roman" w:hAnsi="Times New Roman" w:eastAsia="Times New Roman" w:cs="Times New Roman"/>
-          <w:color w:val="000000"/>
-          <w:sz w:val="24"/>
-        </w:rPr>
-        <w:t>The broader result is a standard for moving from representation to evidence. Embeddings become scholarly objects only after the downstream target, leakage controls, baselines, uncertainty, explanation, and claim boundary are specified. For Chinese rap, this yields a coherent account of lyrical repertoire through language, named cultural reference, and written-line form—without reducing the culture to an unexplained map or converting textual association into unsupported biography.</w:t>
+        <w:t>One corpus, one protocol, three spaces. The character surface identifies a Chinese rap source label far better than a frozen multilingual semantic embedding, the rhyme scheme identifies it faintly and adds nothing, and the surface advantage is neither the English nor the names. Yet the embedding has not forgotten who wrote the song. A label-free correction of its geometry brings it level with the raw surface, the same correction lifts the surface in turn, and the two corrected spaces together identify labels better than anything else tried. The signal was present in both; the standard way of reading either could not see it. That is the finding, and it is a caution for any study that turns a vector space into a map of a culture.</w:t>
       </w:r>
     </w:p>
     <w:p>
@@ -6809,7 +7315,7 @@
           <w:color w:val="000000"/>
           <w:sz w:val="24"/>
         </w:rPr>
-        <w:t>Copyright-safe aggregate outputs, the original method contract, formal PD-001 and PD-002 amendments, corpus-reconciliation results, validation manifests, annotation materials, model builders, and figure-source tables are maintained at https://github.com/Mo119m/chinese-rap-embeddings-to-evidence. The public package excludes lyric text, full lines, song/chunk identifiers, row-level lyric-content hashes, embeddings, membership rows, and reviewer contexts. The private corpus is not redistributed. File-level checksums and deterministic audits support reproduction by researchers with lawful access. [Archival DOI to be added before submission.]</w:t>
+        <w:t>Copyright-safe aggregate outputs, the method contract and its amendments PD-001 and PD-002, corpus-reconciliation results, the embedding-configuration probe, the leakage-group module and its tests, every builder named in this article, figure-source tables, and validation manifests are maintained at https://github.com/Mo119m/chinese-rap-embeddings-to-evidence. The public package excludes lyric text, lines, song and chunk identifiers, per-song ranks and coordinates, embeddings, membership rows, and reviewer contexts. The private corpus is not redistributed. [Archival DOI to be added before submission.]</w:t>
       </w:r>
     </w:p>
     <w:p>
@@ -6831,7 +7337,7 @@
           <w:color w:val="000000"/>
           <w:sz w:val="24"/>
         </w:rPr>
-        <w:t>[To be completed by the authors; state “None” if applicable.]</w:t>
+        <w:t>[To be completed by the authors; state "None" if applicable.]</w:t>
       </w:r>
     </w:p>
     <w:p>
@@ -6875,7 +7381,7 @@
           <w:color w:val="000000"/>
           <w:sz w:val="24"/>
         </w:rPr>
-        <w:t>The study analyzes collected lyric text and corpus metadata and releases only aggregate, copyright-safe evidence. No source-credit label is treated as a verified natural-person identity. The authors must confirm institutional requirements and any necessary ethics determination before submission.</w:t>
+        <w:t>The study analyses collected lyric text and corpus metadata and releases only aggregate, copyright-safe evidence. No source-credit label is treated as a verified natural-person identity. The authors must confirm institutional requirements and any necessary ethics determination before submission.</w:t>
       </w:r>
     </w:p>
     <w:p>
@@ -6919,7 +7425,7 @@
           <w:color w:val="000000"/>
           <w:sz w:val="24"/>
         </w:rPr>
-        <w:t>This manuscript was prepared with the assistance of OpenAI Codex [exact version/model to be completed by the authors]. The tool was used to assist with reproducible code development, preliminary data analysis, figure generation, and English-language drafting and editing. The human authors must independently check, reproduce, and approve all analyses, figures, claims, and references before submission and remain fully accountable for the work. The same use must be disclosed in the submission cover letter.</w:t>
+        <w:t>This manuscript was prepared with the assistance of OpenAI Codex and Anthropic Claude Code [exact versions to be completed by the authors]. The tools were used for reproducible code development, data analysis, figure generation, and English-language drafting and editing. The human authors must independently check, reproduce, and approve all analyses, figures, claims, and references before submission and remain fully accountable for the work. The same use must be disclosed in the submission cover letter.</w:t>
       </w:r>
     </w:p>
     <w:p>
@@ -6941,7 +7447,7 @@
           <w:color w:val="000000"/>
           <w:sz w:val="22"/>
         </w:rPr>
-        <w:t xml:space="preserve">Baioud, G. (2024) ‘Constructing “corrupted village wives and urban men” through multilingual performances’, </w:t>
+        <w:t xml:space="preserve">Baioud, G. (2024) 'Constructing "corrupted village wives and urban men" through multilingual performances', </w:t>
       </w:r>
       <w:r>
         <w:rPr>
@@ -6971,7 +7477,7 @@
           <w:color w:val="000000"/>
           <w:sz w:val="22"/>
         </w:rPr>
-        <w:t xml:space="preserve">Barrett, C. (2012) ‘Hip-hopping across China: intercultural formulations of local identities’, </w:t>
+        <w:t xml:space="preserve">Barrett, C. (2012) 'Hip-hopping across China: intercultural formulations of local identities', </w:t>
       </w:r>
       <w:r>
         <w:rPr>
@@ -7018,7 +7524,7 @@
           <w:color w:val="000000"/>
           <w:sz w:val="22"/>
         </w:rPr>
-        <w:t xml:space="preserve"> (2017) ‘An end-to-end environment for research question-driven entity extraction and network analysis’, </w:t>
+        <w:t xml:space="preserve"> (2017) 'An end-to-end environment for research question-driven entity extraction and network analysis', </w:t>
       </w:r>
       <w:r>
         <w:rPr>
@@ -7065,7 +7571,7 @@
           <w:color w:val="000000"/>
           <w:sz w:val="22"/>
         </w:rPr>
-        <w:t xml:space="preserve"> (2024) ‘M3-Embedding: multi-linguality, multi-functionality, multi-granularity text embeddings through self-knowledge distillation’, </w:t>
+        <w:t xml:space="preserve"> (2024) 'M3-Embedding: multi-linguality, multi-functionality, multi-granularity text embeddings through self-knowledge distillation', </w:t>
       </w:r>
       <w:r>
         <w:rPr>
@@ -7095,7 +7601,114 @@
           <w:color w:val="000000"/>
           <w:sz w:val="22"/>
         </w:rPr>
-        <w:t xml:space="preserve">Hirjee, H. and Brown, D. G. (2009) ‘Automatic detection of internal and imperfect rhymes in rap lyrics’, </w:t>
+        <w:t xml:space="preserve">Dehak, N. </w:t>
+      </w:r>
+      <w:r>
+        <w:rPr>
+          <w:rFonts w:ascii="Times New Roman" w:hAnsi="Times New Roman" w:eastAsia="Times New Roman" w:cs="Times New Roman"/>
+          <w:i/>
+          <w:color w:val="000000"/>
+          <w:sz w:val="22"/>
+        </w:rPr>
+        <w:t>et al.</w:t>
+      </w:r>
+      <w:r>
+        <w:rPr>
+          <w:rFonts w:ascii="Times New Roman" w:hAnsi="Times New Roman" w:eastAsia="Times New Roman" w:cs="Times New Roman"/>
+          <w:color w:val="000000"/>
+          <w:sz w:val="22"/>
+        </w:rPr>
+        <w:t xml:space="preserve"> (2011) 'Front-end factor analysis for speaker verification', </w:t>
+      </w:r>
+      <w:r>
+        <w:rPr>
+          <w:rFonts w:ascii="Times New Roman" w:hAnsi="Times New Roman" w:eastAsia="Times New Roman" w:cs="Times New Roman"/>
+          <w:i/>
+          <w:color w:val="000000"/>
+          <w:sz w:val="22"/>
+        </w:rPr>
+        <w:t>IEEE Transactions on Audio, Speech, and Language Processing</w:t>
+      </w:r>
+      <w:r>
+        <w:rPr>
+          <w:rFonts w:ascii="Times New Roman" w:hAnsi="Times New Roman" w:eastAsia="Times New Roman" w:cs="Times New Roman"/>
+          <w:color w:val="000000"/>
+          <w:sz w:val="22"/>
+        </w:rPr>
+        <w:t>, 19/4: 788–98. https://doi.org/10.1109/TASL.2010.2064307</w:t>
+      </w:r>
+    </w:p>
+    <w:p>
+      <w:pPr>
+        <w:pStyle w:val="References"/>
+      </w:pPr>
+      <w:r>
+        <w:rPr>
+          <w:rFonts w:ascii="Times New Roman" w:hAnsi="Times New Roman" w:eastAsia="Times New Roman" w:cs="Times New Roman"/>
+          <w:color w:val="000000"/>
+          <w:sz w:val="22"/>
+        </w:rPr>
+        <w:t xml:space="preserve">Ethayarajh, K. (2019) 'How contextual are contextualized word representations? Comparing the geometry of BERT, ELMo, and GPT-2 embeddings', </w:t>
+      </w:r>
+      <w:r>
+        <w:rPr>
+          <w:rFonts w:ascii="Times New Roman" w:hAnsi="Times New Roman" w:eastAsia="Times New Roman" w:cs="Times New Roman"/>
+          <w:i/>
+          <w:color w:val="000000"/>
+          <w:sz w:val="22"/>
+        </w:rPr>
+        <w:t>Proceedings of the 2019 Conference on Empirical Methods in Natural Language Processing and the 9th International Joint Conference on Natural Language Processing</w:t>
+      </w:r>
+      <w:r>
+        <w:rPr>
+          <w:rFonts w:ascii="Times New Roman" w:hAnsi="Times New Roman" w:eastAsia="Times New Roman" w:cs="Times New Roman"/>
+          <w:color w:val="000000"/>
+          <w:sz w:val="22"/>
+        </w:rPr>
+        <w:t>, pp. 55–65. https://doi.org/10.18653/v1/D19-1006</w:t>
+      </w:r>
+    </w:p>
+    <w:p>
+      <w:pPr>
+        <w:pStyle w:val="References"/>
+      </w:pPr>
+      <w:r>
+        <w:rPr>
+          <w:rFonts w:ascii="Times New Roman" w:hAnsi="Times New Roman" w:eastAsia="Times New Roman" w:cs="Times New Roman"/>
+          <w:color w:val="000000"/>
+          <w:sz w:val="22"/>
+        </w:rPr>
+        <w:t xml:space="preserve">Hatch, A. O., Kajarekar, S. and Stolcke, A. (2006) 'Within-class covariance normalization for SVM-based speaker recognition', </w:t>
+      </w:r>
+      <w:r>
+        <w:rPr>
+          <w:rFonts w:ascii="Times New Roman" w:hAnsi="Times New Roman" w:eastAsia="Times New Roman" w:cs="Times New Roman"/>
+          <w:i/>
+          <w:color w:val="000000"/>
+          <w:sz w:val="22"/>
+        </w:rPr>
+        <w:t>Proceedings of Interspeech 2006</w:t>
+      </w:r>
+      <w:r>
+        <w:rPr>
+          <w:rFonts w:ascii="Times New Roman" w:hAnsi="Times New Roman" w:eastAsia="Times New Roman" w:cs="Times New Roman"/>
+          <w:color w:val="000000"/>
+          <w:sz w:val="22"/>
+        </w:rPr>
+        <w:t>, pp. 1471–74.</w:t>
+      </w:r>
+    </w:p>
+    <w:p>
+      <w:pPr>
+        <w:pStyle w:val="References"/>
+      </w:pPr>
+      <w:r>
+        <w:rPr>
+          <w:rFonts w:ascii="Times New Roman" w:hAnsi="Times New Roman" w:eastAsia="Times New Roman" w:cs="Times New Roman"/>
+          <w:color w:val="000000"/>
+          <w:sz w:val="22"/>
+        </w:rPr>
+        <w:t xml:space="preserve">Hirjee, H. and Brown, D. G. (2009) 'Automatic detection of internal and imperfect rhymes in rap lyrics', </w:t>
       </w:r>
       <w:r>
         <w:rPr>
@@ -7142,7 +7755,7 @@
           <w:color w:val="000000"/>
           <w:sz w:val="22"/>
         </w:rPr>
-        <w:t xml:space="preserve"> (2022) ‘Annotating the Tweebank corpus on named entity recognition and building NLP models for social media analysis’, </w:t>
+        <w:t xml:space="preserve"> (2022) 'Annotating the Tweebank corpus on named entity recognition and building NLP models for social media analysis', </w:t>
       </w:r>
       <w:r>
         <w:rPr>
@@ -7189,7 +7802,7 @@
           <w:color w:val="000000"/>
           <w:sz w:val="22"/>
         </w:rPr>
-        <w:t xml:space="preserve"> (2024) ‘Epistemic consequences of unfair tools’, </w:t>
+        <w:t xml:space="preserve"> (2024) 'Epistemic consequences of unfair tools', </w:t>
       </w:r>
       <w:r>
         <w:rPr>
@@ -7219,7 +7832,37 @@
           <w:color w:val="000000"/>
           <w:sz w:val="22"/>
         </w:rPr>
-        <w:t xml:space="preserve">Li, X. </w:t>
+        <w:t xml:space="preserve">Ledoit, O. and Wolf, M. (2004) 'A well-conditioned estimator for large-dimensional covariance matrices', </w:t>
+      </w:r>
+      <w:r>
+        <w:rPr>
+          <w:rFonts w:ascii="Times New Roman" w:hAnsi="Times New Roman" w:eastAsia="Times New Roman" w:cs="Times New Roman"/>
+          <w:i/>
+          <w:color w:val="000000"/>
+          <w:sz w:val="22"/>
+        </w:rPr>
+        <w:t>Journal of Multivariate Analysis</w:t>
+      </w:r>
+      <w:r>
+        <w:rPr>
+          <w:rFonts w:ascii="Times New Roman" w:hAnsi="Times New Roman" w:eastAsia="Times New Roman" w:cs="Times New Roman"/>
+          <w:color w:val="000000"/>
+          <w:sz w:val="22"/>
+        </w:rPr>
+        <w:t>, 88/2: 365–411. https://doi.org/10.1016/S0047-259X(03)00096-4</w:t>
+      </w:r>
+    </w:p>
+    <w:p>
+      <w:pPr>
+        <w:pStyle w:val="References"/>
+      </w:pPr>
+      <w:r>
+        <w:rPr>
+          <w:rFonts w:ascii="Times New Roman" w:hAnsi="Times New Roman" w:eastAsia="Times New Roman" w:cs="Times New Roman"/>
+          <w:color w:val="000000"/>
+          <w:sz w:val="22"/>
+        </w:rPr>
+        <w:t xml:space="preserve">Li, B. </w:t>
       </w:r>
       <w:r>
         <w:rPr>
@@ -7236,7 +7879,7 @@
           <w:color w:val="000000"/>
           <w:sz w:val="22"/>
         </w:rPr>
-        <w:t xml:space="preserve"> (2020) ‘FLAT: Chinese NER using Flat-Lattice Transformer’, </w:t>
+        <w:t xml:space="preserve"> (2020) 'On the sentence embeddings from pre-trained language models', </w:t>
       </w:r>
       <w:r>
         <w:rPr>
@@ -7245,7 +7888,7 @@
           <w:color w:val="000000"/>
           <w:sz w:val="22"/>
         </w:rPr>
-        <w:t>Proceedings of the 58th Annual Meeting of the Association for Computational Linguistics</w:t>
+        <w:t>Proceedings of the 2020 Conference on Empirical Methods in Natural Language Processing</w:t>
       </w:r>
       <w:r>
         <w:rPr>
@@ -7253,7 +7896,7 @@
           <w:color w:val="000000"/>
           <w:sz w:val="22"/>
         </w:rPr>
-        <w:t>, pp. 6836–42. https://doi.org/10.18653/v1/2020.acl-main.611</w:t>
+        <w:t>, pp. 9119–30. https://doi.org/10.18653/v1/2020.emnlp-main.733</w:t>
       </w:r>
     </w:p>
     <w:p>
@@ -7266,7 +7909,7 @@
           <w:color w:val="000000"/>
           <w:sz w:val="22"/>
         </w:rPr>
-        <w:t xml:space="preserve">Lin, Y. and Wang, T. (2024) ‘Rhyming style, persona, and the contested landscape of authentic Chinese hip hop’, </w:t>
+        <w:t xml:space="preserve">Lin, Y. and Wang, T. (2024) 'Rhyming style, persona, and the contested landscape of authentic Chinese hip hop', </w:t>
       </w:r>
       <w:r>
         <w:rPr>
@@ -7296,7 +7939,7 @@
           <w:color w:val="000000"/>
           <w:sz w:val="22"/>
         </w:rPr>
-        <w:t xml:space="preserve">Liu, J. (2014) ‘Alternative voice and local youth identity in Chinese local-language rap music’, </w:t>
+        <w:t xml:space="preserve">Liu, J. (2014) 'Alternative voice and local youth identity in Chinese local-language rap music', </w:t>
       </w:r>
       <w:r>
         <w:rPr>
@@ -7326,7 +7969,7 @@
           <w:color w:val="000000"/>
           <w:sz w:val="22"/>
         </w:rPr>
-        <w:t xml:space="preserve">Liu, J. (2021) ‘Language, identity and unintelligibility: a case study of the rap group Higher Brothers’, </w:t>
+        <w:t xml:space="preserve">Liu, J. (2021) 'Language, identity and unintelligibility: a case study of the rap group Higher Brothers', </w:t>
       </w:r>
       <w:r>
         <w:rPr>
@@ -7373,7 +8016,7 @@
           <w:color w:val="000000"/>
           <w:sz w:val="22"/>
         </w:rPr>
-        <w:t xml:space="preserve"> (2023) ‘Linguistic tone in Chinese rap: an interdisciplinary approach’, </w:t>
+        <w:t xml:space="preserve"> (2023) 'Linguistic tone in Chinese rap: an interdisciplinary approach', </w:t>
       </w:r>
       <w:r>
         <w:rPr>
@@ -7420,7 +8063,7 @@
           <w:color w:val="000000"/>
           <w:sz w:val="22"/>
         </w:rPr>
-        <w:t xml:space="preserve"> (2019) ‘PyTorch: an imperative style, high-performance deep learning library’, </w:t>
+        <w:t xml:space="preserve"> (2019) 'PyTorch: an imperative style, high-performance deep learning library', </w:t>
       </w:r>
       <w:r>
         <w:rPr>
@@ -7450,7 +8093,37 @@
           <w:color w:val="000000"/>
           <w:sz w:val="22"/>
         </w:rPr>
-        <w:t xml:space="preserve">Pedregosa, F. </w:t>
+        <w:t xml:space="preserve">Peng, N. and Dredze, M. (2015) 'Named entity recognition for Chinese social media with jointly trained embeddings', </w:t>
+      </w:r>
+      <w:r>
+        <w:rPr>
+          <w:rFonts w:ascii="Times New Roman" w:hAnsi="Times New Roman" w:eastAsia="Times New Roman" w:cs="Times New Roman"/>
+          <w:i/>
+          <w:color w:val="000000"/>
+          <w:sz w:val="22"/>
+        </w:rPr>
+        <w:t>Proceedings of the 2015 Conference on Empirical Methods in Natural Language Processing</w:t>
+      </w:r>
+      <w:r>
+        <w:rPr>
+          <w:rFonts w:ascii="Times New Roman" w:hAnsi="Times New Roman" w:eastAsia="Times New Roman" w:cs="Times New Roman"/>
+          <w:color w:val="000000"/>
+          <w:sz w:val="22"/>
+        </w:rPr>
+        <w:t>, pp. 548–54. https://doi.org/10.18653/v1/D15-1064</w:t>
+      </w:r>
+    </w:p>
+    <w:p>
+      <w:pPr>
+        <w:pStyle w:val="References"/>
+      </w:pPr>
+      <w:r>
+        <w:rPr>
+          <w:rFonts w:ascii="Times New Roman" w:hAnsi="Times New Roman" w:eastAsia="Times New Roman" w:cs="Times New Roman"/>
+          <w:color w:val="000000"/>
+          <w:sz w:val="22"/>
+        </w:rPr>
+        <w:t xml:space="preserve">Rafaeli, O. </w:t>
       </w:r>
       <w:r>
         <w:rPr>
@@ -7467,7 +8140,281 @@
           <w:color w:val="000000"/>
           <w:sz w:val="22"/>
         </w:rPr>
-        <w:t xml:space="preserve"> (2011) ‘Scikit-learn: machine learning in Python’, </w:t>
+        <w:t xml:space="preserve"> (2026) 'Mind the gap: word-embedding and multi-layered literary networks', </w:t>
+      </w:r>
+      <w:r>
+        <w:rPr>
+          <w:rFonts w:ascii="Times New Roman" w:hAnsi="Times New Roman" w:eastAsia="Times New Roman" w:cs="Times New Roman"/>
+          <w:i/>
+          <w:color w:val="000000"/>
+          <w:sz w:val="22"/>
+        </w:rPr>
+        <w:t>Digital Scholarship in the Humanities</w:t>
+      </w:r>
+      <w:r>
+        <w:rPr>
+          <w:rFonts w:ascii="Times New Roman" w:hAnsi="Times New Roman" w:eastAsia="Times New Roman" w:cs="Times New Roman"/>
+          <w:color w:val="000000"/>
+          <w:sz w:val="22"/>
+        </w:rPr>
+        <w:t>, 41/Supplement 1: i213–29. https://doi.org/10.1093/llc/fqaf112</w:t>
+      </w:r>
+    </w:p>
+    <w:p>
+      <w:pPr>
+        <w:pStyle w:val="References"/>
+      </w:pPr>
+      <w:r>
+        <w:rPr>
+          <w:rFonts w:ascii="Times New Roman" w:hAnsi="Times New Roman" w:eastAsia="Times New Roman" w:cs="Times New Roman"/>
+          <w:color w:val="000000"/>
+          <w:sz w:val="22"/>
+        </w:rPr>
+        <w:t xml:space="preserve">Sapkota, U. </w:t>
+      </w:r>
+      <w:r>
+        <w:rPr>
+          <w:rFonts w:ascii="Times New Roman" w:hAnsi="Times New Roman" w:eastAsia="Times New Roman" w:cs="Times New Roman"/>
+          <w:i/>
+          <w:color w:val="000000"/>
+          <w:sz w:val="22"/>
+        </w:rPr>
+        <w:t>et al.</w:t>
+      </w:r>
+      <w:r>
+        <w:rPr>
+          <w:rFonts w:ascii="Times New Roman" w:hAnsi="Times New Roman" w:eastAsia="Times New Roman" w:cs="Times New Roman"/>
+          <w:color w:val="000000"/>
+          <w:sz w:val="22"/>
+        </w:rPr>
+        <w:t xml:space="preserve"> (2015) 'Not all character n-grams are created equal: a study in authorship attribution', </w:t>
+      </w:r>
+      <w:r>
+        <w:rPr>
+          <w:rFonts w:ascii="Times New Roman" w:hAnsi="Times New Roman" w:eastAsia="Times New Roman" w:cs="Times New Roman"/>
+          <w:i/>
+          <w:color w:val="000000"/>
+          <w:sz w:val="22"/>
+        </w:rPr>
+        <w:t>Proceedings of the 2015 Conference of the North American Chapter of the Association for Computational Linguistics: Human Language Technologies</w:t>
+      </w:r>
+      <w:r>
+        <w:rPr>
+          <w:rFonts w:ascii="Times New Roman" w:hAnsi="Times New Roman" w:eastAsia="Times New Roman" w:cs="Times New Roman"/>
+          <w:color w:val="000000"/>
+          <w:sz w:val="22"/>
+        </w:rPr>
+        <w:t>, pp. 93–102. https://doi.org/10.3115/v1/N15-1010</w:t>
+      </w:r>
+    </w:p>
+    <w:p>
+      <w:pPr>
+        <w:pStyle w:val="References"/>
+      </w:pPr>
+      <w:r>
+        <w:rPr>
+          <w:rFonts w:ascii="Times New Roman" w:hAnsi="Times New Roman" w:eastAsia="Times New Roman" w:cs="Times New Roman"/>
+          <w:color w:val="000000"/>
+          <w:sz w:val="22"/>
+        </w:rPr>
+        <w:t xml:space="preserve">Savoy, J. (1997) 'Statistical inference in retrieval effectiveness evaluation', </w:t>
+      </w:r>
+      <w:r>
+        <w:rPr>
+          <w:rFonts w:ascii="Times New Roman" w:hAnsi="Times New Roman" w:eastAsia="Times New Roman" w:cs="Times New Roman"/>
+          <w:i/>
+          <w:color w:val="000000"/>
+          <w:sz w:val="22"/>
+        </w:rPr>
+        <w:t>Information Processing and Management</w:t>
+      </w:r>
+      <w:r>
+        <w:rPr>
+          <w:rFonts w:ascii="Times New Roman" w:hAnsi="Times New Roman" w:eastAsia="Times New Roman" w:cs="Times New Roman"/>
+          <w:color w:val="000000"/>
+          <w:sz w:val="22"/>
+        </w:rPr>
+        <w:t>, 33/4: 495–512. https://doi.org/10.1016/S0306-4573(97)00027-7</w:t>
+      </w:r>
+    </w:p>
+    <w:p>
+      <w:pPr>
+        <w:pStyle w:val="References"/>
+      </w:pPr>
+      <w:r>
+        <w:rPr>
+          <w:rFonts w:ascii="Times New Roman" w:hAnsi="Times New Roman" w:eastAsia="Times New Roman" w:cs="Times New Roman"/>
+          <w:color w:val="000000"/>
+          <w:sz w:val="22"/>
+        </w:rPr>
+        <w:t xml:space="preserve">Stamatatos, E. (2009) 'A survey of modern authorship attribution methods', </w:t>
+      </w:r>
+      <w:r>
+        <w:rPr>
+          <w:rFonts w:ascii="Times New Roman" w:hAnsi="Times New Roman" w:eastAsia="Times New Roman" w:cs="Times New Roman"/>
+          <w:i/>
+          <w:color w:val="000000"/>
+          <w:sz w:val="22"/>
+        </w:rPr>
+        <w:t>Journal of the American Society for Information Science and Technology</w:t>
+      </w:r>
+      <w:r>
+        <w:rPr>
+          <w:rFonts w:ascii="Times New Roman" w:hAnsi="Times New Roman" w:eastAsia="Times New Roman" w:cs="Times New Roman"/>
+          <w:color w:val="000000"/>
+          <w:sz w:val="22"/>
+        </w:rPr>
+        <w:t>, 60/3: 538–56. https://doi.org/10.1002/asi.21001</w:t>
+      </w:r>
+    </w:p>
+    <w:p>
+      <w:pPr>
+        <w:pStyle w:val="References"/>
+      </w:pPr>
+      <w:r>
+        <w:rPr>
+          <w:rFonts w:ascii="Times New Roman" w:hAnsi="Times New Roman" w:eastAsia="Times New Roman" w:cs="Times New Roman"/>
+          <w:color w:val="000000"/>
+          <w:sz w:val="22"/>
+        </w:rPr>
+        <w:t xml:space="preserve">Su, J. </w:t>
+      </w:r>
+      <w:r>
+        <w:rPr>
+          <w:rFonts w:ascii="Times New Roman" w:hAnsi="Times New Roman" w:eastAsia="Times New Roman" w:cs="Times New Roman"/>
+          <w:i/>
+          <w:color w:val="000000"/>
+          <w:sz w:val="22"/>
+        </w:rPr>
+        <w:t>et al.</w:t>
+      </w:r>
+      <w:r>
+        <w:rPr>
+          <w:rFonts w:ascii="Times New Roman" w:hAnsi="Times New Roman" w:eastAsia="Times New Roman" w:cs="Times New Roman"/>
+          <w:color w:val="000000"/>
+          <w:sz w:val="22"/>
+        </w:rPr>
+        <w:t xml:space="preserve"> (2021) 'Whitening sentence representations for better semantics and faster retrieval', arXiv preprint arXiv:2103.15316. https://doi.org/10.48550/arXiv.2103.15316</w:t>
+      </w:r>
+    </w:p>
+    <w:p>
+      <w:pPr>
+        <w:pStyle w:val="References"/>
+      </w:pPr>
+      <w:r>
+        <w:rPr>
+          <w:rFonts w:ascii="Times New Roman" w:hAnsi="Times New Roman" w:eastAsia="Times New Roman" w:cs="Times New Roman"/>
+          <w:color w:val="000000"/>
+          <w:sz w:val="22"/>
+        </w:rPr>
+        <w:t xml:space="preserve">Sun, Y. </w:t>
+      </w:r>
+      <w:r>
+        <w:rPr>
+          <w:rFonts w:ascii="Times New Roman" w:hAnsi="Times New Roman" w:eastAsia="Times New Roman" w:cs="Times New Roman"/>
+          <w:i/>
+          <w:color w:val="000000"/>
+          <w:sz w:val="22"/>
+        </w:rPr>
+        <w:t>et al.</w:t>
+      </w:r>
+      <w:r>
+        <w:rPr>
+          <w:rFonts w:ascii="Times New Roman" w:hAnsi="Times New Roman" w:eastAsia="Times New Roman" w:cs="Times New Roman"/>
+          <w:color w:val="000000"/>
+          <w:sz w:val="22"/>
+        </w:rPr>
+        <w:t xml:space="preserve"> (2023) 'SongRewriter: a Chinese song rewriting system with controllable content and rhyme scheme', </w:t>
+      </w:r>
+      <w:r>
+        <w:rPr>
+          <w:rFonts w:ascii="Times New Roman" w:hAnsi="Times New Roman" w:eastAsia="Times New Roman" w:cs="Times New Roman"/>
+          <w:i/>
+          <w:color w:val="000000"/>
+          <w:sz w:val="22"/>
+        </w:rPr>
+        <w:t>Findings of the Association for Computational Linguistics: ACL 2023</w:t>
+      </w:r>
+      <w:r>
+        <w:rPr>
+          <w:rFonts w:ascii="Times New Roman" w:hAnsi="Times New Roman" w:eastAsia="Times New Roman" w:cs="Times New Roman"/>
+          <w:color w:val="000000"/>
+          <w:sz w:val="22"/>
+        </w:rPr>
+        <w:t>, pp. 12863–80. https://doi.org/10.18653/v1/2023.findings-acl.814</w:t>
+      </w:r>
+    </w:p>
+    <w:p>
+      <w:pPr>
+        <w:pStyle w:val="References"/>
+      </w:pPr>
+      <w:r>
+        <w:rPr>
+          <w:rFonts w:ascii="Times New Roman" w:hAnsi="Times New Roman" w:eastAsia="Times New Roman" w:cs="Times New Roman"/>
+          <w:color w:val="000000"/>
+          <w:sz w:val="22"/>
+        </w:rPr>
+        <w:t xml:space="preserve">Sundararajan, K. and Woodard, D. (2018) 'What represents "style" in authorship attribution?', </w:t>
+      </w:r>
+      <w:r>
+        <w:rPr>
+          <w:rFonts w:ascii="Times New Roman" w:hAnsi="Times New Roman" w:eastAsia="Times New Roman" w:cs="Times New Roman"/>
+          <w:i/>
+          <w:color w:val="000000"/>
+          <w:sz w:val="22"/>
+        </w:rPr>
+        <w:t>Proceedings of the 27th International Conference on Computational Linguistics</w:t>
+      </w:r>
+      <w:r>
+        <w:rPr>
+          <w:rFonts w:ascii="Times New Roman" w:hAnsi="Times New Roman" w:eastAsia="Times New Roman" w:cs="Times New Roman"/>
+          <w:color w:val="000000"/>
+          <w:sz w:val="22"/>
+        </w:rPr>
+        <w:t>, pp. 2814–22. https://doi.org/10.18653/v1/C18-1238</w:t>
+      </w:r>
+    </w:p>
+    <w:p>
+      <w:pPr>
+        <w:pStyle w:val="References"/>
+      </w:pPr>
+      <w:r>
+        <w:rPr>
+          <w:rFonts w:ascii="Times New Roman" w:hAnsi="Times New Roman" w:eastAsia="Times New Roman" w:cs="Times New Roman"/>
+          <w:color w:val="000000"/>
+          <w:sz w:val="22"/>
+        </w:rPr>
+        <w:t xml:space="preserve">Timkey, W. and van Schijndel, M. (2021) 'All bark and no bite: rogue dimensions in transformer language models obscure representational quality', </w:t>
+      </w:r>
+      <w:r>
+        <w:rPr>
+          <w:rFonts w:ascii="Times New Roman" w:hAnsi="Times New Roman" w:eastAsia="Times New Roman" w:cs="Times New Roman"/>
+          <w:i/>
+          <w:color w:val="000000"/>
+          <w:sz w:val="22"/>
+        </w:rPr>
+        <w:t>Proceedings of the 2021 Conference on Empirical Methods in Natural Language Processing</w:t>
+      </w:r>
+      <w:r>
+        <w:rPr>
+          <w:rFonts w:ascii="Times New Roman" w:hAnsi="Times New Roman" w:eastAsia="Times New Roman" w:cs="Times New Roman"/>
+          <w:color w:val="000000"/>
+          <w:sz w:val="22"/>
+        </w:rPr>
+        <w:t>, pp. 4527–46. https://doi.org/10.18653/v1/2021.emnlp-main.372</w:t>
+      </w:r>
+    </w:p>
+    <w:p>
+      <w:pPr>
+        <w:pStyle w:val="References"/>
+      </w:pPr>
+      <w:r>
+        <w:rPr>
+          <w:rFonts w:ascii="Times New Roman" w:hAnsi="Times New Roman" w:eastAsia="Times New Roman" w:cs="Times New Roman"/>
+          <w:color w:val="000000"/>
+          <w:sz w:val="22"/>
+        </w:rPr>
+        <w:t xml:space="preserve">van der Maaten, L. and Hinton, G. (2008) 'Visualizing data using t-SNE', </w:t>
       </w:r>
       <w:r>
         <w:rPr>
@@ -7484,7 +8431,7 @@
           <w:color w:val="000000"/>
           <w:sz w:val="22"/>
         </w:rPr>
-        <w:t>, 12: 2825–30. https://jmlr.org/papers/v12/pedregosa11a.html</w:t>
+        <w:t>, 9: 2579–605. https://jmlr.org/papers/v9/vandermaaten08a.html</w:t>
       </w:r>
     </w:p>
     <w:p>
@@ -7497,37 +8444,7 @@
           <w:color w:val="000000"/>
           <w:sz w:val="22"/>
         </w:rPr>
-        <w:t xml:space="preserve">Peng, N. and Dredze, M. (2015) ‘Named entity recognition for Chinese social media with jointly trained embeddings’, </w:t>
-      </w:r>
-      <w:r>
-        <w:rPr>
-          <w:rFonts w:ascii="Times New Roman" w:hAnsi="Times New Roman" w:eastAsia="Times New Roman" w:cs="Times New Roman"/>
-          <w:i/>
-          <w:color w:val="000000"/>
-          <w:sz w:val="22"/>
-        </w:rPr>
-        <w:t>Proceedings of the 2015 Conference on Empirical Methods in Natural Language Processing</w:t>
-      </w:r>
-      <w:r>
-        <w:rPr>
-          <w:rFonts w:ascii="Times New Roman" w:hAnsi="Times New Roman" w:eastAsia="Times New Roman" w:cs="Times New Roman"/>
-          <w:color w:val="000000"/>
-          <w:sz w:val="22"/>
-        </w:rPr>
-        <w:t>, pp. 548–54. https://doi.org/10.18653/v1/D15-1064</w:t>
-      </w:r>
-    </w:p>
-    <w:p>
-      <w:pPr>
-        <w:pStyle w:val="References"/>
-      </w:pPr>
-      <w:r>
-        <w:rPr>
-          <w:rFonts w:ascii="Times New Roman" w:hAnsi="Times New Roman" w:eastAsia="Times New Roman" w:cs="Times New Roman"/>
-          <w:color w:val="000000"/>
-          <w:sz w:val="22"/>
-        </w:rPr>
-        <w:t xml:space="preserve">Rafaeli, O. </w:t>
+        <w:t xml:space="preserve">Wang, A. </w:t>
       </w:r>
       <w:r>
         <w:rPr>
@@ -7544,7 +8461,7 @@
           <w:color w:val="000000"/>
           <w:sz w:val="22"/>
         </w:rPr>
-        <w:t xml:space="preserve"> (2026) ‘Mind the gap: word-embedding and multi-layered literary networks’, </w:t>
+        <w:t xml:space="preserve"> (2023) 'Can authorship representation learning capture stylistic features?', </w:t>
       </w:r>
       <w:r>
         <w:rPr>
@@ -7553,7 +8470,7 @@
           <w:color w:val="000000"/>
           <w:sz w:val="22"/>
         </w:rPr>
-        <w:t>Digital Scholarship in the Humanities</w:t>
+        <w:t>Transactions of the Association for Computational Linguistics</w:t>
       </w:r>
       <w:r>
         <w:rPr>
@@ -7561,7 +8478,7 @@
           <w:color w:val="000000"/>
           <w:sz w:val="22"/>
         </w:rPr>
-        <w:t>, 41/Supplement 1: i213–29. https://doi.org/10.1093/llc/fqaf112</w:t>
+        <w:t>, 11: 1416–31. https://doi.org/10.1162/tacl_a_00610</w:t>
       </w:r>
     </w:p>
     <w:p>
@@ -7574,7 +8491,7 @@
           <w:color w:val="000000"/>
           <w:sz w:val="22"/>
         </w:rPr>
-        <w:t xml:space="preserve">Savoy, J. (1997) ‘Statistical inference in retrieval effectiveness evaluation’, </w:t>
+        <w:t xml:space="preserve">Wang, T. and Lin, Y. (2024) 'Variation is the way to perfection: imperfect rhyming in Chinese hip hop', </w:t>
       </w:r>
       <w:r>
         <w:rPr>
@@ -7583,7 +8500,7 @@
           <w:color w:val="000000"/>
           <w:sz w:val="22"/>
         </w:rPr>
-        <w:t>Information Processing and Management</w:t>
+        <w:t>Linguistics Vanguard</w:t>
       </w:r>
       <w:r>
         <w:rPr>
@@ -7591,7 +8508,7 @@
           <w:color w:val="000000"/>
           <w:sz w:val="22"/>
         </w:rPr>
-        <w:t>, 33/4: 495–512. https://doi.org/10.1016/S0306-4573(97)00027-7</w:t>
+        <w:t>, 10/1: 505–15. https://doi.org/10.1515/lingvan-2024-0093</w:t>
       </w:r>
     </w:p>
     <w:p>
@@ -7604,7 +8521,37 @@
           <w:color w:val="000000"/>
           <w:sz w:val="22"/>
         </w:rPr>
-        <w:t xml:space="preserve">Sun, Y. </w:t>
+        <w:t xml:space="preserve">Wang, X. (2013) '"I am not a qualified dialect rapper": constructing hip-hop authenticity in China', </w:t>
+      </w:r>
+      <w:r>
+        <w:rPr>
+          <w:rFonts w:ascii="Times New Roman" w:hAnsi="Times New Roman" w:eastAsia="Times New Roman" w:cs="Times New Roman"/>
+          <w:i/>
+          <w:color w:val="000000"/>
+          <w:sz w:val="22"/>
+        </w:rPr>
+        <w:t>Sociolinguistic Studies</w:t>
+      </w:r>
+      <w:r>
+        <w:rPr>
+          <w:rFonts w:ascii="Times New Roman" w:hAnsi="Times New Roman" w:eastAsia="Times New Roman" w:cs="Times New Roman"/>
+          <w:color w:val="000000"/>
+          <w:sz w:val="22"/>
+        </w:rPr>
+        <w:t>, 6/2: 333–72. https://doi.org/10.1558/sols.v6i2.333</w:t>
+      </w:r>
+    </w:p>
+    <w:p>
+      <w:pPr>
+        <w:pStyle w:val="References"/>
+      </w:pPr>
+      <w:r>
+        <w:rPr>
+          <w:rFonts w:ascii="Times New Roman" w:hAnsi="Times New Roman" w:eastAsia="Times New Roman" w:cs="Times New Roman"/>
+          <w:color w:val="000000"/>
+          <w:sz w:val="22"/>
+        </w:rPr>
+        <w:t xml:space="preserve">Wang, Z. </w:t>
       </w:r>
       <w:r>
         <w:rPr>
@@ -7621,7 +8568,7 @@
           <w:color w:val="000000"/>
           <w:sz w:val="22"/>
         </w:rPr>
-        <w:t xml:space="preserve"> (2023) ‘SongRewriter: a Chinese song rewriting system with controllable content and rhyme scheme’, </w:t>
+        <w:t xml:space="preserve"> (2024) 'MuChin: a Chinese colloquial description benchmark for evaluating language models in the field of music', </w:t>
       </w:r>
       <w:r>
         <w:rPr>
@@ -7630,7 +8577,7 @@
           <w:color w:val="000000"/>
           <w:sz w:val="22"/>
         </w:rPr>
-        <w:t>Findings of the Association for Computational Linguistics: ACL 2023</w:t>
+        <w:t>Proceedings of the Thirty-Third International Joint Conference on Artificial Intelligence</w:t>
       </w:r>
       <w:r>
         <w:rPr>
@@ -7638,7 +8585,7 @@
           <w:color w:val="000000"/>
           <w:sz w:val="22"/>
         </w:rPr>
-        <w:t>, pp. 12863–80. https://doi.org/10.18653/v1/2023.findings-acl.814</w:t>
+        <w:t>, pp. 7771–79. https://doi.org/10.24963/ijcai.2024/860</w:t>
       </w:r>
     </w:p>
     <w:p>
@@ -7651,37 +8598,7 @@
           <w:color w:val="000000"/>
           <w:sz w:val="22"/>
         </w:rPr>
-        <w:t xml:space="preserve">Sundararajan, K. and Woodard, D. (2018) ‘What represents “style” in authorship attribution?’, </w:t>
-      </w:r>
-      <w:r>
-        <w:rPr>
-          <w:rFonts w:ascii="Times New Roman" w:hAnsi="Times New Roman" w:eastAsia="Times New Roman" w:cs="Times New Roman"/>
-          <w:i/>
-          <w:color w:val="000000"/>
-          <w:sz w:val="22"/>
-        </w:rPr>
-        <w:t>Proceedings of the 27th International Conference on Computational Linguistics</w:t>
-      </w:r>
-      <w:r>
-        <w:rPr>
-          <w:rFonts w:ascii="Times New Roman" w:hAnsi="Times New Roman" w:eastAsia="Times New Roman" w:cs="Times New Roman"/>
-          <w:color w:val="000000"/>
-          <w:sz w:val="22"/>
-        </w:rPr>
-        <w:t>, pp. 2814–22. https://doi.org/10.18653/v1/C18-1238</w:t>
-      </w:r>
-    </w:p>
-    <w:p>
-      <w:pPr>
-        <w:pStyle w:val="References"/>
-      </w:pPr>
-      <w:r>
-        <w:rPr>
-          <w:rFonts w:ascii="Times New Roman" w:hAnsi="Times New Roman" w:eastAsia="Times New Roman" w:cs="Times New Roman"/>
-          <w:color w:val="000000"/>
-          <w:sz w:val="22"/>
-        </w:rPr>
-        <w:t xml:space="preserve">Wang, A. </w:t>
+        <w:t xml:space="preserve">Wolf, T. </w:t>
       </w:r>
       <w:r>
         <w:rPr>
@@ -7698,7 +8615,7 @@
           <w:color w:val="000000"/>
           <w:sz w:val="22"/>
         </w:rPr>
-        <w:t xml:space="preserve"> (2023) ‘Can authorship representation learning capture stylistic features?’, </w:t>
+        <w:t xml:space="preserve"> (2020) 'Transformers: state-of-the-art natural language processing', </w:t>
       </w:r>
       <w:r>
         <w:rPr>
@@ -7707,7 +8624,7 @@
           <w:color w:val="000000"/>
           <w:sz w:val="22"/>
         </w:rPr>
-        <w:t>Transactions of the Association for Computational Linguistics</w:t>
+        <w:t>Proceedings of the 2020 Conference on Empirical Methods in Natural Language Processing: System Demonstrations</w:t>
       </w:r>
       <w:r>
         <w:rPr>
@@ -7715,7 +8632,7 @@
           <w:color w:val="000000"/>
           <w:sz w:val="22"/>
         </w:rPr>
-        <w:t>, 11: 1416–31. https://doi.org/10.1162/tacl_a_00610</w:t>
+        <w:t>, pp. 38–45. https://doi.org/10.18653/v1/2020.emnlp-demos.6</w:t>
       </w:r>
     </w:p>
     <w:p>
@@ -7728,67 +8645,7 @@
           <w:color w:val="000000"/>
           <w:sz w:val="22"/>
         </w:rPr>
-        <w:t xml:space="preserve">Wang, T. and Lin, Y. (2024) ‘Variation is the way to perfection: imperfect rhyming in Chinese hip hop’, </w:t>
-      </w:r>
-      <w:r>
-        <w:rPr>
-          <w:rFonts w:ascii="Times New Roman" w:hAnsi="Times New Roman" w:eastAsia="Times New Roman" w:cs="Times New Roman"/>
-          <w:i/>
-          <w:color w:val="000000"/>
-          <w:sz w:val="22"/>
-        </w:rPr>
-        <w:t>Linguistics Vanguard</w:t>
-      </w:r>
-      <w:r>
-        <w:rPr>
-          <w:rFonts w:ascii="Times New Roman" w:hAnsi="Times New Roman" w:eastAsia="Times New Roman" w:cs="Times New Roman"/>
-          <w:color w:val="000000"/>
-          <w:sz w:val="22"/>
-        </w:rPr>
-        <w:t>, 10/1: 505–15. https://doi.org/10.1515/lingvan-2024-0093</w:t>
-      </w:r>
-    </w:p>
-    <w:p>
-      <w:pPr>
-        <w:pStyle w:val="References"/>
-      </w:pPr>
-      <w:r>
-        <w:rPr>
-          <w:rFonts w:ascii="Times New Roman" w:hAnsi="Times New Roman" w:eastAsia="Times New Roman" w:cs="Times New Roman"/>
-          <w:color w:val="000000"/>
-          <w:sz w:val="22"/>
-        </w:rPr>
-        <w:t xml:space="preserve">Wang, X. (2013) ‘“I am not a qualified dialect rapper”: constructing hip-hop authenticity in China’, </w:t>
-      </w:r>
-      <w:r>
-        <w:rPr>
-          <w:rFonts w:ascii="Times New Roman" w:hAnsi="Times New Roman" w:eastAsia="Times New Roman" w:cs="Times New Roman"/>
-          <w:i/>
-          <w:color w:val="000000"/>
-          <w:sz w:val="22"/>
-        </w:rPr>
-        <w:t>Sociolinguistic Studies</w:t>
-      </w:r>
-      <w:r>
-        <w:rPr>
-          <w:rFonts w:ascii="Times New Roman" w:hAnsi="Times New Roman" w:eastAsia="Times New Roman" w:cs="Times New Roman"/>
-          <w:color w:val="000000"/>
-          <w:sz w:val="22"/>
-        </w:rPr>
-        <w:t>, 6/2: 333–72. https://doi.org/10.1558/sols.v6i2.333</w:t>
-      </w:r>
-    </w:p>
-    <w:p>
-      <w:pPr>
-        <w:pStyle w:val="References"/>
-      </w:pPr>
-      <w:r>
-        <w:rPr>
-          <w:rFonts w:ascii="Times New Roman" w:hAnsi="Times New Roman" w:eastAsia="Times New Roman" w:cs="Times New Roman"/>
-          <w:color w:val="000000"/>
-          <w:sz w:val="22"/>
-        </w:rPr>
-        <w:t xml:space="preserve">Wang, Z. </w:t>
+        <w:t xml:space="preserve">Xue, L. </w:t>
       </w:r>
       <w:r>
         <w:rPr>
@@ -7805,7 +8662,7 @@
           <w:color w:val="000000"/>
           <w:sz w:val="22"/>
         </w:rPr>
-        <w:t xml:space="preserve"> (2024) ‘MuChin: a Chinese colloquial description benchmark for evaluating language models in the field of music’, </w:t>
+        <w:t xml:space="preserve"> (2021) 'DeepRapper: neural rap generation with rhyme and rhythm modeling', </w:t>
       </w:r>
       <w:r>
         <w:rPr>
@@ -7814,7 +8671,7 @@
           <w:color w:val="000000"/>
           <w:sz w:val="22"/>
         </w:rPr>
-        <w:t>Proceedings of the Thirty-Third International Joint Conference on Artificial Intelligence</w:t>
+        <w:t>Proceedings of the 59th Annual Meeting of the Association for Computational Linguistics and the 11th International Joint Conference on Natural Language Processing</w:t>
       </w:r>
       <w:r>
         <w:rPr>
@@ -7822,7 +8679,7 @@
           <w:color w:val="000000"/>
           <w:sz w:val="22"/>
         </w:rPr>
-        <w:t>, pp. 7771–79. https://doi.org/10.24963/ijcai.2024/860</w:t>
+        <w:t>, pp. 69–81. https://doi.org/10.18653/v1/2021.acl-long.6</w:t>
       </w:r>
     </w:p>
     <w:p>
@@ -7835,7 +8692,7 @@
           <w:color w:val="000000"/>
           <w:sz w:val="22"/>
         </w:rPr>
-        <w:t xml:space="preserve">Wolf, T. </w:t>
+        <w:t xml:space="preserve">Yang, Y. </w:t>
       </w:r>
       <w:r>
         <w:rPr>
@@ -7852,101 +8709,7 @@
           <w:color w:val="000000"/>
           <w:sz w:val="22"/>
         </w:rPr>
-        <w:t xml:space="preserve"> (2020) ‘Transformers: state-of-the-art natural language processing’, </w:t>
-      </w:r>
-      <w:r>
-        <w:rPr>
-          <w:rFonts w:ascii="Times New Roman" w:hAnsi="Times New Roman" w:eastAsia="Times New Roman" w:cs="Times New Roman"/>
-          <w:i/>
-          <w:color w:val="000000"/>
-          <w:sz w:val="22"/>
-        </w:rPr>
-        <w:t>Proceedings of the 2020 Conference on Empirical Methods in Natural Language Processing: System Demonstrations</w:t>
-      </w:r>
-      <w:r>
-        <w:rPr>
-          <w:rFonts w:ascii="Times New Roman" w:hAnsi="Times New Roman" w:eastAsia="Times New Roman" w:cs="Times New Roman"/>
-          <w:color w:val="000000"/>
-          <w:sz w:val="22"/>
-        </w:rPr>
-        <w:t>, pp. 38–45. https://doi.org/10.18653/v1/2020.emnlp-demos.6</w:t>
-      </w:r>
-    </w:p>
-    <w:p>
-      <w:pPr>
-        <w:pStyle w:val="References"/>
-      </w:pPr>
-      <w:r>
-        <w:rPr>
-          <w:rFonts w:ascii="Times New Roman" w:hAnsi="Times New Roman" w:eastAsia="Times New Roman" w:cs="Times New Roman"/>
-          <w:color w:val="000000"/>
-          <w:sz w:val="22"/>
-        </w:rPr>
-        <w:t xml:space="preserve">Xue, L. </w:t>
-      </w:r>
-      <w:r>
-        <w:rPr>
-          <w:rFonts w:ascii="Times New Roman" w:hAnsi="Times New Roman" w:eastAsia="Times New Roman" w:cs="Times New Roman"/>
-          <w:i/>
-          <w:color w:val="000000"/>
-          <w:sz w:val="22"/>
-        </w:rPr>
-        <w:t>et al.</w:t>
-      </w:r>
-      <w:r>
-        <w:rPr>
-          <w:rFonts w:ascii="Times New Roman" w:hAnsi="Times New Roman" w:eastAsia="Times New Roman" w:cs="Times New Roman"/>
-          <w:color w:val="000000"/>
-          <w:sz w:val="22"/>
-        </w:rPr>
-        <w:t xml:space="preserve"> (2021) ‘DeepRapper: neural rap generation with rhyme and rhythm modeling’, </w:t>
-      </w:r>
-      <w:r>
-        <w:rPr>
-          <w:rFonts w:ascii="Times New Roman" w:hAnsi="Times New Roman" w:eastAsia="Times New Roman" w:cs="Times New Roman"/>
-          <w:i/>
-          <w:color w:val="000000"/>
-          <w:sz w:val="22"/>
-        </w:rPr>
-        <w:t>Proceedings of the 59th Annual Meeting of the Association for Computational Linguistics and the 11th International Joint Conference on Natural Language Processing</w:t>
-      </w:r>
-      <w:r>
-        <w:rPr>
-          <w:rFonts w:ascii="Times New Roman" w:hAnsi="Times New Roman" w:eastAsia="Times New Roman" w:cs="Times New Roman"/>
-          <w:color w:val="000000"/>
-          <w:sz w:val="22"/>
-        </w:rPr>
-        <w:t>, pp. 69–81. https://doi.org/10.18653/v1/2021.acl-long.6</w:t>
-      </w:r>
-    </w:p>
-    <w:p>
-      <w:pPr>
-        <w:pStyle w:val="References"/>
-      </w:pPr>
-      <w:r>
-        <w:rPr>
-          <w:rFonts w:ascii="Times New Roman" w:hAnsi="Times New Roman" w:eastAsia="Times New Roman" w:cs="Times New Roman"/>
-          <w:color w:val="000000"/>
-          <w:sz w:val="22"/>
-        </w:rPr>
-        <w:t xml:space="preserve">Yang, Y. </w:t>
-      </w:r>
-      <w:r>
-        <w:rPr>
-          <w:rFonts w:ascii="Times New Roman" w:hAnsi="Times New Roman" w:eastAsia="Times New Roman" w:cs="Times New Roman"/>
-          <w:i/>
-          <w:color w:val="000000"/>
-          <w:sz w:val="22"/>
-        </w:rPr>
-        <w:t>et al.</w:t>
-      </w:r>
-      <w:r>
-        <w:rPr>
-          <w:rFonts w:ascii="Times New Roman" w:hAnsi="Times New Roman" w:eastAsia="Times New Roman" w:cs="Times New Roman"/>
-          <w:color w:val="000000"/>
-          <w:sz w:val="22"/>
-        </w:rPr>
-        <w:t xml:space="preserve"> (2018) ‘Distantly supervised NER with partial annotation learning and reinforcement learning’, </w:t>
+        <w:t xml:space="preserve"> (2018) 'Distantly supervised NER with partial annotation learning and reinforcement learning', </w:t>
       </w:r>
       <w:r>
         <w:rPr>
